--- a/plantillas_maestras/04_seguro_proteccion_tarjetas_y_dinero/falta_evaluacion_invalidez/2_o_mas_ddos_varios/varon/TPL_1039_2025_SEGURO_PROTECCION_TARJETAS_Y_DINERO_FALTA_EVALUACION_INVALIDEZ_ASEGURADORA_VARON_R1.docx
+++ b/plantillas_maestras/04_seguro_proteccion_tarjetas_y_dinero/falta_evaluacion_invalidez/2_o_mas_ddos_varios/varon/TPL_1039_2025_SEGURO_PROTECCION_TARJETAS_Y_DINERO_FALTA_EVALUACION_INVALIDEZ_ASEGURADORA_VARON_R1.docx
@@ -310,7 +310,7 @@
           <w14:ligatures w14:val="none"/>
         </w:rPr>
         <w:tab/>
-        <w:t xml:space="preserve">:       </w:t>
+        <w:t xml:space="preserve">: </w:t>
       </w:r>
       <w:r>
         <w:rPr>
@@ -741,7 +741,7 @@
           <w:lang w:val="es-ES" w:eastAsia="es-ES"/>
           <w14:ligatures w14:val="none"/>
         </w:rPr>
-        <w:t>es a la Ley N°29571, Código de Protección y Defensa del Consumidor (en adelante, Código)</w:t>
+        <w:t>es a la Ley 29571, Código de Protección y Defensa del Consumidor (en adelante, Código)</w:t>
       </w:r>
       <w:r>
         <w:rPr>
@@ -882,7 +882,7 @@
           <w:lang w:eastAsia="es-ES"/>
           <w14:ligatures w14:val="none"/>
         </w:rPr>
-        <w:t>– Póliza N° 5701922 (en adelante, “Seguro de Protección de Tarjetas”)</w:t>
+        <w:t>– Póliza 5701922 (en adelante, “Seguro de Protección de Tarjetas”)</w:t>
       </w:r>
       <w:r>
         <w:rPr>
@@ -1740,7 +1740,7 @@
           <w:lang w:eastAsia="es-ES"/>
           <w14:ligatures w14:val="none"/>
         </w:rPr>
-        <w:t xml:space="preserve">N° 5701922 </w:t>
+        <w:t xml:space="preserve">5701922 </w:t>
       </w:r>
       <w:r>
         <w:rPr>
@@ -1876,7 +1876,7 @@
           <w:lang w:eastAsia="es-PE"/>
           <w14:ligatures w14:val="none"/>
         </w:rPr>
-        <w:t>Secretaría Técnica de la Comisión de Protección al Consumidor N°1 (en adelante, la Secretaría Técnica)</w:t>
+        <w:t>Secretaría Técnica de la Comisión de Protección al Consumidor 1 (en adelante, la Secretaría Técnica)</w:t>
       </w:r>
       <w:r>
         <w:rPr>
@@ -1927,7 +1927,7 @@
           <w:lang w:eastAsia="es-PE"/>
           <w14:ligatures w14:val="none"/>
         </w:rPr>
-        <w:t>la compañía aseguradora habría requerido indebidamente al denunciante un informe de resonancia magnética y rayos X próximos al evento del 16 de octubre de 2023 en virtud de la cobertura del Seguro de Tarjeta Protegida - Póliza Soles N.º 5701922, pese a no contar con dicha información</w:t>
+        <w:t>la compañía aseguradora habría requerido indebidamente al denunciante un informe de resonancia magnética y rayos X próximos al evento del 16 de octubre de 2023 en virtud de la cobertura del Seguro de Tarjeta Protegida - Póliza Soles 5701922, pese a no contar con dicha información</w:t>
       </w:r>
       <w:r>
         <w:rPr>
@@ -1992,7 +1992,7 @@
           <w:lang w:eastAsia="es-PE"/>
           <w14:ligatures w14:val="none"/>
         </w:rPr>
-        <w:t>literal g) del artículo 56°</w:t>
+        <w:t>literal g) del artículo 56</w:t>
       </w:r>
       <w:r>
         <w:rPr>
@@ -2043,7 +2043,7 @@
           <w:lang w:eastAsia="es-PE"/>
           <w14:ligatures w14:val="none"/>
         </w:rPr>
-        <w:t xml:space="preserve">  </w:t>
+        <w:t xml:space="preserve"> </w:t>
       </w:r>
     </w:p>
     <w:p>
@@ -2169,7 +2169,7 @@
           <w:lang w:eastAsia="es-PE"/>
           <w14:ligatures w14:val="none"/>
         </w:rPr>
-        <w:t>°</w:t>
+        <w:t/>
       </w:r>
       <w:r>
         <w:rPr>
@@ -2410,7 +2410,7 @@
           <w:lang w:val="es-ES" w:eastAsia="es-ES"/>
           <w14:ligatures w14:val="none"/>
         </w:rPr>
-        <w:t xml:space="preserve">(i) presentar una copia debidamente suscrita de la Póliza Soles N.º </w:t>
+        <w:t xml:space="preserve">(i) presentar una copia debidamente suscrita de la Póliza Soles </w:t>
       </w:r>
       <w:r>
         <w:rPr>
@@ -2543,7 +2543,7 @@
           <w:lang w:eastAsia="es-PE"/>
           <w14:ligatures w14:val="none"/>
         </w:rPr>
-        <w:t xml:space="preserve">LUCIÓN DE LA SECRETARÍA TÉCNICA  </w:t>
+        <w:t xml:space="preserve">LUCIÓN DE LA SECRETARÍA TÉCNICA </w:t>
       </w:r>
     </w:p>
     <w:p>
@@ -2814,7 +2814,7 @@
           <w:lang w:eastAsia="es-PE"/>
           <w14:ligatures w14:val="none"/>
         </w:rPr>
-        <w:t>°</w:t>
+        <w:t/>
       </w:r>
       <w:r>
         <w:rPr>
@@ -2880,7 +2880,7 @@
           <w:lang w:eastAsia="es-PE"/>
           <w14:ligatures w14:val="none"/>
         </w:rPr>
-        <w:t xml:space="preserve"> en virtud de la cobertura del Seguro de Tarjeta Protegida - Póliza Soles N.º </w:t>
+        <w:t xml:space="preserve"> en virtud de la cobertura del Seguro de Tarjeta Protegida - Póliza Soles </w:t>
       </w:r>
       <w:r>
         <w:rPr>
@@ -2988,7 +2988,7 @@
           <w:lang w:eastAsia="es-PE"/>
           <w14:ligatures w14:val="none"/>
         </w:rPr>
-        <w:t>°</w:t>
+        <w:t/>
       </w:r>
       <w:r>
         <w:rPr>
@@ -3336,7 +3336,7 @@
           <w:lang w:eastAsia="es-PE"/>
           <w14:ligatures w14:val="none"/>
         </w:rPr>
-        <w:t>°</w:t>
+        <w:t/>
       </w:r>
       <w:r>
         <w:rPr>
@@ -3414,7 +3414,7 @@
           <w:lang w:eastAsia="es-PE"/>
           <w14:ligatures w14:val="none"/>
         </w:rPr>
-        <w:t>°</w:t>
+        <w:t/>
       </w:r>
       <w:r>
         <w:rPr>
@@ -3653,7 +3653,7 @@
           <w:lang w:eastAsia="es-PE"/>
           <w14:ligatures w14:val="none"/>
         </w:rPr>
-        <w:t>°</w:t>
+        <w:t/>
       </w:r>
       <w:r>
         <w:rPr>
@@ -3823,7 +3823,7 @@
           <w:lang w:val="es-ES" w:eastAsia="es-ES"/>
           <w14:ligatures w14:val="none"/>
         </w:rPr>
-        <w:t xml:space="preserve">(i) presentar una copia debidamente suscrita de la Póliza Soles N.º </w:t>
+        <w:t xml:space="preserve">(i) presentar una copia debidamente suscrita de la Póliza Soles </w:t>
       </w:r>
       <w:r>
         <w:rPr>
@@ -3954,7 +3954,7 @@
           <w:lang w:eastAsia="es-PE"/>
           <w14:ligatures w14:val="none"/>
         </w:rPr>
-        <w:t>°</w:t>
+        <w:t/>
       </w:r>
       <w:r>
         <w:rPr>
@@ -3995,7 +3995,7 @@
           <w:lang w:eastAsia="es-PE"/>
           <w14:ligatures w14:val="none"/>
         </w:rPr>
-        <w:t>°</w:t>
+        <w:t/>
       </w:r>
       <w:r>
         <w:rPr>
@@ -4015,7 +4015,7 @@
           <w:lang w:eastAsia="es-PE"/>
           <w14:ligatures w14:val="none"/>
         </w:rPr>
-        <w:t>°</w:t>
+        <w:t/>
       </w:r>
       <w:r>
         <w:rPr>
@@ -4035,7 +4035,7 @@
           <w:lang w:eastAsia="es-PE"/>
           <w14:ligatures w14:val="none"/>
         </w:rPr>
-        <w:t>°</w:t>
+        <w:t/>
       </w:r>
       <w:r>
         <w:rPr>
@@ -4088,7 +4088,7 @@
           <w:lang w:eastAsia="es-PE"/>
           <w14:ligatures w14:val="none"/>
         </w:rPr>
-        <w:t>°</w:t>
+        <w:t/>
       </w:r>
       <w:r>
         <w:rPr>
@@ -4179,7 +4179,7 @@
           <w:lang w:eastAsia="es-PE"/>
           <w14:ligatures w14:val="none"/>
         </w:rPr>
-        <w:t>°</w:t>
+        <w:t/>
       </w:r>
       <w:r>
         <w:rPr>
@@ -4253,7 +4253,7 @@
           <w:lang w:eastAsia="es-PE"/>
           <w14:ligatures w14:val="none"/>
         </w:rPr>
-        <w:t>°</w:t>
+        <w:t/>
       </w:r>
       <w:r>
         <w:rPr>
@@ -4261,7 +4261,7 @@
           <w:kern w:val="0"/>
           <w14:ligatures w14:val="none"/>
         </w:rPr>
-        <w:t xml:space="preserve"> del Decreto Legislativo N° 807</w:t>
+        <w:t xml:space="preserve"> del Decreto Legislativo 807</w:t>
       </w:r>
       <w:r>
         <w:rPr>
@@ -4512,7 +4512,7 @@
           <w:lang w:eastAsia="es-PE"/>
           <w14:ligatures w14:val="none"/>
         </w:rPr>
-        <w:t>°</w:t>
+        <w:t/>
       </w:r>
       <w:r>
         <w:rPr>
@@ -4536,7 +4536,7 @@
           <w:lang w:eastAsia="es-PE"/>
           <w14:ligatures w14:val="none"/>
         </w:rPr>
-        <w:t>°</w:t>
+        <w:t/>
       </w:r>
       <w:r>
         <w:rPr>
@@ -4673,7 +4673,7 @@
         <w:rPr>
           <w:rFonts w:ascii="Arial Narrow" w:eastAsia="Calibri" w:hAnsi="Arial Narrow"/>
         </w:rPr>
-        <w:t>n.</w:t>
+        <w:t/>
       </w:r>
     </w:p>
     <w:p>
@@ -4823,7 +4823,7 @@
           <w:kern w:val="0"/>
           <w14:ligatures w14:val="none"/>
         </w:rPr>
-        <w:t> Protección al Consumidor N° 1</w:t>
+        <w:t> Protección al Consumidor 1</w:t>
       </w:r>
     </w:p>
     <w:p>
@@ -5016,7 +5016,7 @@
           <w:szCs w:val="16"/>
         </w:rPr>
         <w:tab/>
-        <w:t xml:space="preserve">Denuncia remitida a esta Comisión mediante MEMORANDUM N° </w:t>
+        <w:t xml:space="preserve">Denuncia remitida a esta Comisión mediante MEMORANDUM </w:t>
       </w:r>
       <w:r>
         <w:rPr>
@@ -5199,7 +5199,7 @@
           <w:sz w:val="16"/>
           <w:szCs w:val="16"/>
         </w:rPr>
-        <w:t xml:space="preserve">  </w:t>
+        <w:t xml:space="preserve"> </w:t>
       </w:r>
       <w:r>
         <w:rPr>
@@ -5217,7 +5217,7 @@
           <w:sz w:val="16"/>
           <w:szCs w:val="16"/>
         </w:rPr>
-        <w:t xml:space="preserve">LEY N° 29571, CÓDIGO DE PROTECCIÓN Y DEFENSA DEL CONSUMIDOR, publicado el 2 de setiembre de 2010 y modificado por Decreto Legislativo N° 1308 </w:t>
+        <w:t xml:space="preserve">LEY 29571, CÓDIGO DE PROTECCIÓN Y DEFENSA DEL CONSUMIDOR, publicado el 2 de setiembre de 2010 y modificado por Decreto Legislativo 1308 </w:t>
       </w:r>
     </w:p>
     <w:p>
@@ -5269,7 +5269,7 @@
           <w:szCs w:val="16"/>
         </w:rPr>
         <w:tab/>
-        <w:t xml:space="preserve">El Instituto Nacional de Defensa de la Competencia y de la Protección de la Propiedad Intelectual (Indecopi) es la autoridad con competencia primaria y de alcance nacional para conocer las presuntas infracciones a las disposiciones contenidas en el presente Código, así como para imponer las sanciones y medidas correctivas establecidas en el presente capítulo, conforme al Decreto Legislativo N° 1033, Ley de Organización y Funciones del Indecopi. Dicha competencia solo puede ser negada cuando ella haya sido asignada o se asigne a favor de otro organismo por norma expresa con rango de ley. </w:t>
+        <w:t xml:space="preserve">El Instituto Nacional de Defensa de la Competencia y de la Protección de la Propiedad Intelectual (Indecopi) es la autoridad con competencia primaria y de alcance nacional para conocer las presuntas infracciones a las disposiciones contenidas en el presente Código, así como para imponer las sanciones y medidas correctivas establecidas en el presente capítulo, conforme al Decreto Legislativo 1033, Ley de Organización y Funciones del Indecopi. Dicha competencia solo puede ser negada cuando ella haya sido asignada o se asigne a favor de otro organismo por norma expresa con rango de ley. </w:t>
       </w:r>
     </w:p>
     <w:p>
@@ -5343,7 +5343,7 @@
           <w:sz w:val="16"/>
           <w:szCs w:val="16"/>
         </w:rPr>
-        <w:t xml:space="preserve">LEY DE ORGANIZACIÓN Y FUNCIONES DEL INDECOPI, APROBADA POR DECRETO LEGISLATIVO N° 1033 </w:t>
+        <w:t xml:space="preserve">LEY DE ORGANIZACIÓN Y FUNCIONES DEL INDECOPI, APROBADA POR DECRETO LEGISLATIVO 1033 </w:t>
       </w:r>
     </w:p>
     <w:p>
@@ -5481,7 +5481,7 @@
           <w:sz w:val="16"/>
           <w:szCs w:val="16"/>
         </w:rPr>
-        <w:t>N°</w:t>
+        <w:t/>
       </w:r>
       <w:proofErr w:type="spellEnd"/>
       <w:r>
@@ -5503,7 +5503,7 @@
           <w:sz w:val="16"/>
           <w:szCs w:val="16"/>
         </w:rPr>
-        <w:t>N°</w:t>
+        <w:t/>
       </w:r>
       <w:proofErr w:type="spellEnd"/>
       <w:r>
@@ -5514,7 +5514,7 @@
           <w:sz w:val="16"/>
           <w:szCs w:val="16"/>
         </w:rPr>
-        <w:t xml:space="preserve"> 1308   </w:t>
+        <w:t xml:space="preserve"> 1308 </w:t>
       </w:r>
     </w:p>
     <w:p>
@@ -5661,7 +5661,7 @@
           <w:sz w:val="16"/>
           <w:szCs w:val="16"/>
         </w:rPr>
-        <w:t xml:space="preserve">           </w:t>
+        <w:t xml:space="preserve"> </w:t>
       </w:r>
       <w:r>
         <w:rPr>
@@ -5690,7 +5690,7 @@
           <w:sz w:val="16"/>
           <w:szCs w:val="16"/>
         </w:rPr>
-        <w:t>N°</w:t>
+        <w:t/>
       </w:r>
       <w:proofErr w:type="spellEnd"/>
       <w:r>
@@ -5712,7 +5712,7 @@
           <w:sz w:val="16"/>
           <w:szCs w:val="16"/>
         </w:rPr>
-        <w:t>N°</w:t>
+        <w:t/>
       </w:r>
       <w:proofErr w:type="spellEnd"/>
       <w:r>
@@ -5723,7 +5723,7 @@
           <w:sz w:val="16"/>
           <w:szCs w:val="16"/>
         </w:rPr>
-        <w:t xml:space="preserve"> 1308   </w:t>
+        <w:t xml:space="preserve"> 1308 </w:t>
       </w:r>
     </w:p>
     <w:p>
@@ -5842,7 +5842,7 @@
           <w:sz w:val="16"/>
           <w:szCs w:val="16"/>
         </w:rPr>
-        <w:t xml:space="preserve">  </w:t>
+        <w:t xml:space="preserve"> </w:t>
       </w:r>
       <w:r>
         <w:rPr>
@@ -5871,7 +5871,7 @@
           <w:sz w:val="16"/>
           <w:szCs w:val="16"/>
         </w:rPr>
-        <w:t>N°</w:t>
+        <w:t/>
       </w:r>
       <w:proofErr w:type="spellEnd"/>
       <w:r>
@@ -6049,7 +6049,7 @@
           <w:sz w:val="16"/>
           <w:szCs w:val="16"/>
         </w:rPr>
-        <w:t>Nº</w:t>
+        <w:t/>
       </w:r>
       <w:proofErr w:type="spellEnd"/>
       <w:r>
@@ -6137,7 +6137,7 @@
           <w:sz w:val="16"/>
           <w:szCs w:val="16"/>
         </w:rPr>
-        <w:t>publicado el 2 de setiembre de 2010 y modificado por Decreto Legislativo N° 1308</w:t>
+        <w:t>publicado el 2 de setiembre de 2010 y modificado por Decreto Legislativo 1308</w:t>
       </w:r>
     </w:p>
     <w:p>
@@ -6294,15 +6294,15 @@
           <w:szCs w:val="16"/>
           <w:vertAlign w:val="superscript"/>
         </w:rPr>
-        <w:t xml:space="preserve">  </w:t>
-      </w:r>
-      <w:r>
-        <w:rPr>
-          <w:rFonts w:ascii="Arial Narrow" w:hAnsi="Arial Narrow" w:cs="Arial"/>
-          <w:sz w:val="16"/>
-          <w:szCs w:val="16"/>
-        </w:rPr>
-        <w:t xml:space="preserve">     </w:t>
+        <w:t xml:space="preserve"> </w:t>
+      </w:r>
+      <w:r>
+        <w:rPr>
+          <w:rFonts w:ascii="Arial Narrow" w:hAnsi="Arial Narrow" w:cs="Arial"/>
+          <w:sz w:val="16"/>
+          <w:szCs w:val="16"/>
+        </w:rPr>
+        <w:t xml:space="preserve"> </w:t>
       </w:r>
       <w:r>
         <w:rPr>
@@ -6338,7 +6338,7 @@
           <w:sz w:val="16"/>
           <w:szCs w:val="16"/>
         </w:rPr>
-        <w:t>publicado el 2 de setiembre de 2010 y modificado por Decreto Legislativo N° 1308</w:t>
+        <w:t>publicado el 2 de setiembre de 2010 y modificado por Decreto Legislativo 1308</w:t>
       </w:r>
     </w:p>
     <w:p>
@@ -6381,7 +6381,7 @@
           <w:sz w:val="16"/>
           <w:szCs w:val="16"/>
         </w:rPr>
-        <w:t>El órgano resolutivo puede sancionar las infracciones administrativas a que se refiere el artículo 108º con amonestación y multas de hasta cuatrocientos cincuenta (450) Unidades Impositivas Tributarias (UIT), las cuales son calificadas de la siguiente manera:</w:t>
+        <w:t>El órgano resolutivo puede sancionar las infracciones administrativas a que se refiere el artículo 108 con amonestación y multas de hasta cuatrocientos cincuenta (450) Unidades Impositivas Tributarias (UIT), las cuales son calificadas de la siguiente manera:</w:t>
       </w:r>
     </w:p>
     <w:p>
@@ -6504,7 +6504,7 @@
           <w:sz w:val="16"/>
           <w:szCs w:val="16"/>
         </w:rPr>
-        <w:t xml:space="preserve">        </w:t>
+        <w:t xml:space="preserve"> </w:t>
       </w:r>
       <w:r>
         <w:rPr>
@@ -7303,7 +7303,7 @@
           <w:sz w:val="16"/>
           <w:szCs w:val="16"/>
         </w:rPr>
-        <w:t xml:space="preserve">         </w:t>
+        <w:t xml:space="preserve"> </w:t>
       </w:r>
       <w:r>
         <w:rPr>
@@ -7339,7 +7339,7 @@
           <w:sz w:val="16"/>
           <w:szCs w:val="16"/>
         </w:rPr>
-        <w:t>publicado el 2 de setiembre de 2010 y modificado por Decreto Legislativo N° 1308</w:t>
+        <w:t>publicado el 2 de setiembre de 2010 y modificado por Decreto Legislativo 1308</w:t>
       </w:r>
     </w:p>
     <w:p>
@@ -7547,7 +7547,7 @@
           <w:sz w:val="16"/>
           <w:szCs w:val="16"/>
         </w:rPr>
-        <w:t>Nº</w:t>
+        <w:t/>
       </w:r>
       <w:proofErr w:type="spellEnd"/>
       <w:r>
@@ -7959,7 +7959,7 @@
               <w:sz w:val="16"/>
               <w:szCs w:val="16"/>
             </w:rPr>
-            <w:t xml:space="preserve">CNICA DE LA    </w:t>
+            <w:t xml:space="preserve">CNICA DE LA </w:t>
           </w:r>
         </w:p>
         <w:p>

--- a/plantillas_maestras/04_seguro_proteccion_tarjetas_y_dinero/falta_evaluacion_invalidez/2_o_mas_ddos_varios/varon/TPL_1039_2025_SEGURO_PROTECCION_TARJETAS_Y_DINERO_FALTA_EVALUACION_INVALIDEZ_ASEGURADORA_VARON_R1.docx
+++ b/plantillas_maestras/04_seguro_proteccion_tarjetas_y_dinero/falta_evaluacion_invalidez/2_o_mas_ddos_varios/varon/TPL_1039_2025_SEGURO_PROTECCION_TARJETAS_Y_DINERO_FALTA_EVALUACION_INVALIDEZ_ASEGURADORA_VARON_R1.docx
@@ -93,7 +93,7 @@
           <w:lang w:eastAsia="es-PE"/>
           <w14:ligatures w14:val="none"/>
         </w:rPr>
-        <w:t>DENUNCIANTE</w:t>
+        <w:t xml:space="preserve">DENUNCIANTE:[DENUNCIANTE] (SEÑOR [APELLIDO])</w:t>
       </w:r>
       <w:r>
         <w:rPr>
@@ -105,7 +105,7 @@
           <w14:ligatures w14:val="none"/>
         </w:rPr>
         <w:tab/>
-        <w:t>:</w:t>
+        <w:t/>
       </w:r>
       <w:r>
         <w:rPr>
@@ -127,51 +127,51 @@
           <w:lang w:eastAsia="es-PE"/>
           <w14:ligatures w14:val="none"/>
         </w:rPr>
-        <w:t xml:space="preserve">ANIBAL MEZA </w:t>
-      </w:r>
-      <w:r>
-        <w:rPr>
-          <w:rFonts w:ascii="Arial Narrow" w:eastAsia="Arial Narrow" w:hAnsi="Arial Narrow" w:cs="Arial Narrow"/>
-          <w:b/>
-          <w:color w:val="000000"/>
-          <w:kern w:val="0"/>
-          <w:lang w:eastAsia="es-PE"/>
-          <w14:ligatures w14:val="none"/>
-        </w:rPr>
-        <w:t>CAJAHUAMAN</w:t>
-      </w:r>
-      <w:r>
-        <w:rPr>
-          <w:rFonts w:ascii="Arial Narrow" w:eastAsia="Arial Narrow" w:hAnsi="Arial Narrow" w:cs="Arial Narrow"/>
-          <w:b/>
-          <w:color w:val="000000"/>
-          <w:kern w:val="0"/>
-          <w:lang w:eastAsia="es-PE"/>
-          <w14:ligatures w14:val="none"/>
-        </w:rPr>
-        <w:t xml:space="preserve"> (SEÑOR </w:t>
-      </w:r>
-      <w:r>
-        <w:rPr>
-          <w:rFonts w:ascii="Arial Narrow" w:eastAsia="Arial Narrow" w:hAnsi="Arial Narrow" w:cs="Arial Narrow"/>
-          <w:b/>
-          <w:color w:val="000000"/>
-          <w:kern w:val="0"/>
-          <w:lang w:eastAsia="es-PE"/>
-          <w14:ligatures w14:val="none"/>
-        </w:rPr>
-        <w:t>MEZA</w:t>
-      </w:r>
-      <w:r>
-        <w:rPr>
-          <w:rFonts w:ascii="Arial Narrow" w:eastAsia="Arial Narrow" w:hAnsi="Arial Narrow" w:cs="Arial Narrow"/>
-          <w:b/>
-          <w:color w:val="000000"/>
-          <w:kern w:val="0"/>
-          <w:lang w:eastAsia="es-PE"/>
-          <w14:ligatures w14:val="none"/>
-        </w:rPr>
-        <w:t>)</w:t>
+        <w:t xml:space="preserve"/>
+      </w:r>
+      <w:r>
+        <w:rPr>
+          <w:rFonts w:ascii="Arial Narrow" w:eastAsia="Arial Narrow" w:hAnsi="Arial Narrow" w:cs="Arial Narrow"/>
+          <w:b/>
+          <w:color w:val="000000"/>
+          <w:kern w:val="0"/>
+          <w:lang w:eastAsia="es-PE"/>
+          <w14:ligatures w14:val="none"/>
+        </w:rPr>
+        <w:t/>
+      </w:r>
+      <w:r>
+        <w:rPr>
+          <w:rFonts w:ascii="Arial Narrow" w:eastAsia="Arial Narrow" w:hAnsi="Arial Narrow" w:cs="Arial Narrow"/>
+          <w:b/>
+          <w:color w:val="000000"/>
+          <w:kern w:val="0"/>
+          <w:lang w:eastAsia="es-PE"/>
+          <w14:ligatures w14:val="none"/>
+        </w:rPr>
+        <w:t xml:space="preserve"/>
+      </w:r>
+      <w:r>
+        <w:rPr>
+          <w:rFonts w:ascii="Arial Narrow" w:eastAsia="Arial Narrow" w:hAnsi="Arial Narrow" w:cs="Arial Narrow"/>
+          <w:b/>
+          <w:color w:val="000000"/>
+          <w:kern w:val="0"/>
+          <w:lang w:eastAsia="es-PE"/>
+          <w14:ligatures w14:val="none"/>
+        </w:rPr>
+        <w:t/>
+      </w:r>
+      <w:r>
+        <w:rPr>
+          <w:rFonts w:ascii="Arial Narrow" w:eastAsia="Arial Narrow" w:hAnsi="Arial Narrow" w:cs="Arial Narrow"/>
+          <w:b/>
+          <w:color w:val="000000"/>
+          <w:kern w:val="0"/>
+          <w:lang w:eastAsia="es-PE"/>
+          <w14:ligatures w14:val="none"/>
+        </w:rPr>
+        <w:t/>
       </w:r>
     </w:p>
     <w:p>
@@ -612,7 +612,7 @@
           <w:lang w:val="es-ES" w:eastAsia="es-ES"/>
           <w14:ligatures w14:val="none"/>
         </w:rPr>
-        <w:t xml:space="preserve">Mediante el escrito del </w:t>
+        <w:t xml:space="preserve">Mediante el escrito del 12 de marzo de 2025 el señor [APELLIDO] denunció a La Positiva por presuntas infracciones a la Ley 29571, Código de Protección y Defensa del Consumidor (en adelante, Código), señalando lo siguiente:</w:t>
       </w:r>
       <w:r>
         <w:rPr>
@@ -622,7 +622,7 @@
           <w:lang w:val="es-ES" w:eastAsia="es-ES"/>
           <w14:ligatures w14:val="none"/>
         </w:rPr>
-        <w:t>12</w:t>
+        <w:t/>
       </w:r>
       <w:r>
         <w:rPr>
@@ -632,7 +632,7 @@
           <w:lang w:val="es-ES" w:eastAsia="es-ES"/>
           <w14:ligatures w14:val="none"/>
         </w:rPr>
-        <w:t xml:space="preserve"> de </w:t>
+        <w:t xml:space="preserve"/>
       </w:r>
       <w:r>
         <w:rPr>
@@ -642,7 +642,7 @@
           <w:lang w:val="es-ES" w:eastAsia="es-ES"/>
           <w14:ligatures w14:val="none"/>
         </w:rPr>
-        <w:t>marzo de 2025</w:t>
+        <w:t/>
       </w:r>
       <w:r>
         <w:rPr>
@@ -661,7 +661,7 @@
           <w:kern w:val="0"/>
           <w14:ligatures w14:val="none"/>
         </w:rPr>
-        <w:t xml:space="preserve"> </w:t>
+        <w:t xml:space="preserve"/>
       </w:r>
       <w:r>
         <w:rPr>
@@ -669,7 +669,7 @@
           <w:kern w:val="0"/>
           <w14:ligatures w14:val="none"/>
         </w:rPr>
-        <w:t>el</w:t>
+        <w:t/>
       </w:r>
       <w:r>
         <w:rPr>
@@ -677,7 +677,7 @@
           <w:kern w:val="0"/>
           <w14:ligatures w14:val="none"/>
         </w:rPr>
-        <w:t xml:space="preserve"> señor</w:t>
+        <w:t xml:space="preserve"/>
       </w:r>
       <w:r>
         <w:rPr>
@@ -685,7 +685,7 @@
           <w:kern w:val="0"/>
           <w14:ligatures w14:val="none"/>
         </w:rPr>
-        <w:t xml:space="preserve"> </w:t>
+        <w:t xml:space="preserve"/>
       </w:r>
       <w:r>
         <w:rPr>
@@ -693,7 +693,7 @@
           <w:kern w:val="0"/>
           <w14:ligatures w14:val="none"/>
         </w:rPr>
-        <w:t xml:space="preserve">Meza </w:t>
+        <w:t xml:space="preserve"/>
       </w:r>
       <w:r>
         <w:rPr>
@@ -701,7 +701,7 @@
           <w:kern w:val="0"/>
           <w14:ligatures w14:val="none"/>
         </w:rPr>
-        <w:t>d</w:t>
+        <w:t/>
       </w:r>
       <w:r>
         <w:rPr>
@@ -711,7 +711,7 @@
           <w:lang w:val="es-ES" w:eastAsia="es-ES"/>
           <w14:ligatures w14:val="none"/>
         </w:rPr>
-        <w:t xml:space="preserve">enunció a </w:t>
+        <w:t xml:space="preserve"/>
       </w:r>
       <w:r>
         <w:rPr>
@@ -721,7 +721,7 @@
           <w:lang w:val="es-ES" w:eastAsia="es-ES"/>
           <w14:ligatures w14:val="none"/>
         </w:rPr>
-        <w:t xml:space="preserve">La Positiva </w:t>
+        <w:t xml:space="preserve"/>
       </w:r>
       <w:r>
         <w:rPr>
@@ -731,7 +731,7 @@
           <w:lang w:val="es-ES" w:eastAsia="es-ES"/>
           <w14:ligatures w14:val="none"/>
         </w:rPr>
-        <w:t>por presuntas infraccion</w:t>
+        <w:t/>
       </w:r>
       <w:r>
         <w:rPr>
@@ -741,7 +741,7 @@
           <w:lang w:val="es-ES" w:eastAsia="es-ES"/>
           <w14:ligatures w14:val="none"/>
         </w:rPr>
-        <w:t>es a la Ley 29571, Código de Protección y Defensa del Consumidor (en adelante, Código)</w:t>
+        <w:t/>
       </w:r>
       <w:r>
         <w:rPr>
@@ -762,7 +762,7 @@
           <w:lang w:val="es-ES" w:eastAsia="es-ES"/>
           <w14:ligatures w14:val="none"/>
         </w:rPr>
-        <w:t xml:space="preserve">, señalando </w:t>
+        <w:t xml:space="preserve"/>
       </w:r>
       <w:r>
         <w:rPr>
@@ -773,7 +773,7 @@
           <w:lang w:val="es-ES" w:eastAsia="es-ES"/>
           <w14:ligatures w14:val="none"/>
         </w:rPr>
-        <w:t>lo siguiente:</w:t>
+        <w:t/>
       </w:r>
     </w:p>
     <w:p>
@@ -1682,7 +1682,7 @@
           <w:lang w:val="es-ES" w:eastAsia="es-ES"/>
           <w14:ligatures w14:val="none"/>
         </w:rPr>
-        <w:t>El</w:t>
+        <w:t xml:space="preserve">El señor [APELLIDO] solicitó, en calidad de medida correctiva, que La Positiva cumpla con otorgar la suma asegurada convenida en la Póliza 5701922 del Seguro de Protección de Tarjetas. Asimismo, requirió el reembolso de costos y costas del presente procedimiento.</w:t>
       </w:r>
       <w:r>
         <w:rPr>
@@ -1692,7 +1692,7 @@
           <w:lang w:val="es-ES" w:eastAsia="es-ES"/>
           <w14:ligatures w14:val="none"/>
         </w:rPr>
-        <w:t xml:space="preserve"> </w:t>
+        <w:t xml:space="preserve"/>
       </w:r>
       <w:r>
         <w:rPr>
@@ -1700,7 +1700,7 @@
           <w:kern w:val="0"/>
           <w14:ligatures w14:val="none"/>
         </w:rPr>
-        <w:t xml:space="preserve">señor Meza </w:t>
+        <w:t xml:space="preserve"/>
       </w:r>
       <w:r>
         <w:rPr>
@@ -1710,7 +1710,7 @@
           <w:lang w:val="es-ES" w:eastAsia="es-ES"/>
           <w14:ligatures w14:val="none"/>
         </w:rPr>
-        <w:t xml:space="preserve">solicitó, en calidad de medida correctiva, que </w:t>
+        <w:t xml:space="preserve"/>
       </w:r>
       <w:r>
         <w:rPr>
@@ -1720,7 +1720,7 @@
           <w:lang w:val="es-ES" w:eastAsia="es-ES"/>
           <w14:ligatures w14:val="none"/>
         </w:rPr>
-        <w:t xml:space="preserve">La Positiva </w:t>
+        <w:t xml:space="preserve"/>
       </w:r>
       <w:r>
         <w:rPr>
@@ -1730,7 +1730,7 @@
           <w:lang w:val="es-ES" w:eastAsia="es-ES"/>
           <w14:ligatures w14:val="none"/>
         </w:rPr>
-        <w:t xml:space="preserve">cumpla con otorgar la suma asegurada convenida en la Póliza </w:t>
+        <w:t xml:space="preserve"/>
       </w:r>
       <w:r>
         <w:rPr>
@@ -1740,7 +1740,7 @@
           <w:lang w:eastAsia="es-ES"/>
           <w14:ligatures w14:val="none"/>
         </w:rPr>
-        <w:t xml:space="preserve">5701922 </w:t>
+        <w:t xml:space="preserve"/>
       </w:r>
       <w:r>
         <w:rPr>
@@ -1750,7 +1750,7 @@
           <w:lang w:val="es-ES" w:eastAsia="es-ES"/>
           <w14:ligatures w14:val="none"/>
         </w:rPr>
-        <w:t xml:space="preserve">del </w:t>
+        <w:t xml:space="preserve"/>
       </w:r>
       <w:r>
         <w:rPr>
@@ -1760,7 +1760,7 @@
           <w:lang w:eastAsia="es-ES"/>
           <w14:ligatures w14:val="none"/>
         </w:rPr>
-        <w:t>Seguro de Protección de Tarjetas</w:t>
+        <w:t/>
       </w:r>
       <w:r>
         <w:rPr>
@@ -1770,7 +1770,7 @@
           <w:lang w:val="es-ES" w:eastAsia="es-ES"/>
           <w14:ligatures w14:val="none"/>
         </w:rPr>
-        <w:t>. Asimismo, requirió el reembolso de costos y costas del presente procedimiento.</w:t>
+        <w:t/>
       </w:r>
     </w:p>
     <w:p>
@@ -2582,7 +2582,7 @@
           <w:lang w:eastAsia="es-PE"/>
           <w14:ligatures w14:val="none"/>
         </w:rPr>
-        <w:t xml:space="preserve">PRIMERO: </w:t>
+        <w:t xml:space="preserve">PRIMERO: admitir a trámite la denuncia del 12 de marzo de 2025 interpuesta por el señor [DENUNCIANTE] contra La Positiva Seguros y Reaseguros S.A., por lo siguiente:</w:t>
       </w:r>
       <w:r>
         <w:rPr>
@@ -2593,7 +2593,7 @@
           <w:lang w:eastAsia="es-PE"/>
           <w14:ligatures w14:val="none"/>
         </w:rPr>
-        <w:t xml:space="preserve">admitir a trámite la denuncia del </w:t>
+        <w:t xml:space="preserve"/>
       </w:r>
       <w:r>
         <w:rPr>
@@ -2603,7 +2603,7 @@
           <w:lang w:val="es-ES" w:eastAsia="es-ES"/>
           <w14:ligatures w14:val="none"/>
         </w:rPr>
-        <w:t xml:space="preserve">12 de marzo de 2025 </w:t>
+        <w:t xml:space="preserve"/>
       </w:r>
       <w:r>
         <w:rPr>
@@ -2614,7 +2614,7 @@
           <w:lang w:eastAsia="es-PE"/>
           <w14:ligatures w14:val="none"/>
         </w:rPr>
-        <w:t xml:space="preserve">interpuesta por el señor </w:t>
+        <w:t xml:space="preserve"/>
       </w:r>
       <w:proofErr w:type="spellStart"/>
       <w:r>
@@ -2626,7 +2626,7 @@
           <w:lang w:eastAsia="es-PE"/>
           <w14:ligatures w14:val="none"/>
         </w:rPr>
-        <w:t>Anibal</w:t>
+        <w:t/>
       </w:r>
       <w:proofErr w:type="spellEnd"/>
       <w:r>
@@ -2638,7 +2638,7 @@
           <w:lang w:eastAsia="es-PE"/>
           <w14:ligatures w14:val="none"/>
         </w:rPr>
-        <w:t xml:space="preserve"> Meza </w:t>
+        <w:t xml:space="preserve"/>
       </w:r>
       <w:proofErr w:type="spellStart"/>
       <w:r>
@@ -2650,7 +2650,7 @@
           <w:lang w:eastAsia="es-PE"/>
           <w14:ligatures w14:val="none"/>
         </w:rPr>
-        <w:t>Cajahuaman</w:t>
+        <w:t/>
       </w:r>
       <w:proofErr w:type="spellEnd"/>
       <w:r>
@@ -2662,7 +2662,7 @@
           <w:lang w:eastAsia="es-PE"/>
           <w14:ligatures w14:val="none"/>
         </w:rPr>
-        <w:t xml:space="preserve"> </w:t>
+        <w:t xml:space="preserve"/>
       </w:r>
       <w:r>
         <w:rPr>
@@ -2673,14 +2673,14 @@
           <w:lang w:eastAsia="es-PE"/>
           <w14:ligatures w14:val="none"/>
         </w:rPr>
-        <w:t xml:space="preserve">contra </w:t>
+        <w:t xml:space="preserve"/>
       </w:r>
       <w:r>
         <w:rPr>
           <w:rFonts w:ascii="Arial Narrow" w:eastAsia="Arial Narrow" w:hAnsi="Arial Narrow" w:cs="Arial Narrow"/>
           <w:bCs/>
         </w:rPr>
-        <w:t>La Positiva Seguros y Reaseguros S.A.</w:t>
+        <w:t/>
       </w:r>
       <w:r>
         <w:rPr>
@@ -2691,7 +2691,7 @@
           <w:lang w:eastAsia="es-PE"/>
           <w14:ligatures w14:val="none"/>
         </w:rPr>
-        <w:t>, por l</w:t>
+        <w:t/>
       </w:r>
       <w:r>
         <w:rPr>
@@ -2702,7 +2702,7 @@
           <w:lang w:eastAsia="es-PE"/>
           <w14:ligatures w14:val="none"/>
         </w:rPr>
-        <w:t>o siguiente:</w:t>
+        <w:t/>
       </w:r>
     </w:p>
     <w:p>
@@ -4397,7 +4397,7 @@
           <w:b/>
           <w:bCs/>
         </w:rPr>
-        <w:t>DÉCIMO</w:t>
+        <w:t xml:space="preserve">DÉCIMO: requerir al señor [DENUNCIANTE] para que, dentro del plazo de dos (2) días hábiles siguientes a la fecha en que reciba la notificación en su bandeja de correo electrónico, efectúe la confirmación de recepción de la notificación remitida por este despacho a su correo electrónico, de conformidad con el segundo párrafo del numeral 4 del artículo 20 del Texto Único Ordenado de la Ley del Procedimiento Administrativo General, aprobado mediante Decreto Supremo 006-2026-JUS, bajo apercibimiento de rehacer el acto de notificación y notificarle conforme al numeral 1 del artículo 20 del citado cuerpo normativo.</w:t>
       </w:r>
       <w:r>
         <w:rPr>
@@ -4407,7 +4407,7 @@
           <w:kern w:val="0"/>
           <w14:ligatures w14:val="none"/>
         </w:rPr>
-        <w:t>:</w:t>
+        <w:t/>
       </w:r>
       <w:r>
         <w:rPr>
@@ -4417,7 +4417,7 @@
           <w:kern w:val="0"/>
           <w14:ligatures w14:val="none"/>
         </w:rPr>
-        <w:t xml:space="preserve"> </w:t>
+        <w:t xml:space="preserve"/>
       </w:r>
       <w:r>
         <w:rPr>
@@ -4427,7 +4427,7 @@
           <w:kern w:val="0"/>
           <w14:ligatures w14:val="none"/>
         </w:rPr>
-        <w:t>requerir a</w:t>
+        <w:t/>
       </w:r>
       <w:r>
         <w:rPr>
@@ -4437,7 +4437,7 @@
           <w:kern w:val="0"/>
           <w14:ligatures w14:val="none"/>
         </w:rPr>
-        <w:t>l</w:t>
+        <w:t/>
       </w:r>
       <w:r>
         <w:rPr>
@@ -4447,7 +4447,7 @@
           <w:kern w:val="0"/>
           <w14:ligatures w14:val="none"/>
         </w:rPr>
-        <w:t xml:space="preserve"> señor </w:t>
+        <w:t xml:space="preserve"/>
       </w:r>
       <w:proofErr w:type="spellStart"/>
       <w:r>
@@ -4459,7 +4459,7 @@
           <w:lang w:eastAsia="es-PE"/>
           <w14:ligatures w14:val="none"/>
         </w:rPr>
-        <w:t>Anibal</w:t>
+        <w:t/>
       </w:r>
       <w:proofErr w:type="spellEnd"/>
       <w:r>
@@ -4471,7 +4471,7 @@
           <w:lang w:eastAsia="es-PE"/>
           <w14:ligatures w14:val="none"/>
         </w:rPr>
-        <w:t xml:space="preserve"> Meza </w:t>
+        <w:t xml:space="preserve"/>
       </w:r>
       <w:proofErr w:type="spellStart"/>
       <w:r>
@@ -4483,7 +4483,7 @@
           <w:lang w:eastAsia="es-PE"/>
           <w14:ligatures w14:val="none"/>
         </w:rPr>
-        <w:t>Cajahuaman</w:t>
+        <w:t/>
       </w:r>
       <w:proofErr w:type="spellEnd"/>
       <w:r>
@@ -4495,14 +4495,14 @@
           <w:lang w:eastAsia="es-PE"/>
           <w14:ligatures w14:val="none"/>
         </w:rPr>
-        <w:t xml:space="preserve"> </w:t>
+        <w:t xml:space="preserve"/>
       </w:r>
       <w:r>
         <w:rPr>
           <w:rFonts w:ascii="Arial Narrow" w:hAnsi="Arial Narrow"/>
           <w:color w:val="000000"/>
         </w:rPr>
-        <w:t>para que, dentro del plazo de dos (2) días hábiles siguientes a la fecha en que reciba la notificación en su bandeja de correo electrónico, efectúe la confirmación de recepción de la notificación remitida por este despacho a su correo electrónico, de conformidad con el segundo párrafo del numeral 4 del artículo 20</w:t>
+        <w:t/>
       </w:r>
       <w:r>
         <w:rPr>
@@ -4519,14 +4519,14 @@
           <w:rFonts w:ascii="Arial Narrow" w:hAnsi="Arial Narrow"/>
           <w:color w:val="000000"/>
         </w:rPr>
-        <w:t xml:space="preserve"> del Texto Único Ordenado de la</w:t>
+        <w:t xml:space="preserve"/>
       </w:r>
       <w:r>
         <w:rPr>
           <w:rFonts w:ascii="Arial Narrow" w:hAnsi="Arial Narrow"/>
           <w:color w:val="000000"/>
         </w:rPr>
-        <w:t xml:space="preserve"> Ley del Procedimiento Administrativo General, aprobado mediante Decreto Supremo 006-2026-JUS, bajo apercibimiento de rehacer el acto de notificación y notificarle conforme al numeral 1 del artículo 20</w:t>
+        <w:t xml:space="preserve"/>
       </w:r>
       <w:r>
         <w:rPr>
@@ -4543,7 +4543,7 @@
           <w:rFonts w:ascii="Arial Narrow" w:hAnsi="Arial Narrow"/>
           <w:color w:val="000000"/>
         </w:rPr>
-        <w:t xml:space="preserve"> del citado cuerpo normativo</w:t>
+        <w:t xml:space="preserve"/>
       </w:r>
       <w:r>
         <w:rPr>
@@ -4556,7 +4556,7 @@
         <w:rPr>
           <w:rFonts w:ascii="Arial Narrow" w:hAnsi="Arial Narrow" w:cs="Arial"/>
         </w:rPr>
-        <w:t>.</w:t>
+        <w:t/>
       </w:r>
     </w:p>
     <w:p>

--- a/plantillas_maestras/04_seguro_proteccion_tarjetas_y_dinero/falta_evaluacion_invalidez/2_o_mas_ddos_varios/varon/TPL_1039_2025_SEGURO_PROTECCION_TARJETAS_Y_DINERO_FALTA_EVALUACION_INVALIDEZ_ASEGURADORA_VARON_R1.docx
+++ b/plantillas_maestras/04_seguro_proteccion_tarjetas_y_dinero/falta_evaluacion_invalidez/2_o_mas_ddos_varios/varon/TPL_1039_2025_SEGURO_PROTECCION_TARJETAS_Y_DINERO_FALTA_EVALUACION_INVALIDEZ_ASEGURADORA_VARON_R1.docx
@@ -646,6 +646,7 @@
       </w:r>
       <w:r>
         <w:rPr>
+          <w:rStyle w:val="Refdenotaalpie"/>
           <w:rFonts w:ascii="Arial Narrow" w:eastAsia="Times New Roman" w:hAnsi="Arial Narrow" w:cs="Times New Roman"/>
           <w:color w:val="000000"/>
           <w:kern w:val="0"/>
@@ -745,6 +746,7 @@
       </w:r>
       <w:r>
         <w:rPr>
+          <w:rStyle w:val="Refdenotaalpie"/>
           <w:rFonts w:ascii="Arial Narrow" w:eastAsia="Times New Roman" w:hAnsi="Arial Narrow" w:cs="Times New Roman"/>
           <w:color w:val="000000"/>
           <w:kern w:val="0"/>
@@ -1893,6 +1895,7 @@
       <w:bookmarkEnd w:id="3"/>
       <w:r>
         <w:rPr>
+          <w:rStyle w:val="Refdenotaalpie"/>
           <w:rFonts w:ascii="Arial Narrow" w:eastAsia="Arial Narrow" w:hAnsi="Arial Narrow" w:cs="Arial Narrow"/>
           <w:kern w:val="0"/>
           <w:vertAlign w:val="superscript"/>
@@ -2018,6 +2021,7 @@
       </w:r>
       <w:r>
         <w:rPr>
+          <w:rStyle w:val="Refdenotaalpie"/>
           <w:vertAlign w:val="superscript"/>
           <w:lang w:eastAsia="es-PE"/>
         </w:rPr>
@@ -2192,6 +2196,7 @@
       </w:r>
       <w:r>
         <w:rPr>
+          <w:rStyle w:val="Refdenotaalpie"/>
           <w:rFonts w:ascii="Arial Narrow" w:eastAsia="Arial Narrow" w:hAnsi="Arial Narrow" w:cs="Arial"/>
           <w:kern w:val="0"/>
           <w:vertAlign w:val="superscript"/>
@@ -2251,6 +2256,7 @@
       </w:r>
       <w:r>
         <w:rPr>
+          <w:rStyle w:val="Refdenotaalpie"/>
           <w:rFonts w:ascii="Arial Narrow" w:eastAsia="Arial Narrow" w:hAnsi="Arial Narrow" w:cs="Arial Narrow"/>
           <w:kern w:val="0"/>
           <w:vertAlign w:val="superscript"/>
@@ -3391,6 +3397,7 @@
       </w:r>
       <w:r>
         <w:rPr>
+          <w:rStyle w:val="Refdenotaalpie"/>
           <w:rFonts w:ascii="Arial Narrow" w:eastAsia="Calibri" w:hAnsi="Arial Narrow" w:cs="Arial"/>
           <w:kern w:val="0"/>
           <w:vertAlign w:val="superscript"/>
@@ -3435,6 +3442,7 @@
       </w:r>
       <w:r>
         <w:rPr>
+          <w:rStyle w:val="Refdenotaalpie"/>
           <w:rFonts w:ascii="Arial Narrow" w:eastAsia="Calibri" w:hAnsi="Arial Narrow" w:cs="Arial"/>
           <w:spacing w:val="-2"/>
           <w:kern w:val="0"/>
@@ -3968,6 +3976,7 @@
       </w:r>
       <w:r>
         <w:rPr>
+          <w:rStyle w:val="Refdenotaalpie"/>
           <w:rFonts w:ascii="Arial Narrow" w:eastAsia="Arial Narrow" w:hAnsi="Arial Narrow" w:cs="Times New Roman"/>
           <w:color w:val="000000"/>
           <w:kern w:val="0"/>
@@ -4049,6 +4058,7 @@
       </w:r>
       <w:r>
         <w:rPr>
+          <w:rStyle w:val="Refdenotaalpie"/>
           <w:rFonts w:ascii="Arial Narrow" w:eastAsia="Arial Narrow" w:hAnsi="Arial Narrow" w:cs="Times New Roman"/>
           <w:color w:val="000000"/>
           <w:kern w:val="0"/>
@@ -4102,6 +4112,7 @@
       </w:r>
       <w:r>
         <w:rPr>
+          <w:rStyle w:val="Refdenotaalpie"/>
           <w:rFonts w:ascii="Arial Narrow" w:eastAsia="Arial Narrow" w:hAnsi="Arial Narrow" w:cs="Times New Roman"/>
           <w:color w:val="000000"/>
           <w:kern w:val="0"/>
@@ -4265,6 +4276,7 @@
       </w:r>
       <w:r>
         <w:rPr>
+          <w:rStyle w:val="Refdenotaalpie"/>
           <w:rFonts w:ascii="Arial Narrow" w:eastAsia="Calibri" w:hAnsi="Arial Narrow" w:cs="Arial"/>
           <w:kern w:val="0"/>
           <w:vertAlign w:val="superscript"/>
@@ -4547,6 +4559,7 @@
       </w:r>
       <w:r>
         <w:rPr>
+          <w:rStyle w:val="Refdenotaalpie"/>
           <w:rFonts w:ascii="Arial Narrow" w:hAnsi="Arial Narrow"/>
           <w:vertAlign w:val="superscript"/>
         </w:rPr>
@@ -4936,14 +4949,14 @@
         <w:tab w:val="right" w:pos="8838"/>
       </w:tabs>
       <w:rPr>
-        <w:rFonts w:ascii="Arial" w:eastAsia="Arial" w:hAnsi="Arial" w:cs="Arial"/>
+        <w:rFonts w:ascii="Arial Narrow" w:eastAsia="Arial" w:hAnsi="Arial Narrow" w:cs="Arial"/>
         <w:sz w:val="16"/>
         <w:szCs w:val="16"/>
       </w:rPr>
     </w:pPr>
     <w:r>
       <w:rPr>
-        <w:rFonts w:ascii="Arial" w:eastAsia="Arial" w:hAnsi="Arial" w:cs="Arial"/>
+        <w:rFonts w:ascii="Arial Narrow" w:eastAsia="Arial" w:hAnsi="Arial Narrow" w:cs="Arial"/>
         <w:sz w:val="16"/>
         <w:szCs w:val="16"/>
       </w:rPr>
@@ -4998,6 +5011,7 @@
           <w:rFonts w:ascii="Arial Narrow" w:hAnsi="Arial Narrow" w:cs="Arial"/>
           <w:sz w:val="16"/>
           <w:szCs w:val="16"/>
+          <w:vertAlign w:val="superscript"/>
         </w:rPr>
         <w:footnoteRef/>
       </w:r>
@@ -5116,6 +5130,7 @@
           <w:rFonts w:ascii="Arial Narrow" w:hAnsi="Arial Narrow" w:cs="Arial"/>
           <w:sz w:val="16"/>
           <w:szCs w:val="16"/>
+          <w:vertAlign w:val="superscript"/>
         </w:rPr>
         <w:footnoteRef/>
       </w:r>
@@ -5190,6 +5205,7 @@
           <w:rFonts w:ascii="Arial Narrow" w:hAnsi="Arial Narrow" w:cs="Arial"/>
           <w:sz w:val="16"/>
           <w:szCs w:val="16"/>
+          <w:vertAlign w:val="superscript"/>
         </w:rPr>
         <w:footnoteRef/>
       </w:r>
@@ -5443,6 +5459,7 @@
           <w:rFonts w:ascii="Arial Narrow" w:hAnsi="Arial Narrow"/>
           <w:sz w:val="16"/>
           <w:szCs w:val="16"/>
+          <w:vertAlign w:val="superscript"/>
         </w:rPr>
         <w:footnoteRef/>
       </w:r>
@@ -5652,6 +5669,7 @@
           <w:rFonts w:ascii="Arial Narrow" w:hAnsi="Arial Narrow"/>
           <w:sz w:val="16"/>
           <w:szCs w:val="16"/>
+          <w:vertAlign w:val="superscript"/>
         </w:rPr>
         <w:footnoteRef/>
       </w:r>
@@ -5833,6 +5851,7 @@
           <w:rFonts w:ascii="Arial Narrow" w:hAnsi="Arial Narrow" w:cs="Arial"/>
           <w:sz w:val="16"/>
           <w:szCs w:val="16"/>
+          <w:vertAlign w:val="superscript"/>
         </w:rPr>
         <w:footnoteRef/>
       </w:r>
@@ -6022,6 +6041,7 @@
           <w:rFonts w:ascii="Arial Narrow" w:hAnsi="Arial Narrow" w:cs="Arial"/>
           <w:sz w:val="16"/>
           <w:szCs w:val="16"/>
+          <w:vertAlign w:val="superscript"/>
         </w:rPr>
         <w:footnoteRef/>
       </w:r>
@@ -6092,6 +6112,7 @@
           <w:rFonts w:ascii="Arial Narrow" w:hAnsi="Arial Narrow" w:cs="Arial"/>
           <w:sz w:val="16"/>
           <w:szCs w:val="16"/>
+          <w:vertAlign w:val="superscript"/>
         </w:rPr>
         <w:footnoteRef/>
       </w:r>
@@ -6279,7 +6300,7 @@
       </w:pPr>
       <w:r>
         <w:rPr>
-          <w:rStyle w:val="TextonotapieCar"/>
+          <w:rStyle w:val="Refdenotaalpie"/>
           <w:rFonts w:ascii="Arial Narrow" w:hAnsi="Arial Narrow" w:cs="Arial"/>
           <w:sz w:val="16"/>
           <w:szCs w:val="16"/>
@@ -6495,6 +6516,7 @@
           <w:rFonts w:ascii="Arial Narrow" w:hAnsi="Arial Narrow" w:cs="Arial"/>
           <w:sz w:val="16"/>
           <w:szCs w:val="16"/>
+          <w:vertAlign w:val="superscript"/>
         </w:rPr>
         <w:footnoteRef/>
       </w:r>
@@ -7294,6 +7316,7 @@
           <w:rFonts w:ascii="Arial Narrow" w:hAnsi="Arial Narrow" w:cs="Arial"/>
           <w:sz w:val="16"/>
           <w:szCs w:val="16"/>
+          <w:vertAlign w:val="superscript"/>
         </w:rPr>
         <w:footnoteRef/>
       </w:r>
@@ -7514,6 +7537,7 @@
           <w:bCs/>
           <w:sz w:val="16"/>
           <w:szCs w:val="16"/>
+          <w:vertAlign w:val="superscript"/>
         </w:rPr>
         <w:footnoteRef/>
       </w:r>
@@ -7634,6 +7658,7 @@
           <w:rFonts w:ascii="Arial Narrow" w:hAnsi="Arial Narrow" w:cs="Arial"/>
           <w:sz w:val="16"/>
           <w:szCs w:val="16"/>
+          <w:vertAlign w:val="superscript"/>
         </w:rPr>
         <w:footnoteRef/>
       </w:r>
@@ -9868,6 +9893,17 @@
     <w:locked/>
     <w:rsid w:val="002E79B4"/>
   </w:style>
+  <w:style w:type="character" w:styleId="FootnoteReference">
+    <w:name w:val="footnote reference"/>
+    <w:basedOn w:val="Fuentedeprrafopredeter"/>
+    <w:uiPriority w:val="99"/>
+    <w:semiHidden/>
+    <w:unhideWhenUsed/>
+    <w:rPr>
+      <w:rFonts w:ascii="Arial Narrow" w:hAnsi="Arial Narrow"/>
+      <w:vertAlign w:val="superscript"/>
+    </w:rPr>
+  </w:style>
 </w:styles>
 </file>
 

--- a/plantillas_maestras/04_seguro_proteccion_tarjetas_y_dinero/falta_evaluacion_invalidez/2_o_mas_ddos_varios/varon/TPL_1039_2025_SEGURO_PROTECCION_TARJETAS_Y_DINERO_FALTA_EVALUACION_INVALIDEZ_ASEGURADORA_VARON_R1.docx
+++ b/plantillas_maestras/04_seguro_proteccion_tarjetas_y_dinero/falta_evaluacion_invalidez/2_o_mas_ddos_varios/varon/TPL_1039_2025_SEGURO_PROTECCION_TARJETAS_Y_DINERO_FALTA_EVALUACION_INVALIDEZ_ASEGURADORA_VARON_R1.docx
@@ -1,8 +1,8 @@
 
 <file path=word/document.xml><?xml version="1.0" encoding="utf-8"?>
-<w:document xmlns:wpc="http://schemas.microsoft.com/office/word/2010/wordprocessingCanvas" xmlns:cx="http://schemas.microsoft.com/office/drawing/2014/chartex" xmlns:cx1="http://schemas.microsoft.com/office/drawing/2015/9/8/chartex" xmlns:cx2="http://schemas.microsoft.com/office/drawing/2015/10/21/chartex" xmlns:cx3="http://schemas.microsoft.com/office/drawing/2016/5/9/chartex" xmlns:cx4="http://schemas.microsoft.com/office/drawing/2016/5/10/chartex" xmlns:cx5="http://schemas.microsoft.com/office/drawing/2016/5/11/chartex" xmlns:cx6="http://schemas.microsoft.com/office/drawing/2016/5/12/chartex" xmlns:cx7="http://schemas.microsoft.com/office/drawing/2016/5/13/chartex" xmlns:cx8="http://schemas.microsoft.com/office/drawing/2016/5/14/chartex" xmlns:mc="http://schemas.openxmlformats.org/markup-compatibility/2006" xmlns:aink="http://schemas.microsoft.com/office/drawing/2016/ink" xmlns:am3d="http://schemas.microsoft.com/office/drawing/2017/model3d" xmlns:o="urn:schemas-microsoft-com:office:office" xmlns:oel="http://schemas.microsoft.com/office/2019/extlst" xmlns:r="http://schemas.openxmlformats.org/officeDocument/2006/relationships" xmlns:m="http://schemas.openxmlformats.org/officeDocument/2006/math" xmlns:v="urn:schemas-microsoft-com:vml" xmlns:wp14="http://schemas.microsoft.com/office/word/2010/wordprocessingDrawing" xmlns:wp="http://schemas.openxmlformats.org/drawingml/2006/wordprocessingDrawing" xmlns:w10="urn:schemas-microsoft-com:office:word" xmlns:w="http://schemas.openxmlformats.org/wordprocessingml/2006/main" xmlns:w14="http://schemas.microsoft.com/office/word/2010/wordml" xmlns:w15="http://schemas.microsoft.com/office/word/2012/wordml" xmlns:w16cex="http://schemas.microsoft.com/office/word/2018/wordml/cex" xmlns:w16cid="http://schemas.microsoft.com/office/word/2016/wordml/cid" xmlns:w16="http://schemas.microsoft.com/office/word/2018/wordml" xmlns:w16du="http://schemas.microsoft.com/office/word/2023/wordml/word16du" xmlns:w16sdtdh="http://schemas.microsoft.com/office/word/2020/wordml/sdtdatahash" xmlns:w16sdtfl="http://schemas.microsoft.com/office/word/2024/wordml/sdtformatlock" xmlns:w16se="http://schemas.microsoft.com/office/word/2015/wordml/symex" xmlns:wpg="http://schemas.microsoft.com/office/word/2010/wordprocessingGroup" xmlns:wpi="http://schemas.microsoft.com/office/word/2010/wordprocessingInk" xmlns:wne="http://schemas.microsoft.com/office/word/2006/wordml" xmlns:wps="http://schemas.microsoft.com/office/word/2010/wordprocessingShape" mc:Ignorable="w14 w15 w16se w16cid w16 w16cex w16sdtdh w16sdtfl w16du wp14">
+<w:document xmlns:ns1="http://schemas.openxmlformats.org/markup-compatibility/2006" xmlns:ns2="http://schemas.microsoft.com/office/word/2010/wordml" xmlns:ns3="http://schemas.openxmlformats.org/officeDocument/2006/relationships" xmlns:w="http://schemas.openxmlformats.org/wordprocessingml/2006/main" ns1:Ignorable="w14 w15 w16se w16cid w16 w16cex w16sdtdh w16sdtfl w16du wp14">
   <w:body>
-    <w:p>
+    <w:p ns2:paraId="0A632482" ns2:textId="5F1C7AA5">
       <w:pPr>
         <w:tabs>
           <w:tab w:val="left" w:pos="1701"/>
@@ -14,7 +14,7 @@
           <w:color w:val="000000"/>
           <w:kern w:val="0"/>
           <w:lang w:eastAsia="es-PE"/>
-          <w14:ligatures w14:val="none"/>
+          <ns2:ligatures ns2:val="none"/>
         </w:rPr>
       </w:pPr>
       <w:bookmarkStart w:id="0" w:name="_Hlk80343540"/>
@@ -25,7 +25,7 @@
           <w:color w:val="000000"/>
           <w:kern w:val="0"/>
           <w:lang w:eastAsia="es-PE"/>
-          <w14:ligatures w14:val="none"/>
+          <ns2:ligatures ns2:val="none"/>
         </w:rPr>
         <w:t xml:space="preserve">EXPEDIENTE </w:t>
       </w:r>
@@ -36,7 +36,7 @@
           <w:color w:val="000000"/>
           <w:kern w:val="0"/>
           <w:lang w:eastAsia="es-PE"/>
-          <w14:ligatures w14:val="none"/>
+          <ns2:ligatures ns2:val="none"/>
         </w:rPr>
         <w:tab/>
         <w:t>:</w:t>
@@ -48,7 +48,7 @@
           <w:color w:val="000000"/>
           <w:kern w:val="0"/>
           <w:lang w:eastAsia="es-PE"/>
-          <w14:ligatures w14:val="none"/>
+          <ns2:ligatures ns2:val="none"/>
         </w:rPr>
         <w:tab/>
       </w:r>
@@ -61,12 +61,12 @@
           <w:kern w:val="0"/>
           <w:shd w:val="clear" w:color="auto" w:fill="FFFFFF"/>
           <w:lang w:eastAsia="es-PE"/>
-          <w14:ligatures w14:val="none"/>
+          <ns2:ligatures ns2:val="none"/>
         </w:rPr>
         <w:t>1039-2025/CC1</w:t>
       </w:r>
     </w:p>
-    <w:p>
+    <w:p ns2:paraId="187C3631" ns2:textId="290BCEF2">
       <w:pPr>
         <w:tabs>
           <w:tab w:val="left" w:pos="1701"/>
@@ -81,17 +81,17 @@
           <w:color w:val="000000"/>
           <w:kern w:val="0"/>
           <w:lang w:eastAsia="es-PE"/>
-          <w14:ligatures w14:val="none"/>
-        </w:rPr>
-      </w:pPr>
-      <w:r>
-        <w:rPr>
-          <w:rFonts w:ascii="Arial Narrow" w:eastAsia="Arial Narrow" w:hAnsi="Arial Narrow" w:cs="Arial Narrow"/>
-          <w:b/>
-          <w:color w:val="000000"/>
-          <w:kern w:val="0"/>
-          <w:lang w:eastAsia="es-PE"/>
-          <w14:ligatures w14:val="none"/>
+          <ns2:ligatures ns2:val="none"/>
+        </w:rPr>
+      </w:pPr>
+      <w:r>
+        <w:rPr>
+          <w:rFonts w:ascii="Arial Narrow" w:eastAsia="Arial Narrow" w:hAnsi="Arial Narrow" w:cs="Arial Narrow"/>
+          <w:b/>
+          <w:color w:val="000000"/>
+          <w:kern w:val="0"/>
+          <w:lang w:eastAsia="es-PE"/>
+          <ns2:ligatures ns2:val="none"/>
         </w:rPr>
         <w:t xml:space="preserve">DENUNCIANTE:[DENUNCIANTE] (SEÑOR [APELLIDO])</w:t>
       </w:r>
@@ -102,7 +102,7 @@
           <w:color w:val="000000"/>
           <w:kern w:val="0"/>
           <w:lang w:eastAsia="es-PE"/>
-          <w14:ligatures w14:val="none"/>
+          <ns2:ligatures ns2:val="none"/>
         </w:rPr>
         <w:tab/>
         <w:t/>
@@ -114,7 +114,7 @@
           <w:color w:val="000000"/>
           <w:kern w:val="0"/>
           <w:lang w:eastAsia="es-PE"/>
-          <w14:ligatures w14:val="none"/>
+          <ns2:ligatures ns2:val="none"/>
         </w:rPr>
         <w:tab/>
       </w:r>
@@ -125,7 +125,7 @@
           <w:color w:val="000000"/>
           <w:kern w:val="0"/>
           <w:lang w:eastAsia="es-PE"/>
-          <w14:ligatures w14:val="none"/>
+          <ns2:ligatures ns2:val="none"/>
         </w:rPr>
         <w:t xml:space="preserve"/>
       </w:r>
@@ -136,7 +136,7 @@
           <w:color w:val="000000"/>
           <w:kern w:val="0"/>
           <w:lang w:eastAsia="es-PE"/>
-          <w14:ligatures w14:val="none"/>
+          <ns2:ligatures ns2:val="none"/>
         </w:rPr>
         <w:t/>
       </w:r>
@@ -147,7 +147,7 @@
           <w:color w:val="000000"/>
           <w:kern w:val="0"/>
           <w:lang w:eastAsia="es-PE"/>
-          <w14:ligatures w14:val="none"/>
+          <ns2:ligatures ns2:val="none"/>
         </w:rPr>
         <w:t xml:space="preserve"/>
       </w:r>
@@ -158,7 +158,7 @@
           <w:color w:val="000000"/>
           <w:kern w:val="0"/>
           <w:lang w:eastAsia="es-PE"/>
-          <w14:ligatures w14:val="none"/>
+          <ns2:ligatures ns2:val="none"/>
         </w:rPr>
         <w:t/>
       </w:r>
@@ -169,12 +169,12 @@
           <w:color w:val="000000"/>
           <w:kern w:val="0"/>
           <w:lang w:eastAsia="es-PE"/>
-          <w14:ligatures w14:val="none"/>
+          <ns2:ligatures ns2:val="none"/>
         </w:rPr>
         <w:t/>
       </w:r>
     </w:p>
-    <w:p>
+    <w:p ns2:paraId="7037BAA8" ns2:textId="060CD8CA">
       <w:pPr>
         <w:tabs>
           <w:tab w:val="left" w:pos="1701"/>
@@ -189,17 +189,17 @@
           <w:color w:val="000000"/>
           <w:kern w:val="0"/>
           <w:lang w:eastAsia="es-PE"/>
-          <w14:ligatures w14:val="none"/>
-        </w:rPr>
-      </w:pPr>
-      <w:r>
-        <w:rPr>
-          <w:rFonts w:ascii="Arial Narrow" w:eastAsia="Arial Narrow" w:hAnsi="Arial Narrow" w:cs="Arial Narrow"/>
-          <w:b/>
-          <w:color w:val="000000"/>
-          <w:kern w:val="0"/>
-          <w:lang w:eastAsia="es-PE"/>
-          <w14:ligatures w14:val="none"/>
+          <ns2:ligatures ns2:val="none"/>
+        </w:rPr>
+      </w:pPr>
+      <w:r>
+        <w:rPr>
+          <w:rFonts w:ascii="Arial Narrow" w:eastAsia="Arial Narrow" w:hAnsi="Arial Narrow" w:cs="Arial Narrow"/>
+          <w:b/>
+          <w:color w:val="000000"/>
+          <w:kern w:val="0"/>
+          <w:lang w:eastAsia="es-PE"/>
+          <ns2:ligatures ns2:val="none"/>
         </w:rPr>
         <w:t>DENUNCIADO</w:t>
       </w:r>
@@ -210,7 +210,7 @@
           <w:color w:val="000000"/>
           <w:kern w:val="0"/>
           <w:lang w:eastAsia="es-PE"/>
-          <w14:ligatures w14:val="none"/>
+          <ns2:ligatures ns2:val="none"/>
         </w:rPr>
         <w:tab/>
         <w:t>:</w:t>
@@ -222,7 +222,7 @@
           <w:color w:val="000000"/>
           <w:kern w:val="0"/>
           <w:lang w:eastAsia="es-PE"/>
-          <w14:ligatures w14:val="none"/>
+          <ns2:ligatures ns2:val="none"/>
         </w:rPr>
         <w:tab/>
       </w:r>
@@ -233,7 +233,7 @@
           <w:color w:val="000000"/>
           <w:kern w:val="0"/>
           <w:lang w:eastAsia="es-PE"/>
-          <w14:ligatures w14:val="none"/>
+          <ns2:ligatures ns2:val="none"/>
         </w:rPr>
         <w:t xml:space="preserve">LA POSITIVA SEGUROS Y REASEGUROS </w:t>
       </w:r>
@@ -244,7 +244,7 @@
           <w:color w:val="000000"/>
           <w:kern w:val="0"/>
           <w:lang w:eastAsia="es-PE"/>
-          <w14:ligatures w14:val="none"/>
+          <ns2:ligatures ns2:val="none"/>
         </w:rPr>
         <w:t>S.A. (</w:t>
       </w:r>
@@ -255,7 +255,7 @@
           <w:color w:val="000000"/>
           <w:kern w:val="0"/>
           <w:lang w:eastAsia="es-PE"/>
-          <w14:ligatures w14:val="none"/>
+          <ns2:ligatures ns2:val="none"/>
         </w:rPr>
         <w:t>LA POSITIVA</w:t>
       </w:r>
@@ -266,12 +266,12 @@
           <w:color w:val="000000"/>
           <w:kern w:val="0"/>
           <w:lang w:eastAsia="es-PE"/>
-          <w14:ligatures w14:val="none"/>
+          <ns2:ligatures ns2:val="none"/>
         </w:rPr>
         <w:t>)</w:t>
       </w:r>
     </w:p>
-    <w:p>
+    <w:p ns2:paraId="2500BC77" ns2:textId="77777777">
       <w:pPr>
         <w:tabs>
           <w:tab w:val="left" w:pos="1701"/>
@@ -286,17 +286,17 @@
           <w:color w:val="000000"/>
           <w:kern w:val="0"/>
           <w:lang w:eastAsia="es-PE"/>
-          <w14:ligatures w14:val="none"/>
-        </w:rPr>
-      </w:pPr>
-      <w:r>
-        <w:rPr>
-          <w:rFonts w:ascii="Arial Narrow" w:eastAsia="Arial Narrow" w:hAnsi="Arial Narrow" w:cs="Arial Narrow"/>
-          <w:b/>
-          <w:color w:val="000000"/>
-          <w:kern w:val="0"/>
-          <w:lang w:eastAsia="es-PE"/>
-          <w14:ligatures w14:val="none"/>
+          <ns2:ligatures ns2:val="none"/>
+        </w:rPr>
+      </w:pPr>
+      <w:r>
+        <w:rPr>
+          <w:rFonts w:ascii="Arial Narrow" w:eastAsia="Arial Narrow" w:hAnsi="Arial Narrow" w:cs="Arial Narrow"/>
+          <w:b/>
+          <w:color w:val="000000"/>
+          <w:kern w:val="0"/>
+          <w:lang w:eastAsia="es-PE"/>
+          <ns2:ligatures ns2:val="none"/>
         </w:rPr>
         <w:t>MATERIAS</w:t>
       </w:r>
@@ -307,7 +307,7 @@
           <w:color w:val="000000"/>
           <w:kern w:val="0"/>
           <w:lang w:eastAsia="es-PE"/>
-          <w14:ligatures w14:val="none"/>
+          <ns2:ligatures ns2:val="none"/>
         </w:rPr>
         <w:tab/>
         <w:t xml:space="preserve">: </w:t>
@@ -319,13 +319,13 @@
           <w:color w:val="000000"/>
           <w:kern w:val="0"/>
           <w:lang w:eastAsia="es-PE"/>
-          <w14:ligatures w14:val="none"/>
+          <ns2:ligatures ns2:val="none"/>
         </w:rPr>
         <w:tab/>
         <w:t>ADMISIÓN A TRÁMITE</w:t>
       </w:r>
     </w:p>
-    <w:p>
+    <w:p ns2:paraId="284AD768" ns2:textId="7828DE75">
       <w:pPr>
         <w:tabs>
           <w:tab w:val="left" w:pos="1701"/>
@@ -340,17 +340,17 @@
           <w:color w:val="000000"/>
           <w:kern w:val="0"/>
           <w:lang w:eastAsia="es-PE"/>
-          <w14:ligatures w14:val="none"/>
-        </w:rPr>
-      </w:pPr>
-      <w:r>
-        <w:rPr>
-          <w:rFonts w:ascii="Arial Narrow" w:eastAsia="Arial Narrow" w:hAnsi="Arial Narrow" w:cs="Arial Narrow"/>
-          <w:b/>
-          <w:color w:val="000000"/>
-          <w:kern w:val="0"/>
-          <w:lang w:eastAsia="es-PE"/>
-          <w14:ligatures w14:val="none"/>
+          <ns2:ligatures ns2:val="none"/>
+        </w:rPr>
+      </w:pPr>
+      <w:r>
+        <w:rPr>
+          <w:rFonts w:ascii="Arial Narrow" w:eastAsia="Arial Narrow" w:hAnsi="Arial Narrow" w:cs="Arial Narrow"/>
+          <w:b/>
+          <w:color w:val="000000"/>
+          <w:kern w:val="0"/>
+          <w:lang w:eastAsia="es-PE"/>
+          <ns2:ligatures ns2:val="none"/>
         </w:rPr>
         <w:t>REQUERIMIENTO DE INFORMACIÓN</w:t>
       </w:r>
@@ -361,12 +361,12 @@
           <w:color w:val="000000"/>
           <w:kern w:val="0"/>
           <w:lang w:eastAsia="es-PE"/>
-          <w14:ligatures w14:val="none"/>
+          <ns2:ligatures ns2:val="none"/>
         </w:rPr>
         <w:t xml:space="preserve"> </w:t>
       </w:r>
     </w:p>
-    <w:p>
+    <w:p ns2:paraId="5A3670C5" ns2:textId="1B0067D7">
       <w:pPr>
         <w:tabs>
           <w:tab w:val="left" w:pos="1701"/>
@@ -380,17 +380,17 @@
           <w:color w:val="000000"/>
           <w:kern w:val="0"/>
           <w:lang w:eastAsia="es-PE"/>
-          <w14:ligatures w14:val="none"/>
-        </w:rPr>
-      </w:pPr>
-      <w:r>
-        <w:rPr>
-          <w:rFonts w:ascii="Arial Narrow" w:eastAsia="Arial Narrow" w:hAnsi="Arial Narrow" w:cs="Arial Narrow"/>
-          <w:b/>
-          <w:color w:val="000000"/>
-          <w:kern w:val="0"/>
-          <w:lang w:eastAsia="es-PE"/>
-          <w14:ligatures w14:val="none"/>
+          <ns2:ligatures ns2:val="none"/>
+        </w:rPr>
+      </w:pPr>
+      <w:r>
+        <w:rPr>
+          <w:rFonts w:ascii="Arial Narrow" w:eastAsia="Arial Narrow" w:hAnsi="Arial Narrow" w:cs="Arial Narrow"/>
+          <w:b/>
+          <w:color w:val="000000"/>
+          <w:kern w:val="0"/>
+          <w:lang w:eastAsia="es-PE"/>
+          <ns2:ligatures ns2:val="none"/>
         </w:rPr>
         <w:t xml:space="preserve">RESOLUCIÓN </w:t>
       </w:r>
@@ -401,7 +401,7 @@
           <w:color w:val="000000"/>
           <w:kern w:val="0"/>
           <w:lang w:eastAsia="es-PE"/>
-          <w14:ligatures w14:val="none"/>
+          <ns2:ligatures ns2:val="none"/>
         </w:rPr>
         <w:tab/>
         <w:t>:</w:t>
@@ -413,7 +413,7 @@
           <w:color w:val="000000"/>
           <w:kern w:val="0"/>
           <w:lang w:eastAsia="es-PE"/>
-          <w14:ligatures w14:val="none"/>
+          <ns2:ligatures ns2:val="none"/>
         </w:rPr>
         <w:tab/>
       </w:r>
@@ -424,12 +424,12 @@
           <w:color w:val="000000"/>
           <w:kern w:val="0"/>
           <w:lang w:eastAsia="es-PE"/>
-          <w14:ligatures w14:val="none"/>
+          <ns2:ligatures ns2:val="none"/>
         </w:rPr>
         <w:t>1</w:t>
       </w:r>
     </w:p>
-    <w:p>
+    <w:p ns2:paraId="7591140C" ns2:textId="77777777">
       <w:pPr>
         <w:tabs>
           <w:tab w:val="left" w:pos="1014"/>
@@ -442,11 +442,11 @@
           <w:kern w:val="0"/>
           <w:shd w:val="clear" w:color="auto" w:fill="FFFFFF"/>
           <w:lang w:eastAsia="es-PE"/>
-          <w14:ligatures w14:val="none"/>
-        </w:rPr>
-      </w:pPr>
-    </w:p>
-    <w:p>
+          <ns2:ligatures ns2:val="none"/>
+        </w:rPr>
+      </w:pPr>
+    </w:p>
+    <w:p ns2:paraId="59BB126F" ns2:textId="4CBF7CB7">
       <w:pPr>
         <w:tabs>
           <w:tab w:val="left" w:pos="1014"/>
@@ -459,7 +459,7 @@
           <w:kern w:val="0"/>
           <w:shd w:val="clear" w:color="auto" w:fill="FFFFFF"/>
           <w:lang w:eastAsia="es-PE"/>
-          <w14:ligatures w14:val="none"/>
+          <ns2:ligatures ns2:val="none"/>
         </w:rPr>
       </w:pPr>
       <w:r>
@@ -469,7 +469,7 @@
           <w:kern w:val="0"/>
           <w:shd w:val="clear" w:color="auto" w:fill="FFFFFF"/>
           <w:lang w:eastAsia="es-PE"/>
-          <w14:ligatures w14:val="none"/>
+          <ns2:ligatures ns2:val="none"/>
         </w:rPr>
         <w:t xml:space="preserve">Lima, </w:t>
       </w:r>
@@ -480,7 +480,7 @@
           <w:kern w:val="0"/>
           <w:shd w:val="clear" w:color="auto" w:fill="FFFFFF"/>
           <w:lang w:eastAsia="es-PE"/>
-          <w14:ligatures w14:val="none"/>
+          <ns2:ligatures ns2:val="none"/>
         </w:rPr>
         <w:t>13</w:t>
       </w:r>
@@ -491,7 +491,7 @@
           <w:kern w:val="0"/>
           <w:shd w:val="clear" w:color="auto" w:fill="FFFFFF"/>
           <w:lang w:eastAsia="es-PE"/>
-          <w14:ligatures w14:val="none"/>
+          <ns2:ligatures ns2:val="none"/>
         </w:rPr>
         <w:t xml:space="preserve"> de </w:t>
       </w:r>
@@ -502,7 +502,7 @@
           <w:kern w:val="0"/>
           <w:shd w:val="clear" w:color="auto" w:fill="FFFFFF"/>
           <w:lang w:eastAsia="es-PE"/>
-          <w14:ligatures w14:val="none"/>
+          <ns2:ligatures ns2:val="none"/>
         </w:rPr>
         <w:t>junio</w:t>
       </w:r>
@@ -513,7 +513,7 @@
           <w:kern w:val="0"/>
           <w:shd w:val="clear" w:color="auto" w:fill="FFFFFF"/>
           <w:lang w:eastAsia="es-PE"/>
-          <w14:ligatures w14:val="none"/>
+          <ns2:ligatures ns2:val="none"/>
         </w:rPr>
         <w:t xml:space="preserve"> de 202</w:t>
       </w:r>
@@ -524,12 +524,12 @@
           <w:kern w:val="0"/>
           <w:shd w:val="clear" w:color="auto" w:fill="FFFFFF"/>
           <w:lang w:eastAsia="es-PE"/>
-          <w14:ligatures w14:val="none"/>
+          <ns2:ligatures ns2:val="none"/>
         </w:rPr>
         <w:t>5</w:t>
       </w:r>
     </w:p>
-    <w:p>
+    <w:p ns2:paraId="78BF12C0" ns2:textId="77777777">
       <w:pPr>
         <w:tabs>
           <w:tab w:val="left" w:pos="1014"/>
@@ -541,11 +541,11 @@
           <w:color w:val="000000"/>
           <w:kern w:val="0"/>
           <w:lang w:eastAsia="es-PE"/>
-          <w14:ligatures w14:val="none"/>
-        </w:rPr>
-      </w:pPr>
-    </w:p>
-    <w:p>
+          <ns2:ligatures ns2:val="none"/>
+        </w:rPr>
+      </w:pPr>
+    </w:p>
+    <w:p ns2:paraId="553F3534" ns2:textId="77777777">
       <w:pPr>
         <w:numPr>
           <w:ilvl w:val="0"/>
@@ -559,22 +559,22 @@
           <w:color w:val="000000"/>
           <w:kern w:val="0"/>
           <w:lang w:eastAsia="es-PE"/>
-          <w14:ligatures w14:val="none"/>
-        </w:rPr>
-      </w:pPr>
-      <w:r>
-        <w:rPr>
-          <w:rFonts w:ascii="Arial Narrow" w:eastAsia="Arial Narrow" w:hAnsi="Arial Narrow" w:cs="Arial Narrow"/>
-          <w:b/>
-          <w:color w:val="000000"/>
-          <w:kern w:val="0"/>
-          <w:lang w:eastAsia="es-PE"/>
-          <w14:ligatures w14:val="none"/>
+          <ns2:ligatures ns2:val="none"/>
+        </w:rPr>
+      </w:pPr>
+      <w:r>
+        <w:rPr>
+          <w:rFonts w:ascii="Arial Narrow" w:eastAsia="Arial Narrow" w:hAnsi="Arial Narrow" w:cs="Arial Narrow"/>
+          <w:b/>
+          <w:color w:val="000000"/>
+          <w:kern w:val="0"/>
+          <w:lang w:eastAsia="es-PE"/>
+          <ns2:ligatures ns2:val="none"/>
         </w:rPr>
         <w:t xml:space="preserve">HECHOS </w:t>
       </w:r>
     </w:p>
-    <w:p>
+    <w:p ns2:paraId="74E8E3A1" ns2:textId="77777777">
       <w:pPr>
         <w:spacing w:after="0" w:line="240" w:lineRule="auto"/>
         <w:jc w:val="both"/>
@@ -583,11 +583,11 @@
           <w:color w:val="000000"/>
           <w:kern w:val="0"/>
           <w:lang w:eastAsia="es-PE"/>
-          <w14:ligatures w14:val="none"/>
-        </w:rPr>
-      </w:pPr>
-    </w:p>
-    <w:p>
+          <ns2:ligatures ns2:val="none"/>
+        </w:rPr>
+      </w:pPr>
+    </w:p>
+    <w:p ns2:paraId="25718C3B" ns2:textId="187E99EE">
       <w:pPr>
         <w:numPr>
           <w:ilvl w:val="1"/>
@@ -601,7 +601,7 @@
           <w:color w:val="000000"/>
           <w:kern w:val="0"/>
           <w:lang w:val="es-ES" w:eastAsia="es-ES"/>
-          <w14:ligatures w14:val="none"/>
+          <ns2:ligatures ns2:val="none"/>
         </w:rPr>
       </w:pPr>
       <w:r>
@@ -610,7 +610,7 @@
           <w:color w:val="000000"/>
           <w:kern w:val="0"/>
           <w:lang w:val="es-ES" w:eastAsia="es-ES"/>
-          <w14:ligatures w14:val="none"/>
+          <ns2:ligatures ns2:val="none"/>
         </w:rPr>
         <w:t xml:space="preserve">Mediante el escrito del 12 de marzo de 2025 el señor [APELLIDO] denunció a La Positiva por presuntas infracciones a la Ley 29571, Código de Protección y Defensa del Consumidor (en adelante, Código), señalando lo siguiente:</w:t>
       </w:r>
@@ -620,7 +620,7 @@
           <w:color w:val="000000"/>
           <w:kern w:val="0"/>
           <w:lang w:val="es-ES" w:eastAsia="es-ES"/>
-          <w14:ligatures w14:val="none"/>
+          <ns2:ligatures ns2:val="none"/>
         </w:rPr>
         <w:t/>
       </w:r>
@@ -630,7 +630,7 @@
           <w:color w:val="000000"/>
           <w:kern w:val="0"/>
           <w:lang w:val="es-ES" w:eastAsia="es-ES"/>
-          <w14:ligatures w14:val="none"/>
+          <ns2:ligatures ns2:val="none"/>
         </w:rPr>
         <w:t xml:space="preserve"/>
       </w:r>
@@ -640,7 +640,7 @@
           <w:color w:val="000000"/>
           <w:kern w:val="0"/>
           <w:lang w:val="es-ES" w:eastAsia="es-ES"/>
-          <w14:ligatures w14:val="none"/>
+          <ns2:ligatures ns2:val="none"/>
         </w:rPr>
         <w:t/>
       </w:r>
@@ -652,7 +652,7 @@
           <w:kern w:val="0"/>
           <w:vertAlign w:val="superscript"/>
           <w:lang w:val="es-ES" w:eastAsia="es-ES"/>
-          <w14:ligatures w14:val="none"/>
+          <ns2:ligatures ns2:val="none"/>
         </w:rPr>
         <w:footnoteReference w:id="1"/>
       </w:r>
@@ -660,7 +660,7 @@
         <w:rPr>
           <w:rFonts w:ascii="Arial Narrow" w:eastAsia="Calibri" w:hAnsi="Arial Narrow" w:cs="Arial"/>
           <w:kern w:val="0"/>
-          <w14:ligatures w14:val="none"/>
+          <ns2:ligatures ns2:val="none"/>
         </w:rPr>
         <w:t xml:space="preserve"/>
       </w:r>
@@ -668,7 +668,7 @@
         <w:rPr>
           <w:rFonts w:ascii="Arial Narrow" w:eastAsia="Calibri" w:hAnsi="Arial Narrow" w:cs="Arial"/>
           <w:kern w:val="0"/>
-          <w14:ligatures w14:val="none"/>
+          <ns2:ligatures ns2:val="none"/>
         </w:rPr>
         <w:t/>
       </w:r>
@@ -676,7 +676,7 @@
         <w:rPr>
           <w:rFonts w:ascii="Arial Narrow" w:eastAsia="Calibri" w:hAnsi="Arial Narrow" w:cs="Arial"/>
           <w:kern w:val="0"/>
-          <w14:ligatures w14:val="none"/>
+          <ns2:ligatures ns2:val="none"/>
         </w:rPr>
         <w:t xml:space="preserve"/>
       </w:r>
@@ -684,7 +684,7 @@
         <w:rPr>
           <w:rFonts w:ascii="Arial Narrow" w:eastAsia="Calibri" w:hAnsi="Arial Narrow" w:cs="Arial"/>
           <w:kern w:val="0"/>
-          <w14:ligatures w14:val="none"/>
+          <ns2:ligatures ns2:val="none"/>
         </w:rPr>
         <w:t xml:space="preserve"/>
       </w:r>
@@ -692,7 +692,7 @@
         <w:rPr>
           <w:rFonts w:ascii="Arial Narrow" w:eastAsia="Calibri" w:hAnsi="Arial Narrow" w:cs="Arial"/>
           <w:kern w:val="0"/>
-          <w14:ligatures w14:val="none"/>
+          <ns2:ligatures ns2:val="none"/>
         </w:rPr>
         <w:t xml:space="preserve"/>
       </w:r>
@@ -700,7 +700,7 @@
         <w:rPr>
           <w:rFonts w:ascii="Arial Narrow" w:eastAsia="Calibri" w:hAnsi="Arial Narrow" w:cs="Arial"/>
           <w:kern w:val="0"/>
-          <w14:ligatures w14:val="none"/>
+          <ns2:ligatures ns2:val="none"/>
         </w:rPr>
         <w:t/>
       </w:r>
@@ -710,7 +710,7 @@
           <w:color w:val="000000"/>
           <w:kern w:val="0"/>
           <w:lang w:val="es-ES" w:eastAsia="es-ES"/>
-          <w14:ligatures w14:val="none"/>
+          <ns2:ligatures ns2:val="none"/>
         </w:rPr>
         <w:t xml:space="preserve"/>
       </w:r>
@@ -720,7 +720,7 @@
           <w:color w:val="000000"/>
           <w:kern w:val="0"/>
           <w:lang w:val="es-ES" w:eastAsia="es-ES"/>
-          <w14:ligatures w14:val="none"/>
+          <ns2:ligatures ns2:val="none"/>
         </w:rPr>
         <w:t xml:space="preserve"/>
       </w:r>
@@ -730,7 +730,7 @@
           <w:color w:val="000000"/>
           <w:kern w:val="0"/>
           <w:lang w:val="es-ES" w:eastAsia="es-ES"/>
-          <w14:ligatures w14:val="none"/>
+          <ns2:ligatures ns2:val="none"/>
         </w:rPr>
         <w:t/>
       </w:r>
@@ -740,7 +740,7 @@
           <w:color w:val="000000"/>
           <w:kern w:val="0"/>
           <w:lang w:val="es-ES" w:eastAsia="es-ES"/>
-          <w14:ligatures w14:val="none"/>
+          <ns2:ligatures ns2:val="none"/>
         </w:rPr>
         <w:t/>
       </w:r>
@@ -752,7 +752,7 @@
           <w:kern w:val="0"/>
           <w:vertAlign w:val="superscript"/>
           <w:lang w:val="es-ES" w:eastAsia="es-ES"/>
-          <w14:ligatures w14:val="none"/>
+          <ns2:ligatures ns2:val="none"/>
         </w:rPr>
         <w:footnoteReference w:id="2"/>
       </w:r>
@@ -762,7 +762,7 @@
           <w:color w:val="000000"/>
           <w:kern w:val="0"/>
           <w:lang w:val="es-ES" w:eastAsia="es-ES"/>
-          <w14:ligatures w14:val="none"/>
+          <ns2:ligatures ns2:val="none"/>
         </w:rPr>
         <w:t xml:space="preserve"/>
       </w:r>
@@ -773,12 +773,12 @@
           <w:color w:val="000000"/>
           <w:kern w:val="0"/>
           <w:lang w:val="es-ES" w:eastAsia="es-ES"/>
-          <w14:ligatures w14:val="none"/>
+          <ns2:ligatures ns2:val="none"/>
         </w:rPr>
         <w:t/>
       </w:r>
     </w:p>
-    <w:p>
+    <w:p ns2:paraId="101D66EA" ns2:textId="77777777">
       <w:pPr>
         <w:tabs>
           <w:tab w:val="left" w:pos="1134"/>
@@ -790,11 +790,11 @@
           <w:color w:val="000000"/>
           <w:kern w:val="0"/>
           <w:lang w:val="es-ES" w:eastAsia="es-ES"/>
-          <w14:ligatures w14:val="none"/>
-        </w:rPr>
-      </w:pPr>
-    </w:p>
-    <w:p>
+          <ns2:ligatures ns2:val="none"/>
+        </w:rPr>
+      </w:pPr>
+    </w:p>
+    <w:p ns2:paraId="1E2AF457" ns2:textId="3FEEB92E">
       <w:pPr>
         <w:pStyle w:val="Prrafodelista"/>
         <w:numPr>
@@ -813,7 +813,7 @@
           <w:color w:val="000000"/>
           <w:kern w:val="0"/>
           <w:lang w:eastAsia="es-ES"/>
-          <w14:ligatures w14:val="none"/>
+          <ns2:ligatures ns2:val="none"/>
         </w:rPr>
       </w:pPr>
       <w:r>
@@ -822,7 +822,7 @@
           <w:color w:val="000000"/>
           <w:kern w:val="0"/>
           <w:lang w:eastAsia="es-ES"/>
-          <w14:ligatures w14:val="none"/>
+          <ns2:ligatures ns2:val="none"/>
         </w:rPr>
         <w:t xml:space="preserve">En 2021, contrató </w:t>
       </w:r>
@@ -832,7 +832,7 @@
           <w:color w:val="000000"/>
           <w:kern w:val="0"/>
           <w:lang w:eastAsia="es-ES"/>
-          <w14:ligatures w14:val="none"/>
+          <ns2:ligatures ns2:val="none"/>
         </w:rPr>
         <w:t xml:space="preserve">con </w:t>
       </w:r>
@@ -842,7 +842,7 @@
           <w:color w:val="000000"/>
           <w:kern w:val="0"/>
           <w:lang w:eastAsia="es-ES"/>
-          <w14:ligatures w14:val="none"/>
+          <ns2:ligatures ns2:val="none"/>
         </w:rPr>
         <w:t xml:space="preserve">Banco de la Nación </w:t>
       </w:r>
@@ -852,7 +852,7 @@
           <w:color w:val="000000"/>
           <w:kern w:val="0"/>
           <w:lang w:eastAsia="es-ES"/>
-          <w14:ligatures w14:val="none"/>
+          <ns2:ligatures ns2:val="none"/>
         </w:rPr>
         <w:t>el Seguro de Protección de Tarjeta</w:t>
       </w:r>
@@ -862,7 +862,7 @@
           <w:color w:val="000000"/>
           <w:kern w:val="0"/>
           <w:lang w:eastAsia="es-ES"/>
-          <w14:ligatures w14:val="none"/>
+          <ns2:ligatures ns2:val="none"/>
         </w:rPr>
         <w:t>s</w:t>
       </w:r>
@@ -872,7 +872,7 @@
           <w:color w:val="000000"/>
           <w:kern w:val="0"/>
           <w:lang w:eastAsia="es-ES"/>
-          <w14:ligatures w14:val="none"/>
+          <ns2:ligatures ns2:val="none"/>
         </w:rPr>
         <w:t xml:space="preserve"> </w:t>
       </w:r>
@@ -882,7 +882,7 @@
           <w:color w:val="000000"/>
           <w:kern w:val="0"/>
           <w:lang w:eastAsia="es-ES"/>
-          <w14:ligatures w14:val="none"/>
+          <ns2:ligatures ns2:val="none"/>
         </w:rPr>
         <w:t>– Póliza 5701922 (en adelante, “Seguro de Protección de Tarjetas”)</w:t>
       </w:r>
@@ -892,7 +892,7 @@
           <w:color w:val="000000"/>
           <w:kern w:val="0"/>
           <w:lang w:eastAsia="es-ES"/>
-          <w14:ligatures w14:val="none"/>
+          <ns2:ligatures ns2:val="none"/>
         </w:rPr>
         <w:t xml:space="preserve"> emitido por La positiva</w:t>
       </w:r>
@@ -902,7 +902,7 @@
           <w:color w:val="000000"/>
           <w:kern w:val="0"/>
           <w:lang w:eastAsia="es-ES"/>
-          <w14:ligatures w14:val="none"/>
+          <ns2:ligatures ns2:val="none"/>
         </w:rPr>
         <w:t xml:space="preserve">. Señaló que, </w:t>
       </w:r>
@@ -912,7 +912,7 @@
           <w:color w:val="000000"/>
           <w:kern w:val="0"/>
           <w:lang w:eastAsia="es-ES"/>
-          <w14:ligatures w14:val="none"/>
+          <ns2:ligatures ns2:val="none"/>
         </w:rPr>
         <w:t>aunque el sistema de la aseguradora registraba vigencia hasta 2022, el Banco continuó cobrando mensualmente S/. 1,52 por el seguro hasta el 4 de noviembre de 2023</w:t>
       </w:r>
@@ -922,12 +922,12 @@
           <w:color w:val="000000"/>
           <w:kern w:val="0"/>
           <w:lang w:eastAsia="es-ES"/>
-          <w14:ligatures w14:val="none"/>
+          <ns2:ligatures ns2:val="none"/>
         </w:rPr>
         <w:t>.</w:t>
       </w:r>
     </w:p>
-    <w:p>
+    <w:p ns2:paraId="311C3C2D" ns2:textId="77777777">
       <w:pPr>
         <w:pStyle w:val="Prrafodelista"/>
         <w:spacing w:after="0" w:line="240" w:lineRule="auto"/>
@@ -938,11 +938,11 @@
           <w:color w:val="000000"/>
           <w:kern w:val="0"/>
           <w:lang w:eastAsia="es-ES"/>
-          <w14:ligatures w14:val="none"/>
-        </w:rPr>
-      </w:pPr>
-    </w:p>
-    <w:p>
+          <ns2:ligatures ns2:val="none"/>
+        </w:rPr>
+      </w:pPr>
+    </w:p>
+    <w:p ns2:paraId="3A3A2C27" ns2:textId="2547FA05">
       <w:pPr>
         <w:pStyle w:val="Prrafodelista"/>
         <w:numPr>
@@ -961,7 +961,7 @@
           <w:color w:val="000000"/>
           <w:kern w:val="0"/>
           <w:lang w:eastAsia="es-ES"/>
-          <w14:ligatures w14:val="none"/>
+          <ns2:ligatures ns2:val="none"/>
         </w:rPr>
       </w:pPr>
       <w:r>
@@ -970,7 +970,7 @@
           <w:color w:val="000000"/>
           <w:kern w:val="0"/>
           <w:lang w:eastAsia="es-ES"/>
-          <w14:ligatures w14:val="none"/>
+          <ns2:ligatures ns2:val="none"/>
         </w:rPr>
         <w:t xml:space="preserve">El 16 de octubre de 2023, sufrió un </w:t>
       </w:r>
@@ -980,7 +980,7 @@
           <w:color w:val="000000"/>
           <w:kern w:val="0"/>
           <w:lang w:eastAsia="es-ES"/>
-          <w14:ligatures w14:val="none"/>
+          <ns2:ligatures ns2:val="none"/>
         </w:rPr>
         <w:t>robo</w:t>
       </w:r>
@@ -990,7 +990,7 @@
           <w:color w:val="000000"/>
           <w:kern w:val="0"/>
           <w:lang w:eastAsia="es-ES"/>
-          <w14:ligatures w14:val="none"/>
+          <ns2:ligatures ns2:val="none"/>
         </w:rPr>
         <w:t xml:space="preserve"> a mano armada que ocasionó una lesión medular grave, resultando en una condición de paraplejia. </w:t>
       </w:r>
@@ -1000,7 +1000,7 @@
           <w:color w:val="000000"/>
           <w:kern w:val="0"/>
           <w:lang w:eastAsia="es-ES"/>
-          <w14:ligatures w14:val="none"/>
+          <ns2:ligatures ns2:val="none"/>
         </w:rPr>
         <w:t xml:space="preserve">Ese día, </w:t>
       </w:r>
@@ -1010,7 +1010,7 @@
           <w:color w:val="000000"/>
           <w:kern w:val="0"/>
           <w:lang w:eastAsia="es-ES"/>
-          <w14:ligatures w14:val="none"/>
+          <ns2:ligatures ns2:val="none"/>
         </w:rPr>
         <w:t xml:space="preserve">presentó la solicitud de cobertura al Banco, entregando la documentación requerida. En marzo de 2024, </w:t>
       </w:r>
@@ -1020,7 +1020,7 @@
           <w:color w:val="000000"/>
           <w:kern w:val="0"/>
           <w:lang w:eastAsia="es-ES"/>
-          <w14:ligatures w14:val="none"/>
+          <ns2:ligatures ns2:val="none"/>
         </w:rPr>
         <w:t>el Banco le informó</w:t>
       </w:r>
@@ -1030,12 +1030,12 @@
           <w:color w:val="000000"/>
           <w:kern w:val="0"/>
           <w:lang w:eastAsia="es-ES"/>
-          <w14:ligatures w14:val="none"/>
+          <ns2:ligatures ns2:val="none"/>
         </w:rPr>
         <w:t xml:space="preserve"> que el caso fue derivado a La Positiva y que futuras gestiones debían hacerse directamente con dicha compañía aseguradora.</w:t>
       </w:r>
     </w:p>
-    <w:p>
+    <w:p ns2:paraId="50C071F7" ns2:textId="77777777">
       <w:pPr>
         <w:pStyle w:val="Prrafodelista"/>
         <w:rPr>
@@ -1043,11 +1043,11 @@
           <w:color w:val="000000"/>
           <w:kern w:val="0"/>
           <w:lang w:eastAsia="es-ES"/>
-          <w14:ligatures w14:val="none"/>
-        </w:rPr>
-      </w:pPr>
-    </w:p>
-    <w:p>
+          <ns2:ligatures ns2:val="none"/>
+        </w:rPr>
+      </w:pPr>
+    </w:p>
+    <w:p ns2:paraId="25A34982" ns2:textId="7AB7F22B">
       <w:pPr>
         <w:pStyle w:val="Prrafodelista"/>
         <w:numPr>
@@ -1066,7 +1066,7 @@
           <w:color w:val="000000"/>
           <w:kern w:val="0"/>
           <w:lang w:eastAsia="es-ES"/>
-          <w14:ligatures w14:val="none"/>
+          <ns2:ligatures ns2:val="none"/>
         </w:rPr>
       </w:pPr>
       <w:r>
@@ -1075,12 +1075,12 @@
           <w:color w:val="000000"/>
           <w:kern w:val="0"/>
           <w:lang w:eastAsia="es-ES"/>
-          <w14:ligatures w14:val="none"/>
+          <ns2:ligatures ns2:val="none"/>
         </w:rPr>
         <w:t>Desde marzo de 2024, no pudo continuar con la entrega de documentación adicional debido a complicaciones de salud. En octubre de 2024, solicitó la reapertura del expediente relacionado con el siniestro, lo cual registró bajo el código 07297688.</w:t>
       </w:r>
     </w:p>
-    <w:p>
+    <w:p ns2:paraId="0A671BFC" ns2:textId="77777777">
       <w:pPr>
         <w:spacing w:after="0" w:line="240" w:lineRule="auto"/>
         <w:jc w:val="both"/>
@@ -1089,11 +1089,11 @@
           <w:color w:val="000000"/>
           <w:kern w:val="0"/>
           <w:lang w:eastAsia="es-ES"/>
-          <w14:ligatures w14:val="none"/>
-        </w:rPr>
-      </w:pPr>
-    </w:p>
-    <w:p>
+          <ns2:ligatures ns2:val="none"/>
+        </w:rPr>
+      </w:pPr>
+    </w:p>
+    <w:p ns2:paraId="2C1CD2DE" ns2:textId="33F47001">
       <w:pPr>
         <w:pStyle w:val="Prrafodelista"/>
         <w:numPr>
@@ -1112,7 +1112,7 @@
           <w:color w:val="000000"/>
           <w:kern w:val="0"/>
           <w:lang w:eastAsia="es-ES"/>
-          <w14:ligatures w14:val="none"/>
+          <ns2:ligatures ns2:val="none"/>
         </w:rPr>
       </w:pPr>
       <w:r>
@@ -1121,7 +1121,7 @@
           <w:color w:val="000000"/>
           <w:kern w:val="0"/>
           <w:lang w:eastAsia="es-ES"/>
-          <w14:ligatures w14:val="none"/>
+          <ns2:ligatures ns2:val="none"/>
         </w:rPr>
         <w:t xml:space="preserve">El 30 de mayo de 2024, producto </w:t>
       </w:r>
@@ -1131,7 +1131,7 @@
           <w:color w:val="000000"/>
           <w:kern w:val="0"/>
           <w:lang w:eastAsia="es-ES"/>
-          <w14:ligatures w14:val="none"/>
+          <ns2:ligatures ns2:val="none"/>
         </w:rPr>
         <w:t>su</w:t>
       </w:r>
@@ -1141,12 +1141,12 @@
           <w:color w:val="000000"/>
           <w:kern w:val="0"/>
           <w:lang w:eastAsia="es-ES"/>
-          <w14:ligatures w14:val="none"/>
+          <ns2:ligatures ns2:val="none"/>
         </w:rPr>
         <w:t xml:space="preserve"> dicha lesión medular, obtuvo un certificado de discapacidad.</w:t>
       </w:r>
     </w:p>
-    <w:p>
+    <w:p ns2:paraId="65204EF9" ns2:textId="77777777">
       <w:pPr>
         <w:pStyle w:val="Prrafodelista"/>
         <w:spacing w:after="0" w:line="240" w:lineRule="auto"/>
@@ -1157,11 +1157,11 @@
           <w:color w:val="000000"/>
           <w:kern w:val="0"/>
           <w:lang w:eastAsia="es-ES"/>
-          <w14:ligatures w14:val="none"/>
-        </w:rPr>
-      </w:pPr>
-    </w:p>
-    <w:p>
+          <ns2:ligatures ns2:val="none"/>
+        </w:rPr>
+      </w:pPr>
+    </w:p>
+    <w:p ns2:paraId="657F58BA" ns2:textId="7D41091C">
       <w:pPr>
         <w:pStyle w:val="Prrafodelista"/>
         <w:numPr>
@@ -1180,7 +1180,7 @@
           <w:color w:val="000000"/>
           <w:kern w:val="0"/>
           <w:lang w:eastAsia="es-ES"/>
-          <w14:ligatures w14:val="none"/>
+          <ns2:ligatures ns2:val="none"/>
         </w:rPr>
       </w:pPr>
       <w:r>
@@ -1189,7 +1189,7 @@
           <w:color w:val="000000"/>
           <w:kern w:val="0"/>
           <w:lang w:eastAsia="es-ES"/>
-          <w14:ligatures w14:val="none"/>
+          <ns2:ligatures ns2:val="none"/>
         </w:rPr>
         <w:t xml:space="preserve">El 27 de diciembre de 2024, La Positiva </w:t>
       </w:r>
@@ -1199,7 +1199,7 @@
           <w:color w:val="000000"/>
           <w:kern w:val="0"/>
           <w:lang w:eastAsia="es-ES"/>
-          <w14:ligatures w14:val="none"/>
+          <ns2:ligatures ns2:val="none"/>
         </w:rPr>
         <w:t>le requirió que presente la ampliación de denuncia policial donde señale el monto robado</w:t>
       </w:r>
@@ -1209,7 +1209,7 @@
           <w:color w:val="000000"/>
           <w:kern w:val="0"/>
           <w:lang w:eastAsia="es-ES"/>
-          <w14:ligatures w14:val="none"/>
+          <ns2:ligatures ns2:val="none"/>
         </w:rPr>
         <w:t xml:space="preserve"> de su tarjeta del Banco de la Nación</w:t>
       </w:r>
@@ -1219,12 +1219,12 @@
           <w:color w:val="000000"/>
           <w:kern w:val="0"/>
           <w:lang w:eastAsia="es-ES"/>
-          <w14:ligatures w14:val="none"/>
+          <ns2:ligatures ns2:val="none"/>
         </w:rPr>
         <w:t>, la cual presentó el 17 de febrero de 2025.</w:t>
       </w:r>
     </w:p>
-    <w:p>
+    <w:p ns2:paraId="50F89B89" ns2:textId="77777777">
       <w:pPr>
         <w:pStyle w:val="Prrafodelista"/>
         <w:rPr>
@@ -1232,11 +1232,11 @@
           <w:color w:val="000000"/>
           <w:kern w:val="0"/>
           <w:lang w:eastAsia="es-ES"/>
-          <w14:ligatures w14:val="none"/>
-        </w:rPr>
-      </w:pPr>
-    </w:p>
-    <w:p>
+          <ns2:ligatures ns2:val="none"/>
+        </w:rPr>
+      </w:pPr>
+    </w:p>
+    <w:p ns2:paraId="6574E817" ns2:textId="05477218">
       <w:pPr>
         <w:pStyle w:val="Prrafodelista"/>
         <w:numPr>
@@ -1255,7 +1255,7 @@
           <w:color w:val="000000"/>
           <w:kern w:val="0"/>
           <w:lang w:eastAsia="es-ES"/>
-          <w14:ligatures w14:val="none"/>
+          <ns2:ligatures ns2:val="none"/>
         </w:rPr>
       </w:pPr>
       <w:r>
@@ -1264,7 +1264,7 @@
           <w:color w:val="000000"/>
           <w:kern w:val="0"/>
           <w:lang w:eastAsia="es-ES"/>
-          <w14:ligatures w14:val="none"/>
+          <ns2:ligatures ns2:val="none"/>
         </w:rPr>
         <w:t xml:space="preserve">El 3 de marzo de 2025, </w:t>
       </w:r>
@@ -1274,7 +1274,7 @@
           <w:color w:val="000000"/>
           <w:kern w:val="0"/>
           <w:lang w:eastAsia="es-ES"/>
-          <w14:ligatures w14:val="none"/>
+          <ns2:ligatures ns2:val="none"/>
         </w:rPr>
         <w:t>La Positiva</w:t>
       </w:r>
@@ -1284,7 +1284,7 @@
           <w:color w:val="000000"/>
           <w:kern w:val="0"/>
           <w:lang w:eastAsia="es-ES"/>
-          <w14:ligatures w14:val="none"/>
+          <ns2:ligatures ns2:val="none"/>
         </w:rPr>
         <w:t xml:space="preserve"> le</w:t>
       </w:r>
@@ -1294,7 +1294,7 @@
           <w:color w:val="000000"/>
           <w:kern w:val="0"/>
           <w:lang w:eastAsia="es-ES"/>
-          <w14:ligatures w14:val="none"/>
+          <ns2:ligatures ns2:val="none"/>
         </w:rPr>
         <w:t xml:space="preserve"> indicó que</w:t>
       </w:r>
@@ -1304,7 +1304,7 @@
           <w:color w:val="000000"/>
           <w:kern w:val="0"/>
           <w:lang w:eastAsia="es-ES"/>
-          <w14:ligatures w14:val="none"/>
+          <ns2:ligatures ns2:val="none"/>
         </w:rPr>
         <w:t xml:space="preserve"> adicionalmente debía </w:t>
       </w:r>
@@ -1314,12 +1314,12 @@
           <w:color w:val="000000"/>
           <w:kern w:val="0"/>
           <w:lang w:eastAsia="es-ES"/>
-          <w14:ligatures w14:val="none"/>
+          <ns2:ligatures ns2:val="none"/>
         </w:rPr>
         <w:t xml:space="preserve">presentar un informe de resonancia magnética y estudios de rayos X correspondientes a fechas próximas al evento ocurrido el 16 de octubre de 2023. </w:t>
       </w:r>
     </w:p>
-    <w:p>
+    <w:p ns2:paraId="0855F253" ns2:textId="77777777">
       <w:pPr>
         <w:spacing w:after="0" w:line="240" w:lineRule="auto"/>
         <w:jc w:val="both"/>
@@ -1328,11 +1328,11 @@
           <w:color w:val="000000"/>
           <w:kern w:val="0"/>
           <w:lang w:eastAsia="es-ES"/>
-          <w14:ligatures w14:val="none"/>
-        </w:rPr>
-      </w:pPr>
-    </w:p>
-    <w:p>
+          <ns2:ligatures ns2:val="none"/>
+        </w:rPr>
+      </w:pPr>
+    </w:p>
+    <w:p ns2:paraId="6D2692C1" ns2:textId="1D8757A8">
       <w:pPr>
         <w:pStyle w:val="Prrafodelista"/>
         <w:numPr>
@@ -1351,7 +1351,7 @@
           <w:color w:val="000000"/>
           <w:kern w:val="0"/>
           <w:lang w:eastAsia="es-ES"/>
-          <w14:ligatures w14:val="none"/>
+          <ns2:ligatures ns2:val="none"/>
         </w:rPr>
       </w:pPr>
       <w:r>
@@ -1360,7 +1360,7 @@
           <w:color w:val="000000"/>
           <w:kern w:val="0"/>
           <w:lang w:eastAsia="es-ES"/>
-          <w14:ligatures w14:val="none"/>
+          <ns2:ligatures ns2:val="none"/>
         </w:rPr>
         <w:t>El 4 de marzo de 2025</w:t>
       </w:r>
@@ -1370,7 +1370,7 @@
           <w:color w:val="000000"/>
           <w:kern w:val="0"/>
           <w:lang w:eastAsia="es-ES"/>
-          <w14:ligatures w14:val="none"/>
+          <ns2:ligatures ns2:val="none"/>
         </w:rPr>
         <w:t xml:space="preserve">, le </w:t>
       </w:r>
@@ -1380,7 +1380,7 @@
           <w:color w:val="000000"/>
           <w:kern w:val="0"/>
           <w:lang w:eastAsia="es-ES"/>
-          <w14:ligatures w14:val="none"/>
+          <ns2:ligatures ns2:val="none"/>
         </w:rPr>
         <w:t>respondió</w:t>
       </w:r>
@@ -1390,7 +1390,7 @@
           <w:color w:val="000000"/>
           <w:kern w:val="0"/>
           <w:lang w:eastAsia="es-ES"/>
-          <w14:ligatures w14:val="none"/>
+          <ns2:ligatures ns2:val="none"/>
         </w:rPr>
         <w:t xml:space="preserve"> a la compañía aseguradora</w:t>
       </w:r>
@@ -1400,7 +1400,7 @@
           <w:color w:val="000000"/>
           <w:kern w:val="0"/>
           <w:lang w:eastAsia="es-ES"/>
-          <w14:ligatures w14:val="none"/>
+          <ns2:ligatures ns2:val="none"/>
         </w:rPr>
         <w:t xml:space="preserve"> señalándole </w:t>
       </w:r>
@@ -1410,7 +1410,7 @@
           <w:color w:val="000000"/>
           <w:kern w:val="0"/>
           <w:lang w:eastAsia="es-ES"/>
-          <w14:ligatures w14:val="none"/>
+          <ns2:ligatures ns2:val="none"/>
         </w:rPr>
         <w:t>que</w:t>
       </w:r>
@@ -1420,7 +1420,7 @@
           <w:color w:val="000000"/>
           <w:kern w:val="0"/>
           <w:lang w:eastAsia="es-ES"/>
-          <w14:ligatures w14:val="none"/>
+          <ns2:ligatures ns2:val="none"/>
         </w:rPr>
         <w:t xml:space="preserve"> se dirigió a la clínica en la cual recibió atención médica luego del </w:t>
       </w:r>
@@ -1430,7 +1430,7 @@
           <w:color w:val="000000"/>
           <w:kern w:val="0"/>
           <w:lang w:eastAsia="es-ES"/>
-          <w14:ligatures w14:val="none"/>
+          <ns2:ligatures ns2:val="none"/>
         </w:rPr>
         <w:t>siniestro</w:t>
       </w:r>
@@ -1440,7 +1440,7 @@
           <w:color w:val="000000"/>
           <w:kern w:val="0"/>
           <w:lang w:eastAsia="es-ES"/>
-          <w14:ligatures w14:val="none"/>
+          <ns2:ligatures ns2:val="none"/>
         </w:rPr>
         <w:t xml:space="preserve"> y solicitó los estudios de resonancia magnética y rayos X correspondientes a las fechas indicadas</w:t>
       </w:r>
@@ -1450,7 +1450,7 @@
           <w:color w:val="000000"/>
           <w:kern w:val="0"/>
           <w:lang w:eastAsia="es-ES"/>
-          <w14:ligatures w14:val="none"/>
+          <ns2:ligatures ns2:val="none"/>
         </w:rPr>
         <w:t xml:space="preserve">, </w:t>
       </w:r>
@@ -1460,7 +1460,7 @@
           <w:color w:val="000000"/>
           <w:kern w:val="0"/>
           <w:lang w:eastAsia="es-ES"/>
-          <w14:ligatures w14:val="none"/>
+          <ns2:ligatures ns2:val="none"/>
         </w:rPr>
         <w:t>y le informaron</w:t>
       </w:r>
@@ -1470,7 +1470,7 @@
           <w:color w:val="000000"/>
           <w:kern w:val="0"/>
           <w:lang w:eastAsia="es-ES"/>
-          <w14:ligatures w14:val="none"/>
+          <ns2:ligatures ns2:val="none"/>
         </w:rPr>
         <w:t xml:space="preserve"> que dichos registros </w:t>
       </w:r>
@@ -1480,12 +1480,12 @@
           <w:color w:val="000000"/>
           <w:kern w:val="0"/>
           <w:lang w:eastAsia="es-ES"/>
-          <w14:ligatures w14:val="none"/>
+          <ns2:ligatures ns2:val="none"/>
         </w:rPr>
         <w:t>habían sido eliminados por la clínica por el tiempo transcurrido y solicitó que se considere la documentación ya entregada.</w:t>
       </w:r>
     </w:p>
-    <w:p>
+    <w:p ns2:paraId="07906B57" ns2:textId="2FB7486C">
       <w:pPr>
         <w:pStyle w:val="Prrafodelista"/>
         <w:numPr>
@@ -1504,7 +1504,7 @@
           <w:color w:val="000000"/>
           <w:kern w:val="0"/>
           <w:lang w:eastAsia="es-ES"/>
-          <w14:ligatures w14:val="none"/>
+          <ns2:ligatures ns2:val="none"/>
         </w:rPr>
       </w:pPr>
       <w:r>
@@ -1513,7 +1513,7 @@
           <w:color w:val="000000"/>
           <w:kern w:val="0"/>
           <w:lang w:eastAsia="es-ES"/>
-          <w14:ligatures w14:val="none"/>
+          <ns2:ligatures ns2:val="none"/>
         </w:rPr>
         <w:lastRenderedPageBreak/>
         <w:t>D</w:t>
@@ -1524,7 +1524,7 @@
           <w:color w:val="000000"/>
           <w:kern w:val="0"/>
           <w:lang w:eastAsia="es-ES"/>
-          <w14:ligatures w14:val="none"/>
+          <ns2:ligatures ns2:val="none"/>
         </w:rPr>
         <w:t>urante todo el proceso</w:t>
       </w:r>
@@ -1534,7 +1534,7 @@
           <w:color w:val="000000"/>
           <w:kern w:val="0"/>
           <w:lang w:eastAsia="es-ES"/>
-          <w14:ligatures w14:val="none"/>
+          <ns2:ligatures ns2:val="none"/>
         </w:rPr>
         <w:t xml:space="preserve"> del trámite de solicitud de activación de cobertura</w:t>
       </w:r>
@@ -1544,7 +1544,7 @@
           <w:color w:val="000000"/>
           <w:kern w:val="0"/>
           <w:lang w:eastAsia="es-ES"/>
-          <w14:ligatures w14:val="none"/>
+          <ns2:ligatures ns2:val="none"/>
         </w:rPr>
         <w:t xml:space="preserve">, </w:t>
       </w:r>
@@ -1554,7 +1554,7 @@
           <w:color w:val="000000"/>
           <w:kern w:val="0"/>
           <w:lang w:eastAsia="es-ES"/>
-          <w14:ligatures w14:val="none"/>
+          <ns2:ligatures ns2:val="none"/>
         </w:rPr>
         <w:t>afirmó</w:t>
       </w:r>
@@ -1564,7 +1564,7 @@
           <w:color w:val="000000"/>
           <w:kern w:val="0"/>
           <w:lang w:eastAsia="es-ES"/>
-          <w14:ligatures w14:val="none"/>
+          <ns2:ligatures ns2:val="none"/>
         </w:rPr>
         <w:t xml:space="preserve"> que </w:t>
       </w:r>
@@ -1574,7 +1574,7 @@
           <w:color w:val="000000"/>
           <w:kern w:val="0"/>
           <w:lang w:eastAsia="es-ES"/>
-          <w14:ligatures w14:val="none"/>
+          <ns2:ligatures ns2:val="none"/>
         </w:rPr>
         <w:t xml:space="preserve">la </w:t>
       </w:r>
@@ -1584,7 +1584,7 @@
           <w:color w:val="000000"/>
           <w:kern w:val="0"/>
           <w:lang w:eastAsia="es-ES"/>
-          <w14:ligatures w14:val="none"/>
+          <ns2:ligatures ns2:val="none"/>
         </w:rPr>
         <w:t>compañía</w:t>
       </w:r>
@@ -1594,7 +1594,7 @@
           <w:color w:val="000000"/>
           <w:kern w:val="0"/>
           <w:lang w:eastAsia="es-ES"/>
-          <w14:ligatures w14:val="none"/>
+          <ns2:ligatures ns2:val="none"/>
         </w:rPr>
         <w:t xml:space="preserve"> aseguradora no </w:t>
       </w:r>
@@ -1604,7 +1604,7 @@
           <w:color w:val="000000"/>
           <w:kern w:val="0"/>
           <w:lang w:eastAsia="es-ES"/>
-          <w14:ligatures w14:val="none"/>
+          <ns2:ligatures ns2:val="none"/>
         </w:rPr>
         <w:t xml:space="preserve">le </w:t>
       </w:r>
@@ -1614,7 +1614,7 @@
           <w:color w:val="000000"/>
           <w:kern w:val="0"/>
           <w:lang w:eastAsia="es-ES"/>
-          <w14:ligatures w14:val="none"/>
+          <ns2:ligatures ns2:val="none"/>
         </w:rPr>
         <w:t xml:space="preserve">ofreció la posibilidad de presentar la documentación requerida por medios virtuales. </w:t>
       </w:r>
@@ -1624,7 +1624,7 @@
           <w:color w:val="000000"/>
           <w:kern w:val="0"/>
           <w:lang w:eastAsia="es-ES"/>
-          <w14:ligatures w14:val="none"/>
+          <ns2:ligatures ns2:val="none"/>
         </w:rPr>
         <w:t>Debido a</w:t>
       </w:r>
@@ -1634,12 +1634,12 @@
           <w:color w:val="000000"/>
           <w:kern w:val="0"/>
           <w:lang w:eastAsia="es-ES"/>
-          <w14:ligatures w14:val="none"/>
+          <ns2:ligatures ns2:val="none"/>
         </w:rPr>
         <w:t xml:space="preserve"> su condición de paraplejia, se vio imposibilitado de realizar la entrega de manera presencial y debió recurrir, en reiteradas ocasiones, a un familiar para que realizara la presentación de la documentación exigida en su representación.</w:t>
       </w:r>
     </w:p>
-    <w:p>
+    <w:p ns2:paraId="667DBDCB" ns2:textId="77777777">
       <w:pPr>
         <w:tabs>
           <w:tab w:val="left" w:pos="1134"/>
@@ -1651,11 +1651,11 @@
           <w:color w:val="000000"/>
           <w:kern w:val="0"/>
           <w:lang w:eastAsia="es-ES"/>
-          <w14:ligatures w14:val="none"/>
-        </w:rPr>
-      </w:pPr>
-    </w:p>
-    <w:p>
+          <ns2:ligatures ns2:val="none"/>
+        </w:rPr>
+      </w:pPr>
+    </w:p>
+    <w:p ns2:paraId="44007BE6" ns2:textId="7D20D565">
       <w:pPr>
         <w:numPr>
           <w:ilvl w:val="1"/>
@@ -1673,7 +1673,7 @@
           <w:color w:val="000000"/>
           <w:kern w:val="0"/>
           <w:lang w:val="es-ES" w:eastAsia="es-ES"/>
-          <w14:ligatures w14:val="none"/>
+          <ns2:ligatures ns2:val="none"/>
         </w:rPr>
       </w:pPr>
       <w:r>
@@ -1682,7 +1682,7 @@
           <w:color w:val="000000"/>
           <w:kern w:val="0"/>
           <w:lang w:val="es-ES" w:eastAsia="es-ES"/>
-          <w14:ligatures w14:val="none"/>
+          <ns2:ligatures ns2:val="none"/>
         </w:rPr>
         <w:t xml:space="preserve">El señor [APELLIDO] solicitó, en calidad de medida correctiva, que La Positiva cumpla con otorgar la suma asegurada convenida en la Póliza 5701922 del Seguro de Protección de Tarjetas. Asimismo, requirió el reembolso de costos y costas del presente procedimiento.</w:t>
       </w:r>
@@ -1692,7 +1692,7 @@
           <w:color w:val="000000"/>
           <w:kern w:val="0"/>
           <w:lang w:val="es-ES" w:eastAsia="es-ES"/>
-          <w14:ligatures w14:val="none"/>
+          <ns2:ligatures ns2:val="none"/>
         </w:rPr>
         <w:t xml:space="preserve"/>
       </w:r>
@@ -1700,7 +1700,7 @@
         <w:rPr>
           <w:rFonts w:ascii="Arial Narrow" w:eastAsia="Calibri" w:hAnsi="Arial Narrow" w:cs="Arial"/>
           <w:kern w:val="0"/>
-          <w14:ligatures w14:val="none"/>
+          <ns2:ligatures ns2:val="none"/>
         </w:rPr>
         <w:t xml:space="preserve"/>
       </w:r>
@@ -1710,7 +1710,7 @@
           <w:color w:val="000000"/>
           <w:kern w:val="0"/>
           <w:lang w:val="es-ES" w:eastAsia="es-ES"/>
-          <w14:ligatures w14:val="none"/>
+          <ns2:ligatures ns2:val="none"/>
         </w:rPr>
         <w:t xml:space="preserve"/>
       </w:r>
@@ -1720,7 +1720,7 @@
           <w:color w:val="000000"/>
           <w:kern w:val="0"/>
           <w:lang w:val="es-ES" w:eastAsia="es-ES"/>
-          <w14:ligatures w14:val="none"/>
+          <ns2:ligatures ns2:val="none"/>
         </w:rPr>
         <w:t xml:space="preserve"/>
       </w:r>
@@ -1730,7 +1730,7 @@
           <w:color w:val="000000"/>
           <w:kern w:val="0"/>
           <w:lang w:val="es-ES" w:eastAsia="es-ES"/>
-          <w14:ligatures w14:val="none"/>
+          <ns2:ligatures ns2:val="none"/>
         </w:rPr>
         <w:t xml:space="preserve"/>
       </w:r>
@@ -1740,7 +1740,7 @@
           <w:color w:val="000000"/>
           <w:kern w:val="0"/>
           <w:lang w:eastAsia="es-ES"/>
-          <w14:ligatures w14:val="none"/>
+          <ns2:ligatures ns2:val="none"/>
         </w:rPr>
         <w:t xml:space="preserve"/>
       </w:r>
@@ -1750,7 +1750,7 @@
           <w:color w:val="000000"/>
           <w:kern w:val="0"/>
           <w:lang w:val="es-ES" w:eastAsia="es-ES"/>
-          <w14:ligatures w14:val="none"/>
+          <ns2:ligatures ns2:val="none"/>
         </w:rPr>
         <w:t xml:space="preserve"/>
       </w:r>
@@ -1760,7 +1760,7 @@
           <w:color w:val="000000"/>
           <w:kern w:val="0"/>
           <w:lang w:eastAsia="es-ES"/>
-          <w14:ligatures w14:val="none"/>
+          <ns2:ligatures ns2:val="none"/>
         </w:rPr>
         <w:t/>
       </w:r>
@@ -1770,12 +1770,12 @@
           <w:color w:val="000000"/>
           <w:kern w:val="0"/>
           <w:lang w:val="es-ES" w:eastAsia="es-ES"/>
-          <w14:ligatures w14:val="none"/>
+          <ns2:ligatures ns2:val="none"/>
         </w:rPr>
         <w:t/>
       </w:r>
     </w:p>
-    <w:p>
+    <w:p ns2:paraId="619E0710" ns2:textId="77777777">
       <w:pPr>
         <w:spacing w:after="0" w:line="240" w:lineRule="auto"/>
         <w:contextualSpacing/>
@@ -1786,11 +1786,11 @@
           <w:color w:val="000000"/>
           <w:kern w:val="0"/>
           <w:lang w:eastAsia="es-PE"/>
-          <w14:ligatures w14:val="none"/>
-        </w:rPr>
-      </w:pPr>
-    </w:p>
-    <w:p>
+          <ns2:ligatures ns2:val="none"/>
+        </w:rPr>
+      </w:pPr>
+    </w:p>
+    <w:p ns2:paraId="0681DFDC" ns2:textId="77777777">
       <w:pPr>
         <w:pStyle w:val="Prrafodelista"/>
         <w:numPr>
@@ -1810,22 +1810,22 @@
           <w:color w:val="000000"/>
           <w:kern w:val="0"/>
           <w:lang w:eastAsia="es-PE"/>
-          <w14:ligatures w14:val="none"/>
-        </w:rPr>
-      </w:pPr>
-      <w:r>
-        <w:rPr>
-          <w:rFonts w:ascii="Arial Narrow" w:eastAsia="Arial Narrow" w:hAnsi="Arial Narrow" w:cs="Arial Narrow"/>
-          <w:b/>
-          <w:color w:val="000000"/>
-          <w:kern w:val="0"/>
-          <w:lang w:eastAsia="es-PE"/>
-          <w14:ligatures w14:val="none"/>
+          <ns2:ligatures ns2:val="none"/>
+        </w:rPr>
+      </w:pPr>
+      <w:r>
+        <w:rPr>
+          <w:rFonts w:ascii="Arial Narrow" w:eastAsia="Arial Narrow" w:hAnsi="Arial Narrow" w:cs="Arial Narrow"/>
+          <w:b/>
+          <w:color w:val="000000"/>
+          <w:kern w:val="0"/>
+          <w:lang w:eastAsia="es-PE"/>
+          <ns2:ligatures ns2:val="none"/>
         </w:rPr>
         <w:t>DE LA ADMISIÓN A TRÁMITE DE LA DENUNCIA</w:t>
       </w:r>
     </w:p>
-    <w:p>
+    <w:p ns2:paraId="3F75B5BE" ns2:textId="77777777">
       <w:pPr>
         <w:spacing w:after="0" w:line="240" w:lineRule="auto"/>
         <w:ind w:left="567"/>
@@ -1837,11 +1837,11 @@
           <w:color w:val="000000"/>
           <w:kern w:val="0"/>
           <w:lang w:eastAsia="es-PE"/>
-          <w14:ligatures w14:val="none"/>
-        </w:rPr>
-      </w:pPr>
-    </w:p>
-    <w:p>
+          <ns2:ligatures ns2:val="none"/>
+        </w:rPr>
+      </w:pPr>
+    </w:p>
+    <w:p ns2:paraId="67CA11B7" ns2:textId="1007E48A">
       <w:pPr>
         <w:pStyle w:val="Prrafodelista"/>
         <w:numPr>
@@ -1854,7 +1854,7 @@
         <w:rPr>
           <w:rFonts w:ascii="Arial Narrow" w:eastAsia="Arial Narrow" w:hAnsi="Arial Narrow" w:cs="Arial Narrow"/>
           <w:kern w:val="0"/>
-          <w14:ligatures w14:val="none"/>
+          <ns2:ligatures ns2:val="none"/>
         </w:rPr>
       </w:pPr>
       <w:bookmarkStart w:id="1" w:name="_Hlk140755208"/>
@@ -1866,7 +1866,7 @@
           <w:color w:val="000000"/>
           <w:kern w:val="0"/>
           <w:lang w:eastAsia="es-PE"/>
-          <w14:ligatures w14:val="none"/>
+          <ns2:ligatures ns2:val="none"/>
         </w:rPr>
         <w:t xml:space="preserve">La </w:t>
       </w:r>
@@ -1876,7 +1876,7 @@
           <w:color w:val="000000"/>
           <w:kern w:val="0"/>
           <w:lang w:eastAsia="es-PE"/>
-          <w14:ligatures w14:val="none"/>
+          <ns2:ligatures ns2:val="none"/>
         </w:rPr>
         <w:t>Secretaría Técnica de la Comisión de Protección al Consumidor 1 (en adelante, la Secretaría Técnica)</w:t>
       </w:r>
@@ -1886,7 +1886,7 @@
           <w:color w:val="000000"/>
           <w:kern w:val="0"/>
           <w:lang w:eastAsia="es-PE"/>
-          <w14:ligatures w14:val="none"/>
+          <ns2:ligatures ns2:val="none"/>
         </w:rPr>
         <w:t>, en ejercicio de sus facultades</w:t>
       </w:r>
@@ -1899,7 +1899,7 @@
           <w:rFonts w:ascii="Arial Narrow" w:eastAsia="Arial Narrow" w:hAnsi="Arial Narrow" w:cs="Arial Narrow"/>
           <w:kern w:val="0"/>
           <w:vertAlign w:val="superscript"/>
-          <w14:ligatures w14:val="none"/>
+          <ns2:ligatures ns2:val="none"/>
         </w:rPr>
         <w:footnoteReference w:id="3"/>
       </w:r>
@@ -1909,7 +1909,7 @@
           <w:color w:val="000000"/>
           <w:kern w:val="0"/>
           <w:lang w:eastAsia="es-PE"/>
-          <w14:ligatures w14:val="none"/>
+          <ns2:ligatures ns2:val="none"/>
         </w:rPr>
         <w:t xml:space="preserve">, considera </w:t>
       </w:r>
@@ -1917,7 +1917,7 @@
         <w:rPr>
           <w:rFonts w:ascii="Arial Narrow" w:eastAsia="Arial Narrow" w:hAnsi="Arial Narrow" w:cs="Arial Narrow"/>
           <w:kern w:val="0"/>
-          <w14:ligatures w14:val="none"/>
+          <ns2:ligatures ns2:val="none"/>
         </w:rPr>
         <w:t xml:space="preserve">que el hecho denunciado, consistente en que </w:t>
       </w:r>
@@ -1928,7 +1928,7 @@
           <w:kern w:val="0"/>
           <w:shd w:val="clear" w:color="auto" w:fill="FFFFFF"/>
           <w:lang w:eastAsia="es-PE"/>
-          <w14:ligatures w14:val="none"/>
+          <ns2:ligatures ns2:val="none"/>
         </w:rPr>
         <w:t>la compañía aseguradora habría requerido indebidamente al denunciante un informe de resonancia magnética y rayos X próximos al evento del 16 de octubre de 2023 en virtud de la cobertura del Seguro de Tarjeta Protegida - Póliza Soles 5701922, pese a no contar con dicha información</w:t>
       </w:r>
@@ -1938,7 +1938,7 @@
           <w:color w:val="000000"/>
           <w:kern w:val="0"/>
           <w:lang w:eastAsia="es-PE"/>
-          <w14:ligatures w14:val="none"/>
+          <ns2:ligatures ns2:val="none"/>
         </w:rPr>
         <w:t xml:space="preserve">. </w:t>
       </w:r>
@@ -1949,7 +1949,7 @@
           <w:color w:val="000000"/>
           <w:kern w:val="0"/>
           <w:lang w:eastAsia="es-PE"/>
-          <w14:ligatures w14:val="none"/>
+          <ns2:ligatures ns2:val="none"/>
         </w:rPr>
         <w:t>Por consiguiente, corresponde calificar el hecho materia de denuncia como una presunta infracción al deber de</w:t>
       </w:r>
@@ -1960,7 +1960,7 @@
           <w:color w:val="000000"/>
           <w:kern w:val="0"/>
           <w:lang w:eastAsia="es-PE"/>
-          <w14:ligatures w14:val="none"/>
+          <ns2:ligatures ns2:val="none"/>
         </w:rPr>
         <w:t xml:space="preserve"> </w:t>
       </w:r>
@@ -1971,7 +1971,7 @@
           <w:color w:val="000000"/>
           <w:kern w:val="0"/>
           <w:lang w:eastAsia="es-PE"/>
-          <w14:ligatures w14:val="none"/>
+          <ns2:ligatures ns2:val="none"/>
         </w:rPr>
         <w:t>protección contra los métodos comerciales</w:t>
       </w:r>
@@ -1982,7 +1982,7 @@
           <w:color w:val="000000"/>
           <w:kern w:val="0"/>
           <w:lang w:eastAsia="es-PE"/>
-          <w14:ligatures w14:val="none"/>
+          <ns2:ligatures ns2:val="none"/>
         </w:rPr>
         <w:t xml:space="preserve">, tipificado en </w:t>
       </w:r>
@@ -1993,7 +1993,7 @@
           <w:kern w:val="0"/>
           <w:shd w:val="clear" w:color="auto" w:fill="FFFFFF"/>
           <w:lang w:eastAsia="es-PE"/>
-          <w14:ligatures w14:val="none"/>
+          <ns2:ligatures ns2:val="none"/>
         </w:rPr>
         <w:t>literal g) del artículo 56</w:t>
       </w:r>
@@ -2004,7 +2004,7 @@
           <w:kern w:val="0"/>
           <w:shd w:val="clear" w:color="auto" w:fill="FFFFFF"/>
           <w:lang w:eastAsia="es-PE"/>
-          <w14:ligatures w14:val="none"/>
+          <ns2:ligatures ns2:val="none"/>
         </w:rPr>
         <w:t xml:space="preserve"> </w:t>
       </w:r>
@@ -2015,7 +2015,7 @@
           <w:color w:val="000000"/>
           <w:kern w:val="0"/>
           <w:lang w:eastAsia="es-PE"/>
-          <w14:ligatures w14:val="none"/>
+          <ns2:ligatures ns2:val="none"/>
         </w:rPr>
         <w:t>del Código</w:t>
       </w:r>
@@ -2034,7 +2034,7 @@
           <w:color w:val="000000"/>
           <w:kern w:val="0"/>
           <w:lang w:eastAsia="es-PE"/>
-          <w14:ligatures w14:val="none"/>
+          <ns2:ligatures ns2:val="none"/>
         </w:rPr>
         <w:t>.</w:t>
       </w:r>
@@ -2045,23 +2045,23 @@
           <w:color w:val="000000"/>
           <w:kern w:val="0"/>
           <w:lang w:eastAsia="es-PE"/>
-          <w14:ligatures w14:val="none"/>
+          <ns2:ligatures ns2:val="none"/>
         </w:rPr>
         <w:t xml:space="preserve"> </w:t>
       </w:r>
     </w:p>
-    <w:p>
-      <w:pPr>
-        <w:spacing w:after="0" w:line="240" w:lineRule="auto"/>
-        <w:jc w:val="both"/>
-        <w:rPr>
-          <w:rFonts w:ascii="Arial Narrow" w:eastAsia="Arial Narrow" w:hAnsi="Arial Narrow" w:cs="Arial Narrow"/>
-          <w:kern w:val="0"/>
-          <w14:ligatures w14:val="none"/>
-        </w:rPr>
-      </w:pPr>
-    </w:p>
-    <w:p>
+    <w:p ns2:paraId="4E169470" ns2:textId="77777777">
+      <w:pPr>
+        <w:spacing w:after="0" w:line="240" w:lineRule="auto"/>
+        <w:jc w:val="both"/>
+        <w:rPr>
+          <w:rFonts w:ascii="Arial Narrow" w:eastAsia="Arial Narrow" w:hAnsi="Arial Narrow" w:cs="Arial Narrow"/>
+          <w:kern w:val="0"/>
+          <ns2:ligatures ns2:val="none"/>
+        </w:rPr>
+      </w:pPr>
+    </w:p>
+    <w:p ns2:paraId="2847E956" ns2:textId="72A8DA2A">
       <w:pPr>
         <w:pStyle w:val="Prrafodelista"/>
         <w:numPr>
@@ -2074,7 +2074,7 @@
         <w:rPr>
           <w:rFonts w:ascii="Arial Narrow" w:eastAsia="Arial Narrow" w:hAnsi="Arial Narrow" w:cs="Arial Narrow"/>
           <w:kern w:val="0"/>
-          <w14:ligatures w14:val="none"/>
+          <ns2:ligatures ns2:val="none"/>
         </w:rPr>
       </w:pPr>
       <w:r>
@@ -2084,7 +2084,7 @@
           <w:color w:val="000000"/>
           <w:kern w:val="0"/>
           <w:lang w:eastAsia="es-PE"/>
-          <w14:ligatures w14:val="none"/>
+          <ns2:ligatures ns2:val="none"/>
         </w:rPr>
         <w:t>Además,</w:t>
       </w:r>
@@ -2092,7 +2092,7 @@
         <w:rPr>
           <w:rFonts w:ascii="Arial Narrow" w:eastAsia="Arial Narrow" w:hAnsi="Arial Narrow" w:cs="Arial Narrow"/>
           <w:kern w:val="0"/>
-          <w14:ligatures w14:val="none"/>
+          <ns2:ligatures ns2:val="none"/>
         </w:rPr>
         <w:t xml:space="preserve"> la Secretaría Técnica, en ejercicio de sus facultades, </w:t>
       </w:r>
@@ -2102,7 +2102,7 @@
           <w:color w:val="000000"/>
           <w:kern w:val="0"/>
           <w:lang w:eastAsia="es-PE"/>
-          <w14:ligatures w14:val="none"/>
+          <ns2:ligatures ns2:val="none"/>
         </w:rPr>
         <w:t xml:space="preserve">considera </w:t>
       </w:r>
@@ -2110,7 +2110,7 @@
         <w:rPr>
           <w:rFonts w:ascii="Arial Narrow" w:eastAsia="Arial Narrow" w:hAnsi="Arial Narrow" w:cs="Arial"/>
           <w:kern w:val="0"/>
-          <w14:ligatures w14:val="none"/>
+          <ns2:ligatures ns2:val="none"/>
         </w:rPr>
         <w:t xml:space="preserve">que el hecho denunciado, consistente en que </w:t>
       </w:r>
@@ -2118,7 +2118,7 @@
         <w:rPr>
           <w:rFonts w:ascii="Arial Narrow" w:eastAsia="Arial Narrow" w:hAnsi="Arial Narrow" w:cs="Arial Narrow"/>
           <w:kern w:val="0"/>
-          <w14:ligatures w14:val="none"/>
+          <ns2:ligatures ns2:val="none"/>
         </w:rPr>
         <w:t>la compañía aseguradora habría tenido un trato discriminatorio con el denunciante, al no brindarle la facilidad de presentar documentación para activar su seguro a través de canales virtuales, pese a que conocía de su incapacidad</w:t>
       </w:r>
@@ -2128,7 +2128,7 @@
           <w:color w:val="000000"/>
           <w:kern w:val="0"/>
           <w:lang w:eastAsia="es-PE"/>
-          <w14:ligatures w14:val="none"/>
+          <ns2:ligatures ns2:val="none"/>
         </w:rPr>
         <w:t xml:space="preserve">. Por </w:t>
       </w:r>
@@ -2138,7 +2138,7 @@
           <w:color w:val="000000"/>
           <w:kern w:val="0"/>
           <w:lang w:eastAsia="es-PE"/>
-          <w14:ligatures w14:val="none"/>
+          <ns2:ligatures ns2:val="none"/>
         </w:rPr>
         <w:t xml:space="preserve">consiguiente, corresponde calificar el hecho materia de denuncia como una presunta infracción al </w:t>
       </w:r>
@@ -2149,7 +2149,7 @@
           <w:kern w:val="0"/>
           <w:shd w:val="clear" w:color="auto" w:fill="FFFFFF"/>
           <w:lang w:eastAsia="es-PE"/>
-          <w14:ligatures w14:val="none"/>
+          <ns2:ligatures ns2:val="none"/>
         </w:rPr>
         <w:t>a</w:t>
       </w:r>
@@ -2160,7 +2160,7 @@
           <w:kern w:val="0"/>
           <w:shd w:val="clear" w:color="auto" w:fill="FFFFFF"/>
           <w:lang w:eastAsia="es-PE"/>
-          <w14:ligatures w14:val="none"/>
+          <ns2:ligatures ns2:val="none"/>
         </w:rPr>
         <w:t>rtículo 38</w:t>
       </w:r>
@@ -2171,7 +2171,7 @@
           <w:kern w:val="0"/>
           <w:shd w:val="clear" w:color="auto" w:fill="FFFFFF"/>
           <w:lang w:eastAsia="es-PE"/>
-          <w14:ligatures w14:val="none"/>
+          <ns2:ligatures ns2:val="none"/>
         </w:rPr>
         <w:t/>
       </w:r>
@@ -2182,7 +2182,7 @@
           <w:kern w:val="0"/>
           <w:shd w:val="clear" w:color="auto" w:fill="FFFFFF"/>
           <w:lang w:eastAsia="es-PE"/>
-          <w14:ligatures w14:val="none"/>
+          <ns2:ligatures ns2:val="none"/>
         </w:rPr>
         <w:t xml:space="preserve"> del </w:t>
       </w:r>
@@ -2190,7 +2190,7 @@
         <w:rPr>
           <w:rFonts w:ascii="Arial Narrow" w:eastAsia="Arial Narrow" w:hAnsi="Arial Narrow" w:cs="Arial Narrow"/>
           <w:kern w:val="0"/>
-          <w14:ligatures w14:val="none"/>
+          <ns2:ligatures ns2:val="none"/>
         </w:rPr>
         <w:t>Código</w:t>
       </w:r>
@@ -2200,7 +2200,7 @@
           <w:rFonts w:ascii="Arial Narrow" w:eastAsia="Arial Narrow" w:hAnsi="Arial Narrow" w:cs="Arial"/>
           <w:kern w:val="0"/>
           <w:vertAlign w:val="superscript"/>
-          <w14:ligatures w14:val="none"/>
+          <ns2:ligatures ns2:val="none"/>
         </w:rPr>
         <w:footnoteReference w:id="5"/>
       </w:r>
@@ -2208,12 +2208,12 @@
         <w:rPr>
           <w:rFonts w:ascii="Arial Narrow" w:eastAsia="Arial Narrow" w:hAnsi="Arial Narrow" w:cs="Arial Narrow"/>
           <w:kern w:val="0"/>
-          <w14:ligatures w14:val="none"/>
+          <ns2:ligatures ns2:val="none"/>
         </w:rPr>
         <w:t>.</w:t>
       </w:r>
     </w:p>
-    <w:p>
+    <w:p ns2:paraId="4F1E88E9" ns2:textId="77777777">
       <w:pPr>
         <w:pStyle w:val="Prrafodelista"/>
         <w:spacing w:after="0" w:line="240" w:lineRule="auto"/>
@@ -2223,11 +2223,11 @@
           <w:rFonts w:ascii="Arial Narrow" w:eastAsia="Calibri" w:hAnsi="Arial Narrow" w:cs="Arial Narrow"/>
           <w:kern w:val="0"/>
           <w:lang w:eastAsia="es-PE"/>
-          <w14:ligatures w14:val="none"/>
-        </w:rPr>
-      </w:pPr>
-    </w:p>
-    <w:p>
+          <ns2:ligatures ns2:val="none"/>
+        </w:rPr>
+      </w:pPr>
+    </w:p>
+    <w:p ns2:paraId="53370C61" ns2:textId="1B55B3A6">
       <w:pPr>
         <w:pStyle w:val="Prrafodelista"/>
         <w:numPr>
@@ -2241,7 +2241,7 @@
           <w:rFonts w:ascii="Arial Narrow" w:eastAsia="Calibri" w:hAnsi="Arial Narrow" w:cs="Arial Narrow"/>
           <w:kern w:val="0"/>
           <w:lang w:eastAsia="es-PE"/>
-          <w14:ligatures w14:val="none"/>
+          <ns2:ligatures ns2:val="none"/>
         </w:rPr>
       </w:pPr>
       <w:r>
@@ -2250,7 +2250,7 @@
           <w:color w:val="000000"/>
           <w:kern w:val="0"/>
           <w:lang w:eastAsia="es-PE"/>
-          <w14:ligatures w14:val="none"/>
+          <ns2:ligatures ns2:val="none"/>
         </w:rPr>
         <w:t>En tanto la denuncia reúne los requisitos establecidos por la norma citada, corresponde admitirla a trámite</w:t>
       </w:r>
@@ -2260,7 +2260,7 @@
           <w:rFonts w:ascii="Arial Narrow" w:eastAsia="Arial Narrow" w:hAnsi="Arial Narrow" w:cs="Arial Narrow"/>
           <w:kern w:val="0"/>
           <w:vertAlign w:val="superscript"/>
-          <w14:ligatures w14:val="none"/>
+          <ns2:ligatures ns2:val="none"/>
         </w:rPr>
         <w:footnoteReference w:id="6"/>
       </w:r>
@@ -2270,12 +2270,12 @@
           <w:color w:val="000000"/>
           <w:kern w:val="0"/>
           <w:lang w:eastAsia="es-PE"/>
-          <w14:ligatures w14:val="none"/>
+          <ns2:ligatures ns2:val="none"/>
         </w:rPr>
         <w:t>.</w:t>
       </w:r>
     </w:p>
-    <w:p>
+    <w:p ns2:paraId="01E2C693" ns2:textId="77777777">
       <w:pPr>
         <w:spacing w:after="0" w:line="240" w:lineRule="auto"/>
         <w:ind w:left="567"/>
@@ -2286,11 +2286,11 @@
           <w:color w:val="000000"/>
           <w:kern w:val="0"/>
           <w:lang w:eastAsia="es-PE"/>
-          <w14:ligatures w14:val="none"/>
-        </w:rPr>
-      </w:pPr>
-    </w:p>
-    <w:p>
+          <ns2:ligatures ns2:val="none"/>
+        </w:rPr>
+      </w:pPr>
+    </w:p>
+    <w:p ns2:paraId="73E8A701" ns2:textId="3D37939B">
       <w:pPr>
         <w:pStyle w:val="Prrafodelista"/>
         <w:numPr>
@@ -2310,17 +2310,17 @@
           <w:color w:val="000000"/>
           <w:kern w:val="0"/>
           <w:lang w:eastAsia="es-PE"/>
-          <w14:ligatures w14:val="none"/>
-        </w:rPr>
-      </w:pPr>
-      <w:r>
-        <w:rPr>
-          <w:rFonts w:ascii="Arial Narrow" w:eastAsia="Arial Narrow" w:hAnsi="Arial Narrow" w:cs="Arial Narrow"/>
-          <w:b/>
-          <w:color w:val="000000"/>
-          <w:kern w:val="0"/>
-          <w:lang w:eastAsia="es-PE"/>
-          <w14:ligatures w14:val="none"/>
+          <ns2:ligatures ns2:val="none"/>
+        </w:rPr>
+      </w:pPr>
+      <w:r>
+        <w:rPr>
+          <w:rFonts w:ascii="Arial Narrow" w:eastAsia="Arial Narrow" w:hAnsi="Arial Narrow" w:cs="Arial Narrow"/>
+          <w:b/>
+          <w:color w:val="000000"/>
+          <w:kern w:val="0"/>
+          <w:lang w:eastAsia="es-PE"/>
+          <ns2:ligatures ns2:val="none"/>
         </w:rPr>
         <w:t>REQUERIMIENTO DE INFORMACI</w:t>
       </w:r>
@@ -2331,7 +2331,7 @@
           <w:color w:val="000000"/>
           <w:kern w:val="0"/>
           <w:lang w:eastAsia="es-PE"/>
-          <w14:ligatures w14:val="none"/>
+          <ns2:ligatures ns2:val="none"/>
         </w:rPr>
         <w:t>Ó</w:t>
       </w:r>
@@ -2342,12 +2342,12 @@
           <w:color w:val="000000"/>
           <w:kern w:val="0"/>
           <w:lang w:eastAsia="es-PE"/>
-          <w14:ligatures w14:val="none"/>
+          <ns2:ligatures ns2:val="none"/>
         </w:rPr>
         <w:t>N</w:t>
       </w:r>
     </w:p>
-    <w:p>
+    <w:p ns2:paraId="3F5BB4A5" ns2:textId="77777777">
       <w:pPr>
         <w:spacing w:after="0" w:line="240" w:lineRule="auto"/>
         <w:jc w:val="both"/>
@@ -2356,11 +2356,11 @@
           <w:color w:val="000000"/>
           <w:kern w:val="0"/>
           <w:lang w:val="es-ES" w:eastAsia="es-ES"/>
-          <w14:ligatures w14:val="none"/>
-        </w:rPr>
-      </w:pPr>
-    </w:p>
-    <w:p>
+          <ns2:ligatures ns2:val="none"/>
+        </w:rPr>
+      </w:pPr>
+    </w:p>
+    <w:p ns2:paraId="3C2E0245" ns2:textId="4E8D8EA2">
       <w:pPr>
         <w:pStyle w:val="Prrafodelista"/>
         <w:numPr>
@@ -2375,7 +2375,7 @@
           <w:color w:val="000000"/>
           <w:kern w:val="0"/>
           <w:lang w:val="es-ES" w:eastAsia="es-ES"/>
-          <w14:ligatures w14:val="none"/>
+          <ns2:ligatures ns2:val="none"/>
         </w:rPr>
       </w:pPr>
       <w:r>
@@ -2384,7 +2384,7 @@
           <w:color w:val="000000"/>
           <w:kern w:val="0"/>
           <w:lang w:val="es-ES" w:eastAsia="es-ES"/>
-          <w14:ligatures w14:val="none"/>
+          <ns2:ligatures ns2:val="none"/>
         </w:rPr>
         <w:t xml:space="preserve">A efectos de tener mayores elementos que sirvan para la resolución definitiva del presente caso, la Secretaría Técnica, en ejercicio de las facultades que la ley </w:t>
       </w:r>
@@ -2394,7 +2394,7 @@
           <w:color w:val="000000"/>
           <w:kern w:val="0"/>
           <w:lang w:val="es-ES" w:eastAsia="es-ES"/>
-          <w14:ligatures w14:val="none"/>
+          <ns2:ligatures ns2:val="none"/>
         </w:rPr>
         <w:t>le confiere, conviene requerir al proveedor denunciado que, en un plazo no mayor de cinco (5) dí</w:t>
       </w:r>
@@ -2404,7 +2404,7 @@
           <w:color w:val="000000"/>
           <w:kern w:val="0"/>
           <w:lang w:val="es-ES" w:eastAsia="es-ES"/>
-          <w14:ligatures w14:val="none"/>
+          <ns2:ligatures ns2:val="none"/>
         </w:rPr>
         <w:t xml:space="preserve">as hábiles contado a partir del día siguiente de la notificación de la presente resolución, cumpla con lo siguiente: </w:t>
       </w:r>
@@ -2414,7 +2414,7 @@
           <w:color w:val="000000"/>
           <w:kern w:val="0"/>
           <w:lang w:val="es-ES" w:eastAsia="es-ES"/>
-          <w14:ligatures w14:val="none"/>
+          <ns2:ligatures ns2:val="none"/>
         </w:rPr>
         <w:t xml:space="preserve">(i) presentar una copia debidamente suscrita de la Póliza Soles </w:t>
       </w:r>
@@ -2424,7 +2424,7 @@
           <w:color w:val="000000"/>
           <w:kern w:val="0"/>
           <w:lang w:val="es-ES" w:eastAsia="es-ES"/>
-          <w14:ligatures w14:val="none"/>
+          <ns2:ligatures ns2:val="none"/>
         </w:rPr>
         <w:t>5701922</w:t>
       </w:r>
@@ -2434,7 +2434,7 @@
           <w:color w:val="000000"/>
           <w:kern w:val="0"/>
           <w:lang w:val="es-ES" w:eastAsia="es-ES"/>
-          <w14:ligatures w14:val="none"/>
+          <ns2:ligatures ns2:val="none"/>
         </w:rPr>
         <w:t xml:space="preserve"> </w:t>
       </w:r>
@@ -2444,7 +2444,7 @@
           <w:color w:val="000000"/>
           <w:kern w:val="0"/>
           <w:lang w:val="es-ES" w:eastAsia="es-ES"/>
-          <w14:ligatures w14:val="none"/>
+          <ns2:ligatures ns2:val="none"/>
         </w:rPr>
         <w:t>del Seguro de protección de tarjetas materia de denuncia; y, (</w:t>
       </w:r>
@@ -2455,7 +2455,7 @@
           <w:color w:val="000000"/>
           <w:kern w:val="0"/>
           <w:lang w:val="es-ES" w:eastAsia="es-ES"/>
-          <w14:ligatures w14:val="none"/>
+          <ns2:ligatures ns2:val="none"/>
         </w:rPr>
         <w:t>ii</w:t>
       </w:r>
@@ -2466,7 +2466,7 @@
           <w:color w:val="000000"/>
           <w:kern w:val="0"/>
           <w:lang w:val="es-ES" w:eastAsia="es-ES"/>
-          <w14:ligatures w14:val="none"/>
+          <ns2:ligatures ns2:val="none"/>
         </w:rPr>
         <w:t>) presentar todas las comunicaciones cursadas con el denunciante en virtud del hecho materia de denuncia</w:t>
       </w:r>
@@ -2476,7 +2476,7 @@
           <w:color w:val="000000"/>
           <w:kern w:val="0"/>
           <w:lang w:val="es-ES" w:eastAsia="es-ES"/>
-          <w14:ligatures w14:val="none"/>
+          <ns2:ligatures ns2:val="none"/>
         </w:rPr>
         <w:t>.</w:t>
       </w:r>
@@ -2486,12 +2486,12 @@
           <w:color w:val="000000"/>
           <w:kern w:val="0"/>
           <w:lang w:eastAsia="es-ES"/>
-          <w14:ligatures w14:val="none"/>
+          <ns2:ligatures ns2:val="none"/>
         </w:rPr>
         <w:t xml:space="preserve"> </w:t>
       </w:r>
     </w:p>
-    <w:p>
+    <w:p ns2:paraId="4C19F339" ns2:textId="77777777">
       <w:pPr>
         <w:pStyle w:val="Prrafodelista"/>
         <w:spacing w:after="0" w:line="240" w:lineRule="auto"/>
@@ -2502,11 +2502,11 @@
           <w:color w:val="000000"/>
           <w:kern w:val="0"/>
           <w:lang w:val="es-ES" w:eastAsia="es-ES"/>
-          <w14:ligatures w14:val="none"/>
-        </w:rPr>
-      </w:pPr>
-    </w:p>
-    <w:p>
+          <ns2:ligatures ns2:val="none"/>
+        </w:rPr>
+      </w:pPr>
+    </w:p>
+    <w:p ns2:paraId="1A94A99A" ns2:textId="77777777">
       <w:pPr>
         <w:pStyle w:val="Prrafodelista"/>
         <w:numPr>
@@ -2526,17 +2526,17 @@
           <w:color w:val="000000"/>
           <w:kern w:val="0"/>
           <w:lang w:eastAsia="es-PE"/>
-          <w14:ligatures w14:val="none"/>
-        </w:rPr>
-      </w:pPr>
-      <w:r>
-        <w:rPr>
-          <w:rFonts w:ascii="Arial Narrow" w:eastAsia="Arial Narrow" w:hAnsi="Arial Narrow" w:cs="Arial Narrow"/>
-          <w:b/>
-          <w:color w:val="000000"/>
-          <w:kern w:val="0"/>
-          <w:lang w:eastAsia="es-PE"/>
-          <w14:ligatures w14:val="none"/>
+          <ns2:ligatures ns2:val="none"/>
+        </w:rPr>
+      </w:pPr>
+      <w:r>
+        <w:rPr>
+          <w:rFonts w:ascii="Arial Narrow" w:eastAsia="Arial Narrow" w:hAnsi="Arial Narrow" w:cs="Arial Narrow"/>
+          <w:b/>
+          <w:color w:val="000000"/>
+          <w:kern w:val="0"/>
+          <w:lang w:eastAsia="es-PE"/>
+          <ns2:ligatures ns2:val="none"/>
         </w:rPr>
         <w:t>RESO</w:t>
       </w:r>
@@ -2547,26 +2547,26 @@
           <w:color w:val="000000"/>
           <w:kern w:val="0"/>
           <w:lang w:eastAsia="es-PE"/>
-          <w14:ligatures w14:val="none"/>
+          <ns2:ligatures ns2:val="none"/>
         </w:rPr>
         <w:t xml:space="preserve">LUCIÓN DE LA SECRETARÍA TÉCNICA </w:t>
       </w:r>
     </w:p>
-    <w:p>
-      <w:pPr>
-        <w:spacing w:after="0" w:line="240" w:lineRule="auto"/>
-        <w:jc w:val="both"/>
-        <w:rPr>
-          <w:rFonts w:ascii="Arial Narrow" w:eastAsia="Arial Narrow" w:hAnsi="Arial Narrow" w:cs="Arial Narrow"/>
-          <w:b/>
-          <w:color w:val="000000"/>
-          <w:kern w:val="0"/>
-          <w:lang w:eastAsia="es-PE"/>
-          <w14:ligatures w14:val="none"/>
-        </w:rPr>
-      </w:pPr>
-    </w:p>
-    <w:p>
+    <w:p ns2:paraId="543B2EE5" ns2:textId="77777777">
+      <w:pPr>
+        <w:spacing w:after="0" w:line="240" w:lineRule="auto"/>
+        <w:jc w:val="both"/>
+        <w:rPr>
+          <w:rFonts w:ascii="Arial Narrow" w:eastAsia="Arial Narrow" w:hAnsi="Arial Narrow" w:cs="Arial Narrow"/>
+          <w:b/>
+          <w:color w:val="000000"/>
+          <w:kern w:val="0"/>
+          <w:lang w:eastAsia="es-PE"/>
+          <ns2:ligatures ns2:val="none"/>
+        </w:rPr>
+      </w:pPr>
+    </w:p>
+    <w:p ns2:paraId="61A4B8C2" ns2:textId="77777777">
       <w:pPr>
         <w:spacing w:after="0" w:line="240" w:lineRule="auto"/>
         <w:jc w:val="both"/>
@@ -2576,17 +2576,17 @@
           <w:kern w:val="0"/>
           <w:shd w:val="clear" w:color="auto" w:fill="FFFFFF"/>
           <w:lang w:eastAsia="es-PE"/>
-          <w14:ligatures w14:val="none"/>
-        </w:rPr>
-      </w:pPr>
-      <w:r>
-        <w:rPr>
-          <w:rFonts w:ascii="Arial Narrow" w:eastAsia="Arial Narrow" w:hAnsi="Arial Narrow" w:cs="Arial Narrow"/>
-          <w:b/>
-          <w:color w:val="000000"/>
-          <w:kern w:val="0"/>
-          <w:lang w:eastAsia="es-PE"/>
-          <w14:ligatures w14:val="none"/>
+          <ns2:ligatures ns2:val="none"/>
+        </w:rPr>
+      </w:pPr>
+      <w:r>
+        <w:rPr>
+          <w:rFonts w:ascii="Arial Narrow" w:eastAsia="Arial Narrow" w:hAnsi="Arial Narrow" w:cs="Arial Narrow"/>
+          <w:b/>
+          <w:color w:val="000000"/>
+          <w:kern w:val="0"/>
+          <w:lang w:eastAsia="es-PE"/>
+          <ns2:ligatures ns2:val="none"/>
         </w:rPr>
         <w:t xml:space="preserve">PRIMERO: admitir a trámite la denuncia del 12 de marzo de 2025 interpuesta por el señor [DENUNCIANTE] contra La Positiva Seguros y Reaseguros S.A., por lo siguiente:</w:t>
       </w:r>
@@ -2597,7 +2597,7 @@
           <w:kern w:val="0"/>
           <w:shd w:val="clear" w:color="auto" w:fill="FFFFFF"/>
           <w:lang w:eastAsia="es-PE"/>
-          <w14:ligatures w14:val="none"/>
+          <ns2:ligatures ns2:val="none"/>
         </w:rPr>
         <w:t xml:space="preserve"/>
       </w:r>
@@ -2607,7 +2607,7 @@
           <w:color w:val="000000"/>
           <w:kern w:val="0"/>
           <w:lang w:val="es-ES" w:eastAsia="es-ES"/>
-          <w14:ligatures w14:val="none"/>
+          <ns2:ligatures ns2:val="none"/>
         </w:rPr>
         <w:t xml:space="preserve"/>
       </w:r>
@@ -2618,7 +2618,7 @@
           <w:kern w:val="0"/>
           <w:shd w:val="clear" w:color="auto" w:fill="FFFFFF"/>
           <w:lang w:eastAsia="es-PE"/>
-          <w14:ligatures w14:val="none"/>
+          <ns2:ligatures ns2:val="none"/>
         </w:rPr>
         <w:t xml:space="preserve"/>
       </w:r>
@@ -2630,7 +2630,7 @@
           <w:kern w:val="0"/>
           <w:shd w:val="clear" w:color="auto" w:fill="FFFFFF"/>
           <w:lang w:eastAsia="es-PE"/>
-          <w14:ligatures w14:val="none"/>
+          <ns2:ligatures ns2:val="none"/>
         </w:rPr>
         <w:t/>
       </w:r>
@@ -2642,7 +2642,7 @@
           <w:kern w:val="0"/>
           <w:shd w:val="clear" w:color="auto" w:fill="FFFFFF"/>
           <w:lang w:eastAsia="es-PE"/>
-          <w14:ligatures w14:val="none"/>
+          <ns2:ligatures ns2:val="none"/>
         </w:rPr>
         <w:t xml:space="preserve"/>
       </w:r>
@@ -2654,7 +2654,7 @@
           <w:kern w:val="0"/>
           <w:shd w:val="clear" w:color="auto" w:fill="FFFFFF"/>
           <w:lang w:eastAsia="es-PE"/>
-          <w14:ligatures w14:val="none"/>
+          <ns2:ligatures ns2:val="none"/>
         </w:rPr>
         <w:t/>
       </w:r>
@@ -2666,7 +2666,7 @@
           <w:kern w:val="0"/>
           <w:shd w:val="clear" w:color="auto" w:fill="FFFFFF"/>
           <w:lang w:eastAsia="es-PE"/>
-          <w14:ligatures w14:val="none"/>
+          <ns2:ligatures ns2:val="none"/>
         </w:rPr>
         <w:t xml:space="preserve"/>
       </w:r>
@@ -2677,7 +2677,7 @@
           <w:kern w:val="0"/>
           <w:shd w:val="clear" w:color="auto" w:fill="FFFFFF"/>
           <w:lang w:eastAsia="es-PE"/>
-          <w14:ligatures w14:val="none"/>
+          <ns2:ligatures ns2:val="none"/>
         </w:rPr>
         <w:t xml:space="preserve"/>
       </w:r>
@@ -2695,7 +2695,7 @@
           <w:kern w:val="0"/>
           <w:shd w:val="clear" w:color="auto" w:fill="FFFFFF"/>
           <w:lang w:eastAsia="es-PE"/>
-          <w14:ligatures w14:val="none"/>
+          <ns2:ligatures ns2:val="none"/>
         </w:rPr>
         <w:t/>
       </w:r>
@@ -2706,12 +2706,12 @@
           <w:kern w:val="0"/>
           <w:shd w:val="clear" w:color="auto" w:fill="FFFFFF"/>
           <w:lang w:eastAsia="es-PE"/>
-          <w14:ligatures w14:val="none"/>
+          <ns2:ligatures ns2:val="none"/>
         </w:rPr>
         <w:t/>
       </w:r>
     </w:p>
-    <w:p>
+    <w:p ns2:paraId="4117E2A2" ns2:textId="77777777">
       <w:pPr>
         <w:spacing w:after="0" w:line="240" w:lineRule="auto"/>
         <w:jc w:val="both"/>
@@ -2721,11 +2721,11 @@
           <w:kern w:val="0"/>
           <w:shd w:val="clear" w:color="auto" w:fill="FFFFFF"/>
           <w:lang w:eastAsia="es-PE"/>
-          <w14:ligatures w14:val="none"/>
-        </w:rPr>
-      </w:pPr>
-    </w:p>
-    <w:p>
+          <ns2:ligatures ns2:val="none"/>
+        </w:rPr>
+      </w:pPr>
+    </w:p>
+    <w:p ns2:paraId="6B35A4B1" ns2:textId="7FDBF21C">
       <w:pPr>
         <w:pStyle w:val="Prrafodelista"/>
         <w:numPr>
@@ -2742,7 +2742,7 @@
         <w:rPr>
           <w:rFonts w:ascii="Arial Narrow" w:eastAsia="Arial Narrow" w:hAnsi="Arial Narrow" w:cs="Arial Narrow"/>
           <w:kern w:val="0"/>
-          <w14:ligatures w14:val="none"/>
+          <ns2:ligatures ns2:val="none"/>
         </w:rPr>
       </w:pPr>
       <w:r>
@@ -2752,7 +2752,7 @@
           <w:kern w:val="0"/>
           <w:shd w:val="clear" w:color="auto" w:fill="FFFFFF"/>
           <w:lang w:eastAsia="es-PE"/>
-          <w14:ligatures w14:val="none"/>
+          <ns2:ligatures ns2:val="none"/>
         </w:rPr>
         <w:t>P</w:t>
       </w:r>
@@ -2763,7 +2763,7 @@
           <w:kern w:val="0"/>
           <w:shd w:val="clear" w:color="auto" w:fill="FFFFFF"/>
           <w:lang w:eastAsia="es-PE"/>
-          <w14:ligatures w14:val="none"/>
+          <ns2:ligatures ns2:val="none"/>
         </w:rPr>
         <w:t xml:space="preserve">resunta infracción </w:t>
       </w:r>
@@ -2774,7 +2774,7 @@
           <w:kern w:val="0"/>
           <w:shd w:val="clear" w:color="auto" w:fill="FFFFFF"/>
           <w:lang w:eastAsia="es-PE"/>
-          <w14:ligatures w14:val="none"/>
+          <ns2:ligatures ns2:val="none"/>
         </w:rPr>
         <w:t>al literal g</w:t>
       </w:r>
@@ -2785,7 +2785,7 @@
           <w:kern w:val="0"/>
           <w:shd w:val="clear" w:color="auto" w:fill="FFFFFF"/>
           <w:lang w:eastAsia="es-PE"/>
-          <w14:ligatures w14:val="none"/>
+          <ns2:ligatures ns2:val="none"/>
         </w:rPr>
         <w:t>)</w:t>
       </w:r>
@@ -2796,7 +2796,7 @@
           <w:kern w:val="0"/>
           <w:shd w:val="clear" w:color="auto" w:fill="FFFFFF"/>
           <w:lang w:eastAsia="es-PE"/>
-          <w14:ligatures w14:val="none"/>
+          <ns2:ligatures ns2:val="none"/>
         </w:rPr>
         <w:t xml:space="preserve"> del </w:t>
       </w:r>
@@ -2807,7 +2807,7 @@
           <w:kern w:val="0"/>
           <w:shd w:val="clear" w:color="auto" w:fill="FFFFFF"/>
           <w:lang w:eastAsia="es-PE"/>
-          <w14:ligatures w14:val="none"/>
+          <ns2:ligatures ns2:val="none"/>
         </w:rPr>
         <w:t>artículo 56</w:t>
       </w:r>
@@ -2818,7 +2818,7 @@
           <w:kern w:val="0"/>
           <w:shd w:val="clear" w:color="auto" w:fill="FFFFFF"/>
           <w:lang w:eastAsia="es-PE"/>
-          <w14:ligatures w14:val="none"/>
+          <ns2:ligatures ns2:val="none"/>
         </w:rPr>
         <w:t/>
       </w:r>
@@ -2829,7 +2829,7 @@
           <w:kern w:val="0"/>
           <w:shd w:val="clear" w:color="auto" w:fill="FFFFFF"/>
           <w:lang w:eastAsia="es-PE"/>
-          <w14:ligatures w14:val="none"/>
+          <ns2:ligatures ns2:val="none"/>
         </w:rPr>
         <w:t xml:space="preserve"> </w:t>
       </w:r>
@@ -2840,7 +2840,7 @@
           <w:kern w:val="0"/>
           <w:shd w:val="clear" w:color="auto" w:fill="FFFFFF"/>
           <w:lang w:eastAsia="es-PE"/>
-          <w14:ligatures w14:val="none"/>
+          <ns2:ligatures ns2:val="none"/>
         </w:rPr>
         <w:t xml:space="preserve">de la Ley 29571, Código de Protección y Defensa del Consumidor, </w:t>
       </w:r>
@@ -2851,7 +2851,7 @@
           <w:kern w:val="0"/>
           <w:shd w:val="clear" w:color="auto" w:fill="FFFFFF"/>
           <w:lang w:eastAsia="es-PE"/>
-          <w14:ligatures w14:val="none"/>
+          <ns2:ligatures ns2:val="none"/>
         </w:rPr>
         <w:t xml:space="preserve">en tanto </w:t>
       </w:r>
@@ -2862,7 +2862,7 @@
           <w:kern w:val="0"/>
           <w:shd w:val="clear" w:color="auto" w:fill="FFFFFF"/>
           <w:lang w:eastAsia="es-PE"/>
-          <w14:ligatures w14:val="none"/>
+          <ns2:ligatures ns2:val="none"/>
         </w:rPr>
         <w:t xml:space="preserve">la compañía aseguradora </w:t>
       </w:r>
@@ -2873,7 +2873,7 @@
           <w:kern w:val="0"/>
           <w:shd w:val="clear" w:color="auto" w:fill="FFFFFF"/>
           <w:lang w:eastAsia="es-PE"/>
-          <w14:ligatures w14:val="none"/>
+          <ns2:ligatures ns2:val="none"/>
         </w:rPr>
         <w:t>habría requerido indebidamente al denunciante un informe de resonancia magnética y rayos X próximos al evento del 16 de octubre de 2023</w:t>
       </w:r>
@@ -2884,7 +2884,7 @@
           <w:kern w:val="0"/>
           <w:shd w:val="clear" w:color="auto" w:fill="FFFFFF"/>
           <w:lang w:eastAsia="es-PE"/>
-          <w14:ligatures w14:val="none"/>
+          <ns2:ligatures ns2:val="none"/>
         </w:rPr>
         <w:t xml:space="preserve"> en virtud de la cobertura del Seguro de Tarjeta Protegida - Póliza Soles </w:t>
       </w:r>
@@ -2894,7 +2894,7 @@
           <w:color w:val="000000"/>
           <w:kern w:val="0"/>
           <w:lang w:eastAsia="es-ES"/>
-          <w14:ligatures w14:val="none"/>
+          <ns2:ligatures ns2:val="none"/>
         </w:rPr>
         <w:t>5701922</w:t>
       </w:r>
@@ -2905,7 +2905,7 @@
           <w:kern w:val="0"/>
           <w:shd w:val="clear" w:color="auto" w:fill="FFFFFF"/>
           <w:lang w:eastAsia="es-PE"/>
-          <w14:ligatures w14:val="none"/>
+          <ns2:ligatures ns2:val="none"/>
         </w:rPr>
         <w:t>, pese a no contar con dicha información</w:t>
       </w:r>
@@ -2916,23 +2916,23 @@
           <w:kern w:val="0"/>
           <w:shd w:val="clear" w:color="auto" w:fill="FFFFFF"/>
           <w:lang w:eastAsia="es-PE"/>
-          <w14:ligatures w14:val="none"/>
+          <ns2:ligatures ns2:val="none"/>
         </w:rPr>
         <w:t>.</w:t>
       </w:r>
     </w:p>
-    <w:p>
-      <w:pPr>
-        <w:spacing w:after="0" w:line="240" w:lineRule="auto"/>
-        <w:jc w:val="both"/>
-        <w:rPr>
-          <w:rFonts w:ascii="Arial Narrow" w:eastAsia="Arial Narrow" w:hAnsi="Arial Narrow" w:cs="Arial Narrow"/>
-          <w:kern w:val="0"/>
-          <w14:ligatures w14:val="none"/>
-        </w:rPr>
-      </w:pPr>
-    </w:p>
-    <w:p>
+    <w:p ns2:paraId="5CA08EE9" ns2:textId="77777777">
+      <w:pPr>
+        <w:spacing w:after="0" w:line="240" w:lineRule="auto"/>
+        <w:jc w:val="both"/>
+        <w:rPr>
+          <w:rFonts w:ascii="Arial Narrow" w:eastAsia="Arial Narrow" w:hAnsi="Arial Narrow" w:cs="Arial Narrow"/>
+          <w:kern w:val="0"/>
+          <ns2:ligatures ns2:val="none"/>
+        </w:rPr>
+      </w:pPr>
+    </w:p>
+    <w:p ns2:paraId="2E83BF08" ns2:textId="632C5E70">
       <w:pPr>
         <w:pStyle w:val="Prrafodelista"/>
         <w:numPr>
@@ -2949,7 +2949,7 @@
         <w:rPr>
           <w:rFonts w:ascii="Arial Narrow" w:eastAsia="Arial Narrow" w:hAnsi="Arial Narrow" w:cs="Arial Narrow"/>
           <w:kern w:val="0"/>
-          <w14:ligatures w14:val="none"/>
+          <ns2:ligatures ns2:val="none"/>
         </w:rPr>
       </w:pPr>
       <w:r>
@@ -2959,7 +2959,7 @@
           <w:kern w:val="0"/>
           <w:shd w:val="clear" w:color="auto" w:fill="FFFFFF"/>
           <w:lang w:eastAsia="es-PE"/>
-          <w14:ligatures w14:val="none"/>
+          <ns2:ligatures ns2:val="none"/>
         </w:rPr>
         <w:t>P</w:t>
       </w:r>
@@ -2970,7 +2970,7 @@
           <w:kern w:val="0"/>
           <w:shd w:val="clear" w:color="auto" w:fill="FFFFFF"/>
           <w:lang w:eastAsia="es-PE"/>
-          <w14:ligatures w14:val="none"/>
+          <ns2:ligatures ns2:val="none"/>
         </w:rPr>
         <w:t xml:space="preserve">resunta infracción </w:t>
       </w:r>
@@ -2981,7 +2981,7 @@
           <w:kern w:val="0"/>
           <w:shd w:val="clear" w:color="auto" w:fill="FFFFFF"/>
           <w:lang w:eastAsia="es-PE"/>
-          <w14:ligatures w14:val="none"/>
+          <ns2:ligatures ns2:val="none"/>
         </w:rPr>
         <w:t>al artículo 38</w:t>
       </w:r>
@@ -2992,7 +2992,7 @@
           <w:kern w:val="0"/>
           <w:shd w:val="clear" w:color="auto" w:fill="FFFFFF"/>
           <w:lang w:eastAsia="es-PE"/>
-          <w14:ligatures w14:val="none"/>
+          <ns2:ligatures ns2:val="none"/>
         </w:rPr>
         <w:t/>
       </w:r>
@@ -3003,7 +3003,7 @@
           <w:kern w:val="0"/>
           <w:shd w:val="clear" w:color="auto" w:fill="FFFFFF"/>
           <w:lang w:eastAsia="es-PE"/>
-          <w14:ligatures w14:val="none"/>
+          <ns2:ligatures ns2:val="none"/>
         </w:rPr>
         <w:t xml:space="preserve"> de la Ley 29571, Código de Protección y Defensa del Consumidor, en tanto </w:t>
       </w:r>
@@ -3014,7 +3014,7 @@
           <w:kern w:val="0"/>
           <w:shd w:val="clear" w:color="auto" w:fill="FFFFFF"/>
           <w:lang w:eastAsia="es-PE"/>
-          <w14:ligatures w14:val="none"/>
+          <ns2:ligatures ns2:val="none"/>
         </w:rPr>
         <w:t>la compañía aseguradora habría tenido un trato discriminatorio con el denunciante, al no brindarle la facilidad de presentar documentación para activar su seguro a través de canales virtuales, pese a que conocía de su incapacidad</w:t>
       </w:r>
@@ -3025,23 +3025,23 @@
           <w:kern w:val="0"/>
           <w:shd w:val="clear" w:color="auto" w:fill="FFFFFF"/>
           <w:lang w:eastAsia="es-PE"/>
-          <w14:ligatures w14:val="none"/>
+          <ns2:ligatures ns2:val="none"/>
         </w:rPr>
         <w:t>.</w:t>
       </w:r>
     </w:p>
-    <w:p>
-      <w:pPr>
-        <w:spacing w:after="0" w:line="240" w:lineRule="auto"/>
-        <w:jc w:val="both"/>
-        <w:rPr>
-          <w:rFonts w:ascii="Arial Narrow" w:eastAsia="Arial Narrow" w:hAnsi="Arial Narrow" w:cs="Arial Narrow"/>
-          <w:kern w:val="0"/>
-          <w14:ligatures w14:val="none"/>
-        </w:rPr>
-      </w:pPr>
-    </w:p>
-    <w:p>
+    <w:p ns2:paraId="72991260" ns2:textId="77777777">
+      <w:pPr>
+        <w:spacing w:after="0" w:line="240" w:lineRule="auto"/>
+        <w:jc w:val="both"/>
+        <w:rPr>
+          <w:rFonts w:ascii="Arial Narrow" w:eastAsia="Arial Narrow" w:hAnsi="Arial Narrow" w:cs="Arial Narrow"/>
+          <w:kern w:val="0"/>
+          <ns2:ligatures ns2:val="none"/>
+        </w:rPr>
+      </w:pPr>
+    </w:p>
+    <w:p ns2:paraId="64718910" ns2:textId="36DFDE35">
       <w:pPr>
         <w:spacing w:line="240" w:lineRule="auto"/>
         <w:contextualSpacing/>
@@ -3049,17 +3049,17 @@
         <w:rPr>
           <w:rFonts w:ascii="Arial Narrow" w:eastAsia="Calibri" w:hAnsi="Arial Narrow" w:cs="Arial"/>
           <w:kern w:val="0"/>
-          <w14:ligatures w14:val="none"/>
-        </w:rPr>
-      </w:pPr>
-      <w:r>
-        <w:rPr>
-          <w:rFonts w:ascii="Arial Narrow" w:eastAsia="Arial Narrow" w:hAnsi="Arial Narrow" w:cs="Arial Narrow"/>
-          <w:b/>
-          <w:color w:val="000000"/>
-          <w:kern w:val="0"/>
-          <w:lang w:eastAsia="es-PE"/>
-          <w14:ligatures w14:val="none"/>
+          <ns2:ligatures ns2:val="none"/>
+        </w:rPr>
+      </w:pPr>
+      <w:r>
+        <w:rPr>
+          <w:rFonts w:ascii="Arial Narrow" w:eastAsia="Arial Narrow" w:hAnsi="Arial Narrow" w:cs="Arial Narrow"/>
+          <w:b/>
+          <w:color w:val="000000"/>
+          <w:kern w:val="0"/>
+          <w:lang w:eastAsia="es-PE"/>
+          <ns2:ligatures ns2:val="none"/>
         </w:rPr>
         <w:t>SEGUNDO:</w:t>
       </w:r>
@@ -3069,7 +3069,7 @@
           <w:color w:val="000000"/>
           <w:kern w:val="0"/>
           <w:lang w:eastAsia="es-PE"/>
-          <w14:ligatures w14:val="none"/>
+          <ns2:ligatures ns2:val="none"/>
         </w:rPr>
         <w:t xml:space="preserve"> tener por ofrecidos los medios probatorios presentados en el escrito de denuncia </w:t>
       </w:r>
@@ -3079,7 +3079,7 @@
           <w:color w:val="000000"/>
           <w:kern w:val="0"/>
           <w:lang w:val="es-ES" w:eastAsia="es-ES"/>
-          <w14:ligatures w14:val="none"/>
+          <ns2:ligatures ns2:val="none"/>
         </w:rPr>
         <w:t xml:space="preserve">del </w:t>
       </w:r>
@@ -3089,7 +3089,7 @@
           <w:color w:val="000000"/>
           <w:kern w:val="0"/>
           <w:lang w:val="es-ES" w:eastAsia="es-ES"/>
-          <w14:ligatures w14:val="none"/>
+          <ns2:ligatures ns2:val="none"/>
         </w:rPr>
         <w:t>12</w:t>
       </w:r>
@@ -3099,7 +3099,7 @@
           <w:color w:val="000000"/>
           <w:kern w:val="0"/>
           <w:lang w:val="es-ES" w:eastAsia="es-ES"/>
-          <w14:ligatures w14:val="none"/>
+          <ns2:ligatures ns2:val="none"/>
         </w:rPr>
         <w:t xml:space="preserve"> de </w:t>
       </w:r>
@@ -3109,7 +3109,7 @@
           <w:color w:val="000000"/>
           <w:kern w:val="0"/>
           <w:lang w:val="es-ES" w:eastAsia="es-ES"/>
-          <w14:ligatures w14:val="none"/>
+          <ns2:ligatures ns2:val="none"/>
         </w:rPr>
         <w:t>marzo de 2025</w:t>
       </w:r>
@@ -3117,12 +3117,12 @@
         <w:rPr>
           <w:rFonts w:ascii="Arial Narrow" w:eastAsia="Calibri" w:hAnsi="Arial Narrow" w:cs="Arial"/>
           <w:kern w:val="0"/>
-          <w14:ligatures w14:val="none"/>
+          <ns2:ligatures ns2:val="none"/>
         </w:rPr>
         <w:t>.</w:t>
       </w:r>
     </w:p>
-    <w:p>
+    <w:p ns2:paraId="72A4113D" ns2:textId="77777777">
       <w:pPr>
         <w:spacing w:line="240" w:lineRule="auto"/>
         <w:contextualSpacing/>
@@ -3132,30 +3132,30 @@
           <w:color w:val="000000"/>
           <w:kern w:val="0"/>
           <w:lang w:eastAsia="es-PE"/>
-          <w14:ligatures w14:val="none"/>
-        </w:rPr>
-      </w:pPr>
-    </w:p>
-    <w:p>
-      <w:pPr>
-        <w:spacing w:after="0" w:line="240" w:lineRule="auto"/>
-        <w:jc w:val="both"/>
-        <w:rPr>
-          <w:rFonts w:ascii="Arial Narrow" w:eastAsia="Arial Narrow" w:hAnsi="Arial Narrow" w:cs="Arial Narrow"/>
-          <w:color w:val="000000"/>
-          <w:kern w:val="0"/>
-          <w:lang w:eastAsia="es-PE"/>
-          <w14:ligatures w14:val="none"/>
-        </w:rPr>
-      </w:pPr>
-      <w:r>
-        <w:rPr>
-          <w:rFonts w:ascii="Arial Narrow" w:eastAsia="Arial Narrow" w:hAnsi="Arial Narrow" w:cs="Arial Narrow"/>
-          <w:b/>
-          <w:color w:val="000000"/>
-          <w:kern w:val="0"/>
-          <w:lang w:eastAsia="es-PE"/>
-          <w14:ligatures w14:val="none"/>
+          <ns2:ligatures ns2:val="none"/>
+        </w:rPr>
+      </w:pPr>
+    </w:p>
+    <w:p ns2:paraId="1B36369E" ns2:textId="4F118277">
+      <w:pPr>
+        <w:spacing w:after="0" w:line="240" w:lineRule="auto"/>
+        <w:jc w:val="both"/>
+        <w:rPr>
+          <w:rFonts w:ascii="Arial Narrow" w:eastAsia="Arial Narrow" w:hAnsi="Arial Narrow" w:cs="Arial Narrow"/>
+          <w:color w:val="000000"/>
+          <w:kern w:val="0"/>
+          <w:lang w:eastAsia="es-PE"/>
+          <ns2:ligatures ns2:val="none"/>
+        </w:rPr>
+      </w:pPr>
+      <w:r>
+        <w:rPr>
+          <w:rFonts w:ascii="Arial Narrow" w:eastAsia="Arial Narrow" w:hAnsi="Arial Narrow" w:cs="Arial Narrow"/>
+          <w:b/>
+          <w:color w:val="000000"/>
+          <w:kern w:val="0"/>
+          <w:lang w:eastAsia="es-PE"/>
+          <ns2:ligatures ns2:val="none"/>
         </w:rPr>
         <w:t xml:space="preserve">TERCERO: </w:t>
       </w:r>
@@ -3165,7 +3165,7 @@
           <w:color w:val="000000"/>
           <w:kern w:val="0"/>
           <w:lang w:eastAsia="es-PE"/>
-          <w14:ligatures w14:val="none"/>
+          <ns2:ligatures ns2:val="none"/>
         </w:rPr>
         <w:t xml:space="preserve">requerir a </w:t>
       </w:r>
@@ -3196,7 +3196,7 @@
           <w:color w:val="000000"/>
           <w:kern w:val="0"/>
           <w:lang w:eastAsia="es-PE"/>
-          <w14:ligatures w14:val="none"/>
+          <ns2:ligatures ns2:val="none"/>
         </w:rPr>
         <w:t>que cumpla con lo siguiente</w:t>
       </w:r>
@@ -3206,12 +3206,12 @@
           <w:color w:val="000000"/>
           <w:kern w:val="0"/>
           <w:lang w:eastAsia="es-PE"/>
-          <w14:ligatures w14:val="none"/>
+          <ns2:ligatures ns2:val="none"/>
         </w:rPr>
         <w:t>:</w:t>
       </w:r>
     </w:p>
-    <w:p>
+    <w:p ns2:paraId="09D9FCC8" ns2:textId="77777777">
       <w:pPr>
         <w:spacing w:after="0" w:line="240" w:lineRule="auto"/>
         <w:jc w:val="both"/>
@@ -3220,11 +3220,11 @@
           <w:color w:val="000000"/>
           <w:kern w:val="0"/>
           <w:lang w:eastAsia="es-PE"/>
-          <w14:ligatures w14:val="none"/>
-        </w:rPr>
-      </w:pPr>
-    </w:p>
-    <w:p>
+          <ns2:ligatures ns2:val="none"/>
+        </w:rPr>
+      </w:pPr>
+    </w:p>
+    <w:p ns2:paraId="0AC32CAC" ns2:textId="77777777">
       <w:pPr>
         <w:numPr>
           <w:ilvl w:val="0"/>
@@ -3238,21 +3238,21 @@
           <w:color w:val="000000"/>
           <w:kern w:val="0"/>
           <w:lang w:eastAsia="es-PE"/>
-          <w14:ligatures w14:val="none"/>
-        </w:rPr>
-      </w:pPr>
-      <w:r>
-        <w:rPr>
-          <w:rFonts w:ascii="Arial Narrow" w:eastAsia="Arial Narrow" w:hAnsi="Arial Narrow" w:cs="Arial Narrow"/>
-          <w:color w:val="000000"/>
-          <w:kern w:val="0"/>
-          <w:lang w:eastAsia="es-PE"/>
-          <w14:ligatures w14:val="none"/>
+          <ns2:ligatures ns2:val="none"/>
+        </w:rPr>
+      </w:pPr>
+      <w:r>
+        <w:rPr>
+          <w:rFonts w:ascii="Arial Narrow" w:eastAsia="Arial Narrow" w:hAnsi="Arial Narrow" w:cs="Arial Narrow"/>
+          <w:color w:val="000000"/>
+          <w:kern w:val="0"/>
+          <w:lang w:eastAsia="es-PE"/>
+          <ns2:ligatures ns2:val="none"/>
         </w:rPr>
         <w:t>presentar documentos que acrediten su inscripción en los Registros Públicos o una declaración jurada que indique que cuenta con dicha inscripción;</w:t>
       </w:r>
     </w:p>
-    <w:p>
+    <w:p ns2:paraId="7C9575CF" ns2:textId="77777777">
       <w:pPr>
         <w:numPr>
           <w:ilvl w:val="0"/>
@@ -3266,21 +3266,21 @@
           <w:color w:val="000000"/>
           <w:kern w:val="0"/>
           <w:lang w:eastAsia="es-PE"/>
-          <w14:ligatures w14:val="none"/>
-        </w:rPr>
-      </w:pPr>
-      <w:r>
-        <w:rPr>
-          <w:rFonts w:ascii="Arial Narrow" w:eastAsia="Arial Narrow" w:hAnsi="Arial Narrow" w:cs="Arial Narrow"/>
-          <w:color w:val="000000"/>
-          <w:kern w:val="0"/>
-          <w:lang w:eastAsia="es-PE"/>
-          <w14:ligatures w14:val="none"/>
+          <ns2:ligatures ns2:val="none"/>
+        </w:rPr>
+      </w:pPr>
+      <w:r>
+        <w:rPr>
+          <w:rFonts w:ascii="Arial Narrow" w:eastAsia="Arial Narrow" w:hAnsi="Arial Narrow" w:cs="Arial Narrow"/>
+          <w:color w:val="000000"/>
+          <w:kern w:val="0"/>
+          <w:lang w:eastAsia="es-PE"/>
+          <ns2:ligatures ns2:val="none"/>
         </w:rPr>
         <w:t>presentar copia simple de las facultades de representación de su representante legal en el presente procedimiento o la declaración jurada que indique que cuenta con dichas facultades y que estas se encuentran vigentes;</w:t>
       </w:r>
     </w:p>
-    <w:p>
+    <w:p ns2:paraId="0CD5704D" ns2:textId="77777777">
       <w:pPr>
         <w:numPr>
           <w:ilvl w:val="0"/>
@@ -3294,21 +3294,21 @@
           <w:color w:val="000000"/>
           <w:kern w:val="0"/>
           <w:lang w:eastAsia="es-PE"/>
-          <w14:ligatures w14:val="none"/>
-        </w:rPr>
-      </w:pPr>
-      <w:r>
-        <w:rPr>
-          <w:rFonts w:ascii="Arial Narrow" w:eastAsia="Arial Narrow" w:hAnsi="Arial Narrow" w:cs="Arial Narrow"/>
-          <w:color w:val="000000"/>
-          <w:kern w:val="0"/>
-          <w:lang w:eastAsia="es-PE"/>
-          <w14:ligatures w14:val="none"/>
+          <ns2:ligatures ns2:val="none"/>
+        </w:rPr>
+      </w:pPr>
+      <w:r>
+        <w:rPr>
+          <w:rFonts w:ascii="Arial Narrow" w:eastAsia="Arial Narrow" w:hAnsi="Arial Narrow" w:cs="Arial Narrow"/>
+          <w:color w:val="000000"/>
+          <w:kern w:val="0"/>
+          <w:lang w:eastAsia="es-PE"/>
+          <ns2:ligatures ns2:val="none"/>
         </w:rPr>
         <w:t>consignar el Número de Registro Único de Contribuyentes (RUC); y,</w:t>
       </w:r>
     </w:p>
-    <w:p>
+    <w:p ns2:paraId="7341F53D" ns2:textId="101F16E7">
       <w:pPr>
         <w:numPr>
           <w:ilvl w:val="0"/>
@@ -3320,16 +3320,16 @@
         <w:rPr>
           <w:rFonts w:ascii="Arial Narrow" w:eastAsia="Calibri" w:hAnsi="Arial Narrow" w:cs="Arial"/>
           <w:kern w:val="0"/>
-          <w14:ligatures w14:val="none"/>
-        </w:rPr>
-      </w:pPr>
-      <w:r>
-        <w:rPr>
-          <w:rFonts w:ascii="Arial Narrow" w:eastAsia="Arial Narrow" w:hAnsi="Arial Narrow" w:cs="Arial Narrow"/>
-          <w:color w:val="000000"/>
-          <w:kern w:val="0"/>
-          <w:lang w:eastAsia="es-PE"/>
-          <w14:ligatures w14:val="none"/>
+          <ns2:ligatures ns2:val="none"/>
+        </w:rPr>
+      </w:pPr>
+      <w:r>
+        <w:rPr>
+          <w:rFonts w:ascii="Arial Narrow" w:eastAsia="Arial Narrow" w:hAnsi="Arial Narrow" w:cs="Arial Narrow"/>
+          <w:color w:val="000000"/>
+          <w:kern w:val="0"/>
+          <w:lang w:eastAsia="es-PE"/>
+          <ns2:ligatures ns2:val="none"/>
         </w:rPr>
         <w:lastRenderedPageBreak/>
         <w:t>fijar domicilio procesal para el procedimiento, de conformidad con el numeral 1 del artículo 442</w:t>
@@ -3340,7 +3340,7 @@
           <w:color w:val="000000"/>
           <w:kern w:val="0"/>
           <w:lang w:eastAsia="es-PE"/>
-          <w14:ligatures w14:val="none"/>
+          <ns2:ligatures ns2:val="none"/>
         </w:rPr>
         <w:t/>
       </w:r>
@@ -3350,7 +3350,7 @@
           <w:color w:val="000000"/>
           <w:kern w:val="0"/>
           <w:lang w:eastAsia="es-PE"/>
-          <w14:ligatures w14:val="none"/>
+          <ns2:ligatures ns2:val="none"/>
         </w:rPr>
         <w:t xml:space="preserve"> del Código Procesal Civil. </w:t>
       </w:r>
@@ -3358,7 +3358,7 @@
         <w:rPr>
           <w:rFonts w:ascii="Arial Narrow" w:eastAsia="Calibri" w:hAnsi="Arial Narrow" w:cs="Arial"/>
           <w:kern w:val="0"/>
-          <w14:ligatures w14:val="none"/>
+          <ns2:ligatures ns2:val="none"/>
         </w:rPr>
         <w:t>Para ello podrá señalar domicilio físico o una dirección electrónica a la que pueda remitirse las notificaciones</w:t>
       </w:r>
@@ -3367,12 +3367,12 @@
           <w:rFonts w:ascii="Arial Narrow" w:eastAsia="Arial" w:hAnsi="Arial Narrow" w:cs="Arial"/>
           <w:kern w:val="0"/>
           <w:lang w:val="es"/>
-          <w14:ligatures w14:val="none"/>
+          <ns2:ligatures ns2:val="none"/>
         </w:rPr>
         <w:t>;</w:t>
       </w:r>
     </w:p>
-    <w:p>
+    <w:p ns2:paraId="446A1900" ns2:textId="13BE47D4">
       <w:pPr>
         <w:numPr>
           <w:ilvl w:val="0"/>
@@ -3384,14 +3384,14 @@
         <w:rPr>
           <w:rFonts w:ascii="Arial Narrow" w:eastAsia="Calibri" w:hAnsi="Arial Narrow" w:cs="Arial"/>
           <w:kern w:val="0"/>
-          <w14:ligatures w14:val="none"/>
+          <ns2:ligatures ns2:val="none"/>
         </w:rPr>
       </w:pPr>
       <w:r>
         <w:rPr>
           <w:rFonts w:ascii="Arial Narrow" w:eastAsia="Calibri" w:hAnsi="Arial Narrow" w:cs="Arial"/>
           <w:kern w:val="0"/>
-          <w14:ligatures w14:val="none"/>
+          <ns2:ligatures ns2:val="none"/>
         </w:rPr>
         <w:t>en caso califique como micro empresa o pequeña empresa, presentar los documentos que acrediten su volumen de ventas o ingresos brutos percibidos el año anterior relativo a todas sus actividades económicas y el número de trabajadores con el que cuenta</w:t>
       </w:r>
@@ -3401,7 +3401,7 @@
           <w:rFonts w:ascii="Arial Narrow" w:eastAsia="Calibri" w:hAnsi="Arial Narrow" w:cs="Arial"/>
           <w:kern w:val="0"/>
           <w:vertAlign w:val="superscript"/>
-          <w14:ligatures w14:val="none"/>
+          <ns2:ligatures ns2:val="none"/>
         </w:rPr>
         <w:footnoteReference w:id="7"/>
       </w:r>
@@ -3409,7 +3409,7 @@
         <w:rPr>
           <w:rFonts w:ascii="Arial Narrow" w:eastAsia="Calibri" w:hAnsi="Arial Narrow" w:cs="Arial"/>
           <w:kern w:val="0"/>
-          <w14:ligatures w14:val="none"/>
+          <ns2:ligatures ns2:val="none"/>
         </w:rPr>
         <w:t>. Ello, a fin de que la Comisión pueda meritar dicha documentación, conforme lo establece el artículo 110</w:t>
       </w:r>
@@ -3419,7 +3419,7 @@
           <w:color w:val="000000"/>
           <w:kern w:val="0"/>
           <w:lang w:eastAsia="es-PE"/>
-          <w14:ligatures w14:val="none"/>
+          <ns2:ligatures ns2:val="none"/>
         </w:rPr>
         <w:t/>
       </w:r>
@@ -3427,7 +3427,7 @@
         <w:rPr>
           <w:rFonts w:ascii="Arial Narrow" w:eastAsia="Calibri" w:hAnsi="Arial Narrow" w:cs="Arial"/>
           <w:kern w:val="0"/>
-          <w14:ligatures w14:val="none"/>
+          <ns2:ligatures ns2:val="none"/>
         </w:rPr>
         <w:t xml:space="preserve"> del </w:t>
       </w:r>
@@ -3436,7 +3436,7 @@
           <w:rFonts w:ascii="Arial Narrow" w:eastAsia="Calibri" w:hAnsi="Arial Narrow" w:cs="Arial"/>
           <w:spacing w:val="-2"/>
           <w:kern w:val="0"/>
-          <w14:ligatures w14:val="none"/>
+          <ns2:ligatures ns2:val="none"/>
         </w:rPr>
         <w:t>Código</w:t>
       </w:r>
@@ -3447,7 +3447,7 @@
           <w:spacing w:val="-2"/>
           <w:kern w:val="0"/>
           <w:vertAlign w:val="superscript"/>
-          <w14:ligatures w14:val="none"/>
+          <ns2:ligatures ns2:val="none"/>
         </w:rPr>
         <w:footnoteReference w:id="8"/>
       </w:r>
@@ -3456,67 +3456,102 @@
           <w:rFonts w:ascii="Arial Narrow" w:eastAsia="Calibri" w:hAnsi="Arial Narrow" w:cs="Arial"/>
           <w:spacing w:val="-2"/>
           <w:kern w:val="0"/>
-          <w14:ligatures w14:val="none"/>
+          <ns2:ligatures ns2:val="none"/>
         </w:rPr>
         <w:t>.</w:t>
       </w:r>
     </w:p>
+    <w:p ns2:paraId="354DE7F2" ns2:textId="77777777">
+      <w:pPr>
+        <w:spacing w:after="0" w:line="240" w:lineRule="auto"/>
+        <w:ind w:left="567"/>
+        <w:jc w:val="both"/>
+        <w:rPr>
+          <w:rFonts w:ascii="Arial Narrow" w:eastAsia="Arial Narrow" w:hAnsi="Arial Narrow" w:cs="Arial Narrow"/>
+          <w:color w:val="000000"/>
+          <w:kern w:val="0"/>
+          <w:lang w:eastAsia="es-PE"/>
+          <ns2:ligatures ns2:val="none"/>
+        </w:rPr>
+      </w:pPr>
+    </w:p>
     <w:p>
       <w:pPr>
         <w:spacing w:after="0" w:line="240" w:lineRule="auto"/>
-        <w:ind w:left="567"/>
-        <w:jc w:val="both"/>
-        <w:rPr>
-          <w:rFonts w:ascii="Arial Narrow" w:eastAsia="Arial Narrow" w:hAnsi="Arial Narrow" w:cs="Arial Narrow"/>
-          <w:color w:val="000000"/>
-          <w:kern w:val="0"/>
-          <w:lang w:eastAsia="es-PE"/>
-          <w14:ligatures w14:val="none"/>
-        </w:rPr>
-      </w:pPr>
-    </w:p>
-    <w:p>
-      <w:pPr>
-        <w:spacing w:after="0" w:line="240" w:lineRule="auto"/>
-        <w:jc w:val="both"/>
-        <w:rPr>
-          <w:rFonts w:ascii="Arial Narrow" w:eastAsia="Arial Narrow" w:hAnsi="Arial Narrow" w:cs="Arial Narrow"/>
-          <w:color w:val="000000"/>
-          <w:kern w:val="0"/>
-          <w:lang w:eastAsia="es-PE"/>
-          <w14:ligatures w14:val="none"/>
-        </w:rPr>
-      </w:pPr>
-      <w:r>
-        <w:rPr>
-          <w:rFonts w:ascii="Arial Narrow" w:eastAsia="Arial Narrow" w:hAnsi="Arial Narrow" w:cs="Arial Narrow"/>
-          <w:b/>
-          <w:color w:val="000000"/>
-          <w:kern w:val="0"/>
-          <w:lang w:eastAsia="es-PE"/>
-          <w14:ligatures w14:val="none"/>
+        <w:jc w:val="both"/>
+        <w:rPr>
+          <w:rFonts w:ascii="Arial Narrow" w:eastAsia="Arial Narrow" w:hAnsi="Arial Narrow" w:cs="Arial Narrow"/>
+          <w:color w:val="000000"/>
+          <w:kern w:val="0"/>
+          <w:lang w:eastAsia="es-PE"/>
+          <ns2:ligatures ns2:val="none"/>
+        </w:rPr>
+      </w:pPr>
+      <w:r>
+        <w:rPr>
+          <w:rFonts w:ascii="Arial Narrow" w:hAnsi="Arial Narrow" w:cs="Arial Narrow"/>
+          <w:b w:val="1"/>
+          <w:bCs w:val="1"/>
+          <w:sz w:val="20"/>
+          <w:szCs w:val="20"/>
         </w:rPr>
         <w:t xml:space="preserve">CUARTO: </w:t>
       </w:r>
       <w:r>
         <w:rPr>
-          <w:rFonts w:ascii="Arial Narrow" w:eastAsia="Arial Narrow" w:hAnsi="Arial Narrow" w:cs="Arial Narrow"/>
-          <w:color w:val="000000"/>
-          <w:kern w:val="0"/>
-          <w:lang w:eastAsia="es-PE"/>
-          <w14:ligatures w14:val="none"/>
-        </w:rPr>
-        <w:t xml:space="preserve">correr traslado de la denuncia interpuesta </w:t>
-      </w:r>
-      <w:r>
+          <w:rFonts w:ascii="Arial Narrow" w:hAnsi="Arial Narrow" w:cs="Arial Narrow"/>
+          <w:sz w:val="20"/>
+          <w:szCs w:val="20"/>
+        </w:rPr>
+        <w:t xml:space="preserve">correr traslado de la presente resolución a La Positiva Seguros y Reaseguros S.A para que, de conformidad con lo dispuesto por el artículo 26° de la Ley sobre Facultades, Normas y Organización del Indecopi, aprobado por Decreto Legislativo N° 8079, presenten sus descargos sobre la imputación de cargos realizada en un plazo no mayor a cinco (5) días hábiles contado a partir del día siguiente de la notificación de la presente resolución, vencido el cual, el Secretario Técnico declarará en rebeldía a los denunciados que no lo hubieran presentado. Debe precisarse que de conformidad con lo establecido por el artículo 223° del Texto Único Ordenado de la Ley N° 27444, Ley del Procedimiento Administrativo General, las alegaciones y los hechos relevantes de la reclamación, salvo que hayan sido específicamente negadas en la contestación, se tendrán por aceptadas o meritadas como ciertas.</w:t>
+      </w:r>
+    </w:p>
+    <w:p ns2:paraId="7D74C0BD" ns2:textId="77777777">
+      <w:pPr>
+        <w:spacing w:after="0" w:line="240" w:lineRule="auto"/>
+        <w:jc w:val="both"/>
+        <w:rPr>
+          <w:rFonts w:ascii="Arial Narrow" w:eastAsia="Arial Narrow" w:hAnsi="Arial Narrow" w:cs="Arial Narrow"/>
+          <w:color w:val="000000"/>
+          <w:kern w:val="0"/>
+          <w:lang w:eastAsia="es-PE"/>
+          <ns2:ligatures ns2:val="none"/>
+        </w:rPr>
+      </w:pPr>
+    </w:p>
+    <w:p ns2:paraId="61C1ED8F" ns2:textId="2107DBD8">
+      <w:pPr>
+        <w:spacing w:after="0" w:line="240" w:lineRule="auto"/>
+        <w:jc w:val="both"/>
         <w:rPr>
           <w:rFonts w:ascii="Arial Narrow" w:eastAsia="Times New Roman" w:hAnsi="Arial Narrow" w:cs="Arial"/>
           <w:color w:val="000000"/>
           <w:kern w:val="0"/>
           <w:lang w:val="es-ES" w:eastAsia="es-ES"/>
-          <w14:ligatures w14:val="none"/>
-        </w:rPr>
-        <w:t xml:space="preserve">el </w:t>
+          <ns2:ligatures ns2:val="none"/>
+        </w:rPr>
+      </w:pPr>
+      <w:r>
+        <w:rPr>
+          <w:rFonts w:ascii="Arial Narrow" w:eastAsia="Arial Narrow" w:hAnsi="Arial Narrow" w:cs="Arial Narrow"/>
+          <w:b/>
+          <w:color w:val="000000"/>
+          <w:kern w:val="0"/>
+          <w:lang w:eastAsia="es-PE"/>
+          <ns2:ligatures ns2:val="none"/>
+        </w:rPr>
+        <w:t xml:space="preserve">QUINTO: </w:t>
+      </w:r>
+      <w:bookmarkStart w:id="4" w:name="_Hlk188286813"/>
+      <w:r>
+        <w:rPr>
+          <w:rFonts w:ascii="Arial Narrow" w:eastAsia="Times New Roman" w:hAnsi="Arial Narrow" w:cs="Arial"/>
+          <w:color w:val="000000"/>
+          <w:kern w:val="0"/>
+          <w:lang w:eastAsia="es-ES"/>
+          <ns2:ligatures ns2:val="none"/>
+        </w:rPr>
+        <w:t xml:space="preserve">requerir </w:t>
       </w:r>
       <w:r>
         <w:rPr>
@@ -3524,19 +3559,91 @@
           <w:color w:val="000000"/>
           <w:kern w:val="0"/>
           <w:lang w:val="es-ES" w:eastAsia="es-ES"/>
-          <w14:ligatures w14:val="none"/>
-        </w:rPr>
-        <w:t>12</w:t>
-      </w:r>
+          <ns2:ligatures ns2:val="none"/>
+        </w:rPr>
+        <w:t xml:space="preserve">que, en un </w:t>
+      </w:r>
+      <w:r>
+        <w:rPr>
+          <w:rFonts w:ascii="Arial Narrow" w:eastAsia="Times New Roman" w:hAnsi="Arial Narrow" w:cs="Arial"/>
+          <w:color w:val="000000"/>
+          <w:kern w:val="0"/>
+          <w:lang w:eastAsia="es-ES"/>
+          <ns2:ligatures ns2:val="none"/>
+        </w:rPr>
+        <w:t>plazo no mayor de cinco (5) días hábiles contado a partir del día siguiente de la notificación de la presente resolución</w:t>
+      </w:r>
+      <w:bookmarkEnd w:id="4"/>
+      <w:r>
+        <w:rPr>
+          <w:rFonts w:ascii="Arial Narrow" w:eastAsia="Times New Roman" w:hAnsi="Arial Narrow" w:cs="Arial"/>
+          <w:color w:val="000000"/>
+          <w:kern w:val="0"/>
+          <w:lang w:eastAsia="es-ES"/>
+          <ns2:ligatures ns2:val="none"/>
+        </w:rPr>
+        <w:t xml:space="preserve">, </w:t>
+      </w:r>
+      <w:bookmarkStart w:id="5" w:name="_Hlk188286828"/>
+      <w:r>
+        <w:rPr>
+          <w:rFonts w:ascii="Arial Narrow" w:eastAsia="Arial Narrow" w:hAnsi="Arial Narrow" w:cs="Arial Narrow"/>
+          <w:bCs/>
+        </w:rPr>
+        <w:t xml:space="preserve">La Positiva Seguros </w:t>
+      </w:r>
+      <w:r>
+        <w:rPr>
+          <w:rFonts w:ascii="Arial Narrow" w:eastAsia="Arial Narrow" w:hAnsi="Arial Narrow" w:cs="Arial Narrow"/>
+          <w:bCs/>
+        </w:rPr>
+        <w:t xml:space="preserve">y </w:t>
+      </w:r>
+      <w:r>
+        <w:rPr>
+          <w:rFonts w:ascii="Arial Narrow" w:eastAsia="Arial Narrow" w:hAnsi="Arial Narrow" w:cs="Arial Narrow"/>
+          <w:bCs/>
+        </w:rPr>
+        <w:t xml:space="preserve">Reaseguros </w:t>
+      </w:r>
+      <w:r>
+        <w:rPr>
+          <w:rFonts w:ascii="Arial Narrow" w:eastAsia="Arial Narrow" w:hAnsi="Arial Narrow" w:cs="Arial Narrow"/>
+          <w:bCs/>
+        </w:rPr>
+        <w:t>S.A</w:t>
+      </w:r>
+      <w:r>
+        <w:rPr>
+          <w:rFonts w:ascii="Arial Narrow" w:eastAsia="Times New Roman" w:hAnsi="Arial Narrow" w:cs="Times New Roman"/>
+          <w:color w:val="000000"/>
+          <w:kern w:val="0"/>
+          <w:shd w:val="clear" w:color="auto" w:fill="FFFFFF"/>
+          <w:lang w:eastAsia="es-PE"/>
+          <ns2:ligatures ns2:val="none"/>
+        </w:rPr>
+        <w:t>.</w:t>
+      </w:r>
+      <w:r>
+        <w:rPr>
+          <w:rFonts w:ascii="Arial Narrow" w:eastAsia="Times New Roman" w:hAnsi="Arial Narrow" w:cs="Arial"/>
+          <w:color w:val="000000"/>
+          <w:kern w:val="0"/>
+          <w:lang w:eastAsia="es-ES"/>
+          <ns2:ligatures ns2:val="none"/>
+        </w:rPr>
+        <w:t xml:space="preserve">, </w:t>
+      </w:r>
+      <w:bookmarkEnd w:id="5"/>
       <w:r>
         <w:rPr>
           <w:rFonts w:ascii="Arial Narrow" w:eastAsia="Times New Roman" w:hAnsi="Arial Narrow" w:cs="Arial"/>
           <w:color w:val="000000"/>
           <w:kern w:val="0"/>
           <w:lang w:val="es-ES" w:eastAsia="es-ES"/>
-          <w14:ligatures w14:val="none"/>
-        </w:rPr>
-        <w:t xml:space="preserve"> de </w:t>
+          <ns2:ligatures ns2:val="none"/>
+        </w:rPr>
+        <w:t>cumpla</w:t>
       </w:r>
       <w:r>
         <w:rPr>
@@ -3544,9 +3651,9 @@
           <w:color w:val="000000"/>
           <w:kern w:val="0"/>
           <w:lang w:val="es-ES" w:eastAsia="es-ES"/>
-          <w14:ligatures w14:val="none"/>
-        </w:rPr>
-        <w:t xml:space="preserve">marzo de </w:t>
+          <ns2:ligatures ns2:val="none"/>
+        </w:rPr>
+        <w:t xml:space="preserve"> con: </w:t>
       </w:r>
       <w:r>
         <w:rPr>
@@ -3554,104 +3661,130 @@
           <w:color w:val="000000"/>
           <w:kern w:val="0"/>
           <w:lang w:val="es-ES" w:eastAsia="es-ES"/>
-          <w14:ligatures w14:val="none"/>
-        </w:rPr>
-        <w:t>2025</w:t>
-      </w:r>
-      <w:r>
-        <w:rPr>
-          <w:rFonts w:ascii="Arial Narrow" w:eastAsia="Calibri" w:hAnsi="Arial Narrow" w:cs="Arial"/>
-          <w:kern w:val="0"/>
-          <w14:ligatures w14:val="none"/>
-        </w:rPr>
-        <w:t xml:space="preserve">, </w:t>
-      </w:r>
-      <w:r>
-        <w:rPr>
-          <w:rFonts w:ascii="Arial Narrow" w:eastAsia="Arial Narrow" w:hAnsi="Arial Narrow" w:cs="Arial Narrow"/>
-          <w:color w:val="000000"/>
-          <w:kern w:val="0"/>
-          <w:lang w:eastAsia="es-PE"/>
-          <w14:ligatures w14:val="none"/>
-        </w:rPr>
-        <w:t>a</w:t>
-      </w:r>
-      <w:r>
-        <w:rPr>
-          <w:rFonts w:ascii="Arial Narrow" w:eastAsia="Times New Roman" w:hAnsi="Arial Narrow" w:cs="Times New Roman"/>
-          <w:color w:val="000000"/>
-          <w:kern w:val="0"/>
-          <w:shd w:val="clear" w:color="auto" w:fill="FFFFFF"/>
-          <w:lang w:eastAsia="es-PE"/>
-          <w14:ligatures w14:val="none"/>
+          <ns2:ligatures ns2:val="none"/>
+        </w:rPr>
+        <w:t xml:space="preserve">(i) presentar una copia debidamente suscrita de la Póliza Soles </w:t>
+      </w:r>
+      <w:r>
+        <w:rPr>
+          <w:rFonts w:ascii="Arial Narrow" w:eastAsia="Times New Roman" w:hAnsi="Arial Narrow" w:cs="Arial"/>
+          <w:color w:val="000000"/>
+          <w:kern w:val="0"/>
+          <w:lang w:val="es-ES" w:eastAsia="es-ES"/>
+          <ns2:ligatures ns2:val="none"/>
+        </w:rPr>
+        <w:t>5701922</w:t>
+      </w:r>
+      <w:r>
+        <w:rPr>
+          <w:rFonts w:ascii="Arial Narrow" w:eastAsia="Times New Roman" w:hAnsi="Arial Narrow" w:cs="Arial"/>
+          <w:color w:val="000000"/>
+          <w:kern w:val="0"/>
+          <w:lang w:val="es-ES" w:eastAsia="es-ES"/>
+          <ns2:ligatures ns2:val="none"/>
         </w:rPr>
         <w:t xml:space="preserve"> </w:t>
       </w:r>
       <w:r>
         <w:rPr>
-          <w:rFonts w:ascii="Arial Narrow" w:eastAsia="Arial Narrow" w:hAnsi="Arial Narrow" w:cs="Arial Narrow"/>
-          <w:bCs/>
-        </w:rPr>
-        <w:t>La</w:t>
-      </w:r>
-      <w:r>
-        <w:rPr>
-          <w:rFonts w:ascii="Arial Narrow" w:eastAsia="Arial Narrow" w:hAnsi="Arial Narrow" w:cs="Arial Narrow"/>
-          <w:bCs/>
-        </w:rPr>
-        <w:t xml:space="preserve"> Positiva Seguros </w:t>
-      </w:r>
-      <w:r>
-        <w:rPr>
-          <w:rFonts w:ascii="Arial Narrow" w:eastAsia="Arial Narrow" w:hAnsi="Arial Narrow" w:cs="Arial Narrow"/>
-          <w:bCs/>
-        </w:rPr>
-        <w:t xml:space="preserve">y </w:t>
-      </w:r>
-      <w:r>
-        <w:rPr>
-          <w:rFonts w:ascii="Arial Narrow" w:eastAsia="Arial Narrow" w:hAnsi="Arial Narrow" w:cs="Arial Narrow"/>
-          <w:bCs/>
-        </w:rPr>
-        <w:t>Reaseguros S</w:t>
-      </w:r>
-      <w:r>
-        <w:rPr>
-          <w:rFonts w:ascii="Arial Narrow" w:eastAsia="Arial Narrow" w:hAnsi="Arial Narrow" w:cs="Arial Narrow"/>
-          <w:bCs/>
-        </w:rPr>
-        <w:t>.A</w:t>
-      </w:r>
-      <w:r>
-        <w:rPr>
-          <w:rFonts w:ascii="Arial Narrow" w:eastAsia="Times New Roman" w:hAnsi="Arial Narrow" w:cs="Times New Roman"/>
-          <w:color w:val="000000"/>
-          <w:kern w:val="0"/>
-          <w:shd w:val="clear" w:color="auto" w:fill="FFFFFF"/>
-          <w:lang w:eastAsia="es-PE"/>
-          <w14:ligatures w14:val="none"/>
+          <w:rFonts w:ascii="Arial Narrow" w:eastAsia="Times New Roman" w:hAnsi="Arial Narrow" w:cs="Arial"/>
+          <w:color w:val="000000"/>
+          <w:kern w:val="0"/>
+          <w:lang w:val="es-ES" w:eastAsia="es-ES"/>
+          <ns2:ligatures ns2:val="none"/>
+        </w:rPr>
+        <w:t>del Seguro de protección de tarjetas materia de denuncia; y, (</w:t>
+      </w:r>
+      <w:proofErr w:type="spellStart"/>
+      <w:r>
+        <w:rPr>
+          <w:rFonts w:ascii="Arial Narrow" w:eastAsia="Times New Roman" w:hAnsi="Arial Narrow" w:cs="Arial"/>
+          <w:color w:val="000000"/>
+          <w:kern w:val="0"/>
+          <w:lang w:val="es-ES" w:eastAsia="es-ES"/>
+          <ns2:ligatures ns2:val="none"/>
+        </w:rPr>
+        <w:t>ii</w:t>
+      </w:r>
+      <w:proofErr w:type="spellEnd"/>
+      <w:r>
+        <w:rPr>
+          <w:rFonts w:ascii="Arial Narrow" w:eastAsia="Times New Roman" w:hAnsi="Arial Narrow" w:cs="Arial"/>
+          <w:color w:val="000000"/>
+          <w:kern w:val="0"/>
+          <w:lang w:val="es-ES" w:eastAsia="es-ES"/>
+          <ns2:ligatures ns2:val="none"/>
+        </w:rPr>
+        <w:t>) presentar todas las comunicaciones cursadas con el denunciante en virtud del hecho materia de denuncia</w:t>
+      </w:r>
+      <w:r>
+        <w:rPr>
+          <w:rFonts w:ascii="Arial Narrow" w:eastAsia="Times New Roman" w:hAnsi="Arial Narrow" w:cs="Arial"/>
+          <w:color w:val="000000"/>
+          <w:kern w:val="0"/>
+          <w:lang w:val="es-ES" w:eastAsia="es-ES"/>
+          <ns2:ligatures ns2:val="none"/>
         </w:rPr>
         <w:t>.</w:t>
       </w:r>
-      <w:r>
-        <w:rPr>
-          <w:rFonts w:ascii="Arial Narrow" w:eastAsia="Arial Narrow" w:hAnsi="Arial Narrow" w:cs="Arial Narrow"/>
-          <w:color w:val="000000"/>
-          <w:kern w:val="0"/>
-          <w:lang w:eastAsia="es-PE"/>
-          <w14:ligatures w14:val="none"/>
-        </w:rPr>
-        <w:t>,</w:t>
-      </w:r>
-      <w:r>
-        <w:rPr>
-          <w:rFonts w:ascii="Arial Narrow" w:eastAsia="Arial Narrow" w:hAnsi="Arial Narrow" w:cs="Arial Narrow"/>
-          <w:color w:val="000000"/>
-          <w:kern w:val="0"/>
-          <w:lang w:eastAsia="es-PE"/>
-          <w14:ligatures w14:val="none"/>
-        </w:rPr>
-        <w:t xml:space="preserve"> para que, de conformidad con lo dispuesto por el artículo 26</w:t>
+    </w:p>
+    <w:p ns2:paraId="6A128BE5" ns2:textId="77777777">
+      <w:pPr>
+        <w:spacing w:after="0" w:line="240" w:lineRule="auto"/>
+        <w:jc w:val="both"/>
+        <w:rPr>
+          <w:rFonts w:ascii="Arial Narrow" w:eastAsia="Arial Narrow" w:hAnsi="Arial Narrow" w:cs="Arial Narrow"/>
+          <w:b/>
+          <w:color w:val="000000"/>
+          <w:kern w:val="0"/>
+          <w:lang w:val="es-ES" w:eastAsia="es-PE"/>
+          <ns2:ligatures ns2:val="none"/>
+        </w:rPr>
+      </w:pPr>
+    </w:p>
+    <w:p ns2:paraId="5A49EAA8" ns2:textId="66340982">
+      <w:pPr>
+        <w:spacing w:after="0" w:line="240" w:lineRule="auto"/>
+        <w:jc w:val="both"/>
+        <w:rPr>
+          <w:rFonts w:ascii="Arial Narrow" w:eastAsia="Arial Narrow" w:hAnsi="Arial Narrow" w:cs="Arial Narrow"/>
+          <w:color w:val="000000"/>
+          <w:kern w:val="0"/>
+          <w:lang w:eastAsia="es-PE"/>
+          <ns2:ligatures ns2:val="none"/>
+        </w:rPr>
+      </w:pPr>
+      <w:r>
+        <w:rPr>
+          <w:rFonts w:ascii="Arial Narrow" w:eastAsia="Arial Narrow" w:hAnsi="Arial Narrow" w:cs="Arial Narrow"/>
+          <w:b/>
+          <w:color w:val="000000"/>
+          <w:kern w:val="0"/>
+          <w:lang w:eastAsia="es-PE"/>
+          <ns2:ligatures ns2:val="none"/>
+        </w:rPr>
+        <w:t>SEXTO:</w:t>
+      </w:r>
+      <w:r>
+        <w:rPr>
+          <w:rFonts w:ascii="Arial Narrow" w:eastAsia="Arial Narrow" w:hAnsi="Arial Narrow" w:cs="Arial Narrow"/>
+          <w:color w:val="000000"/>
+          <w:kern w:val="0"/>
+          <w:lang w:eastAsia="es-PE"/>
+          <ns2:ligatures ns2:val="none"/>
+        </w:rPr>
+        <w:t xml:space="preserve"> </w:t>
+      </w:r>
+      <w:bookmarkStart w:id="6" w:name="_Hlk188286915"/>
+      <w:r>
+        <w:rPr>
+          <w:rFonts w:ascii="Arial Narrow" w:eastAsia="Arial Narrow" w:hAnsi="Arial Narrow" w:cs="Arial Narrow"/>
+          <w:color w:val="000000"/>
+          <w:kern w:val="0"/>
+          <w:lang w:eastAsia="es-PE"/>
+          <ns2:ligatures ns2:val="none"/>
+        </w:rPr>
+        <w:t>informar a las partes que el artículo 110</w:t>
       </w:r>
       <w:r>
         <w:rPr>
@@ -3659,7 +3792,7 @@
           <w:color w:val="000000"/>
           <w:kern w:val="0"/>
           <w:lang w:eastAsia="es-PE"/>
-          <w14:ligatures w14:val="none"/>
+          <ns2:ligatures ns2:val="none"/>
         </w:rPr>
         <w:t/>
       </w:r>
@@ -3669,308 +3802,7 @@
           <w:color w:val="000000"/>
           <w:kern w:val="0"/>
           <w:lang w:eastAsia="es-PE"/>
-          <w14:ligatures w14:val="none"/>
-        </w:rPr>
-        <w:t xml:space="preserve"> de la Ley sobre Facultades, Normas y Organización del Indecopi, aprobada por Decreto Legislativo 807, presente sus descargos en un plazo no mayor de cinco (5) días hábiles contados desde la notificación. </w:t>
-      </w:r>
-    </w:p>
-    <w:p>
-      <w:pPr>
-        <w:spacing w:after="0" w:line="240" w:lineRule="auto"/>
-        <w:jc w:val="both"/>
-        <w:rPr>
-          <w:rFonts w:ascii="Arial Narrow" w:eastAsia="Arial Narrow" w:hAnsi="Arial Narrow" w:cs="Arial Narrow"/>
-          <w:color w:val="000000"/>
-          <w:kern w:val="0"/>
-          <w:lang w:eastAsia="es-PE"/>
-          <w14:ligatures w14:val="none"/>
-        </w:rPr>
-      </w:pPr>
-    </w:p>
-    <w:p>
-      <w:pPr>
-        <w:spacing w:after="0" w:line="240" w:lineRule="auto"/>
-        <w:jc w:val="both"/>
-        <w:rPr>
-          <w:rFonts w:ascii="Arial Narrow" w:eastAsia="Times New Roman" w:hAnsi="Arial Narrow" w:cs="Arial"/>
-          <w:color w:val="000000"/>
-          <w:kern w:val="0"/>
-          <w:lang w:val="es-ES" w:eastAsia="es-ES"/>
-          <w14:ligatures w14:val="none"/>
-        </w:rPr>
-      </w:pPr>
-      <w:r>
-        <w:rPr>
-          <w:rFonts w:ascii="Arial Narrow" w:eastAsia="Arial Narrow" w:hAnsi="Arial Narrow" w:cs="Arial Narrow"/>
-          <w:b/>
-          <w:color w:val="000000"/>
-          <w:kern w:val="0"/>
-          <w:lang w:eastAsia="es-PE"/>
-          <w14:ligatures w14:val="none"/>
-        </w:rPr>
-        <w:t xml:space="preserve">QUINTO: </w:t>
-      </w:r>
-      <w:bookmarkStart w:id="4" w:name="_Hlk188286813"/>
-      <w:r>
-        <w:rPr>
-          <w:rFonts w:ascii="Arial Narrow" w:eastAsia="Times New Roman" w:hAnsi="Arial Narrow" w:cs="Arial"/>
-          <w:color w:val="000000"/>
-          <w:kern w:val="0"/>
-          <w:lang w:eastAsia="es-ES"/>
-          <w14:ligatures w14:val="none"/>
-        </w:rPr>
-        <w:t xml:space="preserve">requerir </w:t>
-      </w:r>
-      <w:r>
-        <w:rPr>
-          <w:rFonts w:ascii="Arial Narrow" w:eastAsia="Times New Roman" w:hAnsi="Arial Narrow" w:cs="Arial"/>
-          <w:color w:val="000000"/>
-          <w:kern w:val="0"/>
-          <w:lang w:val="es-ES" w:eastAsia="es-ES"/>
-          <w14:ligatures w14:val="none"/>
-        </w:rPr>
-        <w:t xml:space="preserve">que, en un </w:t>
-      </w:r>
-      <w:r>
-        <w:rPr>
-          <w:rFonts w:ascii="Arial Narrow" w:eastAsia="Times New Roman" w:hAnsi="Arial Narrow" w:cs="Arial"/>
-          <w:color w:val="000000"/>
-          <w:kern w:val="0"/>
-          <w:lang w:eastAsia="es-ES"/>
-          <w14:ligatures w14:val="none"/>
-        </w:rPr>
-        <w:t>plazo no mayor de cinco (5) días hábiles contado a partir del día siguiente de la notificación de la presente resolución</w:t>
-      </w:r>
-      <w:bookmarkEnd w:id="4"/>
-      <w:r>
-        <w:rPr>
-          <w:rFonts w:ascii="Arial Narrow" w:eastAsia="Times New Roman" w:hAnsi="Arial Narrow" w:cs="Arial"/>
-          <w:color w:val="000000"/>
-          <w:kern w:val="0"/>
-          <w:lang w:eastAsia="es-ES"/>
-          <w14:ligatures w14:val="none"/>
-        </w:rPr>
-        <w:t xml:space="preserve">, </w:t>
-      </w:r>
-      <w:bookmarkStart w:id="5" w:name="_Hlk188286828"/>
-      <w:r>
-        <w:rPr>
-          <w:rFonts w:ascii="Arial Narrow" w:eastAsia="Arial Narrow" w:hAnsi="Arial Narrow" w:cs="Arial Narrow"/>
-          <w:bCs/>
-        </w:rPr>
-        <w:t xml:space="preserve">La Positiva Seguros </w:t>
-      </w:r>
-      <w:r>
-        <w:rPr>
-          <w:rFonts w:ascii="Arial Narrow" w:eastAsia="Arial Narrow" w:hAnsi="Arial Narrow" w:cs="Arial Narrow"/>
-          <w:bCs/>
-        </w:rPr>
-        <w:t xml:space="preserve">y </w:t>
-      </w:r>
-      <w:r>
-        <w:rPr>
-          <w:rFonts w:ascii="Arial Narrow" w:eastAsia="Arial Narrow" w:hAnsi="Arial Narrow" w:cs="Arial Narrow"/>
-          <w:bCs/>
-        </w:rPr>
-        <w:t xml:space="preserve">Reaseguros </w:t>
-      </w:r>
-      <w:r>
-        <w:rPr>
-          <w:rFonts w:ascii="Arial Narrow" w:eastAsia="Arial Narrow" w:hAnsi="Arial Narrow" w:cs="Arial Narrow"/>
-          <w:bCs/>
-        </w:rPr>
-        <w:t>S.A</w:t>
-      </w:r>
-      <w:r>
-        <w:rPr>
-          <w:rFonts w:ascii="Arial Narrow" w:eastAsia="Times New Roman" w:hAnsi="Arial Narrow" w:cs="Times New Roman"/>
-          <w:color w:val="000000"/>
-          <w:kern w:val="0"/>
-          <w:shd w:val="clear" w:color="auto" w:fill="FFFFFF"/>
-          <w:lang w:eastAsia="es-PE"/>
-          <w14:ligatures w14:val="none"/>
-        </w:rPr>
-        <w:t>.</w:t>
-      </w:r>
-      <w:r>
-        <w:rPr>
-          <w:rFonts w:ascii="Arial Narrow" w:eastAsia="Times New Roman" w:hAnsi="Arial Narrow" w:cs="Arial"/>
-          <w:color w:val="000000"/>
-          <w:kern w:val="0"/>
-          <w:lang w:eastAsia="es-ES"/>
-          <w14:ligatures w14:val="none"/>
-        </w:rPr>
-        <w:t xml:space="preserve">, </w:t>
-      </w:r>
-      <w:bookmarkEnd w:id="5"/>
-      <w:r>
-        <w:rPr>
-          <w:rFonts w:ascii="Arial Narrow" w:eastAsia="Times New Roman" w:hAnsi="Arial Narrow" w:cs="Arial"/>
-          <w:color w:val="000000"/>
-          <w:kern w:val="0"/>
-          <w:lang w:val="es-ES" w:eastAsia="es-ES"/>
-          <w14:ligatures w14:val="none"/>
-        </w:rPr>
-        <w:t>cumpla</w:t>
-      </w:r>
-      <w:r>
-        <w:rPr>
-          <w:rFonts w:ascii="Arial Narrow" w:eastAsia="Times New Roman" w:hAnsi="Arial Narrow" w:cs="Arial"/>
-          <w:color w:val="000000"/>
-          <w:kern w:val="0"/>
-          <w:lang w:val="es-ES" w:eastAsia="es-ES"/>
-          <w14:ligatures w14:val="none"/>
-        </w:rPr>
-        <w:t xml:space="preserve"> con: </w:t>
-      </w:r>
-      <w:r>
-        <w:rPr>
-          <w:rFonts w:ascii="Arial Narrow" w:eastAsia="Times New Roman" w:hAnsi="Arial Narrow" w:cs="Arial"/>
-          <w:color w:val="000000"/>
-          <w:kern w:val="0"/>
-          <w:lang w:val="es-ES" w:eastAsia="es-ES"/>
-          <w14:ligatures w14:val="none"/>
-        </w:rPr>
-        <w:t xml:space="preserve">(i) presentar una copia debidamente suscrita de la Póliza Soles </w:t>
-      </w:r>
-      <w:r>
-        <w:rPr>
-          <w:rFonts w:ascii="Arial Narrow" w:eastAsia="Times New Roman" w:hAnsi="Arial Narrow" w:cs="Arial"/>
-          <w:color w:val="000000"/>
-          <w:kern w:val="0"/>
-          <w:lang w:val="es-ES" w:eastAsia="es-ES"/>
-          <w14:ligatures w14:val="none"/>
-        </w:rPr>
-        <w:t>5701922</w:t>
-      </w:r>
-      <w:r>
-        <w:rPr>
-          <w:rFonts w:ascii="Arial Narrow" w:eastAsia="Times New Roman" w:hAnsi="Arial Narrow" w:cs="Arial"/>
-          <w:color w:val="000000"/>
-          <w:kern w:val="0"/>
-          <w:lang w:val="es-ES" w:eastAsia="es-ES"/>
-          <w14:ligatures w14:val="none"/>
-        </w:rPr>
-        <w:t xml:space="preserve"> </w:t>
-      </w:r>
-      <w:r>
-        <w:rPr>
-          <w:rFonts w:ascii="Arial Narrow" w:eastAsia="Times New Roman" w:hAnsi="Arial Narrow" w:cs="Arial"/>
-          <w:color w:val="000000"/>
-          <w:kern w:val="0"/>
-          <w:lang w:val="es-ES" w:eastAsia="es-ES"/>
-          <w14:ligatures w14:val="none"/>
-        </w:rPr>
-        <w:t>del Seguro de protección de tarjetas materia de denuncia; y, (</w:t>
-      </w:r>
-      <w:proofErr w:type="spellStart"/>
-      <w:r>
-        <w:rPr>
-          <w:rFonts w:ascii="Arial Narrow" w:eastAsia="Times New Roman" w:hAnsi="Arial Narrow" w:cs="Arial"/>
-          <w:color w:val="000000"/>
-          <w:kern w:val="0"/>
-          <w:lang w:val="es-ES" w:eastAsia="es-ES"/>
-          <w14:ligatures w14:val="none"/>
-        </w:rPr>
-        <w:t>ii</w:t>
-      </w:r>
-      <w:proofErr w:type="spellEnd"/>
-      <w:r>
-        <w:rPr>
-          <w:rFonts w:ascii="Arial Narrow" w:eastAsia="Times New Roman" w:hAnsi="Arial Narrow" w:cs="Arial"/>
-          <w:color w:val="000000"/>
-          <w:kern w:val="0"/>
-          <w:lang w:val="es-ES" w:eastAsia="es-ES"/>
-          <w14:ligatures w14:val="none"/>
-        </w:rPr>
-        <w:t>) presentar todas las comunicaciones cursadas con el denunciante en virtud del hecho materia de denuncia</w:t>
-      </w:r>
-      <w:r>
-        <w:rPr>
-          <w:rFonts w:ascii="Arial Narrow" w:eastAsia="Times New Roman" w:hAnsi="Arial Narrow" w:cs="Arial"/>
-          <w:color w:val="000000"/>
-          <w:kern w:val="0"/>
-          <w:lang w:val="es-ES" w:eastAsia="es-ES"/>
-          <w14:ligatures w14:val="none"/>
-        </w:rPr>
-        <w:t>.</w:t>
-      </w:r>
-    </w:p>
-    <w:p>
-      <w:pPr>
-        <w:spacing w:after="0" w:line="240" w:lineRule="auto"/>
-        <w:jc w:val="both"/>
-        <w:rPr>
-          <w:rFonts w:ascii="Arial Narrow" w:eastAsia="Arial Narrow" w:hAnsi="Arial Narrow" w:cs="Arial Narrow"/>
-          <w:b/>
-          <w:color w:val="000000"/>
-          <w:kern w:val="0"/>
-          <w:lang w:val="es-ES" w:eastAsia="es-PE"/>
-          <w14:ligatures w14:val="none"/>
-        </w:rPr>
-      </w:pPr>
-    </w:p>
-    <w:p>
-      <w:pPr>
-        <w:spacing w:after="0" w:line="240" w:lineRule="auto"/>
-        <w:jc w:val="both"/>
-        <w:rPr>
-          <w:rFonts w:ascii="Arial Narrow" w:eastAsia="Arial Narrow" w:hAnsi="Arial Narrow" w:cs="Arial Narrow"/>
-          <w:color w:val="000000"/>
-          <w:kern w:val="0"/>
-          <w:lang w:eastAsia="es-PE"/>
-          <w14:ligatures w14:val="none"/>
-        </w:rPr>
-      </w:pPr>
-      <w:r>
-        <w:rPr>
-          <w:rFonts w:ascii="Arial Narrow" w:eastAsia="Arial Narrow" w:hAnsi="Arial Narrow" w:cs="Arial Narrow"/>
-          <w:b/>
-          <w:color w:val="000000"/>
-          <w:kern w:val="0"/>
-          <w:lang w:eastAsia="es-PE"/>
-          <w14:ligatures w14:val="none"/>
-        </w:rPr>
-        <w:t>SEXTO:</w:t>
-      </w:r>
-      <w:r>
-        <w:rPr>
-          <w:rFonts w:ascii="Arial Narrow" w:eastAsia="Arial Narrow" w:hAnsi="Arial Narrow" w:cs="Arial Narrow"/>
-          <w:color w:val="000000"/>
-          <w:kern w:val="0"/>
-          <w:lang w:eastAsia="es-PE"/>
-          <w14:ligatures w14:val="none"/>
-        </w:rPr>
-        <w:t xml:space="preserve"> </w:t>
-      </w:r>
-      <w:bookmarkStart w:id="6" w:name="_Hlk188286915"/>
-      <w:r>
-        <w:rPr>
-          <w:rFonts w:ascii="Arial Narrow" w:eastAsia="Arial Narrow" w:hAnsi="Arial Narrow" w:cs="Arial Narrow"/>
-          <w:color w:val="000000"/>
-          <w:kern w:val="0"/>
-          <w:lang w:eastAsia="es-PE"/>
-          <w14:ligatures w14:val="none"/>
-        </w:rPr>
-        <w:t>informar a las partes que el artículo 110</w:t>
-      </w:r>
-      <w:r>
-        <w:rPr>
-          <w:rFonts w:ascii="Arial Narrow" w:eastAsia="Times New Roman" w:hAnsi="Arial Narrow" w:cs="Segoe UI"/>
-          <w:color w:val="000000"/>
-          <w:kern w:val="0"/>
-          <w:lang w:eastAsia="es-PE"/>
-          <w14:ligatures w14:val="none"/>
-        </w:rPr>
-        <w:t/>
-      </w:r>
-      <w:r>
-        <w:rPr>
-          <w:rFonts w:ascii="Arial Narrow" w:eastAsia="Arial Narrow" w:hAnsi="Arial Narrow" w:cs="Arial Narrow"/>
-          <w:color w:val="000000"/>
-          <w:kern w:val="0"/>
-          <w:lang w:eastAsia="es-PE"/>
-          <w14:ligatures w14:val="none"/>
+          <ns2:ligatures ns2:val="none"/>
         </w:rPr>
         <w:t xml:space="preserve"> de la Ley 29571, Código de Protección y Defensa del Consumidor</w:t>
       </w:r>
@@ -3982,7 +3814,7 @@
           <w:kern w:val="0"/>
           <w:vertAlign w:val="superscript"/>
           <w:lang w:eastAsia="es-PE"/>
-          <w14:ligatures w14:val="none"/>
+          <ns2:ligatures ns2:val="none"/>
         </w:rPr>
         <w:footnoteReference w:id="9"/>
       </w:r>
@@ -3992,7 +3824,7 @@
           <w:color w:val="000000"/>
           <w:kern w:val="0"/>
           <w:lang w:eastAsia="es-PE"/>
-          <w14:ligatures w14:val="none"/>
+          <ns2:ligatures ns2:val="none"/>
         </w:rPr>
         <w:t>, faculta a la Comisión a calificar las infracciones de la referida norma como leves, graves o muy graves e imponer sanciones que van desde una amonestación hasta una multa por un máximo de 450 Unidades Impositivas Tributarias, sin perjuicio de las medidas correctivas, reparadoras y complementarias, que puedan ordenarse de acuerdo a lo estipulado en los artículos 114</w:t>
       </w:r>
@@ -4002,7 +3834,7 @@
           <w:color w:val="000000"/>
           <w:kern w:val="0"/>
           <w:lang w:eastAsia="es-PE"/>
-          <w14:ligatures w14:val="none"/>
+          <ns2:ligatures ns2:val="none"/>
         </w:rPr>
         <w:t/>
       </w:r>
@@ -4012,7 +3844,7 @@
           <w:color w:val="000000"/>
           <w:kern w:val="0"/>
           <w:lang w:eastAsia="es-PE"/>
-          <w14:ligatures w14:val="none"/>
+          <ns2:ligatures ns2:val="none"/>
         </w:rPr>
         <w:t>, 115</w:t>
       </w:r>
@@ -4022,7 +3854,7 @@
           <w:color w:val="000000"/>
           <w:kern w:val="0"/>
           <w:lang w:eastAsia="es-PE"/>
-          <w14:ligatures w14:val="none"/>
+          <ns2:ligatures ns2:val="none"/>
         </w:rPr>
         <w:t/>
       </w:r>
@@ -4032,7 +3864,7 @@
           <w:color w:val="000000"/>
           <w:kern w:val="0"/>
           <w:lang w:eastAsia="es-PE"/>
-          <w14:ligatures w14:val="none"/>
+          <ns2:ligatures ns2:val="none"/>
         </w:rPr>
         <w:t xml:space="preserve"> y 116</w:t>
       </w:r>
@@ -4042,7 +3874,7 @@
           <w:color w:val="000000"/>
           <w:kern w:val="0"/>
           <w:lang w:eastAsia="es-PE"/>
-          <w14:ligatures w14:val="none"/>
+          <ns2:ligatures ns2:val="none"/>
         </w:rPr>
         <w:t/>
       </w:r>
@@ -4052,7 +3884,7 @@
           <w:color w:val="000000"/>
           <w:kern w:val="0"/>
           <w:lang w:eastAsia="es-PE"/>
-          <w14:ligatures w14:val="none"/>
+          <ns2:ligatures ns2:val="none"/>
         </w:rPr>
         <w:t xml:space="preserve"> de la referida norma</w:t>
       </w:r>
@@ -4064,7 +3896,7 @@
           <w:kern w:val="0"/>
           <w:vertAlign w:val="superscript"/>
           <w:lang w:eastAsia="es-PE"/>
-          <w14:ligatures w14:val="none"/>
+          <ns2:ligatures ns2:val="none"/>
         </w:rPr>
         <w:footnoteReference w:id="10"/>
       </w:r>
@@ -4074,7 +3906,7 @@
           <w:color w:val="000000"/>
           <w:kern w:val="0"/>
           <w:lang w:eastAsia="es-PE"/>
-          <w14:ligatures w14:val="none"/>
+          <ns2:ligatures ns2:val="none"/>
         </w:rPr>
         <w:t xml:space="preserve">. </w:t>
       </w:r>
@@ -4085,7 +3917,7 @@
           <w:color w:val="000000"/>
           <w:kern w:val="0"/>
           <w:lang w:eastAsia="es-PE"/>
-          <w14:ligatures w14:val="none"/>
+          <ns2:ligatures ns2:val="none"/>
         </w:rPr>
         <w:lastRenderedPageBreak/>
         <w:t>Asimismo, se consideran circunstancias atenuantes para la graduación de la sanción, el allanamiento de la denuncia o el reconocimiento de las pretensiones en ella contenidas, de acuerdo con el artículo 112</w:t>
@@ -4096,7 +3928,7 @@
           <w:color w:val="000000"/>
           <w:kern w:val="0"/>
           <w:lang w:eastAsia="es-PE"/>
-          <w14:ligatures w14:val="none"/>
+          <ns2:ligatures ns2:val="none"/>
         </w:rPr>
         <w:t/>
       </w:r>
@@ -4106,7 +3938,7 @@
           <w:color w:val="000000"/>
           <w:kern w:val="0"/>
           <w:lang w:eastAsia="es-PE"/>
-          <w14:ligatures w14:val="none"/>
+          <ns2:ligatures ns2:val="none"/>
         </w:rPr>
         <w:t xml:space="preserve"> del Código</w:t>
       </w:r>
@@ -4118,7 +3950,7 @@
           <w:kern w:val="0"/>
           <w:vertAlign w:val="superscript"/>
           <w:lang w:eastAsia="es-PE"/>
-          <w14:ligatures w14:val="none"/>
+          <ns2:ligatures ns2:val="none"/>
         </w:rPr>
         <w:footnoteReference w:id="11"/>
       </w:r>
@@ -4128,12 +3960,12 @@
           <w:color w:val="000000"/>
           <w:kern w:val="0"/>
           <w:lang w:eastAsia="es-PE"/>
-          <w14:ligatures w14:val="none"/>
+          <ns2:ligatures ns2:val="none"/>
         </w:rPr>
         <w:t>.</w:t>
       </w:r>
     </w:p>
-    <w:p>
+    <w:p ns2:paraId="60BC1406" ns2:textId="77777777">
       <w:pPr>
         <w:shd w:val="clear" w:color="auto" w:fill="FFFFFF"/>
         <w:spacing w:after="0" w:line="240" w:lineRule="auto"/>
@@ -4144,11 +3976,11 @@
           <w:color w:val="000000"/>
           <w:kern w:val="0"/>
           <w:lang w:eastAsia="es-PE"/>
-          <w14:ligatures w14:val="none"/>
-        </w:rPr>
-      </w:pPr>
-    </w:p>
-    <w:p>
+          <ns2:ligatures ns2:val="none"/>
+        </w:rPr>
+      </w:pPr>
+    </w:p>
+    <w:p ns2:paraId="2A591567" ns2:textId="755DA274">
       <w:pPr>
         <w:shd w:val="clear" w:color="auto" w:fill="FFFFFF"/>
         <w:spacing w:after="0" w:line="240" w:lineRule="auto"/>
@@ -4158,17 +3990,17 @@
           <w:color w:val="000000"/>
           <w:kern w:val="0"/>
           <w:lang w:eastAsia="es-PE"/>
-          <w14:ligatures w14:val="none"/>
-        </w:rPr>
-      </w:pPr>
-      <w:r>
-        <w:rPr>
-          <w:rFonts w:ascii="Arial Narrow" w:eastAsia="Arial Narrow" w:hAnsi="Arial Narrow" w:cs="Arial Narrow"/>
-          <w:b/>
-          <w:color w:val="000000"/>
-          <w:kern w:val="0"/>
-          <w:lang w:eastAsia="es-PE"/>
-          <w14:ligatures w14:val="none"/>
+          <ns2:ligatures ns2:val="none"/>
+        </w:rPr>
+      </w:pPr>
+      <w:r>
+        <w:rPr>
+          <w:rFonts w:ascii="Arial Narrow" w:eastAsia="Arial Narrow" w:hAnsi="Arial Narrow" w:cs="Arial Narrow"/>
+          <w:b/>
+          <w:color w:val="000000"/>
+          <w:kern w:val="0"/>
+          <w:lang w:eastAsia="es-PE"/>
+          <ns2:ligatures ns2:val="none"/>
         </w:rPr>
         <w:t>SÉTIMO:</w:t>
       </w:r>
@@ -4178,7 +4010,7 @@
           <w:color w:val="000000"/>
           <w:kern w:val="0"/>
           <w:lang w:eastAsia="es-PE"/>
-          <w14:ligatures w14:val="none"/>
+          <ns2:ligatures ns2:val="none"/>
         </w:rPr>
         <w:t xml:space="preserve"> informar a las partes que conforme a lo establecido en el artículo 39</w:t>
       </w:r>
@@ -4188,7 +4020,7 @@
           <w:color w:val="000000"/>
           <w:kern w:val="0"/>
           <w:lang w:eastAsia="es-PE"/>
-          <w14:ligatures w14:val="none"/>
+          <ns2:ligatures ns2:val="none"/>
         </w:rPr>
         <w:t/>
       </w:r>
@@ -4198,12 +4030,12 @@
           <w:color w:val="000000"/>
           <w:kern w:val="0"/>
           <w:lang w:eastAsia="es-PE"/>
-          <w14:ligatures w14:val="none"/>
+          <ns2:ligatures ns2:val="none"/>
         </w:rPr>
         <w:t xml:space="preserve"> de la Ley sobre Facultades, Normas y Organización del Indecopi, aprobada por Decreto Legislativo 807, los gastos por los peritajes realizados, actuación de pruebas, inspecciones y otros derivados de la tramitación del proceso serán de cargo de la parte que solicita la prueba, salvo pacto en contrario. En todos los casos, la resolución final determinará si los gastos deben ser asumidos por alguna de las partes, o reembolsados a la otra parte o al Indecopi, según sea el caso, de manera adicional a la sanción que haya podido imponerse. </w:t>
       </w:r>
     </w:p>
-    <w:p>
+    <w:p ns2:paraId="3696E77C" ns2:textId="77777777">
       <w:pPr>
         <w:shd w:val="clear" w:color="auto" w:fill="FFFFFF"/>
         <w:spacing w:after="0" w:line="240" w:lineRule="auto"/>
@@ -4213,11 +4045,11 @@
           <w:color w:val="000000"/>
           <w:kern w:val="0"/>
           <w:lang w:eastAsia="es-PE"/>
-          <w14:ligatures w14:val="none"/>
-        </w:rPr>
-      </w:pPr>
-    </w:p>
-    <w:p>
+          <ns2:ligatures ns2:val="none"/>
+        </w:rPr>
+      </w:pPr>
+    </w:p>
+    <w:p ns2:paraId="563B5C6F" ns2:textId="242E415D">
       <w:pPr>
         <w:suppressAutoHyphens/>
         <w:spacing w:after="0" w:line="240" w:lineRule="auto"/>
@@ -4226,7 +4058,7 @@
           <w:rFonts w:ascii="Arial Narrow" w:eastAsia="Calibri" w:hAnsi="Arial Narrow" w:cs="Arial"/>
           <w:kern w:val="0"/>
           <w:u w:val="single"/>
-          <w14:ligatures w14:val="none"/>
+          <ns2:ligatures ns2:val="none"/>
         </w:rPr>
       </w:pPr>
       <w:r>
@@ -4235,7 +4067,7 @@
           <w:b/>
           <w:bCs/>
           <w:kern w:val="0"/>
-          <w14:ligatures w14:val="none"/>
+          <ns2:ligatures ns2:val="none"/>
         </w:rPr>
         <w:t>OCTAVO</w:t>
       </w:r>
@@ -4244,7 +4076,7 @@
           <w:rFonts w:ascii="Arial Narrow" w:eastAsia="Calibri" w:hAnsi="Arial Narrow" w:cs="Arial"/>
           <w:b/>
           <w:kern w:val="0"/>
-          <w14:ligatures w14:val="none"/>
+          <ns2:ligatures ns2:val="none"/>
         </w:rPr>
         <w:t>:</w:t>
       </w:r>
@@ -4252,7 +4084,7 @@
         <w:rPr>
           <w:rFonts w:ascii="Arial Narrow" w:eastAsia="Calibri" w:hAnsi="Arial Narrow" w:cs="Arial"/>
           <w:kern w:val="0"/>
-          <w14:ligatures w14:val="none"/>
+          <ns2:ligatures ns2:val="none"/>
         </w:rPr>
         <w:t xml:space="preserve"> comunicar a las partes que, de acuerdo a lo señalado por el artículo 29</w:t>
       </w:r>
@@ -4262,7 +4094,7 @@
           <w:color w:val="000000"/>
           <w:kern w:val="0"/>
           <w:lang w:eastAsia="es-PE"/>
-          <w14:ligatures w14:val="none"/>
+          <ns2:ligatures ns2:val="none"/>
         </w:rPr>
         <w:t/>
       </w:r>
@@ -4270,7 +4102,7 @@
         <w:rPr>
           <w:rFonts w:ascii="Arial Narrow" w:eastAsia="Calibri" w:hAnsi="Arial Narrow" w:cs="Arial"/>
           <w:kern w:val="0"/>
-          <w14:ligatures w14:val="none"/>
+          <ns2:ligatures ns2:val="none"/>
         </w:rPr>
         <w:t xml:space="preserve"> del Decreto Legislativo 807</w:t>
       </w:r>
@@ -4280,7 +4112,7 @@
           <w:rFonts w:ascii="Arial Narrow" w:eastAsia="Calibri" w:hAnsi="Arial Narrow" w:cs="Arial"/>
           <w:kern w:val="0"/>
           <w:vertAlign w:val="superscript"/>
-          <w14:ligatures w14:val="none"/>
+          <ns2:ligatures ns2:val="none"/>
         </w:rPr>
         <w:footnoteReference w:id="12"/>
       </w:r>
@@ -4288,7 +4120,7 @@
         <w:rPr>
           <w:rFonts w:ascii="Arial Narrow" w:eastAsia="Calibri" w:hAnsi="Arial Narrow" w:cs="Arial"/>
           <w:kern w:val="0"/>
-          <w14:ligatures w14:val="none"/>
+          <ns2:ligatures ns2:val="none"/>
         </w:rPr>
         <w:t xml:space="preserve">, hasta antes de la emisión de la Resolución Final tienen la posibilidad de solicitar una audiencia de conciliación. En caso deleguen a favor de una tercera persona su actuación en la diligencia programada, esta deberá presentar un poder especial con firma legalizada ante Notario Público, donde conste </w:t>
       </w:r>
@@ -4297,7 +4129,7 @@
           <w:rFonts w:ascii="Arial Narrow" w:eastAsia="Calibri" w:hAnsi="Arial Narrow" w:cs="Arial"/>
           <w:kern w:val="0"/>
           <w:u w:val="single"/>
-          <w14:ligatures w14:val="none"/>
+          <ns2:ligatures ns2:val="none"/>
         </w:rPr>
         <w:t>expresamente su facultad para asistir y conciliar en su representación</w:t>
       </w:r>
@@ -4306,7 +4138,7 @@
           <w:rFonts w:ascii="Arial Narrow" w:eastAsia="Calibri" w:hAnsi="Arial Narrow" w:cs="Arial"/>
           <w:bCs/>
           <w:kern w:val="0"/>
-          <w14:ligatures w14:val="none"/>
+          <ns2:ligatures ns2:val="none"/>
         </w:rPr>
         <w:t>.</w:t>
       </w:r>
@@ -4316,7 +4148,7 @@
           <w:b/>
           <w:bCs/>
           <w:kern w:val="0"/>
-          <w14:ligatures w14:val="none"/>
+          <ns2:ligatures ns2:val="none"/>
         </w:rPr>
         <w:t xml:space="preserve"> </w:t>
       </w:r>
@@ -4325,12 +4157,12 @@
           <w:rFonts w:ascii="Arial Narrow" w:eastAsia="Calibri" w:hAnsi="Arial Narrow" w:cs="Arial"/>
           <w:kern w:val="0"/>
           <w:u w:val="single"/>
-          <w14:ligatures w14:val="none"/>
+          <ns2:ligatures ns2:val="none"/>
         </w:rPr>
         <w:t xml:space="preserve">Ello bajo apercibimiento de no realizar la audiencia de conciliación y levantar el acta de inasistencia correspondiente. </w:t>
       </w:r>
     </w:p>
-    <w:p>
+    <w:p ns2:paraId="3E55E6BD" ns2:textId="77777777">
       <w:pPr>
         <w:suppressAutoHyphens/>
         <w:spacing w:after="0" w:line="240" w:lineRule="auto"/>
@@ -4339,11 +4171,11 @@
           <w:rFonts w:ascii="Arial Narrow" w:eastAsia="Calibri" w:hAnsi="Arial Narrow" w:cs="Arial"/>
           <w:kern w:val="0"/>
           <w:u w:val="single"/>
-          <w14:ligatures w14:val="none"/>
-        </w:rPr>
-      </w:pPr>
-    </w:p>
-    <w:p>
+          <ns2:ligatures ns2:val="none"/>
+        </w:rPr>
+      </w:pPr>
+    </w:p>
+    <w:p ns2:paraId="0081C764" ns2:textId="77777777">
       <w:pPr>
         <w:suppressAutoHyphens/>
         <w:spacing w:after="0" w:line="240" w:lineRule="auto"/>
@@ -4353,7 +4185,7 @@
           <w:color w:val="000000"/>
           <w:kern w:val="0"/>
           <w:lang w:eastAsia="es-PE"/>
-          <w14:ligatures w14:val="none"/>
+          <ns2:ligatures ns2:val="none"/>
         </w:rPr>
       </w:pPr>
       <w:r>
@@ -4363,7 +4195,7 @@
           <w:color w:val="000000"/>
           <w:kern w:val="0"/>
           <w:lang w:eastAsia="es-PE"/>
-          <w14:ligatures w14:val="none"/>
+          <ns2:ligatures ns2:val="none"/>
         </w:rPr>
         <w:t>NOVENO:</w:t>
       </w:r>
@@ -4373,14 +4205,14 @@
           <w:color w:val="000000"/>
           <w:kern w:val="0"/>
           <w:lang w:eastAsia="es-PE"/>
-          <w14:ligatures w14:val="none"/>
+          <ns2:ligatures ns2:val="none"/>
         </w:rPr>
         <w:t xml:space="preserve"> poner en conocimiento de las partes que, antes de la emisión de la Resolución Final, tienen la posibilidad de formular su desistimiento o presentar el acuerdo arribado mediante la conciliación, mediación, transacción o cualquier otro que, de forma indubitable, deje constancia que se ha solucionado la controversia materia de denuncia.</w:t>
       </w:r>
       <w:bookmarkStart w:id="7" w:name="h.gjdgxs" w:colFirst="0" w:colLast="0"/>
       <w:bookmarkEnd w:id="7"/>
     </w:p>
-    <w:p>
+    <w:p ns2:paraId="0DCAFBEE" ns2:textId="77777777">
       <w:pPr>
         <w:suppressAutoHyphens/>
         <w:spacing w:after="0" w:line="240" w:lineRule="auto"/>
@@ -4390,11 +4222,11 @@
           <w:color w:val="000000"/>
           <w:kern w:val="0"/>
           <w:lang w:eastAsia="es-PE"/>
-          <w14:ligatures w14:val="none"/>
-        </w:rPr>
-      </w:pPr>
-    </w:p>
-    <w:p>
+          <ns2:ligatures ns2:val="none"/>
+        </w:rPr>
+      </w:pPr>
+    </w:p>
+    <w:p ns2:paraId="14CE7DD8" ns2:textId="2151DA03">
       <w:pPr>
         <w:suppressAutoHyphens/>
         <w:spacing w:after="0" w:line="240" w:lineRule="auto"/>
@@ -4417,7 +4249,7 @@
           <w:b/>
           <w:spacing w:val="-3"/>
           <w:kern w:val="0"/>
-          <w14:ligatures w14:val="none"/>
+          <ns2:ligatures ns2:val="none"/>
         </w:rPr>
         <w:t/>
       </w:r>
@@ -4427,7 +4259,7 @@
           <w:bCs/>
           <w:spacing w:val="-3"/>
           <w:kern w:val="0"/>
-          <w14:ligatures w14:val="none"/>
+          <ns2:ligatures ns2:val="none"/>
         </w:rPr>
         <w:t xml:space="preserve"/>
       </w:r>
@@ -4437,7 +4269,7 @@
           <w:bCs/>
           <w:spacing w:val="-3"/>
           <w:kern w:val="0"/>
-          <w14:ligatures w14:val="none"/>
+          <ns2:ligatures ns2:val="none"/>
         </w:rPr>
         <w:t/>
       </w:r>
@@ -4447,7 +4279,7 @@
           <w:bCs/>
           <w:spacing w:val="-3"/>
           <w:kern w:val="0"/>
-          <w14:ligatures w14:val="none"/>
+          <ns2:ligatures ns2:val="none"/>
         </w:rPr>
         <w:t/>
       </w:r>
@@ -4457,7 +4289,7 @@
           <w:bCs/>
           <w:spacing w:val="-3"/>
           <w:kern w:val="0"/>
-          <w14:ligatures w14:val="none"/>
+          <ns2:ligatures ns2:val="none"/>
         </w:rPr>
         <w:t xml:space="preserve"/>
       </w:r>
@@ -4469,7 +4301,7 @@
           <w:kern w:val="0"/>
           <w:shd w:val="clear" w:color="auto" w:fill="FFFFFF"/>
           <w:lang w:eastAsia="es-PE"/>
-          <w14:ligatures w14:val="none"/>
+          <ns2:ligatures ns2:val="none"/>
         </w:rPr>
         <w:t/>
       </w:r>
@@ -4481,7 +4313,7 @@
           <w:kern w:val="0"/>
           <w:shd w:val="clear" w:color="auto" w:fill="FFFFFF"/>
           <w:lang w:eastAsia="es-PE"/>
-          <w14:ligatures w14:val="none"/>
+          <ns2:ligatures ns2:val="none"/>
         </w:rPr>
         <w:t xml:space="preserve"/>
       </w:r>
@@ -4493,7 +4325,7 @@
           <w:kern w:val="0"/>
           <w:shd w:val="clear" w:color="auto" w:fill="FFFFFF"/>
           <w:lang w:eastAsia="es-PE"/>
-          <w14:ligatures w14:val="none"/>
+          <ns2:ligatures ns2:val="none"/>
         </w:rPr>
         <w:t/>
       </w:r>
@@ -4505,7 +4337,7 @@
           <w:kern w:val="0"/>
           <w:shd w:val="clear" w:color="auto" w:fill="FFFFFF"/>
           <w:lang w:eastAsia="es-PE"/>
-          <w14:ligatures w14:val="none"/>
+          <ns2:ligatures ns2:val="none"/>
         </w:rPr>
         <w:t xml:space="preserve"/>
       </w:r>
@@ -4522,7 +4354,7 @@
           <w:color w:val="000000"/>
           <w:kern w:val="0"/>
           <w:lang w:eastAsia="es-PE"/>
-          <w14:ligatures w14:val="none"/>
+          <ns2:ligatures ns2:val="none"/>
         </w:rPr>
         <w:t/>
       </w:r>
@@ -4546,7 +4378,7 @@
           <w:color w:val="000000"/>
           <w:kern w:val="0"/>
           <w:lang w:eastAsia="es-PE"/>
-          <w14:ligatures w14:val="none"/>
+          <ns2:ligatures ns2:val="none"/>
         </w:rPr>
         <w:t/>
       </w:r>
@@ -4572,7 +4404,7 @@
         <w:t/>
       </w:r>
     </w:p>
-    <w:p>
+    <w:p ns2:paraId="50BE9060" ns2:textId="77777777">
       <w:pPr>
         <w:suppressAutoHyphens/>
         <w:spacing w:after="0" w:line="240" w:lineRule="auto"/>
@@ -4582,7 +4414,7 @@
         </w:rPr>
       </w:pPr>
     </w:p>
-    <w:p>
+    <w:p ns2:paraId="39B58299" ns2:textId="30DB137E">
       <w:pPr>
         <w:suppressAutoHyphens/>
         <w:spacing w:line="240" w:lineRule="auto"/>
@@ -4689,7 +4521,7 @@
         <w:t/>
       </w:r>
     </w:p>
-    <w:p>
+    <w:p ns2:paraId="68AE17ED" ns2:textId="77777777">
       <w:pPr>
         <w:suppressAutoHyphens/>
         <w:spacing w:after="0" w:line="240" w:lineRule="auto"/>
@@ -4702,7 +4534,7 @@
       <w:bookmarkStart w:id="8" w:name="_Hlk198890962"/>
     </w:p>
     <w:bookmarkEnd w:id="8"/>
-    <w:p>
+    <w:p ns2:paraId="212FCE7B" ns2:textId="77777777">
       <w:pPr>
         <w:suppressAutoHyphens/>
         <w:spacing w:after="0" w:line="240" w:lineRule="auto"/>
@@ -4712,35 +4544,35 @@
         </w:rPr>
       </w:pPr>
     </w:p>
-    <w:p>
-      <w:pPr>
-        <w:spacing w:after="0" w:line="240" w:lineRule="auto"/>
-        <w:jc w:val="both"/>
-        <w:rPr>
-          <w:rFonts w:ascii="Arial Narrow" w:eastAsia="Arial Narrow" w:hAnsi="Arial Narrow" w:cs="Arial Narrow"/>
-          <w:b/>
-          <w:color w:val="000000"/>
-          <w:kern w:val="0"/>
-          <w:lang w:eastAsia="es-PE"/>
-          <w14:ligatures w14:val="none"/>
-        </w:rPr>
-      </w:pPr>
-    </w:p>
-    <w:p>
-      <w:pPr>
-        <w:spacing w:after="0" w:line="240" w:lineRule="auto"/>
-        <w:jc w:val="both"/>
-        <w:rPr>
-          <w:rFonts w:ascii="Arial Narrow" w:eastAsia="Arial Narrow" w:hAnsi="Arial Narrow" w:cs="Arial Narrow"/>
-          <w:b/>
-          <w:color w:val="000000"/>
-          <w:kern w:val="0"/>
-          <w:lang w:eastAsia="es-PE"/>
-          <w14:ligatures w14:val="none"/>
-        </w:rPr>
-      </w:pPr>
-    </w:p>
-    <w:p>
+    <w:p ns2:paraId="181DDD35" ns2:textId="77777777">
+      <w:pPr>
+        <w:spacing w:after="0" w:line="240" w:lineRule="auto"/>
+        <w:jc w:val="both"/>
+        <w:rPr>
+          <w:rFonts w:ascii="Arial Narrow" w:eastAsia="Arial Narrow" w:hAnsi="Arial Narrow" w:cs="Arial Narrow"/>
+          <w:b/>
+          <w:color w:val="000000"/>
+          <w:kern w:val="0"/>
+          <w:lang w:eastAsia="es-PE"/>
+          <ns2:ligatures ns2:val="none"/>
+        </w:rPr>
+      </w:pPr>
+    </w:p>
+    <w:p ns2:paraId="4CBBE603" ns2:textId="77777777">
+      <w:pPr>
+        <w:spacing w:after="0" w:line="240" w:lineRule="auto"/>
+        <w:jc w:val="both"/>
+        <w:rPr>
+          <w:rFonts w:ascii="Arial Narrow" w:eastAsia="Arial Narrow" w:hAnsi="Arial Narrow" w:cs="Arial Narrow"/>
+          <w:b/>
+          <w:color w:val="000000"/>
+          <w:kern w:val="0"/>
+          <w:lang w:eastAsia="es-PE"/>
+          <ns2:ligatures ns2:val="none"/>
+        </w:rPr>
+      </w:pPr>
+    </w:p>
+    <w:p ns2:paraId="5F73DDED" ns2:textId="77777777">
       <w:pPr>
         <w:shd w:val="clear" w:color="auto" w:fill="FFFFFF"/>
         <w:spacing w:after="0" w:line="240" w:lineRule="auto"/>
@@ -4751,7 +4583,7 @@
           <w:bCs/>
           <w:color w:val="000000"/>
           <w:kern w:val="0"/>
-          <w14:ligatures w14:val="none"/>
+          <ns2:ligatures ns2:val="none"/>
         </w:rPr>
       </w:pPr>
       <w:r>
@@ -4761,12 +4593,12 @@
           <w:bCs/>
           <w:color w:val="000000"/>
           <w:kern w:val="0"/>
-          <w14:ligatures w14:val="none"/>
+          <ns2:ligatures ns2:val="none"/>
         </w:rPr>
         <w:t>EVELING ROA QUISPE</w:t>
       </w:r>
     </w:p>
-    <w:p>
+    <w:p ns2:paraId="7B15A8F5" ns2:textId="77777777">
       <w:pPr>
         <w:shd w:val="clear" w:color="auto" w:fill="FFFFFF"/>
         <w:spacing w:after="0" w:line="240" w:lineRule="auto"/>
@@ -4777,7 +4609,7 @@
           <w:bCs/>
           <w:color w:val="000000"/>
           <w:kern w:val="0"/>
-          <w14:ligatures w14:val="none"/>
+          <ns2:ligatures ns2:val="none"/>
         </w:rPr>
       </w:pPr>
       <w:r>
@@ -4787,12 +4619,12 @@
           <w:bCs/>
           <w:color w:val="000000"/>
           <w:kern w:val="0"/>
-          <w14:ligatures w14:val="none"/>
+          <ns2:ligatures ns2:val="none"/>
         </w:rPr>
         <w:t>Secretaria Técnica</w:t>
       </w:r>
     </w:p>
-    <w:p>
+    <w:p ns2:paraId="08FFB35F" ns2:textId="77777777">
       <w:pPr>
         <w:shd w:val="clear" w:color="auto" w:fill="FFFFFF"/>
         <w:spacing w:after="0" w:line="240" w:lineRule="auto"/>
@@ -4801,7 +4633,7 @@
           <w:rFonts w:ascii="Arial Narrow" w:eastAsia="Calibri" w:hAnsi="Arial Narrow" w:cs="Times New Roman"/>
           <w:color w:val="000000"/>
           <w:kern w:val="0"/>
-          <w14:ligatures w14:val="none"/>
+          <ns2:ligatures ns2:val="none"/>
         </w:rPr>
       </w:pPr>
       <w:r>
@@ -4811,7 +4643,7 @@
           <w:bCs/>
           <w:color w:val="000000"/>
           <w:kern w:val="0"/>
-          <w14:ligatures w14:val="none"/>
+          <ns2:ligatures ns2:val="none"/>
         </w:rPr>
         <w:t>Comisión </w:t>
       </w:r>
@@ -4823,7 +4655,7 @@
           <w:color w:val="000000"/>
           <w:kern w:val="0"/>
           <w:shd w:val="clear" w:color="auto" w:fill="FFFFFF"/>
-          <w14:ligatures w14:val="none"/>
+          <ns2:ligatures ns2:val="none"/>
         </w:rPr>
         <w:t>de</w:t>
       </w:r>
@@ -4834,27 +4666,27 @@
           <w:bCs/>
           <w:color w:val="000000"/>
           <w:kern w:val="0"/>
-          <w14:ligatures w14:val="none"/>
+          <ns2:ligatures ns2:val="none"/>
         </w:rPr>
         <w:t> Protección al Consumidor 1</w:t>
       </w:r>
     </w:p>
-    <w:p>
-      <w:pPr>
-        <w:spacing w:after="0" w:line="240" w:lineRule="auto"/>
-        <w:jc w:val="both"/>
-        <w:rPr>
-          <w:rFonts w:ascii="Arial Narrow" w:eastAsia="Arial Narrow" w:hAnsi="Arial Narrow" w:cs="Arial Narrow"/>
-          <w:b/>
-          <w:color w:val="000000"/>
-          <w:kern w:val="0"/>
-          <w:lang w:eastAsia="es-PE"/>
-          <w14:ligatures w14:val="none"/>
+    <w:p ns2:paraId="5490FA6F" ns2:textId="77777777">
+      <w:pPr>
+        <w:spacing w:after="0" w:line="240" w:lineRule="auto"/>
+        <w:jc w:val="both"/>
+        <w:rPr>
+          <w:rFonts w:ascii="Arial Narrow" w:eastAsia="Arial Narrow" w:hAnsi="Arial Narrow" w:cs="Arial Narrow"/>
+          <w:b/>
+          <w:color w:val="000000"/>
+          <w:kern w:val="0"/>
+          <w:lang w:eastAsia="es-PE"/>
+          <ns2:ligatures ns2:val="none"/>
         </w:rPr>
       </w:pPr>
     </w:p>
     <w:bookmarkEnd w:id="0"/>
-    <w:p>
+    <w:p ns2:paraId="58E453A2" ns2:textId="05E608DF">
       <w:pPr>
         <w:spacing w:after="0" w:line="240" w:lineRule="auto"/>
         <w:jc w:val="both"/>
@@ -4872,7 +4704,7 @@
           <w:sz w:val="16"/>
           <w:szCs w:val="16"/>
           <w:lang w:eastAsia="es-PE"/>
-          <w14:ligatures w14:val="none"/>
+          <ns2:ligatures ns2:val="none"/>
         </w:rPr>
         <w:t>LSM/</w:t>
       </w:r>
@@ -4884,12 +4716,12 @@
           <w:sz w:val="16"/>
           <w:szCs w:val="16"/>
           <w:lang w:eastAsia="es-PE"/>
-          <w14:ligatures w14:val="none"/>
+          <ns2:ligatures ns2:val="none"/>
         </w:rPr>
         <w:t>JCQ</w:t>
       </w:r>
     </w:p>
-    <w:p>
+    <w:p ns2:paraId="0B9A1116" ns2:textId="77777777">
       <w:pPr>
         <w:rPr>
           <w:rFonts w:ascii="Arial Narrow" w:hAnsi="Arial Narrow"/>
@@ -4897,8 +4729,8 @@
       </w:pPr>
     </w:p>
     <w:sectPr>
-      <w:headerReference w:type="default" r:id="rId8"/>
-      <w:footerReference w:type="default" r:id="rId9"/>
+      <w:headerReference w:type="default" ns3:id="rId8"/>
+      <w:footerReference w:type="default" ns3:id="rId9"/>
       <w:pgSz w:w="11906" w:h="16838"/>
       <w:pgMar w:top="1417" w:right="1701" w:bottom="1417" w:left="1701" w:header="708" w:footer="708" w:gutter="0"/>
       <w:cols w:space="708"/>

--- a/plantillas_maestras/04_seguro_proteccion_tarjetas_y_dinero/falta_evaluacion_invalidez/2_o_mas_ddos_varios/varon/TPL_1039_2025_SEGURO_PROTECCION_TARJETAS_Y_DINERO_FALTA_EVALUACION_INVALIDEZ_ASEGURADORA_VARON_R1.docx
+++ b/plantillas_maestras/04_seguro_proteccion_tarjetas_y_dinero/falta_evaluacion_invalidez/2_o_mas_ddos_varios/varon/TPL_1039_2025_SEGURO_PROTECCION_TARJETAS_Y_DINERO_FALTA_EVALUACION_INVALIDEZ_ASEGURADORA_VARON_R1.docx
@@ -3503,7 +3503,7 @@
           <w:sz w:val="20"/>
           <w:szCs w:val="20"/>
         </w:rPr>
-        <w:t xml:space="preserve">correr traslado de la presente resolución a La Positiva Seguros y Reaseguros S.A para que, de conformidad con lo dispuesto por el artículo 26° de la Ley sobre Facultades, Normas y Organización del Indecopi, aprobado por Decreto Legislativo N° 8079, presenten sus descargos sobre la imputación de cargos realizada en un plazo no mayor a cinco (5) días hábiles contado a partir del día siguiente de la notificación de la presente resolución, vencido el cual, el Secretario Técnico declarará en rebeldía a los denunciados que no lo hubieran presentado. Debe precisarse que de conformidad con lo establecido por el artículo 223° del Texto Único Ordenado de la Ley N° 27444, Ley del Procedimiento Administrativo General, las alegaciones y los hechos relevantes de la reclamación, salvo que hayan sido específicamente negadas en la contestación, se tendrán por aceptadas o meritadas como ciertas.</w:t>
+        <w:t xml:space="preserve">correr traslado de la presente resolución a La Positiva Seguros y Reaseguros S.A. para que, de conformidad con lo dispuesto por el artículo 26 de la Ley sobre Facultades, Normas y Organización del Indecopi, aprobada por Decreto Legislativo 807, presente sus descargos sobre la imputación de cargos realizada en un plazo no mayor a cinco (5) días hábiles contado a partir del día siguiente de la notificación de la presente resolución, vencido el cual, el Secretario Técnico declarará en rebeldía al denunciado que no lo hubiera presentado. Debe precisarse que de conformidad con lo establecido por el artículo 223 del Texto Único Ordenado de la Ley 27444, Ley del Procedimiento Administrativo General, las alegaciones y los hechos relevantes de la reclamación, salvo que hayan sido específicamente negadas en la contestación, se tendrán por aceptadas o merituadas como ciertas.</w:t>
       </w:r>
     </w:p>
     <w:p ns2:paraId="7D74C0BD" ns2:textId="77777777">

--- a/plantillas_maestras/04_seguro_proteccion_tarjetas_y_dinero/falta_evaluacion_invalidez/2_o_mas_ddos_varios/varon/TPL_1039_2025_SEGURO_PROTECCION_TARJETAS_Y_DINERO_FALTA_EVALUACION_INVALIDEZ_ASEGURADORA_VARON_R1.docx
+++ b/plantillas_maestras/04_seguro_proteccion_tarjetas_y_dinero/falta_evaluacion_invalidez/2_o_mas_ddos_varios/varon/TPL_1039_2025_SEGURO_PROTECCION_TARJETAS_Y_DINERO_FALTA_EVALUACION_INVALIDEZ_ASEGURADORA_VARON_R1.docx
@@ -482,7 +482,7 @@
           <w:lang w:eastAsia="es-PE"/>
           <ns2:ligatures ns2:val="none"/>
         </w:rPr>
-        <w:t>13</w:t>
+        <w:t xml:space="preserve">13 de junio de 2025</w:t>
       </w:r>
       <w:r>
         <w:rPr>
@@ -493,7 +493,7 @@
           <w:lang w:eastAsia="es-PE"/>
           <ns2:ligatures ns2:val="none"/>
         </w:rPr>
-        <w:t xml:space="preserve"> de </w:t>
+        <w:t xml:space="preserve"/>
       </w:r>
       <w:r>
         <w:rPr>
@@ -504,7 +504,7 @@
           <w:lang w:eastAsia="es-PE"/>
           <ns2:ligatures ns2:val="none"/>
         </w:rPr>
-        <w:t>junio</w:t>
+        <w:t xml:space="preserve"/>
       </w:r>
       <w:r>
         <w:rPr>
@@ -515,7 +515,7 @@
           <w:lang w:eastAsia="es-PE"/>
           <ns2:ligatures ns2:val="none"/>
         </w:rPr>
-        <w:t xml:space="preserve"> de 202</w:t>
+        <w:t xml:space="preserve"/>
       </w:r>
       <w:r>
         <w:rPr>
@@ -526,7 +526,7 @@
           <w:lang w:eastAsia="es-PE"/>
           <ns2:ligatures ns2:val="none"/>
         </w:rPr>
-        <w:t>5</w:t>
+        <w:t xml:space="preserve"/>
       </w:r>
     </w:p>
     <w:p ns2:paraId="78BF12C0" ns2:textId="77777777">
@@ -3091,7 +3091,7 @@
           <w:lang w:val="es-ES" w:eastAsia="es-ES"/>
           <ns2:ligatures ns2:val="none"/>
         </w:rPr>
-        <w:t>12</w:t>
+        <w:t xml:space="preserve">12 de marzo de 2025</w:t>
       </w:r>
       <w:r>
         <w:rPr>
@@ -3101,7 +3101,7 @@
           <w:lang w:val="es-ES" w:eastAsia="es-ES"/>
           <ns2:ligatures ns2:val="none"/>
         </w:rPr>
-        <w:t xml:space="preserve"> de </w:t>
+        <w:t xml:space="preserve"/>
       </w:r>
       <w:r>
         <w:rPr>
@@ -3111,7 +3111,7 @@
           <w:lang w:val="es-ES" w:eastAsia="es-ES"/>
           <ns2:ligatures ns2:val="none"/>
         </w:rPr>
-        <w:t>marzo de 2025</w:t>
+        <w:t xml:space="preserve"/>
       </w:r>
       <w:r>
         <w:rPr>
@@ -4886,7 +4886,7 @@
           <w:sz w:val="16"/>
           <w:szCs w:val="16"/>
         </w:rPr>
-        <w:t>05 de mayo del 2025</w:t>
+        <w:t xml:space="preserve">05 de mayo de 2025</w:t>
       </w:r>
       <w:r>
         <w:rPr>
@@ -4903,7 +4903,7 @@
           <w:sz w:val="16"/>
           <w:szCs w:val="16"/>
         </w:rPr>
-        <w:t>recepcionada</w:t>
+        <w:t xml:space="preserve">recibida</w:t>
       </w:r>
       <w:proofErr w:type="spellEnd"/>
       <w:r>
@@ -4920,7 +4920,7 @@
           <w:sz w:val="16"/>
           <w:szCs w:val="16"/>
         </w:rPr>
-        <w:t>05 de mayo del 2025</w:t>
+        <w:t xml:space="preserve">05 de mayo de 2025</w:t>
       </w:r>
       <w:r>
         <w:rPr>
@@ -4998,7 +4998,7 @@
           <w:sz w:val="16"/>
           <w:szCs w:val="16"/>
         </w:rPr>
-        <w:t>el 2 de setiembre del 2010 en el Diario Oficial El Peruano, vigente desde el 2 de octubre del 2010 y modificado por Decreto Legislativo 1308.</w:t>
+        <w:t xml:space="preserve">el 2 de setiembre de 2010 en el Diario Oficial El Peruano, vigente desde el 2 de octubre de 2010 y modificado por Decreto Legislativo 1308.</w:t>
       </w:r>
     </w:p>
     <w:p>

--- a/plantillas_maestras/04_seguro_proteccion_tarjetas_y_dinero/falta_evaluacion_invalidez/2_o_mas_ddos_varios/varon/TPL_1039_2025_SEGURO_PROTECCION_TARJETAS_Y_DINERO_FALTA_EVALUACION_INVALIDEZ_ASEGURADORA_VARON_R1.docx
+++ b/plantillas_maestras/04_seguro_proteccion_tarjetas_y_dinero/falta_evaluacion_invalidez/2_o_mas_ddos_varios/varon/TPL_1039_2025_SEGURO_PROTECCION_TARJETAS_Y_DINERO_FALTA_EVALUACION_INVALIDEZ_ASEGURADORA_VARON_R1.docx
@@ -1,8 +1,8 @@
 
 <file path=word/document.xml><?xml version="1.0" encoding="utf-8"?>
-<w:document xmlns:ns1="http://schemas.openxmlformats.org/markup-compatibility/2006" xmlns:ns2="http://schemas.microsoft.com/office/word/2010/wordml" xmlns:ns3="http://schemas.openxmlformats.org/officeDocument/2006/relationships" xmlns:w="http://schemas.openxmlformats.org/wordprocessingml/2006/main" ns1:Ignorable="w14 w15 w16se w16cid w16 w16cex w16sdtdh w16sdtfl w16du wp14">
+<w:document xmlns:mc="http://schemas.openxmlformats.org/markup-compatibility/2006" xmlns:r="http://schemas.openxmlformats.org/officeDocument/2006/relationships" xmlns:w="http://schemas.openxmlformats.org/wordprocessingml/2006/main" xmlns:w14="http://schemas.microsoft.com/office/word/2010/wordml" xmlns:w15="http://schemas.microsoft.com/office/word/2012/wordml" xmlns:w16="http://schemas.microsoft.com/office/word/2018/wordml" xmlns:w16cex="http://schemas.microsoft.com/office/word/2018/wordml/cex" xmlns:w16cid="http://schemas.microsoft.com/office/word/2016/wordml/cid" xmlns:w16du="http://schemas.microsoft.com/office/word/2023/wordml/word16du" xmlns:w16sdtdh="http://schemas.microsoft.com/office/word/2020/wordml/sdtdatahash" xmlns:w16se="http://schemas.microsoft.com/office/word/2015/wordml/symex" xmlns:wp14="http://schemas.microsoft.com/office/word/2010/wordprocessingDrawing" mc:Ignorable="w14 w15 w16se w16cid w16 w16cex w16sdtdh w16du wp14">
   <w:body>
-    <w:p ns2:paraId="0A632482" ns2:textId="5F1C7AA5">
+    <w:p>
       <w:pPr>
         <w:tabs>
           <w:tab w:val="left" w:pos="1701"/>
@@ -14,7 +14,7 @@
           <w:color w:val="000000"/>
           <w:kern w:val="0"/>
           <w:lang w:eastAsia="es-PE"/>
-          <ns2:ligatures ns2:val="none"/>
+          <w14:ligatures w14:val="none"/>
         </w:rPr>
       </w:pPr>
       <w:bookmarkStart w:id="0" w:name="_Hlk80343540"/>
@@ -25,7 +25,7 @@
           <w:color w:val="000000"/>
           <w:kern w:val="0"/>
           <w:lang w:eastAsia="es-PE"/>
-          <ns2:ligatures ns2:val="none"/>
+          <w14:ligatures w14:val="none"/>
         </w:rPr>
         <w:t xml:space="preserve">EXPEDIENTE </w:t>
       </w:r>
@@ -36,7 +36,7 @@
           <w:color w:val="000000"/>
           <w:kern w:val="0"/>
           <w:lang w:eastAsia="es-PE"/>
-          <ns2:ligatures ns2:val="none"/>
+          <w14:ligatures w14:val="none"/>
         </w:rPr>
         <w:tab/>
         <w:t>:</w:t>
@@ -48,7 +48,7 @@
           <w:color w:val="000000"/>
           <w:kern w:val="0"/>
           <w:lang w:eastAsia="es-PE"/>
-          <ns2:ligatures ns2:val="none"/>
+          <w14:ligatures w14:val="none"/>
         </w:rPr>
         <w:tab/>
       </w:r>
@@ -61,12 +61,12 @@
           <w:kern w:val="0"/>
           <w:shd w:val="clear" w:color="auto" w:fill="FFFFFF"/>
           <w:lang w:eastAsia="es-PE"/>
-          <ns2:ligatures ns2:val="none"/>
+          <w14:ligatures w14:val="none"/>
         </w:rPr>
         <w:t>1039-2025/CC1</w:t>
       </w:r>
     </w:p>
-    <w:p ns2:paraId="187C3631" ns2:textId="290BCEF2">
+    <w:p>
       <w:pPr>
         <w:tabs>
           <w:tab w:val="left" w:pos="1701"/>
@@ -81,100 +81,26 @@
           <w:color w:val="000000"/>
           <w:kern w:val="0"/>
           <w:lang w:eastAsia="es-PE"/>
-          <ns2:ligatures ns2:val="none"/>
-        </w:rPr>
-      </w:pPr>
-      <w:r>
-        <w:rPr>
-          <w:rFonts w:ascii="Arial Narrow" w:eastAsia="Arial Narrow" w:hAnsi="Arial Narrow" w:cs="Arial Narrow"/>
-          <w:b/>
-          <w:color w:val="000000"/>
-          <w:kern w:val="0"/>
-          <w:lang w:eastAsia="es-PE"/>
-          <ns2:ligatures ns2:val="none"/>
-        </w:rPr>
-        <w:t xml:space="preserve">DENUNCIANTE:[DENUNCIANTE] (SEÑOR [APELLIDO])</w:t>
-      </w:r>
-      <w:r>
-        <w:rPr>
-          <w:rFonts w:ascii="Arial Narrow" w:eastAsia="Arial Narrow" w:hAnsi="Arial Narrow" w:cs="Arial Narrow"/>
-          <w:b/>
-          <w:color w:val="000000"/>
-          <w:kern w:val="0"/>
-          <w:lang w:eastAsia="es-PE"/>
-          <ns2:ligatures ns2:val="none"/>
-        </w:rPr>
+          <w14:ligatures w14:val="none"/>
+        </w:rPr>
+      </w:pPr>
+      <w:r>
+        <w:rPr>
+          <w:rFonts w:ascii="Arial Narrow" w:eastAsia="Arial Narrow" w:hAnsi="Arial Narrow" w:cs="Arial Narrow"/>
+          <w:b/>
+          <w:color w:val="000000"/>
+          <w:kern w:val="0"/>
+          <w:lang w:eastAsia="es-PE"/>
+          <w14:ligatures w14:val="none"/>
+        </w:rPr>
+        <w:t>DENUNCIANTE</w:t>
         <w:tab/>
-        <w:t/>
-      </w:r>
-      <w:r>
-        <w:rPr>
-          <w:rFonts w:ascii="Arial Narrow" w:eastAsia="Arial Narrow" w:hAnsi="Arial Narrow" w:cs="Arial Narrow"/>
-          <w:b/>
-          <w:color w:val="000000"/>
-          <w:kern w:val="0"/>
-          <w:lang w:eastAsia="es-PE"/>
-          <ns2:ligatures ns2:val="none"/>
-        </w:rPr>
+        <w:t>:</w:t>
         <w:tab/>
-      </w:r>
-      <w:r>
-        <w:rPr>
-          <w:rFonts w:ascii="Arial Narrow" w:eastAsia="Arial Narrow" w:hAnsi="Arial Narrow" w:cs="Arial Narrow"/>
-          <w:b/>
-          <w:color w:val="000000"/>
-          <w:kern w:val="0"/>
-          <w:lang w:eastAsia="es-PE"/>
-          <ns2:ligatures ns2:val="none"/>
-        </w:rPr>
-        <w:t xml:space="preserve"/>
-      </w:r>
-      <w:r>
-        <w:rPr>
-          <w:rFonts w:ascii="Arial Narrow" w:eastAsia="Arial Narrow" w:hAnsi="Arial Narrow" w:cs="Arial Narrow"/>
-          <w:b/>
-          <w:color w:val="000000"/>
-          <w:kern w:val="0"/>
-          <w:lang w:eastAsia="es-PE"/>
-          <ns2:ligatures ns2:val="none"/>
-        </w:rPr>
-        <w:t/>
-      </w:r>
-      <w:r>
-        <w:rPr>
-          <w:rFonts w:ascii="Arial Narrow" w:eastAsia="Arial Narrow" w:hAnsi="Arial Narrow" w:cs="Arial Narrow"/>
-          <w:b/>
-          <w:color w:val="000000"/>
-          <w:kern w:val="0"/>
-          <w:lang w:eastAsia="es-PE"/>
-          <ns2:ligatures ns2:val="none"/>
-        </w:rPr>
-        <w:t xml:space="preserve"/>
-      </w:r>
-      <w:r>
-        <w:rPr>
-          <w:rFonts w:ascii="Arial Narrow" w:eastAsia="Arial Narrow" w:hAnsi="Arial Narrow" w:cs="Arial Narrow"/>
-          <w:b/>
-          <w:color w:val="000000"/>
-          <w:kern w:val="0"/>
-          <w:lang w:eastAsia="es-PE"/>
-          <ns2:ligatures ns2:val="none"/>
-        </w:rPr>
-        <w:t/>
-      </w:r>
-      <w:r>
-        <w:rPr>
-          <w:rFonts w:ascii="Arial Narrow" w:eastAsia="Arial Narrow" w:hAnsi="Arial Narrow" w:cs="Arial Narrow"/>
-          <w:b/>
-          <w:color w:val="000000"/>
-          <w:kern w:val="0"/>
-          <w:lang w:eastAsia="es-PE"/>
-          <ns2:ligatures ns2:val="none"/>
-        </w:rPr>
-        <w:t/>
-      </w:r>
-    </w:p>
-    <w:p ns2:paraId="7037BAA8" ns2:textId="060CD8CA">
+        <w:t xml:space="preserve">[DENUNCIANTE] (SEÑOR [APELLIDO])</w:t>
+      </w:r>
+    </w:p>
+    <w:p>
       <w:pPr>
         <w:tabs>
           <w:tab w:val="left" w:pos="1701"/>
@@ -189,17 +115,17 @@
           <w:color w:val="000000"/>
           <w:kern w:val="0"/>
           <w:lang w:eastAsia="es-PE"/>
-          <ns2:ligatures ns2:val="none"/>
-        </w:rPr>
-      </w:pPr>
-      <w:r>
-        <w:rPr>
-          <w:rFonts w:ascii="Arial Narrow" w:eastAsia="Arial Narrow" w:hAnsi="Arial Narrow" w:cs="Arial Narrow"/>
-          <w:b/>
-          <w:color w:val="000000"/>
-          <w:kern w:val="0"/>
-          <w:lang w:eastAsia="es-PE"/>
-          <ns2:ligatures ns2:val="none"/>
+          <w14:ligatures w14:val="none"/>
+        </w:rPr>
+      </w:pPr>
+      <w:r>
+        <w:rPr>
+          <w:rFonts w:ascii="Arial Narrow" w:eastAsia="Arial Narrow" w:hAnsi="Arial Narrow" w:cs="Arial Narrow"/>
+          <w:b/>
+          <w:color w:val="000000"/>
+          <w:kern w:val="0"/>
+          <w:lang w:eastAsia="es-PE"/>
+          <w14:ligatures w14:val="none"/>
         </w:rPr>
         <w:t>DENUNCIADO</w:t>
       </w:r>
@@ -210,7 +136,7 @@
           <w:color w:val="000000"/>
           <w:kern w:val="0"/>
           <w:lang w:eastAsia="es-PE"/>
-          <ns2:ligatures ns2:val="none"/>
+          <w14:ligatures w14:val="none"/>
         </w:rPr>
         <w:tab/>
         <w:t>:</w:t>
@@ -222,7 +148,7 @@
           <w:color w:val="000000"/>
           <w:kern w:val="0"/>
           <w:lang w:eastAsia="es-PE"/>
-          <ns2:ligatures ns2:val="none"/>
+          <w14:ligatures w14:val="none"/>
         </w:rPr>
         <w:tab/>
       </w:r>
@@ -233,7 +159,7 @@
           <w:color w:val="000000"/>
           <w:kern w:val="0"/>
           <w:lang w:eastAsia="es-PE"/>
-          <ns2:ligatures ns2:val="none"/>
+          <w14:ligatures w14:val="none"/>
         </w:rPr>
         <w:t xml:space="preserve">LA POSITIVA SEGUROS Y REASEGUROS </w:t>
       </w:r>
@@ -244,7 +170,7 @@
           <w:color w:val="000000"/>
           <w:kern w:val="0"/>
           <w:lang w:eastAsia="es-PE"/>
-          <ns2:ligatures ns2:val="none"/>
+          <w14:ligatures w14:val="none"/>
         </w:rPr>
         <w:t>S.A. (</w:t>
       </w:r>
@@ -255,7 +181,7 @@
           <w:color w:val="000000"/>
           <w:kern w:val="0"/>
           <w:lang w:eastAsia="es-PE"/>
-          <ns2:ligatures ns2:val="none"/>
+          <w14:ligatures w14:val="none"/>
         </w:rPr>
         <w:t>LA POSITIVA</w:t>
       </w:r>
@@ -266,12 +192,12 @@
           <w:color w:val="000000"/>
           <w:kern w:val="0"/>
           <w:lang w:eastAsia="es-PE"/>
-          <ns2:ligatures ns2:val="none"/>
+          <w14:ligatures w14:val="none"/>
         </w:rPr>
         <w:t>)</w:t>
       </w:r>
     </w:p>
-    <w:p ns2:paraId="2500BC77" ns2:textId="77777777">
+    <w:p>
       <w:pPr>
         <w:tabs>
           <w:tab w:val="left" w:pos="1701"/>
@@ -286,17 +212,17 @@
           <w:color w:val="000000"/>
           <w:kern w:val="0"/>
           <w:lang w:eastAsia="es-PE"/>
-          <ns2:ligatures ns2:val="none"/>
-        </w:rPr>
-      </w:pPr>
-      <w:r>
-        <w:rPr>
-          <w:rFonts w:ascii="Arial Narrow" w:eastAsia="Arial Narrow" w:hAnsi="Arial Narrow" w:cs="Arial Narrow"/>
-          <w:b/>
-          <w:color w:val="000000"/>
-          <w:kern w:val="0"/>
-          <w:lang w:eastAsia="es-PE"/>
-          <ns2:ligatures ns2:val="none"/>
+          <w14:ligatures w14:val="none"/>
+        </w:rPr>
+      </w:pPr>
+      <w:r>
+        <w:rPr>
+          <w:rFonts w:ascii="Arial Narrow" w:eastAsia="Arial Narrow" w:hAnsi="Arial Narrow" w:cs="Arial Narrow"/>
+          <w:b/>
+          <w:color w:val="000000"/>
+          <w:kern w:val="0"/>
+          <w:lang w:eastAsia="es-PE"/>
+          <w14:ligatures w14:val="none"/>
         </w:rPr>
         <w:t>MATERIAS</w:t>
       </w:r>
@@ -307,7 +233,7 @@
           <w:color w:val="000000"/>
           <w:kern w:val="0"/>
           <w:lang w:eastAsia="es-PE"/>
-          <ns2:ligatures ns2:val="none"/>
+          <w14:ligatures w14:val="none"/>
         </w:rPr>
         <w:tab/>
         <w:t xml:space="preserve">: </w:t>
@@ -319,13 +245,13 @@
           <w:color w:val="000000"/>
           <w:kern w:val="0"/>
           <w:lang w:eastAsia="es-PE"/>
-          <ns2:ligatures ns2:val="none"/>
+          <w14:ligatures w14:val="none"/>
         </w:rPr>
         <w:tab/>
         <w:t>ADMISIÓN A TRÁMITE</w:t>
       </w:r>
     </w:p>
-    <w:p ns2:paraId="284AD768" ns2:textId="7828DE75">
+    <w:p>
       <w:pPr>
         <w:tabs>
           <w:tab w:val="left" w:pos="1701"/>
@@ -340,17 +266,17 @@
           <w:color w:val="000000"/>
           <w:kern w:val="0"/>
           <w:lang w:eastAsia="es-PE"/>
-          <ns2:ligatures ns2:val="none"/>
-        </w:rPr>
-      </w:pPr>
-      <w:r>
-        <w:rPr>
-          <w:rFonts w:ascii="Arial Narrow" w:eastAsia="Arial Narrow" w:hAnsi="Arial Narrow" w:cs="Arial Narrow"/>
-          <w:b/>
-          <w:color w:val="000000"/>
-          <w:kern w:val="0"/>
-          <w:lang w:eastAsia="es-PE"/>
-          <ns2:ligatures ns2:val="none"/>
+          <w14:ligatures w14:val="none"/>
+        </w:rPr>
+      </w:pPr>
+      <w:r>
+        <w:rPr>
+          <w:rFonts w:ascii="Arial Narrow" w:eastAsia="Arial Narrow" w:hAnsi="Arial Narrow" w:cs="Arial Narrow"/>
+          <w:b/>
+          <w:color w:val="000000"/>
+          <w:kern w:val="0"/>
+          <w:lang w:eastAsia="es-PE"/>
+          <w14:ligatures w14:val="none"/>
         </w:rPr>
         <w:t>REQUERIMIENTO DE INFORMACIÓN</w:t>
       </w:r>
@@ -361,12 +287,12 @@
           <w:color w:val="000000"/>
           <w:kern w:val="0"/>
           <w:lang w:eastAsia="es-PE"/>
-          <ns2:ligatures ns2:val="none"/>
+          <w14:ligatures w14:val="none"/>
         </w:rPr>
         <w:t xml:space="preserve"> </w:t>
       </w:r>
     </w:p>
-    <w:p ns2:paraId="5A3670C5" ns2:textId="1B0067D7">
+    <w:p>
       <w:pPr>
         <w:tabs>
           <w:tab w:val="left" w:pos="1701"/>
@@ -380,17 +306,17 @@
           <w:color w:val="000000"/>
           <w:kern w:val="0"/>
           <w:lang w:eastAsia="es-PE"/>
-          <ns2:ligatures ns2:val="none"/>
-        </w:rPr>
-      </w:pPr>
-      <w:r>
-        <w:rPr>
-          <w:rFonts w:ascii="Arial Narrow" w:eastAsia="Arial Narrow" w:hAnsi="Arial Narrow" w:cs="Arial Narrow"/>
-          <w:b/>
-          <w:color w:val="000000"/>
-          <w:kern w:val="0"/>
-          <w:lang w:eastAsia="es-PE"/>
-          <ns2:ligatures ns2:val="none"/>
+          <w14:ligatures w14:val="none"/>
+        </w:rPr>
+      </w:pPr>
+      <w:r>
+        <w:rPr>
+          <w:rFonts w:ascii="Arial Narrow" w:eastAsia="Arial Narrow" w:hAnsi="Arial Narrow" w:cs="Arial Narrow"/>
+          <w:b/>
+          <w:color w:val="000000"/>
+          <w:kern w:val="0"/>
+          <w:lang w:eastAsia="es-PE"/>
+          <w14:ligatures w14:val="none"/>
         </w:rPr>
         <w:t xml:space="preserve">RESOLUCIÓN </w:t>
       </w:r>
@@ -401,7 +327,7 @@
           <w:color w:val="000000"/>
           <w:kern w:val="0"/>
           <w:lang w:eastAsia="es-PE"/>
-          <ns2:ligatures ns2:val="none"/>
+          <w14:ligatures w14:val="none"/>
         </w:rPr>
         <w:tab/>
         <w:t>:</w:t>
@@ -413,7 +339,7 @@
           <w:color w:val="000000"/>
           <w:kern w:val="0"/>
           <w:lang w:eastAsia="es-PE"/>
-          <ns2:ligatures ns2:val="none"/>
+          <w14:ligatures w14:val="none"/>
         </w:rPr>
         <w:tab/>
       </w:r>
@@ -424,12 +350,12 @@
           <w:color w:val="000000"/>
           <w:kern w:val="0"/>
           <w:lang w:eastAsia="es-PE"/>
-          <ns2:ligatures ns2:val="none"/>
+          <w14:ligatures w14:val="none"/>
         </w:rPr>
         <w:t>1</w:t>
       </w:r>
     </w:p>
-    <w:p ns2:paraId="7591140C" ns2:textId="77777777">
+    <w:p>
       <w:pPr>
         <w:tabs>
           <w:tab w:val="left" w:pos="1014"/>
@@ -442,11 +368,11 @@
           <w:kern w:val="0"/>
           <w:shd w:val="clear" w:color="auto" w:fill="FFFFFF"/>
           <w:lang w:eastAsia="es-PE"/>
-          <ns2:ligatures ns2:val="none"/>
-        </w:rPr>
-      </w:pPr>
-    </w:p>
-    <w:p ns2:paraId="59BB126F" ns2:textId="4CBF7CB7">
+          <w14:ligatures w14:val="none"/>
+        </w:rPr>
+      </w:pPr>
+    </w:p>
+    <w:p>
       <w:pPr>
         <w:tabs>
           <w:tab w:val="left" w:pos="1014"/>
@@ -459,7 +385,7 @@
           <w:kern w:val="0"/>
           <w:shd w:val="clear" w:color="auto" w:fill="FFFFFF"/>
           <w:lang w:eastAsia="es-PE"/>
-          <ns2:ligatures ns2:val="none"/>
+          <w14:ligatures w14:val="none"/>
         </w:rPr>
       </w:pPr>
       <w:r>
@@ -469,7 +395,7 @@
           <w:kern w:val="0"/>
           <w:shd w:val="clear" w:color="auto" w:fill="FFFFFF"/>
           <w:lang w:eastAsia="es-PE"/>
-          <ns2:ligatures ns2:val="none"/>
+          <w14:ligatures w14:val="none"/>
         </w:rPr>
         <w:t xml:space="preserve">Lima, </w:t>
       </w:r>
@@ -480,7 +406,7 @@
           <w:kern w:val="0"/>
           <w:shd w:val="clear" w:color="auto" w:fill="FFFFFF"/>
           <w:lang w:eastAsia="es-PE"/>
-          <ns2:ligatures ns2:val="none"/>
+          <w14:ligatures w14:val="none"/>
         </w:rPr>
         <w:t xml:space="preserve">13 de junio de 2025</w:t>
       </w:r>
@@ -491,7 +417,7 @@
           <w:kern w:val="0"/>
           <w:shd w:val="clear" w:color="auto" w:fill="FFFFFF"/>
           <w:lang w:eastAsia="es-PE"/>
-          <ns2:ligatures ns2:val="none"/>
+          <w14:ligatures w14:val="none"/>
         </w:rPr>
         <w:t xml:space="preserve"/>
       </w:r>
@@ -502,7 +428,7 @@
           <w:kern w:val="0"/>
           <w:shd w:val="clear" w:color="auto" w:fill="FFFFFF"/>
           <w:lang w:eastAsia="es-PE"/>
-          <ns2:ligatures ns2:val="none"/>
+          <w14:ligatures w14:val="none"/>
         </w:rPr>
         <w:t xml:space="preserve"/>
       </w:r>
@@ -513,7 +439,7 @@
           <w:kern w:val="0"/>
           <w:shd w:val="clear" w:color="auto" w:fill="FFFFFF"/>
           <w:lang w:eastAsia="es-PE"/>
-          <ns2:ligatures ns2:val="none"/>
+          <w14:ligatures w14:val="none"/>
         </w:rPr>
         <w:t xml:space="preserve"/>
       </w:r>
@@ -524,12 +450,12 @@
           <w:kern w:val="0"/>
           <w:shd w:val="clear" w:color="auto" w:fill="FFFFFF"/>
           <w:lang w:eastAsia="es-PE"/>
-          <ns2:ligatures ns2:val="none"/>
+          <w14:ligatures w14:val="none"/>
         </w:rPr>
         <w:t xml:space="preserve"/>
       </w:r>
     </w:p>
-    <w:p ns2:paraId="78BF12C0" ns2:textId="77777777">
+    <w:p>
       <w:pPr>
         <w:tabs>
           <w:tab w:val="left" w:pos="1014"/>
@@ -541,11 +467,11 @@
           <w:color w:val="000000"/>
           <w:kern w:val="0"/>
           <w:lang w:eastAsia="es-PE"/>
-          <ns2:ligatures ns2:val="none"/>
-        </w:rPr>
-      </w:pPr>
-    </w:p>
-    <w:p ns2:paraId="553F3534" ns2:textId="77777777">
+          <w14:ligatures w14:val="none"/>
+        </w:rPr>
+      </w:pPr>
+    </w:p>
+    <w:p>
       <w:pPr>
         <w:numPr>
           <w:ilvl w:val="0"/>
@@ -559,22 +485,22 @@
           <w:color w:val="000000"/>
           <w:kern w:val="0"/>
           <w:lang w:eastAsia="es-PE"/>
-          <ns2:ligatures ns2:val="none"/>
-        </w:rPr>
-      </w:pPr>
-      <w:r>
-        <w:rPr>
-          <w:rFonts w:ascii="Arial Narrow" w:eastAsia="Arial Narrow" w:hAnsi="Arial Narrow" w:cs="Arial Narrow"/>
-          <w:b/>
-          <w:color w:val="000000"/>
-          <w:kern w:val="0"/>
-          <w:lang w:eastAsia="es-PE"/>
-          <ns2:ligatures ns2:val="none"/>
+          <w14:ligatures w14:val="none"/>
+        </w:rPr>
+      </w:pPr>
+      <w:r>
+        <w:rPr>
+          <w:rFonts w:ascii="Arial Narrow" w:eastAsia="Arial Narrow" w:hAnsi="Arial Narrow" w:cs="Arial Narrow"/>
+          <w:b/>
+          <w:color w:val="000000"/>
+          <w:kern w:val="0"/>
+          <w:lang w:eastAsia="es-PE"/>
+          <w14:ligatures w14:val="none"/>
         </w:rPr>
         <w:t xml:space="preserve">HECHOS </w:t>
       </w:r>
     </w:p>
-    <w:p ns2:paraId="74E8E3A1" ns2:textId="77777777">
+    <w:p>
       <w:pPr>
         <w:spacing w:after="0" w:line="240" w:lineRule="auto"/>
         <w:jc w:val="both"/>
@@ -583,11 +509,11 @@
           <w:color w:val="000000"/>
           <w:kern w:val="0"/>
           <w:lang w:eastAsia="es-PE"/>
-          <ns2:ligatures ns2:val="none"/>
-        </w:rPr>
-      </w:pPr>
-    </w:p>
-    <w:p ns2:paraId="25718C3B" ns2:textId="187E99EE">
+          <w14:ligatures w14:val="none"/>
+        </w:rPr>
+      </w:pPr>
+    </w:p>
+    <w:p>
       <w:pPr>
         <w:numPr>
           <w:ilvl w:val="1"/>
@@ -601,7 +527,7 @@
           <w:color w:val="000000"/>
           <w:kern w:val="0"/>
           <w:lang w:val="es-ES" w:eastAsia="es-ES"/>
-          <ns2:ligatures ns2:val="none"/>
+          <w14:ligatures w14:val="none"/>
         </w:rPr>
       </w:pPr>
       <w:r>
@@ -610,7 +536,7 @@
           <w:color w:val="000000"/>
           <w:kern w:val="0"/>
           <w:lang w:val="es-ES" w:eastAsia="es-ES"/>
-          <ns2:ligatures ns2:val="none"/>
+          <w14:ligatures w14:val="none"/>
         </w:rPr>
         <w:t xml:space="preserve">Mediante el escrito del 12 de marzo de 2025 el señor [APELLIDO] denunció a La Positiva por presuntas infracciones a la Ley 29571, Código de Protección y Defensa del Consumidor (en adelante, Código), señalando lo siguiente:</w:t>
       </w:r>
@@ -620,7 +546,7 @@
           <w:color w:val="000000"/>
           <w:kern w:val="0"/>
           <w:lang w:val="es-ES" w:eastAsia="es-ES"/>
-          <ns2:ligatures ns2:val="none"/>
+          <w14:ligatures w14:val="none"/>
         </w:rPr>
         <w:t/>
       </w:r>
@@ -630,7 +556,7 @@
           <w:color w:val="000000"/>
           <w:kern w:val="0"/>
           <w:lang w:val="es-ES" w:eastAsia="es-ES"/>
-          <ns2:ligatures ns2:val="none"/>
+          <w14:ligatures w14:val="none"/>
         </w:rPr>
         <w:t xml:space="preserve"/>
       </w:r>
@@ -640,7 +566,7 @@
           <w:color w:val="000000"/>
           <w:kern w:val="0"/>
           <w:lang w:val="es-ES" w:eastAsia="es-ES"/>
-          <ns2:ligatures ns2:val="none"/>
+          <w14:ligatures w14:val="none"/>
         </w:rPr>
         <w:t/>
       </w:r>
@@ -652,7 +578,7 @@
           <w:kern w:val="0"/>
           <w:vertAlign w:val="superscript"/>
           <w:lang w:val="es-ES" w:eastAsia="es-ES"/>
-          <ns2:ligatures ns2:val="none"/>
+          <w14:ligatures w14:val="none"/>
         </w:rPr>
         <w:footnoteReference w:id="1"/>
       </w:r>
@@ -660,7 +586,7 @@
         <w:rPr>
           <w:rFonts w:ascii="Arial Narrow" w:eastAsia="Calibri" w:hAnsi="Arial Narrow" w:cs="Arial"/>
           <w:kern w:val="0"/>
-          <ns2:ligatures ns2:val="none"/>
+          <w14:ligatures w14:val="none"/>
         </w:rPr>
         <w:t xml:space="preserve"/>
       </w:r>
@@ -668,7 +594,7 @@
         <w:rPr>
           <w:rFonts w:ascii="Arial Narrow" w:eastAsia="Calibri" w:hAnsi="Arial Narrow" w:cs="Arial"/>
           <w:kern w:val="0"/>
-          <ns2:ligatures ns2:val="none"/>
+          <w14:ligatures w14:val="none"/>
         </w:rPr>
         <w:t/>
       </w:r>
@@ -676,7 +602,7 @@
         <w:rPr>
           <w:rFonts w:ascii="Arial Narrow" w:eastAsia="Calibri" w:hAnsi="Arial Narrow" w:cs="Arial"/>
           <w:kern w:val="0"/>
-          <ns2:ligatures ns2:val="none"/>
+          <w14:ligatures w14:val="none"/>
         </w:rPr>
         <w:t xml:space="preserve"/>
       </w:r>
@@ -684,7 +610,7 @@
         <w:rPr>
           <w:rFonts w:ascii="Arial Narrow" w:eastAsia="Calibri" w:hAnsi="Arial Narrow" w:cs="Arial"/>
           <w:kern w:val="0"/>
-          <ns2:ligatures ns2:val="none"/>
+          <w14:ligatures w14:val="none"/>
         </w:rPr>
         <w:t xml:space="preserve"/>
       </w:r>
@@ -692,7 +618,7 @@
         <w:rPr>
           <w:rFonts w:ascii="Arial Narrow" w:eastAsia="Calibri" w:hAnsi="Arial Narrow" w:cs="Arial"/>
           <w:kern w:val="0"/>
-          <ns2:ligatures ns2:val="none"/>
+          <w14:ligatures w14:val="none"/>
         </w:rPr>
         <w:t xml:space="preserve"/>
       </w:r>
@@ -700,7 +626,7 @@
         <w:rPr>
           <w:rFonts w:ascii="Arial Narrow" w:eastAsia="Calibri" w:hAnsi="Arial Narrow" w:cs="Arial"/>
           <w:kern w:val="0"/>
-          <ns2:ligatures ns2:val="none"/>
+          <w14:ligatures w14:val="none"/>
         </w:rPr>
         <w:t/>
       </w:r>
@@ -710,7 +636,7 @@
           <w:color w:val="000000"/>
           <w:kern w:val="0"/>
           <w:lang w:val="es-ES" w:eastAsia="es-ES"/>
-          <ns2:ligatures ns2:val="none"/>
+          <w14:ligatures w14:val="none"/>
         </w:rPr>
         <w:t xml:space="preserve"/>
       </w:r>
@@ -720,7 +646,7 @@
           <w:color w:val="000000"/>
           <w:kern w:val="0"/>
           <w:lang w:val="es-ES" w:eastAsia="es-ES"/>
-          <ns2:ligatures ns2:val="none"/>
+          <w14:ligatures w14:val="none"/>
         </w:rPr>
         <w:t xml:space="preserve"/>
       </w:r>
@@ -730,7 +656,7 @@
           <w:color w:val="000000"/>
           <w:kern w:val="0"/>
           <w:lang w:val="es-ES" w:eastAsia="es-ES"/>
-          <ns2:ligatures ns2:val="none"/>
+          <w14:ligatures w14:val="none"/>
         </w:rPr>
         <w:t/>
       </w:r>
@@ -740,7 +666,7 @@
           <w:color w:val="000000"/>
           <w:kern w:val="0"/>
           <w:lang w:val="es-ES" w:eastAsia="es-ES"/>
-          <ns2:ligatures ns2:val="none"/>
+          <w14:ligatures w14:val="none"/>
         </w:rPr>
         <w:t/>
       </w:r>
@@ -752,7 +678,7 @@
           <w:kern w:val="0"/>
           <w:vertAlign w:val="superscript"/>
           <w:lang w:val="es-ES" w:eastAsia="es-ES"/>
-          <ns2:ligatures ns2:val="none"/>
+          <w14:ligatures w14:val="none"/>
         </w:rPr>
         <w:footnoteReference w:id="2"/>
       </w:r>
@@ -762,7 +688,7 @@
           <w:color w:val="000000"/>
           <w:kern w:val="0"/>
           <w:lang w:val="es-ES" w:eastAsia="es-ES"/>
-          <ns2:ligatures ns2:val="none"/>
+          <w14:ligatures w14:val="none"/>
         </w:rPr>
         <w:t xml:space="preserve"/>
       </w:r>
@@ -773,12 +699,12 @@
           <w:color w:val="000000"/>
           <w:kern w:val="0"/>
           <w:lang w:val="es-ES" w:eastAsia="es-ES"/>
-          <ns2:ligatures ns2:val="none"/>
+          <w14:ligatures w14:val="none"/>
         </w:rPr>
         <w:t/>
       </w:r>
     </w:p>
-    <w:p ns2:paraId="101D66EA" ns2:textId="77777777">
+    <w:p>
       <w:pPr>
         <w:tabs>
           <w:tab w:val="left" w:pos="1134"/>
@@ -790,11 +716,11 @@
           <w:color w:val="000000"/>
           <w:kern w:val="0"/>
           <w:lang w:val="es-ES" w:eastAsia="es-ES"/>
-          <ns2:ligatures ns2:val="none"/>
-        </w:rPr>
-      </w:pPr>
-    </w:p>
-    <w:p ns2:paraId="1E2AF457" ns2:textId="3FEEB92E">
+          <w14:ligatures w14:val="none"/>
+        </w:rPr>
+      </w:pPr>
+    </w:p>
+    <w:p>
       <w:pPr>
         <w:pStyle w:val="Prrafodelista"/>
         <w:numPr>
@@ -813,7 +739,7 @@
           <w:color w:val="000000"/>
           <w:kern w:val="0"/>
           <w:lang w:eastAsia="es-ES"/>
-          <ns2:ligatures ns2:val="none"/>
+          <w14:ligatures w14:val="none"/>
         </w:rPr>
       </w:pPr>
       <w:r>
@@ -822,7 +748,7 @@
           <w:color w:val="000000"/>
           <w:kern w:val="0"/>
           <w:lang w:eastAsia="es-ES"/>
-          <ns2:ligatures ns2:val="none"/>
+          <w14:ligatures w14:val="none"/>
         </w:rPr>
         <w:t xml:space="preserve">En 2021, contrató </w:t>
       </w:r>
@@ -832,7 +758,7 @@
           <w:color w:val="000000"/>
           <w:kern w:val="0"/>
           <w:lang w:eastAsia="es-ES"/>
-          <ns2:ligatures ns2:val="none"/>
+          <w14:ligatures w14:val="none"/>
         </w:rPr>
         <w:t xml:space="preserve">con </w:t>
       </w:r>
@@ -842,7 +768,7 @@
           <w:color w:val="000000"/>
           <w:kern w:val="0"/>
           <w:lang w:eastAsia="es-ES"/>
-          <ns2:ligatures ns2:val="none"/>
+          <w14:ligatures w14:val="none"/>
         </w:rPr>
         <w:t xml:space="preserve">Banco de la Nación </w:t>
       </w:r>
@@ -852,7 +778,7 @@
           <w:color w:val="000000"/>
           <w:kern w:val="0"/>
           <w:lang w:eastAsia="es-ES"/>
-          <ns2:ligatures ns2:val="none"/>
+          <w14:ligatures w14:val="none"/>
         </w:rPr>
         <w:t>el Seguro de Protección de Tarjeta</w:t>
       </w:r>
@@ -862,7 +788,7 @@
           <w:color w:val="000000"/>
           <w:kern w:val="0"/>
           <w:lang w:eastAsia="es-ES"/>
-          <ns2:ligatures ns2:val="none"/>
+          <w14:ligatures w14:val="none"/>
         </w:rPr>
         <w:t>s</w:t>
       </w:r>
@@ -872,7 +798,7 @@
           <w:color w:val="000000"/>
           <w:kern w:val="0"/>
           <w:lang w:eastAsia="es-ES"/>
-          <ns2:ligatures ns2:val="none"/>
+          <w14:ligatures w14:val="none"/>
         </w:rPr>
         <w:t xml:space="preserve"> </w:t>
       </w:r>
@@ -882,7 +808,7 @@
           <w:color w:val="000000"/>
           <w:kern w:val="0"/>
           <w:lang w:eastAsia="es-ES"/>
-          <ns2:ligatures ns2:val="none"/>
+          <w14:ligatures w14:val="none"/>
         </w:rPr>
         <w:t>– Póliza 5701922 (en adelante, “Seguro de Protección de Tarjetas”)</w:t>
       </w:r>
@@ -892,7 +818,7 @@
           <w:color w:val="000000"/>
           <w:kern w:val="0"/>
           <w:lang w:eastAsia="es-ES"/>
-          <ns2:ligatures ns2:val="none"/>
+          <w14:ligatures w14:val="none"/>
         </w:rPr>
         <w:t xml:space="preserve"> emitido por La positiva</w:t>
       </w:r>
@@ -902,7 +828,7 @@
           <w:color w:val="000000"/>
           <w:kern w:val="0"/>
           <w:lang w:eastAsia="es-ES"/>
-          <ns2:ligatures ns2:val="none"/>
+          <w14:ligatures w14:val="none"/>
         </w:rPr>
         <w:t xml:space="preserve">. Señaló que, </w:t>
       </w:r>
@@ -912,7 +838,7 @@
           <w:color w:val="000000"/>
           <w:kern w:val="0"/>
           <w:lang w:eastAsia="es-ES"/>
-          <ns2:ligatures ns2:val="none"/>
+          <w14:ligatures w14:val="none"/>
         </w:rPr>
         <w:t>aunque el sistema de la aseguradora registraba vigencia hasta 2022, el Banco continuó cobrando mensualmente S/. 1,52 por el seguro hasta el 4 de noviembre de 2023</w:t>
       </w:r>
@@ -922,12 +848,12 @@
           <w:color w:val="000000"/>
           <w:kern w:val="0"/>
           <w:lang w:eastAsia="es-ES"/>
-          <ns2:ligatures ns2:val="none"/>
+          <w14:ligatures w14:val="none"/>
         </w:rPr>
         <w:t>.</w:t>
       </w:r>
     </w:p>
-    <w:p ns2:paraId="311C3C2D" ns2:textId="77777777">
+    <w:p>
       <w:pPr>
         <w:pStyle w:val="Prrafodelista"/>
         <w:spacing w:after="0" w:line="240" w:lineRule="auto"/>
@@ -938,11 +864,11 @@
           <w:color w:val="000000"/>
           <w:kern w:val="0"/>
           <w:lang w:eastAsia="es-ES"/>
-          <ns2:ligatures ns2:val="none"/>
-        </w:rPr>
-      </w:pPr>
-    </w:p>
-    <w:p ns2:paraId="3A3A2C27" ns2:textId="2547FA05">
+          <w14:ligatures w14:val="none"/>
+        </w:rPr>
+      </w:pPr>
+    </w:p>
+    <w:p>
       <w:pPr>
         <w:pStyle w:val="Prrafodelista"/>
         <w:numPr>
@@ -961,7 +887,7 @@
           <w:color w:val="000000"/>
           <w:kern w:val="0"/>
           <w:lang w:eastAsia="es-ES"/>
-          <ns2:ligatures ns2:val="none"/>
+          <w14:ligatures w14:val="none"/>
         </w:rPr>
       </w:pPr>
       <w:r>
@@ -970,7 +896,7 @@
           <w:color w:val="000000"/>
           <w:kern w:val="0"/>
           <w:lang w:eastAsia="es-ES"/>
-          <ns2:ligatures ns2:val="none"/>
+          <w14:ligatures w14:val="none"/>
         </w:rPr>
         <w:t xml:space="preserve">El 16 de octubre de 2023, sufrió un </w:t>
       </w:r>
@@ -980,7 +906,7 @@
           <w:color w:val="000000"/>
           <w:kern w:val="0"/>
           <w:lang w:eastAsia="es-ES"/>
-          <ns2:ligatures ns2:val="none"/>
+          <w14:ligatures w14:val="none"/>
         </w:rPr>
         <w:t>robo</w:t>
       </w:r>
@@ -990,7 +916,7 @@
           <w:color w:val="000000"/>
           <w:kern w:val="0"/>
           <w:lang w:eastAsia="es-ES"/>
-          <ns2:ligatures ns2:val="none"/>
+          <w14:ligatures w14:val="none"/>
         </w:rPr>
         <w:t xml:space="preserve"> a mano armada que ocasionó una lesión medular grave, resultando en una condición de paraplejia. </w:t>
       </w:r>
@@ -1000,7 +926,7 @@
           <w:color w:val="000000"/>
           <w:kern w:val="0"/>
           <w:lang w:eastAsia="es-ES"/>
-          <ns2:ligatures ns2:val="none"/>
+          <w14:ligatures w14:val="none"/>
         </w:rPr>
         <w:t xml:space="preserve">Ese día, </w:t>
       </w:r>
@@ -1010,7 +936,7 @@
           <w:color w:val="000000"/>
           <w:kern w:val="0"/>
           <w:lang w:eastAsia="es-ES"/>
-          <ns2:ligatures ns2:val="none"/>
+          <w14:ligatures w14:val="none"/>
         </w:rPr>
         <w:t xml:space="preserve">presentó la solicitud de cobertura al Banco, entregando la documentación requerida. En marzo de 2024, </w:t>
       </w:r>
@@ -1020,7 +946,7 @@
           <w:color w:val="000000"/>
           <w:kern w:val="0"/>
           <w:lang w:eastAsia="es-ES"/>
-          <ns2:ligatures ns2:val="none"/>
+          <w14:ligatures w14:val="none"/>
         </w:rPr>
         <w:t>el Banco le informó</w:t>
       </w:r>
@@ -1030,12 +956,12 @@
           <w:color w:val="000000"/>
           <w:kern w:val="0"/>
           <w:lang w:eastAsia="es-ES"/>
-          <ns2:ligatures ns2:val="none"/>
+          <w14:ligatures w14:val="none"/>
         </w:rPr>
         <w:t xml:space="preserve"> que el caso fue derivado a La Positiva y que futuras gestiones debían hacerse directamente con dicha compañía aseguradora.</w:t>
       </w:r>
     </w:p>
-    <w:p ns2:paraId="50C071F7" ns2:textId="77777777">
+    <w:p>
       <w:pPr>
         <w:pStyle w:val="Prrafodelista"/>
         <w:rPr>
@@ -1043,11 +969,11 @@
           <w:color w:val="000000"/>
           <w:kern w:val="0"/>
           <w:lang w:eastAsia="es-ES"/>
-          <ns2:ligatures ns2:val="none"/>
-        </w:rPr>
-      </w:pPr>
-    </w:p>
-    <w:p ns2:paraId="25A34982" ns2:textId="7AB7F22B">
+          <w14:ligatures w14:val="none"/>
+        </w:rPr>
+      </w:pPr>
+    </w:p>
+    <w:p>
       <w:pPr>
         <w:pStyle w:val="Prrafodelista"/>
         <w:numPr>
@@ -1066,7 +992,7 @@
           <w:color w:val="000000"/>
           <w:kern w:val="0"/>
           <w:lang w:eastAsia="es-ES"/>
-          <ns2:ligatures ns2:val="none"/>
+          <w14:ligatures w14:val="none"/>
         </w:rPr>
       </w:pPr>
       <w:r>
@@ -1075,12 +1001,12 @@
           <w:color w:val="000000"/>
           <w:kern w:val="0"/>
           <w:lang w:eastAsia="es-ES"/>
-          <ns2:ligatures ns2:val="none"/>
+          <w14:ligatures w14:val="none"/>
         </w:rPr>
         <w:t>Desde marzo de 2024, no pudo continuar con la entrega de documentación adicional debido a complicaciones de salud. En octubre de 2024, solicitó la reapertura del expediente relacionado con el siniestro, lo cual registró bajo el código 07297688.</w:t>
       </w:r>
     </w:p>
-    <w:p ns2:paraId="0A671BFC" ns2:textId="77777777">
+    <w:p>
       <w:pPr>
         <w:spacing w:after="0" w:line="240" w:lineRule="auto"/>
         <w:jc w:val="both"/>
@@ -1089,11 +1015,11 @@
           <w:color w:val="000000"/>
           <w:kern w:val="0"/>
           <w:lang w:eastAsia="es-ES"/>
-          <ns2:ligatures ns2:val="none"/>
-        </w:rPr>
-      </w:pPr>
-    </w:p>
-    <w:p ns2:paraId="2C1CD2DE" ns2:textId="33F47001">
+          <w14:ligatures w14:val="none"/>
+        </w:rPr>
+      </w:pPr>
+    </w:p>
+    <w:p>
       <w:pPr>
         <w:pStyle w:val="Prrafodelista"/>
         <w:numPr>
@@ -1112,7 +1038,7 @@
           <w:color w:val="000000"/>
           <w:kern w:val="0"/>
           <w:lang w:eastAsia="es-ES"/>
-          <ns2:ligatures ns2:val="none"/>
+          <w14:ligatures w14:val="none"/>
         </w:rPr>
       </w:pPr>
       <w:r>
@@ -1121,7 +1047,7 @@
           <w:color w:val="000000"/>
           <w:kern w:val="0"/>
           <w:lang w:eastAsia="es-ES"/>
-          <ns2:ligatures ns2:val="none"/>
+          <w14:ligatures w14:val="none"/>
         </w:rPr>
         <w:t xml:space="preserve">El 30 de mayo de 2024, producto </w:t>
       </w:r>
@@ -1131,7 +1057,7 @@
           <w:color w:val="000000"/>
           <w:kern w:val="0"/>
           <w:lang w:eastAsia="es-ES"/>
-          <ns2:ligatures ns2:val="none"/>
+          <w14:ligatures w14:val="none"/>
         </w:rPr>
         <w:t>su</w:t>
       </w:r>
@@ -1141,12 +1067,12 @@
           <w:color w:val="000000"/>
           <w:kern w:val="0"/>
           <w:lang w:eastAsia="es-ES"/>
-          <ns2:ligatures ns2:val="none"/>
+          <w14:ligatures w14:val="none"/>
         </w:rPr>
         <w:t xml:space="preserve"> dicha lesión medular, obtuvo un certificado de discapacidad.</w:t>
       </w:r>
     </w:p>
-    <w:p ns2:paraId="65204EF9" ns2:textId="77777777">
+    <w:p>
       <w:pPr>
         <w:pStyle w:val="Prrafodelista"/>
         <w:spacing w:after="0" w:line="240" w:lineRule="auto"/>
@@ -1157,11 +1083,11 @@
           <w:color w:val="000000"/>
           <w:kern w:val="0"/>
           <w:lang w:eastAsia="es-ES"/>
-          <ns2:ligatures ns2:val="none"/>
-        </w:rPr>
-      </w:pPr>
-    </w:p>
-    <w:p ns2:paraId="657F58BA" ns2:textId="7D41091C">
+          <w14:ligatures w14:val="none"/>
+        </w:rPr>
+      </w:pPr>
+    </w:p>
+    <w:p>
       <w:pPr>
         <w:pStyle w:val="Prrafodelista"/>
         <w:numPr>
@@ -1180,7 +1106,7 @@
           <w:color w:val="000000"/>
           <w:kern w:val="0"/>
           <w:lang w:eastAsia="es-ES"/>
-          <ns2:ligatures ns2:val="none"/>
+          <w14:ligatures w14:val="none"/>
         </w:rPr>
       </w:pPr>
       <w:r>
@@ -1189,7 +1115,7 @@
           <w:color w:val="000000"/>
           <w:kern w:val="0"/>
           <w:lang w:eastAsia="es-ES"/>
-          <ns2:ligatures ns2:val="none"/>
+          <w14:ligatures w14:val="none"/>
         </w:rPr>
         <w:t xml:space="preserve">El 27 de diciembre de 2024, La Positiva </w:t>
       </w:r>
@@ -1199,7 +1125,7 @@
           <w:color w:val="000000"/>
           <w:kern w:val="0"/>
           <w:lang w:eastAsia="es-ES"/>
-          <ns2:ligatures ns2:val="none"/>
+          <w14:ligatures w14:val="none"/>
         </w:rPr>
         <w:t>le requirió que presente la ampliación de denuncia policial donde señale el monto robado</w:t>
       </w:r>
@@ -1209,7 +1135,7 @@
           <w:color w:val="000000"/>
           <w:kern w:val="0"/>
           <w:lang w:eastAsia="es-ES"/>
-          <ns2:ligatures ns2:val="none"/>
+          <w14:ligatures w14:val="none"/>
         </w:rPr>
         <w:t xml:space="preserve"> de su tarjeta del Banco de la Nación</w:t>
       </w:r>
@@ -1219,12 +1145,12 @@
           <w:color w:val="000000"/>
           <w:kern w:val="0"/>
           <w:lang w:eastAsia="es-ES"/>
-          <ns2:ligatures ns2:val="none"/>
+          <w14:ligatures w14:val="none"/>
         </w:rPr>
         <w:t>, la cual presentó el 17 de febrero de 2025.</w:t>
       </w:r>
     </w:p>
-    <w:p ns2:paraId="50F89B89" ns2:textId="77777777">
+    <w:p>
       <w:pPr>
         <w:pStyle w:val="Prrafodelista"/>
         <w:rPr>
@@ -1232,11 +1158,11 @@
           <w:color w:val="000000"/>
           <w:kern w:val="0"/>
           <w:lang w:eastAsia="es-ES"/>
-          <ns2:ligatures ns2:val="none"/>
-        </w:rPr>
-      </w:pPr>
-    </w:p>
-    <w:p ns2:paraId="6574E817" ns2:textId="05477218">
+          <w14:ligatures w14:val="none"/>
+        </w:rPr>
+      </w:pPr>
+    </w:p>
+    <w:p>
       <w:pPr>
         <w:pStyle w:val="Prrafodelista"/>
         <w:numPr>
@@ -1255,7 +1181,7 @@
           <w:color w:val="000000"/>
           <w:kern w:val="0"/>
           <w:lang w:eastAsia="es-ES"/>
-          <ns2:ligatures ns2:val="none"/>
+          <w14:ligatures w14:val="none"/>
         </w:rPr>
       </w:pPr>
       <w:r>
@@ -1264,7 +1190,7 @@
           <w:color w:val="000000"/>
           <w:kern w:val="0"/>
           <w:lang w:eastAsia="es-ES"/>
-          <ns2:ligatures ns2:val="none"/>
+          <w14:ligatures w14:val="none"/>
         </w:rPr>
         <w:t xml:space="preserve">El 3 de marzo de 2025, </w:t>
       </w:r>
@@ -1274,7 +1200,7 @@
           <w:color w:val="000000"/>
           <w:kern w:val="0"/>
           <w:lang w:eastAsia="es-ES"/>
-          <ns2:ligatures ns2:val="none"/>
+          <w14:ligatures w14:val="none"/>
         </w:rPr>
         <w:t>La Positiva</w:t>
       </w:r>
@@ -1284,7 +1210,7 @@
           <w:color w:val="000000"/>
           <w:kern w:val="0"/>
           <w:lang w:eastAsia="es-ES"/>
-          <ns2:ligatures ns2:val="none"/>
+          <w14:ligatures w14:val="none"/>
         </w:rPr>
         <w:t xml:space="preserve"> le</w:t>
       </w:r>
@@ -1294,7 +1220,7 @@
           <w:color w:val="000000"/>
           <w:kern w:val="0"/>
           <w:lang w:eastAsia="es-ES"/>
-          <ns2:ligatures ns2:val="none"/>
+          <w14:ligatures w14:val="none"/>
         </w:rPr>
         <w:t xml:space="preserve"> indicó que</w:t>
       </w:r>
@@ -1304,7 +1230,7 @@
           <w:color w:val="000000"/>
           <w:kern w:val="0"/>
           <w:lang w:eastAsia="es-ES"/>
-          <ns2:ligatures ns2:val="none"/>
+          <w14:ligatures w14:val="none"/>
         </w:rPr>
         <w:t xml:space="preserve"> adicionalmente debía </w:t>
       </w:r>
@@ -1314,12 +1240,12 @@
           <w:color w:val="000000"/>
           <w:kern w:val="0"/>
           <w:lang w:eastAsia="es-ES"/>
-          <ns2:ligatures ns2:val="none"/>
+          <w14:ligatures w14:val="none"/>
         </w:rPr>
         <w:t xml:space="preserve">presentar un informe de resonancia magnética y estudios de rayos X correspondientes a fechas próximas al evento ocurrido el 16 de octubre de 2023. </w:t>
       </w:r>
     </w:p>
-    <w:p ns2:paraId="0855F253" ns2:textId="77777777">
+    <w:p>
       <w:pPr>
         <w:spacing w:after="0" w:line="240" w:lineRule="auto"/>
         <w:jc w:val="both"/>
@@ -1328,11 +1254,11 @@
           <w:color w:val="000000"/>
           <w:kern w:val="0"/>
           <w:lang w:eastAsia="es-ES"/>
-          <ns2:ligatures ns2:val="none"/>
-        </w:rPr>
-      </w:pPr>
-    </w:p>
-    <w:p ns2:paraId="6D2692C1" ns2:textId="1D8757A8">
+          <w14:ligatures w14:val="none"/>
+        </w:rPr>
+      </w:pPr>
+    </w:p>
+    <w:p>
       <w:pPr>
         <w:pStyle w:val="Prrafodelista"/>
         <w:numPr>
@@ -1351,7 +1277,7 @@
           <w:color w:val="000000"/>
           <w:kern w:val="0"/>
           <w:lang w:eastAsia="es-ES"/>
-          <ns2:ligatures ns2:val="none"/>
+          <w14:ligatures w14:val="none"/>
         </w:rPr>
       </w:pPr>
       <w:r>
@@ -1360,7 +1286,7 @@
           <w:color w:val="000000"/>
           <w:kern w:val="0"/>
           <w:lang w:eastAsia="es-ES"/>
-          <ns2:ligatures ns2:val="none"/>
+          <w14:ligatures w14:val="none"/>
         </w:rPr>
         <w:t>El 4 de marzo de 2025</w:t>
       </w:r>
@@ -1370,7 +1296,7 @@
           <w:color w:val="000000"/>
           <w:kern w:val="0"/>
           <w:lang w:eastAsia="es-ES"/>
-          <ns2:ligatures ns2:val="none"/>
+          <w14:ligatures w14:val="none"/>
         </w:rPr>
         <w:t xml:space="preserve">, le </w:t>
       </w:r>
@@ -1380,7 +1306,7 @@
           <w:color w:val="000000"/>
           <w:kern w:val="0"/>
           <w:lang w:eastAsia="es-ES"/>
-          <ns2:ligatures ns2:val="none"/>
+          <w14:ligatures w14:val="none"/>
         </w:rPr>
         <w:t>respondió</w:t>
       </w:r>
@@ -1390,7 +1316,7 @@
           <w:color w:val="000000"/>
           <w:kern w:val="0"/>
           <w:lang w:eastAsia="es-ES"/>
-          <ns2:ligatures ns2:val="none"/>
+          <w14:ligatures w14:val="none"/>
         </w:rPr>
         <w:t xml:space="preserve"> a la compañía aseguradora</w:t>
       </w:r>
@@ -1400,7 +1326,7 @@
           <w:color w:val="000000"/>
           <w:kern w:val="0"/>
           <w:lang w:eastAsia="es-ES"/>
-          <ns2:ligatures ns2:val="none"/>
+          <w14:ligatures w14:val="none"/>
         </w:rPr>
         <w:t xml:space="preserve"> señalándole </w:t>
       </w:r>
@@ -1410,7 +1336,7 @@
           <w:color w:val="000000"/>
           <w:kern w:val="0"/>
           <w:lang w:eastAsia="es-ES"/>
-          <ns2:ligatures ns2:val="none"/>
+          <w14:ligatures w14:val="none"/>
         </w:rPr>
         <w:t>que</w:t>
       </w:r>
@@ -1420,7 +1346,7 @@
           <w:color w:val="000000"/>
           <w:kern w:val="0"/>
           <w:lang w:eastAsia="es-ES"/>
-          <ns2:ligatures ns2:val="none"/>
+          <w14:ligatures w14:val="none"/>
         </w:rPr>
         <w:t xml:space="preserve"> se dirigió a la clínica en la cual recibió atención médica luego del </w:t>
       </w:r>
@@ -1430,7 +1356,7 @@
           <w:color w:val="000000"/>
           <w:kern w:val="0"/>
           <w:lang w:eastAsia="es-ES"/>
-          <ns2:ligatures ns2:val="none"/>
+          <w14:ligatures w14:val="none"/>
         </w:rPr>
         <w:t>siniestro</w:t>
       </w:r>
@@ -1440,7 +1366,7 @@
           <w:color w:val="000000"/>
           <w:kern w:val="0"/>
           <w:lang w:eastAsia="es-ES"/>
-          <ns2:ligatures ns2:val="none"/>
+          <w14:ligatures w14:val="none"/>
         </w:rPr>
         <w:t xml:space="preserve"> y solicitó los estudios de resonancia magnética y rayos X correspondientes a las fechas indicadas</w:t>
       </w:r>
@@ -1450,7 +1376,7 @@
           <w:color w:val="000000"/>
           <w:kern w:val="0"/>
           <w:lang w:eastAsia="es-ES"/>
-          <ns2:ligatures ns2:val="none"/>
+          <w14:ligatures w14:val="none"/>
         </w:rPr>
         <w:t xml:space="preserve">, </w:t>
       </w:r>
@@ -1460,7 +1386,7 @@
           <w:color w:val="000000"/>
           <w:kern w:val="0"/>
           <w:lang w:eastAsia="es-ES"/>
-          <ns2:ligatures ns2:val="none"/>
+          <w14:ligatures w14:val="none"/>
         </w:rPr>
         <w:t>y le informaron</w:t>
       </w:r>
@@ -1470,7 +1396,7 @@
           <w:color w:val="000000"/>
           <w:kern w:val="0"/>
           <w:lang w:eastAsia="es-ES"/>
-          <ns2:ligatures ns2:val="none"/>
+          <w14:ligatures w14:val="none"/>
         </w:rPr>
         <w:t xml:space="preserve"> que dichos registros </w:t>
       </w:r>
@@ -1480,12 +1406,12 @@
           <w:color w:val="000000"/>
           <w:kern w:val="0"/>
           <w:lang w:eastAsia="es-ES"/>
-          <ns2:ligatures ns2:val="none"/>
+          <w14:ligatures w14:val="none"/>
         </w:rPr>
         <w:t>habían sido eliminados por la clínica por el tiempo transcurrido y solicitó que se considere la documentación ya entregada.</w:t>
       </w:r>
     </w:p>
-    <w:p ns2:paraId="07906B57" ns2:textId="2FB7486C">
+    <w:p>
       <w:pPr>
         <w:pStyle w:val="Prrafodelista"/>
         <w:numPr>
@@ -1504,7 +1430,7 @@
           <w:color w:val="000000"/>
           <w:kern w:val="0"/>
           <w:lang w:eastAsia="es-ES"/>
-          <ns2:ligatures ns2:val="none"/>
+          <w14:ligatures w14:val="none"/>
         </w:rPr>
       </w:pPr>
       <w:r>
@@ -1513,7 +1439,7 @@
           <w:color w:val="000000"/>
           <w:kern w:val="0"/>
           <w:lang w:eastAsia="es-ES"/>
-          <ns2:ligatures ns2:val="none"/>
+          <w14:ligatures w14:val="none"/>
         </w:rPr>
         <w:lastRenderedPageBreak/>
         <w:t>D</w:t>
@@ -1524,7 +1450,7 @@
           <w:color w:val="000000"/>
           <w:kern w:val="0"/>
           <w:lang w:eastAsia="es-ES"/>
-          <ns2:ligatures ns2:val="none"/>
+          <w14:ligatures w14:val="none"/>
         </w:rPr>
         <w:t>urante todo el proceso</w:t>
       </w:r>
@@ -1534,7 +1460,7 @@
           <w:color w:val="000000"/>
           <w:kern w:val="0"/>
           <w:lang w:eastAsia="es-ES"/>
-          <ns2:ligatures ns2:val="none"/>
+          <w14:ligatures w14:val="none"/>
         </w:rPr>
         <w:t xml:space="preserve"> del trámite de solicitud de activación de cobertura</w:t>
       </w:r>
@@ -1544,7 +1470,7 @@
           <w:color w:val="000000"/>
           <w:kern w:val="0"/>
           <w:lang w:eastAsia="es-ES"/>
-          <ns2:ligatures ns2:val="none"/>
+          <w14:ligatures w14:val="none"/>
         </w:rPr>
         <w:t xml:space="preserve">, </w:t>
       </w:r>
@@ -1554,7 +1480,7 @@
           <w:color w:val="000000"/>
           <w:kern w:val="0"/>
           <w:lang w:eastAsia="es-ES"/>
-          <ns2:ligatures ns2:val="none"/>
+          <w14:ligatures w14:val="none"/>
         </w:rPr>
         <w:t>afirmó</w:t>
       </w:r>
@@ -1564,7 +1490,7 @@
           <w:color w:val="000000"/>
           <w:kern w:val="0"/>
           <w:lang w:eastAsia="es-ES"/>
-          <ns2:ligatures ns2:val="none"/>
+          <w14:ligatures w14:val="none"/>
         </w:rPr>
         <w:t xml:space="preserve"> que </w:t>
       </w:r>
@@ -1574,7 +1500,7 @@
           <w:color w:val="000000"/>
           <w:kern w:val="0"/>
           <w:lang w:eastAsia="es-ES"/>
-          <ns2:ligatures ns2:val="none"/>
+          <w14:ligatures w14:val="none"/>
         </w:rPr>
         <w:t xml:space="preserve">la </w:t>
       </w:r>
@@ -1584,7 +1510,7 @@
           <w:color w:val="000000"/>
           <w:kern w:val="0"/>
           <w:lang w:eastAsia="es-ES"/>
-          <ns2:ligatures ns2:val="none"/>
+          <w14:ligatures w14:val="none"/>
         </w:rPr>
         <w:t>compañía</w:t>
       </w:r>
@@ -1594,7 +1520,7 @@
           <w:color w:val="000000"/>
           <w:kern w:val="0"/>
           <w:lang w:eastAsia="es-ES"/>
-          <ns2:ligatures ns2:val="none"/>
+          <w14:ligatures w14:val="none"/>
         </w:rPr>
         <w:t xml:space="preserve"> aseguradora no </w:t>
       </w:r>
@@ -1604,7 +1530,7 @@
           <w:color w:val="000000"/>
           <w:kern w:val="0"/>
           <w:lang w:eastAsia="es-ES"/>
-          <ns2:ligatures ns2:val="none"/>
+          <w14:ligatures w14:val="none"/>
         </w:rPr>
         <w:t xml:space="preserve">le </w:t>
       </w:r>
@@ -1614,7 +1540,7 @@
           <w:color w:val="000000"/>
           <w:kern w:val="0"/>
           <w:lang w:eastAsia="es-ES"/>
-          <ns2:ligatures ns2:val="none"/>
+          <w14:ligatures w14:val="none"/>
         </w:rPr>
         <w:t xml:space="preserve">ofreció la posibilidad de presentar la documentación requerida por medios virtuales. </w:t>
       </w:r>
@@ -1624,7 +1550,7 @@
           <w:color w:val="000000"/>
           <w:kern w:val="0"/>
           <w:lang w:eastAsia="es-ES"/>
-          <ns2:ligatures ns2:val="none"/>
+          <w14:ligatures w14:val="none"/>
         </w:rPr>
         <w:t>Debido a</w:t>
       </w:r>
@@ -1634,12 +1560,12 @@
           <w:color w:val="000000"/>
           <w:kern w:val="0"/>
           <w:lang w:eastAsia="es-ES"/>
-          <ns2:ligatures ns2:val="none"/>
+          <w14:ligatures w14:val="none"/>
         </w:rPr>
         <w:t xml:space="preserve"> su condición de paraplejia, se vio imposibilitado de realizar la entrega de manera presencial y debió recurrir, en reiteradas ocasiones, a un familiar para que realizara la presentación de la documentación exigida en su representación.</w:t>
       </w:r>
     </w:p>
-    <w:p ns2:paraId="667DBDCB" ns2:textId="77777777">
+    <w:p>
       <w:pPr>
         <w:tabs>
           <w:tab w:val="left" w:pos="1134"/>
@@ -1651,11 +1577,11 @@
           <w:color w:val="000000"/>
           <w:kern w:val="0"/>
           <w:lang w:eastAsia="es-ES"/>
-          <ns2:ligatures ns2:val="none"/>
-        </w:rPr>
-      </w:pPr>
-    </w:p>
-    <w:p ns2:paraId="44007BE6" ns2:textId="7D20D565">
+          <w14:ligatures w14:val="none"/>
+        </w:rPr>
+      </w:pPr>
+    </w:p>
+    <w:p>
       <w:pPr>
         <w:numPr>
           <w:ilvl w:val="1"/>
@@ -1673,7 +1599,7 @@
           <w:color w:val="000000"/>
           <w:kern w:val="0"/>
           <w:lang w:val="es-ES" w:eastAsia="es-ES"/>
-          <ns2:ligatures ns2:val="none"/>
+          <w14:ligatures w14:val="none"/>
         </w:rPr>
       </w:pPr>
       <w:r>
@@ -1682,7 +1608,7 @@
           <w:color w:val="000000"/>
           <w:kern w:val="0"/>
           <w:lang w:val="es-ES" w:eastAsia="es-ES"/>
-          <ns2:ligatures ns2:val="none"/>
+          <w14:ligatures w14:val="none"/>
         </w:rPr>
         <w:t xml:space="preserve">El señor [APELLIDO] solicitó, en calidad de medida correctiva, que La Positiva cumpla con otorgar la suma asegurada convenida en la Póliza 5701922 del Seguro de Protección de Tarjetas. Asimismo, requirió el reembolso de costos y costas del presente procedimiento.</w:t>
       </w:r>
@@ -1692,7 +1618,7 @@
           <w:color w:val="000000"/>
           <w:kern w:val="0"/>
           <w:lang w:val="es-ES" w:eastAsia="es-ES"/>
-          <ns2:ligatures ns2:val="none"/>
+          <w14:ligatures w14:val="none"/>
         </w:rPr>
         <w:t xml:space="preserve"/>
       </w:r>
@@ -1700,7 +1626,7 @@
         <w:rPr>
           <w:rFonts w:ascii="Arial Narrow" w:eastAsia="Calibri" w:hAnsi="Arial Narrow" w:cs="Arial"/>
           <w:kern w:val="0"/>
-          <ns2:ligatures ns2:val="none"/>
+          <w14:ligatures w14:val="none"/>
         </w:rPr>
         <w:t xml:space="preserve"/>
       </w:r>
@@ -1710,7 +1636,7 @@
           <w:color w:val="000000"/>
           <w:kern w:val="0"/>
           <w:lang w:val="es-ES" w:eastAsia="es-ES"/>
-          <ns2:ligatures ns2:val="none"/>
+          <w14:ligatures w14:val="none"/>
         </w:rPr>
         <w:t xml:space="preserve"/>
       </w:r>
@@ -1720,7 +1646,7 @@
           <w:color w:val="000000"/>
           <w:kern w:val="0"/>
           <w:lang w:val="es-ES" w:eastAsia="es-ES"/>
-          <ns2:ligatures ns2:val="none"/>
+          <w14:ligatures w14:val="none"/>
         </w:rPr>
         <w:t xml:space="preserve"/>
       </w:r>
@@ -1730,7 +1656,7 @@
           <w:color w:val="000000"/>
           <w:kern w:val="0"/>
           <w:lang w:val="es-ES" w:eastAsia="es-ES"/>
-          <ns2:ligatures ns2:val="none"/>
+          <w14:ligatures w14:val="none"/>
         </w:rPr>
         <w:t xml:space="preserve"/>
       </w:r>
@@ -1740,7 +1666,7 @@
           <w:color w:val="000000"/>
           <w:kern w:val="0"/>
           <w:lang w:eastAsia="es-ES"/>
-          <ns2:ligatures ns2:val="none"/>
+          <w14:ligatures w14:val="none"/>
         </w:rPr>
         <w:t xml:space="preserve"/>
       </w:r>
@@ -1750,7 +1676,7 @@
           <w:color w:val="000000"/>
           <w:kern w:val="0"/>
           <w:lang w:val="es-ES" w:eastAsia="es-ES"/>
-          <ns2:ligatures ns2:val="none"/>
+          <w14:ligatures w14:val="none"/>
         </w:rPr>
         <w:t xml:space="preserve"/>
       </w:r>
@@ -1760,7 +1686,7 @@
           <w:color w:val="000000"/>
           <w:kern w:val="0"/>
           <w:lang w:eastAsia="es-ES"/>
-          <ns2:ligatures ns2:val="none"/>
+          <w14:ligatures w14:val="none"/>
         </w:rPr>
         <w:t/>
       </w:r>
@@ -1770,12 +1696,12 @@
           <w:color w:val="000000"/>
           <w:kern w:val="0"/>
           <w:lang w:val="es-ES" w:eastAsia="es-ES"/>
-          <ns2:ligatures ns2:val="none"/>
+          <w14:ligatures w14:val="none"/>
         </w:rPr>
         <w:t/>
       </w:r>
     </w:p>
-    <w:p ns2:paraId="619E0710" ns2:textId="77777777">
+    <w:p>
       <w:pPr>
         <w:spacing w:after="0" w:line="240" w:lineRule="auto"/>
         <w:contextualSpacing/>
@@ -1786,11 +1712,11 @@
           <w:color w:val="000000"/>
           <w:kern w:val="0"/>
           <w:lang w:eastAsia="es-PE"/>
-          <ns2:ligatures ns2:val="none"/>
-        </w:rPr>
-      </w:pPr>
-    </w:p>
-    <w:p ns2:paraId="0681DFDC" ns2:textId="77777777">
+          <w14:ligatures w14:val="none"/>
+        </w:rPr>
+      </w:pPr>
+    </w:p>
+    <w:p>
       <w:pPr>
         <w:pStyle w:val="Prrafodelista"/>
         <w:numPr>
@@ -1810,22 +1736,22 @@
           <w:color w:val="000000"/>
           <w:kern w:val="0"/>
           <w:lang w:eastAsia="es-PE"/>
-          <ns2:ligatures ns2:val="none"/>
-        </w:rPr>
-      </w:pPr>
-      <w:r>
-        <w:rPr>
-          <w:rFonts w:ascii="Arial Narrow" w:eastAsia="Arial Narrow" w:hAnsi="Arial Narrow" w:cs="Arial Narrow"/>
-          <w:b/>
-          <w:color w:val="000000"/>
-          <w:kern w:val="0"/>
-          <w:lang w:eastAsia="es-PE"/>
-          <ns2:ligatures ns2:val="none"/>
+          <w14:ligatures w14:val="none"/>
+        </w:rPr>
+      </w:pPr>
+      <w:r>
+        <w:rPr>
+          <w:rFonts w:ascii="Arial Narrow" w:eastAsia="Arial Narrow" w:hAnsi="Arial Narrow" w:cs="Arial Narrow"/>
+          <w:b/>
+          <w:color w:val="000000"/>
+          <w:kern w:val="0"/>
+          <w:lang w:eastAsia="es-PE"/>
+          <w14:ligatures w14:val="none"/>
         </w:rPr>
         <w:t>DE LA ADMISIÓN A TRÁMITE DE LA DENUNCIA</w:t>
       </w:r>
     </w:p>
-    <w:p ns2:paraId="3F75B5BE" ns2:textId="77777777">
+    <w:p>
       <w:pPr>
         <w:spacing w:after="0" w:line="240" w:lineRule="auto"/>
         <w:ind w:left="567"/>
@@ -1837,11 +1763,11 @@
           <w:color w:val="000000"/>
           <w:kern w:val="0"/>
           <w:lang w:eastAsia="es-PE"/>
-          <ns2:ligatures ns2:val="none"/>
-        </w:rPr>
-      </w:pPr>
-    </w:p>
-    <w:p ns2:paraId="67CA11B7" ns2:textId="1007E48A">
+          <w14:ligatures w14:val="none"/>
+        </w:rPr>
+      </w:pPr>
+    </w:p>
+    <w:p>
       <w:pPr>
         <w:pStyle w:val="Prrafodelista"/>
         <w:numPr>
@@ -1854,7 +1780,7 @@
         <w:rPr>
           <w:rFonts w:ascii="Arial Narrow" w:eastAsia="Arial Narrow" w:hAnsi="Arial Narrow" w:cs="Arial Narrow"/>
           <w:kern w:val="0"/>
-          <ns2:ligatures ns2:val="none"/>
+          <w14:ligatures w14:val="none"/>
         </w:rPr>
       </w:pPr>
       <w:bookmarkStart w:id="1" w:name="_Hlk140755208"/>
@@ -1866,7 +1792,7 @@
           <w:color w:val="000000"/>
           <w:kern w:val="0"/>
           <w:lang w:eastAsia="es-PE"/>
-          <ns2:ligatures ns2:val="none"/>
+          <w14:ligatures w14:val="none"/>
         </w:rPr>
         <w:t xml:space="preserve">La </w:t>
       </w:r>
@@ -1876,7 +1802,7 @@
           <w:color w:val="000000"/>
           <w:kern w:val="0"/>
           <w:lang w:eastAsia="es-PE"/>
-          <ns2:ligatures ns2:val="none"/>
+          <w14:ligatures w14:val="none"/>
         </w:rPr>
         <w:t>Secretaría Técnica de la Comisión de Protección al Consumidor 1 (en adelante, la Secretaría Técnica)</w:t>
       </w:r>
@@ -1886,7 +1812,7 @@
           <w:color w:val="000000"/>
           <w:kern w:val="0"/>
           <w:lang w:eastAsia="es-PE"/>
-          <ns2:ligatures ns2:val="none"/>
+          <w14:ligatures w14:val="none"/>
         </w:rPr>
         <w:t>, en ejercicio de sus facultades</w:t>
       </w:r>
@@ -1899,7 +1825,7 @@
           <w:rFonts w:ascii="Arial Narrow" w:eastAsia="Arial Narrow" w:hAnsi="Arial Narrow" w:cs="Arial Narrow"/>
           <w:kern w:val="0"/>
           <w:vertAlign w:val="superscript"/>
-          <ns2:ligatures ns2:val="none"/>
+          <w14:ligatures w14:val="none"/>
         </w:rPr>
         <w:footnoteReference w:id="3"/>
       </w:r>
@@ -1909,7 +1835,7 @@
           <w:color w:val="000000"/>
           <w:kern w:val="0"/>
           <w:lang w:eastAsia="es-PE"/>
-          <ns2:ligatures ns2:val="none"/>
+          <w14:ligatures w14:val="none"/>
         </w:rPr>
         <w:t xml:space="preserve">, considera </w:t>
       </w:r>
@@ -1917,7 +1843,7 @@
         <w:rPr>
           <w:rFonts w:ascii="Arial Narrow" w:eastAsia="Arial Narrow" w:hAnsi="Arial Narrow" w:cs="Arial Narrow"/>
           <w:kern w:val="0"/>
-          <ns2:ligatures ns2:val="none"/>
+          <w14:ligatures w14:val="none"/>
         </w:rPr>
         <w:t xml:space="preserve">que el hecho denunciado, consistente en que </w:t>
       </w:r>
@@ -1928,7 +1854,7 @@
           <w:kern w:val="0"/>
           <w:shd w:val="clear" w:color="auto" w:fill="FFFFFF"/>
           <w:lang w:eastAsia="es-PE"/>
-          <ns2:ligatures ns2:val="none"/>
+          <w14:ligatures w14:val="none"/>
         </w:rPr>
         <w:t>la compañía aseguradora habría requerido indebidamente al denunciante un informe de resonancia magnética y rayos X próximos al evento del 16 de octubre de 2023 en virtud de la cobertura del Seguro de Tarjeta Protegida - Póliza Soles 5701922, pese a no contar con dicha información</w:t>
       </w:r>
@@ -1938,7 +1864,7 @@
           <w:color w:val="000000"/>
           <w:kern w:val="0"/>
           <w:lang w:eastAsia="es-PE"/>
-          <ns2:ligatures ns2:val="none"/>
+          <w14:ligatures w14:val="none"/>
         </w:rPr>
         <w:t xml:space="preserve">. </w:t>
       </w:r>
@@ -1949,7 +1875,7 @@
           <w:color w:val="000000"/>
           <w:kern w:val="0"/>
           <w:lang w:eastAsia="es-PE"/>
-          <ns2:ligatures ns2:val="none"/>
+          <w14:ligatures w14:val="none"/>
         </w:rPr>
         <w:t>Por consiguiente, corresponde calificar el hecho materia de denuncia como una presunta infracción al deber de</w:t>
       </w:r>
@@ -1960,7 +1886,7 @@
           <w:color w:val="000000"/>
           <w:kern w:val="0"/>
           <w:lang w:eastAsia="es-PE"/>
-          <ns2:ligatures ns2:val="none"/>
+          <w14:ligatures w14:val="none"/>
         </w:rPr>
         <w:t xml:space="preserve"> </w:t>
       </w:r>
@@ -1971,7 +1897,7 @@
           <w:color w:val="000000"/>
           <w:kern w:val="0"/>
           <w:lang w:eastAsia="es-PE"/>
-          <ns2:ligatures ns2:val="none"/>
+          <w14:ligatures w14:val="none"/>
         </w:rPr>
         <w:t>protección contra los métodos comerciales</w:t>
       </w:r>
@@ -1982,7 +1908,7 @@
           <w:color w:val="000000"/>
           <w:kern w:val="0"/>
           <w:lang w:eastAsia="es-PE"/>
-          <ns2:ligatures ns2:val="none"/>
+          <w14:ligatures w14:val="none"/>
         </w:rPr>
         <w:t xml:space="preserve">, tipificado en </w:t>
       </w:r>
@@ -1993,7 +1919,7 @@
           <w:kern w:val="0"/>
           <w:shd w:val="clear" w:color="auto" w:fill="FFFFFF"/>
           <w:lang w:eastAsia="es-PE"/>
-          <ns2:ligatures ns2:val="none"/>
+          <w14:ligatures w14:val="none"/>
         </w:rPr>
         <w:t>literal g) del artículo 56</w:t>
       </w:r>
@@ -2004,7 +1930,7 @@
           <w:kern w:val="0"/>
           <w:shd w:val="clear" w:color="auto" w:fill="FFFFFF"/>
           <w:lang w:eastAsia="es-PE"/>
-          <ns2:ligatures ns2:val="none"/>
+          <w14:ligatures w14:val="none"/>
         </w:rPr>
         <w:t xml:space="preserve"> </w:t>
       </w:r>
@@ -2015,7 +1941,7 @@
           <w:color w:val="000000"/>
           <w:kern w:val="0"/>
           <w:lang w:eastAsia="es-PE"/>
-          <ns2:ligatures ns2:val="none"/>
+          <w14:ligatures w14:val="none"/>
         </w:rPr>
         <w:t>del Código</w:t>
       </w:r>
@@ -2034,7 +1960,7 @@
           <w:color w:val="000000"/>
           <w:kern w:val="0"/>
           <w:lang w:eastAsia="es-PE"/>
-          <ns2:ligatures ns2:val="none"/>
+          <w14:ligatures w14:val="none"/>
         </w:rPr>
         <w:t>.</w:t>
       </w:r>
@@ -2045,23 +1971,23 @@
           <w:color w:val="000000"/>
           <w:kern w:val="0"/>
           <w:lang w:eastAsia="es-PE"/>
-          <ns2:ligatures ns2:val="none"/>
+          <w14:ligatures w14:val="none"/>
         </w:rPr>
         <w:t xml:space="preserve"> </w:t>
       </w:r>
     </w:p>
-    <w:p ns2:paraId="4E169470" ns2:textId="77777777">
-      <w:pPr>
-        <w:spacing w:after="0" w:line="240" w:lineRule="auto"/>
-        <w:jc w:val="both"/>
-        <w:rPr>
-          <w:rFonts w:ascii="Arial Narrow" w:eastAsia="Arial Narrow" w:hAnsi="Arial Narrow" w:cs="Arial Narrow"/>
-          <w:kern w:val="0"/>
-          <ns2:ligatures ns2:val="none"/>
-        </w:rPr>
-      </w:pPr>
-    </w:p>
-    <w:p ns2:paraId="2847E956" ns2:textId="72A8DA2A">
+    <w:p>
+      <w:pPr>
+        <w:spacing w:after="0" w:line="240" w:lineRule="auto"/>
+        <w:jc w:val="both"/>
+        <w:rPr>
+          <w:rFonts w:ascii="Arial Narrow" w:eastAsia="Arial Narrow" w:hAnsi="Arial Narrow" w:cs="Arial Narrow"/>
+          <w:kern w:val="0"/>
+          <w14:ligatures w14:val="none"/>
+        </w:rPr>
+      </w:pPr>
+    </w:p>
+    <w:p>
       <w:pPr>
         <w:pStyle w:val="Prrafodelista"/>
         <w:numPr>
@@ -2074,7 +2000,7 @@
         <w:rPr>
           <w:rFonts w:ascii="Arial Narrow" w:eastAsia="Arial Narrow" w:hAnsi="Arial Narrow" w:cs="Arial Narrow"/>
           <w:kern w:val="0"/>
-          <ns2:ligatures ns2:val="none"/>
+          <w14:ligatures w14:val="none"/>
         </w:rPr>
       </w:pPr>
       <w:r>
@@ -2084,7 +2010,7 @@
           <w:color w:val="000000"/>
           <w:kern w:val="0"/>
           <w:lang w:eastAsia="es-PE"/>
-          <ns2:ligatures ns2:val="none"/>
+          <w14:ligatures w14:val="none"/>
         </w:rPr>
         <w:t>Además,</w:t>
       </w:r>
@@ -2092,7 +2018,7 @@
         <w:rPr>
           <w:rFonts w:ascii="Arial Narrow" w:eastAsia="Arial Narrow" w:hAnsi="Arial Narrow" w:cs="Arial Narrow"/>
           <w:kern w:val="0"/>
-          <ns2:ligatures ns2:val="none"/>
+          <w14:ligatures w14:val="none"/>
         </w:rPr>
         <w:t xml:space="preserve"> la Secretaría Técnica, en ejercicio de sus facultades, </w:t>
       </w:r>
@@ -2102,7 +2028,7 @@
           <w:color w:val="000000"/>
           <w:kern w:val="0"/>
           <w:lang w:eastAsia="es-PE"/>
-          <ns2:ligatures ns2:val="none"/>
+          <w14:ligatures w14:val="none"/>
         </w:rPr>
         <w:t xml:space="preserve">considera </w:t>
       </w:r>
@@ -2110,7 +2036,7 @@
         <w:rPr>
           <w:rFonts w:ascii="Arial Narrow" w:eastAsia="Arial Narrow" w:hAnsi="Arial Narrow" w:cs="Arial"/>
           <w:kern w:val="0"/>
-          <ns2:ligatures ns2:val="none"/>
+          <w14:ligatures w14:val="none"/>
         </w:rPr>
         <w:t xml:space="preserve">que el hecho denunciado, consistente en que </w:t>
       </w:r>
@@ -2118,7 +2044,7 @@
         <w:rPr>
           <w:rFonts w:ascii="Arial Narrow" w:eastAsia="Arial Narrow" w:hAnsi="Arial Narrow" w:cs="Arial Narrow"/>
           <w:kern w:val="0"/>
-          <ns2:ligatures ns2:val="none"/>
+          <w14:ligatures w14:val="none"/>
         </w:rPr>
         <w:t>la compañía aseguradora habría tenido un trato discriminatorio con el denunciante, al no brindarle la facilidad de presentar documentación para activar su seguro a través de canales virtuales, pese a que conocía de su incapacidad</w:t>
       </w:r>
@@ -2128,7 +2054,7 @@
           <w:color w:val="000000"/>
           <w:kern w:val="0"/>
           <w:lang w:eastAsia="es-PE"/>
-          <ns2:ligatures ns2:val="none"/>
+          <w14:ligatures w14:val="none"/>
         </w:rPr>
         <w:t xml:space="preserve">. Por </w:t>
       </w:r>
@@ -2138,7 +2064,7 @@
           <w:color w:val="000000"/>
           <w:kern w:val="0"/>
           <w:lang w:eastAsia="es-PE"/>
-          <ns2:ligatures ns2:val="none"/>
+          <w14:ligatures w14:val="none"/>
         </w:rPr>
         <w:t xml:space="preserve">consiguiente, corresponde calificar el hecho materia de denuncia como una presunta infracción al </w:t>
       </w:r>
@@ -2149,7 +2075,7 @@
           <w:kern w:val="0"/>
           <w:shd w:val="clear" w:color="auto" w:fill="FFFFFF"/>
           <w:lang w:eastAsia="es-PE"/>
-          <ns2:ligatures ns2:val="none"/>
+          <w14:ligatures w14:val="none"/>
         </w:rPr>
         <w:t>a</w:t>
       </w:r>
@@ -2160,7 +2086,7 @@
           <w:kern w:val="0"/>
           <w:shd w:val="clear" w:color="auto" w:fill="FFFFFF"/>
           <w:lang w:eastAsia="es-PE"/>
-          <ns2:ligatures ns2:val="none"/>
+          <w14:ligatures w14:val="none"/>
         </w:rPr>
         <w:t>rtículo 38</w:t>
       </w:r>
@@ -2171,7 +2097,7 @@
           <w:kern w:val="0"/>
           <w:shd w:val="clear" w:color="auto" w:fill="FFFFFF"/>
           <w:lang w:eastAsia="es-PE"/>
-          <ns2:ligatures ns2:val="none"/>
+          <w14:ligatures w14:val="none"/>
         </w:rPr>
         <w:t/>
       </w:r>
@@ -2182,7 +2108,7 @@
           <w:kern w:val="0"/>
           <w:shd w:val="clear" w:color="auto" w:fill="FFFFFF"/>
           <w:lang w:eastAsia="es-PE"/>
-          <ns2:ligatures ns2:val="none"/>
+          <w14:ligatures w14:val="none"/>
         </w:rPr>
         <w:t xml:space="preserve"> del </w:t>
       </w:r>
@@ -2190,7 +2116,7 @@
         <w:rPr>
           <w:rFonts w:ascii="Arial Narrow" w:eastAsia="Arial Narrow" w:hAnsi="Arial Narrow" w:cs="Arial Narrow"/>
           <w:kern w:val="0"/>
-          <ns2:ligatures ns2:val="none"/>
+          <w14:ligatures w14:val="none"/>
         </w:rPr>
         <w:t>Código</w:t>
       </w:r>
@@ -2200,7 +2126,7 @@
           <w:rFonts w:ascii="Arial Narrow" w:eastAsia="Arial Narrow" w:hAnsi="Arial Narrow" w:cs="Arial"/>
           <w:kern w:val="0"/>
           <w:vertAlign w:val="superscript"/>
-          <ns2:ligatures ns2:val="none"/>
+          <w14:ligatures w14:val="none"/>
         </w:rPr>
         <w:footnoteReference w:id="5"/>
       </w:r>
@@ -2208,12 +2134,12 @@
         <w:rPr>
           <w:rFonts w:ascii="Arial Narrow" w:eastAsia="Arial Narrow" w:hAnsi="Arial Narrow" w:cs="Arial Narrow"/>
           <w:kern w:val="0"/>
-          <ns2:ligatures ns2:val="none"/>
+          <w14:ligatures w14:val="none"/>
         </w:rPr>
         <w:t>.</w:t>
       </w:r>
     </w:p>
-    <w:p ns2:paraId="4F1E88E9" ns2:textId="77777777">
+    <w:p>
       <w:pPr>
         <w:pStyle w:val="Prrafodelista"/>
         <w:spacing w:after="0" w:line="240" w:lineRule="auto"/>
@@ -2223,11 +2149,11 @@
           <w:rFonts w:ascii="Arial Narrow" w:eastAsia="Calibri" w:hAnsi="Arial Narrow" w:cs="Arial Narrow"/>
           <w:kern w:val="0"/>
           <w:lang w:eastAsia="es-PE"/>
-          <ns2:ligatures ns2:val="none"/>
-        </w:rPr>
-      </w:pPr>
-    </w:p>
-    <w:p ns2:paraId="53370C61" ns2:textId="1B55B3A6">
+          <w14:ligatures w14:val="none"/>
+        </w:rPr>
+      </w:pPr>
+    </w:p>
+    <w:p>
       <w:pPr>
         <w:pStyle w:val="Prrafodelista"/>
         <w:numPr>
@@ -2241,7 +2167,7 @@
           <w:rFonts w:ascii="Arial Narrow" w:eastAsia="Calibri" w:hAnsi="Arial Narrow" w:cs="Arial Narrow"/>
           <w:kern w:val="0"/>
           <w:lang w:eastAsia="es-PE"/>
-          <ns2:ligatures ns2:val="none"/>
+          <w14:ligatures w14:val="none"/>
         </w:rPr>
       </w:pPr>
       <w:r>
@@ -2250,7 +2176,7 @@
           <w:color w:val="000000"/>
           <w:kern w:val="0"/>
           <w:lang w:eastAsia="es-PE"/>
-          <ns2:ligatures ns2:val="none"/>
+          <w14:ligatures w14:val="none"/>
         </w:rPr>
         <w:t>En tanto la denuncia reúne los requisitos establecidos por la norma citada, corresponde admitirla a trámite</w:t>
       </w:r>
@@ -2260,7 +2186,7 @@
           <w:rFonts w:ascii="Arial Narrow" w:eastAsia="Arial Narrow" w:hAnsi="Arial Narrow" w:cs="Arial Narrow"/>
           <w:kern w:val="0"/>
           <w:vertAlign w:val="superscript"/>
-          <ns2:ligatures ns2:val="none"/>
+          <w14:ligatures w14:val="none"/>
         </w:rPr>
         <w:footnoteReference w:id="6"/>
       </w:r>
@@ -2270,12 +2196,12 @@
           <w:color w:val="000000"/>
           <w:kern w:val="0"/>
           <w:lang w:eastAsia="es-PE"/>
-          <ns2:ligatures ns2:val="none"/>
+          <w14:ligatures w14:val="none"/>
         </w:rPr>
         <w:t>.</w:t>
       </w:r>
     </w:p>
-    <w:p ns2:paraId="01E2C693" ns2:textId="77777777">
+    <w:p>
       <w:pPr>
         <w:spacing w:after="0" w:line="240" w:lineRule="auto"/>
         <w:ind w:left="567"/>
@@ -2286,11 +2212,11 @@
           <w:color w:val="000000"/>
           <w:kern w:val="0"/>
           <w:lang w:eastAsia="es-PE"/>
-          <ns2:ligatures ns2:val="none"/>
-        </w:rPr>
-      </w:pPr>
-    </w:p>
-    <w:p ns2:paraId="73E8A701" ns2:textId="3D37939B">
+          <w14:ligatures w14:val="none"/>
+        </w:rPr>
+      </w:pPr>
+    </w:p>
+    <w:p>
       <w:pPr>
         <w:pStyle w:val="Prrafodelista"/>
         <w:numPr>
@@ -2310,17 +2236,17 @@
           <w:color w:val="000000"/>
           <w:kern w:val="0"/>
           <w:lang w:eastAsia="es-PE"/>
-          <ns2:ligatures ns2:val="none"/>
-        </w:rPr>
-      </w:pPr>
-      <w:r>
-        <w:rPr>
-          <w:rFonts w:ascii="Arial Narrow" w:eastAsia="Arial Narrow" w:hAnsi="Arial Narrow" w:cs="Arial Narrow"/>
-          <w:b/>
-          <w:color w:val="000000"/>
-          <w:kern w:val="0"/>
-          <w:lang w:eastAsia="es-PE"/>
-          <ns2:ligatures ns2:val="none"/>
+          <w14:ligatures w14:val="none"/>
+        </w:rPr>
+      </w:pPr>
+      <w:r>
+        <w:rPr>
+          <w:rFonts w:ascii="Arial Narrow" w:eastAsia="Arial Narrow" w:hAnsi="Arial Narrow" w:cs="Arial Narrow"/>
+          <w:b/>
+          <w:color w:val="000000"/>
+          <w:kern w:val="0"/>
+          <w:lang w:eastAsia="es-PE"/>
+          <w14:ligatures w14:val="none"/>
         </w:rPr>
         <w:t>REQUERIMIENTO DE INFORMACI</w:t>
       </w:r>
@@ -2331,7 +2257,7 @@
           <w:color w:val="000000"/>
           <w:kern w:val="0"/>
           <w:lang w:eastAsia="es-PE"/>
-          <ns2:ligatures ns2:val="none"/>
+          <w14:ligatures w14:val="none"/>
         </w:rPr>
         <w:t>Ó</w:t>
       </w:r>
@@ -2342,12 +2268,12 @@
           <w:color w:val="000000"/>
           <w:kern w:val="0"/>
           <w:lang w:eastAsia="es-PE"/>
-          <ns2:ligatures ns2:val="none"/>
+          <w14:ligatures w14:val="none"/>
         </w:rPr>
         <w:t>N</w:t>
       </w:r>
     </w:p>
-    <w:p ns2:paraId="3F5BB4A5" ns2:textId="77777777">
+    <w:p>
       <w:pPr>
         <w:spacing w:after="0" w:line="240" w:lineRule="auto"/>
         <w:jc w:val="both"/>
@@ -2356,11 +2282,11 @@
           <w:color w:val="000000"/>
           <w:kern w:val="0"/>
           <w:lang w:val="es-ES" w:eastAsia="es-ES"/>
-          <ns2:ligatures ns2:val="none"/>
-        </w:rPr>
-      </w:pPr>
-    </w:p>
-    <w:p ns2:paraId="3C2E0245" ns2:textId="4E8D8EA2">
+          <w14:ligatures w14:val="none"/>
+        </w:rPr>
+      </w:pPr>
+    </w:p>
+    <w:p>
       <w:pPr>
         <w:pStyle w:val="Prrafodelista"/>
         <w:numPr>
@@ -2375,7 +2301,7 @@
           <w:color w:val="000000"/>
           <w:kern w:val="0"/>
           <w:lang w:val="es-ES" w:eastAsia="es-ES"/>
-          <ns2:ligatures ns2:val="none"/>
+          <w14:ligatures w14:val="none"/>
         </w:rPr>
       </w:pPr>
       <w:r>
@@ -2384,7 +2310,7 @@
           <w:color w:val="000000"/>
           <w:kern w:val="0"/>
           <w:lang w:val="es-ES" w:eastAsia="es-ES"/>
-          <ns2:ligatures ns2:val="none"/>
+          <w14:ligatures w14:val="none"/>
         </w:rPr>
         <w:t xml:space="preserve">A efectos de tener mayores elementos que sirvan para la resolución definitiva del presente caso, la Secretaría Técnica, en ejercicio de las facultades que la ley </w:t>
       </w:r>
@@ -2394,7 +2320,7 @@
           <w:color w:val="000000"/>
           <w:kern w:val="0"/>
           <w:lang w:val="es-ES" w:eastAsia="es-ES"/>
-          <ns2:ligatures ns2:val="none"/>
+          <w14:ligatures w14:val="none"/>
         </w:rPr>
         <w:t>le confiere, conviene requerir al proveedor denunciado que, en un plazo no mayor de cinco (5) dí</w:t>
       </w:r>
@@ -2404,7 +2330,7 @@
           <w:color w:val="000000"/>
           <w:kern w:val="0"/>
           <w:lang w:val="es-ES" w:eastAsia="es-ES"/>
-          <ns2:ligatures ns2:val="none"/>
+          <w14:ligatures w14:val="none"/>
         </w:rPr>
         <w:t xml:space="preserve">as hábiles contado a partir del día siguiente de la notificación de la presente resolución, cumpla con lo siguiente: </w:t>
       </w:r>
@@ -2414,7 +2340,7 @@
           <w:color w:val="000000"/>
           <w:kern w:val="0"/>
           <w:lang w:val="es-ES" w:eastAsia="es-ES"/>
-          <ns2:ligatures ns2:val="none"/>
+          <w14:ligatures w14:val="none"/>
         </w:rPr>
         <w:t xml:space="preserve">(i) presentar una copia debidamente suscrita de la Póliza Soles </w:t>
       </w:r>
@@ -2424,7 +2350,7 @@
           <w:color w:val="000000"/>
           <w:kern w:val="0"/>
           <w:lang w:val="es-ES" w:eastAsia="es-ES"/>
-          <ns2:ligatures ns2:val="none"/>
+          <w14:ligatures w14:val="none"/>
         </w:rPr>
         <w:t>5701922</w:t>
       </w:r>
@@ -2434,7 +2360,7 @@
           <w:color w:val="000000"/>
           <w:kern w:val="0"/>
           <w:lang w:val="es-ES" w:eastAsia="es-ES"/>
-          <ns2:ligatures ns2:val="none"/>
+          <w14:ligatures w14:val="none"/>
         </w:rPr>
         <w:t xml:space="preserve"> </w:t>
       </w:r>
@@ -2444,7 +2370,7 @@
           <w:color w:val="000000"/>
           <w:kern w:val="0"/>
           <w:lang w:val="es-ES" w:eastAsia="es-ES"/>
-          <ns2:ligatures ns2:val="none"/>
+          <w14:ligatures w14:val="none"/>
         </w:rPr>
         <w:t>del Seguro de protección de tarjetas materia de denuncia; y, (</w:t>
       </w:r>
@@ -2455,7 +2381,7 @@
           <w:color w:val="000000"/>
           <w:kern w:val="0"/>
           <w:lang w:val="es-ES" w:eastAsia="es-ES"/>
-          <ns2:ligatures ns2:val="none"/>
+          <w14:ligatures w14:val="none"/>
         </w:rPr>
         <w:t>ii</w:t>
       </w:r>
@@ -2466,7 +2392,7 @@
           <w:color w:val="000000"/>
           <w:kern w:val="0"/>
           <w:lang w:val="es-ES" w:eastAsia="es-ES"/>
-          <ns2:ligatures ns2:val="none"/>
+          <w14:ligatures w14:val="none"/>
         </w:rPr>
         <w:t>) presentar todas las comunicaciones cursadas con el denunciante en virtud del hecho materia de denuncia</w:t>
       </w:r>
@@ -2476,7 +2402,7 @@
           <w:color w:val="000000"/>
           <w:kern w:val="0"/>
           <w:lang w:val="es-ES" w:eastAsia="es-ES"/>
-          <ns2:ligatures ns2:val="none"/>
+          <w14:ligatures w14:val="none"/>
         </w:rPr>
         <w:t>.</w:t>
       </w:r>
@@ -2486,12 +2412,12 @@
           <w:color w:val="000000"/>
           <w:kern w:val="0"/>
           <w:lang w:eastAsia="es-ES"/>
-          <ns2:ligatures ns2:val="none"/>
+          <w14:ligatures w14:val="none"/>
         </w:rPr>
         <w:t xml:space="preserve"> </w:t>
       </w:r>
     </w:p>
-    <w:p ns2:paraId="4C19F339" ns2:textId="77777777">
+    <w:p>
       <w:pPr>
         <w:pStyle w:val="Prrafodelista"/>
         <w:spacing w:after="0" w:line="240" w:lineRule="auto"/>
@@ -2502,11 +2428,11 @@
           <w:color w:val="000000"/>
           <w:kern w:val="0"/>
           <w:lang w:val="es-ES" w:eastAsia="es-ES"/>
-          <ns2:ligatures ns2:val="none"/>
-        </w:rPr>
-      </w:pPr>
-    </w:p>
-    <w:p ns2:paraId="1A94A99A" ns2:textId="77777777">
+          <w14:ligatures w14:val="none"/>
+        </w:rPr>
+      </w:pPr>
+    </w:p>
+    <w:p>
       <w:pPr>
         <w:pStyle w:val="Prrafodelista"/>
         <w:numPr>
@@ -2526,17 +2452,17 @@
           <w:color w:val="000000"/>
           <w:kern w:val="0"/>
           <w:lang w:eastAsia="es-PE"/>
-          <ns2:ligatures ns2:val="none"/>
-        </w:rPr>
-      </w:pPr>
-      <w:r>
-        <w:rPr>
-          <w:rFonts w:ascii="Arial Narrow" w:eastAsia="Arial Narrow" w:hAnsi="Arial Narrow" w:cs="Arial Narrow"/>
-          <w:b/>
-          <w:color w:val="000000"/>
-          <w:kern w:val="0"/>
-          <w:lang w:eastAsia="es-PE"/>
-          <ns2:ligatures ns2:val="none"/>
+          <w14:ligatures w14:val="none"/>
+        </w:rPr>
+      </w:pPr>
+      <w:r>
+        <w:rPr>
+          <w:rFonts w:ascii="Arial Narrow" w:eastAsia="Arial Narrow" w:hAnsi="Arial Narrow" w:cs="Arial Narrow"/>
+          <w:b/>
+          <w:color w:val="000000"/>
+          <w:kern w:val="0"/>
+          <w:lang w:eastAsia="es-PE"/>
+          <w14:ligatures w14:val="none"/>
         </w:rPr>
         <w:t>RESO</w:t>
       </w:r>
@@ -2547,26 +2473,26 @@
           <w:color w:val="000000"/>
           <w:kern w:val="0"/>
           <w:lang w:eastAsia="es-PE"/>
-          <ns2:ligatures ns2:val="none"/>
+          <w14:ligatures w14:val="none"/>
         </w:rPr>
         <w:t xml:space="preserve">LUCIÓN DE LA SECRETARÍA TÉCNICA </w:t>
       </w:r>
     </w:p>
-    <w:p ns2:paraId="543B2EE5" ns2:textId="77777777">
-      <w:pPr>
-        <w:spacing w:after="0" w:line="240" w:lineRule="auto"/>
-        <w:jc w:val="both"/>
-        <w:rPr>
-          <w:rFonts w:ascii="Arial Narrow" w:eastAsia="Arial Narrow" w:hAnsi="Arial Narrow" w:cs="Arial Narrow"/>
-          <w:b/>
-          <w:color w:val="000000"/>
-          <w:kern w:val="0"/>
-          <w:lang w:eastAsia="es-PE"/>
-          <ns2:ligatures ns2:val="none"/>
-        </w:rPr>
-      </w:pPr>
-    </w:p>
-    <w:p ns2:paraId="61A4B8C2" ns2:textId="77777777">
+    <w:p>
+      <w:pPr>
+        <w:spacing w:after="0" w:line="240" w:lineRule="auto"/>
+        <w:jc w:val="both"/>
+        <w:rPr>
+          <w:rFonts w:ascii="Arial Narrow" w:eastAsia="Arial Narrow" w:hAnsi="Arial Narrow" w:cs="Arial Narrow"/>
+          <w:b/>
+          <w:color w:val="000000"/>
+          <w:kern w:val="0"/>
+          <w:lang w:eastAsia="es-PE"/>
+          <w14:ligatures w14:val="none"/>
+        </w:rPr>
+      </w:pPr>
+    </w:p>
+    <w:p>
       <w:pPr>
         <w:spacing w:after="0" w:line="240" w:lineRule="auto"/>
         <w:jc w:val="both"/>
@@ -2576,17 +2502,17 @@
           <w:kern w:val="0"/>
           <w:shd w:val="clear" w:color="auto" w:fill="FFFFFF"/>
           <w:lang w:eastAsia="es-PE"/>
-          <ns2:ligatures ns2:val="none"/>
-        </w:rPr>
-      </w:pPr>
-      <w:r>
-        <w:rPr>
-          <w:rFonts w:ascii="Arial Narrow" w:eastAsia="Arial Narrow" w:hAnsi="Arial Narrow" w:cs="Arial Narrow"/>
-          <w:b/>
-          <w:color w:val="000000"/>
-          <w:kern w:val="0"/>
-          <w:lang w:eastAsia="es-PE"/>
-          <ns2:ligatures ns2:val="none"/>
+          <w14:ligatures w14:val="none"/>
+        </w:rPr>
+      </w:pPr>
+      <w:r>
+        <w:rPr>
+          <w:rFonts w:ascii="Arial Narrow" w:eastAsia="Arial Narrow" w:hAnsi="Arial Narrow" w:cs="Arial Narrow"/>
+          <w:b/>
+          <w:color w:val="000000"/>
+          <w:kern w:val="0"/>
+          <w:lang w:eastAsia="es-PE"/>
+          <w14:ligatures w14:val="none"/>
         </w:rPr>
         <w:t xml:space="preserve">PRIMERO: admitir a trámite la denuncia del 12 de marzo de 2025 interpuesta por el señor [DENUNCIANTE] contra La Positiva Seguros y Reaseguros S.A., por lo siguiente:</w:t>
       </w:r>
@@ -2597,7 +2523,7 @@
           <w:kern w:val="0"/>
           <w:shd w:val="clear" w:color="auto" w:fill="FFFFFF"/>
           <w:lang w:eastAsia="es-PE"/>
-          <ns2:ligatures ns2:val="none"/>
+          <w14:ligatures w14:val="none"/>
         </w:rPr>
         <w:t xml:space="preserve"/>
       </w:r>
@@ -2607,7 +2533,7 @@
           <w:color w:val="000000"/>
           <w:kern w:val="0"/>
           <w:lang w:val="es-ES" w:eastAsia="es-ES"/>
-          <ns2:ligatures ns2:val="none"/>
+          <w14:ligatures w14:val="none"/>
         </w:rPr>
         <w:t xml:space="preserve"/>
       </w:r>
@@ -2618,7 +2544,7 @@
           <w:kern w:val="0"/>
           <w:shd w:val="clear" w:color="auto" w:fill="FFFFFF"/>
           <w:lang w:eastAsia="es-PE"/>
-          <ns2:ligatures ns2:val="none"/>
+          <w14:ligatures w14:val="none"/>
         </w:rPr>
         <w:t xml:space="preserve"/>
       </w:r>
@@ -2630,7 +2556,7 @@
           <w:kern w:val="0"/>
           <w:shd w:val="clear" w:color="auto" w:fill="FFFFFF"/>
           <w:lang w:eastAsia="es-PE"/>
-          <ns2:ligatures ns2:val="none"/>
+          <w14:ligatures w14:val="none"/>
         </w:rPr>
         <w:t/>
       </w:r>
@@ -2642,7 +2568,7 @@
           <w:kern w:val="0"/>
           <w:shd w:val="clear" w:color="auto" w:fill="FFFFFF"/>
           <w:lang w:eastAsia="es-PE"/>
-          <ns2:ligatures ns2:val="none"/>
+          <w14:ligatures w14:val="none"/>
         </w:rPr>
         <w:t xml:space="preserve"/>
       </w:r>
@@ -2654,7 +2580,7 @@
           <w:kern w:val="0"/>
           <w:shd w:val="clear" w:color="auto" w:fill="FFFFFF"/>
           <w:lang w:eastAsia="es-PE"/>
-          <ns2:ligatures ns2:val="none"/>
+          <w14:ligatures w14:val="none"/>
         </w:rPr>
         <w:t/>
       </w:r>
@@ -2666,7 +2592,7 @@
           <w:kern w:val="0"/>
           <w:shd w:val="clear" w:color="auto" w:fill="FFFFFF"/>
           <w:lang w:eastAsia="es-PE"/>
-          <ns2:ligatures ns2:val="none"/>
+          <w14:ligatures w14:val="none"/>
         </w:rPr>
         <w:t xml:space="preserve"/>
       </w:r>
@@ -2677,7 +2603,7 @@
           <w:kern w:val="0"/>
           <w:shd w:val="clear" w:color="auto" w:fill="FFFFFF"/>
           <w:lang w:eastAsia="es-PE"/>
-          <ns2:ligatures ns2:val="none"/>
+          <w14:ligatures w14:val="none"/>
         </w:rPr>
         <w:t xml:space="preserve"/>
       </w:r>
@@ -2695,7 +2621,7 @@
           <w:kern w:val="0"/>
           <w:shd w:val="clear" w:color="auto" w:fill="FFFFFF"/>
           <w:lang w:eastAsia="es-PE"/>
-          <ns2:ligatures ns2:val="none"/>
+          <w14:ligatures w14:val="none"/>
         </w:rPr>
         <w:t/>
       </w:r>
@@ -2706,12 +2632,12 @@
           <w:kern w:val="0"/>
           <w:shd w:val="clear" w:color="auto" w:fill="FFFFFF"/>
           <w:lang w:eastAsia="es-PE"/>
-          <ns2:ligatures ns2:val="none"/>
+          <w14:ligatures w14:val="none"/>
         </w:rPr>
         <w:t/>
       </w:r>
     </w:p>
-    <w:p ns2:paraId="4117E2A2" ns2:textId="77777777">
+    <w:p>
       <w:pPr>
         <w:spacing w:after="0" w:line="240" w:lineRule="auto"/>
         <w:jc w:val="both"/>
@@ -2721,11 +2647,11 @@
           <w:kern w:val="0"/>
           <w:shd w:val="clear" w:color="auto" w:fill="FFFFFF"/>
           <w:lang w:eastAsia="es-PE"/>
-          <ns2:ligatures ns2:val="none"/>
-        </w:rPr>
-      </w:pPr>
-    </w:p>
-    <w:p ns2:paraId="6B35A4B1" ns2:textId="7FDBF21C">
+          <w14:ligatures w14:val="none"/>
+        </w:rPr>
+      </w:pPr>
+    </w:p>
+    <w:p>
       <w:pPr>
         <w:pStyle w:val="Prrafodelista"/>
         <w:numPr>
@@ -2742,7 +2668,7 @@
         <w:rPr>
           <w:rFonts w:ascii="Arial Narrow" w:eastAsia="Arial Narrow" w:hAnsi="Arial Narrow" w:cs="Arial Narrow"/>
           <w:kern w:val="0"/>
-          <ns2:ligatures ns2:val="none"/>
+          <w14:ligatures w14:val="none"/>
         </w:rPr>
       </w:pPr>
       <w:r>
@@ -2752,7 +2678,7 @@
           <w:kern w:val="0"/>
           <w:shd w:val="clear" w:color="auto" w:fill="FFFFFF"/>
           <w:lang w:eastAsia="es-PE"/>
-          <ns2:ligatures ns2:val="none"/>
+          <w14:ligatures w14:val="none"/>
         </w:rPr>
         <w:t>P</w:t>
       </w:r>
@@ -2763,7 +2689,7 @@
           <w:kern w:val="0"/>
           <w:shd w:val="clear" w:color="auto" w:fill="FFFFFF"/>
           <w:lang w:eastAsia="es-PE"/>
-          <ns2:ligatures ns2:val="none"/>
+          <w14:ligatures w14:val="none"/>
         </w:rPr>
         <w:t xml:space="preserve">resunta infracción </w:t>
       </w:r>
@@ -2774,7 +2700,7 @@
           <w:kern w:val="0"/>
           <w:shd w:val="clear" w:color="auto" w:fill="FFFFFF"/>
           <w:lang w:eastAsia="es-PE"/>
-          <ns2:ligatures ns2:val="none"/>
+          <w14:ligatures w14:val="none"/>
         </w:rPr>
         <w:t>al literal g</w:t>
       </w:r>
@@ -2785,7 +2711,7 @@
           <w:kern w:val="0"/>
           <w:shd w:val="clear" w:color="auto" w:fill="FFFFFF"/>
           <w:lang w:eastAsia="es-PE"/>
-          <ns2:ligatures ns2:val="none"/>
+          <w14:ligatures w14:val="none"/>
         </w:rPr>
         <w:t>)</w:t>
       </w:r>
@@ -2796,7 +2722,7 @@
           <w:kern w:val="0"/>
           <w:shd w:val="clear" w:color="auto" w:fill="FFFFFF"/>
           <w:lang w:eastAsia="es-PE"/>
-          <ns2:ligatures ns2:val="none"/>
+          <w14:ligatures w14:val="none"/>
         </w:rPr>
         <w:t xml:space="preserve"> del </w:t>
       </w:r>
@@ -2807,7 +2733,7 @@
           <w:kern w:val="0"/>
           <w:shd w:val="clear" w:color="auto" w:fill="FFFFFF"/>
           <w:lang w:eastAsia="es-PE"/>
-          <ns2:ligatures ns2:val="none"/>
+          <w14:ligatures w14:val="none"/>
         </w:rPr>
         <w:t>artículo 56</w:t>
       </w:r>
@@ -2818,7 +2744,7 @@
           <w:kern w:val="0"/>
           <w:shd w:val="clear" w:color="auto" w:fill="FFFFFF"/>
           <w:lang w:eastAsia="es-PE"/>
-          <ns2:ligatures ns2:val="none"/>
+          <w14:ligatures w14:val="none"/>
         </w:rPr>
         <w:t/>
       </w:r>
@@ -2829,7 +2755,7 @@
           <w:kern w:val="0"/>
           <w:shd w:val="clear" w:color="auto" w:fill="FFFFFF"/>
           <w:lang w:eastAsia="es-PE"/>
-          <ns2:ligatures ns2:val="none"/>
+          <w14:ligatures w14:val="none"/>
         </w:rPr>
         <w:t xml:space="preserve"> </w:t>
       </w:r>
@@ -2840,7 +2766,7 @@
           <w:kern w:val="0"/>
           <w:shd w:val="clear" w:color="auto" w:fill="FFFFFF"/>
           <w:lang w:eastAsia="es-PE"/>
-          <ns2:ligatures ns2:val="none"/>
+          <w14:ligatures w14:val="none"/>
         </w:rPr>
         <w:t xml:space="preserve">de la Ley 29571, Código de Protección y Defensa del Consumidor, </w:t>
       </w:r>
@@ -2851,7 +2777,7 @@
           <w:kern w:val="0"/>
           <w:shd w:val="clear" w:color="auto" w:fill="FFFFFF"/>
           <w:lang w:eastAsia="es-PE"/>
-          <ns2:ligatures ns2:val="none"/>
+          <w14:ligatures w14:val="none"/>
         </w:rPr>
         <w:t xml:space="preserve">en tanto </w:t>
       </w:r>
@@ -2862,7 +2788,7 @@
           <w:kern w:val="0"/>
           <w:shd w:val="clear" w:color="auto" w:fill="FFFFFF"/>
           <w:lang w:eastAsia="es-PE"/>
-          <ns2:ligatures ns2:val="none"/>
+          <w14:ligatures w14:val="none"/>
         </w:rPr>
         <w:t xml:space="preserve">la compañía aseguradora </w:t>
       </w:r>
@@ -2873,7 +2799,7 @@
           <w:kern w:val="0"/>
           <w:shd w:val="clear" w:color="auto" w:fill="FFFFFF"/>
           <w:lang w:eastAsia="es-PE"/>
-          <ns2:ligatures ns2:val="none"/>
+          <w14:ligatures w14:val="none"/>
         </w:rPr>
         <w:t>habría requerido indebidamente al denunciante un informe de resonancia magnética y rayos X próximos al evento del 16 de octubre de 2023</w:t>
       </w:r>
@@ -2884,7 +2810,7 @@
           <w:kern w:val="0"/>
           <w:shd w:val="clear" w:color="auto" w:fill="FFFFFF"/>
           <w:lang w:eastAsia="es-PE"/>
-          <ns2:ligatures ns2:val="none"/>
+          <w14:ligatures w14:val="none"/>
         </w:rPr>
         <w:t xml:space="preserve"> en virtud de la cobertura del Seguro de Tarjeta Protegida - Póliza Soles </w:t>
       </w:r>
@@ -2894,7 +2820,7 @@
           <w:color w:val="000000"/>
           <w:kern w:val="0"/>
           <w:lang w:eastAsia="es-ES"/>
-          <ns2:ligatures ns2:val="none"/>
+          <w14:ligatures w14:val="none"/>
         </w:rPr>
         <w:t>5701922</w:t>
       </w:r>
@@ -2905,7 +2831,7 @@
           <w:kern w:val="0"/>
           <w:shd w:val="clear" w:color="auto" w:fill="FFFFFF"/>
           <w:lang w:eastAsia="es-PE"/>
-          <ns2:ligatures ns2:val="none"/>
+          <w14:ligatures w14:val="none"/>
         </w:rPr>
         <w:t>, pese a no contar con dicha información</w:t>
       </w:r>
@@ -2916,23 +2842,23 @@
           <w:kern w:val="0"/>
           <w:shd w:val="clear" w:color="auto" w:fill="FFFFFF"/>
           <w:lang w:eastAsia="es-PE"/>
-          <ns2:ligatures ns2:val="none"/>
+          <w14:ligatures w14:val="none"/>
         </w:rPr>
         <w:t>.</w:t>
       </w:r>
     </w:p>
-    <w:p ns2:paraId="5CA08EE9" ns2:textId="77777777">
-      <w:pPr>
-        <w:spacing w:after="0" w:line="240" w:lineRule="auto"/>
-        <w:jc w:val="both"/>
-        <w:rPr>
-          <w:rFonts w:ascii="Arial Narrow" w:eastAsia="Arial Narrow" w:hAnsi="Arial Narrow" w:cs="Arial Narrow"/>
-          <w:kern w:val="0"/>
-          <ns2:ligatures ns2:val="none"/>
-        </w:rPr>
-      </w:pPr>
-    </w:p>
-    <w:p ns2:paraId="2E83BF08" ns2:textId="632C5E70">
+    <w:p>
+      <w:pPr>
+        <w:spacing w:after="0" w:line="240" w:lineRule="auto"/>
+        <w:jc w:val="both"/>
+        <w:rPr>
+          <w:rFonts w:ascii="Arial Narrow" w:eastAsia="Arial Narrow" w:hAnsi="Arial Narrow" w:cs="Arial Narrow"/>
+          <w:kern w:val="0"/>
+          <w14:ligatures w14:val="none"/>
+        </w:rPr>
+      </w:pPr>
+    </w:p>
+    <w:p>
       <w:pPr>
         <w:pStyle w:val="Prrafodelista"/>
         <w:numPr>
@@ -2949,7 +2875,7 @@
         <w:rPr>
           <w:rFonts w:ascii="Arial Narrow" w:eastAsia="Arial Narrow" w:hAnsi="Arial Narrow" w:cs="Arial Narrow"/>
           <w:kern w:val="0"/>
-          <ns2:ligatures ns2:val="none"/>
+          <w14:ligatures w14:val="none"/>
         </w:rPr>
       </w:pPr>
       <w:r>
@@ -2959,7 +2885,7 @@
           <w:kern w:val="0"/>
           <w:shd w:val="clear" w:color="auto" w:fill="FFFFFF"/>
           <w:lang w:eastAsia="es-PE"/>
-          <ns2:ligatures ns2:val="none"/>
+          <w14:ligatures w14:val="none"/>
         </w:rPr>
         <w:t>P</w:t>
       </w:r>
@@ -2970,7 +2896,7 @@
           <w:kern w:val="0"/>
           <w:shd w:val="clear" w:color="auto" w:fill="FFFFFF"/>
           <w:lang w:eastAsia="es-PE"/>
-          <ns2:ligatures ns2:val="none"/>
+          <w14:ligatures w14:val="none"/>
         </w:rPr>
         <w:t xml:space="preserve">resunta infracción </w:t>
       </w:r>
@@ -2981,7 +2907,7 @@
           <w:kern w:val="0"/>
           <w:shd w:val="clear" w:color="auto" w:fill="FFFFFF"/>
           <w:lang w:eastAsia="es-PE"/>
-          <ns2:ligatures ns2:val="none"/>
+          <w14:ligatures w14:val="none"/>
         </w:rPr>
         <w:t>al artículo 38</w:t>
       </w:r>
@@ -2992,7 +2918,7 @@
           <w:kern w:val="0"/>
           <w:shd w:val="clear" w:color="auto" w:fill="FFFFFF"/>
           <w:lang w:eastAsia="es-PE"/>
-          <ns2:ligatures ns2:val="none"/>
+          <w14:ligatures w14:val="none"/>
         </w:rPr>
         <w:t/>
       </w:r>
@@ -3003,7 +2929,7 @@
           <w:kern w:val="0"/>
           <w:shd w:val="clear" w:color="auto" w:fill="FFFFFF"/>
           <w:lang w:eastAsia="es-PE"/>
-          <ns2:ligatures ns2:val="none"/>
+          <w14:ligatures w14:val="none"/>
         </w:rPr>
         <w:t xml:space="preserve"> de la Ley 29571, Código de Protección y Defensa del Consumidor, en tanto </w:t>
       </w:r>
@@ -3014,7 +2940,7 @@
           <w:kern w:val="0"/>
           <w:shd w:val="clear" w:color="auto" w:fill="FFFFFF"/>
           <w:lang w:eastAsia="es-PE"/>
-          <ns2:ligatures ns2:val="none"/>
+          <w14:ligatures w14:val="none"/>
         </w:rPr>
         <w:t>la compañía aseguradora habría tenido un trato discriminatorio con el denunciante, al no brindarle la facilidad de presentar documentación para activar su seguro a través de canales virtuales, pese a que conocía de su incapacidad</w:t>
       </w:r>
@@ -3025,23 +2951,23 @@
           <w:kern w:val="0"/>
           <w:shd w:val="clear" w:color="auto" w:fill="FFFFFF"/>
           <w:lang w:eastAsia="es-PE"/>
-          <ns2:ligatures ns2:val="none"/>
+          <w14:ligatures w14:val="none"/>
         </w:rPr>
         <w:t>.</w:t>
       </w:r>
     </w:p>
-    <w:p ns2:paraId="72991260" ns2:textId="77777777">
-      <w:pPr>
-        <w:spacing w:after="0" w:line="240" w:lineRule="auto"/>
-        <w:jc w:val="both"/>
-        <w:rPr>
-          <w:rFonts w:ascii="Arial Narrow" w:eastAsia="Arial Narrow" w:hAnsi="Arial Narrow" w:cs="Arial Narrow"/>
-          <w:kern w:val="0"/>
-          <ns2:ligatures ns2:val="none"/>
-        </w:rPr>
-      </w:pPr>
-    </w:p>
-    <w:p ns2:paraId="64718910" ns2:textId="36DFDE35">
+    <w:p>
+      <w:pPr>
+        <w:spacing w:after="0" w:line="240" w:lineRule="auto"/>
+        <w:jc w:val="both"/>
+        <w:rPr>
+          <w:rFonts w:ascii="Arial Narrow" w:eastAsia="Arial Narrow" w:hAnsi="Arial Narrow" w:cs="Arial Narrow"/>
+          <w:kern w:val="0"/>
+          <w14:ligatures w14:val="none"/>
+        </w:rPr>
+      </w:pPr>
+    </w:p>
+    <w:p>
       <w:pPr>
         <w:spacing w:line="240" w:lineRule="auto"/>
         <w:contextualSpacing/>
@@ -3049,17 +2975,17 @@
         <w:rPr>
           <w:rFonts w:ascii="Arial Narrow" w:eastAsia="Calibri" w:hAnsi="Arial Narrow" w:cs="Arial"/>
           <w:kern w:val="0"/>
-          <ns2:ligatures ns2:val="none"/>
-        </w:rPr>
-      </w:pPr>
-      <w:r>
-        <w:rPr>
-          <w:rFonts w:ascii="Arial Narrow" w:eastAsia="Arial Narrow" w:hAnsi="Arial Narrow" w:cs="Arial Narrow"/>
-          <w:b/>
-          <w:color w:val="000000"/>
-          <w:kern w:val="0"/>
-          <w:lang w:eastAsia="es-PE"/>
-          <ns2:ligatures ns2:val="none"/>
+          <w14:ligatures w14:val="none"/>
+        </w:rPr>
+      </w:pPr>
+      <w:r>
+        <w:rPr>
+          <w:rFonts w:ascii="Arial Narrow" w:eastAsia="Arial Narrow" w:hAnsi="Arial Narrow" w:cs="Arial Narrow"/>
+          <w:b/>
+          <w:color w:val="000000"/>
+          <w:kern w:val="0"/>
+          <w:lang w:eastAsia="es-PE"/>
+          <w14:ligatures w14:val="none"/>
         </w:rPr>
         <w:t>SEGUNDO:</w:t>
       </w:r>
@@ -3069,7 +2995,7 @@
           <w:color w:val="000000"/>
           <w:kern w:val="0"/>
           <w:lang w:eastAsia="es-PE"/>
-          <ns2:ligatures ns2:val="none"/>
+          <w14:ligatures w14:val="none"/>
         </w:rPr>
         <w:t xml:space="preserve"> tener por ofrecidos los medios probatorios presentados en el escrito de denuncia </w:t>
       </w:r>
@@ -3079,7 +3005,7 @@
           <w:color w:val="000000"/>
           <w:kern w:val="0"/>
           <w:lang w:val="es-ES" w:eastAsia="es-ES"/>
-          <ns2:ligatures ns2:val="none"/>
+          <w14:ligatures w14:val="none"/>
         </w:rPr>
         <w:t xml:space="preserve">del </w:t>
       </w:r>
@@ -3089,7 +3015,7 @@
           <w:color w:val="000000"/>
           <w:kern w:val="0"/>
           <w:lang w:val="es-ES" w:eastAsia="es-ES"/>
-          <ns2:ligatures ns2:val="none"/>
+          <w14:ligatures w14:val="none"/>
         </w:rPr>
         <w:t xml:space="preserve">12 de marzo de 2025</w:t>
       </w:r>
@@ -3099,7 +3025,7 @@
           <w:color w:val="000000"/>
           <w:kern w:val="0"/>
           <w:lang w:val="es-ES" w:eastAsia="es-ES"/>
-          <ns2:ligatures ns2:val="none"/>
+          <w14:ligatures w14:val="none"/>
         </w:rPr>
         <w:t xml:space="preserve"/>
       </w:r>
@@ -3109,7 +3035,7 @@
           <w:color w:val="000000"/>
           <w:kern w:val="0"/>
           <w:lang w:val="es-ES" w:eastAsia="es-ES"/>
-          <ns2:ligatures ns2:val="none"/>
+          <w14:ligatures w14:val="none"/>
         </w:rPr>
         <w:t xml:space="preserve"/>
       </w:r>
@@ -3117,12 +3043,12 @@
         <w:rPr>
           <w:rFonts w:ascii="Arial Narrow" w:eastAsia="Calibri" w:hAnsi="Arial Narrow" w:cs="Arial"/>
           <w:kern w:val="0"/>
-          <ns2:ligatures ns2:val="none"/>
+          <w14:ligatures w14:val="none"/>
         </w:rPr>
         <w:t>.</w:t>
       </w:r>
     </w:p>
-    <w:p ns2:paraId="72A4113D" ns2:textId="77777777">
+    <w:p>
       <w:pPr>
         <w:spacing w:line="240" w:lineRule="auto"/>
         <w:contextualSpacing/>
@@ -3132,30 +3058,30 @@
           <w:color w:val="000000"/>
           <w:kern w:val="0"/>
           <w:lang w:eastAsia="es-PE"/>
-          <ns2:ligatures ns2:val="none"/>
-        </w:rPr>
-      </w:pPr>
-    </w:p>
-    <w:p ns2:paraId="1B36369E" ns2:textId="4F118277">
-      <w:pPr>
-        <w:spacing w:after="0" w:line="240" w:lineRule="auto"/>
-        <w:jc w:val="both"/>
-        <w:rPr>
-          <w:rFonts w:ascii="Arial Narrow" w:eastAsia="Arial Narrow" w:hAnsi="Arial Narrow" w:cs="Arial Narrow"/>
-          <w:color w:val="000000"/>
-          <w:kern w:val="0"/>
-          <w:lang w:eastAsia="es-PE"/>
-          <ns2:ligatures ns2:val="none"/>
-        </w:rPr>
-      </w:pPr>
-      <w:r>
-        <w:rPr>
-          <w:rFonts w:ascii="Arial Narrow" w:eastAsia="Arial Narrow" w:hAnsi="Arial Narrow" w:cs="Arial Narrow"/>
-          <w:b/>
-          <w:color w:val="000000"/>
-          <w:kern w:val="0"/>
-          <w:lang w:eastAsia="es-PE"/>
-          <ns2:ligatures ns2:val="none"/>
+          <w14:ligatures w14:val="none"/>
+        </w:rPr>
+      </w:pPr>
+    </w:p>
+    <w:p>
+      <w:pPr>
+        <w:spacing w:after="0" w:line="240" w:lineRule="auto"/>
+        <w:jc w:val="both"/>
+        <w:rPr>
+          <w:rFonts w:ascii="Arial Narrow" w:eastAsia="Arial Narrow" w:hAnsi="Arial Narrow" w:cs="Arial Narrow"/>
+          <w:color w:val="000000"/>
+          <w:kern w:val="0"/>
+          <w:lang w:eastAsia="es-PE"/>
+          <w14:ligatures w14:val="none"/>
+        </w:rPr>
+      </w:pPr>
+      <w:r>
+        <w:rPr>
+          <w:rFonts w:ascii="Arial Narrow" w:eastAsia="Arial Narrow" w:hAnsi="Arial Narrow" w:cs="Arial Narrow"/>
+          <w:b/>
+          <w:color w:val="000000"/>
+          <w:kern w:val="0"/>
+          <w:lang w:eastAsia="es-PE"/>
+          <w14:ligatures w14:val="none"/>
         </w:rPr>
         <w:t xml:space="preserve">TERCERO: </w:t>
       </w:r>
@@ -3165,7 +3091,7 @@
           <w:color w:val="000000"/>
           <w:kern w:val="0"/>
           <w:lang w:eastAsia="es-PE"/>
-          <ns2:ligatures ns2:val="none"/>
+          <w14:ligatures w14:val="none"/>
         </w:rPr>
         <w:t xml:space="preserve">requerir a </w:t>
       </w:r>
@@ -3196,7 +3122,7 @@
           <w:color w:val="000000"/>
           <w:kern w:val="0"/>
           <w:lang w:eastAsia="es-PE"/>
-          <ns2:ligatures ns2:val="none"/>
+          <w14:ligatures w14:val="none"/>
         </w:rPr>
         <w:t>que cumpla con lo siguiente</w:t>
       </w:r>
@@ -3206,12 +3132,12 @@
           <w:color w:val="000000"/>
           <w:kern w:val="0"/>
           <w:lang w:eastAsia="es-PE"/>
-          <ns2:ligatures ns2:val="none"/>
+          <w14:ligatures w14:val="none"/>
         </w:rPr>
         <w:t>:</w:t>
       </w:r>
     </w:p>
-    <w:p ns2:paraId="09D9FCC8" ns2:textId="77777777">
+    <w:p>
       <w:pPr>
         <w:spacing w:after="0" w:line="240" w:lineRule="auto"/>
         <w:jc w:val="both"/>
@@ -3220,11 +3146,11 @@
           <w:color w:val="000000"/>
           <w:kern w:val="0"/>
           <w:lang w:eastAsia="es-PE"/>
-          <ns2:ligatures ns2:val="none"/>
-        </w:rPr>
-      </w:pPr>
-    </w:p>
-    <w:p ns2:paraId="0AC32CAC" ns2:textId="77777777">
+          <w14:ligatures w14:val="none"/>
+        </w:rPr>
+      </w:pPr>
+    </w:p>
+    <w:p>
       <w:pPr>
         <w:numPr>
           <w:ilvl w:val="0"/>
@@ -3238,21 +3164,21 @@
           <w:color w:val="000000"/>
           <w:kern w:val="0"/>
           <w:lang w:eastAsia="es-PE"/>
-          <ns2:ligatures ns2:val="none"/>
-        </w:rPr>
-      </w:pPr>
-      <w:r>
-        <w:rPr>
-          <w:rFonts w:ascii="Arial Narrow" w:eastAsia="Arial Narrow" w:hAnsi="Arial Narrow" w:cs="Arial Narrow"/>
-          <w:color w:val="000000"/>
-          <w:kern w:val="0"/>
-          <w:lang w:eastAsia="es-PE"/>
-          <ns2:ligatures ns2:val="none"/>
+          <w14:ligatures w14:val="none"/>
+        </w:rPr>
+      </w:pPr>
+      <w:r>
+        <w:rPr>
+          <w:rFonts w:ascii="Arial Narrow" w:eastAsia="Arial Narrow" w:hAnsi="Arial Narrow" w:cs="Arial Narrow"/>
+          <w:color w:val="000000"/>
+          <w:kern w:val="0"/>
+          <w:lang w:eastAsia="es-PE"/>
+          <w14:ligatures w14:val="none"/>
         </w:rPr>
         <w:t>presentar documentos que acrediten su inscripción en los Registros Públicos o una declaración jurada que indique que cuenta con dicha inscripción;</w:t>
       </w:r>
     </w:p>
-    <w:p ns2:paraId="7C9575CF" ns2:textId="77777777">
+    <w:p>
       <w:pPr>
         <w:numPr>
           <w:ilvl w:val="0"/>
@@ -3266,21 +3192,21 @@
           <w:color w:val="000000"/>
           <w:kern w:val="0"/>
           <w:lang w:eastAsia="es-PE"/>
-          <ns2:ligatures ns2:val="none"/>
-        </w:rPr>
-      </w:pPr>
-      <w:r>
-        <w:rPr>
-          <w:rFonts w:ascii="Arial Narrow" w:eastAsia="Arial Narrow" w:hAnsi="Arial Narrow" w:cs="Arial Narrow"/>
-          <w:color w:val="000000"/>
-          <w:kern w:val="0"/>
-          <w:lang w:eastAsia="es-PE"/>
-          <ns2:ligatures ns2:val="none"/>
+          <w14:ligatures w14:val="none"/>
+        </w:rPr>
+      </w:pPr>
+      <w:r>
+        <w:rPr>
+          <w:rFonts w:ascii="Arial Narrow" w:eastAsia="Arial Narrow" w:hAnsi="Arial Narrow" w:cs="Arial Narrow"/>
+          <w:color w:val="000000"/>
+          <w:kern w:val="0"/>
+          <w:lang w:eastAsia="es-PE"/>
+          <w14:ligatures w14:val="none"/>
         </w:rPr>
         <w:t>presentar copia simple de las facultades de representación de su representante legal en el presente procedimiento o la declaración jurada que indique que cuenta con dichas facultades y que estas se encuentran vigentes;</w:t>
       </w:r>
     </w:p>
-    <w:p ns2:paraId="0CD5704D" ns2:textId="77777777">
+    <w:p>
       <w:pPr>
         <w:numPr>
           <w:ilvl w:val="0"/>
@@ -3294,21 +3220,21 @@
           <w:color w:val="000000"/>
           <w:kern w:val="0"/>
           <w:lang w:eastAsia="es-PE"/>
-          <ns2:ligatures ns2:val="none"/>
-        </w:rPr>
-      </w:pPr>
-      <w:r>
-        <w:rPr>
-          <w:rFonts w:ascii="Arial Narrow" w:eastAsia="Arial Narrow" w:hAnsi="Arial Narrow" w:cs="Arial Narrow"/>
-          <w:color w:val="000000"/>
-          <w:kern w:val="0"/>
-          <w:lang w:eastAsia="es-PE"/>
-          <ns2:ligatures ns2:val="none"/>
+          <w14:ligatures w14:val="none"/>
+        </w:rPr>
+      </w:pPr>
+      <w:r>
+        <w:rPr>
+          <w:rFonts w:ascii="Arial Narrow" w:eastAsia="Arial Narrow" w:hAnsi="Arial Narrow" w:cs="Arial Narrow"/>
+          <w:color w:val="000000"/>
+          <w:kern w:val="0"/>
+          <w:lang w:eastAsia="es-PE"/>
+          <w14:ligatures w14:val="none"/>
         </w:rPr>
         <w:t>consignar el Número de Registro Único de Contribuyentes (RUC); y,</w:t>
       </w:r>
     </w:p>
-    <w:p ns2:paraId="7341F53D" ns2:textId="101F16E7">
+    <w:p>
       <w:pPr>
         <w:numPr>
           <w:ilvl w:val="0"/>
@@ -3320,16 +3246,16 @@
         <w:rPr>
           <w:rFonts w:ascii="Arial Narrow" w:eastAsia="Calibri" w:hAnsi="Arial Narrow" w:cs="Arial"/>
           <w:kern w:val="0"/>
-          <ns2:ligatures ns2:val="none"/>
-        </w:rPr>
-      </w:pPr>
-      <w:r>
-        <w:rPr>
-          <w:rFonts w:ascii="Arial Narrow" w:eastAsia="Arial Narrow" w:hAnsi="Arial Narrow" w:cs="Arial Narrow"/>
-          <w:color w:val="000000"/>
-          <w:kern w:val="0"/>
-          <w:lang w:eastAsia="es-PE"/>
-          <ns2:ligatures ns2:val="none"/>
+          <w14:ligatures w14:val="none"/>
+        </w:rPr>
+      </w:pPr>
+      <w:r>
+        <w:rPr>
+          <w:rFonts w:ascii="Arial Narrow" w:eastAsia="Arial Narrow" w:hAnsi="Arial Narrow" w:cs="Arial Narrow"/>
+          <w:color w:val="000000"/>
+          <w:kern w:val="0"/>
+          <w:lang w:eastAsia="es-PE"/>
+          <w14:ligatures w14:val="none"/>
         </w:rPr>
         <w:lastRenderedPageBreak/>
         <w:t>fijar domicilio procesal para el procedimiento, de conformidad con el numeral 1 del artículo 442</w:t>
@@ -3340,7 +3266,7 @@
           <w:color w:val="000000"/>
           <w:kern w:val="0"/>
           <w:lang w:eastAsia="es-PE"/>
-          <ns2:ligatures ns2:val="none"/>
+          <w14:ligatures w14:val="none"/>
         </w:rPr>
         <w:t/>
       </w:r>
@@ -3350,7 +3276,7 @@
           <w:color w:val="000000"/>
           <w:kern w:val="0"/>
           <w:lang w:eastAsia="es-PE"/>
-          <ns2:ligatures ns2:val="none"/>
+          <w14:ligatures w14:val="none"/>
         </w:rPr>
         <w:t xml:space="preserve"> del Código Procesal Civil. </w:t>
       </w:r>
@@ -3358,7 +3284,7 @@
         <w:rPr>
           <w:rFonts w:ascii="Arial Narrow" w:eastAsia="Calibri" w:hAnsi="Arial Narrow" w:cs="Arial"/>
           <w:kern w:val="0"/>
-          <ns2:ligatures ns2:val="none"/>
+          <w14:ligatures w14:val="none"/>
         </w:rPr>
         <w:t>Para ello podrá señalar domicilio físico o una dirección electrónica a la que pueda remitirse las notificaciones</w:t>
       </w:r>
@@ -3367,12 +3293,12 @@
           <w:rFonts w:ascii="Arial Narrow" w:eastAsia="Arial" w:hAnsi="Arial Narrow" w:cs="Arial"/>
           <w:kern w:val="0"/>
           <w:lang w:val="es"/>
-          <ns2:ligatures ns2:val="none"/>
+          <w14:ligatures w14:val="none"/>
         </w:rPr>
         <w:t>;</w:t>
       </w:r>
     </w:p>
-    <w:p ns2:paraId="446A1900" ns2:textId="13BE47D4">
+    <w:p>
       <w:pPr>
         <w:numPr>
           <w:ilvl w:val="0"/>
@@ -3384,14 +3310,14 @@
         <w:rPr>
           <w:rFonts w:ascii="Arial Narrow" w:eastAsia="Calibri" w:hAnsi="Arial Narrow" w:cs="Arial"/>
           <w:kern w:val="0"/>
-          <ns2:ligatures ns2:val="none"/>
+          <w14:ligatures w14:val="none"/>
         </w:rPr>
       </w:pPr>
       <w:r>
         <w:rPr>
           <w:rFonts w:ascii="Arial Narrow" w:eastAsia="Calibri" w:hAnsi="Arial Narrow" w:cs="Arial"/>
           <w:kern w:val="0"/>
-          <ns2:ligatures ns2:val="none"/>
+          <w14:ligatures w14:val="none"/>
         </w:rPr>
         <w:t>en caso califique como micro empresa o pequeña empresa, presentar los documentos que acrediten su volumen de ventas o ingresos brutos percibidos el año anterior relativo a todas sus actividades económicas y el número de trabajadores con el que cuenta</w:t>
       </w:r>
@@ -3401,7 +3327,7 @@
           <w:rFonts w:ascii="Arial Narrow" w:eastAsia="Calibri" w:hAnsi="Arial Narrow" w:cs="Arial"/>
           <w:kern w:val="0"/>
           <w:vertAlign w:val="superscript"/>
-          <ns2:ligatures ns2:val="none"/>
+          <w14:ligatures w14:val="none"/>
         </w:rPr>
         <w:footnoteReference w:id="7"/>
       </w:r>
@@ -3409,7 +3335,7 @@
         <w:rPr>
           <w:rFonts w:ascii="Arial Narrow" w:eastAsia="Calibri" w:hAnsi="Arial Narrow" w:cs="Arial"/>
           <w:kern w:val="0"/>
-          <ns2:ligatures ns2:val="none"/>
+          <w14:ligatures w14:val="none"/>
         </w:rPr>
         <w:t>. Ello, a fin de que la Comisión pueda meritar dicha documentación, conforme lo establece el artículo 110</w:t>
       </w:r>
@@ -3419,7 +3345,7 @@
           <w:color w:val="000000"/>
           <w:kern w:val="0"/>
           <w:lang w:eastAsia="es-PE"/>
-          <ns2:ligatures ns2:val="none"/>
+          <w14:ligatures w14:val="none"/>
         </w:rPr>
         <w:t/>
       </w:r>
@@ -3427,7 +3353,7 @@
         <w:rPr>
           <w:rFonts w:ascii="Arial Narrow" w:eastAsia="Calibri" w:hAnsi="Arial Narrow" w:cs="Arial"/>
           <w:kern w:val="0"/>
-          <ns2:ligatures ns2:val="none"/>
+          <w14:ligatures w14:val="none"/>
         </w:rPr>
         <w:t xml:space="preserve"> del </w:t>
       </w:r>
@@ -3436,7 +3362,7 @@
           <w:rFonts w:ascii="Arial Narrow" w:eastAsia="Calibri" w:hAnsi="Arial Narrow" w:cs="Arial"/>
           <w:spacing w:val="-2"/>
           <w:kern w:val="0"/>
-          <ns2:ligatures ns2:val="none"/>
+          <w14:ligatures w14:val="none"/>
         </w:rPr>
         <w:t>Código</w:t>
       </w:r>
@@ -3447,7 +3373,7 @@
           <w:spacing w:val="-2"/>
           <w:kern w:val="0"/>
           <w:vertAlign w:val="superscript"/>
-          <ns2:ligatures ns2:val="none"/>
+          <w14:ligatures w14:val="none"/>
         </w:rPr>
         <w:footnoteReference w:id="8"/>
       </w:r>
@@ -3456,12 +3382,12 @@
           <w:rFonts w:ascii="Arial Narrow" w:eastAsia="Calibri" w:hAnsi="Arial Narrow" w:cs="Arial"/>
           <w:spacing w:val="-2"/>
           <w:kern w:val="0"/>
-          <ns2:ligatures ns2:val="none"/>
+          <w14:ligatures w14:val="none"/>
         </w:rPr>
         <w:t>.</w:t>
       </w:r>
     </w:p>
-    <w:p ns2:paraId="354DE7F2" ns2:textId="77777777">
+    <w:p>
       <w:pPr>
         <w:spacing w:after="0" w:line="240" w:lineRule="auto"/>
         <w:ind w:left="567"/>
@@ -3471,20 +3397,20 @@
           <w:color w:val="000000"/>
           <w:kern w:val="0"/>
           <w:lang w:eastAsia="es-PE"/>
-          <ns2:ligatures ns2:val="none"/>
-        </w:rPr>
-      </w:pPr>
-    </w:p>
-    <w:p>
-      <w:pPr>
-        <w:spacing w:after="0" w:line="240" w:lineRule="auto"/>
-        <w:jc w:val="both"/>
-        <w:rPr>
-          <w:rFonts w:ascii="Arial Narrow" w:eastAsia="Arial Narrow" w:hAnsi="Arial Narrow" w:cs="Arial Narrow"/>
-          <w:color w:val="000000"/>
-          <w:kern w:val="0"/>
-          <w:lang w:eastAsia="es-PE"/>
-          <ns2:ligatures ns2:val="none"/>
+          <w14:ligatures w14:val="none"/>
+        </w:rPr>
+      </w:pPr>
+    </w:p>
+    <w:p>
+      <w:pPr>
+        <w:spacing w:after="0" w:line="240" w:lineRule="auto"/>
+        <w:jc w:val="both"/>
+        <w:rPr>
+          <w:rFonts w:ascii="Arial Narrow" w:eastAsia="Arial Narrow" w:hAnsi="Arial Narrow" w:cs="Arial Narrow"/>
+          <w:color w:val="000000"/>
+          <w:kern w:val="0"/>
+          <w:lang w:eastAsia="es-PE"/>
+          <w14:ligatures w14:val="none"/>
         </w:rPr>
       </w:pPr>
       <w:r>
@@ -3503,42 +3429,82 @@
           <w:sz w:val="20"/>
           <w:szCs w:val="20"/>
         </w:rPr>
-        <w:t xml:space="preserve">correr traslado de la presente resolución a La Positiva Seguros y Reaseguros S.A. para que, de conformidad con lo dispuesto por el artículo 26 de la Ley sobre Facultades, Normas y Organización del Indecopi, aprobada por Decreto Legislativo 807, presente sus descargos sobre la imputación de cargos realizada en un plazo no mayor a cinco (5) días hábiles contado a partir del día siguiente de la notificación de la presente resolución, vencido el cual, el Secretario Técnico declarará en rebeldía al denunciado que no lo hubiera presentado. Debe precisarse que de conformidad con lo establecido por el artículo 223 del Texto Único Ordenado de la Ley 27444, Ley del Procedimiento Administrativo General, las alegaciones y los hechos relevantes de la reclamación, salvo que hayan sido específicamente negadas en la contestación, se tendrán por aceptadas o merituadas como ciertas.</w:t>
-      </w:r>
-    </w:p>
-    <w:p ns2:paraId="7D74C0BD" ns2:textId="77777777">
-      <w:pPr>
-        <w:spacing w:after="0" w:line="240" w:lineRule="auto"/>
-        <w:jc w:val="both"/>
-        <w:rPr>
-          <w:rFonts w:ascii="Arial Narrow" w:eastAsia="Arial Narrow" w:hAnsi="Arial Narrow" w:cs="Arial Narrow"/>
-          <w:color w:val="000000"/>
-          <w:kern w:val="0"/>
-          <w:lang w:eastAsia="es-PE"/>
-          <ns2:ligatures ns2:val="none"/>
-        </w:rPr>
-      </w:pPr>
-    </w:p>
-    <w:p ns2:paraId="61C1ED8F" ns2:textId="2107DBD8">
-      <w:pPr>
-        <w:spacing w:after="0" w:line="240" w:lineRule="auto"/>
-        <w:jc w:val="both"/>
-        <w:rPr>
-          <w:rFonts w:ascii="Arial Narrow" w:eastAsia="Times New Roman" w:hAnsi="Arial Narrow" w:cs="Arial"/>
-          <w:color w:val="000000"/>
-          <w:kern w:val="0"/>
+        <w:t xml:space="preserve">correr traslado de la presente resolución a La Positiva Seguros y Reaseguros S.A. para que, de conformidad con lo dispuesto por el artículo 26 de la Ley sobre Facultades, Normas y Organización del Indecopi, aprobada por Decreto Legislativo 807</w:t>
+      </w:r>
+      <w:r>
+        <w:rPr>
+          <w:rStyle w:val="Refdenotaalpie"/>
+          <w:rFonts w:ascii="Arial Narrow" w:eastAsia="Times New Roman" w:hAnsi="Arial Narrow" w:cs="Times New Roman"/>
+          <w:color w:val="000000"/>
+          <w:kern w:val="0"/>
+          <w:vertAlign w:val="superscript"/>
           <w:lang w:val="es-ES" w:eastAsia="es-ES"/>
-          <ns2:ligatures ns2:val="none"/>
-        </w:rPr>
-      </w:pPr>
-      <w:r>
-        <w:rPr>
-          <w:rFonts w:ascii="Arial Narrow" w:eastAsia="Arial Narrow" w:hAnsi="Arial Narrow" w:cs="Arial Narrow"/>
-          <w:b/>
-          <w:color w:val="000000"/>
-          <w:kern w:val="0"/>
-          <w:lang w:eastAsia="es-PE"/>
-          <ns2:ligatures ns2:val="none"/>
+          <w14:ligatures w14:val="none"/>
+        </w:rPr>
+        <w:footnoteReference w:id="14"/>
+      </w:r>
+      <w:r>
+        <w:rPr>
+          <w:rFonts w:ascii="Arial Narrow" w:hAnsi="Arial Narrow" w:cs="Arial Narrow"/>
+          <w:sz w:val="20"/>
+          <w:szCs w:val="20"/>
+        </w:rPr>
+        <w:t xml:space="preserve">, presente sus descargos sobre la imputación de cargos realizada en un plazo no mayor a cinco (5) días hábiles contado a partir del día siguiente de la notificación de la presente resolución, vencido el cual, el Secretario Técnico declarará en rebeldía al denunciado que no lo hubiera presentado. Debe precisarse que de conformidad con lo establecido por el artículo 223 del Texto Único Ordenado de la Ley 27444, Ley del Procedimiento Administrativo General</w:t>
+      </w:r>
+      <w:r>
+        <w:rPr>
+          <w:rStyle w:val="Refdenotaalpie"/>
+          <w:rFonts w:ascii="Arial Narrow" w:eastAsia="Times New Roman" w:hAnsi="Arial Narrow" w:cs="Times New Roman"/>
+          <w:color w:val="000000"/>
+          <w:kern w:val="0"/>
+          <w:vertAlign w:val="superscript"/>
+          <w:lang w:val="es-ES" w:eastAsia="es-ES"/>
+          <w14:ligatures w14:val="none"/>
+        </w:rPr>
+        <w:footnoteReference w:id="15"/>
+      </w:r>
+      <w:r>
+        <w:rPr>
+          <w:rFonts w:ascii="Arial Narrow" w:hAnsi="Arial Narrow" w:cs="Arial Narrow"/>
+          <w:sz w:val="20"/>
+          <w:szCs w:val="20"/>
+        </w:rPr>
+        <w:t xml:space="preserve">, las alegaciones y los hechos relevantes de la reclamación, salvo que hayan sido específicamente negadas en la contestación, se tendrán por aceptadas o merituadas como ciertas.</w:t>
+      </w:r>
+    </w:p>
+    <w:p>
+      <w:pPr>
+        <w:spacing w:after="0" w:line="240" w:lineRule="auto"/>
+        <w:jc w:val="both"/>
+        <w:rPr>
+          <w:rFonts w:ascii="Arial Narrow" w:eastAsia="Arial Narrow" w:hAnsi="Arial Narrow" w:cs="Arial Narrow"/>
+          <w:color w:val="000000"/>
+          <w:kern w:val="0"/>
+          <w:lang w:eastAsia="es-PE"/>
+          <w14:ligatures w14:val="none"/>
+        </w:rPr>
+      </w:pPr>
+    </w:p>
+    <w:p>
+      <w:pPr>
+        <w:spacing w:after="0" w:line="240" w:lineRule="auto"/>
+        <w:jc w:val="both"/>
+        <w:rPr>
+          <w:rFonts w:ascii="Arial Narrow" w:eastAsia="Times New Roman" w:hAnsi="Arial Narrow" w:cs="Arial"/>
+          <w:color w:val="000000"/>
+          <w:kern w:val="0"/>
+          <w:lang w:val="es-ES" w:eastAsia="es-ES"/>
+          <w14:ligatures w14:val="none"/>
+        </w:rPr>
+      </w:pPr>
+      <w:r>
+        <w:rPr>
+          <w:rFonts w:ascii="Arial Narrow" w:eastAsia="Arial Narrow" w:hAnsi="Arial Narrow" w:cs="Arial Narrow"/>
+          <w:b/>
+          <w:color w:val="000000"/>
+          <w:kern w:val="0"/>
+          <w:lang w:eastAsia="es-PE"/>
+          <w14:ligatures w14:val="none"/>
         </w:rPr>
         <w:t xml:space="preserve">QUINTO: </w:t>
       </w:r>
@@ -3549,7 +3515,7 @@
           <w:color w:val="000000"/>
           <w:kern w:val="0"/>
           <w:lang w:eastAsia="es-ES"/>
-          <ns2:ligatures ns2:val="none"/>
+          <w14:ligatures w14:val="none"/>
         </w:rPr>
         <w:t xml:space="preserve">requerir </w:t>
       </w:r>
@@ -3559,7 +3525,7 @@
           <w:color w:val="000000"/>
           <w:kern w:val="0"/>
           <w:lang w:val="es-ES" w:eastAsia="es-ES"/>
-          <ns2:ligatures ns2:val="none"/>
+          <w14:ligatures w14:val="none"/>
         </w:rPr>
         <w:t xml:space="preserve">que, en un </w:t>
       </w:r>
@@ -3569,7 +3535,7 @@
           <w:color w:val="000000"/>
           <w:kern w:val="0"/>
           <w:lang w:eastAsia="es-ES"/>
-          <ns2:ligatures ns2:val="none"/>
+          <w14:ligatures w14:val="none"/>
         </w:rPr>
         <w:t>plazo no mayor de cinco (5) días hábiles contado a partir del día siguiente de la notificación de la presente resolución</w:t>
       </w:r>
@@ -3580,7 +3546,7 @@
           <w:color w:val="000000"/>
           <w:kern w:val="0"/>
           <w:lang w:eastAsia="es-ES"/>
-          <ns2:ligatures ns2:val="none"/>
+          <w14:ligatures w14:val="none"/>
         </w:rPr>
         <w:t xml:space="preserve">, </w:t>
       </w:r>
@@ -3620,7 +3586,7 @@
           <w:kern w:val="0"/>
           <w:shd w:val="clear" w:color="auto" w:fill="FFFFFF"/>
           <w:lang w:eastAsia="es-PE"/>
-          <ns2:ligatures ns2:val="none"/>
+          <w14:ligatures w14:val="none"/>
         </w:rPr>
         <w:t>.</w:t>
       </w:r>
@@ -3630,7 +3596,7 @@
           <w:color w:val="000000"/>
           <w:kern w:val="0"/>
           <w:lang w:eastAsia="es-ES"/>
-          <ns2:ligatures ns2:val="none"/>
+          <w14:ligatures w14:val="none"/>
         </w:rPr>
         <w:t xml:space="preserve">, </w:t>
       </w:r>
@@ -3641,7 +3607,7 @@
           <w:color w:val="000000"/>
           <w:kern w:val="0"/>
           <w:lang w:val="es-ES" w:eastAsia="es-ES"/>
-          <ns2:ligatures ns2:val="none"/>
+          <w14:ligatures w14:val="none"/>
         </w:rPr>
         <w:t>cumpla</w:t>
       </w:r>
@@ -3651,7 +3617,7 @@
           <w:color w:val="000000"/>
           <w:kern w:val="0"/>
           <w:lang w:val="es-ES" w:eastAsia="es-ES"/>
-          <ns2:ligatures ns2:val="none"/>
+          <w14:ligatures w14:val="none"/>
         </w:rPr>
         <w:t xml:space="preserve"> con: </w:t>
       </w:r>
@@ -3661,7 +3627,7 @@
           <w:color w:val="000000"/>
           <w:kern w:val="0"/>
           <w:lang w:val="es-ES" w:eastAsia="es-ES"/>
-          <ns2:ligatures ns2:val="none"/>
+          <w14:ligatures w14:val="none"/>
         </w:rPr>
         <w:t xml:space="preserve">(i) presentar una copia debidamente suscrita de la Póliza Soles </w:t>
       </w:r>
@@ -3671,7 +3637,7 @@
           <w:color w:val="000000"/>
           <w:kern w:val="0"/>
           <w:lang w:val="es-ES" w:eastAsia="es-ES"/>
-          <ns2:ligatures ns2:val="none"/>
+          <w14:ligatures w14:val="none"/>
         </w:rPr>
         <w:t>5701922</w:t>
       </w:r>
@@ -3681,7 +3647,7 @@
           <w:color w:val="000000"/>
           <w:kern w:val="0"/>
           <w:lang w:val="es-ES" w:eastAsia="es-ES"/>
-          <ns2:ligatures ns2:val="none"/>
+          <w14:ligatures w14:val="none"/>
         </w:rPr>
         <w:t xml:space="preserve"> </w:t>
       </w:r>
@@ -3691,7 +3657,7 @@
           <w:color w:val="000000"/>
           <w:kern w:val="0"/>
           <w:lang w:val="es-ES" w:eastAsia="es-ES"/>
-          <ns2:ligatures ns2:val="none"/>
+          <w14:ligatures w14:val="none"/>
         </w:rPr>
         <w:t>del Seguro de protección de tarjetas materia de denuncia; y, (</w:t>
       </w:r>
@@ -3702,7 +3668,7 @@
           <w:color w:val="000000"/>
           <w:kern w:val="0"/>
           <w:lang w:val="es-ES" w:eastAsia="es-ES"/>
-          <ns2:ligatures ns2:val="none"/>
+          <w14:ligatures w14:val="none"/>
         </w:rPr>
         <w:t>ii</w:t>
       </w:r>
@@ -3713,7 +3679,7 @@
           <w:color w:val="000000"/>
           <w:kern w:val="0"/>
           <w:lang w:val="es-ES" w:eastAsia="es-ES"/>
-          <ns2:ligatures ns2:val="none"/>
+          <w14:ligatures w14:val="none"/>
         </w:rPr>
         <w:t>) presentar todas las comunicaciones cursadas con el denunciante en virtud del hecho materia de denuncia</w:t>
       </w:r>
@@ -3723,12 +3689,12 @@
           <w:color w:val="000000"/>
           <w:kern w:val="0"/>
           <w:lang w:val="es-ES" w:eastAsia="es-ES"/>
-          <ns2:ligatures ns2:val="none"/>
+          <w14:ligatures w14:val="none"/>
         </w:rPr>
         <w:t>.</w:t>
       </w:r>
     </w:p>
-    <w:p ns2:paraId="6A128BE5" ns2:textId="77777777">
+    <w:p>
       <w:pPr>
         <w:spacing w:after="0" w:line="240" w:lineRule="auto"/>
         <w:jc w:val="both"/>
@@ -3738,30 +3704,30 @@
           <w:color w:val="000000"/>
           <w:kern w:val="0"/>
           <w:lang w:val="es-ES" w:eastAsia="es-PE"/>
-          <ns2:ligatures ns2:val="none"/>
-        </w:rPr>
-      </w:pPr>
-    </w:p>
-    <w:p ns2:paraId="5A49EAA8" ns2:textId="66340982">
-      <w:pPr>
-        <w:spacing w:after="0" w:line="240" w:lineRule="auto"/>
-        <w:jc w:val="both"/>
-        <w:rPr>
-          <w:rFonts w:ascii="Arial Narrow" w:eastAsia="Arial Narrow" w:hAnsi="Arial Narrow" w:cs="Arial Narrow"/>
-          <w:color w:val="000000"/>
-          <w:kern w:val="0"/>
-          <w:lang w:eastAsia="es-PE"/>
-          <ns2:ligatures ns2:val="none"/>
-        </w:rPr>
-      </w:pPr>
-      <w:r>
-        <w:rPr>
-          <w:rFonts w:ascii="Arial Narrow" w:eastAsia="Arial Narrow" w:hAnsi="Arial Narrow" w:cs="Arial Narrow"/>
-          <w:b/>
-          <w:color w:val="000000"/>
-          <w:kern w:val="0"/>
-          <w:lang w:eastAsia="es-PE"/>
-          <ns2:ligatures ns2:val="none"/>
+          <w14:ligatures w14:val="none"/>
+        </w:rPr>
+      </w:pPr>
+    </w:p>
+    <w:p>
+      <w:pPr>
+        <w:spacing w:after="0" w:line="240" w:lineRule="auto"/>
+        <w:jc w:val="both"/>
+        <w:rPr>
+          <w:rFonts w:ascii="Arial Narrow" w:eastAsia="Arial Narrow" w:hAnsi="Arial Narrow" w:cs="Arial Narrow"/>
+          <w:color w:val="000000"/>
+          <w:kern w:val="0"/>
+          <w:lang w:eastAsia="es-PE"/>
+          <w14:ligatures w14:val="none"/>
+        </w:rPr>
+      </w:pPr>
+      <w:r>
+        <w:rPr>
+          <w:rFonts w:ascii="Arial Narrow" w:eastAsia="Arial Narrow" w:hAnsi="Arial Narrow" w:cs="Arial Narrow"/>
+          <w:b/>
+          <w:color w:val="000000"/>
+          <w:kern w:val="0"/>
+          <w:lang w:eastAsia="es-PE"/>
+          <w14:ligatures w14:val="none"/>
         </w:rPr>
         <w:t>SEXTO:</w:t>
       </w:r>
@@ -3771,7 +3737,7 @@
           <w:color w:val="000000"/>
           <w:kern w:val="0"/>
           <w:lang w:eastAsia="es-PE"/>
-          <ns2:ligatures ns2:val="none"/>
+          <w14:ligatures w14:val="none"/>
         </w:rPr>
         <w:t xml:space="preserve"> </w:t>
       </w:r>
@@ -3782,7 +3748,7 @@
           <w:color w:val="000000"/>
           <w:kern w:val="0"/>
           <w:lang w:eastAsia="es-PE"/>
-          <ns2:ligatures ns2:val="none"/>
+          <w14:ligatures w14:val="none"/>
         </w:rPr>
         <w:t>informar a las partes que el artículo 110</w:t>
       </w:r>
@@ -3792,7 +3758,7 @@
           <w:color w:val="000000"/>
           <w:kern w:val="0"/>
           <w:lang w:eastAsia="es-PE"/>
-          <ns2:ligatures ns2:val="none"/>
+          <w14:ligatures w14:val="none"/>
         </w:rPr>
         <w:t/>
       </w:r>
@@ -3802,7 +3768,7 @@
           <w:color w:val="000000"/>
           <w:kern w:val="0"/>
           <w:lang w:eastAsia="es-PE"/>
-          <ns2:ligatures ns2:val="none"/>
+          <w14:ligatures w14:val="none"/>
         </w:rPr>
         <w:t xml:space="preserve"> de la Ley 29571, Código de Protección y Defensa del Consumidor</w:t>
       </w:r>
@@ -3814,7 +3780,7 @@
           <w:kern w:val="0"/>
           <w:vertAlign w:val="superscript"/>
           <w:lang w:eastAsia="es-PE"/>
-          <ns2:ligatures ns2:val="none"/>
+          <w14:ligatures w14:val="none"/>
         </w:rPr>
         <w:footnoteReference w:id="9"/>
       </w:r>
@@ -3824,7 +3790,7 @@
           <w:color w:val="000000"/>
           <w:kern w:val="0"/>
           <w:lang w:eastAsia="es-PE"/>
-          <ns2:ligatures ns2:val="none"/>
+          <w14:ligatures w14:val="none"/>
         </w:rPr>
         <w:t>, faculta a la Comisión a calificar las infracciones de la referida norma como leves, graves o muy graves e imponer sanciones que van desde una amonestación hasta una multa por un máximo de 450 Unidades Impositivas Tributarias, sin perjuicio de las medidas correctivas, reparadoras y complementarias, que puedan ordenarse de acuerdo a lo estipulado en los artículos 114</w:t>
       </w:r>
@@ -3834,7 +3800,7 @@
           <w:color w:val="000000"/>
           <w:kern w:val="0"/>
           <w:lang w:eastAsia="es-PE"/>
-          <ns2:ligatures ns2:val="none"/>
+          <w14:ligatures w14:val="none"/>
         </w:rPr>
         <w:t/>
       </w:r>
@@ -3844,7 +3810,7 @@
           <w:color w:val="000000"/>
           <w:kern w:val="0"/>
           <w:lang w:eastAsia="es-PE"/>
-          <ns2:ligatures ns2:val="none"/>
+          <w14:ligatures w14:val="none"/>
         </w:rPr>
         <w:t>, 115</w:t>
       </w:r>
@@ -3854,7 +3820,7 @@
           <w:color w:val="000000"/>
           <w:kern w:val="0"/>
           <w:lang w:eastAsia="es-PE"/>
-          <ns2:ligatures ns2:val="none"/>
+          <w14:ligatures w14:val="none"/>
         </w:rPr>
         <w:t/>
       </w:r>
@@ -3864,7 +3830,7 @@
           <w:color w:val="000000"/>
           <w:kern w:val="0"/>
           <w:lang w:eastAsia="es-PE"/>
-          <ns2:ligatures ns2:val="none"/>
+          <w14:ligatures w14:val="none"/>
         </w:rPr>
         <w:t xml:space="preserve"> y 116</w:t>
       </w:r>
@@ -3874,7 +3840,7 @@
           <w:color w:val="000000"/>
           <w:kern w:val="0"/>
           <w:lang w:eastAsia="es-PE"/>
-          <ns2:ligatures ns2:val="none"/>
+          <w14:ligatures w14:val="none"/>
         </w:rPr>
         <w:t/>
       </w:r>
@@ -3884,7 +3850,7 @@
           <w:color w:val="000000"/>
           <w:kern w:val="0"/>
           <w:lang w:eastAsia="es-PE"/>
-          <ns2:ligatures ns2:val="none"/>
+          <w14:ligatures w14:val="none"/>
         </w:rPr>
         <w:t xml:space="preserve"> de la referida norma</w:t>
       </w:r>
@@ -3896,7 +3862,7 @@
           <w:kern w:val="0"/>
           <w:vertAlign w:val="superscript"/>
           <w:lang w:eastAsia="es-PE"/>
-          <ns2:ligatures ns2:val="none"/>
+          <w14:ligatures w14:val="none"/>
         </w:rPr>
         <w:footnoteReference w:id="10"/>
       </w:r>
@@ -3906,7 +3872,7 @@
           <w:color w:val="000000"/>
           <w:kern w:val="0"/>
           <w:lang w:eastAsia="es-PE"/>
-          <ns2:ligatures ns2:val="none"/>
+          <w14:ligatures w14:val="none"/>
         </w:rPr>
         <w:t xml:space="preserve">. </w:t>
       </w:r>
@@ -3917,7 +3883,7 @@
           <w:color w:val="000000"/>
           <w:kern w:val="0"/>
           <w:lang w:eastAsia="es-PE"/>
-          <ns2:ligatures ns2:val="none"/>
+          <w14:ligatures w14:val="none"/>
         </w:rPr>
         <w:lastRenderedPageBreak/>
         <w:t>Asimismo, se consideran circunstancias atenuantes para la graduación de la sanción, el allanamiento de la denuncia o el reconocimiento de las pretensiones en ella contenidas, de acuerdo con el artículo 112</w:t>
@@ -3928,7 +3894,7 @@
           <w:color w:val="000000"/>
           <w:kern w:val="0"/>
           <w:lang w:eastAsia="es-PE"/>
-          <ns2:ligatures ns2:val="none"/>
+          <w14:ligatures w14:val="none"/>
         </w:rPr>
         <w:t/>
       </w:r>
@@ -3938,7 +3904,7 @@
           <w:color w:val="000000"/>
           <w:kern w:val="0"/>
           <w:lang w:eastAsia="es-PE"/>
-          <ns2:ligatures ns2:val="none"/>
+          <w14:ligatures w14:val="none"/>
         </w:rPr>
         <w:t xml:space="preserve"> del Código</w:t>
       </w:r>
@@ -3950,7 +3916,7 @@
           <w:kern w:val="0"/>
           <w:vertAlign w:val="superscript"/>
           <w:lang w:eastAsia="es-PE"/>
-          <ns2:ligatures ns2:val="none"/>
+          <w14:ligatures w14:val="none"/>
         </w:rPr>
         <w:footnoteReference w:id="11"/>
       </w:r>
@@ -3960,12 +3926,12 @@
           <w:color w:val="000000"/>
           <w:kern w:val="0"/>
           <w:lang w:eastAsia="es-PE"/>
-          <ns2:ligatures ns2:val="none"/>
+          <w14:ligatures w14:val="none"/>
         </w:rPr>
         <w:t>.</w:t>
       </w:r>
     </w:p>
-    <w:p ns2:paraId="60BC1406" ns2:textId="77777777">
+    <w:p>
       <w:pPr>
         <w:shd w:val="clear" w:color="auto" w:fill="FFFFFF"/>
         <w:spacing w:after="0" w:line="240" w:lineRule="auto"/>
@@ -3976,11 +3942,11 @@
           <w:color w:val="000000"/>
           <w:kern w:val="0"/>
           <w:lang w:eastAsia="es-PE"/>
-          <ns2:ligatures ns2:val="none"/>
-        </w:rPr>
-      </w:pPr>
-    </w:p>
-    <w:p ns2:paraId="2A591567" ns2:textId="755DA274">
+          <w14:ligatures w14:val="none"/>
+        </w:rPr>
+      </w:pPr>
+    </w:p>
+    <w:p>
       <w:pPr>
         <w:shd w:val="clear" w:color="auto" w:fill="FFFFFF"/>
         <w:spacing w:after="0" w:line="240" w:lineRule="auto"/>
@@ -3990,17 +3956,17 @@
           <w:color w:val="000000"/>
           <w:kern w:val="0"/>
           <w:lang w:eastAsia="es-PE"/>
-          <ns2:ligatures ns2:val="none"/>
-        </w:rPr>
-      </w:pPr>
-      <w:r>
-        <w:rPr>
-          <w:rFonts w:ascii="Arial Narrow" w:eastAsia="Arial Narrow" w:hAnsi="Arial Narrow" w:cs="Arial Narrow"/>
-          <w:b/>
-          <w:color w:val="000000"/>
-          <w:kern w:val="0"/>
-          <w:lang w:eastAsia="es-PE"/>
-          <ns2:ligatures ns2:val="none"/>
+          <w14:ligatures w14:val="none"/>
+        </w:rPr>
+      </w:pPr>
+      <w:r>
+        <w:rPr>
+          <w:rFonts w:ascii="Arial Narrow" w:eastAsia="Arial Narrow" w:hAnsi="Arial Narrow" w:cs="Arial Narrow"/>
+          <w:b/>
+          <w:color w:val="000000"/>
+          <w:kern w:val="0"/>
+          <w:lang w:eastAsia="es-PE"/>
+          <w14:ligatures w14:val="none"/>
         </w:rPr>
         <w:t>SÉTIMO:</w:t>
       </w:r>
@@ -4010,7 +3976,7 @@
           <w:color w:val="000000"/>
           <w:kern w:val="0"/>
           <w:lang w:eastAsia="es-PE"/>
-          <ns2:ligatures ns2:val="none"/>
+          <w14:ligatures w14:val="none"/>
         </w:rPr>
         <w:t xml:space="preserve"> informar a las partes que conforme a lo establecido en el artículo 39</w:t>
       </w:r>
@@ -4020,7 +3986,7 @@
           <w:color w:val="000000"/>
           <w:kern w:val="0"/>
           <w:lang w:eastAsia="es-PE"/>
-          <ns2:ligatures ns2:val="none"/>
+          <w14:ligatures w14:val="none"/>
         </w:rPr>
         <w:t/>
       </w:r>
@@ -4030,12 +3996,12 @@
           <w:color w:val="000000"/>
           <w:kern w:val="0"/>
           <w:lang w:eastAsia="es-PE"/>
-          <ns2:ligatures ns2:val="none"/>
+          <w14:ligatures w14:val="none"/>
         </w:rPr>
         <w:t xml:space="preserve"> de la Ley sobre Facultades, Normas y Organización del Indecopi, aprobada por Decreto Legislativo 807, los gastos por los peritajes realizados, actuación de pruebas, inspecciones y otros derivados de la tramitación del proceso serán de cargo de la parte que solicita la prueba, salvo pacto en contrario. En todos los casos, la resolución final determinará si los gastos deben ser asumidos por alguna de las partes, o reembolsados a la otra parte o al Indecopi, según sea el caso, de manera adicional a la sanción que haya podido imponerse. </w:t>
       </w:r>
     </w:p>
-    <w:p ns2:paraId="3696E77C" ns2:textId="77777777">
+    <w:p>
       <w:pPr>
         <w:shd w:val="clear" w:color="auto" w:fill="FFFFFF"/>
         <w:spacing w:after="0" w:line="240" w:lineRule="auto"/>
@@ -4045,11 +4011,11 @@
           <w:color w:val="000000"/>
           <w:kern w:val="0"/>
           <w:lang w:eastAsia="es-PE"/>
-          <ns2:ligatures ns2:val="none"/>
-        </w:rPr>
-      </w:pPr>
-    </w:p>
-    <w:p ns2:paraId="563B5C6F" ns2:textId="242E415D">
+          <w14:ligatures w14:val="none"/>
+        </w:rPr>
+      </w:pPr>
+    </w:p>
+    <w:p>
       <w:pPr>
         <w:suppressAutoHyphens/>
         <w:spacing w:after="0" w:line="240" w:lineRule="auto"/>
@@ -4058,7 +4024,7 @@
           <w:rFonts w:ascii="Arial Narrow" w:eastAsia="Calibri" w:hAnsi="Arial Narrow" w:cs="Arial"/>
           <w:kern w:val="0"/>
           <w:u w:val="single"/>
-          <ns2:ligatures ns2:val="none"/>
+          <w14:ligatures w14:val="none"/>
         </w:rPr>
       </w:pPr>
       <w:r>
@@ -4067,7 +4033,7 @@
           <w:b/>
           <w:bCs/>
           <w:kern w:val="0"/>
-          <ns2:ligatures ns2:val="none"/>
+          <w14:ligatures w14:val="none"/>
         </w:rPr>
         <w:t>OCTAVO</w:t>
       </w:r>
@@ -4076,7 +4042,7 @@
           <w:rFonts w:ascii="Arial Narrow" w:eastAsia="Calibri" w:hAnsi="Arial Narrow" w:cs="Arial"/>
           <w:b/>
           <w:kern w:val="0"/>
-          <ns2:ligatures ns2:val="none"/>
+          <w14:ligatures w14:val="none"/>
         </w:rPr>
         <w:t>:</w:t>
       </w:r>
@@ -4084,7 +4050,7 @@
         <w:rPr>
           <w:rFonts w:ascii="Arial Narrow" w:eastAsia="Calibri" w:hAnsi="Arial Narrow" w:cs="Arial"/>
           <w:kern w:val="0"/>
-          <ns2:ligatures ns2:val="none"/>
+          <w14:ligatures w14:val="none"/>
         </w:rPr>
         <w:t xml:space="preserve"> comunicar a las partes que, de acuerdo a lo señalado por el artículo 29</w:t>
       </w:r>
@@ -4094,7 +4060,7 @@
           <w:color w:val="000000"/>
           <w:kern w:val="0"/>
           <w:lang w:eastAsia="es-PE"/>
-          <ns2:ligatures ns2:val="none"/>
+          <w14:ligatures w14:val="none"/>
         </w:rPr>
         <w:t/>
       </w:r>
@@ -4102,7 +4068,7 @@
         <w:rPr>
           <w:rFonts w:ascii="Arial Narrow" w:eastAsia="Calibri" w:hAnsi="Arial Narrow" w:cs="Arial"/>
           <w:kern w:val="0"/>
-          <ns2:ligatures ns2:val="none"/>
+          <w14:ligatures w14:val="none"/>
         </w:rPr>
         <w:t xml:space="preserve"> del Decreto Legislativo 807</w:t>
       </w:r>
@@ -4112,7 +4078,7 @@
           <w:rFonts w:ascii="Arial Narrow" w:eastAsia="Calibri" w:hAnsi="Arial Narrow" w:cs="Arial"/>
           <w:kern w:val="0"/>
           <w:vertAlign w:val="superscript"/>
-          <ns2:ligatures ns2:val="none"/>
+          <w14:ligatures w14:val="none"/>
         </w:rPr>
         <w:footnoteReference w:id="12"/>
       </w:r>
@@ -4120,7 +4086,7 @@
         <w:rPr>
           <w:rFonts w:ascii="Arial Narrow" w:eastAsia="Calibri" w:hAnsi="Arial Narrow" w:cs="Arial"/>
           <w:kern w:val="0"/>
-          <ns2:ligatures ns2:val="none"/>
+          <w14:ligatures w14:val="none"/>
         </w:rPr>
         <w:t xml:space="preserve">, hasta antes de la emisión de la Resolución Final tienen la posibilidad de solicitar una audiencia de conciliación. En caso deleguen a favor de una tercera persona su actuación en la diligencia programada, esta deberá presentar un poder especial con firma legalizada ante Notario Público, donde conste </w:t>
       </w:r>
@@ -4129,7 +4095,7 @@
           <w:rFonts w:ascii="Arial Narrow" w:eastAsia="Calibri" w:hAnsi="Arial Narrow" w:cs="Arial"/>
           <w:kern w:val="0"/>
           <w:u w:val="single"/>
-          <ns2:ligatures ns2:val="none"/>
+          <w14:ligatures w14:val="none"/>
         </w:rPr>
         <w:t>expresamente su facultad para asistir y conciliar en su representación</w:t>
       </w:r>
@@ -4138,7 +4104,7 @@
           <w:rFonts w:ascii="Arial Narrow" w:eastAsia="Calibri" w:hAnsi="Arial Narrow" w:cs="Arial"/>
           <w:bCs/>
           <w:kern w:val="0"/>
-          <ns2:ligatures ns2:val="none"/>
+          <w14:ligatures w14:val="none"/>
         </w:rPr>
         <w:t>.</w:t>
       </w:r>
@@ -4148,7 +4114,7 @@
           <w:b/>
           <w:bCs/>
           <w:kern w:val="0"/>
-          <ns2:ligatures ns2:val="none"/>
+          <w14:ligatures w14:val="none"/>
         </w:rPr>
         <w:t xml:space="preserve"> </w:t>
       </w:r>
@@ -4157,12 +4123,12 @@
           <w:rFonts w:ascii="Arial Narrow" w:eastAsia="Calibri" w:hAnsi="Arial Narrow" w:cs="Arial"/>
           <w:kern w:val="0"/>
           <w:u w:val="single"/>
-          <ns2:ligatures ns2:val="none"/>
+          <w14:ligatures w14:val="none"/>
         </w:rPr>
         <w:t xml:space="preserve">Ello bajo apercibimiento de no realizar la audiencia de conciliación y levantar el acta de inasistencia correspondiente. </w:t>
       </w:r>
     </w:p>
-    <w:p ns2:paraId="3E55E6BD" ns2:textId="77777777">
+    <w:p>
       <w:pPr>
         <w:suppressAutoHyphens/>
         <w:spacing w:after="0" w:line="240" w:lineRule="auto"/>
@@ -4171,11 +4137,11 @@
           <w:rFonts w:ascii="Arial Narrow" w:eastAsia="Calibri" w:hAnsi="Arial Narrow" w:cs="Arial"/>
           <w:kern w:val="0"/>
           <w:u w:val="single"/>
-          <ns2:ligatures ns2:val="none"/>
-        </w:rPr>
-      </w:pPr>
-    </w:p>
-    <w:p ns2:paraId="0081C764" ns2:textId="77777777">
+          <w14:ligatures w14:val="none"/>
+        </w:rPr>
+      </w:pPr>
+    </w:p>
+    <w:p>
       <w:pPr>
         <w:suppressAutoHyphens/>
         <w:spacing w:after="0" w:line="240" w:lineRule="auto"/>
@@ -4185,7 +4151,7 @@
           <w:color w:val="000000"/>
           <w:kern w:val="0"/>
           <w:lang w:eastAsia="es-PE"/>
-          <ns2:ligatures ns2:val="none"/>
+          <w14:ligatures w14:val="none"/>
         </w:rPr>
       </w:pPr>
       <w:r>
@@ -4195,7 +4161,7 @@
           <w:color w:val="000000"/>
           <w:kern w:val="0"/>
           <w:lang w:eastAsia="es-PE"/>
-          <ns2:ligatures ns2:val="none"/>
+          <w14:ligatures w14:val="none"/>
         </w:rPr>
         <w:t>NOVENO:</w:t>
       </w:r>
@@ -4205,14 +4171,14 @@
           <w:color w:val="000000"/>
           <w:kern w:val="0"/>
           <w:lang w:eastAsia="es-PE"/>
-          <ns2:ligatures ns2:val="none"/>
+          <w14:ligatures w14:val="none"/>
         </w:rPr>
         <w:t xml:space="preserve"> poner en conocimiento de las partes que, antes de la emisión de la Resolución Final, tienen la posibilidad de formular su desistimiento o presentar el acuerdo arribado mediante la conciliación, mediación, transacción o cualquier otro que, de forma indubitable, deje constancia que se ha solucionado la controversia materia de denuncia.</w:t>
       </w:r>
       <w:bookmarkStart w:id="7" w:name="h.gjdgxs" w:colFirst="0" w:colLast="0"/>
       <w:bookmarkEnd w:id="7"/>
     </w:p>
-    <w:p ns2:paraId="0DCAFBEE" ns2:textId="77777777">
+    <w:p>
       <w:pPr>
         <w:suppressAutoHyphens/>
         <w:spacing w:after="0" w:line="240" w:lineRule="auto"/>
@@ -4222,11 +4188,11 @@
           <w:color w:val="000000"/>
           <w:kern w:val="0"/>
           <w:lang w:eastAsia="es-PE"/>
-          <ns2:ligatures ns2:val="none"/>
-        </w:rPr>
-      </w:pPr>
-    </w:p>
-    <w:p ns2:paraId="14CE7DD8" ns2:textId="2151DA03">
+          <w14:ligatures w14:val="none"/>
+        </w:rPr>
+      </w:pPr>
+    </w:p>
+    <w:p>
       <w:pPr>
         <w:suppressAutoHyphens/>
         <w:spacing w:after="0" w:line="240" w:lineRule="auto"/>
@@ -4249,7 +4215,7 @@
           <w:b/>
           <w:spacing w:val="-3"/>
           <w:kern w:val="0"/>
-          <ns2:ligatures ns2:val="none"/>
+          <w14:ligatures w14:val="none"/>
         </w:rPr>
         <w:t/>
       </w:r>
@@ -4259,7 +4225,7 @@
           <w:bCs/>
           <w:spacing w:val="-3"/>
           <w:kern w:val="0"/>
-          <ns2:ligatures ns2:val="none"/>
+          <w14:ligatures w14:val="none"/>
         </w:rPr>
         <w:t xml:space="preserve"/>
       </w:r>
@@ -4269,7 +4235,7 @@
           <w:bCs/>
           <w:spacing w:val="-3"/>
           <w:kern w:val="0"/>
-          <ns2:ligatures ns2:val="none"/>
+          <w14:ligatures w14:val="none"/>
         </w:rPr>
         <w:t/>
       </w:r>
@@ -4279,7 +4245,7 @@
           <w:bCs/>
           <w:spacing w:val="-3"/>
           <w:kern w:val="0"/>
-          <ns2:ligatures ns2:val="none"/>
+          <w14:ligatures w14:val="none"/>
         </w:rPr>
         <w:t/>
       </w:r>
@@ -4289,7 +4255,7 @@
           <w:bCs/>
           <w:spacing w:val="-3"/>
           <w:kern w:val="0"/>
-          <ns2:ligatures ns2:val="none"/>
+          <w14:ligatures w14:val="none"/>
         </w:rPr>
         <w:t xml:space="preserve"/>
       </w:r>
@@ -4301,7 +4267,7 @@
           <w:kern w:val="0"/>
           <w:shd w:val="clear" w:color="auto" w:fill="FFFFFF"/>
           <w:lang w:eastAsia="es-PE"/>
-          <ns2:ligatures ns2:val="none"/>
+          <w14:ligatures w14:val="none"/>
         </w:rPr>
         <w:t/>
       </w:r>
@@ -4313,7 +4279,7 @@
           <w:kern w:val="0"/>
           <w:shd w:val="clear" w:color="auto" w:fill="FFFFFF"/>
           <w:lang w:eastAsia="es-PE"/>
-          <ns2:ligatures ns2:val="none"/>
+          <w14:ligatures w14:val="none"/>
         </w:rPr>
         <w:t xml:space="preserve"/>
       </w:r>
@@ -4325,7 +4291,7 @@
           <w:kern w:val="0"/>
           <w:shd w:val="clear" w:color="auto" w:fill="FFFFFF"/>
           <w:lang w:eastAsia="es-PE"/>
-          <ns2:ligatures ns2:val="none"/>
+          <w14:ligatures w14:val="none"/>
         </w:rPr>
         <w:t/>
       </w:r>
@@ -4337,7 +4303,7 @@
           <w:kern w:val="0"/>
           <w:shd w:val="clear" w:color="auto" w:fill="FFFFFF"/>
           <w:lang w:eastAsia="es-PE"/>
-          <ns2:ligatures ns2:val="none"/>
+          <w14:ligatures w14:val="none"/>
         </w:rPr>
         <w:t xml:space="preserve"/>
       </w:r>
@@ -4354,7 +4320,7 @@
           <w:color w:val="000000"/>
           <w:kern w:val="0"/>
           <w:lang w:eastAsia="es-PE"/>
-          <ns2:ligatures ns2:val="none"/>
+          <w14:ligatures w14:val="none"/>
         </w:rPr>
         <w:t/>
       </w:r>
@@ -4378,7 +4344,7 @@
           <w:color w:val="000000"/>
           <w:kern w:val="0"/>
           <w:lang w:eastAsia="es-PE"/>
-          <ns2:ligatures ns2:val="none"/>
+          <w14:ligatures w14:val="none"/>
         </w:rPr>
         <w:t/>
       </w:r>
@@ -4404,7 +4370,7 @@
         <w:t/>
       </w:r>
     </w:p>
-    <w:p ns2:paraId="50BE9060" ns2:textId="77777777">
+    <w:p>
       <w:pPr>
         <w:suppressAutoHyphens/>
         <w:spacing w:after="0" w:line="240" w:lineRule="auto"/>
@@ -4414,7 +4380,7 @@
         </w:rPr>
       </w:pPr>
     </w:p>
-    <w:p ns2:paraId="39B58299" ns2:textId="30DB137E">
+    <w:p>
       <w:pPr>
         <w:suppressAutoHyphens/>
         <w:spacing w:line="240" w:lineRule="auto"/>
@@ -4521,7 +4487,7 @@
         <w:t/>
       </w:r>
     </w:p>
-    <w:p ns2:paraId="68AE17ED" ns2:textId="77777777">
+    <w:p>
       <w:pPr>
         <w:suppressAutoHyphens/>
         <w:spacing w:after="0" w:line="240" w:lineRule="auto"/>
@@ -4534,7 +4500,7 @@
       <w:bookmarkStart w:id="8" w:name="_Hlk198890962"/>
     </w:p>
     <w:bookmarkEnd w:id="8"/>
-    <w:p ns2:paraId="212FCE7B" ns2:textId="77777777">
+    <w:p>
       <w:pPr>
         <w:suppressAutoHyphens/>
         <w:spacing w:after="0" w:line="240" w:lineRule="auto"/>
@@ -4544,35 +4510,35 @@
         </w:rPr>
       </w:pPr>
     </w:p>
-    <w:p ns2:paraId="181DDD35" ns2:textId="77777777">
-      <w:pPr>
-        <w:spacing w:after="0" w:line="240" w:lineRule="auto"/>
-        <w:jc w:val="both"/>
-        <w:rPr>
-          <w:rFonts w:ascii="Arial Narrow" w:eastAsia="Arial Narrow" w:hAnsi="Arial Narrow" w:cs="Arial Narrow"/>
-          <w:b/>
-          <w:color w:val="000000"/>
-          <w:kern w:val="0"/>
-          <w:lang w:eastAsia="es-PE"/>
-          <ns2:ligatures ns2:val="none"/>
-        </w:rPr>
-      </w:pPr>
-    </w:p>
-    <w:p ns2:paraId="4CBBE603" ns2:textId="77777777">
-      <w:pPr>
-        <w:spacing w:after="0" w:line="240" w:lineRule="auto"/>
-        <w:jc w:val="both"/>
-        <w:rPr>
-          <w:rFonts w:ascii="Arial Narrow" w:eastAsia="Arial Narrow" w:hAnsi="Arial Narrow" w:cs="Arial Narrow"/>
-          <w:b/>
-          <w:color w:val="000000"/>
-          <w:kern w:val="0"/>
-          <w:lang w:eastAsia="es-PE"/>
-          <ns2:ligatures ns2:val="none"/>
-        </w:rPr>
-      </w:pPr>
-    </w:p>
-    <w:p ns2:paraId="5F73DDED" ns2:textId="77777777">
+    <w:p>
+      <w:pPr>
+        <w:spacing w:after="0" w:line="240" w:lineRule="auto"/>
+        <w:jc w:val="both"/>
+        <w:rPr>
+          <w:rFonts w:ascii="Arial Narrow" w:eastAsia="Arial Narrow" w:hAnsi="Arial Narrow" w:cs="Arial Narrow"/>
+          <w:b/>
+          <w:color w:val="000000"/>
+          <w:kern w:val="0"/>
+          <w:lang w:eastAsia="es-PE"/>
+          <w14:ligatures w14:val="none"/>
+        </w:rPr>
+      </w:pPr>
+    </w:p>
+    <w:p>
+      <w:pPr>
+        <w:spacing w:after="0" w:line="240" w:lineRule="auto"/>
+        <w:jc w:val="both"/>
+        <w:rPr>
+          <w:rFonts w:ascii="Arial Narrow" w:eastAsia="Arial Narrow" w:hAnsi="Arial Narrow" w:cs="Arial Narrow"/>
+          <w:b/>
+          <w:color w:val="000000"/>
+          <w:kern w:val="0"/>
+          <w:lang w:eastAsia="es-PE"/>
+          <w14:ligatures w14:val="none"/>
+        </w:rPr>
+      </w:pPr>
+    </w:p>
+    <w:p>
       <w:pPr>
         <w:shd w:val="clear" w:color="auto" w:fill="FFFFFF"/>
         <w:spacing w:after="0" w:line="240" w:lineRule="auto"/>
@@ -4583,7 +4549,7 @@
           <w:bCs/>
           <w:color w:val="000000"/>
           <w:kern w:val="0"/>
-          <ns2:ligatures ns2:val="none"/>
+          <w14:ligatures w14:val="none"/>
         </w:rPr>
       </w:pPr>
       <w:r>
@@ -4593,12 +4559,12 @@
           <w:bCs/>
           <w:color w:val="000000"/>
           <w:kern w:val="0"/>
-          <ns2:ligatures ns2:val="none"/>
+          <w14:ligatures w14:val="none"/>
         </w:rPr>
         <w:t>EVELING ROA QUISPE</w:t>
       </w:r>
     </w:p>
-    <w:p ns2:paraId="7B15A8F5" ns2:textId="77777777">
+    <w:p>
       <w:pPr>
         <w:shd w:val="clear" w:color="auto" w:fill="FFFFFF"/>
         <w:spacing w:after="0" w:line="240" w:lineRule="auto"/>
@@ -4609,7 +4575,7 @@
           <w:bCs/>
           <w:color w:val="000000"/>
           <w:kern w:val="0"/>
-          <ns2:ligatures ns2:val="none"/>
+          <w14:ligatures w14:val="none"/>
         </w:rPr>
       </w:pPr>
       <w:r>
@@ -4619,12 +4585,12 @@
           <w:bCs/>
           <w:color w:val="000000"/>
           <w:kern w:val="0"/>
-          <ns2:ligatures ns2:val="none"/>
+          <w14:ligatures w14:val="none"/>
         </w:rPr>
         <w:t>Secretaria Técnica</w:t>
       </w:r>
     </w:p>
-    <w:p ns2:paraId="08FFB35F" ns2:textId="77777777">
+    <w:p>
       <w:pPr>
         <w:shd w:val="clear" w:color="auto" w:fill="FFFFFF"/>
         <w:spacing w:after="0" w:line="240" w:lineRule="auto"/>
@@ -4633,7 +4599,7 @@
           <w:rFonts w:ascii="Arial Narrow" w:eastAsia="Calibri" w:hAnsi="Arial Narrow" w:cs="Times New Roman"/>
           <w:color w:val="000000"/>
           <w:kern w:val="0"/>
-          <ns2:ligatures ns2:val="none"/>
+          <w14:ligatures w14:val="none"/>
         </w:rPr>
       </w:pPr>
       <w:r>
@@ -4643,7 +4609,7 @@
           <w:bCs/>
           <w:color w:val="000000"/>
           <w:kern w:val="0"/>
-          <ns2:ligatures ns2:val="none"/>
+          <w14:ligatures w14:val="none"/>
         </w:rPr>
         <w:t>Comisión </w:t>
       </w:r>
@@ -4655,7 +4621,7 @@
           <w:color w:val="000000"/>
           <w:kern w:val="0"/>
           <w:shd w:val="clear" w:color="auto" w:fill="FFFFFF"/>
-          <ns2:ligatures ns2:val="none"/>
+          <w14:ligatures w14:val="none"/>
         </w:rPr>
         <w:t>de</w:t>
       </w:r>
@@ -4666,27 +4632,27 @@
           <w:bCs/>
           <w:color w:val="000000"/>
           <w:kern w:val="0"/>
-          <ns2:ligatures ns2:val="none"/>
+          <w14:ligatures w14:val="none"/>
         </w:rPr>
         <w:t> Protección al Consumidor 1</w:t>
       </w:r>
     </w:p>
-    <w:p ns2:paraId="5490FA6F" ns2:textId="77777777">
-      <w:pPr>
-        <w:spacing w:after="0" w:line="240" w:lineRule="auto"/>
-        <w:jc w:val="both"/>
-        <w:rPr>
-          <w:rFonts w:ascii="Arial Narrow" w:eastAsia="Arial Narrow" w:hAnsi="Arial Narrow" w:cs="Arial Narrow"/>
-          <w:b/>
-          <w:color w:val="000000"/>
-          <w:kern w:val="0"/>
-          <w:lang w:eastAsia="es-PE"/>
-          <ns2:ligatures ns2:val="none"/>
+    <w:p>
+      <w:pPr>
+        <w:spacing w:after="0" w:line="240" w:lineRule="auto"/>
+        <w:jc w:val="both"/>
+        <w:rPr>
+          <w:rFonts w:ascii="Arial Narrow" w:eastAsia="Arial Narrow" w:hAnsi="Arial Narrow" w:cs="Arial Narrow"/>
+          <w:b/>
+          <w:color w:val="000000"/>
+          <w:kern w:val="0"/>
+          <w:lang w:eastAsia="es-PE"/>
+          <w14:ligatures w14:val="none"/>
         </w:rPr>
       </w:pPr>
     </w:p>
     <w:bookmarkEnd w:id="0"/>
-    <w:p ns2:paraId="58E453A2" ns2:textId="05E608DF">
+    <w:p>
       <w:pPr>
         <w:spacing w:after="0" w:line="240" w:lineRule="auto"/>
         <w:jc w:val="both"/>
@@ -4704,7 +4670,7 @@
           <w:sz w:val="16"/>
           <w:szCs w:val="16"/>
           <w:lang w:eastAsia="es-PE"/>
-          <ns2:ligatures ns2:val="none"/>
+          <w14:ligatures w14:val="none"/>
         </w:rPr>
         <w:t>LSM/</w:t>
       </w:r>
@@ -4716,12 +4682,12 @@
           <w:sz w:val="16"/>
           <w:szCs w:val="16"/>
           <w:lang w:eastAsia="es-PE"/>
-          <ns2:ligatures ns2:val="none"/>
+          <w14:ligatures w14:val="none"/>
         </w:rPr>
         <w:t>JCQ</w:t>
       </w:r>
     </w:p>
-    <w:p ns2:paraId="0B9A1116" ns2:textId="77777777">
+    <w:p>
       <w:pPr>
         <w:rPr>
           <w:rFonts w:ascii="Arial Narrow" w:hAnsi="Arial Narrow"/>
@@ -4729,8 +4695,8 @@
       </w:pPr>
     </w:p>
     <w:sectPr>
-      <w:headerReference w:type="default" ns3:id="rId8"/>
-      <w:footerReference w:type="default" ns3:id="rId9"/>
+      <w:headerReference w:type="default" r:id="rId8"/>
+      <w:footerReference w:type="default" r:id="rId9"/>
       <w:pgSz w:w="11906" w:h="16838"/>
       <w:pgMar w:top="1417" w:right="1701" w:bottom="1417" w:left="1701" w:header="708" w:footer="708" w:gutter="0"/>
       <w:cols w:space="708"/>
@@ -4741,7 +4707,7 @@
 </file>
 
 <file path=word/endnotes.xml><?xml version="1.0" encoding="utf-8"?>
-<w:endnotes xmlns:wpc="http://schemas.microsoft.com/office/word/2010/wordprocessingCanvas" xmlns:cx="http://schemas.microsoft.com/office/drawing/2014/chartex" xmlns:cx1="http://schemas.microsoft.com/office/drawing/2015/9/8/chartex" xmlns:cx2="http://schemas.microsoft.com/office/drawing/2015/10/21/chartex" xmlns:cx3="http://schemas.microsoft.com/office/drawing/2016/5/9/chartex" xmlns:cx4="http://schemas.microsoft.com/office/drawing/2016/5/10/chartex" xmlns:cx5="http://schemas.microsoft.com/office/drawing/2016/5/11/chartex" xmlns:cx6="http://schemas.microsoft.com/office/drawing/2016/5/12/chartex" xmlns:cx7="http://schemas.microsoft.com/office/drawing/2016/5/13/chartex" xmlns:cx8="http://schemas.microsoft.com/office/drawing/2016/5/14/chartex" xmlns:mc="http://schemas.openxmlformats.org/markup-compatibility/2006" xmlns:aink="http://schemas.microsoft.com/office/drawing/2016/ink" xmlns:am3d="http://schemas.microsoft.com/office/drawing/2017/model3d" xmlns:o="urn:schemas-microsoft-com:office:office" xmlns:oel="http://schemas.microsoft.com/office/2019/extlst" xmlns:r="http://schemas.openxmlformats.org/officeDocument/2006/relationships" xmlns:m="http://schemas.openxmlformats.org/officeDocument/2006/math" xmlns:v="urn:schemas-microsoft-com:vml" xmlns:wp14="http://schemas.microsoft.com/office/word/2010/wordprocessingDrawing" xmlns:wp="http://schemas.openxmlformats.org/drawingml/2006/wordprocessingDrawing" xmlns:w10="urn:schemas-microsoft-com:office:word" xmlns:w="http://schemas.openxmlformats.org/wordprocessingml/2006/main" xmlns:w14="http://schemas.microsoft.com/office/word/2010/wordml" xmlns:w15="http://schemas.microsoft.com/office/word/2012/wordml" xmlns:w16cex="http://schemas.microsoft.com/office/word/2018/wordml/cex" xmlns:w16cid="http://schemas.microsoft.com/office/word/2016/wordml/cid" xmlns:w16="http://schemas.microsoft.com/office/word/2018/wordml" xmlns:w16du="http://schemas.microsoft.com/office/word/2023/wordml/word16du" xmlns:w16sdtdh="http://schemas.microsoft.com/office/word/2020/wordml/sdtdatahash" xmlns:w16sdtfl="http://schemas.microsoft.com/office/word/2024/wordml/sdtformatlock" xmlns:w16se="http://schemas.microsoft.com/office/word/2015/wordml/symex" xmlns:wpg="http://schemas.microsoft.com/office/word/2010/wordprocessingGroup" xmlns:wpi="http://schemas.microsoft.com/office/word/2010/wordprocessingInk" xmlns:wne="http://schemas.microsoft.com/office/word/2006/wordml" xmlns:wps="http://schemas.microsoft.com/office/word/2010/wordprocessingShape" mc:Ignorable="w14 w15 w16se w16cid w16 w16cex w16sdtdh w16sdtfl w16du wp14">
+<w:endnotes xmlns:mc="http://schemas.openxmlformats.org/markup-compatibility/2006" xmlns:r="http://schemas.openxmlformats.org/officeDocument/2006/relationships" xmlns:w="http://schemas.openxmlformats.org/wordprocessingml/2006/main" xmlns:w14="http://schemas.microsoft.com/office/word/2010/wordml" xmlns:w15="http://schemas.microsoft.com/office/word/2012/wordml" xmlns:w16="http://schemas.microsoft.com/office/word/2018/wordml" xmlns:w16cex="http://schemas.microsoft.com/office/word/2018/wordml/cex" xmlns:w16cid="http://schemas.microsoft.com/office/word/2016/wordml/cid" xmlns:w16du="http://schemas.microsoft.com/office/word/2023/wordml/word16du" xmlns:w16sdtdh="http://schemas.microsoft.com/office/word/2020/wordml/sdtdatahash" xmlns:w16se="http://schemas.microsoft.com/office/word/2015/wordml/symex" xmlns:wp14="http://schemas.microsoft.com/office/word/2010/wordprocessingDrawing" mc:Ignorable="w14 w15 w16se w16cid w16 w16cex w16sdtdh w16du wp14">
   <w:endnote w:type="separator" w:id="-1">
     <w:p>
       <w:pPr>
@@ -4766,7 +4732,7 @@
 </file>
 
 <file path=word/footer1.xml><?xml version="1.0" encoding="utf-8"?>
-<w:ftr xmlns:wpc="http://schemas.microsoft.com/office/word/2010/wordprocessingCanvas" xmlns:cx="http://schemas.microsoft.com/office/drawing/2014/chartex" xmlns:cx1="http://schemas.microsoft.com/office/drawing/2015/9/8/chartex" xmlns:cx2="http://schemas.microsoft.com/office/drawing/2015/10/21/chartex" xmlns:cx3="http://schemas.microsoft.com/office/drawing/2016/5/9/chartex" xmlns:cx4="http://schemas.microsoft.com/office/drawing/2016/5/10/chartex" xmlns:cx5="http://schemas.microsoft.com/office/drawing/2016/5/11/chartex" xmlns:cx6="http://schemas.microsoft.com/office/drawing/2016/5/12/chartex" xmlns:cx7="http://schemas.microsoft.com/office/drawing/2016/5/13/chartex" xmlns:cx8="http://schemas.microsoft.com/office/drawing/2016/5/14/chartex" xmlns:mc="http://schemas.openxmlformats.org/markup-compatibility/2006" xmlns:aink="http://schemas.microsoft.com/office/drawing/2016/ink" xmlns:am3d="http://schemas.microsoft.com/office/drawing/2017/model3d" xmlns:o="urn:schemas-microsoft-com:office:office" xmlns:oel="http://schemas.microsoft.com/office/2019/extlst" xmlns:r="http://schemas.openxmlformats.org/officeDocument/2006/relationships" xmlns:m="http://schemas.openxmlformats.org/officeDocument/2006/math" xmlns:v="urn:schemas-microsoft-com:vml" xmlns:wp14="http://schemas.microsoft.com/office/word/2010/wordprocessingDrawing" xmlns:wp="http://schemas.openxmlformats.org/drawingml/2006/wordprocessingDrawing" xmlns:w10="urn:schemas-microsoft-com:office:word" xmlns:w="http://schemas.openxmlformats.org/wordprocessingml/2006/main" xmlns:w14="http://schemas.microsoft.com/office/word/2010/wordml" xmlns:w15="http://schemas.microsoft.com/office/word/2012/wordml" xmlns:w16cex="http://schemas.microsoft.com/office/word/2018/wordml/cex" xmlns:w16cid="http://schemas.microsoft.com/office/word/2016/wordml/cid" xmlns:w16="http://schemas.microsoft.com/office/word/2018/wordml" xmlns:w16du="http://schemas.microsoft.com/office/word/2023/wordml/word16du" xmlns:w16sdtdh="http://schemas.microsoft.com/office/word/2020/wordml/sdtdatahash" xmlns:w16sdtfl="http://schemas.microsoft.com/office/word/2024/wordml/sdtformatlock" xmlns:w16se="http://schemas.microsoft.com/office/word/2015/wordml/symex" xmlns:wpg="http://schemas.microsoft.com/office/word/2010/wordprocessingGroup" xmlns:wpi="http://schemas.microsoft.com/office/word/2010/wordprocessingInk" xmlns:wne="http://schemas.microsoft.com/office/word/2006/wordml" xmlns:wps="http://schemas.microsoft.com/office/word/2010/wordprocessingShape" mc:Ignorable="w14 w15 w16se w16cid w16 w16cex w16sdtdh w16sdtfl w16du wp14">
+<w:ftr xmlns:mc="http://schemas.openxmlformats.org/markup-compatibility/2006" xmlns:r="http://schemas.openxmlformats.org/officeDocument/2006/relationships" xmlns:w="http://schemas.openxmlformats.org/wordprocessingml/2006/main" xmlns:w14="http://schemas.microsoft.com/office/word/2010/wordml" xmlns:w15="http://schemas.microsoft.com/office/word/2012/wordml" xmlns:w16="http://schemas.microsoft.com/office/word/2018/wordml" xmlns:w16cex="http://schemas.microsoft.com/office/word/2018/wordml/cex" xmlns:w16cid="http://schemas.microsoft.com/office/word/2016/wordml/cid" xmlns:w16du="http://schemas.microsoft.com/office/word/2023/wordml/word16du" xmlns:w16sdtdh="http://schemas.microsoft.com/office/word/2020/wordml/sdtdatahash" xmlns:w16se="http://schemas.microsoft.com/office/word/2015/wordml/symex" xmlns:wp14="http://schemas.microsoft.com/office/word/2010/wordprocessingDrawing" mc:Ignorable="w14 w15 w16se w16cid w16 w16cex w16sdtdh w16du wp14">
   <w:p>
     <w:pPr>
       <w:pBdr>
@@ -4804,7 +4770,7 @@
 </file>
 
 <file path=word/footnotes.xml><?xml version="1.0" encoding="utf-8"?>
-<w:footnotes xmlns:wpc="http://schemas.microsoft.com/office/word/2010/wordprocessingCanvas" xmlns:cx="http://schemas.microsoft.com/office/drawing/2014/chartex" xmlns:cx1="http://schemas.microsoft.com/office/drawing/2015/9/8/chartex" xmlns:cx2="http://schemas.microsoft.com/office/drawing/2015/10/21/chartex" xmlns:cx3="http://schemas.microsoft.com/office/drawing/2016/5/9/chartex" xmlns:cx4="http://schemas.microsoft.com/office/drawing/2016/5/10/chartex" xmlns:cx5="http://schemas.microsoft.com/office/drawing/2016/5/11/chartex" xmlns:cx6="http://schemas.microsoft.com/office/drawing/2016/5/12/chartex" xmlns:cx7="http://schemas.microsoft.com/office/drawing/2016/5/13/chartex" xmlns:cx8="http://schemas.microsoft.com/office/drawing/2016/5/14/chartex" xmlns:mc="http://schemas.openxmlformats.org/markup-compatibility/2006" xmlns:aink="http://schemas.microsoft.com/office/drawing/2016/ink" xmlns:am3d="http://schemas.microsoft.com/office/drawing/2017/model3d" xmlns:o="urn:schemas-microsoft-com:office:office" xmlns:oel="http://schemas.microsoft.com/office/2019/extlst" xmlns:r="http://schemas.openxmlformats.org/officeDocument/2006/relationships" xmlns:m="http://schemas.openxmlformats.org/officeDocument/2006/math" xmlns:v="urn:schemas-microsoft-com:vml" xmlns:wp14="http://schemas.microsoft.com/office/word/2010/wordprocessingDrawing" xmlns:wp="http://schemas.openxmlformats.org/drawingml/2006/wordprocessingDrawing" xmlns:w10="urn:schemas-microsoft-com:office:word" xmlns:w="http://schemas.openxmlformats.org/wordprocessingml/2006/main" xmlns:w14="http://schemas.microsoft.com/office/word/2010/wordml" xmlns:w15="http://schemas.microsoft.com/office/word/2012/wordml" xmlns:w16cex="http://schemas.microsoft.com/office/word/2018/wordml/cex" xmlns:w16cid="http://schemas.microsoft.com/office/word/2016/wordml/cid" xmlns:w16="http://schemas.microsoft.com/office/word/2018/wordml" xmlns:w16du="http://schemas.microsoft.com/office/word/2023/wordml/word16du" xmlns:w16sdtdh="http://schemas.microsoft.com/office/word/2020/wordml/sdtdatahash" xmlns:w16sdtfl="http://schemas.microsoft.com/office/word/2024/wordml/sdtformatlock" xmlns:w16se="http://schemas.microsoft.com/office/word/2015/wordml/symex" xmlns:wpg="http://schemas.microsoft.com/office/word/2010/wordprocessingGroup" xmlns:wpi="http://schemas.microsoft.com/office/word/2010/wordprocessingInk" xmlns:wne="http://schemas.microsoft.com/office/word/2006/wordml" xmlns:wps="http://schemas.microsoft.com/office/word/2010/wordprocessingShape" mc:Ignorable="w14 w15 w16se w16cid w16 w16cex w16sdtdh w16sdtfl w16du wp14">
+<w:footnotes xmlns:mc="http://schemas.openxmlformats.org/markup-compatibility/2006" xmlns:r="http://schemas.openxmlformats.org/officeDocument/2006/relationships" xmlns:w="http://schemas.openxmlformats.org/wordprocessingml/2006/main" xmlns:w14="http://schemas.microsoft.com/office/word/2010/wordml" xmlns:w15="http://schemas.microsoft.com/office/word/2012/wordml" xmlns:w16="http://schemas.microsoft.com/office/word/2018/wordml" xmlns:w16cex="http://schemas.microsoft.com/office/word/2018/wordml/cex" xmlns:w16cid="http://schemas.microsoft.com/office/word/2016/wordml/cid" xmlns:w16du="http://schemas.microsoft.com/office/word/2023/wordml/word16du" xmlns:w16sdtdh="http://schemas.microsoft.com/office/word/2020/wordml/sdtdatahash" xmlns:w16se="http://schemas.microsoft.com/office/word/2015/wordml/symex" xmlns:wp14="http://schemas.microsoft.com/office/word/2010/wordprocessingDrawing" mc:Ignorable="w14 w15 w16se w16cid w16 w16cex w16sdtdh w16du wp14">
   <w:footnote w:type="separator" w:id="-1">
     <w:p>
       <w:pPr>
@@ -6118,6 +6084,161 @@
       </w:pPr>
     </w:p>
   </w:footnote>
+  <w:footnote w:id="14">
+    <w:p>
+      <w:pPr>
+        <w:pStyle w:val="Textonotapie"/>
+        <w:ind w:left="567" w:hanging="567"/>
+        <w:jc w:val="both"/>
+      </w:pPr>
+      <w:r>
+        <w:rPr>
+          <w:rStyle w:val="Refdenotaalpie"/>
+          <w:rFonts w:ascii="Arial Narrow" w:hAnsi="Arial Narrow" w:cs="Arial"/>
+          <w:sz w:val="16"/>
+          <w:szCs w:val="16"/>
+          <w:vertAlign w:val="superscript"/>
+        </w:rPr>
+        <w:footnoteRef/>
+      </w:r>
+      <w:r>
+        <w:rPr>
+          <w:rFonts w:ascii="Arial Narrow" w:hAnsi="Arial Narrow" w:cs="Arial"/>
+          <w:sz w:val="16"/>
+          <w:szCs w:val="16"/>
+        </w:rPr>
+        <w:tab/>
+      </w:r>
+      <w:r>
+        <w:rPr>
+          <w:rFonts w:ascii="Arial Narrow" w:hAnsi="Arial Narrow" w:cs="Arial"/>
+          <w:b/>
+          <w:bCs/>
+          <w:sz w:val="16"/>
+          <w:szCs w:val="16"/>
+        </w:rPr>
+        <w:t xml:space="preserve">DECRETO LEGISLATIVO 807, LEY SOBRE FACULTADES, NORMAS Y ORGANIZACIÓN DEL INDECOPI, publicado el 18 de abril de 1996</w:t>
+      </w:r>
+    </w:p>
+    <w:p>
+      <w:pPr>
+        <w:pStyle w:val="Textonotapie"/>
+        <w:ind w:left="567" w:hanging="567"/>
+        <w:jc w:val="both"/>
+      </w:pPr>
+      <w:r>
+        <w:rPr>
+          <w:rFonts w:ascii="Arial Narrow" w:hAnsi="Arial Narrow" w:cs="Arial"/>
+          <w:sz w:val="16"/>
+          <w:szCs w:val="16"/>
+        </w:rPr>
+        <w:tab/>
+      </w:r>
+      <w:r>
+        <w:rPr>
+          <w:rFonts w:ascii="Arial Narrow" w:hAnsi="Arial Narrow" w:cs="Arial"/>
+          <w:b/>
+          <w:bCs/>
+          <w:sz w:val="16"/>
+          <w:szCs w:val="16"/>
+        </w:rPr>
+        <w:t xml:space="preserve">Artículo 26.-</w:t>
+      </w:r>
+      <w:r>
+        <w:rPr>
+          <w:rFonts w:ascii="Arial Narrow" w:hAnsi="Arial Narrow" w:cs="Arial"/>
+          <w:sz w:val="16"/>
+          <w:szCs w:val="16"/>
+        </w:rPr>
+        <w:t xml:space="preserve"> Una vez admitida a trámite la denuncia, se correrá traslado de la misma al denunciado, a fin de que éste presente su descargo. El plazo para la presentación del descargo será de cinco (5) días contados desde la notificación, vencido el cual, el Secretario Técnico declarará en rebeldía al denunciado que no lo hubiera presentado.</w:t>
+      </w:r>
+    </w:p>
+  </w:footnote>
+  <w:footnote w:id="15">
+    <w:p>
+      <w:pPr>
+        <w:pStyle w:val="Textonotapie"/>
+        <w:ind w:left="567" w:hanging="567"/>
+        <w:jc w:val="both"/>
+      </w:pPr>
+      <w:r>
+        <w:rPr>
+          <w:rStyle w:val="Refdenotaalpie"/>
+          <w:rFonts w:ascii="Arial Narrow" w:hAnsi="Arial Narrow" w:cs="Arial"/>
+          <w:sz w:val="16"/>
+          <w:szCs w:val="16"/>
+          <w:vertAlign w:val="superscript"/>
+        </w:rPr>
+        <w:footnoteRef/>
+      </w:r>
+      <w:r>
+        <w:rPr>
+          <w:rFonts w:ascii="Arial Narrow" w:hAnsi="Arial Narrow" w:cs="Arial"/>
+          <w:sz w:val="16"/>
+          <w:szCs w:val="16"/>
+        </w:rPr>
+        <w:tab/>
+      </w:r>
+      <w:r>
+        <w:rPr>
+          <w:rFonts w:ascii="Arial Narrow" w:hAnsi="Arial Narrow" w:cs="Arial"/>
+          <w:b/>
+          <w:bCs/>
+          <w:sz w:val="16"/>
+          <w:szCs w:val="16"/>
+        </w:rPr>
+        <w:t xml:space="preserve">DECRETO SUPREMO 006-2026-JUS, TEXTO ÚNICO ORDENADO DE LA LEY 27444, LEY DEL PROCEDIMIENTO ADMINISTRATIVO GENERAL, publicado el 30 de abril de 2026</w:t>
+      </w:r>
+    </w:p>
+    <w:p>
+      <w:pPr>
+        <w:pStyle w:val="Textonotapie"/>
+        <w:ind w:left="567" w:hanging="567"/>
+        <w:jc w:val="both"/>
+      </w:pPr>
+      <w:r>
+        <w:rPr>
+          <w:rFonts w:ascii="Arial Narrow" w:hAnsi="Arial Narrow" w:cs="Arial"/>
+          <w:sz w:val="16"/>
+          <w:szCs w:val="16"/>
+        </w:rPr>
+        <w:tab/>
+      </w:r>
+      <w:r>
+        <w:rPr>
+          <w:rFonts w:ascii="Arial Narrow" w:hAnsi="Arial Narrow" w:cs="Arial"/>
+          <w:b/>
+          <w:bCs/>
+          <w:sz w:val="16"/>
+          <w:szCs w:val="16"/>
+        </w:rPr>
+        <w:t xml:space="preserve">Artículo 223.- Contestación de la reclamación</w:t>
+      </w:r>
+    </w:p>
+    <w:p>
+      <w:pPr>
+        <w:pStyle w:val="Textonotapie"/>
+        <w:ind w:left="567" w:hanging="567"/>
+        <w:jc w:val="both"/>
+      </w:pPr>
+      <w:r>
+        <w:rPr>
+          <w:rFonts w:ascii="Arial Narrow" w:hAnsi="Arial Narrow" w:cs="Arial"/>
+          <w:sz w:val="16"/>
+          <w:szCs w:val="16"/>
+        </w:rPr>
+        <w:tab/>
+      </w:r>
+      <w:r>
+        <w:rPr>
+          <w:rFonts w:ascii="Arial Narrow" w:hAnsi="Arial Narrow" w:cs="Arial"/>
+          <w:sz w:val="16"/>
+          <w:szCs w:val="16"/>
+        </w:rPr>
+        <w:t xml:space="preserve">223.1 El reclamado deberá presentar la contestación de la reclamación dentro de los quince (15) días posteriores a la notificación de ésta; vencido este plazo, la Administración declarará en rebeldía al reclamado que no la hubiera presentado. La contestación deberá contener los requisitos de los escritos previstos en el artículo 113 de la presente Ley, así como la absolución de todos los asuntos controvertidos de hecho y de derecho, Las alegaciones y los hechos relevantes de la reclamación, salvo que hayan sido específicamente negadas en la contestación, se tendrán por aceptadas o merituadas como ciertas.</w:t>
+      </w:r>
+    </w:p>
+  </w:footnote>
   <w:footnote w:id="9">
     <w:p>
       <w:pPr>
@@ -7639,7 +7760,7 @@
 </file>
 
 <file path=word/header1.xml><?xml version="1.0" encoding="utf-8"?>
-<w:hdr xmlns:wpc="http://schemas.microsoft.com/office/word/2010/wordprocessingCanvas" xmlns:cx="http://schemas.microsoft.com/office/drawing/2014/chartex" xmlns:cx1="http://schemas.microsoft.com/office/drawing/2015/9/8/chartex" xmlns:cx2="http://schemas.microsoft.com/office/drawing/2015/10/21/chartex" xmlns:cx3="http://schemas.microsoft.com/office/drawing/2016/5/9/chartex" xmlns:cx4="http://schemas.microsoft.com/office/drawing/2016/5/10/chartex" xmlns:cx5="http://schemas.microsoft.com/office/drawing/2016/5/11/chartex" xmlns:cx6="http://schemas.microsoft.com/office/drawing/2016/5/12/chartex" xmlns:cx7="http://schemas.microsoft.com/office/drawing/2016/5/13/chartex" xmlns:cx8="http://schemas.microsoft.com/office/drawing/2016/5/14/chartex" xmlns:mc="http://schemas.openxmlformats.org/markup-compatibility/2006" xmlns:aink="http://schemas.microsoft.com/office/drawing/2016/ink" xmlns:am3d="http://schemas.microsoft.com/office/drawing/2017/model3d" xmlns:o="urn:schemas-microsoft-com:office:office" xmlns:oel="http://schemas.microsoft.com/office/2019/extlst" xmlns:r="http://schemas.openxmlformats.org/officeDocument/2006/relationships" xmlns:m="http://schemas.openxmlformats.org/officeDocument/2006/math" xmlns:v="urn:schemas-microsoft-com:vml" xmlns:wp14="http://schemas.microsoft.com/office/word/2010/wordprocessingDrawing" xmlns:wp="http://schemas.openxmlformats.org/drawingml/2006/wordprocessingDrawing" xmlns:w10="urn:schemas-microsoft-com:office:word" xmlns:w="http://schemas.openxmlformats.org/wordprocessingml/2006/main" xmlns:w14="http://schemas.microsoft.com/office/word/2010/wordml" xmlns:w15="http://schemas.microsoft.com/office/word/2012/wordml" xmlns:w16cex="http://schemas.microsoft.com/office/word/2018/wordml/cex" xmlns:w16cid="http://schemas.microsoft.com/office/word/2016/wordml/cid" xmlns:w16="http://schemas.microsoft.com/office/word/2018/wordml" xmlns:w16du="http://schemas.microsoft.com/office/word/2023/wordml/word16du" xmlns:w16sdtdh="http://schemas.microsoft.com/office/word/2020/wordml/sdtdatahash" xmlns:w16sdtfl="http://schemas.microsoft.com/office/word/2024/wordml/sdtformatlock" xmlns:w16se="http://schemas.microsoft.com/office/word/2015/wordml/symex" xmlns:wpg="http://schemas.microsoft.com/office/word/2010/wordprocessingGroup" xmlns:wpi="http://schemas.microsoft.com/office/word/2010/wordprocessingInk" xmlns:wne="http://schemas.microsoft.com/office/word/2006/wordml" xmlns:wps="http://schemas.microsoft.com/office/word/2010/wordprocessingShape" mc:Ignorable="w14 w15 w16se w16cid w16 w16cex w16sdtdh w16sdtfl w16du wp14">
+<w:hdr xmlns:a="http://schemas.openxmlformats.org/drawingml/2006/main" xmlns:a14="http://schemas.microsoft.com/office/drawing/2010/main" xmlns:mc="http://schemas.openxmlformats.org/markup-compatibility/2006" xmlns:pic="http://schemas.openxmlformats.org/drawingml/2006/picture" xmlns:r="http://schemas.openxmlformats.org/officeDocument/2006/relationships" xmlns:w="http://schemas.openxmlformats.org/wordprocessingml/2006/main" xmlns:w14="http://schemas.microsoft.com/office/word/2010/wordml" xmlns:w15="http://schemas.microsoft.com/office/word/2012/wordml" xmlns:w16="http://schemas.microsoft.com/office/word/2018/wordml" xmlns:w16cex="http://schemas.microsoft.com/office/word/2018/wordml/cex" xmlns:w16cid="http://schemas.microsoft.com/office/word/2016/wordml/cid" xmlns:w16du="http://schemas.microsoft.com/office/word/2023/wordml/word16du" xmlns:w16sdtdh="http://schemas.microsoft.com/office/word/2020/wordml/sdtdatahash" xmlns:w16se="http://schemas.microsoft.com/office/word/2015/wordml/symex" xmlns:wp="http://schemas.openxmlformats.org/drawingml/2006/wordprocessingDrawing" xmlns:wp14="http://schemas.microsoft.com/office/word/2010/wordprocessingDrawing" mc:Ignorable="w14 w15 w16se w16cid w16 w16cex w16sdtdh w16du wp14">
   <w:tbl>
     <w:tblPr>
       <w:tblW w:w="8645" w:type="dxa"/>

--- a/plantillas_maestras/04_seguro_proteccion_tarjetas_y_dinero/falta_evaluacion_invalidez/2_o_mas_ddos_varios/varon/TPL_1039_2025_SEGURO_PROTECCION_TARJETAS_Y_DINERO_FALTA_EVALUACION_INVALIDEZ_ASEGURADORA_VARON_R1.docx
+++ b/plantillas_maestras/04_seguro_proteccion_tarjetas_y_dinero/falta_evaluacion_invalidez/2_o_mas_ddos_varios/varon/TPL_1039_2025_SEGURO_PROTECCION_TARJETAS_Y_DINERO_FALTA_EVALUACION_INVALIDEZ_ASEGURADORA_VARON_R1.docx
@@ -10,9 +10,11 @@
         <w:spacing w:after="0" w:line="240" w:lineRule="auto"/>
         <w:jc w:val="both"/>
         <w:rPr>
-          <w:rFonts w:ascii="Arial Narrow" w:eastAsia="Times New Roman" w:hAnsi="Arial Narrow" w:cs="Times New Roman"/>
-          <w:color w:val="000000"/>
-          <w:kern w:val="0"/>
+          <w:rFonts w:ascii="Arial Narrow" w:eastAsia="Arial Narrow" w:hAnsi="Arial Narrow" w:cs="Arial Narrow"/>
+          <w:color w:val="000000"/>
+          <w:kern w:val="0"/>
+          <w:sz w:val="22"/>
+          <w:szCs w:val="22"/>
           <w:lang w:eastAsia="es-PE"/>
           <w14:ligatures w14:val="none"/>
         </w:rPr>
@@ -24,6 +26,8 @@
           <w:b/>
           <w:color w:val="000000"/>
           <w:kern w:val="0"/>
+          <w:sz w:val="22"/>
+          <w:szCs w:val="22"/>
           <w:lang w:eastAsia="es-PE"/>
           <w14:ligatures w14:val="none"/>
         </w:rPr>
@@ -35,6 +39,8 @@
           <w:b/>
           <w:color w:val="000000"/>
           <w:kern w:val="0"/>
+          <w:sz w:val="22"/>
+          <w:szCs w:val="22"/>
           <w:lang w:eastAsia="es-PE"/>
           <w14:ligatures w14:val="none"/>
         </w:rPr>
@@ -47,6 +53,8 @@
           <w:b/>
           <w:color w:val="000000"/>
           <w:kern w:val="0"/>
+          <w:sz w:val="22"/>
+          <w:szCs w:val="22"/>
           <w:lang w:eastAsia="es-PE"/>
           <w14:ligatures w14:val="none"/>
         </w:rPr>
@@ -54,11 +62,13 @@
       </w:r>
       <w:r>
         <w:rPr>
-          <w:rFonts w:ascii="Arial Narrow" w:eastAsia="Times New Roman" w:hAnsi="Arial Narrow" w:cs="Times New Roman"/>
+          <w:rFonts w:ascii="Arial Narrow" w:eastAsia="Arial Narrow" w:hAnsi="Arial Narrow" w:cs="Arial Narrow"/>
           <w:b/>
           <w:bCs/>
           <w:color w:val="000000"/>
           <w:kern w:val="0"/>
+          <w:sz w:val="22"/>
+          <w:szCs w:val="22"/>
           <w:shd w:val="clear" w:color="auto" w:fill="FFFFFF"/>
           <w:lang w:eastAsia="es-PE"/>
           <w14:ligatures w14:val="none"/>
@@ -80,16 +90,20 @@
           <w:b/>
           <w:color w:val="000000"/>
           <w:kern w:val="0"/>
-          <w:lang w:eastAsia="es-PE"/>
-          <w14:ligatures w14:val="none"/>
-        </w:rPr>
-      </w:pPr>
-      <w:r>
-        <w:rPr>
-          <w:rFonts w:ascii="Arial Narrow" w:eastAsia="Arial Narrow" w:hAnsi="Arial Narrow" w:cs="Arial Narrow"/>
-          <w:b/>
-          <w:color w:val="000000"/>
-          <w:kern w:val="0"/>
+          <w:sz w:val="22"/>
+          <w:szCs w:val="22"/>
+          <w:lang w:eastAsia="es-PE"/>
+          <w14:ligatures w14:val="none"/>
+        </w:rPr>
+      </w:pPr>
+      <w:r>
+        <w:rPr>
+          <w:rFonts w:ascii="Arial Narrow" w:eastAsia="Arial Narrow" w:hAnsi="Arial Narrow" w:cs="Arial Narrow"/>
+          <w:b/>
+          <w:color w:val="000000"/>
+          <w:kern w:val="0"/>
+          <w:sz w:val="22"/>
+          <w:szCs w:val="22"/>
           <w:lang w:eastAsia="es-PE"/>
           <w14:ligatures w14:val="none"/>
         </w:rPr>
@@ -114,16 +128,20 @@
           <w:b/>
           <w:color w:val="000000"/>
           <w:kern w:val="0"/>
-          <w:lang w:eastAsia="es-PE"/>
-          <w14:ligatures w14:val="none"/>
-        </w:rPr>
-      </w:pPr>
-      <w:r>
-        <w:rPr>
-          <w:rFonts w:ascii="Arial Narrow" w:eastAsia="Arial Narrow" w:hAnsi="Arial Narrow" w:cs="Arial Narrow"/>
-          <w:b/>
-          <w:color w:val="000000"/>
-          <w:kern w:val="0"/>
+          <w:sz w:val="22"/>
+          <w:szCs w:val="22"/>
+          <w:lang w:eastAsia="es-PE"/>
+          <w14:ligatures w14:val="none"/>
+        </w:rPr>
+      </w:pPr>
+      <w:r>
+        <w:rPr>
+          <w:rFonts w:ascii="Arial Narrow" w:eastAsia="Arial Narrow" w:hAnsi="Arial Narrow" w:cs="Arial Narrow"/>
+          <w:b/>
+          <w:color w:val="000000"/>
+          <w:kern w:val="0"/>
+          <w:sz w:val="22"/>
+          <w:szCs w:val="22"/>
           <w:lang w:eastAsia="es-PE"/>
           <w14:ligatures w14:val="none"/>
         </w:rPr>
@@ -135,6 +153,8 @@
           <w:b/>
           <w:color w:val="000000"/>
           <w:kern w:val="0"/>
+          <w:sz w:val="22"/>
+          <w:szCs w:val="22"/>
           <w:lang w:eastAsia="es-PE"/>
           <w14:ligatures w14:val="none"/>
         </w:rPr>
@@ -147,6 +167,8 @@
           <w:b/>
           <w:color w:val="000000"/>
           <w:kern w:val="0"/>
+          <w:sz w:val="22"/>
+          <w:szCs w:val="22"/>
           <w:lang w:eastAsia="es-PE"/>
           <w14:ligatures w14:val="none"/>
         </w:rPr>
@@ -158,6 +180,8 @@
           <w:b/>
           <w:color w:val="000000"/>
           <w:kern w:val="0"/>
+          <w:sz w:val="22"/>
+          <w:szCs w:val="22"/>
           <w:lang w:eastAsia="es-PE"/>
           <w14:ligatures w14:val="none"/>
         </w:rPr>
@@ -169,6 +193,8 @@
           <w:b/>
           <w:color w:val="000000"/>
           <w:kern w:val="0"/>
+          <w:sz w:val="22"/>
+          <w:szCs w:val="22"/>
           <w:lang w:eastAsia="es-PE"/>
           <w14:ligatures w14:val="none"/>
         </w:rPr>
@@ -180,6 +206,8 @@
           <w:b/>
           <w:color w:val="000000"/>
           <w:kern w:val="0"/>
+          <w:sz w:val="22"/>
+          <w:szCs w:val="22"/>
           <w:lang w:eastAsia="es-PE"/>
           <w14:ligatures w14:val="none"/>
         </w:rPr>
@@ -191,6 +219,8 @@
           <w:b/>
           <w:color w:val="000000"/>
           <w:kern w:val="0"/>
+          <w:sz w:val="22"/>
+          <w:szCs w:val="22"/>
           <w:lang w:eastAsia="es-PE"/>
           <w14:ligatures w14:val="none"/>
         </w:rPr>
@@ -211,16 +241,20 @@
           <w:b/>
           <w:color w:val="000000"/>
           <w:kern w:val="0"/>
-          <w:lang w:eastAsia="es-PE"/>
-          <w14:ligatures w14:val="none"/>
-        </w:rPr>
-      </w:pPr>
-      <w:r>
-        <w:rPr>
-          <w:rFonts w:ascii="Arial Narrow" w:eastAsia="Arial Narrow" w:hAnsi="Arial Narrow" w:cs="Arial Narrow"/>
-          <w:b/>
-          <w:color w:val="000000"/>
-          <w:kern w:val="0"/>
+          <w:sz w:val="22"/>
+          <w:szCs w:val="22"/>
+          <w:lang w:eastAsia="es-PE"/>
+          <w14:ligatures w14:val="none"/>
+        </w:rPr>
+      </w:pPr>
+      <w:r>
+        <w:rPr>
+          <w:rFonts w:ascii="Arial Narrow" w:eastAsia="Arial Narrow" w:hAnsi="Arial Narrow" w:cs="Arial Narrow"/>
+          <w:b/>
+          <w:color w:val="000000"/>
+          <w:kern w:val="0"/>
+          <w:sz w:val="22"/>
+          <w:szCs w:val="22"/>
           <w:lang w:eastAsia="es-PE"/>
           <w14:ligatures w14:val="none"/>
         </w:rPr>
@@ -232,6 +266,8 @@
           <w:b/>
           <w:color w:val="000000"/>
           <w:kern w:val="0"/>
+          <w:sz w:val="22"/>
+          <w:szCs w:val="22"/>
           <w:lang w:eastAsia="es-PE"/>
           <w14:ligatures w14:val="none"/>
         </w:rPr>
@@ -244,6 +280,8 @@
           <w:b/>
           <w:color w:val="000000"/>
           <w:kern w:val="0"/>
+          <w:sz w:val="22"/>
+          <w:szCs w:val="22"/>
           <w:lang w:eastAsia="es-PE"/>
           <w14:ligatures w14:val="none"/>
         </w:rPr>
@@ -265,16 +303,20 @@
           <w:b/>
           <w:color w:val="000000"/>
           <w:kern w:val="0"/>
-          <w:lang w:eastAsia="es-PE"/>
-          <w14:ligatures w14:val="none"/>
-        </w:rPr>
-      </w:pPr>
-      <w:r>
-        <w:rPr>
-          <w:rFonts w:ascii="Arial Narrow" w:eastAsia="Arial Narrow" w:hAnsi="Arial Narrow" w:cs="Arial Narrow"/>
-          <w:b/>
-          <w:color w:val="000000"/>
-          <w:kern w:val="0"/>
+          <w:sz w:val="22"/>
+          <w:szCs w:val="22"/>
+          <w:lang w:eastAsia="es-PE"/>
+          <w14:ligatures w14:val="none"/>
+        </w:rPr>
+      </w:pPr>
+      <w:r>
+        <w:rPr>
+          <w:rFonts w:ascii="Arial Narrow" w:eastAsia="Arial Narrow" w:hAnsi="Arial Narrow" w:cs="Arial Narrow"/>
+          <w:b/>
+          <w:color w:val="000000"/>
+          <w:kern w:val="0"/>
+          <w:sz w:val="22"/>
+          <w:szCs w:val="22"/>
           <w:lang w:eastAsia="es-PE"/>
           <w14:ligatures w14:val="none"/>
         </w:rPr>
@@ -286,6 +328,8 @@
           <w:b/>
           <w:color w:val="000000"/>
           <w:kern w:val="0"/>
+          <w:sz w:val="22"/>
+          <w:szCs w:val="22"/>
           <w:lang w:eastAsia="es-PE"/>
           <w14:ligatures w14:val="none"/>
         </w:rPr>
@@ -305,16 +349,20 @@
           <w:b/>
           <w:color w:val="000000"/>
           <w:kern w:val="0"/>
-          <w:lang w:eastAsia="es-PE"/>
-          <w14:ligatures w14:val="none"/>
-        </w:rPr>
-      </w:pPr>
-      <w:r>
-        <w:rPr>
-          <w:rFonts w:ascii="Arial Narrow" w:eastAsia="Arial Narrow" w:hAnsi="Arial Narrow" w:cs="Arial Narrow"/>
-          <w:b/>
-          <w:color w:val="000000"/>
-          <w:kern w:val="0"/>
+          <w:sz w:val="22"/>
+          <w:szCs w:val="22"/>
+          <w:lang w:eastAsia="es-PE"/>
+          <w14:ligatures w14:val="none"/>
+        </w:rPr>
+      </w:pPr>
+      <w:r>
+        <w:rPr>
+          <w:rFonts w:ascii="Arial Narrow" w:eastAsia="Arial Narrow" w:hAnsi="Arial Narrow" w:cs="Arial Narrow"/>
+          <w:b/>
+          <w:color w:val="000000"/>
+          <w:kern w:val="0"/>
+          <w:sz w:val="22"/>
+          <w:szCs w:val="22"/>
           <w:lang w:eastAsia="es-PE"/>
           <w14:ligatures w14:val="none"/>
         </w:rPr>
@@ -326,6 +374,8 @@
           <w:b/>
           <w:color w:val="000000"/>
           <w:kern w:val="0"/>
+          <w:sz w:val="22"/>
+          <w:szCs w:val="22"/>
           <w:lang w:eastAsia="es-PE"/>
           <w14:ligatures w14:val="none"/>
         </w:rPr>
@@ -338,6 +388,8 @@
           <w:b/>
           <w:color w:val="000000"/>
           <w:kern w:val="0"/>
+          <w:sz w:val="22"/>
+          <w:szCs w:val="22"/>
           <w:lang w:eastAsia="es-PE"/>
           <w14:ligatures w14:val="none"/>
         </w:rPr>
@@ -349,6 +401,8 @@
           <w:b/>
           <w:color w:val="000000"/>
           <w:kern w:val="0"/>
+          <w:sz w:val="22"/>
+          <w:szCs w:val="22"/>
           <w:lang w:eastAsia="es-PE"/>
           <w14:ligatures w14:val="none"/>
         </w:rPr>
@@ -363,9 +417,11 @@
         <w:spacing w:after="0" w:line="240" w:lineRule="auto"/>
         <w:jc w:val="both"/>
         <w:rPr>
-          <w:rFonts w:ascii="Arial Narrow" w:eastAsia="Times New Roman" w:hAnsi="Arial Narrow" w:cs="Times New Roman"/>
-          <w:color w:val="000000"/>
-          <w:kern w:val="0"/>
+          <w:rFonts w:ascii="Arial Narrow" w:eastAsia="Arial Narrow" w:hAnsi="Arial Narrow" w:cs="Arial Narrow"/>
+          <w:color w:val="000000"/>
+          <w:kern w:val="0"/>
+          <w:sz w:val="22"/>
+          <w:szCs w:val="22"/>
           <w:shd w:val="clear" w:color="auto" w:fill="FFFFFF"/>
           <w:lang w:eastAsia="es-PE"/>
           <w14:ligatures w14:val="none"/>
@@ -380,9 +436,11 @@
         <w:spacing w:after="0" w:line="240" w:lineRule="auto"/>
         <w:jc w:val="both"/>
         <w:rPr>
-          <w:rFonts w:ascii="Arial Narrow" w:eastAsia="Times New Roman" w:hAnsi="Arial Narrow" w:cs="Times New Roman"/>
-          <w:color w:val="000000"/>
-          <w:kern w:val="0"/>
+          <w:rFonts w:ascii="Arial Narrow" w:eastAsia="Arial Narrow" w:hAnsi="Arial Narrow" w:cs="Arial Narrow"/>
+          <w:color w:val="000000"/>
+          <w:kern w:val="0"/>
+          <w:sz w:val="22"/>
+          <w:szCs w:val="22"/>
           <w:shd w:val="clear" w:color="auto" w:fill="FFFFFF"/>
           <w:lang w:eastAsia="es-PE"/>
           <w14:ligatures w14:val="none"/>
@@ -390,9 +448,11 @@
       </w:pPr>
       <w:r>
         <w:rPr>
-          <w:rFonts w:ascii="Arial Narrow" w:eastAsia="Times New Roman" w:hAnsi="Arial Narrow" w:cs="Times New Roman"/>
-          <w:color w:val="000000"/>
-          <w:kern w:val="0"/>
+          <w:rFonts w:ascii="Arial Narrow" w:eastAsia="Arial Narrow" w:hAnsi="Arial Narrow" w:cs="Arial Narrow"/>
+          <w:color w:val="000000"/>
+          <w:kern w:val="0"/>
+          <w:sz w:val="22"/>
+          <w:szCs w:val="22"/>
           <w:shd w:val="clear" w:color="auto" w:fill="FFFFFF"/>
           <w:lang w:eastAsia="es-PE"/>
           <w14:ligatures w14:val="none"/>
@@ -401,9 +461,11 @@
       </w:r>
       <w:r>
         <w:rPr>
-          <w:rFonts w:ascii="Arial Narrow" w:eastAsia="Times New Roman" w:hAnsi="Arial Narrow" w:cs="Times New Roman"/>
-          <w:color w:val="000000"/>
-          <w:kern w:val="0"/>
+          <w:rFonts w:ascii="Arial Narrow" w:eastAsia="Arial Narrow" w:hAnsi="Arial Narrow" w:cs="Arial Narrow"/>
+          <w:color w:val="000000"/>
+          <w:kern w:val="0"/>
+          <w:sz w:val="22"/>
+          <w:szCs w:val="22"/>
           <w:shd w:val="clear" w:color="auto" w:fill="FFFFFF"/>
           <w:lang w:eastAsia="es-PE"/>
           <w14:ligatures w14:val="none"/>
@@ -412,9 +474,11 @@
       </w:r>
       <w:r>
         <w:rPr>
-          <w:rFonts w:ascii="Arial Narrow" w:eastAsia="Times New Roman" w:hAnsi="Arial Narrow" w:cs="Times New Roman"/>
-          <w:color w:val="000000"/>
-          <w:kern w:val="0"/>
+          <w:rFonts w:ascii="Arial Narrow" w:eastAsia="Arial Narrow" w:hAnsi="Arial Narrow" w:cs="Arial Narrow"/>
+          <w:color w:val="000000"/>
+          <w:kern w:val="0"/>
+          <w:sz w:val="22"/>
+          <w:szCs w:val="22"/>
           <w:shd w:val="clear" w:color="auto" w:fill="FFFFFF"/>
           <w:lang w:eastAsia="es-PE"/>
           <w14:ligatures w14:val="none"/>
@@ -423,9 +487,11 @@
       </w:r>
       <w:r>
         <w:rPr>
-          <w:rFonts w:ascii="Arial Narrow" w:eastAsia="Times New Roman" w:hAnsi="Arial Narrow" w:cs="Times New Roman"/>
-          <w:color w:val="000000"/>
-          <w:kern w:val="0"/>
+          <w:rFonts w:ascii="Arial Narrow" w:eastAsia="Arial Narrow" w:hAnsi="Arial Narrow" w:cs="Arial Narrow"/>
+          <w:color w:val="000000"/>
+          <w:kern w:val="0"/>
+          <w:sz w:val="22"/>
+          <w:szCs w:val="22"/>
           <w:shd w:val="clear" w:color="auto" w:fill="FFFFFF"/>
           <w:lang w:eastAsia="es-PE"/>
           <w14:ligatures w14:val="none"/>
@@ -434,9 +500,11 @@
       </w:r>
       <w:r>
         <w:rPr>
-          <w:rFonts w:ascii="Arial Narrow" w:eastAsia="Times New Roman" w:hAnsi="Arial Narrow" w:cs="Times New Roman"/>
-          <w:color w:val="000000"/>
-          <w:kern w:val="0"/>
+          <w:rFonts w:ascii="Arial Narrow" w:eastAsia="Arial Narrow" w:hAnsi="Arial Narrow" w:cs="Arial Narrow"/>
+          <w:color w:val="000000"/>
+          <w:kern w:val="0"/>
+          <w:sz w:val="22"/>
+          <w:szCs w:val="22"/>
           <w:shd w:val="clear" w:color="auto" w:fill="FFFFFF"/>
           <w:lang w:eastAsia="es-PE"/>
           <w14:ligatures w14:val="none"/>
@@ -445,9 +513,11 @@
       </w:r>
       <w:r>
         <w:rPr>
-          <w:rFonts w:ascii="Arial Narrow" w:eastAsia="Times New Roman" w:hAnsi="Arial Narrow" w:cs="Times New Roman"/>
-          <w:color w:val="000000"/>
-          <w:kern w:val="0"/>
+          <w:rFonts w:ascii="Arial Narrow" w:eastAsia="Arial Narrow" w:hAnsi="Arial Narrow" w:cs="Arial Narrow"/>
+          <w:color w:val="000000"/>
+          <w:kern w:val="0"/>
+          <w:sz w:val="22"/>
+          <w:szCs w:val="22"/>
           <w:shd w:val="clear" w:color="auto" w:fill="FFFFFF"/>
           <w:lang w:eastAsia="es-PE"/>
           <w14:ligatures w14:val="none"/>
@@ -463,9 +533,11 @@
         <w:spacing w:after="0" w:line="240" w:lineRule="auto"/>
         <w:jc w:val="both"/>
         <w:rPr>
-          <w:rFonts w:ascii="Arial Narrow" w:eastAsia="Times New Roman" w:hAnsi="Arial Narrow" w:cs="Times New Roman"/>
-          <w:color w:val="000000"/>
-          <w:kern w:val="0"/>
+          <w:rFonts w:ascii="Arial Narrow" w:eastAsia="Arial Narrow" w:hAnsi="Arial Narrow" w:cs="Arial Narrow"/>
+          <w:color w:val="000000"/>
+          <w:kern w:val="0"/>
+          <w:sz w:val="22"/>
+          <w:szCs w:val="22"/>
           <w:lang w:eastAsia="es-PE"/>
           <w14:ligatures w14:val="none"/>
         </w:rPr>
@@ -481,19 +553,23 @@
         <w:ind w:left="567" w:hanging="567"/>
         <w:jc w:val="both"/>
         <w:rPr>
-          <w:rFonts w:ascii="Arial Narrow" w:eastAsia="Times New Roman" w:hAnsi="Arial Narrow" w:cs="Times New Roman"/>
-          <w:color w:val="000000"/>
-          <w:kern w:val="0"/>
-          <w:lang w:eastAsia="es-PE"/>
-          <w14:ligatures w14:val="none"/>
-        </w:rPr>
-      </w:pPr>
-      <w:r>
-        <w:rPr>
-          <w:rFonts w:ascii="Arial Narrow" w:eastAsia="Arial Narrow" w:hAnsi="Arial Narrow" w:cs="Arial Narrow"/>
-          <w:b/>
-          <w:color w:val="000000"/>
-          <w:kern w:val="0"/>
+          <w:rFonts w:ascii="Arial Narrow" w:eastAsia="Arial Narrow" w:hAnsi="Arial Narrow" w:cs="Arial Narrow"/>
+          <w:color w:val="000000"/>
+          <w:kern w:val="0"/>
+          <w:sz w:val="22"/>
+          <w:szCs w:val="22"/>
+          <w:lang w:eastAsia="es-PE"/>
+          <w14:ligatures w14:val="none"/>
+        </w:rPr>
+      </w:pPr>
+      <w:r>
+        <w:rPr>
+          <w:rFonts w:ascii="Arial Narrow" w:eastAsia="Arial Narrow" w:hAnsi="Arial Narrow" w:cs="Arial Narrow"/>
+          <w:b/>
+          <w:color w:val="000000"/>
+          <w:kern w:val="0"/>
+          <w:sz w:val="22"/>
+          <w:szCs w:val="22"/>
           <w:lang w:eastAsia="es-PE"/>
           <w14:ligatures w14:val="none"/>
         </w:rPr>
@@ -505,9 +581,11 @@
         <w:spacing w:after="0" w:line="240" w:lineRule="auto"/>
         <w:jc w:val="both"/>
         <w:rPr>
-          <w:rFonts w:ascii="Arial Narrow" w:eastAsia="Times New Roman" w:hAnsi="Arial Narrow" w:cs="Times New Roman"/>
-          <w:color w:val="000000"/>
-          <w:kern w:val="0"/>
+          <w:rFonts w:ascii="Arial Narrow" w:eastAsia="Arial Narrow" w:hAnsi="Arial Narrow" w:cs="Arial Narrow"/>
+          <w:color w:val="000000"/>
+          <w:kern w:val="0"/>
+          <w:sz w:val="22"/>
+          <w:szCs w:val="22"/>
           <w:lang w:eastAsia="es-PE"/>
           <w14:ligatures w14:val="none"/>
         </w:rPr>
@@ -523,18 +601,22 @@
         <w:ind w:left="567" w:hanging="567"/>
         <w:jc w:val="both"/>
         <w:rPr>
-          <w:rFonts w:ascii="Arial Narrow" w:eastAsia="Times New Roman" w:hAnsi="Arial Narrow" w:cs="Arial"/>
-          <w:color w:val="000000"/>
-          <w:kern w:val="0"/>
+          <w:rFonts w:ascii="Arial Narrow" w:eastAsia="Arial Narrow" w:hAnsi="Arial Narrow" w:cs="Arial Narrow"/>
+          <w:color w:val="000000"/>
+          <w:kern w:val="0"/>
+          <w:sz w:val="22"/>
+          <w:szCs w:val="22"/>
           <w:lang w:val="es-ES" w:eastAsia="es-ES"/>
           <w14:ligatures w14:val="none"/>
         </w:rPr>
       </w:pPr>
       <w:r>
         <w:rPr>
-          <w:rFonts w:ascii="Arial Narrow" w:eastAsia="Times New Roman" w:hAnsi="Arial Narrow" w:cs="Arial"/>
-          <w:color w:val="000000"/>
-          <w:kern w:val="0"/>
+          <w:rFonts w:ascii="Arial Narrow" w:eastAsia="Arial Narrow" w:hAnsi="Arial Narrow" w:cs="Arial Narrow"/>
+          <w:color w:val="000000"/>
+          <w:kern w:val="0"/>
+          <w:sz w:val="22"/>
+          <w:szCs w:val="22"/>
           <w:lang w:val="es-ES" w:eastAsia="es-ES"/>
           <w14:ligatures w14:val="none"/>
         </w:rPr>
@@ -542,9 +624,11 @@
       </w:r>
       <w:r>
         <w:rPr>
-          <w:rFonts w:ascii="Arial Narrow" w:eastAsia="Times New Roman" w:hAnsi="Arial Narrow" w:cs="Arial"/>
-          <w:color w:val="000000"/>
-          <w:kern w:val="0"/>
+          <w:rFonts w:ascii="Arial Narrow" w:eastAsia="Arial Narrow" w:hAnsi="Arial Narrow" w:cs="Arial Narrow"/>
+          <w:color w:val="000000"/>
+          <w:kern w:val="0"/>
+          <w:sz w:val="22"/>
+          <w:szCs w:val="22"/>
           <w:lang w:val="es-ES" w:eastAsia="es-ES"/>
           <w14:ligatures w14:val="none"/>
         </w:rPr>
@@ -552,9 +636,11 @@
       </w:r>
       <w:r>
         <w:rPr>
-          <w:rFonts w:ascii="Arial Narrow" w:eastAsia="Times New Roman" w:hAnsi="Arial Narrow" w:cs="Arial"/>
-          <w:color w:val="000000"/>
-          <w:kern w:val="0"/>
+          <w:rFonts w:ascii="Arial Narrow" w:eastAsia="Arial Narrow" w:hAnsi="Arial Narrow" w:cs="Arial Narrow"/>
+          <w:color w:val="000000"/>
+          <w:kern w:val="0"/>
+          <w:sz w:val="22"/>
+          <w:szCs w:val="22"/>
           <w:lang w:val="es-ES" w:eastAsia="es-ES"/>
           <w14:ligatures w14:val="none"/>
         </w:rPr>
@@ -562,9 +648,11 @@
       </w:r>
       <w:r>
         <w:rPr>
-          <w:rFonts w:ascii="Arial Narrow" w:eastAsia="Times New Roman" w:hAnsi="Arial Narrow" w:cs="Arial"/>
-          <w:color w:val="000000"/>
-          <w:kern w:val="0"/>
+          <w:rFonts w:ascii="Arial Narrow" w:eastAsia="Arial Narrow" w:hAnsi="Arial Narrow" w:cs="Arial Narrow"/>
+          <w:color w:val="000000"/>
+          <w:kern w:val="0"/>
+          <w:sz w:val="22"/>
+          <w:szCs w:val="22"/>
           <w:lang w:val="es-ES" w:eastAsia="es-ES"/>
           <w14:ligatures w14:val="none"/>
         </w:rPr>
@@ -573,9 +661,11 @@
       <w:r>
         <w:rPr>
           <w:rStyle w:val="Refdenotaalpie"/>
-          <w:rFonts w:ascii="Arial Narrow" w:eastAsia="Times New Roman" w:hAnsi="Arial Narrow" w:cs="Times New Roman"/>
-          <w:color w:val="000000"/>
-          <w:kern w:val="0"/>
+          <w:rFonts w:ascii="Arial Narrow" w:eastAsia="Arial Narrow" w:hAnsi="Arial Narrow" w:cs="Arial Narrow"/>
+          <w:color w:val="000000"/>
+          <w:kern w:val="0"/>
+          <w:sz w:val="22"/>
+          <w:szCs w:val="22"/>
           <w:vertAlign w:val="superscript"/>
           <w:lang w:val="es-ES" w:eastAsia="es-ES"/>
           <w14:ligatures w14:val="none"/>
@@ -584,57 +674,71 @@
       </w:r>
       <w:r>
         <w:rPr>
-          <w:rFonts w:ascii="Arial Narrow" w:eastAsia="Calibri" w:hAnsi="Arial Narrow" w:cs="Arial"/>
-          <w:kern w:val="0"/>
-          <w14:ligatures w14:val="none"/>
+          <w:rFonts w:ascii="Arial Narrow" w:eastAsia="Arial Narrow" w:hAnsi="Arial Narrow" w:cs="Arial Narrow"/>
+          <w:kern w:val="0"/>
+          <w14:ligatures w14:val="none"/>
+          <w:sz w:val="22"/>
+          <w:szCs w:val="22"/>
         </w:rPr>
         <w:t xml:space="preserve"/>
       </w:r>
       <w:r>
         <w:rPr>
-          <w:rFonts w:ascii="Arial Narrow" w:eastAsia="Calibri" w:hAnsi="Arial Narrow" w:cs="Arial"/>
-          <w:kern w:val="0"/>
-          <w14:ligatures w14:val="none"/>
+          <w:rFonts w:ascii="Arial Narrow" w:eastAsia="Arial Narrow" w:hAnsi="Arial Narrow" w:cs="Arial Narrow"/>
+          <w:kern w:val="0"/>
+          <w14:ligatures w14:val="none"/>
+          <w:sz w:val="22"/>
+          <w:szCs w:val="22"/>
         </w:rPr>
         <w:t/>
       </w:r>
       <w:r>
         <w:rPr>
-          <w:rFonts w:ascii="Arial Narrow" w:eastAsia="Calibri" w:hAnsi="Arial Narrow" w:cs="Arial"/>
-          <w:kern w:val="0"/>
-          <w14:ligatures w14:val="none"/>
+          <w:rFonts w:ascii="Arial Narrow" w:eastAsia="Arial Narrow" w:hAnsi="Arial Narrow" w:cs="Arial Narrow"/>
+          <w:kern w:val="0"/>
+          <w14:ligatures w14:val="none"/>
+          <w:sz w:val="22"/>
+          <w:szCs w:val="22"/>
         </w:rPr>
         <w:t xml:space="preserve"/>
       </w:r>
       <w:r>
         <w:rPr>
-          <w:rFonts w:ascii="Arial Narrow" w:eastAsia="Calibri" w:hAnsi="Arial Narrow" w:cs="Arial"/>
-          <w:kern w:val="0"/>
-          <w14:ligatures w14:val="none"/>
+          <w:rFonts w:ascii="Arial Narrow" w:eastAsia="Arial Narrow" w:hAnsi="Arial Narrow" w:cs="Arial Narrow"/>
+          <w:kern w:val="0"/>
+          <w14:ligatures w14:val="none"/>
+          <w:sz w:val="22"/>
+          <w:szCs w:val="22"/>
         </w:rPr>
         <w:t xml:space="preserve"/>
       </w:r>
       <w:r>
         <w:rPr>
-          <w:rFonts w:ascii="Arial Narrow" w:eastAsia="Calibri" w:hAnsi="Arial Narrow" w:cs="Arial"/>
-          <w:kern w:val="0"/>
-          <w14:ligatures w14:val="none"/>
+          <w:rFonts w:ascii="Arial Narrow" w:eastAsia="Arial Narrow" w:hAnsi="Arial Narrow" w:cs="Arial Narrow"/>
+          <w:kern w:val="0"/>
+          <w14:ligatures w14:val="none"/>
+          <w:sz w:val="22"/>
+          <w:szCs w:val="22"/>
         </w:rPr>
         <w:t xml:space="preserve"/>
       </w:r>
       <w:r>
         <w:rPr>
-          <w:rFonts w:ascii="Arial Narrow" w:eastAsia="Calibri" w:hAnsi="Arial Narrow" w:cs="Arial"/>
-          <w:kern w:val="0"/>
-          <w14:ligatures w14:val="none"/>
+          <w:rFonts w:ascii="Arial Narrow" w:eastAsia="Arial Narrow" w:hAnsi="Arial Narrow" w:cs="Arial Narrow"/>
+          <w:kern w:val="0"/>
+          <w14:ligatures w14:val="none"/>
+          <w:sz w:val="22"/>
+          <w:szCs w:val="22"/>
         </w:rPr>
         <w:t/>
       </w:r>
       <w:r>
         <w:rPr>
-          <w:rFonts w:ascii="Arial Narrow" w:eastAsia="Times New Roman" w:hAnsi="Arial Narrow" w:cs="Arial"/>
-          <w:color w:val="000000"/>
-          <w:kern w:val="0"/>
+          <w:rFonts w:ascii="Arial Narrow" w:eastAsia="Arial Narrow" w:hAnsi="Arial Narrow" w:cs="Arial Narrow"/>
+          <w:color w:val="000000"/>
+          <w:kern w:val="0"/>
+          <w:sz w:val="22"/>
+          <w:szCs w:val="22"/>
           <w:lang w:val="es-ES" w:eastAsia="es-ES"/>
           <w14:ligatures w14:val="none"/>
         </w:rPr>
@@ -642,9 +746,11 @@
       </w:r>
       <w:r>
         <w:rPr>
-          <w:rFonts w:ascii="Arial Narrow" w:eastAsia="Times New Roman" w:hAnsi="Arial Narrow" w:cs="Arial"/>
-          <w:color w:val="000000"/>
-          <w:kern w:val="0"/>
+          <w:rFonts w:ascii="Arial Narrow" w:eastAsia="Arial Narrow" w:hAnsi="Arial Narrow" w:cs="Arial Narrow"/>
+          <w:color w:val="000000"/>
+          <w:kern w:val="0"/>
+          <w:sz w:val="22"/>
+          <w:szCs w:val="22"/>
           <w:lang w:val="es-ES" w:eastAsia="es-ES"/>
           <w14:ligatures w14:val="none"/>
         </w:rPr>
@@ -652,9 +758,11 @@
       </w:r>
       <w:r>
         <w:rPr>
-          <w:rFonts w:ascii="Arial Narrow" w:eastAsia="Times New Roman" w:hAnsi="Arial Narrow" w:cs="Arial"/>
-          <w:color w:val="000000"/>
-          <w:kern w:val="0"/>
+          <w:rFonts w:ascii="Arial Narrow" w:eastAsia="Arial Narrow" w:hAnsi="Arial Narrow" w:cs="Arial Narrow"/>
+          <w:color w:val="000000"/>
+          <w:kern w:val="0"/>
+          <w:sz w:val="22"/>
+          <w:szCs w:val="22"/>
           <w:lang w:val="es-ES" w:eastAsia="es-ES"/>
           <w14:ligatures w14:val="none"/>
         </w:rPr>
@@ -662,9 +770,11 @@
       </w:r>
       <w:r>
         <w:rPr>
-          <w:rFonts w:ascii="Arial Narrow" w:eastAsia="Times New Roman" w:hAnsi="Arial Narrow" w:cs="Arial"/>
-          <w:color w:val="000000"/>
-          <w:kern w:val="0"/>
+          <w:rFonts w:ascii="Arial Narrow" w:eastAsia="Arial Narrow" w:hAnsi="Arial Narrow" w:cs="Arial Narrow"/>
+          <w:color w:val="000000"/>
+          <w:kern w:val="0"/>
+          <w:sz w:val="22"/>
+          <w:szCs w:val="22"/>
           <w:lang w:val="es-ES" w:eastAsia="es-ES"/>
           <w14:ligatures w14:val="none"/>
         </w:rPr>
@@ -673,9 +783,11 @@
       <w:r>
         <w:rPr>
           <w:rStyle w:val="Refdenotaalpie"/>
-          <w:rFonts w:ascii="Arial Narrow" w:eastAsia="Times New Roman" w:hAnsi="Arial Narrow" w:cs="Times New Roman"/>
-          <w:color w:val="000000"/>
-          <w:kern w:val="0"/>
+          <w:rFonts w:ascii="Arial Narrow" w:eastAsia="Arial Narrow" w:hAnsi="Arial Narrow" w:cs="Arial Narrow"/>
+          <w:color w:val="000000"/>
+          <w:kern w:val="0"/>
+          <w:sz w:val="22"/>
+          <w:szCs w:val="22"/>
           <w:vertAlign w:val="superscript"/>
           <w:lang w:val="es-ES" w:eastAsia="es-ES"/>
           <w14:ligatures w14:val="none"/>
@@ -684,9 +796,11 @@
       </w:r>
       <w:r>
         <w:rPr>
-          <w:rFonts w:ascii="Arial Narrow" w:eastAsia="Times New Roman" w:hAnsi="Arial Narrow" w:cs="Arial"/>
-          <w:color w:val="000000"/>
-          <w:kern w:val="0"/>
+          <w:rFonts w:ascii="Arial Narrow" w:eastAsia="Arial Narrow" w:hAnsi="Arial Narrow" w:cs="Arial Narrow"/>
+          <w:color w:val="000000"/>
+          <w:kern w:val="0"/>
+          <w:sz w:val="22"/>
+          <w:szCs w:val="22"/>
           <w:lang w:val="es-ES" w:eastAsia="es-ES"/>
           <w14:ligatures w14:val="none"/>
         </w:rPr>
@@ -694,10 +808,12 @@
       </w:r>
       <w:r>
         <w:rPr>
-          <w:rFonts w:ascii="Arial Narrow" w:eastAsia="Times New Roman" w:hAnsi="Arial Narrow" w:cs="Arial"/>
+          <w:rFonts w:ascii="Arial Narrow" w:eastAsia="Arial Narrow" w:hAnsi="Arial Narrow" w:cs="Arial Narrow"/>
           <w:bCs/>
           <w:color w:val="000000"/>
           <w:kern w:val="0"/>
+          <w:sz w:val="22"/>
+          <w:szCs w:val="22"/>
           <w:lang w:val="es-ES" w:eastAsia="es-ES"/>
           <w14:ligatures w14:val="none"/>
         </w:rPr>
@@ -712,9 +828,11 @@
         <w:spacing w:after="0" w:line="240" w:lineRule="auto"/>
         <w:jc w:val="both"/>
         <w:rPr>
-          <w:rFonts w:ascii="Arial Narrow" w:eastAsia="Times New Roman" w:hAnsi="Arial Narrow" w:cs="Arial"/>
-          <w:color w:val="000000"/>
-          <w:kern w:val="0"/>
+          <w:rFonts w:ascii="Arial Narrow" w:eastAsia="Arial Narrow" w:hAnsi="Arial Narrow" w:cs="Arial Narrow"/>
+          <w:color w:val="000000"/>
+          <w:kern w:val="0"/>
+          <w:sz w:val="22"/>
+          <w:szCs w:val="22"/>
           <w:lang w:val="es-ES" w:eastAsia="es-ES"/>
           <w14:ligatures w14:val="none"/>
         </w:rPr>
@@ -735,18 +853,22 @@
         <w:ind w:left="1134" w:hanging="567"/>
         <w:jc w:val="both"/>
         <w:rPr>
-          <w:rFonts w:ascii="Arial Narrow" w:eastAsia="Times New Roman" w:hAnsi="Arial Narrow" w:cs="Arial"/>
-          <w:color w:val="000000"/>
-          <w:kern w:val="0"/>
+          <w:rFonts w:ascii="Arial Narrow" w:eastAsia="Arial Narrow" w:hAnsi="Arial Narrow" w:cs="Arial Narrow"/>
+          <w:color w:val="000000"/>
+          <w:kern w:val="0"/>
+          <w:sz w:val="22"/>
+          <w:szCs w:val="22"/>
           <w:lang w:eastAsia="es-ES"/>
           <w14:ligatures w14:val="none"/>
         </w:rPr>
       </w:pPr>
       <w:r>
         <w:rPr>
-          <w:rFonts w:ascii="Arial Narrow" w:eastAsia="Times New Roman" w:hAnsi="Arial Narrow" w:cs="Arial"/>
-          <w:color w:val="000000"/>
-          <w:kern w:val="0"/>
+          <w:rFonts w:ascii="Arial Narrow" w:eastAsia="Arial Narrow" w:hAnsi="Arial Narrow" w:cs="Arial Narrow"/>
+          <w:color w:val="000000"/>
+          <w:kern w:val="0"/>
+          <w:sz w:val="22"/>
+          <w:szCs w:val="22"/>
           <w:lang w:eastAsia="es-ES"/>
           <w14:ligatures w14:val="none"/>
         </w:rPr>
@@ -754,9 +876,11 @@
       </w:r>
       <w:r>
         <w:rPr>
-          <w:rFonts w:ascii="Arial Narrow" w:eastAsia="Times New Roman" w:hAnsi="Arial Narrow" w:cs="Arial"/>
-          <w:color w:val="000000"/>
-          <w:kern w:val="0"/>
+          <w:rFonts w:ascii="Arial Narrow" w:eastAsia="Arial Narrow" w:hAnsi="Arial Narrow" w:cs="Arial Narrow"/>
+          <w:color w:val="000000"/>
+          <w:kern w:val="0"/>
+          <w:sz w:val="22"/>
+          <w:szCs w:val="22"/>
           <w:lang w:eastAsia="es-ES"/>
           <w14:ligatures w14:val="none"/>
         </w:rPr>
@@ -764,9 +888,11 @@
       </w:r>
       <w:r>
         <w:rPr>
-          <w:rFonts w:ascii="Arial Narrow" w:eastAsia="Times New Roman" w:hAnsi="Arial Narrow" w:cs="Arial"/>
-          <w:color w:val="000000"/>
-          <w:kern w:val="0"/>
+          <w:rFonts w:ascii="Arial Narrow" w:eastAsia="Arial Narrow" w:hAnsi="Arial Narrow" w:cs="Arial Narrow"/>
+          <w:color w:val="000000"/>
+          <w:kern w:val="0"/>
+          <w:sz w:val="22"/>
+          <w:szCs w:val="22"/>
           <w:lang w:eastAsia="es-ES"/>
           <w14:ligatures w14:val="none"/>
         </w:rPr>
@@ -774,9 +900,11 @@
       </w:r>
       <w:r>
         <w:rPr>
-          <w:rFonts w:ascii="Arial Narrow" w:eastAsia="Times New Roman" w:hAnsi="Arial Narrow" w:cs="Arial"/>
-          <w:color w:val="000000"/>
-          <w:kern w:val="0"/>
+          <w:rFonts w:ascii="Arial Narrow" w:eastAsia="Arial Narrow" w:hAnsi="Arial Narrow" w:cs="Arial Narrow"/>
+          <w:color w:val="000000"/>
+          <w:kern w:val="0"/>
+          <w:sz w:val="22"/>
+          <w:szCs w:val="22"/>
           <w:lang w:eastAsia="es-ES"/>
           <w14:ligatures w14:val="none"/>
         </w:rPr>
@@ -784,9 +912,11 @@
       </w:r>
       <w:r>
         <w:rPr>
-          <w:rFonts w:ascii="Arial Narrow" w:eastAsia="Times New Roman" w:hAnsi="Arial Narrow" w:cs="Arial"/>
-          <w:color w:val="000000"/>
-          <w:kern w:val="0"/>
+          <w:rFonts w:ascii="Arial Narrow" w:eastAsia="Arial Narrow" w:hAnsi="Arial Narrow" w:cs="Arial Narrow"/>
+          <w:color w:val="000000"/>
+          <w:kern w:val="0"/>
+          <w:sz w:val="22"/>
+          <w:szCs w:val="22"/>
           <w:lang w:eastAsia="es-ES"/>
           <w14:ligatures w14:val="none"/>
         </w:rPr>
@@ -794,9 +924,11 @@
       </w:r>
       <w:r>
         <w:rPr>
-          <w:rFonts w:ascii="Arial Narrow" w:eastAsia="Times New Roman" w:hAnsi="Arial Narrow" w:cs="Arial"/>
-          <w:color w:val="000000"/>
-          <w:kern w:val="0"/>
+          <w:rFonts w:ascii="Arial Narrow" w:eastAsia="Arial Narrow" w:hAnsi="Arial Narrow" w:cs="Arial Narrow"/>
+          <w:color w:val="000000"/>
+          <w:kern w:val="0"/>
+          <w:sz w:val="22"/>
+          <w:szCs w:val="22"/>
           <w:lang w:eastAsia="es-ES"/>
           <w14:ligatures w14:val="none"/>
         </w:rPr>
@@ -804,9 +936,11 @@
       </w:r>
       <w:r>
         <w:rPr>
-          <w:rFonts w:ascii="Arial Narrow" w:eastAsia="Times New Roman" w:hAnsi="Arial Narrow" w:cs="Arial"/>
-          <w:color w:val="000000"/>
-          <w:kern w:val="0"/>
+          <w:rFonts w:ascii="Arial Narrow" w:eastAsia="Arial Narrow" w:hAnsi="Arial Narrow" w:cs="Arial Narrow"/>
+          <w:color w:val="000000"/>
+          <w:kern w:val="0"/>
+          <w:sz w:val="22"/>
+          <w:szCs w:val="22"/>
           <w:lang w:eastAsia="es-ES"/>
           <w14:ligatures w14:val="none"/>
         </w:rPr>
@@ -814,9 +948,11 @@
       </w:r>
       <w:r>
         <w:rPr>
-          <w:rFonts w:ascii="Arial Narrow" w:eastAsia="Times New Roman" w:hAnsi="Arial Narrow" w:cs="Arial"/>
-          <w:color w:val="000000"/>
-          <w:kern w:val="0"/>
+          <w:rFonts w:ascii="Arial Narrow" w:eastAsia="Arial Narrow" w:hAnsi="Arial Narrow" w:cs="Arial Narrow"/>
+          <w:color w:val="000000"/>
+          <w:kern w:val="0"/>
+          <w:sz w:val="22"/>
+          <w:szCs w:val="22"/>
           <w:lang w:eastAsia="es-ES"/>
           <w14:ligatures w14:val="none"/>
         </w:rPr>
@@ -824,9 +960,11 @@
       </w:r>
       <w:r>
         <w:rPr>
-          <w:rFonts w:ascii="Arial Narrow" w:eastAsia="Times New Roman" w:hAnsi="Arial Narrow" w:cs="Arial"/>
-          <w:color w:val="000000"/>
-          <w:kern w:val="0"/>
+          <w:rFonts w:ascii="Arial Narrow" w:eastAsia="Arial Narrow" w:hAnsi="Arial Narrow" w:cs="Arial Narrow"/>
+          <w:color w:val="000000"/>
+          <w:kern w:val="0"/>
+          <w:sz w:val="22"/>
+          <w:szCs w:val="22"/>
           <w:lang w:eastAsia="es-ES"/>
           <w14:ligatures w14:val="none"/>
         </w:rPr>
@@ -834,9 +972,11 @@
       </w:r>
       <w:r>
         <w:rPr>
-          <w:rFonts w:ascii="Arial Narrow" w:eastAsia="Times New Roman" w:hAnsi="Arial Narrow" w:cs="Arial"/>
-          <w:color w:val="000000"/>
-          <w:kern w:val="0"/>
+          <w:rFonts w:ascii="Arial Narrow" w:eastAsia="Arial Narrow" w:hAnsi="Arial Narrow" w:cs="Arial Narrow"/>
+          <w:color w:val="000000"/>
+          <w:kern w:val="0"/>
+          <w:sz w:val="22"/>
+          <w:szCs w:val="22"/>
           <w:lang w:eastAsia="es-ES"/>
           <w14:ligatures w14:val="none"/>
         </w:rPr>
@@ -844,9 +984,11 @@
       </w:r>
       <w:r>
         <w:rPr>
-          <w:rFonts w:ascii="Arial Narrow" w:eastAsia="Times New Roman" w:hAnsi="Arial Narrow" w:cs="Arial"/>
-          <w:color w:val="000000"/>
-          <w:kern w:val="0"/>
+          <w:rFonts w:ascii="Arial Narrow" w:eastAsia="Arial Narrow" w:hAnsi="Arial Narrow" w:cs="Arial Narrow"/>
+          <w:color w:val="000000"/>
+          <w:kern w:val="0"/>
+          <w:sz w:val="22"/>
+          <w:szCs w:val="22"/>
           <w:lang w:eastAsia="es-ES"/>
           <w14:ligatures w14:val="none"/>
         </w:rPr>
@@ -860,9 +1002,11 @@
         <w:ind w:left="1134"/>
         <w:jc w:val="both"/>
         <w:rPr>
-          <w:rFonts w:ascii="Arial Narrow" w:eastAsia="Times New Roman" w:hAnsi="Arial Narrow" w:cs="Arial"/>
-          <w:color w:val="000000"/>
-          <w:kern w:val="0"/>
+          <w:rFonts w:ascii="Arial Narrow" w:eastAsia="Arial Narrow" w:hAnsi="Arial Narrow" w:cs="Arial Narrow"/>
+          <w:color w:val="000000"/>
+          <w:kern w:val="0"/>
+          <w:sz w:val="22"/>
+          <w:szCs w:val="22"/>
           <w:lang w:eastAsia="es-ES"/>
           <w14:ligatures w14:val="none"/>
         </w:rPr>
@@ -883,18 +1027,22 @@
         <w:ind w:left="1134" w:hanging="567"/>
         <w:jc w:val="both"/>
         <w:rPr>
-          <w:rFonts w:ascii="Arial Narrow" w:eastAsia="Times New Roman" w:hAnsi="Arial Narrow" w:cs="Arial"/>
-          <w:color w:val="000000"/>
-          <w:kern w:val="0"/>
+          <w:rFonts w:ascii="Arial Narrow" w:eastAsia="Arial Narrow" w:hAnsi="Arial Narrow" w:cs="Arial Narrow"/>
+          <w:color w:val="000000"/>
+          <w:kern w:val="0"/>
+          <w:sz w:val="22"/>
+          <w:szCs w:val="22"/>
           <w:lang w:eastAsia="es-ES"/>
           <w14:ligatures w14:val="none"/>
         </w:rPr>
       </w:pPr>
       <w:r>
         <w:rPr>
-          <w:rFonts w:ascii="Arial Narrow" w:eastAsia="Times New Roman" w:hAnsi="Arial Narrow" w:cs="Arial"/>
-          <w:color w:val="000000"/>
-          <w:kern w:val="0"/>
+          <w:rFonts w:ascii="Arial Narrow" w:eastAsia="Arial Narrow" w:hAnsi="Arial Narrow" w:cs="Arial Narrow"/>
+          <w:color w:val="000000"/>
+          <w:kern w:val="0"/>
+          <w:sz w:val="22"/>
+          <w:szCs w:val="22"/>
           <w:lang w:eastAsia="es-ES"/>
           <w14:ligatures w14:val="none"/>
         </w:rPr>
@@ -902,9 +1050,11 @@
       </w:r>
       <w:r>
         <w:rPr>
-          <w:rFonts w:ascii="Arial Narrow" w:eastAsia="Times New Roman" w:hAnsi="Arial Narrow" w:cs="Arial"/>
-          <w:color w:val="000000"/>
-          <w:kern w:val="0"/>
+          <w:rFonts w:ascii="Arial Narrow" w:eastAsia="Arial Narrow" w:hAnsi="Arial Narrow" w:cs="Arial Narrow"/>
+          <w:color w:val="000000"/>
+          <w:kern w:val="0"/>
+          <w:sz w:val="22"/>
+          <w:szCs w:val="22"/>
           <w:lang w:eastAsia="es-ES"/>
           <w14:ligatures w14:val="none"/>
         </w:rPr>
@@ -912,9 +1062,11 @@
       </w:r>
       <w:r>
         <w:rPr>
-          <w:rFonts w:ascii="Arial Narrow" w:eastAsia="Times New Roman" w:hAnsi="Arial Narrow" w:cs="Arial"/>
-          <w:color w:val="000000"/>
-          <w:kern w:val="0"/>
+          <w:rFonts w:ascii="Arial Narrow" w:eastAsia="Arial Narrow" w:hAnsi="Arial Narrow" w:cs="Arial Narrow"/>
+          <w:color w:val="000000"/>
+          <w:kern w:val="0"/>
+          <w:sz w:val="22"/>
+          <w:szCs w:val="22"/>
           <w:lang w:eastAsia="es-ES"/>
           <w14:ligatures w14:val="none"/>
         </w:rPr>
@@ -922,9 +1074,11 @@
       </w:r>
       <w:r>
         <w:rPr>
-          <w:rFonts w:ascii="Arial Narrow" w:eastAsia="Times New Roman" w:hAnsi="Arial Narrow" w:cs="Arial"/>
-          <w:color w:val="000000"/>
-          <w:kern w:val="0"/>
+          <w:rFonts w:ascii="Arial Narrow" w:eastAsia="Arial Narrow" w:hAnsi="Arial Narrow" w:cs="Arial Narrow"/>
+          <w:color w:val="000000"/>
+          <w:kern w:val="0"/>
+          <w:sz w:val="22"/>
+          <w:szCs w:val="22"/>
           <w:lang w:eastAsia="es-ES"/>
           <w14:ligatures w14:val="none"/>
         </w:rPr>
@@ -932,9 +1086,11 @@
       </w:r>
       <w:r>
         <w:rPr>
-          <w:rFonts w:ascii="Arial Narrow" w:eastAsia="Times New Roman" w:hAnsi="Arial Narrow" w:cs="Arial"/>
-          <w:color w:val="000000"/>
-          <w:kern w:val="0"/>
+          <w:rFonts w:ascii="Arial Narrow" w:eastAsia="Arial Narrow" w:hAnsi="Arial Narrow" w:cs="Arial Narrow"/>
+          <w:color w:val="000000"/>
+          <w:kern w:val="0"/>
+          <w:sz w:val="22"/>
+          <w:szCs w:val="22"/>
           <w:lang w:eastAsia="es-ES"/>
           <w14:ligatures w14:val="none"/>
         </w:rPr>
@@ -942,9 +1098,11 @@
       </w:r>
       <w:r>
         <w:rPr>
-          <w:rFonts w:ascii="Arial Narrow" w:eastAsia="Times New Roman" w:hAnsi="Arial Narrow" w:cs="Arial"/>
-          <w:color w:val="000000"/>
-          <w:kern w:val="0"/>
+          <w:rFonts w:ascii="Arial Narrow" w:eastAsia="Arial Narrow" w:hAnsi="Arial Narrow" w:cs="Arial Narrow"/>
+          <w:color w:val="000000"/>
+          <w:kern w:val="0"/>
+          <w:sz w:val="22"/>
+          <w:szCs w:val="22"/>
           <w:lang w:eastAsia="es-ES"/>
           <w14:ligatures w14:val="none"/>
         </w:rPr>
@@ -952,9 +1110,11 @@
       </w:r>
       <w:r>
         <w:rPr>
-          <w:rFonts w:ascii="Arial Narrow" w:eastAsia="Times New Roman" w:hAnsi="Arial Narrow" w:cs="Arial"/>
-          <w:color w:val="000000"/>
-          <w:kern w:val="0"/>
+          <w:rFonts w:ascii="Arial Narrow" w:eastAsia="Arial Narrow" w:hAnsi="Arial Narrow" w:cs="Arial Narrow"/>
+          <w:color w:val="000000"/>
+          <w:kern w:val="0"/>
+          <w:sz w:val="22"/>
+          <w:szCs w:val="22"/>
           <w:lang w:eastAsia="es-ES"/>
           <w14:ligatures w14:val="none"/>
         </w:rPr>
@@ -965,9 +1125,11 @@
       <w:pPr>
         <w:pStyle w:val="Prrafodelista"/>
         <w:rPr>
-          <w:rFonts w:ascii="Arial Narrow" w:eastAsia="Times New Roman" w:hAnsi="Arial Narrow" w:cs="Arial"/>
-          <w:color w:val="000000"/>
-          <w:kern w:val="0"/>
+          <w:rFonts w:ascii="Arial Narrow" w:eastAsia="Arial Narrow" w:hAnsi="Arial Narrow" w:cs="Arial Narrow"/>
+          <w:color w:val="000000"/>
+          <w:kern w:val="0"/>
+          <w:sz w:val="22"/>
+          <w:szCs w:val="22"/>
           <w:lang w:eastAsia="es-ES"/>
           <w14:ligatures w14:val="none"/>
         </w:rPr>
@@ -988,18 +1150,22 @@
         <w:ind w:left="1134" w:hanging="567"/>
         <w:jc w:val="both"/>
         <w:rPr>
-          <w:rFonts w:ascii="Arial Narrow" w:eastAsia="Times New Roman" w:hAnsi="Arial Narrow" w:cs="Arial"/>
-          <w:color w:val="000000"/>
-          <w:kern w:val="0"/>
+          <w:rFonts w:ascii="Arial Narrow" w:eastAsia="Arial Narrow" w:hAnsi="Arial Narrow" w:cs="Arial Narrow"/>
+          <w:color w:val="000000"/>
+          <w:kern w:val="0"/>
+          <w:sz w:val="22"/>
+          <w:szCs w:val="22"/>
           <w:lang w:eastAsia="es-ES"/>
           <w14:ligatures w14:val="none"/>
         </w:rPr>
       </w:pPr>
       <w:r>
         <w:rPr>
-          <w:rFonts w:ascii="Arial Narrow" w:eastAsia="Times New Roman" w:hAnsi="Arial Narrow" w:cs="Arial"/>
-          <w:color w:val="000000"/>
-          <w:kern w:val="0"/>
+          <w:rFonts w:ascii="Arial Narrow" w:eastAsia="Arial Narrow" w:hAnsi="Arial Narrow" w:cs="Arial Narrow"/>
+          <w:color w:val="000000"/>
+          <w:kern w:val="0"/>
+          <w:sz w:val="22"/>
+          <w:szCs w:val="22"/>
           <w:lang w:eastAsia="es-ES"/>
           <w14:ligatures w14:val="none"/>
         </w:rPr>
@@ -1011,9 +1177,11 @@
         <w:spacing w:after="0" w:line="240" w:lineRule="auto"/>
         <w:jc w:val="both"/>
         <w:rPr>
-          <w:rFonts w:ascii="Arial Narrow" w:eastAsia="Times New Roman" w:hAnsi="Arial Narrow" w:cs="Arial"/>
-          <w:color w:val="000000"/>
-          <w:kern w:val="0"/>
+          <w:rFonts w:ascii="Arial Narrow" w:eastAsia="Arial Narrow" w:hAnsi="Arial Narrow" w:cs="Arial Narrow"/>
+          <w:color w:val="000000"/>
+          <w:kern w:val="0"/>
+          <w:sz w:val="22"/>
+          <w:szCs w:val="22"/>
           <w:lang w:eastAsia="es-ES"/>
           <w14:ligatures w14:val="none"/>
         </w:rPr>
@@ -1034,18 +1202,22 @@
         <w:ind w:left="1134" w:hanging="567"/>
         <w:jc w:val="both"/>
         <w:rPr>
-          <w:rFonts w:ascii="Arial Narrow" w:eastAsia="Times New Roman" w:hAnsi="Arial Narrow" w:cs="Arial"/>
-          <w:color w:val="000000"/>
-          <w:kern w:val="0"/>
+          <w:rFonts w:ascii="Arial Narrow" w:eastAsia="Arial Narrow" w:hAnsi="Arial Narrow" w:cs="Arial Narrow"/>
+          <w:color w:val="000000"/>
+          <w:kern w:val="0"/>
+          <w:sz w:val="22"/>
+          <w:szCs w:val="22"/>
           <w:lang w:eastAsia="es-ES"/>
           <w14:ligatures w14:val="none"/>
         </w:rPr>
       </w:pPr>
       <w:r>
         <w:rPr>
-          <w:rFonts w:ascii="Arial Narrow" w:eastAsia="Times New Roman" w:hAnsi="Arial Narrow" w:cs="Arial"/>
-          <w:color w:val="000000"/>
-          <w:kern w:val="0"/>
+          <w:rFonts w:ascii="Arial Narrow" w:eastAsia="Arial Narrow" w:hAnsi="Arial Narrow" w:cs="Arial Narrow"/>
+          <w:color w:val="000000"/>
+          <w:kern w:val="0"/>
+          <w:sz w:val="22"/>
+          <w:szCs w:val="22"/>
           <w:lang w:eastAsia="es-ES"/>
           <w14:ligatures w14:val="none"/>
         </w:rPr>
@@ -1053,9 +1225,11 @@
       </w:r>
       <w:r>
         <w:rPr>
-          <w:rFonts w:ascii="Arial Narrow" w:eastAsia="Times New Roman" w:hAnsi="Arial Narrow" w:cs="Arial"/>
-          <w:color w:val="000000"/>
-          <w:kern w:val="0"/>
+          <w:rFonts w:ascii="Arial Narrow" w:eastAsia="Arial Narrow" w:hAnsi="Arial Narrow" w:cs="Arial Narrow"/>
+          <w:color w:val="000000"/>
+          <w:kern w:val="0"/>
+          <w:sz w:val="22"/>
+          <w:szCs w:val="22"/>
           <w:lang w:eastAsia="es-ES"/>
           <w14:ligatures w14:val="none"/>
         </w:rPr>
@@ -1063,9 +1237,11 @@
       </w:r>
       <w:r>
         <w:rPr>
-          <w:rFonts w:ascii="Arial Narrow" w:eastAsia="Times New Roman" w:hAnsi="Arial Narrow" w:cs="Arial"/>
-          <w:color w:val="000000"/>
-          <w:kern w:val="0"/>
+          <w:rFonts w:ascii="Arial Narrow" w:eastAsia="Arial Narrow" w:hAnsi="Arial Narrow" w:cs="Arial Narrow"/>
+          <w:color w:val="000000"/>
+          <w:kern w:val="0"/>
+          <w:sz w:val="22"/>
+          <w:szCs w:val="22"/>
           <w:lang w:eastAsia="es-ES"/>
           <w14:ligatures w14:val="none"/>
         </w:rPr>
@@ -1079,9 +1255,11 @@
         <w:ind w:left="1134"/>
         <w:jc w:val="both"/>
         <w:rPr>
-          <w:rFonts w:ascii="Arial Narrow" w:eastAsia="Times New Roman" w:hAnsi="Arial Narrow" w:cs="Arial"/>
-          <w:color w:val="000000"/>
-          <w:kern w:val="0"/>
+          <w:rFonts w:ascii="Arial Narrow" w:eastAsia="Arial Narrow" w:hAnsi="Arial Narrow" w:cs="Arial Narrow"/>
+          <w:color w:val="000000"/>
+          <w:kern w:val="0"/>
+          <w:sz w:val="22"/>
+          <w:szCs w:val="22"/>
           <w:lang w:eastAsia="es-ES"/>
           <w14:ligatures w14:val="none"/>
         </w:rPr>
@@ -1102,18 +1280,22 @@
         <w:ind w:left="1134" w:hanging="567"/>
         <w:jc w:val="both"/>
         <w:rPr>
-          <w:rFonts w:ascii="Arial Narrow" w:eastAsia="Times New Roman" w:hAnsi="Arial Narrow" w:cs="Arial"/>
-          <w:color w:val="000000"/>
-          <w:kern w:val="0"/>
+          <w:rFonts w:ascii="Arial Narrow" w:eastAsia="Arial Narrow" w:hAnsi="Arial Narrow" w:cs="Arial Narrow"/>
+          <w:color w:val="000000"/>
+          <w:kern w:val="0"/>
+          <w:sz w:val="22"/>
+          <w:szCs w:val="22"/>
           <w:lang w:eastAsia="es-ES"/>
           <w14:ligatures w14:val="none"/>
         </w:rPr>
       </w:pPr>
       <w:r>
         <w:rPr>
-          <w:rFonts w:ascii="Arial Narrow" w:eastAsia="Times New Roman" w:hAnsi="Arial Narrow" w:cs="Arial"/>
-          <w:color w:val="000000"/>
-          <w:kern w:val="0"/>
+          <w:rFonts w:ascii="Arial Narrow" w:eastAsia="Arial Narrow" w:hAnsi="Arial Narrow" w:cs="Arial Narrow"/>
+          <w:color w:val="000000"/>
+          <w:kern w:val="0"/>
+          <w:sz w:val="22"/>
+          <w:szCs w:val="22"/>
           <w:lang w:eastAsia="es-ES"/>
           <w14:ligatures w14:val="none"/>
         </w:rPr>
@@ -1121,9 +1303,11 @@
       </w:r>
       <w:r>
         <w:rPr>
-          <w:rFonts w:ascii="Arial Narrow" w:eastAsia="Times New Roman" w:hAnsi="Arial Narrow" w:cs="Arial"/>
-          <w:color w:val="000000"/>
-          <w:kern w:val="0"/>
+          <w:rFonts w:ascii="Arial Narrow" w:eastAsia="Arial Narrow" w:hAnsi="Arial Narrow" w:cs="Arial Narrow"/>
+          <w:color w:val="000000"/>
+          <w:kern w:val="0"/>
+          <w:sz w:val="22"/>
+          <w:szCs w:val="22"/>
           <w:lang w:eastAsia="es-ES"/>
           <w14:ligatures w14:val="none"/>
         </w:rPr>
@@ -1131,9 +1315,11 @@
       </w:r>
       <w:r>
         <w:rPr>
-          <w:rFonts w:ascii="Arial Narrow" w:eastAsia="Times New Roman" w:hAnsi="Arial Narrow" w:cs="Arial"/>
-          <w:color w:val="000000"/>
-          <w:kern w:val="0"/>
+          <w:rFonts w:ascii="Arial Narrow" w:eastAsia="Arial Narrow" w:hAnsi="Arial Narrow" w:cs="Arial Narrow"/>
+          <w:color w:val="000000"/>
+          <w:kern w:val="0"/>
+          <w:sz w:val="22"/>
+          <w:szCs w:val="22"/>
           <w:lang w:eastAsia="es-ES"/>
           <w14:ligatures w14:val="none"/>
         </w:rPr>
@@ -1141,9 +1327,11 @@
       </w:r>
       <w:r>
         <w:rPr>
-          <w:rFonts w:ascii="Arial Narrow" w:eastAsia="Times New Roman" w:hAnsi="Arial Narrow" w:cs="Arial"/>
-          <w:color w:val="000000"/>
-          <w:kern w:val="0"/>
+          <w:rFonts w:ascii="Arial Narrow" w:eastAsia="Arial Narrow" w:hAnsi="Arial Narrow" w:cs="Arial Narrow"/>
+          <w:color w:val="000000"/>
+          <w:kern w:val="0"/>
+          <w:sz w:val="22"/>
+          <w:szCs w:val="22"/>
           <w:lang w:eastAsia="es-ES"/>
           <w14:ligatures w14:val="none"/>
         </w:rPr>
@@ -1154,9 +1342,11 @@
       <w:pPr>
         <w:pStyle w:val="Prrafodelista"/>
         <w:rPr>
-          <w:rFonts w:ascii="Arial Narrow" w:eastAsia="Times New Roman" w:hAnsi="Arial Narrow" w:cs="Arial"/>
-          <w:color w:val="000000"/>
-          <w:kern w:val="0"/>
+          <w:rFonts w:ascii="Arial Narrow" w:eastAsia="Arial Narrow" w:hAnsi="Arial Narrow" w:cs="Arial Narrow"/>
+          <w:color w:val="000000"/>
+          <w:kern w:val="0"/>
+          <w:sz w:val="22"/>
+          <w:szCs w:val="22"/>
           <w:lang w:eastAsia="es-ES"/>
           <w14:ligatures w14:val="none"/>
         </w:rPr>
@@ -1177,18 +1367,22 @@
         <w:ind w:left="1134" w:hanging="567"/>
         <w:jc w:val="both"/>
         <w:rPr>
-          <w:rFonts w:ascii="Arial Narrow" w:eastAsia="Times New Roman" w:hAnsi="Arial Narrow" w:cs="Arial"/>
-          <w:color w:val="000000"/>
-          <w:kern w:val="0"/>
+          <w:rFonts w:ascii="Arial Narrow" w:eastAsia="Arial Narrow" w:hAnsi="Arial Narrow" w:cs="Arial Narrow"/>
+          <w:color w:val="000000"/>
+          <w:kern w:val="0"/>
+          <w:sz w:val="22"/>
+          <w:szCs w:val="22"/>
           <w:lang w:eastAsia="es-ES"/>
           <w14:ligatures w14:val="none"/>
         </w:rPr>
       </w:pPr>
       <w:r>
         <w:rPr>
-          <w:rFonts w:ascii="Arial Narrow" w:eastAsia="Times New Roman" w:hAnsi="Arial Narrow" w:cs="Arial"/>
-          <w:color w:val="000000"/>
-          <w:kern w:val="0"/>
+          <w:rFonts w:ascii="Arial Narrow" w:eastAsia="Arial Narrow" w:hAnsi="Arial Narrow" w:cs="Arial Narrow"/>
+          <w:color w:val="000000"/>
+          <w:kern w:val="0"/>
+          <w:sz w:val="22"/>
+          <w:szCs w:val="22"/>
           <w:lang w:eastAsia="es-ES"/>
           <w14:ligatures w14:val="none"/>
         </w:rPr>
@@ -1196,9 +1390,11 @@
       </w:r>
       <w:r>
         <w:rPr>
-          <w:rFonts w:ascii="Arial Narrow" w:eastAsia="Times New Roman" w:hAnsi="Arial Narrow" w:cs="Arial"/>
-          <w:color w:val="000000"/>
-          <w:kern w:val="0"/>
+          <w:rFonts w:ascii="Arial Narrow" w:eastAsia="Arial Narrow" w:hAnsi="Arial Narrow" w:cs="Arial Narrow"/>
+          <w:color w:val="000000"/>
+          <w:kern w:val="0"/>
+          <w:sz w:val="22"/>
+          <w:szCs w:val="22"/>
           <w:lang w:eastAsia="es-ES"/>
           <w14:ligatures w14:val="none"/>
         </w:rPr>
@@ -1206,9 +1402,11 @@
       </w:r>
       <w:r>
         <w:rPr>
-          <w:rFonts w:ascii="Arial Narrow" w:eastAsia="Times New Roman" w:hAnsi="Arial Narrow" w:cs="Arial"/>
-          <w:color w:val="000000"/>
-          <w:kern w:val="0"/>
+          <w:rFonts w:ascii="Arial Narrow" w:eastAsia="Arial Narrow" w:hAnsi="Arial Narrow" w:cs="Arial Narrow"/>
+          <w:color w:val="000000"/>
+          <w:kern w:val="0"/>
+          <w:sz w:val="22"/>
+          <w:szCs w:val="22"/>
           <w:lang w:eastAsia="es-ES"/>
           <w14:ligatures w14:val="none"/>
         </w:rPr>
@@ -1216,9 +1414,11 @@
       </w:r>
       <w:r>
         <w:rPr>
-          <w:rFonts w:ascii="Arial Narrow" w:eastAsia="Times New Roman" w:hAnsi="Arial Narrow" w:cs="Arial"/>
-          <w:color w:val="000000"/>
-          <w:kern w:val="0"/>
+          <w:rFonts w:ascii="Arial Narrow" w:eastAsia="Arial Narrow" w:hAnsi="Arial Narrow" w:cs="Arial Narrow"/>
+          <w:color w:val="000000"/>
+          <w:kern w:val="0"/>
+          <w:sz w:val="22"/>
+          <w:szCs w:val="22"/>
           <w:lang w:eastAsia="es-ES"/>
           <w14:ligatures w14:val="none"/>
         </w:rPr>
@@ -1226,9 +1426,11 @@
       </w:r>
       <w:r>
         <w:rPr>
-          <w:rFonts w:ascii="Arial Narrow" w:eastAsia="Times New Roman" w:hAnsi="Arial Narrow" w:cs="Arial"/>
-          <w:color w:val="000000"/>
-          <w:kern w:val="0"/>
+          <w:rFonts w:ascii="Arial Narrow" w:eastAsia="Arial Narrow" w:hAnsi="Arial Narrow" w:cs="Arial Narrow"/>
+          <w:color w:val="000000"/>
+          <w:kern w:val="0"/>
+          <w:sz w:val="22"/>
+          <w:szCs w:val="22"/>
           <w:lang w:eastAsia="es-ES"/>
           <w14:ligatures w14:val="none"/>
         </w:rPr>
@@ -1236,9 +1438,11 @@
       </w:r>
       <w:r>
         <w:rPr>
-          <w:rFonts w:ascii="Arial Narrow" w:eastAsia="Times New Roman" w:hAnsi="Arial Narrow" w:cs="Arial"/>
-          <w:color w:val="000000"/>
-          <w:kern w:val="0"/>
+          <w:rFonts w:ascii="Arial Narrow" w:eastAsia="Arial Narrow" w:hAnsi="Arial Narrow" w:cs="Arial Narrow"/>
+          <w:color w:val="000000"/>
+          <w:kern w:val="0"/>
+          <w:sz w:val="22"/>
+          <w:szCs w:val="22"/>
           <w:lang w:eastAsia="es-ES"/>
           <w14:ligatures w14:val="none"/>
         </w:rPr>
@@ -1250,9 +1454,11 @@
         <w:spacing w:after="0" w:line="240" w:lineRule="auto"/>
         <w:jc w:val="both"/>
         <w:rPr>
-          <w:rFonts w:ascii="Arial Narrow" w:eastAsia="Times New Roman" w:hAnsi="Arial Narrow" w:cs="Arial"/>
-          <w:color w:val="000000"/>
-          <w:kern w:val="0"/>
+          <w:rFonts w:ascii="Arial Narrow" w:eastAsia="Arial Narrow" w:hAnsi="Arial Narrow" w:cs="Arial Narrow"/>
+          <w:color w:val="000000"/>
+          <w:kern w:val="0"/>
+          <w:sz w:val="22"/>
+          <w:szCs w:val="22"/>
           <w:lang w:eastAsia="es-ES"/>
           <w14:ligatures w14:val="none"/>
         </w:rPr>
@@ -1273,18 +1479,22 @@
         <w:ind w:left="1134" w:hanging="567"/>
         <w:jc w:val="both"/>
         <w:rPr>
-          <w:rFonts w:ascii="Arial Narrow" w:eastAsia="Times New Roman" w:hAnsi="Arial Narrow" w:cs="Arial"/>
-          <w:color w:val="000000"/>
-          <w:kern w:val="0"/>
+          <w:rFonts w:ascii="Arial Narrow" w:eastAsia="Arial Narrow" w:hAnsi="Arial Narrow" w:cs="Arial Narrow"/>
+          <w:color w:val="000000"/>
+          <w:kern w:val="0"/>
+          <w:sz w:val="22"/>
+          <w:szCs w:val="22"/>
           <w:lang w:eastAsia="es-ES"/>
           <w14:ligatures w14:val="none"/>
         </w:rPr>
       </w:pPr>
       <w:r>
         <w:rPr>
-          <w:rFonts w:ascii="Arial Narrow" w:eastAsia="Times New Roman" w:hAnsi="Arial Narrow" w:cs="Arial"/>
-          <w:color w:val="000000"/>
-          <w:kern w:val="0"/>
+          <w:rFonts w:ascii="Arial Narrow" w:eastAsia="Arial Narrow" w:hAnsi="Arial Narrow" w:cs="Arial Narrow"/>
+          <w:color w:val="000000"/>
+          <w:kern w:val="0"/>
+          <w:sz w:val="22"/>
+          <w:szCs w:val="22"/>
           <w:lang w:eastAsia="es-ES"/>
           <w14:ligatures w14:val="none"/>
         </w:rPr>
@@ -1292,9 +1502,11 @@
       </w:r>
       <w:r>
         <w:rPr>
-          <w:rFonts w:ascii="Arial Narrow" w:eastAsia="Times New Roman" w:hAnsi="Arial Narrow" w:cs="Arial"/>
-          <w:color w:val="000000"/>
-          <w:kern w:val="0"/>
+          <w:rFonts w:ascii="Arial Narrow" w:eastAsia="Arial Narrow" w:hAnsi="Arial Narrow" w:cs="Arial Narrow"/>
+          <w:color w:val="000000"/>
+          <w:kern w:val="0"/>
+          <w:sz w:val="22"/>
+          <w:szCs w:val="22"/>
           <w:lang w:eastAsia="es-ES"/>
           <w14:ligatures w14:val="none"/>
         </w:rPr>
@@ -1302,9 +1514,11 @@
       </w:r>
       <w:r>
         <w:rPr>
-          <w:rFonts w:ascii="Arial Narrow" w:eastAsia="Times New Roman" w:hAnsi="Arial Narrow" w:cs="Arial"/>
-          <w:color w:val="000000"/>
-          <w:kern w:val="0"/>
+          <w:rFonts w:ascii="Arial Narrow" w:eastAsia="Arial Narrow" w:hAnsi="Arial Narrow" w:cs="Arial Narrow"/>
+          <w:color w:val="000000"/>
+          <w:kern w:val="0"/>
+          <w:sz w:val="22"/>
+          <w:szCs w:val="22"/>
           <w:lang w:eastAsia="es-ES"/>
           <w14:ligatures w14:val="none"/>
         </w:rPr>
@@ -1312,9 +1526,11 @@
       </w:r>
       <w:r>
         <w:rPr>
-          <w:rFonts w:ascii="Arial Narrow" w:eastAsia="Times New Roman" w:hAnsi="Arial Narrow" w:cs="Arial"/>
-          <w:color w:val="000000"/>
-          <w:kern w:val="0"/>
+          <w:rFonts w:ascii="Arial Narrow" w:eastAsia="Arial Narrow" w:hAnsi="Arial Narrow" w:cs="Arial Narrow"/>
+          <w:color w:val="000000"/>
+          <w:kern w:val="0"/>
+          <w:sz w:val="22"/>
+          <w:szCs w:val="22"/>
           <w:lang w:eastAsia="es-ES"/>
           <w14:ligatures w14:val="none"/>
         </w:rPr>
@@ -1322,9 +1538,11 @@
       </w:r>
       <w:r>
         <w:rPr>
-          <w:rFonts w:ascii="Arial Narrow" w:eastAsia="Times New Roman" w:hAnsi="Arial Narrow" w:cs="Arial"/>
-          <w:color w:val="000000"/>
-          <w:kern w:val="0"/>
+          <w:rFonts w:ascii="Arial Narrow" w:eastAsia="Arial Narrow" w:hAnsi="Arial Narrow" w:cs="Arial Narrow"/>
+          <w:color w:val="000000"/>
+          <w:kern w:val="0"/>
+          <w:sz w:val="22"/>
+          <w:szCs w:val="22"/>
           <w:lang w:eastAsia="es-ES"/>
           <w14:ligatures w14:val="none"/>
         </w:rPr>
@@ -1332,9 +1550,11 @@
       </w:r>
       <w:r>
         <w:rPr>
-          <w:rFonts w:ascii="Arial Narrow" w:eastAsia="Times New Roman" w:hAnsi="Arial Narrow" w:cs="Arial"/>
-          <w:color w:val="000000"/>
-          <w:kern w:val="0"/>
+          <w:rFonts w:ascii="Arial Narrow" w:eastAsia="Arial Narrow" w:hAnsi="Arial Narrow" w:cs="Arial Narrow"/>
+          <w:color w:val="000000"/>
+          <w:kern w:val="0"/>
+          <w:sz w:val="22"/>
+          <w:szCs w:val="22"/>
           <w:lang w:eastAsia="es-ES"/>
           <w14:ligatures w14:val="none"/>
         </w:rPr>
@@ -1342,9 +1562,11 @@
       </w:r>
       <w:r>
         <w:rPr>
-          <w:rFonts w:ascii="Arial Narrow" w:eastAsia="Times New Roman" w:hAnsi="Arial Narrow" w:cs="Arial"/>
-          <w:color w:val="000000"/>
-          <w:kern w:val="0"/>
+          <w:rFonts w:ascii="Arial Narrow" w:eastAsia="Arial Narrow" w:hAnsi="Arial Narrow" w:cs="Arial Narrow"/>
+          <w:color w:val="000000"/>
+          <w:kern w:val="0"/>
+          <w:sz w:val="22"/>
+          <w:szCs w:val="22"/>
           <w:lang w:eastAsia="es-ES"/>
           <w14:ligatures w14:val="none"/>
         </w:rPr>
@@ -1352,9 +1574,11 @@
       </w:r>
       <w:r>
         <w:rPr>
-          <w:rFonts w:ascii="Arial Narrow" w:eastAsia="Times New Roman" w:hAnsi="Arial Narrow" w:cs="Arial"/>
-          <w:color w:val="000000"/>
-          <w:kern w:val="0"/>
+          <w:rFonts w:ascii="Arial Narrow" w:eastAsia="Arial Narrow" w:hAnsi="Arial Narrow" w:cs="Arial Narrow"/>
+          <w:color w:val="000000"/>
+          <w:kern w:val="0"/>
+          <w:sz w:val="22"/>
+          <w:szCs w:val="22"/>
           <w:lang w:eastAsia="es-ES"/>
           <w14:ligatures w14:val="none"/>
         </w:rPr>
@@ -1362,9 +1586,11 @@
       </w:r>
       <w:r>
         <w:rPr>
-          <w:rFonts w:ascii="Arial Narrow" w:eastAsia="Times New Roman" w:hAnsi="Arial Narrow" w:cs="Arial"/>
-          <w:color w:val="000000"/>
-          <w:kern w:val="0"/>
+          <w:rFonts w:ascii="Arial Narrow" w:eastAsia="Arial Narrow" w:hAnsi="Arial Narrow" w:cs="Arial Narrow"/>
+          <w:color w:val="000000"/>
+          <w:kern w:val="0"/>
+          <w:sz w:val="22"/>
+          <w:szCs w:val="22"/>
           <w:lang w:eastAsia="es-ES"/>
           <w14:ligatures w14:val="none"/>
         </w:rPr>
@@ -1372,9 +1598,11 @@
       </w:r>
       <w:r>
         <w:rPr>
-          <w:rFonts w:ascii="Arial Narrow" w:eastAsia="Times New Roman" w:hAnsi="Arial Narrow" w:cs="Arial"/>
-          <w:color w:val="000000"/>
-          <w:kern w:val="0"/>
+          <w:rFonts w:ascii="Arial Narrow" w:eastAsia="Arial Narrow" w:hAnsi="Arial Narrow" w:cs="Arial Narrow"/>
+          <w:color w:val="000000"/>
+          <w:kern w:val="0"/>
+          <w:sz w:val="22"/>
+          <w:szCs w:val="22"/>
           <w:lang w:eastAsia="es-ES"/>
           <w14:ligatures w14:val="none"/>
         </w:rPr>
@@ -1382,9 +1610,11 @@
       </w:r>
       <w:r>
         <w:rPr>
-          <w:rFonts w:ascii="Arial Narrow" w:eastAsia="Times New Roman" w:hAnsi="Arial Narrow" w:cs="Arial"/>
-          <w:color w:val="000000"/>
-          <w:kern w:val="0"/>
+          <w:rFonts w:ascii="Arial Narrow" w:eastAsia="Arial Narrow" w:hAnsi="Arial Narrow" w:cs="Arial Narrow"/>
+          <w:color w:val="000000"/>
+          <w:kern w:val="0"/>
+          <w:sz w:val="22"/>
+          <w:szCs w:val="22"/>
           <w:lang w:eastAsia="es-ES"/>
           <w14:ligatures w14:val="none"/>
         </w:rPr>
@@ -1392,9 +1622,11 @@
       </w:r>
       <w:r>
         <w:rPr>
-          <w:rFonts w:ascii="Arial Narrow" w:eastAsia="Times New Roman" w:hAnsi="Arial Narrow" w:cs="Arial"/>
-          <w:color w:val="000000"/>
-          <w:kern w:val="0"/>
+          <w:rFonts w:ascii="Arial Narrow" w:eastAsia="Arial Narrow" w:hAnsi="Arial Narrow" w:cs="Arial Narrow"/>
+          <w:color w:val="000000"/>
+          <w:kern w:val="0"/>
+          <w:sz w:val="22"/>
+          <w:szCs w:val="22"/>
           <w:lang w:eastAsia="es-ES"/>
           <w14:ligatures w14:val="none"/>
         </w:rPr>
@@ -1402,9 +1634,11 @@
       </w:r>
       <w:r>
         <w:rPr>
-          <w:rFonts w:ascii="Arial Narrow" w:eastAsia="Times New Roman" w:hAnsi="Arial Narrow" w:cs="Arial"/>
-          <w:color w:val="000000"/>
-          <w:kern w:val="0"/>
+          <w:rFonts w:ascii="Arial Narrow" w:eastAsia="Arial Narrow" w:hAnsi="Arial Narrow" w:cs="Arial Narrow"/>
+          <w:color w:val="000000"/>
+          <w:kern w:val="0"/>
+          <w:sz w:val="22"/>
+          <w:szCs w:val="22"/>
           <w:lang w:eastAsia="es-ES"/>
           <w14:ligatures w14:val="none"/>
         </w:rPr>
@@ -1426,18 +1660,22 @@
         <w:ind w:left="1134" w:hanging="567"/>
         <w:jc w:val="both"/>
         <w:rPr>
-          <w:rFonts w:ascii="Arial Narrow" w:eastAsia="Times New Roman" w:hAnsi="Arial Narrow" w:cs="Arial"/>
-          <w:color w:val="000000"/>
-          <w:kern w:val="0"/>
+          <w:rFonts w:ascii="Arial Narrow" w:eastAsia="Arial Narrow" w:hAnsi="Arial Narrow" w:cs="Arial Narrow"/>
+          <w:color w:val="000000"/>
+          <w:kern w:val="0"/>
+          <w:sz w:val="22"/>
+          <w:szCs w:val="22"/>
           <w:lang w:eastAsia="es-ES"/>
           <w14:ligatures w14:val="none"/>
         </w:rPr>
       </w:pPr>
       <w:r>
         <w:rPr>
-          <w:rFonts w:ascii="Arial Narrow" w:eastAsia="Times New Roman" w:hAnsi="Arial Narrow" w:cs="Arial"/>
-          <w:color w:val="000000"/>
-          <w:kern w:val="0"/>
+          <w:rFonts w:ascii="Arial Narrow" w:eastAsia="Arial Narrow" w:hAnsi="Arial Narrow" w:cs="Arial Narrow"/>
+          <w:color w:val="000000"/>
+          <w:kern w:val="0"/>
+          <w:sz w:val="22"/>
+          <w:szCs w:val="22"/>
           <w:lang w:eastAsia="es-ES"/>
           <w14:ligatures w14:val="none"/>
         </w:rPr>
@@ -1446,9 +1684,11 @@
       </w:r>
       <w:r>
         <w:rPr>
-          <w:rFonts w:ascii="Arial Narrow" w:eastAsia="Times New Roman" w:hAnsi="Arial Narrow" w:cs="Arial"/>
-          <w:color w:val="000000"/>
-          <w:kern w:val="0"/>
+          <w:rFonts w:ascii="Arial Narrow" w:eastAsia="Arial Narrow" w:hAnsi="Arial Narrow" w:cs="Arial Narrow"/>
+          <w:color w:val="000000"/>
+          <w:kern w:val="0"/>
+          <w:sz w:val="22"/>
+          <w:szCs w:val="22"/>
           <w:lang w:eastAsia="es-ES"/>
           <w14:ligatures w14:val="none"/>
         </w:rPr>
@@ -1456,9 +1696,11 @@
       </w:r>
       <w:r>
         <w:rPr>
-          <w:rFonts w:ascii="Arial Narrow" w:eastAsia="Times New Roman" w:hAnsi="Arial Narrow" w:cs="Arial"/>
-          <w:color w:val="000000"/>
-          <w:kern w:val="0"/>
+          <w:rFonts w:ascii="Arial Narrow" w:eastAsia="Arial Narrow" w:hAnsi="Arial Narrow" w:cs="Arial Narrow"/>
+          <w:color w:val="000000"/>
+          <w:kern w:val="0"/>
+          <w:sz w:val="22"/>
+          <w:szCs w:val="22"/>
           <w:lang w:eastAsia="es-ES"/>
           <w14:ligatures w14:val="none"/>
         </w:rPr>
@@ -1466,9 +1708,11 @@
       </w:r>
       <w:r>
         <w:rPr>
-          <w:rFonts w:ascii="Arial Narrow" w:eastAsia="Times New Roman" w:hAnsi="Arial Narrow" w:cs="Arial"/>
-          <w:color w:val="000000"/>
-          <w:kern w:val="0"/>
+          <w:rFonts w:ascii="Arial Narrow" w:eastAsia="Arial Narrow" w:hAnsi="Arial Narrow" w:cs="Arial Narrow"/>
+          <w:color w:val="000000"/>
+          <w:kern w:val="0"/>
+          <w:sz w:val="22"/>
+          <w:szCs w:val="22"/>
           <w:lang w:eastAsia="es-ES"/>
           <w14:ligatures w14:val="none"/>
         </w:rPr>
@@ -1476,9 +1720,11 @@
       </w:r>
       <w:r>
         <w:rPr>
-          <w:rFonts w:ascii="Arial Narrow" w:eastAsia="Times New Roman" w:hAnsi="Arial Narrow" w:cs="Arial"/>
-          <w:color w:val="000000"/>
-          <w:kern w:val="0"/>
+          <w:rFonts w:ascii="Arial Narrow" w:eastAsia="Arial Narrow" w:hAnsi="Arial Narrow" w:cs="Arial Narrow"/>
+          <w:color w:val="000000"/>
+          <w:kern w:val="0"/>
+          <w:sz w:val="22"/>
+          <w:szCs w:val="22"/>
           <w:lang w:eastAsia="es-ES"/>
           <w14:ligatures w14:val="none"/>
         </w:rPr>
@@ -1486,9 +1732,11 @@
       </w:r>
       <w:r>
         <w:rPr>
-          <w:rFonts w:ascii="Arial Narrow" w:eastAsia="Times New Roman" w:hAnsi="Arial Narrow" w:cs="Arial"/>
-          <w:color w:val="000000"/>
-          <w:kern w:val="0"/>
+          <w:rFonts w:ascii="Arial Narrow" w:eastAsia="Arial Narrow" w:hAnsi="Arial Narrow" w:cs="Arial Narrow"/>
+          <w:color w:val="000000"/>
+          <w:kern w:val="0"/>
+          <w:sz w:val="22"/>
+          <w:szCs w:val="22"/>
           <w:lang w:eastAsia="es-ES"/>
           <w14:ligatures w14:val="none"/>
         </w:rPr>
@@ -1496,9 +1744,11 @@
       </w:r>
       <w:r>
         <w:rPr>
-          <w:rFonts w:ascii="Arial Narrow" w:eastAsia="Times New Roman" w:hAnsi="Arial Narrow" w:cs="Arial"/>
-          <w:color w:val="000000"/>
-          <w:kern w:val="0"/>
+          <w:rFonts w:ascii="Arial Narrow" w:eastAsia="Arial Narrow" w:hAnsi="Arial Narrow" w:cs="Arial Narrow"/>
+          <w:color w:val="000000"/>
+          <w:kern w:val="0"/>
+          <w:sz w:val="22"/>
+          <w:szCs w:val="22"/>
           <w:lang w:eastAsia="es-ES"/>
           <w14:ligatures w14:val="none"/>
         </w:rPr>
@@ -1506,9 +1756,11 @@
       </w:r>
       <w:r>
         <w:rPr>
-          <w:rFonts w:ascii="Arial Narrow" w:eastAsia="Times New Roman" w:hAnsi="Arial Narrow" w:cs="Arial"/>
-          <w:color w:val="000000"/>
-          <w:kern w:val="0"/>
+          <w:rFonts w:ascii="Arial Narrow" w:eastAsia="Arial Narrow" w:hAnsi="Arial Narrow" w:cs="Arial Narrow"/>
+          <w:color w:val="000000"/>
+          <w:kern w:val="0"/>
+          <w:sz w:val="22"/>
+          <w:szCs w:val="22"/>
           <w:lang w:eastAsia="es-ES"/>
           <w14:ligatures w14:val="none"/>
         </w:rPr>
@@ -1516,9 +1768,11 @@
       </w:r>
       <w:r>
         <w:rPr>
-          <w:rFonts w:ascii="Arial Narrow" w:eastAsia="Times New Roman" w:hAnsi="Arial Narrow" w:cs="Arial"/>
-          <w:color w:val="000000"/>
-          <w:kern w:val="0"/>
+          <w:rFonts w:ascii="Arial Narrow" w:eastAsia="Arial Narrow" w:hAnsi="Arial Narrow" w:cs="Arial Narrow"/>
+          <w:color w:val="000000"/>
+          <w:kern w:val="0"/>
+          <w:sz w:val="22"/>
+          <w:szCs w:val="22"/>
           <w:lang w:eastAsia="es-ES"/>
           <w14:ligatures w14:val="none"/>
         </w:rPr>
@@ -1526,9 +1780,11 @@
       </w:r>
       <w:r>
         <w:rPr>
-          <w:rFonts w:ascii="Arial Narrow" w:eastAsia="Times New Roman" w:hAnsi="Arial Narrow" w:cs="Arial"/>
-          <w:color w:val="000000"/>
-          <w:kern w:val="0"/>
+          <w:rFonts w:ascii="Arial Narrow" w:eastAsia="Arial Narrow" w:hAnsi="Arial Narrow" w:cs="Arial Narrow"/>
+          <w:color w:val="000000"/>
+          <w:kern w:val="0"/>
+          <w:sz w:val="22"/>
+          <w:szCs w:val="22"/>
           <w:lang w:eastAsia="es-ES"/>
           <w14:ligatures w14:val="none"/>
         </w:rPr>
@@ -1536,9 +1792,11 @@
       </w:r>
       <w:r>
         <w:rPr>
-          <w:rFonts w:ascii="Arial Narrow" w:eastAsia="Times New Roman" w:hAnsi="Arial Narrow" w:cs="Arial"/>
-          <w:color w:val="000000"/>
-          <w:kern w:val="0"/>
+          <w:rFonts w:ascii="Arial Narrow" w:eastAsia="Arial Narrow" w:hAnsi="Arial Narrow" w:cs="Arial Narrow"/>
+          <w:color w:val="000000"/>
+          <w:kern w:val="0"/>
+          <w:sz w:val="22"/>
+          <w:szCs w:val="22"/>
           <w:lang w:eastAsia="es-ES"/>
           <w14:ligatures w14:val="none"/>
         </w:rPr>
@@ -1546,9 +1804,11 @@
       </w:r>
       <w:r>
         <w:rPr>
-          <w:rFonts w:ascii="Arial Narrow" w:eastAsia="Times New Roman" w:hAnsi="Arial Narrow" w:cs="Arial"/>
-          <w:color w:val="000000"/>
-          <w:kern w:val="0"/>
+          <w:rFonts w:ascii="Arial Narrow" w:eastAsia="Arial Narrow" w:hAnsi="Arial Narrow" w:cs="Arial Narrow"/>
+          <w:color w:val="000000"/>
+          <w:kern w:val="0"/>
+          <w:sz w:val="22"/>
+          <w:szCs w:val="22"/>
           <w:lang w:eastAsia="es-ES"/>
           <w14:ligatures w14:val="none"/>
         </w:rPr>
@@ -1556,9 +1816,11 @@
       </w:r>
       <w:r>
         <w:rPr>
-          <w:rFonts w:ascii="Arial Narrow" w:eastAsia="Times New Roman" w:hAnsi="Arial Narrow" w:cs="Arial"/>
-          <w:color w:val="000000"/>
-          <w:kern w:val="0"/>
+          <w:rFonts w:ascii="Arial Narrow" w:eastAsia="Arial Narrow" w:hAnsi="Arial Narrow" w:cs="Arial Narrow"/>
+          <w:color w:val="000000"/>
+          <w:kern w:val="0"/>
+          <w:sz w:val="22"/>
+          <w:szCs w:val="22"/>
           <w:lang w:eastAsia="es-ES"/>
           <w14:ligatures w14:val="none"/>
         </w:rPr>
@@ -1573,9 +1835,11 @@
         <w:spacing w:after="0" w:line="240" w:lineRule="auto"/>
         <w:jc w:val="both"/>
         <w:rPr>
-          <w:rFonts w:ascii="Arial Narrow" w:eastAsia="Times New Roman" w:hAnsi="Arial Narrow" w:cs="Arial"/>
-          <w:color w:val="000000"/>
-          <w:kern w:val="0"/>
+          <w:rFonts w:ascii="Arial Narrow" w:eastAsia="Arial Narrow" w:hAnsi="Arial Narrow" w:cs="Arial Narrow"/>
+          <w:color w:val="000000"/>
+          <w:kern w:val="0"/>
+          <w:sz w:val="22"/>
+          <w:szCs w:val="22"/>
           <w:lang w:eastAsia="es-ES"/>
           <w14:ligatures w14:val="none"/>
         </w:rPr>
@@ -1595,18 +1859,22 @@
         <w:contextualSpacing/>
         <w:jc w:val="both"/>
         <w:rPr>
-          <w:rFonts w:ascii="Arial Narrow" w:eastAsia="Times New Roman" w:hAnsi="Arial Narrow" w:cs="Arial"/>
-          <w:color w:val="000000"/>
-          <w:kern w:val="0"/>
+          <w:rFonts w:ascii="Arial Narrow" w:eastAsia="Arial Narrow" w:hAnsi="Arial Narrow" w:cs="Arial Narrow"/>
+          <w:color w:val="000000"/>
+          <w:kern w:val="0"/>
+          <w:sz w:val="22"/>
+          <w:szCs w:val="22"/>
           <w:lang w:val="es-ES" w:eastAsia="es-ES"/>
           <w14:ligatures w14:val="none"/>
         </w:rPr>
       </w:pPr>
       <w:r>
         <w:rPr>
-          <w:rFonts w:ascii="Arial Narrow" w:eastAsia="Times New Roman" w:hAnsi="Arial Narrow" w:cs="Arial"/>
-          <w:color w:val="000000"/>
-          <w:kern w:val="0"/>
+          <w:rFonts w:ascii="Arial Narrow" w:eastAsia="Arial Narrow" w:hAnsi="Arial Narrow" w:cs="Arial Narrow"/>
+          <w:color w:val="000000"/>
+          <w:kern w:val="0"/>
+          <w:sz w:val="22"/>
+          <w:szCs w:val="22"/>
           <w:lang w:val="es-ES" w:eastAsia="es-ES"/>
           <w14:ligatures w14:val="none"/>
         </w:rPr>
@@ -1614,9 +1882,11 @@
       </w:r>
       <w:r>
         <w:rPr>
-          <w:rFonts w:ascii="Arial Narrow" w:eastAsia="Times New Roman" w:hAnsi="Arial Narrow" w:cs="Arial"/>
-          <w:color w:val="000000"/>
-          <w:kern w:val="0"/>
+          <w:rFonts w:ascii="Arial Narrow" w:eastAsia="Arial Narrow" w:hAnsi="Arial Narrow" w:cs="Arial Narrow"/>
+          <w:color w:val="000000"/>
+          <w:kern w:val="0"/>
+          <w:sz w:val="22"/>
+          <w:szCs w:val="22"/>
           <w:lang w:val="es-ES" w:eastAsia="es-ES"/>
           <w14:ligatures w14:val="none"/>
         </w:rPr>
@@ -1624,17 +1894,21 @@
       </w:r>
       <w:r>
         <w:rPr>
-          <w:rFonts w:ascii="Arial Narrow" w:eastAsia="Calibri" w:hAnsi="Arial Narrow" w:cs="Arial"/>
-          <w:kern w:val="0"/>
-          <w14:ligatures w14:val="none"/>
+          <w:rFonts w:ascii="Arial Narrow" w:eastAsia="Arial Narrow" w:hAnsi="Arial Narrow" w:cs="Arial Narrow"/>
+          <w:kern w:val="0"/>
+          <w14:ligatures w14:val="none"/>
+          <w:sz w:val="22"/>
+          <w:szCs w:val="22"/>
         </w:rPr>
         <w:t xml:space="preserve"/>
       </w:r>
       <w:r>
         <w:rPr>
-          <w:rFonts w:ascii="Arial Narrow" w:eastAsia="Times New Roman" w:hAnsi="Arial Narrow" w:cs="Arial"/>
-          <w:color w:val="000000"/>
-          <w:kern w:val="0"/>
+          <w:rFonts w:ascii="Arial Narrow" w:eastAsia="Arial Narrow" w:hAnsi="Arial Narrow" w:cs="Arial Narrow"/>
+          <w:color w:val="000000"/>
+          <w:kern w:val="0"/>
+          <w:sz w:val="22"/>
+          <w:szCs w:val="22"/>
           <w:lang w:val="es-ES" w:eastAsia="es-ES"/>
           <w14:ligatures w14:val="none"/>
         </w:rPr>
@@ -1642,9 +1916,11 @@
       </w:r>
       <w:r>
         <w:rPr>
-          <w:rFonts w:ascii="Arial Narrow" w:eastAsia="Times New Roman" w:hAnsi="Arial Narrow" w:cs="Arial"/>
-          <w:color w:val="000000"/>
-          <w:kern w:val="0"/>
+          <w:rFonts w:ascii="Arial Narrow" w:eastAsia="Arial Narrow" w:hAnsi="Arial Narrow" w:cs="Arial Narrow"/>
+          <w:color w:val="000000"/>
+          <w:kern w:val="0"/>
+          <w:sz w:val="22"/>
+          <w:szCs w:val="22"/>
           <w:lang w:val="es-ES" w:eastAsia="es-ES"/>
           <w14:ligatures w14:val="none"/>
         </w:rPr>
@@ -1652,9 +1928,11 @@
       </w:r>
       <w:r>
         <w:rPr>
-          <w:rFonts w:ascii="Arial Narrow" w:eastAsia="Times New Roman" w:hAnsi="Arial Narrow" w:cs="Arial"/>
-          <w:color w:val="000000"/>
-          <w:kern w:val="0"/>
+          <w:rFonts w:ascii="Arial Narrow" w:eastAsia="Arial Narrow" w:hAnsi="Arial Narrow" w:cs="Arial Narrow"/>
+          <w:color w:val="000000"/>
+          <w:kern w:val="0"/>
+          <w:sz w:val="22"/>
+          <w:szCs w:val="22"/>
           <w:lang w:val="es-ES" w:eastAsia="es-ES"/>
           <w14:ligatures w14:val="none"/>
         </w:rPr>
@@ -1662,9 +1940,11 @@
       </w:r>
       <w:r>
         <w:rPr>
-          <w:rFonts w:ascii="Arial Narrow" w:eastAsia="Times New Roman" w:hAnsi="Arial Narrow" w:cs="Arial"/>
-          <w:color w:val="000000"/>
-          <w:kern w:val="0"/>
+          <w:rFonts w:ascii="Arial Narrow" w:eastAsia="Arial Narrow" w:hAnsi="Arial Narrow" w:cs="Arial Narrow"/>
+          <w:color w:val="000000"/>
+          <w:kern w:val="0"/>
+          <w:sz w:val="22"/>
+          <w:szCs w:val="22"/>
           <w:lang w:eastAsia="es-ES"/>
           <w14:ligatures w14:val="none"/>
         </w:rPr>
@@ -1672,9 +1952,11 @@
       </w:r>
       <w:r>
         <w:rPr>
-          <w:rFonts w:ascii="Arial Narrow" w:eastAsia="Times New Roman" w:hAnsi="Arial Narrow" w:cs="Arial"/>
-          <w:color w:val="000000"/>
-          <w:kern w:val="0"/>
+          <w:rFonts w:ascii="Arial Narrow" w:eastAsia="Arial Narrow" w:hAnsi="Arial Narrow" w:cs="Arial Narrow"/>
+          <w:color w:val="000000"/>
+          <w:kern w:val="0"/>
+          <w:sz w:val="22"/>
+          <w:szCs w:val="22"/>
           <w:lang w:val="es-ES" w:eastAsia="es-ES"/>
           <w14:ligatures w14:val="none"/>
         </w:rPr>
@@ -1682,9 +1964,11 @@
       </w:r>
       <w:r>
         <w:rPr>
-          <w:rFonts w:ascii="Arial Narrow" w:eastAsia="Times New Roman" w:hAnsi="Arial Narrow" w:cs="Arial"/>
-          <w:color w:val="000000"/>
-          <w:kern w:val="0"/>
+          <w:rFonts w:ascii="Arial Narrow" w:eastAsia="Arial Narrow" w:hAnsi="Arial Narrow" w:cs="Arial Narrow"/>
+          <w:color w:val="000000"/>
+          <w:kern w:val="0"/>
+          <w:sz w:val="22"/>
+          <w:szCs w:val="22"/>
           <w:lang w:eastAsia="es-ES"/>
           <w14:ligatures w14:val="none"/>
         </w:rPr>
@@ -1692,9 +1976,11 @@
       </w:r>
       <w:r>
         <w:rPr>
-          <w:rFonts w:ascii="Arial Narrow" w:eastAsia="Times New Roman" w:hAnsi="Arial Narrow" w:cs="Arial"/>
-          <w:color w:val="000000"/>
-          <w:kern w:val="0"/>
+          <w:rFonts w:ascii="Arial Narrow" w:eastAsia="Arial Narrow" w:hAnsi="Arial Narrow" w:cs="Arial Narrow"/>
+          <w:color w:val="000000"/>
+          <w:kern w:val="0"/>
+          <w:sz w:val="22"/>
+          <w:szCs w:val="22"/>
           <w:lang w:val="es-ES" w:eastAsia="es-ES"/>
           <w14:ligatures w14:val="none"/>
         </w:rPr>
@@ -1711,6 +1997,8 @@
           <w:b/>
           <w:color w:val="000000"/>
           <w:kern w:val="0"/>
+          <w:sz w:val="22"/>
+          <w:szCs w:val="22"/>
           <w:lang w:eastAsia="es-PE"/>
           <w14:ligatures w14:val="none"/>
         </w:rPr>
@@ -1735,16 +2023,20 @@
           <w:b/>
           <w:color w:val="000000"/>
           <w:kern w:val="0"/>
-          <w:lang w:eastAsia="es-PE"/>
-          <w14:ligatures w14:val="none"/>
-        </w:rPr>
-      </w:pPr>
-      <w:r>
-        <w:rPr>
-          <w:rFonts w:ascii="Arial Narrow" w:eastAsia="Arial Narrow" w:hAnsi="Arial Narrow" w:cs="Arial Narrow"/>
-          <w:b/>
-          <w:color w:val="000000"/>
-          <w:kern w:val="0"/>
+          <w:sz w:val="22"/>
+          <w:szCs w:val="22"/>
+          <w:lang w:eastAsia="es-PE"/>
+          <w14:ligatures w14:val="none"/>
+        </w:rPr>
+      </w:pPr>
+      <w:r>
+        <w:rPr>
+          <w:rFonts w:ascii="Arial Narrow" w:eastAsia="Arial Narrow" w:hAnsi="Arial Narrow" w:cs="Arial Narrow"/>
+          <w:b/>
+          <w:color w:val="000000"/>
+          <w:kern w:val="0"/>
+          <w:sz w:val="22"/>
+          <w:szCs w:val="22"/>
           <w:lang w:eastAsia="es-PE"/>
           <w14:ligatures w14:val="none"/>
         </w:rPr>
@@ -1762,6 +2054,8 @@
           <w:b/>
           <w:color w:val="000000"/>
           <w:kern w:val="0"/>
+          <w:sz w:val="22"/>
+          <w:szCs w:val="22"/>
           <w:lang w:eastAsia="es-PE"/>
           <w14:ligatures w14:val="none"/>
         </w:rPr>
@@ -1781,6 +2075,8 @@
           <w:rFonts w:ascii="Arial Narrow" w:eastAsia="Arial Narrow" w:hAnsi="Arial Narrow" w:cs="Arial Narrow"/>
           <w:kern w:val="0"/>
           <w14:ligatures w14:val="none"/>
+          <w:sz w:val="22"/>
+          <w:szCs w:val="22"/>
         </w:rPr>
       </w:pPr>
       <w:bookmarkStart w:id="1" w:name="_Hlk140755208"/>
@@ -1788,9 +2084,11 @@
       <w:bookmarkStart w:id="3" w:name="_Hlk155944687"/>
       <w:r>
         <w:rPr>
-          <w:rFonts w:ascii="Arial Narrow" w:eastAsia="Times New Roman" w:hAnsi="Arial Narrow" w:cs="Segoe UI"/>
-          <w:color w:val="000000"/>
-          <w:kern w:val="0"/>
+          <w:rFonts w:ascii="Arial Narrow" w:eastAsia="Arial Narrow" w:hAnsi="Arial Narrow" w:cs="Arial Narrow"/>
+          <w:color w:val="000000"/>
+          <w:kern w:val="0"/>
+          <w:sz w:val="22"/>
+          <w:szCs w:val="22"/>
           <w:lang w:eastAsia="es-PE"/>
           <w14:ligatures w14:val="none"/>
         </w:rPr>
@@ -1798,9 +2096,11 @@
       </w:r>
       <w:r>
         <w:rPr>
-          <w:rFonts w:ascii="Arial Narrow" w:eastAsia="Times New Roman" w:hAnsi="Arial Narrow" w:cs="Segoe UI"/>
-          <w:color w:val="000000"/>
-          <w:kern w:val="0"/>
+          <w:rFonts w:ascii="Arial Narrow" w:eastAsia="Arial Narrow" w:hAnsi="Arial Narrow" w:cs="Arial Narrow"/>
+          <w:color w:val="000000"/>
+          <w:kern w:val="0"/>
+          <w:sz w:val="22"/>
+          <w:szCs w:val="22"/>
           <w:lang w:eastAsia="es-PE"/>
           <w14:ligatures w14:val="none"/>
         </w:rPr>
@@ -1808,9 +2108,11 @@
       </w:r>
       <w:r>
         <w:rPr>
-          <w:rFonts w:ascii="Arial Narrow" w:eastAsia="Times New Roman" w:hAnsi="Arial Narrow" w:cs="Segoe UI"/>
-          <w:color w:val="000000"/>
-          <w:kern w:val="0"/>
+          <w:rFonts w:ascii="Arial Narrow" w:eastAsia="Arial Narrow" w:hAnsi="Arial Narrow" w:cs="Arial Narrow"/>
+          <w:color w:val="000000"/>
+          <w:kern w:val="0"/>
+          <w:sz w:val="22"/>
+          <w:szCs w:val="22"/>
           <w:lang w:eastAsia="es-PE"/>
           <w14:ligatures w14:val="none"/>
         </w:rPr>
@@ -1824,6 +2126,8 @@
           <w:rStyle w:val="Refdenotaalpie"/>
           <w:rFonts w:ascii="Arial Narrow" w:eastAsia="Arial Narrow" w:hAnsi="Arial Narrow" w:cs="Arial Narrow"/>
           <w:kern w:val="0"/>
+          <w:sz w:val="22"/>
+          <w:szCs w:val="22"/>
           <w:vertAlign w:val="superscript"/>
           <w14:ligatures w14:val="none"/>
         </w:rPr>
@@ -1831,9 +2135,11 @@
       </w:r>
       <w:r>
         <w:rPr>
-          <w:rFonts w:ascii="Arial Narrow" w:eastAsia="Times New Roman" w:hAnsi="Arial Narrow" w:cs="Segoe UI"/>
-          <w:color w:val="000000"/>
-          <w:kern w:val="0"/>
+          <w:rFonts w:ascii="Arial Narrow" w:eastAsia="Arial Narrow" w:hAnsi="Arial Narrow" w:cs="Arial Narrow"/>
+          <w:color w:val="000000"/>
+          <w:kern w:val="0"/>
+          <w:sz w:val="22"/>
+          <w:szCs w:val="22"/>
           <w:lang w:eastAsia="es-PE"/>
           <w14:ligatures w14:val="none"/>
         </w:rPr>
@@ -1844,14 +2150,18 @@
           <w:rFonts w:ascii="Arial Narrow" w:eastAsia="Arial Narrow" w:hAnsi="Arial Narrow" w:cs="Arial Narrow"/>
           <w:kern w:val="0"/>
           <w14:ligatures w14:val="none"/>
+          <w:sz w:val="22"/>
+          <w:szCs w:val="22"/>
         </w:rPr>
         <w:t xml:space="preserve">que el hecho denunciado, consistente en que </w:t>
       </w:r>
       <w:r>
         <w:rPr>
-          <w:rFonts w:ascii="Arial Narrow" w:eastAsia="Times New Roman" w:hAnsi="Arial Narrow" w:cs="Times New Roman"/>
-          <w:color w:val="000000"/>
-          <w:kern w:val="0"/>
+          <w:rFonts w:ascii="Arial Narrow" w:eastAsia="Arial Narrow" w:hAnsi="Arial Narrow" w:cs="Arial Narrow"/>
+          <w:color w:val="000000"/>
+          <w:kern w:val="0"/>
+          <w:sz w:val="22"/>
+          <w:szCs w:val="22"/>
           <w:shd w:val="clear" w:color="auto" w:fill="FFFFFF"/>
           <w:lang w:eastAsia="es-PE"/>
           <w14:ligatures w14:val="none"/>
@@ -1860,9 +2170,11 @@
       </w:r>
       <w:r>
         <w:rPr>
-          <w:rFonts w:ascii="Arial Narrow" w:eastAsia="Times New Roman" w:hAnsi="Arial Narrow" w:cs="Segoe UI"/>
-          <w:color w:val="000000"/>
-          <w:kern w:val="0"/>
+          <w:rFonts w:ascii="Arial Narrow" w:eastAsia="Arial Narrow" w:hAnsi="Arial Narrow" w:cs="Arial Narrow"/>
+          <w:color w:val="000000"/>
+          <w:kern w:val="0"/>
+          <w:sz w:val="22"/>
+          <w:szCs w:val="22"/>
           <w:lang w:eastAsia="es-PE"/>
           <w14:ligatures w14:val="none"/>
         </w:rPr>
@@ -1870,10 +2182,12 @@
       </w:r>
       <w:r>
         <w:rPr>
-          <w:rFonts w:ascii="Arial Narrow" w:eastAsia="Arial Narrow" w:hAnsi="Arial Narrow" w:cs="Arial"/>
+          <w:rFonts w:ascii="Arial Narrow" w:eastAsia="Arial Narrow" w:hAnsi="Arial Narrow" w:cs="Arial Narrow"/>
           <w:bCs/>
           <w:color w:val="000000"/>
           <w:kern w:val="0"/>
+          <w:sz w:val="22"/>
+          <w:szCs w:val="22"/>
           <w:lang w:eastAsia="es-PE"/>
           <w14:ligatures w14:val="none"/>
         </w:rPr>
@@ -1881,10 +2195,12 @@
       </w:r>
       <w:r>
         <w:rPr>
-          <w:rFonts w:ascii="Arial Narrow" w:eastAsia="Arial Narrow" w:hAnsi="Arial Narrow" w:cs="Arial"/>
+          <w:rFonts w:ascii="Arial Narrow" w:eastAsia="Arial Narrow" w:hAnsi="Arial Narrow" w:cs="Arial Narrow"/>
           <w:bCs/>
           <w:color w:val="000000"/>
           <w:kern w:val="0"/>
+          <w:sz w:val="22"/>
+          <w:szCs w:val="22"/>
           <w:lang w:eastAsia="es-PE"/>
           <w14:ligatures w14:val="none"/>
         </w:rPr>
@@ -1892,10 +2208,12 @@
       </w:r>
       <w:r>
         <w:rPr>
-          <w:rFonts w:ascii="Arial Narrow" w:eastAsia="Arial Narrow" w:hAnsi="Arial Narrow" w:cs="Arial"/>
+          <w:rFonts w:ascii="Arial Narrow" w:eastAsia="Arial Narrow" w:hAnsi="Arial Narrow" w:cs="Arial Narrow"/>
           <w:bCs/>
           <w:color w:val="000000"/>
           <w:kern w:val="0"/>
+          <w:sz w:val="22"/>
+          <w:szCs w:val="22"/>
           <w:lang w:eastAsia="es-PE"/>
           <w14:ligatures w14:val="none"/>
         </w:rPr>
@@ -1903,10 +2221,12 @@
       </w:r>
       <w:r>
         <w:rPr>
-          <w:rFonts w:ascii="Arial Narrow" w:eastAsia="Arial Narrow" w:hAnsi="Arial Narrow" w:cs="Arial"/>
+          <w:rFonts w:ascii="Arial Narrow" w:eastAsia="Arial Narrow" w:hAnsi="Arial Narrow" w:cs="Arial Narrow"/>
           <w:bCs/>
           <w:color w:val="000000"/>
           <w:kern w:val="0"/>
+          <w:sz w:val="22"/>
+          <w:szCs w:val="22"/>
           <w:lang w:eastAsia="es-PE"/>
           <w14:ligatures w14:val="none"/>
         </w:rPr>
@@ -1914,9 +2234,11 @@
       </w:r>
       <w:r>
         <w:rPr>
-          <w:rFonts w:ascii="Arial Narrow" w:eastAsia="Times New Roman" w:hAnsi="Arial Narrow" w:cs="Times New Roman"/>
-          <w:color w:val="000000"/>
-          <w:kern w:val="0"/>
+          <w:rFonts w:ascii="Arial Narrow" w:eastAsia="Arial Narrow" w:hAnsi="Arial Narrow" w:cs="Arial Narrow"/>
+          <w:color w:val="000000"/>
+          <w:kern w:val="0"/>
+          <w:sz w:val="22"/>
+          <w:szCs w:val="22"/>
           <w:shd w:val="clear" w:color="auto" w:fill="FFFFFF"/>
           <w:lang w:eastAsia="es-PE"/>
           <w14:ligatures w14:val="none"/>
@@ -1925,9 +2247,11 @@
       </w:r>
       <w:r>
         <w:rPr>
-          <w:rFonts w:ascii="Arial Narrow" w:eastAsia="Times New Roman" w:hAnsi="Arial Narrow" w:cs="Times New Roman"/>
-          <w:color w:val="000000"/>
-          <w:kern w:val="0"/>
+          <w:rFonts w:ascii="Arial Narrow" w:eastAsia="Arial Narrow" w:hAnsi="Arial Narrow" w:cs="Arial Narrow"/>
+          <w:color w:val="000000"/>
+          <w:kern w:val="0"/>
+          <w:sz w:val="22"/>
+          <w:szCs w:val="22"/>
           <w:shd w:val="clear" w:color="auto" w:fill="FFFFFF"/>
           <w:lang w:eastAsia="es-PE"/>
           <w14:ligatures w14:val="none"/>
@@ -1936,10 +2260,12 @@
       </w:r>
       <w:r>
         <w:rPr>
-          <w:rFonts w:ascii="Arial Narrow" w:eastAsia="Arial Narrow" w:hAnsi="Arial Narrow" w:cs="Arial"/>
+          <w:rFonts w:ascii="Arial Narrow" w:eastAsia="Arial Narrow" w:hAnsi="Arial Narrow" w:cs="Arial Narrow"/>
           <w:bCs/>
           <w:color w:val="000000"/>
           <w:kern w:val="0"/>
+          <w:sz w:val="22"/>
+          <w:szCs w:val="22"/>
           <w:lang w:eastAsia="es-PE"/>
           <w14:ligatures w14:val="none"/>
         </w:rPr>
@@ -1948,6 +2274,9 @@
       <w:r>
         <w:rPr>
           <w:rStyle w:val="Refdenotaalpie"/>
+          <w:rFonts w:ascii="Arial Narrow" w:eastAsia="Arial Narrow" w:hAnsi="Arial Narrow" w:cs="Arial Narrow"/>
+          <w:sz w:val="22"/>
+          <w:szCs w:val="22"/>
           <w:vertAlign w:val="superscript"/>
           <w:lang w:eastAsia="es-PE"/>
         </w:rPr>
@@ -1955,10 +2284,12 @@
       </w:r>
       <w:r>
         <w:rPr>
-          <w:rFonts w:ascii="Arial Narrow" w:eastAsia="Arial Narrow" w:hAnsi="Arial Narrow" w:cs="Arial"/>
+          <w:rFonts w:ascii="Arial Narrow" w:eastAsia="Arial Narrow" w:hAnsi="Arial Narrow" w:cs="Arial Narrow"/>
           <w:bCs/>
           <w:color w:val="000000"/>
           <w:kern w:val="0"/>
+          <w:sz w:val="22"/>
+          <w:szCs w:val="22"/>
           <w:lang w:eastAsia="es-PE"/>
           <w14:ligatures w14:val="none"/>
         </w:rPr>
@@ -1966,10 +2297,12 @@
       </w:r>
       <w:r>
         <w:rPr>
-          <w:rFonts w:ascii="Arial Narrow" w:eastAsia="Arial Narrow" w:hAnsi="Arial Narrow" w:cs="Arial"/>
+          <w:rFonts w:ascii="Arial Narrow" w:eastAsia="Arial Narrow" w:hAnsi="Arial Narrow" w:cs="Arial Narrow"/>
           <w:bCs/>
           <w:color w:val="000000"/>
           <w:kern w:val="0"/>
+          <w:sz w:val="22"/>
+          <w:szCs w:val="22"/>
           <w:lang w:eastAsia="es-PE"/>
           <w14:ligatures w14:val="none"/>
         </w:rPr>
@@ -1984,6 +2317,8 @@
           <w:rFonts w:ascii="Arial Narrow" w:eastAsia="Arial Narrow" w:hAnsi="Arial Narrow" w:cs="Arial Narrow"/>
           <w:kern w:val="0"/>
           <w14:ligatures w14:val="none"/>
+          <w:sz w:val="22"/>
+          <w:szCs w:val="22"/>
         </w:rPr>
       </w:pPr>
     </w:p>
@@ -2001,14 +2336,18 @@
           <w:rFonts w:ascii="Arial Narrow" w:eastAsia="Arial Narrow" w:hAnsi="Arial Narrow" w:cs="Arial Narrow"/>
           <w:kern w:val="0"/>
           <w14:ligatures w14:val="none"/>
-        </w:rPr>
-      </w:pPr>
-      <w:r>
-        <w:rPr>
-          <w:rFonts w:ascii="Arial Narrow" w:eastAsia="Arial Narrow" w:hAnsi="Arial Narrow" w:cs="Arial"/>
+          <w:sz w:val="22"/>
+          <w:szCs w:val="22"/>
+        </w:rPr>
+      </w:pPr>
+      <w:r>
+        <w:rPr>
+          <w:rFonts w:ascii="Arial Narrow" w:eastAsia="Arial Narrow" w:hAnsi="Arial Narrow" w:cs="Arial Narrow"/>
           <w:bCs/>
           <w:color w:val="000000"/>
           <w:kern w:val="0"/>
+          <w:sz w:val="22"/>
+          <w:szCs w:val="22"/>
           <w:lang w:eastAsia="es-PE"/>
           <w14:ligatures w14:val="none"/>
         </w:rPr>
@@ -2019,14 +2358,18 @@
           <w:rFonts w:ascii="Arial Narrow" w:eastAsia="Arial Narrow" w:hAnsi="Arial Narrow" w:cs="Arial Narrow"/>
           <w:kern w:val="0"/>
           <w14:ligatures w14:val="none"/>
+          <w:sz w:val="22"/>
+          <w:szCs w:val="22"/>
         </w:rPr>
         <w:t xml:space="preserve"> la Secretaría Técnica, en ejercicio de sus facultades, </w:t>
       </w:r>
       <w:r>
         <w:rPr>
-          <w:rFonts w:ascii="Arial Narrow" w:eastAsia="Times New Roman" w:hAnsi="Arial Narrow" w:cs="Arial"/>
-          <w:color w:val="000000"/>
-          <w:kern w:val="0"/>
+          <w:rFonts w:ascii="Arial Narrow" w:eastAsia="Arial Narrow" w:hAnsi="Arial Narrow" w:cs="Arial Narrow"/>
+          <w:color w:val="000000"/>
+          <w:kern w:val="0"/>
+          <w:sz w:val="22"/>
+          <w:szCs w:val="22"/>
           <w:lang w:eastAsia="es-PE"/>
           <w14:ligatures w14:val="none"/>
         </w:rPr>
@@ -2034,9 +2377,11 @@
       </w:r>
       <w:r>
         <w:rPr>
-          <w:rFonts w:ascii="Arial Narrow" w:eastAsia="Arial Narrow" w:hAnsi="Arial Narrow" w:cs="Arial"/>
-          <w:kern w:val="0"/>
-          <w14:ligatures w14:val="none"/>
+          <w:rFonts w:ascii="Arial Narrow" w:eastAsia="Arial Narrow" w:hAnsi="Arial Narrow" w:cs="Arial Narrow"/>
+          <w:kern w:val="0"/>
+          <w14:ligatures w14:val="none"/>
+          <w:sz w:val="22"/>
+          <w:szCs w:val="22"/>
         </w:rPr>
         <w:t xml:space="preserve">que el hecho denunciado, consistente en que </w:t>
       </w:r>
@@ -2045,14 +2390,18 @@
           <w:rFonts w:ascii="Arial Narrow" w:eastAsia="Arial Narrow" w:hAnsi="Arial Narrow" w:cs="Arial Narrow"/>
           <w:kern w:val="0"/>
           <w14:ligatures w14:val="none"/>
+          <w:sz w:val="22"/>
+          <w:szCs w:val="22"/>
         </w:rPr>
         <w:t>la compañía aseguradora habría tenido un trato discriminatorio con el denunciante, al no brindarle la facilidad de presentar documentación para activar su seguro a través de canales virtuales, pese a que conocía de su incapacidad</w:t>
       </w:r>
       <w:r>
         <w:rPr>
-          <w:rFonts w:ascii="Arial Narrow" w:eastAsia="Times New Roman" w:hAnsi="Arial Narrow" w:cs="Segoe UI"/>
-          <w:color w:val="000000"/>
-          <w:kern w:val="0"/>
+          <w:rFonts w:ascii="Arial Narrow" w:eastAsia="Arial Narrow" w:hAnsi="Arial Narrow" w:cs="Arial Narrow"/>
+          <w:color w:val="000000"/>
+          <w:kern w:val="0"/>
+          <w:sz w:val="22"/>
+          <w:szCs w:val="22"/>
           <w:lang w:eastAsia="es-PE"/>
           <w14:ligatures w14:val="none"/>
         </w:rPr>
@@ -2060,9 +2409,11 @@
       </w:r>
       <w:r>
         <w:rPr>
-          <w:rFonts w:ascii="Arial Narrow" w:eastAsia="Times New Roman" w:hAnsi="Arial Narrow" w:cs="Segoe UI"/>
-          <w:color w:val="000000"/>
-          <w:kern w:val="0"/>
+          <w:rFonts w:ascii="Arial Narrow" w:eastAsia="Arial Narrow" w:hAnsi="Arial Narrow" w:cs="Arial Narrow"/>
+          <w:color w:val="000000"/>
+          <w:kern w:val="0"/>
+          <w:sz w:val="22"/>
+          <w:szCs w:val="22"/>
           <w:lang w:eastAsia="es-PE"/>
           <w14:ligatures w14:val="none"/>
         </w:rPr>
@@ -2070,9 +2421,11 @@
       </w:r>
       <w:r>
         <w:rPr>
-          <w:rFonts w:ascii="Arial Narrow" w:eastAsia="Times New Roman" w:hAnsi="Arial Narrow" w:cs="Times New Roman"/>
-          <w:color w:val="000000"/>
-          <w:kern w:val="0"/>
+          <w:rFonts w:ascii="Arial Narrow" w:eastAsia="Arial Narrow" w:hAnsi="Arial Narrow" w:cs="Arial Narrow"/>
+          <w:color w:val="000000"/>
+          <w:kern w:val="0"/>
+          <w:sz w:val="22"/>
+          <w:szCs w:val="22"/>
           <w:shd w:val="clear" w:color="auto" w:fill="FFFFFF"/>
           <w:lang w:eastAsia="es-PE"/>
           <w14:ligatures w14:val="none"/>
@@ -2081,9 +2434,11 @@
       </w:r>
       <w:r>
         <w:rPr>
-          <w:rFonts w:ascii="Arial Narrow" w:eastAsia="Times New Roman" w:hAnsi="Arial Narrow" w:cs="Times New Roman"/>
-          <w:color w:val="000000"/>
-          <w:kern w:val="0"/>
+          <w:rFonts w:ascii="Arial Narrow" w:eastAsia="Arial Narrow" w:hAnsi="Arial Narrow" w:cs="Arial Narrow"/>
+          <w:color w:val="000000"/>
+          <w:kern w:val="0"/>
+          <w:sz w:val="22"/>
+          <w:szCs w:val="22"/>
           <w:shd w:val="clear" w:color="auto" w:fill="FFFFFF"/>
           <w:lang w:eastAsia="es-PE"/>
           <w14:ligatures w14:val="none"/>
@@ -2092,9 +2447,11 @@
       </w:r>
       <w:r>
         <w:rPr>
-          <w:rFonts w:ascii="Arial Narrow" w:eastAsia="Times New Roman" w:hAnsi="Arial Narrow" w:cs="Times New Roman"/>
-          <w:color w:val="000000"/>
-          <w:kern w:val="0"/>
+          <w:rFonts w:ascii="Arial Narrow" w:eastAsia="Arial Narrow" w:hAnsi="Arial Narrow" w:cs="Arial Narrow"/>
+          <w:color w:val="000000"/>
+          <w:kern w:val="0"/>
+          <w:sz w:val="22"/>
+          <w:szCs w:val="22"/>
           <w:shd w:val="clear" w:color="auto" w:fill="FFFFFF"/>
           <w:lang w:eastAsia="es-PE"/>
           <w14:ligatures w14:val="none"/>
@@ -2103,9 +2460,11 @@
       </w:r>
       <w:r>
         <w:rPr>
-          <w:rFonts w:ascii="Arial Narrow" w:eastAsia="Times New Roman" w:hAnsi="Arial Narrow" w:cs="Times New Roman"/>
-          <w:color w:val="000000"/>
-          <w:kern w:val="0"/>
+          <w:rFonts w:ascii="Arial Narrow" w:eastAsia="Arial Narrow" w:hAnsi="Arial Narrow" w:cs="Arial Narrow"/>
+          <w:color w:val="000000"/>
+          <w:kern w:val="0"/>
+          <w:sz w:val="22"/>
+          <w:szCs w:val="22"/>
           <w:shd w:val="clear" w:color="auto" w:fill="FFFFFF"/>
           <w:lang w:eastAsia="es-PE"/>
           <w14:ligatures w14:val="none"/>
@@ -2117,14 +2476,18 @@
           <w:rFonts w:ascii="Arial Narrow" w:eastAsia="Arial Narrow" w:hAnsi="Arial Narrow" w:cs="Arial Narrow"/>
           <w:kern w:val="0"/>
           <w14:ligatures w14:val="none"/>
+          <w:sz w:val="22"/>
+          <w:szCs w:val="22"/>
         </w:rPr>
         <w:t>Código</w:t>
       </w:r>
       <w:r>
         <w:rPr>
           <w:rStyle w:val="Refdenotaalpie"/>
-          <w:rFonts w:ascii="Arial Narrow" w:eastAsia="Arial Narrow" w:hAnsi="Arial Narrow" w:cs="Arial"/>
-          <w:kern w:val="0"/>
+          <w:rFonts w:ascii="Arial Narrow" w:eastAsia="Arial Narrow" w:hAnsi="Arial Narrow" w:cs="Arial Narrow"/>
+          <w:kern w:val="0"/>
+          <w:sz w:val="22"/>
+          <w:szCs w:val="22"/>
           <w:vertAlign w:val="superscript"/>
           <w14:ligatures w14:val="none"/>
         </w:rPr>
@@ -2135,6 +2498,8 @@
           <w:rFonts w:ascii="Arial Narrow" w:eastAsia="Arial Narrow" w:hAnsi="Arial Narrow" w:cs="Arial Narrow"/>
           <w:kern w:val="0"/>
           <w14:ligatures w14:val="none"/>
+          <w:sz w:val="22"/>
+          <w:szCs w:val="22"/>
         </w:rPr>
         <w:t>.</w:t>
       </w:r>
@@ -2146,8 +2511,10 @@
         <w:ind w:left="567"/>
         <w:jc w:val="both"/>
         <w:rPr>
-          <w:rFonts w:ascii="Arial Narrow" w:eastAsia="Calibri" w:hAnsi="Arial Narrow" w:cs="Arial Narrow"/>
-          <w:kern w:val="0"/>
+          <w:rFonts w:ascii="Arial Narrow" w:eastAsia="Arial Narrow" w:hAnsi="Arial Narrow" w:cs="Arial Narrow"/>
+          <w:kern w:val="0"/>
+          <w:sz w:val="22"/>
+          <w:szCs w:val="22"/>
           <w:lang w:eastAsia="es-PE"/>
           <w14:ligatures w14:val="none"/>
         </w:rPr>
@@ -2164,17 +2531,21 @@
         <w:ind w:left="567" w:hanging="567"/>
         <w:jc w:val="both"/>
         <w:rPr>
-          <w:rFonts w:ascii="Arial Narrow" w:eastAsia="Calibri" w:hAnsi="Arial Narrow" w:cs="Arial Narrow"/>
-          <w:kern w:val="0"/>
-          <w:lang w:eastAsia="es-PE"/>
-          <w14:ligatures w14:val="none"/>
-        </w:rPr>
-      </w:pPr>
-      <w:r>
-        <w:rPr>
-          <w:rFonts w:ascii="Arial Narrow" w:eastAsia="Arial" w:hAnsi="Arial Narrow" w:cs="Arial"/>
-          <w:color w:val="000000"/>
-          <w:kern w:val="0"/>
+          <w:rFonts w:ascii="Arial Narrow" w:eastAsia="Arial Narrow" w:hAnsi="Arial Narrow" w:cs="Arial Narrow"/>
+          <w:kern w:val="0"/>
+          <w:sz w:val="22"/>
+          <w:szCs w:val="22"/>
+          <w:lang w:eastAsia="es-PE"/>
+          <w14:ligatures w14:val="none"/>
+        </w:rPr>
+      </w:pPr>
+      <w:r>
+        <w:rPr>
+          <w:rFonts w:ascii="Arial Narrow" w:eastAsia="Arial Narrow" w:hAnsi="Arial Narrow" w:cs="Arial Narrow"/>
+          <w:color w:val="000000"/>
+          <w:kern w:val="0"/>
+          <w:sz w:val="22"/>
+          <w:szCs w:val="22"/>
           <w:lang w:eastAsia="es-PE"/>
           <w14:ligatures w14:val="none"/>
         </w:rPr>
@@ -2185,6 +2556,8 @@
           <w:rStyle w:val="Refdenotaalpie"/>
           <w:rFonts w:ascii="Arial Narrow" w:eastAsia="Arial Narrow" w:hAnsi="Arial Narrow" w:cs="Arial Narrow"/>
           <w:kern w:val="0"/>
+          <w:sz w:val="22"/>
+          <w:szCs w:val="22"/>
           <w:vertAlign w:val="superscript"/>
           <w14:ligatures w14:val="none"/>
         </w:rPr>
@@ -2192,9 +2565,11 @@
       </w:r>
       <w:r>
         <w:rPr>
-          <w:rFonts w:ascii="Arial Narrow" w:eastAsia="Arial" w:hAnsi="Arial Narrow" w:cs="Arial"/>
-          <w:color w:val="000000"/>
-          <w:kern w:val="0"/>
+          <w:rFonts w:ascii="Arial Narrow" w:eastAsia="Arial Narrow" w:hAnsi="Arial Narrow" w:cs="Arial Narrow"/>
+          <w:color w:val="000000"/>
+          <w:kern w:val="0"/>
+          <w:sz w:val="22"/>
+          <w:szCs w:val="22"/>
           <w:lang w:eastAsia="es-PE"/>
           <w14:ligatures w14:val="none"/>
         </w:rPr>
@@ -2211,6 +2586,8 @@
           <w:rFonts w:ascii="Arial Narrow" w:eastAsia="Arial Narrow" w:hAnsi="Arial Narrow" w:cs="Arial Narrow"/>
           <w:color w:val="000000"/>
           <w:kern w:val="0"/>
+          <w:sz w:val="22"/>
+          <w:szCs w:val="22"/>
           <w:lang w:eastAsia="es-PE"/>
           <w14:ligatures w14:val="none"/>
         </w:rPr>
@@ -2235,16 +2612,20 @@
           <w:b/>
           <w:color w:val="000000"/>
           <w:kern w:val="0"/>
-          <w:lang w:eastAsia="es-PE"/>
-          <w14:ligatures w14:val="none"/>
-        </w:rPr>
-      </w:pPr>
-      <w:r>
-        <w:rPr>
-          <w:rFonts w:ascii="Arial Narrow" w:eastAsia="Arial Narrow" w:hAnsi="Arial Narrow" w:cs="Arial Narrow"/>
-          <w:b/>
-          <w:color w:val="000000"/>
-          <w:kern w:val="0"/>
+          <w:sz w:val="22"/>
+          <w:szCs w:val="22"/>
+          <w:lang w:eastAsia="es-PE"/>
+          <w14:ligatures w14:val="none"/>
+        </w:rPr>
+      </w:pPr>
+      <w:r>
+        <w:rPr>
+          <w:rFonts w:ascii="Arial Narrow" w:eastAsia="Arial Narrow" w:hAnsi="Arial Narrow" w:cs="Arial Narrow"/>
+          <w:b/>
+          <w:color w:val="000000"/>
+          <w:kern w:val="0"/>
+          <w:sz w:val="22"/>
+          <w:szCs w:val="22"/>
           <w:lang w:eastAsia="es-PE"/>
           <w14:ligatures w14:val="none"/>
         </w:rPr>
@@ -2256,6 +2637,8 @@
           <w:b/>
           <w:color w:val="000000"/>
           <w:kern w:val="0"/>
+          <w:sz w:val="22"/>
+          <w:szCs w:val="22"/>
           <w:lang w:eastAsia="es-PE"/>
           <w14:ligatures w14:val="none"/>
         </w:rPr>
@@ -2267,6 +2650,8 @@
           <w:b/>
           <w:color w:val="000000"/>
           <w:kern w:val="0"/>
+          <w:sz w:val="22"/>
+          <w:szCs w:val="22"/>
           <w:lang w:eastAsia="es-PE"/>
           <w14:ligatures w14:val="none"/>
         </w:rPr>
@@ -2278,9 +2663,11 @@
         <w:spacing w:after="0" w:line="240" w:lineRule="auto"/>
         <w:jc w:val="both"/>
         <w:rPr>
-          <w:rFonts w:ascii="Arial Narrow" w:eastAsia="Times New Roman" w:hAnsi="Arial Narrow" w:cs="Arial"/>
-          <w:color w:val="000000"/>
-          <w:kern w:val="0"/>
+          <w:rFonts w:ascii="Arial Narrow" w:eastAsia="Arial Narrow" w:hAnsi="Arial Narrow" w:cs="Arial Narrow"/>
+          <w:color w:val="000000"/>
+          <w:kern w:val="0"/>
+          <w:sz w:val="22"/>
+          <w:szCs w:val="22"/>
           <w:lang w:val="es-ES" w:eastAsia="es-ES"/>
           <w14:ligatures w14:val="none"/>
         </w:rPr>
@@ -2297,18 +2684,22 @@
         <w:ind w:left="567" w:hanging="567"/>
         <w:jc w:val="both"/>
         <w:rPr>
-          <w:rFonts w:ascii="Arial Narrow" w:eastAsia="Times New Roman" w:hAnsi="Arial Narrow" w:cs="Arial"/>
-          <w:color w:val="000000"/>
-          <w:kern w:val="0"/>
+          <w:rFonts w:ascii="Arial Narrow" w:eastAsia="Arial Narrow" w:hAnsi="Arial Narrow" w:cs="Arial Narrow"/>
+          <w:color w:val="000000"/>
+          <w:kern w:val="0"/>
+          <w:sz w:val="22"/>
+          <w:szCs w:val="22"/>
           <w:lang w:val="es-ES" w:eastAsia="es-ES"/>
           <w14:ligatures w14:val="none"/>
         </w:rPr>
       </w:pPr>
       <w:r>
         <w:rPr>
-          <w:rFonts w:ascii="Arial Narrow" w:eastAsia="Times New Roman" w:hAnsi="Arial Narrow" w:cs="Arial"/>
-          <w:color w:val="000000"/>
-          <w:kern w:val="0"/>
+          <w:rFonts w:ascii="Arial Narrow" w:eastAsia="Arial Narrow" w:hAnsi="Arial Narrow" w:cs="Arial Narrow"/>
+          <w:color w:val="000000"/>
+          <w:kern w:val="0"/>
+          <w:sz w:val="22"/>
+          <w:szCs w:val="22"/>
           <w:lang w:val="es-ES" w:eastAsia="es-ES"/>
           <w14:ligatures w14:val="none"/>
         </w:rPr>
@@ -2316,9 +2707,11 @@
       </w:r>
       <w:r>
         <w:rPr>
-          <w:rFonts w:ascii="Arial Narrow" w:eastAsia="Times New Roman" w:hAnsi="Arial Narrow" w:cs="Arial"/>
-          <w:color w:val="000000"/>
-          <w:kern w:val="0"/>
+          <w:rFonts w:ascii="Arial Narrow" w:eastAsia="Arial Narrow" w:hAnsi="Arial Narrow" w:cs="Arial Narrow"/>
+          <w:color w:val="000000"/>
+          <w:kern w:val="0"/>
+          <w:sz w:val="22"/>
+          <w:szCs w:val="22"/>
           <w:lang w:val="es-ES" w:eastAsia="es-ES"/>
           <w14:ligatures w14:val="none"/>
         </w:rPr>
@@ -2326,9 +2719,11 @@
       </w:r>
       <w:r>
         <w:rPr>
-          <w:rFonts w:ascii="Arial Narrow" w:eastAsia="Times New Roman" w:hAnsi="Arial Narrow" w:cs="Arial"/>
-          <w:color w:val="000000"/>
-          <w:kern w:val="0"/>
+          <w:rFonts w:ascii="Arial Narrow" w:eastAsia="Arial Narrow" w:hAnsi="Arial Narrow" w:cs="Arial Narrow"/>
+          <w:color w:val="000000"/>
+          <w:kern w:val="0"/>
+          <w:sz w:val="22"/>
+          <w:szCs w:val="22"/>
           <w:lang w:val="es-ES" w:eastAsia="es-ES"/>
           <w14:ligatures w14:val="none"/>
         </w:rPr>
@@ -2336,9 +2731,11 @@
       </w:r>
       <w:r>
         <w:rPr>
-          <w:rFonts w:ascii="Arial Narrow" w:eastAsia="Times New Roman" w:hAnsi="Arial Narrow" w:cs="Arial"/>
-          <w:color w:val="000000"/>
-          <w:kern w:val="0"/>
+          <w:rFonts w:ascii="Arial Narrow" w:eastAsia="Arial Narrow" w:hAnsi="Arial Narrow" w:cs="Arial Narrow"/>
+          <w:color w:val="000000"/>
+          <w:kern w:val="0"/>
+          <w:sz w:val="22"/>
+          <w:szCs w:val="22"/>
           <w:lang w:val="es-ES" w:eastAsia="es-ES"/>
           <w14:ligatures w14:val="none"/>
         </w:rPr>
@@ -2346,9 +2743,11 @@
       </w:r>
       <w:r>
         <w:rPr>
-          <w:rFonts w:ascii="Arial Narrow" w:eastAsia="Times New Roman" w:hAnsi="Arial Narrow" w:cs="Arial"/>
-          <w:color w:val="000000"/>
-          <w:kern w:val="0"/>
+          <w:rFonts w:ascii="Arial Narrow" w:eastAsia="Arial Narrow" w:hAnsi="Arial Narrow" w:cs="Arial Narrow"/>
+          <w:color w:val="000000"/>
+          <w:kern w:val="0"/>
+          <w:sz w:val="22"/>
+          <w:szCs w:val="22"/>
           <w:lang w:val="es-ES" w:eastAsia="es-ES"/>
           <w14:ligatures w14:val="none"/>
         </w:rPr>
@@ -2356,9 +2755,11 @@
       </w:r>
       <w:r>
         <w:rPr>
-          <w:rFonts w:ascii="Arial Narrow" w:eastAsia="Times New Roman" w:hAnsi="Arial Narrow" w:cs="Arial"/>
-          <w:color w:val="000000"/>
-          <w:kern w:val="0"/>
+          <w:rFonts w:ascii="Arial Narrow" w:eastAsia="Arial Narrow" w:hAnsi="Arial Narrow" w:cs="Arial Narrow"/>
+          <w:color w:val="000000"/>
+          <w:kern w:val="0"/>
+          <w:sz w:val="22"/>
+          <w:szCs w:val="22"/>
           <w:lang w:val="es-ES" w:eastAsia="es-ES"/>
           <w14:ligatures w14:val="none"/>
         </w:rPr>
@@ -2366,9 +2767,11 @@
       </w:r>
       <w:r>
         <w:rPr>
-          <w:rFonts w:ascii="Arial Narrow" w:eastAsia="Times New Roman" w:hAnsi="Arial Narrow" w:cs="Arial"/>
-          <w:color w:val="000000"/>
-          <w:kern w:val="0"/>
+          <w:rFonts w:ascii="Arial Narrow" w:eastAsia="Arial Narrow" w:hAnsi="Arial Narrow" w:cs="Arial Narrow"/>
+          <w:color w:val="000000"/>
+          <w:kern w:val="0"/>
+          <w:sz w:val="22"/>
+          <w:szCs w:val="22"/>
           <w:lang w:val="es-ES" w:eastAsia="es-ES"/>
           <w14:ligatures w14:val="none"/>
         </w:rPr>
@@ -2377,9 +2780,11 @@
       <w:proofErr w:type="spellStart"/>
       <w:r>
         <w:rPr>
-          <w:rFonts w:ascii="Arial Narrow" w:eastAsia="Times New Roman" w:hAnsi="Arial Narrow" w:cs="Arial"/>
-          <w:color w:val="000000"/>
-          <w:kern w:val="0"/>
+          <w:rFonts w:ascii="Arial Narrow" w:eastAsia="Arial Narrow" w:hAnsi="Arial Narrow" w:cs="Arial Narrow"/>
+          <w:color w:val="000000"/>
+          <w:kern w:val="0"/>
+          <w:sz w:val="22"/>
+          <w:szCs w:val="22"/>
           <w:lang w:val="es-ES" w:eastAsia="es-ES"/>
           <w14:ligatures w14:val="none"/>
         </w:rPr>
@@ -2388,9 +2793,11 @@
       <w:proofErr w:type="spellEnd"/>
       <w:r>
         <w:rPr>
-          <w:rFonts w:ascii="Arial Narrow" w:eastAsia="Times New Roman" w:hAnsi="Arial Narrow" w:cs="Arial"/>
-          <w:color w:val="000000"/>
-          <w:kern w:val="0"/>
+          <w:rFonts w:ascii="Arial Narrow" w:eastAsia="Arial Narrow" w:hAnsi="Arial Narrow" w:cs="Arial Narrow"/>
+          <w:color w:val="000000"/>
+          <w:kern w:val="0"/>
+          <w:sz w:val="22"/>
+          <w:szCs w:val="22"/>
           <w:lang w:val="es-ES" w:eastAsia="es-ES"/>
           <w14:ligatures w14:val="none"/>
         </w:rPr>
@@ -2398,9 +2805,11 @@
       </w:r>
       <w:r>
         <w:rPr>
-          <w:rFonts w:ascii="Arial Narrow" w:eastAsia="Times New Roman" w:hAnsi="Arial Narrow" w:cs="Arial"/>
-          <w:color w:val="000000"/>
-          <w:kern w:val="0"/>
+          <w:rFonts w:ascii="Arial Narrow" w:eastAsia="Arial Narrow" w:hAnsi="Arial Narrow" w:cs="Arial Narrow"/>
+          <w:color w:val="000000"/>
+          <w:kern w:val="0"/>
+          <w:sz w:val="22"/>
+          <w:szCs w:val="22"/>
           <w:lang w:val="es-ES" w:eastAsia="es-ES"/>
           <w14:ligatures w14:val="none"/>
         </w:rPr>
@@ -2408,9 +2817,11 @@
       </w:r>
       <w:r>
         <w:rPr>
-          <w:rFonts w:ascii="Arial Narrow" w:eastAsia="Times New Roman" w:hAnsi="Arial Narrow" w:cs="Arial"/>
-          <w:color w:val="000000"/>
-          <w:kern w:val="0"/>
+          <w:rFonts w:ascii="Arial Narrow" w:eastAsia="Arial Narrow" w:hAnsi="Arial Narrow" w:cs="Arial Narrow"/>
+          <w:color w:val="000000"/>
+          <w:kern w:val="0"/>
+          <w:sz w:val="22"/>
+          <w:szCs w:val="22"/>
           <w:lang w:eastAsia="es-ES"/>
           <w14:ligatures w14:val="none"/>
         </w:rPr>
@@ -2424,9 +2835,11 @@
         <w:ind w:left="567"/>
         <w:jc w:val="both"/>
         <w:rPr>
-          <w:rFonts w:ascii="Arial Narrow" w:eastAsia="Times New Roman" w:hAnsi="Arial Narrow" w:cs="Arial"/>
-          <w:color w:val="000000"/>
-          <w:kern w:val="0"/>
+          <w:rFonts w:ascii="Arial Narrow" w:eastAsia="Arial Narrow" w:hAnsi="Arial Narrow" w:cs="Arial Narrow"/>
+          <w:color w:val="000000"/>
+          <w:kern w:val="0"/>
+          <w:sz w:val="22"/>
+          <w:szCs w:val="22"/>
           <w:lang w:val="es-ES" w:eastAsia="es-ES"/>
           <w14:ligatures w14:val="none"/>
         </w:rPr>
@@ -2451,16 +2864,20 @@
           <w:b/>
           <w:color w:val="000000"/>
           <w:kern w:val="0"/>
-          <w:lang w:eastAsia="es-PE"/>
-          <w14:ligatures w14:val="none"/>
-        </w:rPr>
-      </w:pPr>
-      <w:r>
-        <w:rPr>
-          <w:rFonts w:ascii="Arial Narrow" w:eastAsia="Arial Narrow" w:hAnsi="Arial Narrow" w:cs="Arial Narrow"/>
-          <w:b/>
-          <w:color w:val="000000"/>
-          <w:kern w:val="0"/>
+          <w:sz w:val="22"/>
+          <w:szCs w:val="22"/>
+          <w:lang w:eastAsia="es-PE"/>
+          <w14:ligatures w14:val="none"/>
+        </w:rPr>
+      </w:pPr>
+      <w:r>
+        <w:rPr>
+          <w:rFonts w:ascii="Arial Narrow" w:eastAsia="Arial Narrow" w:hAnsi="Arial Narrow" w:cs="Arial Narrow"/>
+          <w:b/>
+          <w:color w:val="000000"/>
+          <w:kern w:val="0"/>
+          <w:sz w:val="22"/>
+          <w:szCs w:val="22"/>
           <w:lang w:eastAsia="es-PE"/>
           <w14:ligatures w14:val="none"/>
         </w:rPr>
@@ -2472,6 +2889,8 @@
           <w:b/>
           <w:color w:val="000000"/>
           <w:kern w:val="0"/>
+          <w:sz w:val="22"/>
+          <w:szCs w:val="22"/>
           <w:lang w:eastAsia="es-PE"/>
           <w14:ligatures w14:val="none"/>
         </w:rPr>
@@ -2487,19 +2906,23 @@
           <w:b/>
           <w:color w:val="000000"/>
           <w:kern w:val="0"/>
-          <w:lang w:eastAsia="es-PE"/>
-          <w14:ligatures w14:val="none"/>
-        </w:rPr>
-      </w:pPr>
-    </w:p>
-    <w:p>
-      <w:pPr>
-        <w:spacing w:after="0" w:line="240" w:lineRule="auto"/>
-        <w:jc w:val="both"/>
-        <w:rPr>
-          <w:rFonts w:ascii="Arial Narrow" w:eastAsia="Times New Roman" w:hAnsi="Arial Narrow" w:cs="Times New Roman"/>
-          <w:color w:val="000000"/>
-          <w:kern w:val="0"/>
+          <w:sz w:val="22"/>
+          <w:szCs w:val="22"/>
+          <w:lang w:eastAsia="es-PE"/>
+          <w14:ligatures w14:val="none"/>
+        </w:rPr>
+      </w:pPr>
+    </w:p>
+    <w:p>
+      <w:pPr>
+        <w:spacing w:after="0" w:line="240" w:lineRule="auto"/>
+        <w:jc w:val="both"/>
+        <w:rPr>
+          <w:rFonts w:ascii="Arial Narrow" w:eastAsia="Arial Narrow" w:hAnsi="Arial Narrow" w:cs="Arial Narrow"/>
+          <w:color w:val="000000"/>
+          <w:kern w:val="0"/>
+          <w:sz w:val="22"/>
+          <w:szCs w:val="22"/>
           <w:shd w:val="clear" w:color="auto" w:fill="FFFFFF"/>
           <w:lang w:eastAsia="es-PE"/>
           <w14:ligatures w14:val="none"/>
@@ -2511,6 +2934,8 @@
           <w:b/>
           <w:color w:val="000000"/>
           <w:kern w:val="0"/>
+          <w:sz w:val="22"/>
+          <w:szCs w:val="22"/>
           <w:lang w:eastAsia="es-PE"/>
           <w14:ligatures w14:val="none"/>
         </w:rPr>
@@ -2518,9 +2943,11 @@
       </w:r>
       <w:r>
         <w:rPr>
-          <w:rFonts w:ascii="Arial Narrow" w:eastAsia="Times New Roman" w:hAnsi="Arial Narrow" w:cs="Times New Roman"/>
-          <w:color w:val="000000"/>
-          <w:kern w:val="0"/>
+          <w:rFonts w:ascii="Arial Narrow" w:eastAsia="Arial Narrow" w:hAnsi="Arial Narrow" w:cs="Arial Narrow"/>
+          <w:color w:val="000000"/>
+          <w:kern w:val="0"/>
+          <w:sz w:val="22"/>
+          <w:szCs w:val="22"/>
           <w:shd w:val="clear" w:color="auto" w:fill="FFFFFF"/>
           <w:lang w:eastAsia="es-PE"/>
           <w14:ligatures w14:val="none"/>
@@ -2529,9 +2956,11 @@
       </w:r>
       <w:r>
         <w:rPr>
-          <w:rFonts w:ascii="Arial Narrow" w:eastAsia="Times New Roman" w:hAnsi="Arial Narrow" w:cs="Arial"/>
-          <w:color w:val="000000"/>
-          <w:kern w:val="0"/>
+          <w:rFonts w:ascii="Arial Narrow" w:eastAsia="Arial Narrow" w:hAnsi="Arial Narrow" w:cs="Arial Narrow"/>
+          <w:color w:val="000000"/>
+          <w:kern w:val="0"/>
+          <w:sz w:val="22"/>
+          <w:szCs w:val="22"/>
           <w:lang w:val="es-ES" w:eastAsia="es-ES"/>
           <w14:ligatures w14:val="none"/>
         </w:rPr>
@@ -2539,9 +2968,11 @@
       </w:r>
       <w:r>
         <w:rPr>
-          <w:rFonts w:ascii="Arial Narrow" w:eastAsia="Times New Roman" w:hAnsi="Arial Narrow" w:cs="Times New Roman"/>
-          <w:color w:val="000000"/>
-          <w:kern w:val="0"/>
+          <w:rFonts w:ascii="Arial Narrow" w:eastAsia="Arial Narrow" w:hAnsi="Arial Narrow" w:cs="Arial Narrow"/>
+          <w:color w:val="000000"/>
+          <w:kern w:val="0"/>
+          <w:sz w:val="22"/>
+          <w:szCs w:val="22"/>
           <w:shd w:val="clear" w:color="auto" w:fill="FFFFFF"/>
           <w:lang w:eastAsia="es-PE"/>
           <w14:ligatures w14:val="none"/>
@@ -2551,9 +2982,11 @@
       <w:proofErr w:type="spellStart"/>
       <w:r>
         <w:rPr>
-          <w:rFonts w:ascii="Arial Narrow" w:eastAsia="Times New Roman" w:hAnsi="Arial Narrow" w:cs="Times New Roman"/>
-          <w:color w:val="000000"/>
-          <w:kern w:val="0"/>
+          <w:rFonts w:ascii="Arial Narrow" w:eastAsia="Arial Narrow" w:hAnsi="Arial Narrow" w:cs="Arial Narrow"/>
+          <w:color w:val="000000"/>
+          <w:kern w:val="0"/>
+          <w:sz w:val="22"/>
+          <w:szCs w:val="22"/>
           <w:shd w:val="clear" w:color="auto" w:fill="FFFFFF"/>
           <w:lang w:eastAsia="es-PE"/>
           <w14:ligatures w14:val="none"/>
@@ -2563,9 +2996,11 @@
       <w:proofErr w:type="spellEnd"/>
       <w:r>
         <w:rPr>
-          <w:rFonts w:ascii="Arial Narrow" w:eastAsia="Times New Roman" w:hAnsi="Arial Narrow" w:cs="Times New Roman"/>
-          <w:color w:val="000000"/>
-          <w:kern w:val="0"/>
+          <w:rFonts w:ascii="Arial Narrow" w:eastAsia="Arial Narrow" w:hAnsi="Arial Narrow" w:cs="Arial Narrow"/>
+          <w:color w:val="000000"/>
+          <w:kern w:val="0"/>
+          <w:sz w:val="22"/>
+          <w:szCs w:val="22"/>
           <w:shd w:val="clear" w:color="auto" w:fill="FFFFFF"/>
           <w:lang w:eastAsia="es-PE"/>
           <w14:ligatures w14:val="none"/>
@@ -2575,9 +3010,11 @@
       <w:proofErr w:type="spellStart"/>
       <w:r>
         <w:rPr>
-          <w:rFonts w:ascii="Arial Narrow" w:eastAsia="Times New Roman" w:hAnsi="Arial Narrow" w:cs="Times New Roman"/>
-          <w:color w:val="000000"/>
-          <w:kern w:val="0"/>
+          <w:rFonts w:ascii="Arial Narrow" w:eastAsia="Arial Narrow" w:hAnsi="Arial Narrow" w:cs="Arial Narrow"/>
+          <w:color w:val="000000"/>
+          <w:kern w:val="0"/>
+          <w:sz w:val="22"/>
+          <w:szCs w:val="22"/>
           <w:shd w:val="clear" w:color="auto" w:fill="FFFFFF"/>
           <w:lang w:eastAsia="es-PE"/>
           <w14:ligatures w14:val="none"/>
@@ -2587,9 +3024,11 @@
       <w:proofErr w:type="spellEnd"/>
       <w:r>
         <w:rPr>
-          <w:rFonts w:ascii="Arial Narrow" w:eastAsia="Times New Roman" w:hAnsi="Arial Narrow" w:cs="Times New Roman"/>
-          <w:color w:val="000000"/>
-          <w:kern w:val="0"/>
+          <w:rFonts w:ascii="Arial Narrow" w:eastAsia="Arial Narrow" w:hAnsi="Arial Narrow" w:cs="Arial Narrow"/>
+          <w:color w:val="000000"/>
+          <w:kern w:val="0"/>
+          <w:sz w:val="22"/>
+          <w:szCs w:val="22"/>
           <w:shd w:val="clear" w:color="auto" w:fill="FFFFFF"/>
           <w:lang w:eastAsia="es-PE"/>
           <w14:ligatures w14:val="none"/>
@@ -2598,9 +3037,11 @@
       </w:r>
       <w:r>
         <w:rPr>
-          <w:rFonts w:ascii="Arial Narrow" w:eastAsia="Times New Roman" w:hAnsi="Arial Narrow" w:cs="Times New Roman"/>
-          <w:color w:val="000000"/>
-          <w:kern w:val="0"/>
+          <w:rFonts w:ascii="Arial Narrow" w:eastAsia="Arial Narrow" w:hAnsi="Arial Narrow" w:cs="Arial Narrow"/>
+          <w:color w:val="000000"/>
+          <w:kern w:val="0"/>
+          <w:sz w:val="22"/>
+          <w:szCs w:val="22"/>
           <w:shd w:val="clear" w:color="auto" w:fill="FFFFFF"/>
           <w:lang w:eastAsia="es-PE"/>
           <w14:ligatures w14:val="none"/>
@@ -2611,14 +3052,18 @@
         <w:rPr>
           <w:rFonts w:ascii="Arial Narrow" w:eastAsia="Arial Narrow" w:hAnsi="Arial Narrow" w:cs="Arial Narrow"/>
           <w:bCs/>
+          <w:sz w:val="22"/>
+          <w:szCs w:val="22"/>
         </w:rPr>
         <w:t/>
       </w:r>
       <w:r>
         <w:rPr>
-          <w:rFonts w:ascii="Arial Narrow" w:eastAsia="Times New Roman" w:hAnsi="Arial Narrow" w:cs="Times New Roman"/>
-          <w:color w:val="000000"/>
-          <w:kern w:val="0"/>
+          <w:rFonts w:ascii="Arial Narrow" w:eastAsia="Arial Narrow" w:hAnsi="Arial Narrow" w:cs="Arial Narrow"/>
+          <w:color w:val="000000"/>
+          <w:kern w:val="0"/>
+          <w:sz w:val="22"/>
+          <w:szCs w:val="22"/>
           <w:shd w:val="clear" w:color="auto" w:fill="FFFFFF"/>
           <w:lang w:eastAsia="es-PE"/>
           <w14:ligatures w14:val="none"/>
@@ -2627,9 +3072,11 @@
       </w:r>
       <w:r>
         <w:rPr>
-          <w:rFonts w:ascii="Arial Narrow" w:eastAsia="Times New Roman" w:hAnsi="Arial Narrow" w:cs="Times New Roman"/>
-          <w:color w:val="000000"/>
-          <w:kern w:val="0"/>
+          <w:rFonts w:ascii="Arial Narrow" w:eastAsia="Arial Narrow" w:hAnsi="Arial Narrow" w:cs="Arial Narrow"/>
+          <w:color w:val="000000"/>
+          <w:kern w:val="0"/>
+          <w:sz w:val="22"/>
+          <w:szCs w:val="22"/>
           <w:shd w:val="clear" w:color="auto" w:fill="FFFFFF"/>
           <w:lang w:eastAsia="es-PE"/>
           <w14:ligatures w14:val="none"/>
@@ -2642,9 +3089,11 @@
         <w:spacing w:after="0" w:line="240" w:lineRule="auto"/>
         <w:jc w:val="both"/>
         <w:rPr>
-          <w:rFonts w:ascii="Arial Narrow" w:eastAsia="Times New Roman" w:hAnsi="Arial Narrow" w:cs="Times New Roman"/>
-          <w:color w:val="000000"/>
-          <w:kern w:val="0"/>
+          <w:rFonts w:ascii="Arial Narrow" w:eastAsia="Arial Narrow" w:hAnsi="Arial Narrow" w:cs="Arial Narrow"/>
+          <w:color w:val="000000"/>
+          <w:kern w:val="0"/>
+          <w:sz w:val="22"/>
+          <w:szCs w:val="22"/>
           <w:shd w:val="clear" w:color="auto" w:fill="FFFFFF"/>
           <w:lang w:eastAsia="es-PE"/>
           <w14:ligatures w14:val="none"/>
@@ -2669,13 +3118,17 @@
           <w:rFonts w:ascii="Arial Narrow" w:eastAsia="Arial Narrow" w:hAnsi="Arial Narrow" w:cs="Arial Narrow"/>
           <w:kern w:val="0"/>
           <w14:ligatures w14:val="none"/>
-        </w:rPr>
-      </w:pPr>
-      <w:r>
-        <w:rPr>
-          <w:rFonts w:ascii="Arial Narrow" w:eastAsia="Times New Roman" w:hAnsi="Arial Narrow" w:cs="Times New Roman"/>
-          <w:color w:val="000000"/>
-          <w:kern w:val="0"/>
+          <w:sz w:val="22"/>
+          <w:szCs w:val="22"/>
+        </w:rPr>
+      </w:pPr>
+      <w:r>
+        <w:rPr>
+          <w:rFonts w:ascii="Arial Narrow" w:eastAsia="Arial Narrow" w:hAnsi="Arial Narrow" w:cs="Arial Narrow"/>
+          <w:color w:val="000000"/>
+          <w:kern w:val="0"/>
+          <w:sz w:val="22"/>
+          <w:szCs w:val="22"/>
           <w:shd w:val="clear" w:color="auto" w:fill="FFFFFF"/>
           <w:lang w:eastAsia="es-PE"/>
           <w14:ligatures w14:val="none"/>
@@ -2684,9 +3137,11 @@
       </w:r>
       <w:r>
         <w:rPr>
-          <w:rFonts w:ascii="Arial Narrow" w:eastAsia="Times New Roman" w:hAnsi="Arial Narrow" w:cs="Times New Roman"/>
-          <w:color w:val="000000"/>
-          <w:kern w:val="0"/>
+          <w:rFonts w:ascii="Arial Narrow" w:eastAsia="Arial Narrow" w:hAnsi="Arial Narrow" w:cs="Arial Narrow"/>
+          <w:color w:val="000000"/>
+          <w:kern w:val="0"/>
+          <w:sz w:val="22"/>
+          <w:szCs w:val="22"/>
           <w:shd w:val="clear" w:color="auto" w:fill="FFFFFF"/>
           <w:lang w:eastAsia="es-PE"/>
           <w14:ligatures w14:val="none"/>
@@ -2695,9 +3150,11 @@
       </w:r>
       <w:r>
         <w:rPr>
-          <w:rFonts w:ascii="Arial Narrow" w:eastAsia="Times New Roman" w:hAnsi="Arial Narrow" w:cs="Times New Roman"/>
-          <w:color w:val="000000"/>
-          <w:kern w:val="0"/>
+          <w:rFonts w:ascii="Arial Narrow" w:eastAsia="Arial Narrow" w:hAnsi="Arial Narrow" w:cs="Arial Narrow"/>
+          <w:color w:val="000000"/>
+          <w:kern w:val="0"/>
+          <w:sz w:val="22"/>
+          <w:szCs w:val="22"/>
           <w:shd w:val="clear" w:color="auto" w:fill="FFFFFF"/>
           <w:lang w:eastAsia="es-PE"/>
           <w14:ligatures w14:val="none"/>
@@ -2706,9 +3163,11 @@
       </w:r>
       <w:r>
         <w:rPr>
-          <w:rFonts w:ascii="Arial Narrow" w:eastAsia="Times New Roman" w:hAnsi="Arial Narrow" w:cs="Times New Roman"/>
-          <w:color w:val="000000"/>
-          <w:kern w:val="0"/>
+          <w:rFonts w:ascii="Arial Narrow" w:eastAsia="Arial Narrow" w:hAnsi="Arial Narrow" w:cs="Arial Narrow"/>
+          <w:color w:val="000000"/>
+          <w:kern w:val="0"/>
+          <w:sz w:val="22"/>
+          <w:szCs w:val="22"/>
           <w:shd w:val="clear" w:color="auto" w:fill="FFFFFF"/>
           <w:lang w:eastAsia="es-PE"/>
           <w14:ligatures w14:val="none"/>
@@ -2717,9 +3176,11 @@
       </w:r>
       <w:r>
         <w:rPr>
-          <w:rFonts w:ascii="Arial Narrow" w:eastAsia="Times New Roman" w:hAnsi="Arial Narrow" w:cs="Times New Roman"/>
-          <w:color w:val="000000"/>
-          <w:kern w:val="0"/>
+          <w:rFonts w:ascii="Arial Narrow" w:eastAsia="Arial Narrow" w:hAnsi="Arial Narrow" w:cs="Arial Narrow"/>
+          <w:color w:val="000000"/>
+          <w:kern w:val="0"/>
+          <w:sz w:val="22"/>
+          <w:szCs w:val="22"/>
           <w:shd w:val="clear" w:color="auto" w:fill="FFFFFF"/>
           <w:lang w:eastAsia="es-PE"/>
           <w14:ligatures w14:val="none"/>
@@ -2728,9 +3189,11 @@
       </w:r>
       <w:r>
         <w:rPr>
-          <w:rFonts w:ascii="Arial Narrow" w:eastAsia="Times New Roman" w:hAnsi="Arial Narrow" w:cs="Times New Roman"/>
-          <w:color w:val="000000"/>
-          <w:kern w:val="0"/>
+          <w:rFonts w:ascii="Arial Narrow" w:eastAsia="Arial Narrow" w:hAnsi="Arial Narrow" w:cs="Arial Narrow"/>
+          <w:color w:val="000000"/>
+          <w:kern w:val="0"/>
+          <w:sz w:val="22"/>
+          <w:szCs w:val="22"/>
           <w:shd w:val="clear" w:color="auto" w:fill="FFFFFF"/>
           <w:lang w:eastAsia="es-PE"/>
           <w14:ligatures w14:val="none"/>
@@ -2739,9 +3202,11 @@
       </w:r>
       <w:r>
         <w:rPr>
-          <w:rFonts w:ascii="Arial Narrow" w:eastAsia="Times New Roman" w:hAnsi="Arial Narrow" w:cs="Times New Roman"/>
-          <w:color w:val="000000"/>
-          <w:kern w:val="0"/>
+          <w:rFonts w:ascii="Arial Narrow" w:eastAsia="Arial Narrow" w:hAnsi="Arial Narrow" w:cs="Arial Narrow"/>
+          <w:color w:val="000000"/>
+          <w:kern w:val="0"/>
+          <w:sz w:val="22"/>
+          <w:szCs w:val="22"/>
           <w:shd w:val="clear" w:color="auto" w:fill="FFFFFF"/>
           <w:lang w:eastAsia="es-PE"/>
           <w14:ligatures w14:val="none"/>
@@ -2750,9 +3215,11 @@
       </w:r>
       <w:r>
         <w:rPr>
-          <w:rFonts w:ascii="Arial Narrow" w:eastAsia="Times New Roman" w:hAnsi="Arial Narrow" w:cs="Times New Roman"/>
-          <w:color w:val="000000"/>
-          <w:kern w:val="0"/>
+          <w:rFonts w:ascii="Arial Narrow" w:eastAsia="Arial Narrow" w:hAnsi="Arial Narrow" w:cs="Arial Narrow"/>
+          <w:color w:val="000000"/>
+          <w:kern w:val="0"/>
+          <w:sz w:val="22"/>
+          <w:szCs w:val="22"/>
           <w:shd w:val="clear" w:color="auto" w:fill="FFFFFF"/>
           <w:lang w:eastAsia="es-PE"/>
           <w14:ligatures w14:val="none"/>
@@ -2761,9 +3228,11 @@
       </w:r>
       <w:r>
         <w:rPr>
-          <w:rFonts w:ascii="Arial Narrow" w:eastAsia="Times New Roman" w:hAnsi="Arial Narrow" w:cs="Times New Roman"/>
-          <w:color w:val="000000"/>
-          <w:kern w:val="0"/>
+          <w:rFonts w:ascii="Arial Narrow" w:eastAsia="Arial Narrow" w:hAnsi="Arial Narrow" w:cs="Arial Narrow"/>
+          <w:color w:val="000000"/>
+          <w:kern w:val="0"/>
+          <w:sz w:val="22"/>
+          <w:szCs w:val="22"/>
           <w:shd w:val="clear" w:color="auto" w:fill="FFFFFF"/>
           <w:lang w:eastAsia="es-PE"/>
           <w14:ligatures w14:val="none"/>
@@ -2772,9 +3241,11 @@
       </w:r>
       <w:r>
         <w:rPr>
-          <w:rFonts w:ascii="Arial Narrow" w:eastAsia="Times New Roman" w:hAnsi="Arial Narrow" w:cs="Times New Roman"/>
-          <w:color w:val="000000"/>
-          <w:kern w:val="0"/>
+          <w:rFonts w:ascii="Arial Narrow" w:eastAsia="Arial Narrow" w:hAnsi="Arial Narrow" w:cs="Arial Narrow"/>
+          <w:color w:val="000000"/>
+          <w:kern w:val="0"/>
+          <w:sz w:val="22"/>
+          <w:szCs w:val="22"/>
           <w:shd w:val="clear" w:color="auto" w:fill="FFFFFF"/>
           <w:lang w:eastAsia="es-PE"/>
           <w14:ligatures w14:val="none"/>
@@ -2783,9 +3254,11 @@
       </w:r>
       <w:r>
         <w:rPr>
-          <w:rFonts w:ascii="Arial Narrow" w:eastAsia="Times New Roman" w:hAnsi="Arial Narrow" w:cs="Times New Roman"/>
-          <w:color w:val="000000"/>
-          <w:kern w:val="0"/>
+          <w:rFonts w:ascii="Arial Narrow" w:eastAsia="Arial Narrow" w:hAnsi="Arial Narrow" w:cs="Arial Narrow"/>
+          <w:color w:val="000000"/>
+          <w:kern w:val="0"/>
+          <w:sz w:val="22"/>
+          <w:szCs w:val="22"/>
           <w:shd w:val="clear" w:color="auto" w:fill="FFFFFF"/>
           <w:lang w:eastAsia="es-PE"/>
           <w14:ligatures w14:val="none"/>
@@ -2794,9 +3267,11 @@
       </w:r>
       <w:r>
         <w:rPr>
-          <w:rFonts w:ascii="Arial Narrow" w:eastAsia="Times New Roman" w:hAnsi="Arial Narrow" w:cs="Times New Roman"/>
-          <w:color w:val="000000"/>
-          <w:kern w:val="0"/>
+          <w:rFonts w:ascii="Arial Narrow" w:eastAsia="Arial Narrow" w:hAnsi="Arial Narrow" w:cs="Arial Narrow"/>
+          <w:color w:val="000000"/>
+          <w:kern w:val="0"/>
+          <w:sz w:val="22"/>
+          <w:szCs w:val="22"/>
           <w:shd w:val="clear" w:color="auto" w:fill="FFFFFF"/>
           <w:lang w:eastAsia="es-PE"/>
           <w14:ligatures w14:val="none"/>
@@ -2805,9 +3280,11 @@
       </w:r>
       <w:r>
         <w:rPr>
-          <w:rFonts w:ascii="Arial Narrow" w:eastAsia="Times New Roman" w:hAnsi="Arial Narrow" w:cs="Times New Roman"/>
-          <w:color w:val="000000"/>
-          <w:kern w:val="0"/>
+          <w:rFonts w:ascii="Arial Narrow" w:eastAsia="Arial Narrow" w:hAnsi="Arial Narrow" w:cs="Arial Narrow"/>
+          <w:color w:val="000000"/>
+          <w:kern w:val="0"/>
+          <w:sz w:val="22"/>
+          <w:szCs w:val="22"/>
           <w:shd w:val="clear" w:color="auto" w:fill="FFFFFF"/>
           <w:lang w:eastAsia="es-PE"/>
           <w14:ligatures w14:val="none"/>
@@ -2816,9 +3293,11 @@
       </w:r>
       <w:r>
         <w:rPr>
-          <w:rFonts w:ascii="Arial Narrow" w:eastAsia="Times New Roman" w:hAnsi="Arial Narrow" w:cs="Arial"/>
-          <w:color w:val="000000"/>
-          <w:kern w:val="0"/>
+          <w:rFonts w:ascii="Arial Narrow" w:eastAsia="Arial Narrow" w:hAnsi="Arial Narrow" w:cs="Arial Narrow"/>
+          <w:color w:val="000000"/>
+          <w:kern w:val="0"/>
+          <w:sz w:val="22"/>
+          <w:szCs w:val="22"/>
           <w:lang w:eastAsia="es-ES"/>
           <w14:ligatures w14:val="none"/>
         </w:rPr>
@@ -2826,9 +3305,11 @@
       </w:r>
       <w:r>
         <w:rPr>
-          <w:rFonts w:ascii="Arial Narrow" w:eastAsia="Times New Roman" w:hAnsi="Arial Narrow" w:cs="Times New Roman"/>
-          <w:color w:val="000000"/>
-          <w:kern w:val="0"/>
+          <w:rFonts w:ascii="Arial Narrow" w:eastAsia="Arial Narrow" w:hAnsi="Arial Narrow" w:cs="Arial Narrow"/>
+          <w:color w:val="000000"/>
+          <w:kern w:val="0"/>
+          <w:sz w:val="22"/>
+          <w:szCs w:val="22"/>
           <w:shd w:val="clear" w:color="auto" w:fill="FFFFFF"/>
           <w:lang w:eastAsia="es-PE"/>
           <w14:ligatures w14:val="none"/>
@@ -2837,9 +3318,11 @@
       </w:r>
       <w:r>
         <w:rPr>
-          <w:rFonts w:ascii="Arial Narrow" w:eastAsia="Times New Roman" w:hAnsi="Arial Narrow" w:cs="Times New Roman"/>
-          <w:color w:val="000000"/>
-          <w:kern w:val="0"/>
+          <w:rFonts w:ascii="Arial Narrow" w:eastAsia="Arial Narrow" w:hAnsi="Arial Narrow" w:cs="Arial Narrow"/>
+          <w:color w:val="000000"/>
+          <w:kern w:val="0"/>
+          <w:sz w:val="22"/>
+          <w:szCs w:val="22"/>
           <w:shd w:val="clear" w:color="auto" w:fill="FFFFFF"/>
           <w:lang w:eastAsia="es-PE"/>
           <w14:ligatures w14:val="none"/>
@@ -2855,6 +3338,8 @@
           <w:rFonts w:ascii="Arial Narrow" w:eastAsia="Arial Narrow" w:hAnsi="Arial Narrow" w:cs="Arial Narrow"/>
           <w:kern w:val="0"/>
           <w14:ligatures w14:val="none"/>
+          <w:sz w:val="22"/>
+          <w:szCs w:val="22"/>
         </w:rPr>
       </w:pPr>
     </w:p>
@@ -2876,13 +3361,17 @@
           <w:rFonts w:ascii="Arial Narrow" w:eastAsia="Arial Narrow" w:hAnsi="Arial Narrow" w:cs="Arial Narrow"/>
           <w:kern w:val="0"/>
           <w14:ligatures w14:val="none"/>
-        </w:rPr>
-      </w:pPr>
-      <w:r>
-        <w:rPr>
-          <w:rFonts w:ascii="Arial Narrow" w:eastAsia="Times New Roman" w:hAnsi="Arial Narrow" w:cs="Times New Roman"/>
-          <w:color w:val="000000"/>
-          <w:kern w:val="0"/>
+          <w:sz w:val="22"/>
+          <w:szCs w:val="22"/>
+        </w:rPr>
+      </w:pPr>
+      <w:r>
+        <w:rPr>
+          <w:rFonts w:ascii="Arial Narrow" w:eastAsia="Arial Narrow" w:hAnsi="Arial Narrow" w:cs="Arial Narrow"/>
+          <w:color w:val="000000"/>
+          <w:kern w:val="0"/>
+          <w:sz w:val="22"/>
+          <w:szCs w:val="22"/>
           <w:shd w:val="clear" w:color="auto" w:fill="FFFFFF"/>
           <w:lang w:eastAsia="es-PE"/>
           <w14:ligatures w14:val="none"/>
@@ -2891,9 +3380,11 @@
       </w:r>
       <w:r>
         <w:rPr>
-          <w:rFonts w:ascii="Arial Narrow" w:eastAsia="Times New Roman" w:hAnsi="Arial Narrow" w:cs="Times New Roman"/>
-          <w:color w:val="000000"/>
-          <w:kern w:val="0"/>
+          <w:rFonts w:ascii="Arial Narrow" w:eastAsia="Arial Narrow" w:hAnsi="Arial Narrow" w:cs="Arial Narrow"/>
+          <w:color w:val="000000"/>
+          <w:kern w:val="0"/>
+          <w:sz w:val="22"/>
+          <w:szCs w:val="22"/>
           <w:shd w:val="clear" w:color="auto" w:fill="FFFFFF"/>
           <w:lang w:eastAsia="es-PE"/>
           <w14:ligatures w14:val="none"/>
@@ -2902,9 +3393,11 @@
       </w:r>
       <w:r>
         <w:rPr>
-          <w:rFonts w:ascii="Arial Narrow" w:eastAsia="Times New Roman" w:hAnsi="Arial Narrow" w:cs="Times New Roman"/>
-          <w:color w:val="000000"/>
-          <w:kern w:val="0"/>
+          <w:rFonts w:ascii="Arial Narrow" w:eastAsia="Arial Narrow" w:hAnsi="Arial Narrow" w:cs="Arial Narrow"/>
+          <w:color w:val="000000"/>
+          <w:kern w:val="0"/>
+          <w:sz w:val="22"/>
+          <w:szCs w:val="22"/>
           <w:shd w:val="clear" w:color="auto" w:fill="FFFFFF"/>
           <w:lang w:eastAsia="es-PE"/>
           <w14:ligatures w14:val="none"/>
@@ -2913,9 +3406,11 @@
       </w:r>
       <w:r>
         <w:rPr>
-          <w:rFonts w:ascii="Arial Narrow" w:eastAsia="Times New Roman" w:hAnsi="Arial Narrow" w:cs="Times New Roman"/>
-          <w:color w:val="000000"/>
-          <w:kern w:val="0"/>
+          <w:rFonts w:ascii="Arial Narrow" w:eastAsia="Arial Narrow" w:hAnsi="Arial Narrow" w:cs="Arial Narrow"/>
+          <w:color w:val="000000"/>
+          <w:kern w:val="0"/>
+          <w:sz w:val="22"/>
+          <w:szCs w:val="22"/>
           <w:shd w:val="clear" w:color="auto" w:fill="FFFFFF"/>
           <w:lang w:eastAsia="es-PE"/>
           <w14:ligatures w14:val="none"/>
@@ -2924,9 +3419,11 @@
       </w:r>
       <w:r>
         <w:rPr>
-          <w:rFonts w:ascii="Arial Narrow" w:eastAsia="Times New Roman" w:hAnsi="Arial Narrow" w:cs="Times New Roman"/>
-          <w:color w:val="000000"/>
-          <w:kern w:val="0"/>
+          <w:rFonts w:ascii="Arial Narrow" w:eastAsia="Arial Narrow" w:hAnsi="Arial Narrow" w:cs="Arial Narrow"/>
+          <w:color w:val="000000"/>
+          <w:kern w:val="0"/>
+          <w:sz w:val="22"/>
+          <w:szCs w:val="22"/>
           <w:shd w:val="clear" w:color="auto" w:fill="FFFFFF"/>
           <w:lang w:eastAsia="es-PE"/>
           <w14:ligatures w14:val="none"/>
@@ -2935,9 +3432,11 @@
       </w:r>
       <w:r>
         <w:rPr>
-          <w:rFonts w:ascii="Arial Narrow" w:eastAsia="Times New Roman" w:hAnsi="Arial Narrow" w:cs="Times New Roman"/>
-          <w:color w:val="000000"/>
-          <w:kern w:val="0"/>
+          <w:rFonts w:ascii="Arial Narrow" w:eastAsia="Arial Narrow" w:hAnsi="Arial Narrow" w:cs="Arial Narrow"/>
+          <w:color w:val="000000"/>
+          <w:kern w:val="0"/>
+          <w:sz w:val="22"/>
+          <w:szCs w:val="22"/>
           <w:shd w:val="clear" w:color="auto" w:fill="FFFFFF"/>
           <w:lang w:eastAsia="es-PE"/>
           <w14:ligatures w14:val="none"/>
@@ -2946,9 +3445,11 @@
       </w:r>
       <w:r>
         <w:rPr>
-          <w:rFonts w:ascii="Arial Narrow" w:eastAsia="Times New Roman" w:hAnsi="Arial Narrow" w:cs="Times New Roman"/>
-          <w:color w:val="000000"/>
-          <w:kern w:val="0"/>
+          <w:rFonts w:ascii="Arial Narrow" w:eastAsia="Arial Narrow" w:hAnsi="Arial Narrow" w:cs="Arial Narrow"/>
+          <w:color w:val="000000"/>
+          <w:kern w:val="0"/>
+          <w:sz w:val="22"/>
+          <w:szCs w:val="22"/>
           <w:shd w:val="clear" w:color="auto" w:fill="FFFFFF"/>
           <w:lang w:eastAsia="es-PE"/>
           <w14:ligatures w14:val="none"/>
@@ -2964,6 +3465,8 @@
           <w:rFonts w:ascii="Arial Narrow" w:eastAsia="Arial Narrow" w:hAnsi="Arial Narrow" w:cs="Arial Narrow"/>
           <w:kern w:val="0"/>
           <w14:ligatures w14:val="none"/>
+          <w:sz w:val="22"/>
+          <w:szCs w:val="22"/>
         </w:rPr>
       </w:pPr>
     </w:p>
@@ -2973,17 +3476,21 @@
         <w:contextualSpacing/>
         <w:jc w:val="both"/>
         <w:rPr>
-          <w:rFonts w:ascii="Arial Narrow" w:eastAsia="Calibri" w:hAnsi="Arial Narrow" w:cs="Arial"/>
-          <w:kern w:val="0"/>
-          <w14:ligatures w14:val="none"/>
-        </w:rPr>
-      </w:pPr>
-      <w:r>
-        <w:rPr>
-          <w:rFonts w:ascii="Arial Narrow" w:eastAsia="Arial Narrow" w:hAnsi="Arial Narrow" w:cs="Arial Narrow"/>
-          <w:b/>
-          <w:color w:val="000000"/>
-          <w:kern w:val="0"/>
+          <w:rFonts w:ascii="Arial Narrow" w:eastAsia="Arial Narrow" w:hAnsi="Arial Narrow" w:cs="Arial Narrow"/>
+          <w:kern w:val="0"/>
+          <w14:ligatures w14:val="none"/>
+          <w:sz w:val="22"/>
+          <w:szCs w:val="22"/>
+        </w:rPr>
+      </w:pPr>
+      <w:r>
+        <w:rPr>
+          <w:rFonts w:ascii="Arial Narrow" w:eastAsia="Arial Narrow" w:hAnsi="Arial Narrow" w:cs="Arial Narrow"/>
+          <w:b/>
+          <w:color w:val="000000"/>
+          <w:kern w:val="0"/>
+          <w:sz w:val="22"/>
+          <w:szCs w:val="22"/>
           <w:lang w:eastAsia="es-PE"/>
           <w14:ligatures w14:val="none"/>
         </w:rPr>
@@ -2994,6 +3501,8 @@
           <w:rFonts w:ascii="Arial Narrow" w:eastAsia="Arial Narrow" w:hAnsi="Arial Narrow" w:cs="Arial Narrow"/>
           <w:color w:val="000000"/>
           <w:kern w:val="0"/>
+          <w:sz w:val="22"/>
+          <w:szCs w:val="22"/>
           <w:lang w:eastAsia="es-PE"/>
           <w14:ligatures w14:val="none"/>
         </w:rPr>
@@ -3001,9 +3510,11 @@
       </w:r>
       <w:r>
         <w:rPr>
-          <w:rFonts w:ascii="Arial Narrow" w:eastAsia="Times New Roman" w:hAnsi="Arial Narrow" w:cs="Arial"/>
-          <w:color w:val="000000"/>
-          <w:kern w:val="0"/>
+          <w:rFonts w:ascii="Arial Narrow" w:eastAsia="Arial Narrow" w:hAnsi="Arial Narrow" w:cs="Arial Narrow"/>
+          <w:color w:val="000000"/>
+          <w:kern w:val="0"/>
+          <w:sz w:val="22"/>
+          <w:szCs w:val="22"/>
           <w:lang w:val="es-ES" w:eastAsia="es-ES"/>
           <w14:ligatures w14:val="none"/>
         </w:rPr>
@@ -3011,9 +3522,11 @@
       </w:r>
       <w:r>
         <w:rPr>
-          <w:rFonts w:ascii="Arial Narrow" w:eastAsia="Times New Roman" w:hAnsi="Arial Narrow" w:cs="Arial"/>
-          <w:color w:val="000000"/>
-          <w:kern w:val="0"/>
+          <w:rFonts w:ascii="Arial Narrow" w:eastAsia="Arial Narrow" w:hAnsi="Arial Narrow" w:cs="Arial Narrow"/>
+          <w:color w:val="000000"/>
+          <w:kern w:val="0"/>
+          <w:sz w:val="22"/>
+          <w:szCs w:val="22"/>
           <w:lang w:val="es-ES" w:eastAsia="es-ES"/>
           <w14:ligatures w14:val="none"/>
         </w:rPr>
@@ -3021,9 +3534,11 @@
       </w:r>
       <w:r>
         <w:rPr>
-          <w:rFonts w:ascii="Arial Narrow" w:eastAsia="Times New Roman" w:hAnsi="Arial Narrow" w:cs="Arial"/>
-          <w:color w:val="000000"/>
-          <w:kern w:val="0"/>
+          <w:rFonts w:ascii="Arial Narrow" w:eastAsia="Arial Narrow" w:hAnsi="Arial Narrow" w:cs="Arial Narrow"/>
+          <w:color w:val="000000"/>
+          <w:kern w:val="0"/>
+          <w:sz w:val="22"/>
+          <w:szCs w:val="22"/>
           <w:lang w:val="es-ES" w:eastAsia="es-ES"/>
           <w14:ligatures w14:val="none"/>
         </w:rPr>
@@ -3031,9 +3546,11 @@
       </w:r>
       <w:r>
         <w:rPr>
-          <w:rFonts w:ascii="Arial Narrow" w:eastAsia="Times New Roman" w:hAnsi="Arial Narrow" w:cs="Arial"/>
-          <w:color w:val="000000"/>
-          <w:kern w:val="0"/>
+          <w:rFonts w:ascii="Arial Narrow" w:eastAsia="Arial Narrow" w:hAnsi="Arial Narrow" w:cs="Arial Narrow"/>
+          <w:color w:val="000000"/>
+          <w:kern w:val="0"/>
+          <w:sz w:val="22"/>
+          <w:szCs w:val="22"/>
           <w:lang w:val="es-ES" w:eastAsia="es-ES"/>
           <w14:ligatures w14:val="none"/>
         </w:rPr>
@@ -3041,9 +3558,11 @@
       </w:r>
       <w:r>
         <w:rPr>
-          <w:rFonts w:ascii="Arial Narrow" w:eastAsia="Calibri" w:hAnsi="Arial Narrow" w:cs="Arial"/>
-          <w:kern w:val="0"/>
-          <w14:ligatures w14:val="none"/>
+          <w:rFonts w:ascii="Arial Narrow" w:eastAsia="Arial Narrow" w:hAnsi="Arial Narrow" w:cs="Arial Narrow"/>
+          <w:kern w:val="0"/>
+          <w14:ligatures w14:val="none"/>
+          <w:sz w:val="22"/>
+          <w:szCs w:val="22"/>
         </w:rPr>
         <w:t>.</w:t>
       </w:r>
@@ -3054,32 +3573,38 @@
         <w:contextualSpacing/>
         <w:jc w:val="both"/>
         <w:rPr>
-          <w:rFonts w:ascii="Arial Narrow" w:eastAsia="Times New Roman" w:hAnsi="Arial Narrow" w:cs="Times New Roman"/>
-          <w:color w:val="000000"/>
-          <w:kern w:val="0"/>
-          <w:lang w:eastAsia="es-PE"/>
-          <w14:ligatures w14:val="none"/>
-        </w:rPr>
-      </w:pPr>
-    </w:p>
-    <w:p>
-      <w:pPr>
-        <w:spacing w:after="0" w:line="240" w:lineRule="auto"/>
-        <w:jc w:val="both"/>
-        <w:rPr>
-          <w:rFonts w:ascii="Arial Narrow" w:eastAsia="Arial Narrow" w:hAnsi="Arial Narrow" w:cs="Arial Narrow"/>
-          <w:color w:val="000000"/>
-          <w:kern w:val="0"/>
-          <w:lang w:eastAsia="es-PE"/>
-          <w14:ligatures w14:val="none"/>
-        </w:rPr>
-      </w:pPr>
-      <w:r>
-        <w:rPr>
-          <w:rFonts w:ascii="Arial Narrow" w:eastAsia="Arial Narrow" w:hAnsi="Arial Narrow" w:cs="Arial Narrow"/>
-          <w:b/>
-          <w:color w:val="000000"/>
-          <w:kern w:val="0"/>
+          <w:rFonts w:ascii="Arial Narrow" w:eastAsia="Arial Narrow" w:hAnsi="Arial Narrow" w:cs="Arial Narrow"/>
+          <w:color w:val="000000"/>
+          <w:kern w:val="0"/>
+          <w:sz w:val="22"/>
+          <w:szCs w:val="22"/>
+          <w:lang w:eastAsia="es-PE"/>
+          <w14:ligatures w14:val="none"/>
+        </w:rPr>
+      </w:pPr>
+    </w:p>
+    <w:p>
+      <w:pPr>
+        <w:spacing w:after="0" w:line="240" w:lineRule="auto"/>
+        <w:jc w:val="both"/>
+        <w:rPr>
+          <w:rFonts w:ascii="Arial Narrow" w:eastAsia="Arial Narrow" w:hAnsi="Arial Narrow" w:cs="Arial Narrow"/>
+          <w:color w:val="000000"/>
+          <w:kern w:val="0"/>
+          <w:sz w:val="22"/>
+          <w:szCs w:val="22"/>
+          <w:lang w:eastAsia="es-PE"/>
+          <w14:ligatures w14:val="none"/>
+        </w:rPr>
+      </w:pPr>
+      <w:r>
+        <w:rPr>
+          <w:rFonts w:ascii="Arial Narrow" w:eastAsia="Arial Narrow" w:hAnsi="Arial Narrow" w:cs="Arial Narrow"/>
+          <w:b/>
+          <w:color w:val="000000"/>
+          <w:kern w:val="0"/>
+          <w:sz w:val="22"/>
+          <w:szCs w:val="22"/>
           <w:lang w:eastAsia="es-PE"/>
           <w14:ligatures w14:val="none"/>
         </w:rPr>
@@ -3090,6 +3615,8 @@
           <w:rFonts w:ascii="Arial Narrow" w:eastAsia="Arial Narrow" w:hAnsi="Arial Narrow" w:cs="Arial Narrow"/>
           <w:color w:val="000000"/>
           <w:kern w:val="0"/>
+          <w:sz w:val="22"/>
+          <w:szCs w:val="22"/>
           <w:lang w:eastAsia="es-PE"/>
           <w14:ligatures w14:val="none"/>
         </w:rPr>
@@ -3099,6 +3626,8 @@
         <w:rPr>
           <w:rFonts w:ascii="Arial Narrow" w:eastAsia="Arial Narrow" w:hAnsi="Arial Narrow" w:cs="Arial Narrow"/>
           <w:bCs/>
+          <w:sz w:val="22"/>
+          <w:szCs w:val="22"/>
         </w:rPr>
         <w:t xml:space="preserve">La Positiva Seguros </w:t>
       </w:r>
@@ -3106,6 +3635,8 @@
         <w:rPr>
           <w:rFonts w:ascii="Arial Narrow" w:eastAsia="Arial Narrow" w:hAnsi="Arial Narrow" w:cs="Arial Narrow"/>
           <w:bCs/>
+          <w:sz w:val="22"/>
+          <w:szCs w:val="22"/>
         </w:rPr>
         <w:t xml:space="preserve">y </w:t>
       </w:r>
@@ -3113,6 +3644,8 @@
         <w:rPr>
           <w:rFonts w:ascii="Arial Narrow" w:eastAsia="Arial Narrow" w:hAnsi="Arial Narrow" w:cs="Arial Narrow"/>
           <w:bCs/>
+          <w:sz w:val="22"/>
+          <w:szCs w:val="22"/>
         </w:rPr>
         <w:t xml:space="preserve">Reaseguros S.A. </w:t>
       </w:r>
@@ -3121,6 +3654,8 @@
           <w:rFonts w:ascii="Arial Narrow" w:eastAsia="Arial Narrow" w:hAnsi="Arial Narrow" w:cs="Arial Narrow"/>
           <w:color w:val="000000"/>
           <w:kern w:val="0"/>
+          <w:sz w:val="22"/>
+          <w:szCs w:val="22"/>
           <w:lang w:eastAsia="es-PE"/>
           <w14:ligatures w14:val="none"/>
         </w:rPr>
@@ -3131,6 +3666,8 @@
           <w:rFonts w:ascii="Arial Narrow" w:eastAsia="Arial Narrow" w:hAnsi="Arial Narrow" w:cs="Arial Narrow"/>
           <w:color w:val="000000"/>
           <w:kern w:val="0"/>
+          <w:sz w:val="22"/>
+          <w:szCs w:val="22"/>
           <w:lang w:eastAsia="es-PE"/>
           <w14:ligatures w14:val="none"/>
         </w:rPr>
@@ -3142,9 +3679,11 @@
         <w:spacing w:after="0" w:line="240" w:lineRule="auto"/>
         <w:jc w:val="both"/>
         <w:rPr>
-          <w:rFonts w:ascii="Arial Narrow" w:eastAsia="Times New Roman" w:hAnsi="Arial Narrow" w:cs="Times New Roman"/>
-          <w:color w:val="000000"/>
-          <w:kern w:val="0"/>
+          <w:rFonts w:ascii="Arial Narrow" w:eastAsia="Arial Narrow" w:hAnsi="Arial Narrow" w:cs="Arial Narrow"/>
+          <w:color w:val="000000"/>
+          <w:kern w:val="0"/>
+          <w:sz w:val="22"/>
+          <w:szCs w:val="22"/>
           <w:lang w:eastAsia="es-PE"/>
           <w14:ligatures w14:val="none"/>
         </w:rPr>
@@ -3163,15 +3702,19 @@
           <w:rFonts w:ascii="Arial Narrow" w:eastAsia="Arial Narrow" w:hAnsi="Arial Narrow" w:cs="Arial Narrow"/>
           <w:color w:val="000000"/>
           <w:kern w:val="0"/>
-          <w:lang w:eastAsia="es-PE"/>
-          <w14:ligatures w14:val="none"/>
-        </w:rPr>
-      </w:pPr>
-      <w:r>
-        <w:rPr>
-          <w:rFonts w:ascii="Arial Narrow" w:eastAsia="Arial Narrow" w:hAnsi="Arial Narrow" w:cs="Arial Narrow"/>
-          <w:color w:val="000000"/>
-          <w:kern w:val="0"/>
+          <w:sz w:val="22"/>
+          <w:szCs w:val="22"/>
+          <w:lang w:eastAsia="es-PE"/>
+          <w14:ligatures w14:val="none"/>
+        </w:rPr>
+      </w:pPr>
+      <w:r>
+        <w:rPr>
+          <w:rFonts w:ascii="Arial Narrow" w:eastAsia="Arial Narrow" w:hAnsi="Arial Narrow" w:cs="Arial Narrow"/>
+          <w:color w:val="000000"/>
+          <w:kern w:val="0"/>
+          <w:sz w:val="22"/>
+          <w:szCs w:val="22"/>
           <w:lang w:eastAsia="es-PE"/>
           <w14:ligatures w14:val="none"/>
         </w:rPr>
@@ -3191,15 +3734,19 @@
           <w:rFonts w:ascii="Arial Narrow" w:eastAsia="Arial Narrow" w:hAnsi="Arial Narrow" w:cs="Arial Narrow"/>
           <w:color w:val="000000"/>
           <w:kern w:val="0"/>
-          <w:lang w:eastAsia="es-PE"/>
-          <w14:ligatures w14:val="none"/>
-        </w:rPr>
-      </w:pPr>
-      <w:r>
-        <w:rPr>
-          <w:rFonts w:ascii="Arial Narrow" w:eastAsia="Arial Narrow" w:hAnsi="Arial Narrow" w:cs="Arial Narrow"/>
-          <w:color w:val="000000"/>
-          <w:kern w:val="0"/>
+          <w:sz w:val="22"/>
+          <w:szCs w:val="22"/>
+          <w:lang w:eastAsia="es-PE"/>
+          <w14:ligatures w14:val="none"/>
+        </w:rPr>
+      </w:pPr>
+      <w:r>
+        <w:rPr>
+          <w:rFonts w:ascii="Arial Narrow" w:eastAsia="Arial Narrow" w:hAnsi="Arial Narrow" w:cs="Arial Narrow"/>
+          <w:color w:val="000000"/>
+          <w:kern w:val="0"/>
+          <w:sz w:val="22"/>
+          <w:szCs w:val="22"/>
           <w:lang w:eastAsia="es-PE"/>
           <w14:ligatures w14:val="none"/>
         </w:rPr>
@@ -3219,15 +3766,19 @@
           <w:rFonts w:ascii="Arial Narrow" w:eastAsia="Arial Narrow" w:hAnsi="Arial Narrow" w:cs="Arial Narrow"/>
           <w:color w:val="000000"/>
           <w:kern w:val="0"/>
-          <w:lang w:eastAsia="es-PE"/>
-          <w14:ligatures w14:val="none"/>
-        </w:rPr>
-      </w:pPr>
-      <w:r>
-        <w:rPr>
-          <w:rFonts w:ascii="Arial Narrow" w:eastAsia="Arial Narrow" w:hAnsi="Arial Narrow" w:cs="Arial Narrow"/>
-          <w:color w:val="000000"/>
-          <w:kern w:val="0"/>
+          <w:sz w:val="22"/>
+          <w:szCs w:val="22"/>
+          <w:lang w:eastAsia="es-PE"/>
+          <w14:ligatures w14:val="none"/>
+        </w:rPr>
+      </w:pPr>
+      <w:r>
+        <w:rPr>
+          <w:rFonts w:ascii="Arial Narrow" w:eastAsia="Arial Narrow" w:hAnsi="Arial Narrow" w:cs="Arial Narrow"/>
+          <w:color w:val="000000"/>
+          <w:kern w:val="0"/>
+          <w:sz w:val="22"/>
+          <w:szCs w:val="22"/>
           <w:lang w:eastAsia="es-PE"/>
           <w14:ligatures w14:val="none"/>
         </w:rPr>
@@ -3244,16 +3795,20 @@
         <w:ind w:left="567" w:hanging="567"/>
         <w:jc w:val="both"/>
         <w:rPr>
-          <w:rFonts w:ascii="Arial Narrow" w:eastAsia="Calibri" w:hAnsi="Arial Narrow" w:cs="Arial"/>
-          <w:kern w:val="0"/>
-          <w14:ligatures w14:val="none"/>
-        </w:rPr>
-      </w:pPr>
-      <w:r>
-        <w:rPr>
-          <w:rFonts w:ascii="Arial Narrow" w:eastAsia="Arial Narrow" w:hAnsi="Arial Narrow" w:cs="Arial Narrow"/>
-          <w:color w:val="000000"/>
-          <w:kern w:val="0"/>
+          <w:rFonts w:ascii="Arial Narrow" w:eastAsia="Arial Narrow" w:hAnsi="Arial Narrow" w:cs="Arial Narrow"/>
+          <w:kern w:val="0"/>
+          <w14:ligatures w14:val="none"/>
+          <w:sz w:val="22"/>
+          <w:szCs w:val="22"/>
+        </w:rPr>
+      </w:pPr>
+      <w:r>
+        <w:rPr>
+          <w:rFonts w:ascii="Arial Narrow" w:eastAsia="Arial Narrow" w:hAnsi="Arial Narrow" w:cs="Arial Narrow"/>
+          <w:color w:val="000000"/>
+          <w:kern w:val="0"/>
+          <w:sz w:val="22"/>
+          <w:szCs w:val="22"/>
           <w:lang w:eastAsia="es-PE"/>
           <w14:ligatures w14:val="none"/>
         </w:rPr>
@@ -3262,9 +3817,11 @@
       </w:r>
       <w:r>
         <w:rPr>
-          <w:rFonts w:ascii="Arial Narrow" w:eastAsia="Times New Roman" w:hAnsi="Arial Narrow" w:cs="Segoe UI"/>
-          <w:color w:val="000000"/>
-          <w:kern w:val="0"/>
+          <w:rFonts w:ascii="Arial Narrow" w:eastAsia="Arial Narrow" w:hAnsi="Arial Narrow" w:cs="Arial Narrow"/>
+          <w:color w:val="000000"/>
+          <w:kern w:val="0"/>
+          <w:sz w:val="22"/>
+          <w:szCs w:val="22"/>
           <w:lang w:eastAsia="es-PE"/>
           <w14:ligatures w14:val="none"/>
         </w:rPr>
@@ -3275,6 +3832,8 @@
           <w:rFonts w:ascii="Arial Narrow" w:eastAsia="Arial Narrow" w:hAnsi="Arial Narrow" w:cs="Arial Narrow"/>
           <w:color w:val="000000"/>
           <w:kern w:val="0"/>
+          <w:sz w:val="22"/>
+          <w:szCs w:val="22"/>
           <w:lang w:eastAsia="es-PE"/>
           <w14:ligatures w14:val="none"/>
         </w:rPr>
@@ -3282,16 +3841,20 @@
       </w:r>
       <w:r>
         <w:rPr>
-          <w:rFonts w:ascii="Arial Narrow" w:eastAsia="Calibri" w:hAnsi="Arial Narrow" w:cs="Arial"/>
-          <w:kern w:val="0"/>
-          <w14:ligatures w14:val="none"/>
+          <w:rFonts w:ascii="Arial Narrow" w:eastAsia="Arial Narrow" w:hAnsi="Arial Narrow" w:cs="Arial Narrow"/>
+          <w:kern w:val="0"/>
+          <w14:ligatures w14:val="none"/>
+          <w:sz w:val="22"/>
+          <w:szCs w:val="22"/>
         </w:rPr>
         <w:t>Para ello podrá señalar domicilio físico o una dirección electrónica a la que pueda remitirse las notificaciones</w:t>
       </w:r>
       <w:r>
         <w:rPr>
-          <w:rFonts w:ascii="Arial Narrow" w:eastAsia="Arial" w:hAnsi="Arial Narrow" w:cs="Arial"/>
-          <w:kern w:val="0"/>
+          <w:rFonts w:ascii="Arial Narrow" w:eastAsia="Arial Narrow" w:hAnsi="Arial Narrow" w:cs="Arial Narrow"/>
+          <w:kern w:val="0"/>
+          <w:sz w:val="22"/>
+          <w:szCs w:val="22"/>
           <w:lang w:val="es"/>
           <w14:ligatures w14:val="none"/>
         </w:rPr>
@@ -3308,24 +3871,30 @@
         <w:ind w:left="567" w:hanging="567"/>
         <w:jc w:val="both"/>
         <w:rPr>
-          <w:rFonts w:ascii="Arial Narrow" w:eastAsia="Calibri" w:hAnsi="Arial Narrow" w:cs="Arial"/>
-          <w:kern w:val="0"/>
-          <w14:ligatures w14:val="none"/>
-        </w:rPr>
-      </w:pPr>
-      <w:r>
-        <w:rPr>
-          <w:rFonts w:ascii="Arial Narrow" w:eastAsia="Calibri" w:hAnsi="Arial Narrow" w:cs="Arial"/>
-          <w:kern w:val="0"/>
-          <w14:ligatures w14:val="none"/>
+          <w:rFonts w:ascii="Arial Narrow" w:eastAsia="Arial Narrow" w:hAnsi="Arial Narrow" w:cs="Arial Narrow"/>
+          <w:kern w:val="0"/>
+          <w14:ligatures w14:val="none"/>
+          <w:sz w:val="22"/>
+          <w:szCs w:val="22"/>
+        </w:rPr>
+      </w:pPr>
+      <w:r>
+        <w:rPr>
+          <w:rFonts w:ascii="Arial Narrow" w:eastAsia="Arial Narrow" w:hAnsi="Arial Narrow" w:cs="Arial Narrow"/>
+          <w:kern w:val="0"/>
+          <w14:ligatures w14:val="none"/>
+          <w:sz w:val="22"/>
+          <w:szCs w:val="22"/>
         </w:rPr>
         <w:t>en caso califique como micro empresa o pequeña empresa, presentar los documentos que acrediten su volumen de ventas o ingresos brutos percibidos el año anterior relativo a todas sus actividades económicas y el número de trabajadores con el que cuenta</w:t>
       </w:r>
       <w:r>
         <w:rPr>
           <w:rStyle w:val="Refdenotaalpie"/>
-          <w:rFonts w:ascii="Arial Narrow" w:eastAsia="Calibri" w:hAnsi="Arial Narrow" w:cs="Arial"/>
-          <w:kern w:val="0"/>
+          <w:rFonts w:ascii="Arial Narrow" w:eastAsia="Arial Narrow" w:hAnsi="Arial Narrow" w:cs="Arial Narrow"/>
+          <w:kern w:val="0"/>
+          <w:sz w:val="22"/>
+          <w:szCs w:val="22"/>
           <w:vertAlign w:val="superscript"/>
           <w14:ligatures w14:val="none"/>
         </w:rPr>
@@ -3333,17 +3902,21 @@
       </w:r>
       <w:r>
         <w:rPr>
-          <w:rFonts w:ascii="Arial Narrow" w:eastAsia="Calibri" w:hAnsi="Arial Narrow" w:cs="Arial"/>
-          <w:kern w:val="0"/>
-          <w14:ligatures w14:val="none"/>
+          <w:rFonts w:ascii="Arial Narrow" w:eastAsia="Arial Narrow" w:hAnsi="Arial Narrow" w:cs="Arial Narrow"/>
+          <w:kern w:val="0"/>
+          <w14:ligatures w14:val="none"/>
+          <w:sz w:val="22"/>
+          <w:szCs w:val="22"/>
         </w:rPr>
         <w:t>. Ello, a fin de que la Comisión pueda meritar dicha documentación, conforme lo establece el artículo 110</w:t>
       </w:r>
       <w:r>
         <w:rPr>
-          <w:rFonts w:ascii="Arial Narrow" w:eastAsia="Times New Roman" w:hAnsi="Arial Narrow" w:cs="Segoe UI"/>
-          <w:color w:val="000000"/>
-          <w:kern w:val="0"/>
+          <w:rFonts w:ascii="Arial Narrow" w:eastAsia="Arial Narrow" w:hAnsi="Arial Narrow" w:cs="Arial Narrow"/>
+          <w:color w:val="000000"/>
+          <w:kern w:val="0"/>
+          <w:sz w:val="22"/>
+          <w:szCs w:val="22"/>
           <w:lang w:eastAsia="es-PE"/>
           <w14:ligatures w14:val="none"/>
         </w:rPr>
@@ -3351,27 +3924,33 @@
       </w:r>
       <w:r>
         <w:rPr>
-          <w:rFonts w:ascii="Arial Narrow" w:eastAsia="Calibri" w:hAnsi="Arial Narrow" w:cs="Arial"/>
-          <w:kern w:val="0"/>
-          <w14:ligatures w14:val="none"/>
+          <w:rFonts w:ascii="Arial Narrow" w:eastAsia="Arial Narrow" w:hAnsi="Arial Narrow" w:cs="Arial Narrow"/>
+          <w:kern w:val="0"/>
+          <w14:ligatures w14:val="none"/>
+          <w:sz w:val="22"/>
+          <w:szCs w:val="22"/>
         </w:rPr>
         <w:t xml:space="preserve"> del </w:t>
       </w:r>
       <w:r>
         <w:rPr>
-          <w:rFonts w:ascii="Arial Narrow" w:eastAsia="Calibri" w:hAnsi="Arial Narrow" w:cs="Arial"/>
+          <w:rFonts w:ascii="Arial Narrow" w:eastAsia="Arial Narrow" w:hAnsi="Arial Narrow" w:cs="Arial Narrow"/>
           <w:spacing w:val="-2"/>
           <w:kern w:val="0"/>
           <w14:ligatures w14:val="none"/>
+          <w:sz w:val="22"/>
+          <w:szCs w:val="22"/>
         </w:rPr>
         <w:t>Código</w:t>
       </w:r>
       <w:r>
         <w:rPr>
           <w:rStyle w:val="Refdenotaalpie"/>
-          <w:rFonts w:ascii="Arial Narrow" w:eastAsia="Calibri" w:hAnsi="Arial Narrow" w:cs="Arial"/>
+          <w:rFonts w:ascii="Arial Narrow" w:eastAsia="Arial Narrow" w:hAnsi="Arial Narrow" w:cs="Arial Narrow"/>
           <w:spacing w:val="-2"/>
           <w:kern w:val="0"/>
+          <w:sz w:val="22"/>
+          <w:szCs w:val="22"/>
           <w:vertAlign w:val="superscript"/>
           <w14:ligatures w14:val="none"/>
         </w:rPr>
@@ -3379,10 +3958,12 @@
       </w:r>
       <w:r>
         <w:rPr>
-          <w:rFonts w:ascii="Arial Narrow" w:eastAsia="Calibri" w:hAnsi="Arial Narrow" w:cs="Arial"/>
+          <w:rFonts w:ascii="Arial Narrow" w:eastAsia="Arial Narrow" w:hAnsi="Arial Narrow" w:cs="Arial Narrow"/>
           <w:spacing w:val="-2"/>
           <w:kern w:val="0"/>
           <w14:ligatures w14:val="none"/>
+          <w:sz w:val="22"/>
+          <w:szCs w:val="22"/>
         </w:rPr>
         <w:t>.</w:t>
       </w:r>
@@ -3396,47 +3977,53 @@
           <w:rFonts w:ascii="Arial Narrow" w:eastAsia="Arial Narrow" w:hAnsi="Arial Narrow" w:cs="Arial Narrow"/>
           <w:color w:val="000000"/>
           <w:kern w:val="0"/>
-          <w:lang w:eastAsia="es-PE"/>
-          <w14:ligatures w14:val="none"/>
-        </w:rPr>
-      </w:pPr>
-    </w:p>
-    <w:p>
-      <w:pPr>
-        <w:spacing w:after="0" w:line="240" w:lineRule="auto"/>
-        <w:jc w:val="both"/>
-        <w:rPr>
-          <w:rFonts w:ascii="Arial Narrow" w:eastAsia="Arial Narrow" w:hAnsi="Arial Narrow" w:cs="Arial Narrow"/>
-          <w:color w:val="000000"/>
-          <w:kern w:val="0"/>
-          <w:lang w:eastAsia="es-PE"/>
-          <w14:ligatures w14:val="none"/>
-        </w:rPr>
-      </w:pPr>
-      <w:r>
-        <w:rPr>
-          <w:rFonts w:ascii="Arial Narrow" w:hAnsi="Arial Narrow" w:cs="Arial Narrow"/>
+          <w:sz w:val="22"/>
+          <w:szCs w:val="22"/>
+          <w:lang w:eastAsia="es-PE"/>
+          <w14:ligatures w14:val="none"/>
+        </w:rPr>
+      </w:pPr>
+    </w:p>
+    <w:p>
+      <w:pPr>
+        <w:spacing w:after="0" w:line="240" w:lineRule="auto"/>
+        <w:jc w:val="both"/>
+        <w:rPr>
+          <w:rFonts w:ascii="Arial Narrow" w:eastAsia="Arial Narrow" w:hAnsi="Arial Narrow" w:cs="Arial Narrow"/>
+          <w:color w:val="000000"/>
+          <w:kern w:val="0"/>
+          <w:sz w:val="22"/>
+          <w:szCs w:val="22"/>
+          <w:lang w:eastAsia="es-PE"/>
+          <w14:ligatures w14:val="none"/>
+        </w:rPr>
+      </w:pPr>
+      <w:r>
+        <w:rPr>
+          <w:rFonts w:ascii="Arial Narrow" w:eastAsia="Arial Narrow" w:hAnsi="Arial Narrow" w:cs="Arial Narrow"/>
           <w:b w:val="1"/>
           <w:bCs w:val="1"/>
-          <w:sz w:val="20"/>
-          <w:szCs w:val="20"/>
+          <w:sz w:val="22"/>
+          <w:szCs w:val="22"/>
         </w:rPr>
         <w:t xml:space="preserve">CUARTO: </w:t>
       </w:r>
       <w:r>
         <w:rPr>
-          <w:rFonts w:ascii="Arial Narrow" w:hAnsi="Arial Narrow" w:cs="Arial Narrow"/>
-          <w:sz w:val="20"/>
-          <w:szCs w:val="20"/>
+          <w:rFonts w:ascii="Arial Narrow" w:eastAsia="Arial Narrow" w:hAnsi="Arial Narrow" w:cs="Arial Narrow"/>
+          <w:sz w:val="22"/>
+          <w:szCs w:val="22"/>
         </w:rPr>
         <w:t xml:space="preserve">correr traslado de la presente resolución a La Positiva Seguros y Reaseguros S.A. para que, de conformidad con lo dispuesto por el artículo 26 de la Ley sobre Facultades, Normas y Organización del Indecopi, aprobada por Decreto Legislativo 807</w:t>
       </w:r>
       <w:r>
         <w:rPr>
           <w:rStyle w:val="Refdenotaalpie"/>
-          <w:rFonts w:ascii="Arial Narrow" w:eastAsia="Times New Roman" w:hAnsi="Arial Narrow" w:cs="Times New Roman"/>
-          <w:color w:val="000000"/>
-          <w:kern w:val="0"/>
+          <w:rFonts w:ascii="Arial Narrow" w:eastAsia="Arial Narrow" w:hAnsi="Arial Narrow" w:cs="Arial Narrow"/>
+          <w:color w:val="000000"/>
+          <w:kern w:val="0"/>
+          <w:sz w:val="22"/>
+          <w:szCs w:val="22"/>
           <w:vertAlign w:val="superscript"/>
           <w:lang w:val="es-ES" w:eastAsia="es-ES"/>
           <w14:ligatures w14:val="none"/>
@@ -3445,18 +4032,20 @@
       </w:r>
       <w:r>
         <w:rPr>
-          <w:rFonts w:ascii="Arial Narrow" w:hAnsi="Arial Narrow" w:cs="Arial Narrow"/>
-          <w:sz w:val="20"/>
-          <w:szCs w:val="20"/>
+          <w:rFonts w:ascii="Arial Narrow" w:eastAsia="Arial Narrow" w:hAnsi="Arial Narrow" w:cs="Arial Narrow"/>
+          <w:sz w:val="22"/>
+          <w:szCs w:val="22"/>
         </w:rPr>
         <w:t xml:space="preserve">, presente sus descargos sobre la imputación de cargos realizada en un plazo no mayor a cinco (5) días hábiles contado a partir del día siguiente de la notificación de la presente resolución, vencido el cual, el Secretario Técnico declarará en rebeldía al denunciado que no lo hubiera presentado. Debe precisarse que de conformidad con lo establecido por el artículo 223 del Texto Único Ordenado de la Ley 27444, Ley del Procedimiento Administrativo General</w:t>
       </w:r>
       <w:r>
         <w:rPr>
           <w:rStyle w:val="Refdenotaalpie"/>
-          <w:rFonts w:ascii="Arial Narrow" w:eastAsia="Times New Roman" w:hAnsi="Arial Narrow" w:cs="Times New Roman"/>
-          <w:color w:val="000000"/>
-          <w:kern w:val="0"/>
+          <w:rFonts w:ascii="Arial Narrow" w:eastAsia="Arial Narrow" w:hAnsi="Arial Narrow" w:cs="Arial Narrow"/>
+          <w:color w:val="000000"/>
+          <w:kern w:val="0"/>
+          <w:sz w:val="22"/>
+          <w:szCs w:val="22"/>
           <w:vertAlign w:val="superscript"/>
           <w:lang w:val="es-ES" w:eastAsia="es-ES"/>
           <w14:ligatures w14:val="none"/>
@@ -3465,9 +4054,9 @@
       </w:r>
       <w:r>
         <w:rPr>
-          <w:rFonts w:ascii="Arial Narrow" w:hAnsi="Arial Narrow" w:cs="Arial Narrow"/>
-          <w:sz w:val="20"/>
-          <w:szCs w:val="20"/>
+          <w:rFonts w:ascii="Arial Narrow" w:eastAsia="Arial Narrow" w:hAnsi="Arial Narrow" w:cs="Arial Narrow"/>
+          <w:sz w:val="22"/>
+          <w:szCs w:val="22"/>
         </w:rPr>
         <w:t xml:space="preserve">, las alegaciones y los hechos relevantes de la reclamación, salvo que hayan sido específicamente negadas en la contestación, se tendrán por aceptadas o merituadas como ciertas.</w:t>
       </w:r>
@@ -3480,19 +4069,23 @@
           <w:rFonts w:ascii="Arial Narrow" w:eastAsia="Arial Narrow" w:hAnsi="Arial Narrow" w:cs="Arial Narrow"/>
           <w:color w:val="000000"/>
           <w:kern w:val="0"/>
-          <w:lang w:eastAsia="es-PE"/>
-          <w14:ligatures w14:val="none"/>
-        </w:rPr>
-      </w:pPr>
-    </w:p>
-    <w:p>
-      <w:pPr>
-        <w:spacing w:after="0" w:line="240" w:lineRule="auto"/>
-        <w:jc w:val="both"/>
-        <w:rPr>
-          <w:rFonts w:ascii="Arial Narrow" w:eastAsia="Times New Roman" w:hAnsi="Arial Narrow" w:cs="Arial"/>
-          <w:color w:val="000000"/>
-          <w:kern w:val="0"/>
+          <w:sz w:val="22"/>
+          <w:szCs w:val="22"/>
+          <w:lang w:eastAsia="es-PE"/>
+          <w14:ligatures w14:val="none"/>
+        </w:rPr>
+      </w:pPr>
+    </w:p>
+    <w:p>
+      <w:pPr>
+        <w:spacing w:after="0" w:line="240" w:lineRule="auto"/>
+        <w:jc w:val="both"/>
+        <w:rPr>
+          <w:rFonts w:ascii="Arial Narrow" w:eastAsia="Arial Narrow" w:hAnsi="Arial Narrow" w:cs="Arial Narrow"/>
+          <w:color w:val="000000"/>
+          <w:kern w:val="0"/>
+          <w:sz w:val="22"/>
+          <w:szCs w:val="22"/>
           <w:lang w:val="es-ES" w:eastAsia="es-ES"/>
           <w14:ligatures w14:val="none"/>
         </w:rPr>
@@ -3503,6 +4096,8 @@
           <w:b/>
           <w:color w:val="000000"/>
           <w:kern w:val="0"/>
+          <w:sz w:val="22"/>
+          <w:szCs w:val="22"/>
           <w:lang w:eastAsia="es-PE"/>
           <w14:ligatures w14:val="none"/>
         </w:rPr>
@@ -3511,9 +4106,11 @@
       <w:bookmarkStart w:id="4" w:name="_Hlk188286813"/>
       <w:r>
         <w:rPr>
-          <w:rFonts w:ascii="Arial Narrow" w:eastAsia="Times New Roman" w:hAnsi="Arial Narrow" w:cs="Arial"/>
-          <w:color w:val="000000"/>
-          <w:kern w:val="0"/>
+          <w:rFonts w:ascii="Arial Narrow" w:eastAsia="Arial Narrow" w:hAnsi="Arial Narrow" w:cs="Arial Narrow"/>
+          <w:color w:val="000000"/>
+          <w:kern w:val="0"/>
+          <w:sz w:val="22"/>
+          <w:szCs w:val="22"/>
           <w:lang w:eastAsia="es-ES"/>
           <w14:ligatures w14:val="none"/>
         </w:rPr>
@@ -3521,9 +4118,11 @@
       </w:r>
       <w:r>
         <w:rPr>
-          <w:rFonts w:ascii="Arial Narrow" w:eastAsia="Times New Roman" w:hAnsi="Arial Narrow" w:cs="Arial"/>
-          <w:color w:val="000000"/>
-          <w:kern w:val="0"/>
+          <w:rFonts w:ascii="Arial Narrow" w:eastAsia="Arial Narrow" w:hAnsi="Arial Narrow" w:cs="Arial Narrow"/>
+          <w:color w:val="000000"/>
+          <w:kern w:val="0"/>
+          <w:sz w:val="22"/>
+          <w:szCs w:val="22"/>
           <w:lang w:val="es-ES" w:eastAsia="es-ES"/>
           <w14:ligatures w14:val="none"/>
         </w:rPr>
@@ -3531,9 +4130,11 @@
       </w:r>
       <w:r>
         <w:rPr>
-          <w:rFonts w:ascii="Arial Narrow" w:eastAsia="Times New Roman" w:hAnsi="Arial Narrow" w:cs="Arial"/>
-          <w:color w:val="000000"/>
-          <w:kern w:val="0"/>
+          <w:rFonts w:ascii="Arial Narrow" w:eastAsia="Arial Narrow" w:hAnsi="Arial Narrow" w:cs="Arial Narrow"/>
+          <w:color w:val="000000"/>
+          <w:kern w:val="0"/>
+          <w:sz w:val="22"/>
+          <w:szCs w:val="22"/>
           <w:lang w:eastAsia="es-ES"/>
           <w14:ligatures w14:val="none"/>
         </w:rPr>
@@ -3542,9 +4143,11 @@
       <w:bookmarkEnd w:id="4"/>
       <w:r>
         <w:rPr>
-          <w:rFonts w:ascii="Arial Narrow" w:eastAsia="Times New Roman" w:hAnsi="Arial Narrow" w:cs="Arial"/>
-          <w:color w:val="000000"/>
-          <w:kern w:val="0"/>
+          <w:rFonts w:ascii="Arial Narrow" w:eastAsia="Arial Narrow" w:hAnsi="Arial Narrow" w:cs="Arial Narrow"/>
+          <w:color w:val="000000"/>
+          <w:kern w:val="0"/>
+          <w:sz w:val="22"/>
+          <w:szCs w:val="22"/>
           <w:lang w:eastAsia="es-ES"/>
           <w14:ligatures w14:val="none"/>
         </w:rPr>
@@ -3555,6 +4158,8 @@
         <w:rPr>
           <w:rFonts w:ascii="Arial Narrow" w:eastAsia="Arial Narrow" w:hAnsi="Arial Narrow" w:cs="Arial Narrow"/>
           <w:bCs/>
+          <w:sz w:val="22"/>
+          <w:szCs w:val="22"/>
         </w:rPr>
         <w:t xml:space="preserve">La Positiva Seguros </w:t>
       </w:r>
@@ -3562,6 +4167,8 @@
         <w:rPr>
           <w:rFonts w:ascii="Arial Narrow" w:eastAsia="Arial Narrow" w:hAnsi="Arial Narrow" w:cs="Arial Narrow"/>
           <w:bCs/>
+          <w:sz w:val="22"/>
+          <w:szCs w:val="22"/>
         </w:rPr>
         <w:t xml:space="preserve">y </w:t>
       </w:r>
@@ -3569,6 +4176,8 @@
         <w:rPr>
           <w:rFonts w:ascii="Arial Narrow" w:eastAsia="Arial Narrow" w:hAnsi="Arial Narrow" w:cs="Arial Narrow"/>
           <w:bCs/>
+          <w:sz w:val="22"/>
+          <w:szCs w:val="22"/>
         </w:rPr>
         <w:t xml:space="preserve">Reaseguros </w:t>
       </w:r>
@@ -3576,14 +4185,18 @@
         <w:rPr>
           <w:rFonts w:ascii="Arial Narrow" w:eastAsia="Arial Narrow" w:hAnsi="Arial Narrow" w:cs="Arial Narrow"/>
           <w:bCs/>
+          <w:sz w:val="22"/>
+          <w:szCs w:val="22"/>
         </w:rPr>
         <w:t>S.A</w:t>
       </w:r>
       <w:r>
         <w:rPr>
-          <w:rFonts w:ascii="Arial Narrow" w:eastAsia="Times New Roman" w:hAnsi="Arial Narrow" w:cs="Times New Roman"/>
-          <w:color w:val="000000"/>
-          <w:kern w:val="0"/>
+          <w:rFonts w:ascii="Arial Narrow" w:eastAsia="Arial Narrow" w:hAnsi="Arial Narrow" w:cs="Arial Narrow"/>
+          <w:color w:val="000000"/>
+          <w:kern w:val="0"/>
+          <w:sz w:val="22"/>
+          <w:szCs w:val="22"/>
           <w:shd w:val="clear" w:color="auto" w:fill="FFFFFF"/>
           <w:lang w:eastAsia="es-PE"/>
           <w14:ligatures w14:val="none"/>
@@ -3592,9 +4205,11 @@
       </w:r>
       <w:r>
         <w:rPr>
-          <w:rFonts w:ascii="Arial Narrow" w:eastAsia="Times New Roman" w:hAnsi="Arial Narrow" w:cs="Arial"/>
-          <w:color w:val="000000"/>
-          <w:kern w:val="0"/>
+          <w:rFonts w:ascii="Arial Narrow" w:eastAsia="Arial Narrow" w:hAnsi="Arial Narrow" w:cs="Arial Narrow"/>
+          <w:color w:val="000000"/>
+          <w:kern w:val="0"/>
+          <w:sz w:val="22"/>
+          <w:szCs w:val="22"/>
           <w:lang w:eastAsia="es-ES"/>
           <w14:ligatures w14:val="none"/>
         </w:rPr>
@@ -3603,9 +4218,11 @@
       <w:bookmarkEnd w:id="5"/>
       <w:r>
         <w:rPr>
-          <w:rFonts w:ascii="Arial Narrow" w:eastAsia="Times New Roman" w:hAnsi="Arial Narrow" w:cs="Arial"/>
-          <w:color w:val="000000"/>
-          <w:kern w:val="0"/>
+          <w:rFonts w:ascii="Arial Narrow" w:eastAsia="Arial Narrow" w:hAnsi="Arial Narrow" w:cs="Arial Narrow"/>
+          <w:color w:val="000000"/>
+          <w:kern w:val="0"/>
+          <w:sz w:val="22"/>
+          <w:szCs w:val="22"/>
           <w:lang w:val="es-ES" w:eastAsia="es-ES"/>
           <w14:ligatures w14:val="none"/>
         </w:rPr>
@@ -3613,9 +4230,11 @@
       </w:r>
       <w:r>
         <w:rPr>
-          <w:rFonts w:ascii="Arial Narrow" w:eastAsia="Times New Roman" w:hAnsi="Arial Narrow" w:cs="Arial"/>
-          <w:color w:val="000000"/>
-          <w:kern w:val="0"/>
+          <w:rFonts w:ascii="Arial Narrow" w:eastAsia="Arial Narrow" w:hAnsi="Arial Narrow" w:cs="Arial Narrow"/>
+          <w:color w:val="000000"/>
+          <w:kern w:val="0"/>
+          <w:sz w:val="22"/>
+          <w:szCs w:val="22"/>
           <w:lang w:val="es-ES" w:eastAsia="es-ES"/>
           <w14:ligatures w14:val="none"/>
         </w:rPr>
@@ -3623,9 +4242,11 @@
       </w:r>
       <w:r>
         <w:rPr>
-          <w:rFonts w:ascii="Arial Narrow" w:eastAsia="Times New Roman" w:hAnsi="Arial Narrow" w:cs="Arial"/>
-          <w:color w:val="000000"/>
-          <w:kern w:val="0"/>
+          <w:rFonts w:ascii="Arial Narrow" w:eastAsia="Arial Narrow" w:hAnsi="Arial Narrow" w:cs="Arial Narrow"/>
+          <w:color w:val="000000"/>
+          <w:kern w:val="0"/>
+          <w:sz w:val="22"/>
+          <w:szCs w:val="22"/>
           <w:lang w:val="es-ES" w:eastAsia="es-ES"/>
           <w14:ligatures w14:val="none"/>
         </w:rPr>
@@ -3633,9 +4254,11 @@
       </w:r>
       <w:r>
         <w:rPr>
-          <w:rFonts w:ascii="Arial Narrow" w:eastAsia="Times New Roman" w:hAnsi="Arial Narrow" w:cs="Arial"/>
-          <w:color w:val="000000"/>
-          <w:kern w:val="0"/>
+          <w:rFonts w:ascii="Arial Narrow" w:eastAsia="Arial Narrow" w:hAnsi="Arial Narrow" w:cs="Arial Narrow"/>
+          <w:color w:val="000000"/>
+          <w:kern w:val="0"/>
+          <w:sz w:val="22"/>
+          <w:szCs w:val="22"/>
           <w:lang w:val="es-ES" w:eastAsia="es-ES"/>
           <w14:ligatures w14:val="none"/>
         </w:rPr>
@@ -3643,9 +4266,11 @@
       </w:r>
       <w:r>
         <w:rPr>
-          <w:rFonts w:ascii="Arial Narrow" w:eastAsia="Times New Roman" w:hAnsi="Arial Narrow" w:cs="Arial"/>
-          <w:color w:val="000000"/>
-          <w:kern w:val="0"/>
+          <w:rFonts w:ascii="Arial Narrow" w:eastAsia="Arial Narrow" w:hAnsi="Arial Narrow" w:cs="Arial Narrow"/>
+          <w:color w:val="000000"/>
+          <w:kern w:val="0"/>
+          <w:sz w:val="22"/>
+          <w:szCs w:val="22"/>
           <w:lang w:val="es-ES" w:eastAsia="es-ES"/>
           <w14:ligatures w14:val="none"/>
         </w:rPr>
@@ -3653,9 +4278,11 @@
       </w:r>
       <w:r>
         <w:rPr>
-          <w:rFonts w:ascii="Arial Narrow" w:eastAsia="Times New Roman" w:hAnsi="Arial Narrow" w:cs="Arial"/>
-          <w:color w:val="000000"/>
-          <w:kern w:val="0"/>
+          <w:rFonts w:ascii="Arial Narrow" w:eastAsia="Arial Narrow" w:hAnsi="Arial Narrow" w:cs="Arial Narrow"/>
+          <w:color w:val="000000"/>
+          <w:kern w:val="0"/>
+          <w:sz w:val="22"/>
+          <w:szCs w:val="22"/>
           <w:lang w:val="es-ES" w:eastAsia="es-ES"/>
           <w14:ligatures w14:val="none"/>
         </w:rPr>
@@ -3664,9 +4291,11 @@
       <w:proofErr w:type="spellStart"/>
       <w:r>
         <w:rPr>
-          <w:rFonts w:ascii="Arial Narrow" w:eastAsia="Times New Roman" w:hAnsi="Arial Narrow" w:cs="Arial"/>
-          <w:color w:val="000000"/>
-          <w:kern w:val="0"/>
+          <w:rFonts w:ascii="Arial Narrow" w:eastAsia="Arial Narrow" w:hAnsi="Arial Narrow" w:cs="Arial Narrow"/>
+          <w:color w:val="000000"/>
+          <w:kern w:val="0"/>
+          <w:sz w:val="22"/>
+          <w:szCs w:val="22"/>
           <w:lang w:val="es-ES" w:eastAsia="es-ES"/>
           <w14:ligatures w14:val="none"/>
         </w:rPr>
@@ -3675,9 +4304,11 @@
       <w:proofErr w:type="spellEnd"/>
       <w:r>
         <w:rPr>
-          <w:rFonts w:ascii="Arial Narrow" w:eastAsia="Times New Roman" w:hAnsi="Arial Narrow" w:cs="Arial"/>
-          <w:color w:val="000000"/>
-          <w:kern w:val="0"/>
+          <w:rFonts w:ascii="Arial Narrow" w:eastAsia="Arial Narrow" w:hAnsi="Arial Narrow" w:cs="Arial Narrow"/>
+          <w:color w:val="000000"/>
+          <w:kern w:val="0"/>
+          <w:sz w:val="22"/>
+          <w:szCs w:val="22"/>
           <w:lang w:val="es-ES" w:eastAsia="es-ES"/>
           <w14:ligatures w14:val="none"/>
         </w:rPr>
@@ -3685,9 +4316,11 @@
       </w:r>
       <w:r>
         <w:rPr>
-          <w:rFonts w:ascii="Arial Narrow" w:eastAsia="Times New Roman" w:hAnsi="Arial Narrow" w:cs="Arial"/>
-          <w:color w:val="000000"/>
-          <w:kern w:val="0"/>
+          <w:rFonts w:ascii="Arial Narrow" w:eastAsia="Arial Narrow" w:hAnsi="Arial Narrow" w:cs="Arial Narrow"/>
+          <w:color w:val="000000"/>
+          <w:kern w:val="0"/>
+          <w:sz w:val="22"/>
+          <w:szCs w:val="22"/>
           <w:lang w:val="es-ES" w:eastAsia="es-ES"/>
           <w14:ligatures w14:val="none"/>
         </w:rPr>
@@ -3703,6 +4336,8 @@
           <w:b/>
           <w:color w:val="000000"/>
           <w:kern w:val="0"/>
+          <w:sz w:val="22"/>
+          <w:szCs w:val="22"/>
           <w:lang w:val="es-ES" w:eastAsia="es-PE"/>
           <w14:ligatures w14:val="none"/>
         </w:rPr>
@@ -3716,16 +4351,20 @@
           <w:rFonts w:ascii="Arial Narrow" w:eastAsia="Arial Narrow" w:hAnsi="Arial Narrow" w:cs="Arial Narrow"/>
           <w:color w:val="000000"/>
           <w:kern w:val="0"/>
-          <w:lang w:eastAsia="es-PE"/>
-          <w14:ligatures w14:val="none"/>
-        </w:rPr>
-      </w:pPr>
-      <w:r>
-        <w:rPr>
-          <w:rFonts w:ascii="Arial Narrow" w:eastAsia="Arial Narrow" w:hAnsi="Arial Narrow" w:cs="Arial Narrow"/>
-          <w:b/>
-          <w:color w:val="000000"/>
-          <w:kern w:val="0"/>
+          <w:sz w:val="22"/>
+          <w:szCs w:val="22"/>
+          <w:lang w:eastAsia="es-PE"/>
+          <w14:ligatures w14:val="none"/>
+        </w:rPr>
+      </w:pPr>
+      <w:r>
+        <w:rPr>
+          <w:rFonts w:ascii="Arial Narrow" w:eastAsia="Arial Narrow" w:hAnsi="Arial Narrow" w:cs="Arial Narrow"/>
+          <w:b/>
+          <w:color w:val="000000"/>
+          <w:kern w:val="0"/>
+          <w:sz w:val="22"/>
+          <w:szCs w:val="22"/>
           <w:lang w:eastAsia="es-PE"/>
           <w14:ligatures w14:val="none"/>
         </w:rPr>
@@ -3736,6 +4375,8 @@
           <w:rFonts w:ascii="Arial Narrow" w:eastAsia="Arial Narrow" w:hAnsi="Arial Narrow" w:cs="Arial Narrow"/>
           <w:color w:val="000000"/>
           <w:kern w:val="0"/>
+          <w:sz w:val="22"/>
+          <w:szCs w:val="22"/>
           <w:lang w:eastAsia="es-PE"/>
           <w14:ligatures w14:val="none"/>
         </w:rPr>
@@ -3747,6 +4388,8 @@
           <w:rFonts w:ascii="Arial Narrow" w:eastAsia="Arial Narrow" w:hAnsi="Arial Narrow" w:cs="Arial Narrow"/>
           <w:color w:val="000000"/>
           <w:kern w:val="0"/>
+          <w:sz w:val="22"/>
+          <w:szCs w:val="22"/>
           <w:lang w:eastAsia="es-PE"/>
           <w14:ligatures w14:val="none"/>
         </w:rPr>
@@ -3754,9 +4397,11 @@
       </w:r>
       <w:r>
         <w:rPr>
-          <w:rFonts w:ascii="Arial Narrow" w:eastAsia="Times New Roman" w:hAnsi="Arial Narrow" w:cs="Segoe UI"/>
-          <w:color w:val="000000"/>
-          <w:kern w:val="0"/>
+          <w:rFonts w:ascii="Arial Narrow" w:eastAsia="Arial Narrow" w:hAnsi="Arial Narrow" w:cs="Arial Narrow"/>
+          <w:color w:val="000000"/>
+          <w:kern w:val="0"/>
+          <w:sz w:val="22"/>
+          <w:szCs w:val="22"/>
           <w:lang w:eastAsia="es-PE"/>
           <w14:ligatures w14:val="none"/>
         </w:rPr>
@@ -3767,6 +4412,8 @@
           <w:rFonts w:ascii="Arial Narrow" w:eastAsia="Arial Narrow" w:hAnsi="Arial Narrow" w:cs="Arial Narrow"/>
           <w:color w:val="000000"/>
           <w:kern w:val="0"/>
+          <w:sz w:val="22"/>
+          <w:szCs w:val="22"/>
           <w:lang w:eastAsia="es-PE"/>
           <w14:ligatures w14:val="none"/>
         </w:rPr>
@@ -3775,9 +4422,11 @@
       <w:r>
         <w:rPr>
           <w:rStyle w:val="Refdenotaalpie"/>
-          <w:rFonts w:ascii="Arial Narrow" w:eastAsia="Arial Narrow" w:hAnsi="Arial Narrow" w:cs="Times New Roman"/>
-          <w:color w:val="000000"/>
-          <w:kern w:val="0"/>
+          <w:rFonts w:ascii="Arial Narrow" w:eastAsia="Arial Narrow" w:hAnsi="Arial Narrow" w:cs="Arial Narrow"/>
+          <w:color w:val="000000"/>
+          <w:kern w:val="0"/>
+          <w:sz w:val="22"/>
+          <w:szCs w:val="22"/>
           <w:vertAlign w:val="superscript"/>
           <w:lang w:eastAsia="es-PE"/>
           <w14:ligatures w14:val="none"/>
@@ -3789,6 +4438,8 @@
           <w:rFonts w:ascii="Arial Narrow" w:eastAsia="Arial Narrow" w:hAnsi="Arial Narrow" w:cs="Arial Narrow"/>
           <w:color w:val="000000"/>
           <w:kern w:val="0"/>
+          <w:sz w:val="22"/>
+          <w:szCs w:val="22"/>
           <w:lang w:eastAsia="es-PE"/>
           <w14:ligatures w14:val="none"/>
         </w:rPr>
@@ -3796,9 +4447,11 @@
       </w:r>
       <w:r>
         <w:rPr>
-          <w:rFonts w:ascii="Arial Narrow" w:eastAsia="Times New Roman" w:hAnsi="Arial Narrow" w:cs="Segoe UI"/>
-          <w:color w:val="000000"/>
-          <w:kern w:val="0"/>
+          <w:rFonts w:ascii="Arial Narrow" w:eastAsia="Arial Narrow" w:hAnsi="Arial Narrow" w:cs="Arial Narrow"/>
+          <w:color w:val="000000"/>
+          <w:kern w:val="0"/>
+          <w:sz w:val="22"/>
+          <w:szCs w:val="22"/>
           <w:lang w:eastAsia="es-PE"/>
           <w14:ligatures w14:val="none"/>
         </w:rPr>
@@ -3809,6 +4462,8 @@
           <w:rFonts w:ascii="Arial Narrow" w:eastAsia="Arial Narrow" w:hAnsi="Arial Narrow" w:cs="Arial Narrow"/>
           <w:color w:val="000000"/>
           <w:kern w:val="0"/>
+          <w:sz w:val="22"/>
+          <w:szCs w:val="22"/>
           <w:lang w:eastAsia="es-PE"/>
           <w14:ligatures w14:val="none"/>
         </w:rPr>
@@ -3816,9 +4471,11 @@
       </w:r>
       <w:r>
         <w:rPr>
-          <w:rFonts w:ascii="Arial Narrow" w:eastAsia="Times New Roman" w:hAnsi="Arial Narrow" w:cs="Segoe UI"/>
-          <w:color w:val="000000"/>
-          <w:kern w:val="0"/>
+          <w:rFonts w:ascii="Arial Narrow" w:eastAsia="Arial Narrow" w:hAnsi="Arial Narrow" w:cs="Arial Narrow"/>
+          <w:color w:val="000000"/>
+          <w:kern w:val="0"/>
+          <w:sz w:val="22"/>
+          <w:szCs w:val="22"/>
           <w:lang w:eastAsia="es-PE"/>
           <w14:ligatures w14:val="none"/>
         </w:rPr>
@@ -3829,6 +4486,8 @@
           <w:rFonts w:ascii="Arial Narrow" w:eastAsia="Arial Narrow" w:hAnsi="Arial Narrow" w:cs="Arial Narrow"/>
           <w:color w:val="000000"/>
           <w:kern w:val="0"/>
+          <w:sz w:val="22"/>
+          <w:szCs w:val="22"/>
           <w:lang w:eastAsia="es-PE"/>
           <w14:ligatures w14:val="none"/>
         </w:rPr>
@@ -3836,9 +4495,11 @@
       </w:r>
       <w:r>
         <w:rPr>
-          <w:rFonts w:ascii="Arial Narrow" w:eastAsia="Times New Roman" w:hAnsi="Arial Narrow" w:cs="Segoe UI"/>
-          <w:color w:val="000000"/>
-          <w:kern w:val="0"/>
+          <w:rFonts w:ascii="Arial Narrow" w:eastAsia="Arial Narrow" w:hAnsi="Arial Narrow" w:cs="Arial Narrow"/>
+          <w:color w:val="000000"/>
+          <w:kern w:val="0"/>
+          <w:sz w:val="22"/>
+          <w:szCs w:val="22"/>
           <w:lang w:eastAsia="es-PE"/>
           <w14:ligatures w14:val="none"/>
         </w:rPr>
@@ -3849,6 +4510,8 @@
           <w:rFonts w:ascii="Arial Narrow" w:eastAsia="Arial Narrow" w:hAnsi="Arial Narrow" w:cs="Arial Narrow"/>
           <w:color w:val="000000"/>
           <w:kern w:val="0"/>
+          <w:sz w:val="22"/>
+          <w:szCs w:val="22"/>
           <w:lang w:eastAsia="es-PE"/>
           <w14:ligatures w14:val="none"/>
         </w:rPr>
@@ -3857,9 +4520,11 @@
       <w:r>
         <w:rPr>
           <w:rStyle w:val="Refdenotaalpie"/>
-          <w:rFonts w:ascii="Arial Narrow" w:eastAsia="Arial Narrow" w:hAnsi="Arial Narrow" w:cs="Times New Roman"/>
-          <w:color w:val="000000"/>
-          <w:kern w:val="0"/>
+          <w:rFonts w:ascii="Arial Narrow" w:eastAsia="Arial Narrow" w:hAnsi="Arial Narrow" w:cs="Arial Narrow"/>
+          <w:color w:val="000000"/>
+          <w:kern w:val="0"/>
+          <w:sz w:val="22"/>
+          <w:szCs w:val="22"/>
           <w:vertAlign w:val="superscript"/>
           <w:lang w:eastAsia="es-PE"/>
           <w14:ligatures w14:val="none"/>
@@ -3871,6 +4536,8 @@
           <w:rFonts w:ascii="Arial Narrow" w:eastAsia="Arial Narrow" w:hAnsi="Arial Narrow" w:cs="Arial Narrow"/>
           <w:color w:val="000000"/>
           <w:kern w:val="0"/>
+          <w:sz w:val="22"/>
+          <w:szCs w:val="22"/>
           <w:lang w:eastAsia="es-PE"/>
           <w14:ligatures w14:val="none"/>
         </w:rPr>
@@ -3882,6 +4549,8 @@
           <w:rFonts w:ascii="Arial Narrow" w:eastAsia="Arial Narrow" w:hAnsi="Arial Narrow" w:cs="Arial Narrow"/>
           <w:color w:val="000000"/>
           <w:kern w:val="0"/>
+          <w:sz w:val="22"/>
+          <w:szCs w:val="22"/>
           <w:lang w:eastAsia="es-PE"/>
           <w14:ligatures w14:val="none"/>
         </w:rPr>
@@ -3890,9 +4559,11 @@
       </w:r>
       <w:r>
         <w:rPr>
-          <w:rFonts w:ascii="Arial Narrow" w:eastAsia="Times New Roman" w:hAnsi="Arial Narrow" w:cs="Segoe UI"/>
-          <w:color w:val="000000"/>
-          <w:kern w:val="0"/>
+          <w:rFonts w:ascii="Arial Narrow" w:eastAsia="Arial Narrow" w:hAnsi="Arial Narrow" w:cs="Arial Narrow"/>
+          <w:color w:val="000000"/>
+          <w:kern w:val="0"/>
+          <w:sz w:val="22"/>
+          <w:szCs w:val="22"/>
           <w:lang w:eastAsia="es-PE"/>
           <w14:ligatures w14:val="none"/>
         </w:rPr>
@@ -3903,6 +4574,8 @@
           <w:rFonts w:ascii="Arial Narrow" w:eastAsia="Arial Narrow" w:hAnsi="Arial Narrow" w:cs="Arial Narrow"/>
           <w:color w:val="000000"/>
           <w:kern w:val="0"/>
+          <w:sz w:val="22"/>
+          <w:szCs w:val="22"/>
           <w:lang w:eastAsia="es-PE"/>
           <w14:ligatures w14:val="none"/>
         </w:rPr>
@@ -3911,9 +4584,11 @@
       <w:r>
         <w:rPr>
           <w:rStyle w:val="Refdenotaalpie"/>
-          <w:rFonts w:ascii="Arial Narrow" w:eastAsia="Arial Narrow" w:hAnsi="Arial Narrow" w:cs="Times New Roman"/>
-          <w:color w:val="000000"/>
-          <w:kern w:val="0"/>
+          <w:rFonts w:ascii="Arial Narrow" w:eastAsia="Arial Narrow" w:hAnsi="Arial Narrow" w:cs="Arial Narrow"/>
+          <w:color w:val="000000"/>
+          <w:kern w:val="0"/>
+          <w:sz w:val="22"/>
+          <w:szCs w:val="22"/>
           <w:vertAlign w:val="superscript"/>
           <w:lang w:eastAsia="es-PE"/>
           <w14:ligatures w14:val="none"/>
@@ -3925,6 +4600,8 @@
           <w:rFonts w:ascii="Arial Narrow" w:eastAsia="Arial Narrow" w:hAnsi="Arial Narrow" w:cs="Arial Narrow"/>
           <w:color w:val="000000"/>
           <w:kern w:val="0"/>
+          <w:sz w:val="22"/>
+          <w:szCs w:val="22"/>
           <w:lang w:eastAsia="es-PE"/>
           <w14:ligatures w14:val="none"/>
         </w:rPr>
@@ -3941,6 +4618,8 @@
           <w:b/>
           <w:color w:val="000000"/>
           <w:kern w:val="0"/>
+          <w:sz w:val="22"/>
+          <w:szCs w:val="22"/>
           <w:lang w:eastAsia="es-PE"/>
           <w14:ligatures w14:val="none"/>
         </w:rPr>
@@ -3955,16 +4634,20 @@
           <w:rFonts w:ascii="Arial Narrow" w:eastAsia="Arial Narrow" w:hAnsi="Arial Narrow" w:cs="Arial Narrow"/>
           <w:color w:val="000000"/>
           <w:kern w:val="0"/>
-          <w:lang w:eastAsia="es-PE"/>
-          <w14:ligatures w14:val="none"/>
-        </w:rPr>
-      </w:pPr>
-      <w:r>
-        <w:rPr>
-          <w:rFonts w:ascii="Arial Narrow" w:eastAsia="Arial Narrow" w:hAnsi="Arial Narrow" w:cs="Arial Narrow"/>
-          <w:b/>
-          <w:color w:val="000000"/>
-          <w:kern w:val="0"/>
+          <w:sz w:val="22"/>
+          <w:szCs w:val="22"/>
+          <w:lang w:eastAsia="es-PE"/>
+          <w14:ligatures w14:val="none"/>
+        </w:rPr>
+      </w:pPr>
+      <w:r>
+        <w:rPr>
+          <w:rFonts w:ascii="Arial Narrow" w:eastAsia="Arial Narrow" w:hAnsi="Arial Narrow" w:cs="Arial Narrow"/>
+          <w:b/>
+          <w:color w:val="000000"/>
+          <w:kern w:val="0"/>
+          <w:sz w:val="22"/>
+          <w:szCs w:val="22"/>
           <w:lang w:eastAsia="es-PE"/>
           <w14:ligatures w14:val="none"/>
         </w:rPr>
@@ -3975,6 +4658,8 @@
           <w:rFonts w:ascii="Arial Narrow" w:eastAsia="Arial Narrow" w:hAnsi="Arial Narrow" w:cs="Arial Narrow"/>
           <w:color w:val="000000"/>
           <w:kern w:val="0"/>
+          <w:sz w:val="22"/>
+          <w:szCs w:val="22"/>
           <w:lang w:eastAsia="es-PE"/>
           <w14:ligatures w14:val="none"/>
         </w:rPr>
@@ -3982,9 +4667,11 @@
       </w:r>
       <w:r>
         <w:rPr>
-          <w:rFonts w:ascii="Arial Narrow" w:eastAsia="Times New Roman" w:hAnsi="Arial Narrow" w:cs="Segoe UI"/>
-          <w:color w:val="000000"/>
-          <w:kern w:val="0"/>
+          <w:rFonts w:ascii="Arial Narrow" w:eastAsia="Arial Narrow" w:hAnsi="Arial Narrow" w:cs="Arial Narrow"/>
+          <w:color w:val="000000"/>
+          <w:kern w:val="0"/>
+          <w:sz w:val="22"/>
+          <w:szCs w:val="22"/>
           <w:lang w:eastAsia="es-PE"/>
           <w14:ligatures w14:val="none"/>
         </w:rPr>
@@ -3995,6 +4682,8 @@
           <w:rFonts w:ascii="Arial Narrow" w:eastAsia="Arial Narrow" w:hAnsi="Arial Narrow" w:cs="Arial Narrow"/>
           <w:color w:val="000000"/>
           <w:kern w:val="0"/>
+          <w:sz w:val="22"/>
+          <w:szCs w:val="22"/>
           <w:lang w:eastAsia="es-PE"/>
           <w14:ligatures w14:val="none"/>
         </w:rPr>
@@ -4010,6 +4699,8 @@
           <w:rFonts w:ascii="Arial Narrow" w:eastAsia="Arial Narrow" w:hAnsi="Arial Narrow" w:cs="Arial Narrow"/>
           <w:color w:val="000000"/>
           <w:kern w:val="0"/>
+          <w:sz w:val="22"/>
+          <w:szCs w:val="22"/>
           <w:lang w:eastAsia="es-PE"/>
           <w14:ligatures w14:val="none"/>
         </w:rPr>
@@ -4021,44 +4712,54 @@
         <w:spacing w:after="0" w:line="240" w:lineRule="auto"/>
         <w:jc w:val="both"/>
         <w:rPr>
-          <w:rFonts w:ascii="Arial Narrow" w:eastAsia="Calibri" w:hAnsi="Arial Narrow" w:cs="Arial"/>
-          <w:kern w:val="0"/>
+          <w:rFonts w:ascii="Arial Narrow" w:eastAsia="Arial Narrow" w:hAnsi="Arial Narrow" w:cs="Arial Narrow"/>
+          <w:kern w:val="0"/>
+          <w:sz w:val="22"/>
+          <w:szCs w:val="22"/>
           <w:u w:val="single"/>
           <w14:ligatures w14:val="none"/>
         </w:rPr>
       </w:pPr>
       <w:r>
         <w:rPr>
-          <w:rFonts w:ascii="Arial Narrow" w:eastAsia="Calibri" w:hAnsi="Arial Narrow" w:cs="Arial"/>
+          <w:rFonts w:ascii="Arial Narrow" w:eastAsia="Arial Narrow" w:hAnsi="Arial Narrow" w:cs="Arial Narrow"/>
           <w:b/>
           <w:bCs/>
           <w:kern w:val="0"/>
           <w14:ligatures w14:val="none"/>
+          <w:sz w:val="22"/>
+          <w:szCs w:val="22"/>
         </w:rPr>
         <w:t>OCTAVO</w:t>
       </w:r>
       <w:r>
         <w:rPr>
-          <w:rFonts w:ascii="Arial Narrow" w:eastAsia="Calibri" w:hAnsi="Arial Narrow" w:cs="Arial"/>
-          <w:b/>
-          <w:kern w:val="0"/>
-          <w14:ligatures w14:val="none"/>
+          <w:rFonts w:ascii="Arial Narrow" w:eastAsia="Arial Narrow" w:hAnsi="Arial Narrow" w:cs="Arial Narrow"/>
+          <w:b/>
+          <w:kern w:val="0"/>
+          <w14:ligatures w14:val="none"/>
+          <w:sz w:val="22"/>
+          <w:szCs w:val="22"/>
         </w:rPr>
         <w:t>:</w:t>
       </w:r>
       <w:r>
         <w:rPr>
-          <w:rFonts w:ascii="Arial Narrow" w:eastAsia="Calibri" w:hAnsi="Arial Narrow" w:cs="Arial"/>
-          <w:kern w:val="0"/>
-          <w14:ligatures w14:val="none"/>
+          <w:rFonts w:ascii="Arial Narrow" w:eastAsia="Arial Narrow" w:hAnsi="Arial Narrow" w:cs="Arial Narrow"/>
+          <w:kern w:val="0"/>
+          <w14:ligatures w14:val="none"/>
+          <w:sz w:val="22"/>
+          <w:szCs w:val="22"/>
         </w:rPr>
         <w:t xml:space="preserve"> comunicar a las partes que, de acuerdo a lo señalado por el artículo 29</w:t>
       </w:r>
       <w:r>
         <w:rPr>
-          <w:rFonts w:ascii="Arial Narrow" w:eastAsia="Times New Roman" w:hAnsi="Arial Narrow" w:cs="Segoe UI"/>
-          <w:color w:val="000000"/>
-          <w:kern w:val="0"/>
+          <w:rFonts w:ascii="Arial Narrow" w:eastAsia="Arial Narrow" w:hAnsi="Arial Narrow" w:cs="Arial Narrow"/>
+          <w:color w:val="000000"/>
+          <w:kern w:val="0"/>
+          <w:sz w:val="22"/>
+          <w:szCs w:val="22"/>
           <w:lang w:eastAsia="es-PE"/>
           <w14:ligatures w14:val="none"/>
         </w:rPr>
@@ -4066,17 +4767,21 @@
       </w:r>
       <w:r>
         <w:rPr>
-          <w:rFonts w:ascii="Arial Narrow" w:eastAsia="Calibri" w:hAnsi="Arial Narrow" w:cs="Arial"/>
-          <w:kern w:val="0"/>
-          <w14:ligatures w14:val="none"/>
+          <w:rFonts w:ascii="Arial Narrow" w:eastAsia="Arial Narrow" w:hAnsi="Arial Narrow" w:cs="Arial Narrow"/>
+          <w:kern w:val="0"/>
+          <w14:ligatures w14:val="none"/>
+          <w:sz w:val="22"/>
+          <w:szCs w:val="22"/>
         </w:rPr>
         <w:t xml:space="preserve"> del Decreto Legislativo 807</w:t>
       </w:r>
       <w:r>
         <w:rPr>
           <w:rStyle w:val="Refdenotaalpie"/>
-          <w:rFonts w:ascii="Arial Narrow" w:eastAsia="Calibri" w:hAnsi="Arial Narrow" w:cs="Arial"/>
-          <w:kern w:val="0"/>
+          <w:rFonts w:ascii="Arial Narrow" w:eastAsia="Arial Narrow" w:hAnsi="Arial Narrow" w:cs="Arial Narrow"/>
+          <w:kern w:val="0"/>
+          <w:sz w:val="22"/>
+          <w:szCs w:val="22"/>
           <w:vertAlign w:val="superscript"/>
           <w14:ligatures w14:val="none"/>
         </w:rPr>
@@ -4084,16 +4789,20 @@
       </w:r>
       <w:r>
         <w:rPr>
-          <w:rFonts w:ascii="Arial Narrow" w:eastAsia="Calibri" w:hAnsi="Arial Narrow" w:cs="Arial"/>
-          <w:kern w:val="0"/>
-          <w14:ligatures w14:val="none"/>
+          <w:rFonts w:ascii="Arial Narrow" w:eastAsia="Arial Narrow" w:hAnsi="Arial Narrow" w:cs="Arial Narrow"/>
+          <w:kern w:val="0"/>
+          <w14:ligatures w14:val="none"/>
+          <w:sz w:val="22"/>
+          <w:szCs w:val="22"/>
         </w:rPr>
         <w:t xml:space="preserve">, hasta antes de la emisión de la Resolución Final tienen la posibilidad de solicitar una audiencia de conciliación. En caso deleguen a favor de una tercera persona su actuación en la diligencia programada, esta deberá presentar un poder especial con firma legalizada ante Notario Público, donde conste </w:t>
       </w:r>
       <w:r>
         <w:rPr>
-          <w:rFonts w:ascii="Arial Narrow" w:eastAsia="Calibri" w:hAnsi="Arial Narrow" w:cs="Arial"/>
-          <w:kern w:val="0"/>
+          <w:rFonts w:ascii="Arial Narrow" w:eastAsia="Arial Narrow" w:hAnsi="Arial Narrow" w:cs="Arial Narrow"/>
+          <w:kern w:val="0"/>
+          <w:sz w:val="22"/>
+          <w:szCs w:val="22"/>
           <w:u w:val="single"/>
           <w14:ligatures w14:val="none"/>
         </w:rPr>
@@ -4101,27 +4810,33 @@
       </w:r>
       <w:r>
         <w:rPr>
-          <w:rFonts w:ascii="Arial Narrow" w:eastAsia="Calibri" w:hAnsi="Arial Narrow" w:cs="Arial"/>
+          <w:rFonts w:ascii="Arial Narrow" w:eastAsia="Arial Narrow" w:hAnsi="Arial Narrow" w:cs="Arial Narrow"/>
           <w:bCs/>
           <w:kern w:val="0"/>
           <w14:ligatures w14:val="none"/>
+          <w:sz w:val="22"/>
+          <w:szCs w:val="22"/>
         </w:rPr>
         <w:t>.</w:t>
       </w:r>
       <w:r>
         <w:rPr>
-          <w:rFonts w:ascii="Arial Narrow" w:eastAsia="Calibri" w:hAnsi="Arial Narrow" w:cs="Arial"/>
+          <w:rFonts w:ascii="Arial Narrow" w:eastAsia="Arial Narrow" w:hAnsi="Arial Narrow" w:cs="Arial Narrow"/>
           <w:b/>
           <w:bCs/>
           <w:kern w:val="0"/>
           <w14:ligatures w14:val="none"/>
+          <w:sz w:val="22"/>
+          <w:szCs w:val="22"/>
         </w:rPr>
         <w:t xml:space="preserve"> </w:t>
       </w:r>
       <w:r>
         <w:rPr>
-          <w:rFonts w:ascii="Arial Narrow" w:eastAsia="Calibri" w:hAnsi="Arial Narrow" w:cs="Arial"/>
-          <w:kern w:val="0"/>
+          <w:rFonts w:ascii="Arial Narrow" w:eastAsia="Arial Narrow" w:hAnsi="Arial Narrow" w:cs="Arial Narrow"/>
+          <w:kern w:val="0"/>
+          <w:sz w:val="22"/>
+          <w:szCs w:val="22"/>
           <w:u w:val="single"/>
           <w14:ligatures w14:val="none"/>
         </w:rPr>
@@ -4134,8 +4849,10 @@
         <w:spacing w:after="0" w:line="240" w:lineRule="auto"/>
         <w:jc w:val="both"/>
         <w:rPr>
-          <w:rFonts w:ascii="Arial Narrow" w:eastAsia="Calibri" w:hAnsi="Arial Narrow" w:cs="Arial"/>
-          <w:kern w:val="0"/>
+          <w:rFonts w:ascii="Arial Narrow" w:eastAsia="Arial Narrow" w:hAnsi="Arial Narrow" w:cs="Arial Narrow"/>
+          <w:kern w:val="0"/>
+          <w:sz w:val="22"/>
+          <w:szCs w:val="22"/>
           <w:u w:val="single"/>
           <w14:ligatures w14:val="none"/>
         </w:rPr>
@@ -4147,19 +4864,23 @@
         <w:spacing w:after="0" w:line="240" w:lineRule="auto"/>
         <w:jc w:val="both"/>
         <w:rPr>
-          <w:rFonts w:ascii="Arial Narrow" w:eastAsia="Times New Roman" w:hAnsi="Arial Narrow" w:cs="Times New Roman"/>
-          <w:color w:val="000000"/>
-          <w:kern w:val="0"/>
-          <w:lang w:eastAsia="es-PE"/>
-          <w14:ligatures w14:val="none"/>
-        </w:rPr>
-      </w:pPr>
-      <w:r>
-        <w:rPr>
-          <w:rFonts w:ascii="Arial Narrow" w:eastAsia="Times New Roman" w:hAnsi="Arial Narrow" w:cs="Times New Roman"/>
-          <w:b/>
-          <w:color w:val="000000"/>
-          <w:kern w:val="0"/>
+          <w:rFonts w:ascii="Arial Narrow" w:eastAsia="Arial Narrow" w:hAnsi="Arial Narrow" w:cs="Arial Narrow"/>
+          <w:color w:val="000000"/>
+          <w:kern w:val="0"/>
+          <w:sz w:val="22"/>
+          <w:szCs w:val="22"/>
+          <w:lang w:eastAsia="es-PE"/>
+          <w14:ligatures w14:val="none"/>
+        </w:rPr>
+      </w:pPr>
+      <w:r>
+        <w:rPr>
+          <w:rFonts w:ascii="Arial Narrow" w:eastAsia="Arial Narrow" w:hAnsi="Arial Narrow" w:cs="Arial Narrow"/>
+          <w:b/>
+          <w:color w:val="000000"/>
+          <w:kern w:val="0"/>
+          <w:sz w:val="22"/>
+          <w:szCs w:val="22"/>
           <w:lang w:eastAsia="es-PE"/>
           <w14:ligatures w14:val="none"/>
         </w:rPr>
@@ -4167,9 +4888,11 @@
       </w:r>
       <w:r>
         <w:rPr>
-          <w:rFonts w:ascii="Arial Narrow" w:eastAsia="Times New Roman" w:hAnsi="Arial Narrow" w:cs="Times New Roman"/>
-          <w:color w:val="000000"/>
-          <w:kern w:val="0"/>
+          <w:rFonts w:ascii="Arial Narrow" w:eastAsia="Arial Narrow" w:hAnsi="Arial Narrow" w:cs="Arial Narrow"/>
+          <w:color w:val="000000"/>
+          <w:kern w:val="0"/>
+          <w:sz w:val="22"/>
+          <w:szCs w:val="22"/>
           <w:lang w:eastAsia="es-PE"/>
           <w14:ligatures w14:val="none"/>
         </w:rPr>
@@ -4184,9 +4907,11 @@
         <w:spacing w:after="0" w:line="240" w:lineRule="auto"/>
         <w:jc w:val="both"/>
         <w:rPr>
-          <w:rFonts w:ascii="Arial Narrow" w:eastAsia="Times New Roman" w:hAnsi="Arial Narrow" w:cs="Times New Roman"/>
-          <w:color w:val="000000"/>
-          <w:kern w:val="0"/>
+          <w:rFonts w:ascii="Arial Narrow" w:eastAsia="Arial Narrow" w:hAnsi="Arial Narrow" w:cs="Arial Narrow"/>
+          <w:color w:val="000000"/>
+          <w:kern w:val="0"/>
+          <w:sz w:val="22"/>
+          <w:szCs w:val="22"/>
           <w:lang w:eastAsia="es-PE"/>
           <w14:ligatures w14:val="none"/>
         </w:rPr>
@@ -4198,7 +4923,9 @@
         <w:spacing w:after="0" w:line="240" w:lineRule="auto"/>
         <w:jc w:val="both"/>
         <w:rPr>
-          <w:rFonts w:ascii="Arial Narrow" w:hAnsi="Arial Narrow" w:cs="Arial"/>
+          <w:rFonts w:ascii="Arial Narrow" w:eastAsia="Arial Narrow" w:hAnsi="Arial Narrow" w:cs="Arial Narrow"/>
+          <w:sz w:val="22"/>
+          <w:szCs w:val="22"/>
         </w:rPr>
       </w:pPr>
       <w:r>
@@ -4206,65 +4933,82 @@
           <w:rFonts w:ascii="Arial Narrow" w:eastAsia="Arial Narrow" w:hAnsi="Arial Narrow" w:cs="Arial Narrow"/>
           <w:b/>
           <w:bCs/>
-        </w:rPr>
-        <w:t xml:space="preserve">DÉCIMO: requerir al señor [DENUNCIANTE] para que, dentro del plazo de dos (2) días hábiles siguientes a la fecha en que reciba la notificación en su bandeja de correo electrónico, efectúe la confirmación de recepción de la notificación remitida por este despacho a su correo electrónico, de conformidad con el segundo párrafo del numeral 4 del artículo 20 del Texto Único Ordenado de la Ley del Procedimiento Administrativo General, aprobado mediante Decreto Supremo 006-2026-JUS, bajo apercibimiento de rehacer el acto de notificación y notificarle conforme al numeral 1 del artículo 20 del citado cuerpo normativo.</w:t>
-      </w:r>
-      <w:r>
-        <w:rPr>
-          <w:rFonts w:ascii="Arial Narrow" w:hAnsi="Arial Narrow" w:cs="Arial"/>
-          <w:b/>
+          <w:sz w:val="22"/>
+          <w:szCs w:val="22"/>
+        </w:rPr>
+        <w:t xml:space="preserve">DÉCIMO: </w:t>
+      </w:r>
+      <w:r>
+        <w:rPr>
+          <w:rFonts w:ascii="Arial Narrow" w:eastAsia="Arial Narrow" w:hAnsi="Arial Narrow" w:cs="Arial Narrow"/>
+          <w:sz w:val="22"/>
+          <w:szCs w:val="22"/>
+        </w:rPr>
+        <w:t xml:space="preserve">requerir al señor [DENUNCIANTE] para que, dentro del plazo de dos (2) días hábiles siguientes a la fecha en que reciba la notificación en su bandeja de correo electrónico, efectúe la confirmación de recepción de la notificación remitida por este despacho a su correo electrónico, de conformidad con el segundo párrafo del numeral 4 del artículo 20 del Texto Único Ordenado de la Ley del Procedimiento Administrativo General, aprobado mediante Decreto Supremo 006-2026-JUS, bajo apercibimiento de rehacer el acto de notificación y notificarle conforme al numeral 1 del artículo 20 del citado cuerpo normativo.</w:t>
+      </w:r>
+      <w:r>
+        <w:rPr>
+          <w:rFonts w:ascii="Arial Narrow" w:eastAsia="Arial Narrow" w:hAnsi="Arial Narrow" w:cs="Arial Narrow"/>
           <w:spacing w:val="-3"/>
           <w:kern w:val="0"/>
           <w14:ligatures w14:val="none"/>
+          <w:sz w:val="22"/>
+          <w:szCs w:val="22"/>
         </w:rPr>
         <w:t/>
       </w:r>
       <w:r>
         <w:rPr>
-          <w:rFonts w:ascii="Arial Narrow" w:hAnsi="Arial Narrow" w:cs="Arial"/>
-          <w:bCs/>
+          <w:rFonts w:ascii="Arial Narrow" w:eastAsia="Arial Narrow" w:hAnsi="Arial Narrow" w:cs="Arial Narrow"/>
           <w:spacing w:val="-3"/>
           <w:kern w:val="0"/>
           <w14:ligatures w14:val="none"/>
+          <w:sz w:val="22"/>
+          <w:szCs w:val="22"/>
         </w:rPr>
         <w:t xml:space="preserve"/>
       </w:r>
       <w:r>
         <w:rPr>
-          <w:rFonts w:ascii="Arial Narrow" w:hAnsi="Arial Narrow" w:cs="Arial"/>
-          <w:bCs/>
+          <w:rFonts w:ascii="Arial Narrow" w:eastAsia="Arial Narrow" w:hAnsi="Arial Narrow" w:cs="Arial Narrow"/>
           <w:spacing w:val="-3"/>
           <w:kern w:val="0"/>
           <w14:ligatures w14:val="none"/>
+          <w:sz w:val="22"/>
+          <w:szCs w:val="22"/>
         </w:rPr>
         <w:t/>
       </w:r>
       <w:r>
         <w:rPr>
-          <w:rFonts w:ascii="Arial Narrow" w:hAnsi="Arial Narrow" w:cs="Arial"/>
-          <w:bCs/>
+          <w:rFonts w:ascii="Arial Narrow" w:eastAsia="Arial Narrow" w:hAnsi="Arial Narrow" w:cs="Arial Narrow"/>
           <w:spacing w:val="-3"/>
           <w:kern w:val="0"/>
           <w14:ligatures w14:val="none"/>
+          <w:sz w:val="22"/>
+          <w:szCs w:val="22"/>
         </w:rPr>
         <w:t/>
       </w:r>
       <w:r>
         <w:rPr>
-          <w:rFonts w:ascii="Arial Narrow" w:hAnsi="Arial Narrow" w:cs="Arial"/>
-          <w:bCs/>
+          <w:rFonts w:ascii="Arial Narrow" w:eastAsia="Arial Narrow" w:hAnsi="Arial Narrow" w:cs="Arial Narrow"/>
           <w:spacing w:val="-3"/>
           <w:kern w:val="0"/>
           <w14:ligatures w14:val="none"/>
+          <w:sz w:val="22"/>
+          <w:szCs w:val="22"/>
         </w:rPr>
         <w:t xml:space="preserve"/>
       </w:r>
       <w:proofErr w:type="spellStart"/>
       <w:r>
         <w:rPr>
-          <w:rFonts w:ascii="Arial Narrow" w:eastAsia="Times New Roman" w:hAnsi="Arial Narrow" w:cs="Times New Roman"/>
-          <w:color w:val="000000"/>
-          <w:kern w:val="0"/>
+          <w:rFonts w:ascii="Arial Narrow" w:eastAsia="Arial Narrow" w:hAnsi="Arial Narrow" w:cs="Arial Narrow"/>
+          <w:color w:val="000000"/>
+          <w:kern w:val="0"/>
+          <w:sz w:val="22"/>
+          <w:szCs w:val="22"/>
           <w:shd w:val="clear" w:color="auto" w:fill="FFFFFF"/>
           <w:lang w:eastAsia="es-PE"/>
           <w14:ligatures w14:val="none"/>
@@ -4274,9 +5018,11 @@
       <w:proofErr w:type="spellEnd"/>
       <w:r>
         <w:rPr>
-          <w:rFonts w:ascii="Arial Narrow" w:eastAsia="Times New Roman" w:hAnsi="Arial Narrow" w:cs="Times New Roman"/>
-          <w:color w:val="000000"/>
-          <w:kern w:val="0"/>
+          <w:rFonts w:ascii="Arial Narrow" w:eastAsia="Arial Narrow" w:hAnsi="Arial Narrow" w:cs="Arial Narrow"/>
+          <w:color w:val="000000"/>
+          <w:kern w:val="0"/>
+          <w:sz w:val="22"/>
+          <w:szCs w:val="22"/>
           <w:shd w:val="clear" w:color="auto" w:fill="FFFFFF"/>
           <w:lang w:eastAsia="es-PE"/>
           <w14:ligatures w14:val="none"/>
@@ -4286,9 +5032,11 @@
       <w:proofErr w:type="spellStart"/>
       <w:r>
         <w:rPr>
-          <w:rFonts w:ascii="Arial Narrow" w:eastAsia="Times New Roman" w:hAnsi="Arial Narrow" w:cs="Times New Roman"/>
-          <w:color w:val="000000"/>
-          <w:kern w:val="0"/>
+          <w:rFonts w:ascii="Arial Narrow" w:eastAsia="Arial Narrow" w:hAnsi="Arial Narrow" w:cs="Arial Narrow"/>
+          <w:color w:val="000000"/>
+          <w:kern w:val="0"/>
+          <w:sz w:val="22"/>
+          <w:szCs w:val="22"/>
           <w:shd w:val="clear" w:color="auto" w:fill="FFFFFF"/>
           <w:lang w:eastAsia="es-PE"/>
           <w14:ligatures w14:val="none"/>
@@ -4298,9 +5046,11 @@
       <w:proofErr w:type="spellEnd"/>
       <w:r>
         <w:rPr>
-          <w:rFonts w:ascii="Arial Narrow" w:eastAsia="Times New Roman" w:hAnsi="Arial Narrow" w:cs="Times New Roman"/>
-          <w:color w:val="000000"/>
-          <w:kern w:val="0"/>
+          <w:rFonts w:ascii="Arial Narrow" w:eastAsia="Arial Narrow" w:hAnsi="Arial Narrow" w:cs="Arial Narrow"/>
+          <w:color w:val="000000"/>
+          <w:kern w:val="0"/>
+          <w:sz w:val="22"/>
+          <w:szCs w:val="22"/>
           <w:shd w:val="clear" w:color="auto" w:fill="FFFFFF"/>
           <w:lang w:eastAsia="es-PE"/>
           <w14:ligatures w14:val="none"/>
@@ -4309,16 +5059,20 @@
       </w:r>
       <w:r>
         <w:rPr>
-          <w:rFonts w:ascii="Arial Narrow" w:hAnsi="Arial Narrow"/>
-          <w:color w:val="000000"/>
+          <w:rFonts w:ascii="Arial Narrow" w:eastAsia="Arial Narrow" w:hAnsi="Arial Narrow" w:cs="Arial Narrow"/>
+          <w:color w:val="000000"/>
+          <w:sz w:val="22"/>
+          <w:szCs w:val="22"/>
         </w:rPr>
         <w:t/>
       </w:r>
       <w:r>
         <w:rPr>
-          <w:rFonts w:ascii="Arial Narrow" w:eastAsia="Times New Roman" w:hAnsi="Arial Narrow" w:cs="Segoe UI"/>
-          <w:color w:val="000000"/>
-          <w:kern w:val="0"/>
+          <w:rFonts w:ascii="Arial Narrow" w:eastAsia="Arial Narrow" w:hAnsi="Arial Narrow" w:cs="Arial Narrow"/>
+          <w:color w:val="000000"/>
+          <w:kern w:val="0"/>
+          <w:sz w:val="22"/>
+          <w:szCs w:val="22"/>
           <w:lang w:eastAsia="es-PE"/>
           <w14:ligatures w14:val="none"/>
         </w:rPr>
@@ -4326,23 +5080,29 @@
       </w:r>
       <w:r>
         <w:rPr>
-          <w:rFonts w:ascii="Arial Narrow" w:hAnsi="Arial Narrow"/>
-          <w:color w:val="000000"/>
+          <w:rFonts w:ascii="Arial Narrow" w:eastAsia="Arial Narrow" w:hAnsi="Arial Narrow" w:cs="Arial Narrow"/>
+          <w:color w:val="000000"/>
+          <w:sz w:val="22"/>
+          <w:szCs w:val="22"/>
         </w:rPr>
         <w:t xml:space="preserve"/>
       </w:r>
       <w:r>
         <w:rPr>
-          <w:rFonts w:ascii="Arial Narrow" w:hAnsi="Arial Narrow"/>
-          <w:color w:val="000000"/>
+          <w:rFonts w:ascii="Arial Narrow" w:eastAsia="Arial Narrow" w:hAnsi="Arial Narrow" w:cs="Arial Narrow"/>
+          <w:color w:val="000000"/>
+          <w:sz w:val="22"/>
+          <w:szCs w:val="22"/>
         </w:rPr>
         <w:t xml:space="preserve"/>
       </w:r>
       <w:r>
         <w:rPr>
-          <w:rFonts w:ascii="Arial Narrow" w:eastAsia="Times New Roman" w:hAnsi="Arial Narrow" w:cs="Segoe UI"/>
-          <w:color w:val="000000"/>
-          <w:kern w:val="0"/>
+          <w:rFonts w:ascii="Arial Narrow" w:eastAsia="Arial Narrow" w:hAnsi="Arial Narrow" w:cs="Arial Narrow"/>
+          <w:color w:val="000000"/>
+          <w:kern w:val="0"/>
+          <w:sz w:val="22"/>
+          <w:szCs w:val="22"/>
           <w:lang w:eastAsia="es-PE"/>
           <w14:ligatures w14:val="none"/>
         </w:rPr>
@@ -4350,22 +5110,28 @@
       </w:r>
       <w:r>
         <w:rPr>
-          <w:rFonts w:ascii="Arial Narrow" w:hAnsi="Arial Narrow"/>
-          <w:color w:val="000000"/>
+          <w:rFonts w:ascii="Arial Narrow" w:eastAsia="Arial Narrow" w:hAnsi="Arial Narrow" w:cs="Arial Narrow"/>
+          <w:color w:val="000000"/>
+          <w:sz w:val="22"/>
+          <w:szCs w:val="22"/>
         </w:rPr>
         <w:t xml:space="preserve"/>
       </w:r>
       <w:r>
         <w:rPr>
           <w:rStyle w:val="Refdenotaalpie"/>
-          <w:rFonts w:ascii="Arial Narrow" w:hAnsi="Arial Narrow"/>
+          <w:rFonts w:ascii="Arial Narrow" w:eastAsia="Arial Narrow" w:hAnsi="Arial Narrow" w:cs="Arial Narrow"/>
+          <w:sz w:val="22"/>
+          <w:szCs w:val="22"/>
           <w:vertAlign w:val="superscript"/>
         </w:rPr>
         <w:footnoteReference w:id="13"/>
       </w:r>
       <w:r>
         <w:rPr>
-          <w:rFonts w:ascii="Arial Narrow" w:hAnsi="Arial Narrow" w:cs="Arial"/>
+          <w:rFonts w:ascii="Arial Narrow" w:eastAsia="Arial Narrow" w:hAnsi="Arial Narrow" w:cs="Arial Narrow"/>
+          <w:sz w:val="22"/>
+          <w:szCs w:val="22"/>
         </w:rPr>
         <w:t/>
       </w:r>
@@ -4376,7 +5142,9 @@
         <w:spacing w:after="0" w:line="240" w:lineRule="auto"/>
         <w:jc w:val="both"/>
         <w:rPr>
-          <w:rFonts w:ascii="Arial Narrow" w:hAnsi="Arial Narrow" w:cs="Arial"/>
+          <w:rFonts w:ascii="Arial Narrow" w:eastAsia="Arial Narrow" w:hAnsi="Arial Narrow" w:cs="Arial Narrow"/>
+          <w:sz w:val="22"/>
+          <w:szCs w:val="22"/>
         </w:rPr>
       </w:pPr>
     </w:p>
@@ -4386,7 +5154,9 @@
         <w:spacing w:line="240" w:lineRule="auto"/>
         <w:jc w:val="both"/>
         <w:rPr>
-          <w:rFonts w:ascii="Arial Narrow" w:hAnsi="Arial Narrow" w:cs="Arial"/>
+          <w:rFonts w:ascii="Arial Narrow" w:eastAsia="Arial Narrow" w:hAnsi="Arial Narrow" w:cs="Arial Narrow"/>
+          <w:sz w:val="22"/>
+          <w:szCs w:val="22"/>
         </w:rPr>
       </w:pPr>
       <w:r>
@@ -4394,6 +5164,8 @@
           <w:rFonts w:ascii="Arial Narrow" w:eastAsia="Arial Narrow" w:hAnsi="Arial Narrow" w:cs="Arial Narrow"/>
           <w:b/>
           <w:bCs/>
+          <w:sz w:val="22"/>
+          <w:szCs w:val="22"/>
         </w:rPr>
         <w:lastRenderedPageBreak/>
         <w:t xml:space="preserve">DÉCIMO </w:t>
@@ -4403,6 +5175,8 @@
           <w:rFonts w:ascii="Arial Narrow" w:eastAsia="Arial Narrow" w:hAnsi="Arial Narrow" w:cs="Arial Narrow"/>
           <w:b/>
           <w:bCs/>
+          <w:sz w:val="22"/>
+          <w:szCs w:val="22"/>
         </w:rPr>
         <w:t>PRIMERO</w:t>
       </w:r>
@@ -4411,228 +5185,272 @@
           <w:rFonts w:ascii="Arial Narrow" w:eastAsia="Arial Narrow" w:hAnsi="Arial Narrow" w:cs="Arial Narrow"/>
           <w:b/>
           <w:bCs/>
+          <w:sz w:val="22"/>
+          <w:szCs w:val="22"/>
         </w:rPr>
         <w:t>:</w:t>
       </w:r>
       <w:r>
         <w:rPr>
           <w:rFonts w:ascii="Arial Narrow" w:eastAsia="Arial Narrow" w:hAnsi="Arial Narrow" w:cs="Arial Narrow"/>
+          <w:sz w:val="22"/>
+          <w:szCs w:val="22"/>
         </w:rPr>
         <w:t xml:space="preserve"> </w:t>
       </w:r>
       <w:r>
         <w:rPr>
-          <w:rFonts w:ascii="Arial Narrow" w:hAnsi="Arial Narrow"/>
-          <w:color w:val="000000"/>
+          <w:rFonts w:ascii="Arial Narrow" w:eastAsia="Arial Narrow" w:hAnsi="Arial Narrow" w:cs="Arial Narrow"/>
+          <w:color w:val="000000"/>
+          <w:sz w:val="22"/>
+          <w:szCs w:val="22"/>
         </w:rPr>
         <w:t xml:space="preserve">requerir a </w:t>
       </w:r>
       <w:r>
         <w:rPr>
           <w:rFonts w:ascii="Arial Narrow" w:eastAsia="Arial Narrow" w:hAnsi="Arial Narrow" w:cs="Arial Narrow"/>
+          <w:sz w:val="22"/>
+          <w:szCs w:val="22"/>
+        </w:rPr>
+        <w:t xml:space="preserve">La Positiva Seguros </w:t>
+      </w:r>
+      <w:r>
+        <w:rPr>
+          <w:rFonts w:ascii="Arial Narrow" w:eastAsia="Arial Narrow" w:hAnsi="Arial Narrow" w:cs="Arial Narrow"/>
+          <w:sz w:val="22"/>
+          <w:szCs w:val="22"/>
+        </w:rPr>
+        <w:t xml:space="preserve">y </w:t>
+      </w:r>
+      <w:r>
+        <w:rPr>
+          <w:rFonts w:ascii="Arial Narrow" w:eastAsia="Arial Narrow" w:hAnsi="Arial Narrow" w:cs="Arial Narrow"/>
+          <w:sz w:val="22"/>
+          <w:szCs w:val="22"/>
+        </w:rPr>
+        <w:t xml:space="preserve">Reaseguros </w:t>
+      </w:r>
+      <w:r>
+        <w:rPr>
+          <w:rFonts w:ascii="Arial Narrow" w:eastAsia="Arial Narrow" w:hAnsi="Arial Narrow" w:cs="Arial Narrow"/>
+          <w:sz w:val="22"/>
+          <w:szCs w:val="22"/>
+        </w:rPr>
+        <w:t xml:space="preserve">S.A. </w:t>
+      </w:r>
+      <w:r>
+        <w:rPr>
+          <w:rFonts w:ascii="Arial Narrow" w:eastAsia="Arial Narrow" w:hAnsi="Arial Narrow" w:cs="Arial Narrow"/>
+          <w:sz w:val="22"/>
+          <w:szCs w:val="22"/>
+          <w:shd w:val="clear" w:color="auto" w:fill="FFFFFF"/>
+        </w:rPr>
+        <w:t xml:space="preserve">para que </w:t>
+      </w:r>
+      <w:r>
+        <w:rPr>
+          <w:rFonts w:ascii="Arial Narrow" w:eastAsia="Arial Narrow" w:hAnsi="Arial Narrow" w:cs="Arial Narrow"/>
+          <w:sz w:val="22"/>
+          <w:szCs w:val="22"/>
+        </w:rPr>
+        <w:t>efectúe</w:t>
+      </w:r>
+      <w:r>
+        <w:rPr>
+          <w:rFonts w:ascii="Arial Narrow" w:eastAsia="Arial Narrow" w:hAnsi="Arial Narrow" w:cs="Arial Narrow"/>
+          <w:sz w:val="22"/>
+          <w:szCs w:val="22"/>
+        </w:rPr>
+        <w:t xml:space="preserve"> </w:t>
+      </w:r>
+      <w:r>
+        <w:rPr>
+          <w:rFonts w:ascii="Arial Narrow" w:eastAsia="Arial Narrow" w:hAnsi="Arial Narrow" w:cs="Arial Narrow"/>
+          <w:sz w:val="22"/>
+          <w:szCs w:val="22"/>
+        </w:rPr>
+        <w:t>el acuse de recibo mediante la confirmación de recepción de la notificación remitida por este despacho a su Casilla Electrónica, dentro de los cinco (5) primeros días hábiles siguientes a la fecha en que recibe la notificació</w:t>
+      </w:r>
+      <w:r>
+        <w:rPr>
+          <w:rFonts w:ascii="Arial Narrow" w:eastAsia="Arial Narrow" w:hAnsi="Arial Narrow" w:cs="Arial Narrow"/>
+          <w:sz w:val="22"/>
+          <w:szCs w:val="22"/>
+        </w:rPr>
+        <w:t/>
+      </w:r>
+    </w:p>
+    <w:p>
+      <w:pPr>
+        <w:suppressAutoHyphens/>
+        <w:spacing w:after="0" w:line="240" w:lineRule="auto"/>
+        <w:jc w:val="both"/>
+        <w:rPr>
+          <w:rFonts w:ascii="Arial Narrow" w:eastAsia="Arial Narrow" w:hAnsi="Arial Narrow" w:cs="Arial Narrow"/>
           <w:bCs/>
-        </w:rPr>
-        <w:t xml:space="preserve">La Positiva Seguros </w:t>
-      </w:r>
-      <w:r>
-        <w:rPr>
-          <w:rFonts w:ascii="Arial Narrow" w:eastAsia="Arial Narrow" w:hAnsi="Arial Narrow" w:cs="Arial Narrow"/>
+          <w:sz w:val="22"/>
+          <w:szCs w:val="22"/>
+        </w:rPr>
+      </w:pPr>
+      <w:bookmarkStart w:id="8" w:name="_Hlk198890962"/>
+    </w:p>
+    <w:bookmarkEnd w:id="8"/>
+    <w:p>
+      <w:pPr>
+        <w:suppressAutoHyphens/>
+        <w:spacing w:after="0" w:line="240" w:lineRule="auto"/>
+        <w:jc w:val="both"/>
+        <w:rPr>
+          <w:rFonts w:ascii="Arial Narrow" w:eastAsia="Arial Narrow" w:hAnsi="Arial Narrow" w:cs="Arial Narrow"/>
+          <w:sz w:val="22"/>
+          <w:szCs w:val="22"/>
+        </w:rPr>
+      </w:pPr>
+    </w:p>
+    <w:p>
+      <w:pPr>
+        <w:spacing w:after="0" w:line="240" w:lineRule="auto"/>
+        <w:jc w:val="both"/>
+        <w:rPr>
+          <w:rFonts w:ascii="Arial Narrow" w:eastAsia="Arial Narrow" w:hAnsi="Arial Narrow" w:cs="Arial Narrow"/>
+          <w:b/>
+          <w:color w:val="000000"/>
+          <w:kern w:val="0"/>
+          <w:sz w:val="22"/>
+          <w:szCs w:val="22"/>
+          <w:lang w:eastAsia="es-PE"/>
+          <w14:ligatures w14:val="none"/>
+        </w:rPr>
+      </w:pPr>
+    </w:p>
+    <w:p>
+      <w:pPr>
+        <w:spacing w:after="0" w:line="240" w:lineRule="auto"/>
+        <w:jc w:val="both"/>
+        <w:rPr>
+          <w:rFonts w:ascii="Arial Narrow" w:eastAsia="Arial Narrow" w:hAnsi="Arial Narrow" w:cs="Arial Narrow"/>
+          <w:b/>
+          <w:color w:val="000000"/>
+          <w:kern w:val="0"/>
+          <w:sz w:val="22"/>
+          <w:szCs w:val="22"/>
+          <w:lang w:eastAsia="es-PE"/>
+          <w14:ligatures w14:val="none"/>
+        </w:rPr>
+      </w:pPr>
+    </w:p>
+    <w:p>
+      <w:pPr>
+        <w:shd w:val="clear" w:color="auto" w:fill="FFFFFF"/>
+        <w:spacing w:after="0" w:line="240" w:lineRule="auto"/>
+        <w:jc w:val="center"/>
+        <w:rPr>
+          <w:rFonts w:ascii="Arial Narrow" w:eastAsia="Arial Narrow" w:hAnsi="Arial Narrow" w:cs="Arial Narrow"/>
+          <w:b/>
           <w:bCs/>
-        </w:rPr>
-        <w:t xml:space="preserve">y </w:t>
-      </w:r>
-      <w:r>
-        <w:rPr>
-          <w:rFonts w:ascii="Arial Narrow" w:eastAsia="Arial Narrow" w:hAnsi="Arial Narrow" w:cs="Arial Narrow"/>
+          <w:color w:val="000000"/>
+          <w:kern w:val="0"/>
+          <w14:ligatures w14:val="none"/>
+          <w:sz w:val="22"/>
+          <w:szCs w:val="22"/>
+        </w:rPr>
+      </w:pPr>
+      <w:r>
+        <w:rPr>
+          <w:rFonts w:ascii="Arial Narrow" w:eastAsia="Arial Narrow" w:hAnsi="Arial Narrow" w:cs="Arial Narrow"/>
+          <w:b/>
           <w:bCs/>
-        </w:rPr>
-        <w:t xml:space="preserve">Reaseguros </w:t>
-      </w:r>
-      <w:r>
-        <w:rPr>
-          <w:rFonts w:ascii="Arial Narrow" w:eastAsia="Arial Narrow" w:hAnsi="Arial Narrow" w:cs="Arial Narrow"/>
+          <w:color w:val="000000"/>
+          <w:kern w:val="0"/>
+          <w14:ligatures w14:val="none"/>
+          <w:sz w:val="22"/>
+          <w:szCs w:val="22"/>
+        </w:rPr>
+        <w:t>EVELING ROA QUISPE</w:t>
+      </w:r>
+    </w:p>
+    <w:p>
+      <w:pPr>
+        <w:shd w:val="clear" w:color="auto" w:fill="FFFFFF"/>
+        <w:spacing w:after="0" w:line="240" w:lineRule="auto"/>
+        <w:jc w:val="center"/>
+        <w:rPr>
+          <w:rFonts w:ascii="Arial Narrow" w:eastAsia="Arial Narrow" w:hAnsi="Arial Narrow" w:cs="Arial Narrow"/>
+          <w:b/>
           <w:bCs/>
-        </w:rPr>
-        <w:t xml:space="preserve">S.A. </w:t>
-      </w:r>
-      <w:r>
-        <w:rPr>
-          <w:rFonts w:ascii="Arial Narrow" w:hAnsi="Arial Narrow"/>
+          <w:color w:val="000000"/>
+          <w:kern w:val="0"/>
+          <w14:ligatures w14:val="none"/>
+          <w:sz w:val="22"/>
+          <w:szCs w:val="22"/>
+        </w:rPr>
+      </w:pPr>
+      <w:r>
+        <w:rPr>
+          <w:rFonts w:ascii="Arial Narrow" w:eastAsia="Arial Narrow" w:hAnsi="Arial Narrow" w:cs="Arial Narrow"/>
+          <w:b/>
+          <w:bCs/>
+          <w:color w:val="000000"/>
+          <w:kern w:val="0"/>
+          <w14:ligatures w14:val="none"/>
+          <w:sz w:val="22"/>
+          <w:szCs w:val="22"/>
+        </w:rPr>
+        <w:t>Secretaria Técnica</w:t>
+      </w:r>
+    </w:p>
+    <w:p>
+      <w:pPr>
+        <w:shd w:val="clear" w:color="auto" w:fill="FFFFFF"/>
+        <w:spacing w:after="0" w:line="240" w:lineRule="auto"/>
+        <w:jc w:val="center"/>
+        <w:rPr>
+          <w:rFonts w:ascii="Arial Narrow" w:eastAsia="Arial Narrow" w:hAnsi="Arial Narrow" w:cs="Arial Narrow"/>
+          <w:color w:val="000000"/>
+          <w:kern w:val="0"/>
+          <w14:ligatures w14:val="none"/>
+          <w:sz w:val="22"/>
+          <w:szCs w:val="22"/>
+        </w:rPr>
+      </w:pPr>
+      <w:r>
+        <w:rPr>
+          <w:rFonts w:ascii="Arial Narrow" w:eastAsia="Arial Narrow" w:hAnsi="Arial Narrow" w:cs="Arial Narrow"/>
+          <w:b/>
+          <w:bCs/>
+          <w:color w:val="000000"/>
+          <w:kern w:val="0"/>
+          <w14:ligatures w14:val="none"/>
+          <w:sz w:val="22"/>
+          <w:szCs w:val="22"/>
+        </w:rPr>
+        <w:t>Comisión </w:t>
+      </w:r>
+      <w:r>
+        <w:rPr>
+          <w:rFonts w:ascii="Arial Narrow" w:eastAsia="Arial Narrow" w:hAnsi="Arial Narrow" w:cs="Arial Narrow"/>
+          <w:b/>
+          <w:bCs/>
+          <w:color w:val="000000"/>
+          <w:kern w:val="0"/>
+          <w:sz w:val="22"/>
+          <w:szCs w:val="22"/>
           <w:shd w:val="clear" w:color="auto" w:fill="FFFFFF"/>
-        </w:rPr>
-        <w:t xml:space="preserve">para que </w:t>
-      </w:r>
-      <w:r>
-        <w:rPr>
-          <w:rFonts w:ascii="Arial Narrow" w:eastAsia="Calibri" w:hAnsi="Arial Narrow"/>
-        </w:rPr>
-        <w:t>efectúe</w:t>
-      </w:r>
-      <w:r>
-        <w:rPr>
-          <w:rFonts w:ascii="Arial Narrow" w:eastAsia="Calibri" w:hAnsi="Arial Narrow"/>
-        </w:rPr>
-        <w:t xml:space="preserve"> </w:t>
-      </w:r>
-      <w:r>
-        <w:rPr>
-          <w:rFonts w:ascii="Arial Narrow" w:eastAsia="Calibri" w:hAnsi="Arial Narrow"/>
-        </w:rPr>
-        <w:t>el acuse de recibo mediante la confirmación de recepción de la notificación remitida por este despacho a su Casilla Electrónica, dentro de los cinco (5) primeros días hábiles siguientes a la fecha en que recibe la notificació</w:t>
-      </w:r>
-      <w:r>
-        <w:rPr>
-          <w:rFonts w:ascii="Arial Narrow" w:eastAsia="Calibri" w:hAnsi="Arial Narrow"/>
-        </w:rPr>
-        <w:t/>
-      </w:r>
-    </w:p>
-    <w:p>
-      <w:pPr>
-        <w:suppressAutoHyphens/>
-        <w:spacing w:after="0" w:line="240" w:lineRule="auto"/>
-        <w:jc w:val="both"/>
-        <w:rPr>
-          <w:rFonts w:ascii="Arial Narrow" w:hAnsi="Arial Narrow" w:cs="Arial"/>
+          <w14:ligatures w14:val="none"/>
+        </w:rPr>
+        <w:t>de</w:t>
+      </w:r>
+      <w:r>
+        <w:rPr>
+          <w:rFonts w:ascii="Arial Narrow" w:eastAsia="Arial Narrow" w:hAnsi="Arial Narrow" w:cs="Arial Narrow"/>
+          <w:b/>
           <w:bCs/>
-        </w:rPr>
-      </w:pPr>
-      <w:bookmarkStart w:id="8" w:name="_Hlk198890962"/>
-    </w:p>
-    <w:bookmarkEnd w:id="8"/>
-    <w:p>
-      <w:pPr>
-        <w:suppressAutoHyphens/>
-        <w:spacing w:after="0" w:line="240" w:lineRule="auto"/>
-        <w:jc w:val="both"/>
-        <w:rPr>
-          <w:rFonts w:ascii="Arial Narrow" w:hAnsi="Arial Narrow" w:cs="Arial"/>
-        </w:rPr>
-      </w:pPr>
-    </w:p>
-    <w:p>
-      <w:pPr>
-        <w:spacing w:after="0" w:line="240" w:lineRule="auto"/>
-        <w:jc w:val="both"/>
-        <w:rPr>
-          <w:rFonts w:ascii="Arial Narrow" w:eastAsia="Arial Narrow" w:hAnsi="Arial Narrow" w:cs="Arial Narrow"/>
-          <w:b/>
-          <w:color w:val="000000"/>
-          <w:kern w:val="0"/>
-          <w:lang w:eastAsia="es-PE"/>
-          <w14:ligatures w14:val="none"/>
-        </w:rPr>
-      </w:pPr>
-    </w:p>
-    <w:p>
-      <w:pPr>
-        <w:spacing w:after="0" w:line="240" w:lineRule="auto"/>
-        <w:jc w:val="both"/>
-        <w:rPr>
-          <w:rFonts w:ascii="Arial Narrow" w:eastAsia="Arial Narrow" w:hAnsi="Arial Narrow" w:cs="Arial Narrow"/>
-          <w:b/>
-          <w:color w:val="000000"/>
-          <w:kern w:val="0"/>
-          <w:lang w:eastAsia="es-PE"/>
-          <w14:ligatures w14:val="none"/>
-        </w:rPr>
-      </w:pPr>
-    </w:p>
-    <w:p>
-      <w:pPr>
-        <w:shd w:val="clear" w:color="auto" w:fill="FFFFFF"/>
-        <w:spacing w:after="0" w:line="240" w:lineRule="auto"/>
-        <w:jc w:val="center"/>
-        <w:rPr>
-          <w:rFonts w:ascii="Arial Narrow" w:eastAsia="Calibri" w:hAnsi="Arial Narrow" w:cs="Arial"/>
-          <w:b/>
-          <w:bCs/>
-          <w:color w:val="000000"/>
-          <w:kern w:val="0"/>
-          <w14:ligatures w14:val="none"/>
-        </w:rPr>
-      </w:pPr>
-      <w:r>
-        <w:rPr>
-          <w:rFonts w:ascii="Arial Narrow" w:eastAsia="Calibri" w:hAnsi="Arial Narrow" w:cs="Arial"/>
-          <w:b/>
-          <w:bCs/>
-          <w:color w:val="000000"/>
-          <w:kern w:val="0"/>
-          <w14:ligatures w14:val="none"/>
-        </w:rPr>
-        <w:t>EVELING ROA QUISPE</w:t>
-      </w:r>
-    </w:p>
-    <w:p>
-      <w:pPr>
-        <w:shd w:val="clear" w:color="auto" w:fill="FFFFFF"/>
-        <w:spacing w:after="0" w:line="240" w:lineRule="auto"/>
-        <w:jc w:val="center"/>
-        <w:rPr>
-          <w:rFonts w:ascii="Arial Narrow" w:eastAsia="Calibri" w:hAnsi="Arial Narrow" w:cs="Arial"/>
-          <w:b/>
-          <w:bCs/>
-          <w:color w:val="000000"/>
-          <w:kern w:val="0"/>
-          <w14:ligatures w14:val="none"/>
-        </w:rPr>
-      </w:pPr>
-      <w:r>
-        <w:rPr>
-          <w:rFonts w:ascii="Arial Narrow" w:eastAsia="Calibri" w:hAnsi="Arial Narrow" w:cs="Arial"/>
-          <w:b/>
-          <w:bCs/>
-          <w:color w:val="000000"/>
-          <w:kern w:val="0"/>
-          <w14:ligatures w14:val="none"/>
-        </w:rPr>
-        <w:t>Secretaria Técnica</w:t>
-      </w:r>
-    </w:p>
-    <w:p>
-      <w:pPr>
-        <w:shd w:val="clear" w:color="auto" w:fill="FFFFFF"/>
-        <w:spacing w:after="0" w:line="240" w:lineRule="auto"/>
-        <w:jc w:val="center"/>
-        <w:rPr>
-          <w:rFonts w:ascii="Arial Narrow" w:eastAsia="Calibri" w:hAnsi="Arial Narrow" w:cs="Times New Roman"/>
-          <w:color w:val="000000"/>
-          <w:kern w:val="0"/>
-          <w14:ligatures w14:val="none"/>
-        </w:rPr>
-      </w:pPr>
-      <w:r>
-        <w:rPr>
-          <w:rFonts w:ascii="Arial Narrow" w:eastAsia="Calibri" w:hAnsi="Arial Narrow" w:cs="Arial"/>
-          <w:b/>
-          <w:bCs/>
-          <w:color w:val="000000"/>
-          <w:kern w:val="0"/>
-          <w14:ligatures w14:val="none"/>
-        </w:rPr>
-        <w:t>Comisión </w:t>
-      </w:r>
-      <w:r>
-        <w:rPr>
-          <w:rFonts w:ascii="Arial Narrow" w:eastAsia="Calibri" w:hAnsi="Arial Narrow" w:cs="Arial"/>
-          <w:b/>
-          <w:bCs/>
-          <w:color w:val="000000"/>
-          <w:kern w:val="0"/>
-          <w:shd w:val="clear" w:color="auto" w:fill="FFFFFF"/>
-          <w14:ligatures w14:val="none"/>
-        </w:rPr>
-        <w:t>de</w:t>
-      </w:r>
-      <w:r>
-        <w:rPr>
-          <w:rFonts w:ascii="Arial Narrow" w:eastAsia="Calibri" w:hAnsi="Arial Narrow" w:cs="Arial"/>
-          <w:b/>
-          <w:bCs/>
-          <w:color w:val="000000"/>
-          <w:kern w:val="0"/>
-          <w14:ligatures w14:val="none"/>
+          <w:color w:val="000000"/>
+          <w:kern w:val="0"/>
+          <w14:ligatures w14:val="none"/>
+          <w:sz w:val="22"/>
+          <w:szCs w:val="22"/>
         </w:rPr>
         <w:t> Protección al Consumidor 1</w:t>
       </w:r>
@@ -4646,6 +5464,8 @@
           <w:b/>
           <w:color w:val="000000"/>
           <w:kern w:val="0"/>
+          <w:sz w:val="22"/>
+          <w:szCs w:val="22"/>
           <w:lang w:eastAsia="es-PE"/>
           <w14:ligatures w14:val="none"/>
         </w:rPr>
@@ -4657,14 +5477,14 @@
         <w:spacing w:after="0" w:line="240" w:lineRule="auto"/>
         <w:jc w:val="both"/>
         <w:rPr>
-          <w:rFonts w:ascii="Arial Narrow" w:hAnsi="Arial Narrow"/>
-          <w:sz w:val="16"/>
-          <w:szCs w:val="16"/>
-        </w:rPr>
-      </w:pPr>
-      <w:r>
-        <w:rPr>
-          <w:rFonts w:ascii="Arial Narrow" w:eastAsia="Arial Narrow" w:hAnsi="Arial Narrow" w:cs="Arial"/>
+          <w:rFonts w:ascii="Arial Narrow" w:eastAsia="Arial Narrow" w:hAnsi="Arial Narrow" w:cs="Arial Narrow"/>
+          <w:sz w:val="16"/>
+          <w:szCs w:val="16"/>
+        </w:rPr>
+      </w:pPr>
+      <w:r>
+        <w:rPr>
+          <w:rFonts w:ascii="Arial Narrow" w:eastAsia="Arial Narrow" w:hAnsi="Arial Narrow" w:cs="Arial Narrow"/>
           <w:color w:val="000000"/>
           <w:kern w:val="0"/>
           <w:sz w:val="16"/>
@@ -4676,7 +5496,7 @@
       </w:r>
       <w:r>
         <w:rPr>
-          <w:rFonts w:ascii="Arial Narrow" w:eastAsia="Arial Narrow" w:hAnsi="Arial Narrow" w:cs="Arial"/>
+          <w:rFonts w:ascii="Arial Narrow" w:eastAsia="Arial Narrow" w:hAnsi="Arial Narrow" w:cs="Arial Narrow"/>
           <w:color w:val="000000"/>
           <w:kern w:val="0"/>
           <w:sz w:val="16"/>
@@ -4690,7 +5510,9 @@
     <w:p>
       <w:pPr>
         <w:rPr>
-          <w:rFonts w:ascii="Arial Narrow" w:hAnsi="Arial Narrow"/>
+          <w:rFonts w:ascii="Arial Narrow" w:eastAsia="Arial Narrow" w:hAnsi="Arial Narrow" w:cs="Arial Narrow"/>
+          <w:sz w:val="22"/>
+          <w:szCs w:val="22"/>
         </w:rPr>
       </w:pPr>
     </w:p>
@@ -4798,7 +5620,7 @@
         <w:ind w:left="567" w:hanging="567"/>
         <w:jc w:val="both"/>
         <w:rPr>
-          <w:rFonts w:ascii="Arial Narrow" w:hAnsi="Arial Narrow" w:cs="Arial"/>
+          <w:rFonts w:ascii="Arial Narrow" w:eastAsia="Arial Narrow" w:hAnsi="Arial Narrow" w:cs="Arial Narrow"/>
           <w:sz w:val="16"/>
           <w:szCs w:val="16"/>
         </w:rPr>
@@ -4806,7 +5628,7 @@
       <w:r>
         <w:rPr>
           <w:rStyle w:val="Refdenotaalpie"/>
-          <w:rFonts w:ascii="Arial Narrow" w:hAnsi="Arial Narrow" w:cs="Arial"/>
+          <w:rFonts w:ascii="Arial Narrow" w:eastAsia="Arial Narrow" w:hAnsi="Arial Narrow" w:cs="Arial Narrow"/>
           <w:sz w:val="16"/>
           <w:szCs w:val="16"/>
           <w:vertAlign w:val="superscript"/>
@@ -4815,7 +5637,7 @@
       </w:r>
       <w:r>
         <w:rPr>
-          <w:rFonts w:ascii="Arial Narrow" w:hAnsi="Arial Narrow" w:cs="Arial"/>
+          <w:rFonts w:ascii="Arial Narrow" w:eastAsia="Arial Narrow" w:hAnsi="Arial Narrow" w:cs="Arial Narrow"/>
           <w:sz w:val="16"/>
           <w:szCs w:val="16"/>
         </w:rPr>
@@ -4823,7 +5645,7 @@
       </w:r>
       <w:r>
         <w:rPr>
-          <w:rFonts w:ascii="Arial Narrow" w:hAnsi="Arial Narrow" w:cs="Arial"/>
+          <w:rFonts w:ascii="Arial Narrow" w:eastAsia="Arial Narrow" w:hAnsi="Arial Narrow" w:cs="Arial Narrow"/>
           <w:sz w:val="16"/>
           <w:szCs w:val="16"/>
         </w:rPr>
@@ -4832,7 +5654,7 @@
       </w:r>
       <w:r>
         <w:rPr>
-          <w:rFonts w:ascii="Arial Narrow" w:hAnsi="Arial Narrow" w:cs="Arial"/>
+          <w:rFonts w:ascii="Arial Narrow" w:eastAsia="Arial Narrow" w:hAnsi="Arial Narrow" w:cs="Arial Narrow"/>
           <w:sz w:val="16"/>
           <w:szCs w:val="16"/>
         </w:rPr>
@@ -4840,7 +5662,7 @@
       </w:r>
       <w:r>
         <w:rPr>
-          <w:rFonts w:ascii="Arial Narrow" w:hAnsi="Arial Narrow" w:cs="Arial"/>
+          <w:rFonts w:ascii="Arial Narrow" w:eastAsia="Arial Narrow" w:hAnsi="Arial Narrow" w:cs="Arial Narrow"/>
           <w:sz w:val="16"/>
           <w:szCs w:val="16"/>
         </w:rPr>
@@ -4848,7 +5670,7 @@
       </w:r>
       <w:r>
         <w:rPr>
-          <w:rFonts w:ascii="Arial Narrow" w:hAnsi="Arial Narrow" w:cs="Arial"/>
+          <w:rFonts w:ascii="Arial Narrow" w:eastAsia="Arial Narrow" w:hAnsi="Arial Narrow" w:cs="Arial Narrow"/>
           <w:sz w:val="16"/>
           <w:szCs w:val="16"/>
         </w:rPr>
@@ -4856,7 +5678,7 @@
       </w:r>
       <w:r>
         <w:rPr>
-          <w:rFonts w:ascii="Arial Narrow" w:hAnsi="Arial Narrow" w:cs="Arial"/>
+          <w:rFonts w:ascii="Arial Narrow" w:eastAsia="Arial Narrow" w:hAnsi="Arial Narrow" w:cs="Arial Narrow"/>
           <w:sz w:val="16"/>
           <w:szCs w:val="16"/>
         </w:rPr>
@@ -4865,7 +5687,7 @@
       <w:proofErr w:type="spellStart"/>
       <w:r>
         <w:rPr>
-          <w:rFonts w:ascii="Arial Narrow" w:hAnsi="Arial Narrow" w:cs="Arial"/>
+          <w:rFonts w:ascii="Arial Narrow" w:eastAsia="Arial Narrow" w:hAnsi="Arial Narrow" w:cs="Arial Narrow"/>
           <w:sz w:val="16"/>
           <w:szCs w:val="16"/>
         </w:rPr>
@@ -4874,7 +5696,7 @@
       <w:proofErr w:type="spellEnd"/>
       <w:r>
         <w:rPr>
-          <w:rFonts w:ascii="Arial Narrow" w:hAnsi="Arial Narrow" w:cs="Arial"/>
+          <w:rFonts w:ascii="Arial Narrow" w:eastAsia="Arial Narrow" w:hAnsi="Arial Narrow" w:cs="Arial Narrow"/>
           <w:sz w:val="16"/>
           <w:szCs w:val="16"/>
         </w:rPr>
@@ -4882,7 +5704,7 @@
       </w:r>
       <w:r>
         <w:rPr>
-          <w:rFonts w:ascii="Arial Narrow" w:hAnsi="Arial Narrow" w:cs="Arial"/>
+          <w:rFonts w:ascii="Arial Narrow" w:eastAsia="Arial Narrow" w:hAnsi="Arial Narrow" w:cs="Arial Narrow"/>
           <w:sz w:val="16"/>
           <w:szCs w:val="16"/>
         </w:rPr>
@@ -4890,7 +5712,7 @@
       </w:r>
       <w:r>
         <w:rPr>
-          <w:rFonts w:ascii="Arial Narrow" w:hAnsi="Arial Narrow" w:cs="Arial"/>
+          <w:rFonts w:ascii="Arial Narrow" w:eastAsia="Arial Narrow" w:hAnsi="Arial Narrow" w:cs="Arial Narrow"/>
           <w:sz w:val="16"/>
           <w:szCs w:val="16"/>
         </w:rPr>
@@ -4903,7 +5725,7 @@
         <w:ind w:left="567" w:hanging="567"/>
         <w:jc w:val="both"/>
         <w:rPr>
-          <w:rFonts w:ascii="Arial Narrow" w:hAnsi="Arial Narrow" w:cs="Arial"/>
+          <w:rFonts w:ascii="Arial Narrow" w:eastAsia="Arial Narrow" w:hAnsi="Arial Narrow" w:cs="Arial Narrow"/>
           <w:sz w:val="16"/>
           <w:szCs w:val="16"/>
         </w:rPr>
@@ -4917,7 +5739,7 @@
         <w:ind w:left="567" w:hanging="567"/>
         <w:jc w:val="both"/>
         <w:rPr>
-          <w:rFonts w:ascii="Arial Narrow" w:hAnsi="Arial Narrow" w:cs="Arial"/>
+          <w:rFonts w:ascii="Arial Narrow" w:eastAsia="Arial Narrow" w:hAnsi="Arial Narrow" w:cs="Arial Narrow"/>
           <w:sz w:val="16"/>
           <w:szCs w:val="16"/>
         </w:rPr>
@@ -4925,7 +5747,7 @@
       <w:r>
         <w:rPr>
           <w:rStyle w:val="Refdenotaalpie"/>
-          <w:rFonts w:ascii="Arial Narrow" w:hAnsi="Arial Narrow" w:cs="Arial"/>
+          <w:rFonts w:ascii="Arial Narrow" w:eastAsia="Arial Narrow" w:hAnsi="Arial Narrow" w:cs="Arial Narrow"/>
           <w:sz w:val="16"/>
           <w:szCs w:val="16"/>
           <w:vertAlign w:val="superscript"/>
@@ -4934,7 +5756,7 @@
       </w:r>
       <w:r>
         <w:rPr>
-          <w:rFonts w:ascii="Arial Narrow" w:hAnsi="Arial Narrow" w:cs="Arial"/>
+          <w:rFonts w:ascii="Arial Narrow" w:eastAsia="Arial Narrow" w:hAnsi="Arial Narrow" w:cs="Arial Narrow"/>
           <w:sz w:val="16"/>
           <w:szCs w:val="16"/>
         </w:rPr>
@@ -4942,7 +5764,7 @@
       </w:r>
       <w:r>
         <w:rPr>
-          <w:rFonts w:ascii="Arial Narrow" w:hAnsi="Arial Narrow" w:cs="Arial"/>
+          <w:rFonts w:ascii="Arial Narrow" w:eastAsia="Arial Narrow" w:hAnsi="Arial Narrow" w:cs="Arial Narrow"/>
           <w:sz w:val="16"/>
           <w:szCs w:val="16"/>
         </w:rPr>
@@ -4951,7 +5773,7 @@
       </w:r>
       <w:r>
         <w:rPr>
-          <w:rFonts w:ascii="Arial Narrow" w:hAnsi="Arial Narrow" w:cs="Arial"/>
+          <w:rFonts w:ascii="Arial Narrow" w:eastAsia="Arial Narrow" w:hAnsi="Arial Narrow" w:cs="Arial Narrow"/>
           <w:b/>
           <w:sz w:val="16"/>
           <w:szCs w:val="16"/>
@@ -4960,7 +5782,7 @@
       </w:r>
       <w:r>
         <w:rPr>
-          <w:rFonts w:ascii="Arial Narrow" w:hAnsi="Arial Narrow" w:cs="Arial"/>
+          <w:rFonts w:ascii="Arial Narrow" w:eastAsia="Arial Narrow" w:hAnsi="Arial Narrow" w:cs="Arial Narrow"/>
           <w:sz w:val="16"/>
           <w:szCs w:val="16"/>
         </w:rPr>
@@ -4973,7 +5795,7 @@
         <w:ind w:left="567" w:hanging="567"/>
         <w:jc w:val="both"/>
         <w:rPr>
-          <w:rFonts w:ascii="Arial Narrow" w:hAnsi="Arial Narrow" w:cs="Arial"/>
+          <w:rFonts w:ascii="Arial Narrow" w:eastAsia="Arial Narrow" w:hAnsi="Arial Narrow" w:cs="Arial Narrow"/>
           <w:sz w:val="16"/>
           <w:szCs w:val="16"/>
         </w:rPr>
@@ -4990,7 +5812,7 @@
         <w:ind w:left="567" w:right="-1" w:hanging="567"/>
         <w:jc w:val="both"/>
         <w:rPr>
-          <w:rFonts w:ascii="Arial Narrow" w:eastAsia="Arial Narrow" w:hAnsi="Arial Narrow" w:cs="Arial"/>
+          <w:rFonts w:ascii="Arial Narrow" w:eastAsia="Arial Narrow" w:hAnsi="Arial Narrow" w:cs="Arial Narrow"/>
           <w:b/>
           <w:bCs/>
           <w:sz w:val="16"/>
@@ -5000,7 +5822,7 @@
       <w:r>
         <w:rPr>
           <w:rStyle w:val="Refdenotaalpie"/>
-          <w:rFonts w:ascii="Arial Narrow" w:hAnsi="Arial Narrow" w:cs="Arial"/>
+          <w:rFonts w:ascii="Arial Narrow" w:eastAsia="Arial Narrow" w:hAnsi="Arial Narrow" w:cs="Arial Narrow"/>
           <w:sz w:val="16"/>
           <w:szCs w:val="16"/>
           <w:vertAlign w:val="superscript"/>
@@ -5009,7 +5831,7 @@
       </w:r>
       <w:r>
         <w:rPr>
-          <w:rFonts w:ascii="Arial Narrow" w:hAnsi="Arial Narrow" w:cs="Arial"/>
+          <w:rFonts w:ascii="Arial Narrow" w:eastAsia="Arial Narrow" w:hAnsi="Arial Narrow" w:cs="Arial Narrow"/>
           <w:sz w:val="16"/>
           <w:szCs w:val="16"/>
         </w:rPr>
@@ -5017,7 +5839,7 @@
       </w:r>
       <w:r>
         <w:rPr>
-          <w:rFonts w:ascii="Arial Narrow" w:hAnsi="Arial Narrow" w:cs="Arial"/>
+          <w:rFonts w:ascii="Arial Narrow" w:eastAsia="Arial Narrow" w:hAnsi="Arial Narrow" w:cs="Arial Narrow"/>
           <w:sz w:val="16"/>
           <w:szCs w:val="16"/>
         </w:rPr>
@@ -5025,7 +5847,7 @@
       </w:r>
       <w:r>
         <w:rPr>
-          <w:rFonts w:ascii="Arial Narrow" w:eastAsia="Arial Narrow" w:hAnsi="Arial Narrow" w:cs="Arial"/>
+          <w:rFonts w:ascii="Arial Narrow" w:eastAsia="Arial Narrow" w:hAnsi="Arial Narrow" w:cs="Arial Narrow"/>
           <w:b/>
           <w:bCs/>
           <w:sz w:val="16"/>
@@ -5043,7 +5865,7 @@
         <w:ind w:left="567" w:right="-1" w:hanging="567"/>
         <w:jc w:val="both"/>
         <w:rPr>
-          <w:rFonts w:ascii="Arial Narrow" w:eastAsia="Arial Narrow" w:hAnsi="Arial Narrow" w:cs="Arial"/>
+          <w:rFonts w:ascii="Arial Narrow" w:eastAsia="Arial Narrow" w:hAnsi="Arial Narrow" w:cs="Arial Narrow"/>
           <w:b/>
           <w:bCs/>
           <w:sz w:val="16"/>
@@ -5052,7 +5874,7 @@
       </w:pPr>
       <w:r>
         <w:rPr>
-          <w:rFonts w:ascii="Arial Narrow" w:eastAsia="Arial Narrow" w:hAnsi="Arial Narrow" w:cs="Arial"/>
+          <w:rFonts w:ascii="Arial Narrow" w:eastAsia="Arial Narrow" w:hAnsi="Arial Narrow" w:cs="Arial Narrow"/>
           <w:b/>
           <w:bCs/>
           <w:sz w:val="16"/>
@@ -5071,14 +5893,14 @@
         <w:ind w:left="567" w:right="-1" w:hanging="567"/>
         <w:jc w:val="both"/>
         <w:rPr>
-          <w:rFonts w:ascii="Arial Narrow" w:eastAsia="Arial Narrow" w:hAnsi="Arial Narrow" w:cs="Arial"/>
-          <w:sz w:val="16"/>
-          <w:szCs w:val="16"/>
-        </w:rPr>
-      </w:pPr>
-      <w:r>
-        <w:rPr>
-          <w:rFonts w:ascii="Arial Narrow" w:eastAsia="Arial Narrow" w:hAnsi="Arial Narrow" w:cs="Arial"/>
+          <w:rFonts w:ascii="Arial Narrow" w:eastAsia="Arial Narrow" w:hAnsi="Arial Narrow" w:cs="Arial Narrow"/>
+          <w:sz w:val="16"/>
+          <w:szCs w:val="16"/>
+        </w:rPr>
+      </w:pPr>
+      <w:r>
+        <w:rPr>
+          <w:rFonts w:ascii="Arial Narrow" w:eastAsia="Arial Narrow" w:hAnsi="Arial Narrow" w:cs="Arial Narrow"/>
           <w:sz w:val="16"/>
           <w:szCs w:val="16"/>
         </w:rPr>
@@ -5095,14 +5917,14 @@
         <w:ind w:left="567" w:right="-1" w:hanging="567"/>
         <w:jc w:val="both"/>
         <w:rPr>
-          <w:rFonts w:ascii="Arial Narrow" w:eastAsia="Arial Narrow" w:hAnsi="Arial Narrow" w:cs="Arial"/>
-          <w:sz w:val="16"/>
-          <w:szCs w:val="16"/>
-        </w:rPr>
-      </w:pPr>
-      <w:r>
-        <w:rPr>
-          <w:rFonts w:ascii="Arial Narrow" w:eastAsia="Arial Narrow" w:hAnsi="Arial Narrow" w:cs="Arial"/>
+          <w:rFonts w:ascii="Arial Narrow" w:eastAsia="Arial Narrow" w:hAnsi="Arial Narrow" w:cs="Arial Narrow"/>
+          <w:sz w:val="16"/>
+          <w:szCs w:val="16"/>
+        </w:rPr>
+      </w:pPr>
+      <w:r>
+        <w:rPr>
+          <w:rFonts w:ascii="Arial Narrow" w:eastAsia="Arial Narrow" w:hAnsi="Arial Narrow" w:cs="Arial Narrow"/>
           <w:sz w:val="16"/>
           <w:szCs w:val="16"/>
         </w:rPr>
@@ -5119,7 +5941,7 @@
         <w:ind w:left="567" w:right="-1" w:hanging="567"/>
         <w:jc w:val="both"/>
         <w:rPr>
-          <w:rFonts w:ascii="Arial Narrow" w:eastAsia="Arial Narrow" w:hAnsi="Arial Narrow" w:cs="Arial"/>
+          <w:rFonts w:ascii="Arial Narrow" w:eastAsia="Arial Narrow" w:hAnsi="Arial Narrow" w:cs="Arial Narrow"/>
           <w:sz w:val="16"/>
           <w:szCs w:val="16"/>
         </w:rPr>
@@ -5134,7 +5956,7 @@
         <w:ind w:left="567" w:right="-1" w:hanging="567"/>
         <w:jc w:val="both"/>
         <w:rPr>
-          <w:rFonts w:ascii="Arial Narrow" w:eastAsia="Arial Narrow" w:hAnsi="Arial Narrow" w:cs="Arial"/>
+          <w:rFonts w:ascii="Arial Narrow" w:eastAsia="Arial Narrow" w:hAnsi="Arial Narrow" w:cs="Arial Narrow"/>
           <w:b/>
           <w:bCs/>
           <w:sz w:val="16"/>
@@ -5143,7 +5965,7 @@
       </w:pPr>
       <w:r>
         <w:rPr>
-          <w:rFonts w:ascii="Arial Narrow" w:eastAsia="Arial Narrow" w:hAnsi="Arial Narrow" w:cs="Arial"/>
+          <w:rFonts w:ascii="Arial Narrow" w:eastAsia="Arial Narrow" w:hAnsi="Arial Narrow" w:cs="Arial Narrow"/>
           <w:sz w:val="16"/>
           <w:szCs w:val="16"/>
         </w:rPr>
@@ -5151,7 +5973,7 @@
       </w:r>
       <w:r>
         <w:rPr>
-          <w:rFonts w:ascii="Arial Narrow" w:eastAsia="Arial Narrow" w:hAnsi="Arial Narrow" w:cs="Arial"/>
+          <w:rFonts w:ascii="Arial Narrow" w:eastAsia="Arial Narrow" w:hAnsi="Arial Narrow" w:cs="Arial Narrow"/>
           <w:b/>
           <w:bCs/>
           <w:sz w:val="16"/>
@@ -5169,14 +5991,14 @@
         <w:ind w:left="567" w:right="-1" w:hanging="567"/>
         <w:jc w:val="both"/>
         <w:rPr>
-          <w:rFonts w:ascii="Arial Narrow" w:eastAsia="Arial Narrow" w:hAnsi="Arial Narrow" w:cs="Arial"/>
-          <w:sz w:val="16"/>
-          <w:szCs w:val="16"/>
-        </w:rPr>
-      </w:pPr>
-      <w:r>
-        <w:rPr>
-          <w:rFonts w:ascii="Arial Narrow" w:eastAsia="Arial Narrow" w:hAnsi="Arial Narrow" w:cs="Arial"/>
+          <w:rFonts w:ascii="Arial Narrow" w:eastAsia="Arial Narrow" w:hAnsi="Arial Narrow" w:cs="Arial Narrow"/>
+          <w:sz w:val="16"/>
+          <w:szCs w:val="16"/>
+        </w:rPr>
+      </w:pPr>
+      <w:r>
+        <w:rPr>
+          <w:rFonts w:ascii="Arial Narrow" w:eastAsia="Arial Narrow" w:hAnsi="Arial Narrow" w:cs="Arial Narrow"/>
           <w:b/>
           <w:bCs/>
           <w:sz w:val="16"/>
@@ -5187,7 +6009,7 @@
       </w:r>
       <w:r>
         <w:rPr>
-          <w:rFonts w:ascii="Arial Narrow" w:eastAsia="Arial Narrow" w:hAnsi="Arial Narrow" w:cs="Arial"/>
+          <w:rFonts w:ascii="Arial Narrow" w:eastAsia="Arial Narrow" w:hAnsi="Arial Narrow" w:cs="Arial Narrow"/>
           <w:sz w:val="16"/>
           <w:szCs w:val="16"/>
         </w:rPr>
@@ -5203,14 +6025,14 @@
         <w:ind w:left="567" w:right="-1" w:hanging="567"/>
         <w:jc w:val="both"/>
         <w:rPr>
-          <w:rFonts w:ascii="Arial Narrow" w:eastAsia="Arial Narrow" w:hAnsi="Arial Narrow" w:cs="Arial"/>
-          <w:sz w:val="16"/>
-          <w:szCs w:val="16"/>
-        </w:rPr>
-      </w:pPr>
-      <w:r>
-        <w:rPr>
-          <w:rFonts w:ascii="Arial Narrow" w:eastAsia="Arial Narrow" w:hAnsi="Arial Narrow" w:cs="Arial"/>
+          <w:rFonts w:ascii="Arial Narrow" w:eastAsia="Arial Narrow" w:hAnsi="Arial Narrow" w:cs="Arial Narrow"/>
+          <w:sz w:val="16"/>
+          <w:szCs w:val="16"/>
+        </w:rPr>
+      </w:pPr>
+      <w:r>
+        <w:rPr>
+          <w:rFonts w:ascii="Arial Narrow" w:eastAsia="Arial Narrow" w:hAnsi="Arial Narrow" w:cs="Arial Narrow"/>
           <w:sz w:val="16"/>
           <w:szCs w:val="16"/>
         </w:rPr>
@@ -5227,7 +6049,9 @@
         <w:ind w:left="567" w:right="-1" w:hanging="567"/>
         <w:jc w:val="both"/>
         <w:rPr>
-          <w:rFonts w:ascii="Arial Narrow" w:eastAsia="Arial Narrow" w:hAnsi="Arial Narrow" w:cs="Arial"/>
+          <w:rFonts w:ascii="Arial Narrow" w:eastAsia="Arial Narrow" w:hAnsi="Arial Narrow" w:cs="Arial Narrow"/>
+          <w:b/>
+          <w:bCs/>
           <w:sz w:val="16"/>
           <w:szCs w:val="16"/>
         </w:rPr>
@@ -5244,7 +6068,7 @@
         <w:ind w:left="567" w:right="-1" w:hanging="567"/>
         <w:jc w:val="both"/>
         <w:rPr>
-          <w:rFonts w:ascii="Arial Narrow" w:eastAsia="Arial Narrow" w:hAnsi="Arial Narrow" w:cs="Arial"/>
+          <w:rFonts w:ascii="Arial Narrow" w:eastAsia="Arial Narrow" w:hAnsi="Arial Narrow" w:cs="Arial Narrow"/>
           <w:b/>
           <w:bCs/>
           <w:sz w:val="16"/>
@@ -5254,7 +6078,7 @@
       <w:r>
         <w:rPr>
           <w:rStyle w:val="Refdenotaalpie"/>
-          <w:rFonts w:ascii="Arial Narrow" w:hAnsi="Arial Narrow"/>
+          <w:rFonts w:ascii="Arial Narrow" w:eastAsia="Arial Narrow" w:hAnsi="Arial Narrow" w:cs="Arial Narrow"/>
           <w:sz w:val="16"/>
           <w:szCs w:val="16"/>
           <w:vertAlign w:val="superscript"/>
@@ -5263,7 +6087,7 @@
       </w:r>
       <w:r>
         <w:rPr>
-          <w:rFonts w:ascii="Arial Narrow" w:hAnsi="Arial Narrow"/>
+          <w:rFonts w:ascii="Arial Narrow" w:eastAsia="Arial Narrow" w:hAnsi="Arial Narrow" w:cs="Arial Narrow"/>
           <w:sz w:val="16"/>
           <w:szCs w:val="16"/>
         </w:rPr>
@@ -5271,7 +6095,7 @@
       </w:r>
       <w:r>
         <w:rPr>
-          <w:rFonts w:ascii="Arial Narrow" w:hAnsi="Arial Narrow" w:cs="Arial"/>
+          <w:rFonts w:ascii="Arial Narrow" w:eastAsia="Arial Narrow" w:hAnsi="Arial Narrow" w:cs="Arial Narrow"/>
           <w:sz w:val="16"/>
           <w:szCs w:val="16"/>
         </w:rPr>
@@ -5279,7 +6103,7 @@
       </w:r>
       <w:r>
         <w:rPr>
-          <w:rFonts w:ascii="Arial Narrow" w:eastAsia="Arial Narrow" w:hAnsi="Arial Narrow" w:cs="Arial"/>
+          <w:rFonts w:ascii="Arial Narrow" w:eastAsia="Arial Narrow" w:hAnsi="Arial Narrow" w:cs="Arial Narrow"/>
           <w:b/>
           <w:bCs/>
           <w:sz w:val="16"/>
@@ -5290,7 +6114,7 @@
       <w:proofErr w:type="spellStart"/>
       <w:r>
         <w:rPr>
-          <w:rFonts w:ascii="Arial Narrow" w:eastAsia="Arial Narrow" w:hAnsi="Arial Narrow" w:cs="Arial"/>
+          <w:rFonts w:ascii="Arial Narrow" w:eastAsia="Arial Narrow" w:hAnsi="Arial Narrow" w:cs="Arial Narrow"/>
           <w:b/>
           <w:bCs/>
           <w:sz w:val="16"/>
@@ -5301,7 +6125,7 @@
       <w:proofErr w:type="spellEnd"/>
       <w:r>
         <w:rPr>
-          <w:rFonts w:ascii="Arial Narrow" w:eastAsia="Arial Narrow" w:hAnsi="Arial Narrow" w:cs="Arial"/>
+          <w:rFonts w:ascii="Arial Narrow" w:eastAsia="Arial Narrow" w:hAnsi="Arial Narrow" w:cs="Arial Narrow"/>
           <w:b/>
           <w:bCs/>
           <w:sz w:val="16"/>
@@ -5312,7 +6136,7 @@
       <w:proofErr w:type="spellStart"/>
       <w:r>
         <w:rPr>
-          <w:rFonts w:ascii="Arial Narrow" w:eastAsia="Arial Narrow" w:hAnsi="Arial Narrow" w:cs="Arial"/>
+          <w:rFonts w:ascii="Arial Narrow" w:eastAsia="Arial Narrow" w:hAnsi="Arial Narrow" w:cs="Arial Narrow"/>
           <w:b/>
           <w:bCs/>
           <w:sz w:val="16"/>
@@ -5323,7 +6147,7 @@
       <w:proofErr w:type="spellEnd"/>
       <w:r>
         <w:rPr>
-          <w:rFonts w:ascii="Arial Narrow" w:eastAsia="Arial Narrow" w:hAnsi="Arial Narrow" w:cs="Arial"/>
+          <w:rFonts w:ascii="Arial Narrow" w:eastAsia="Arial Narrow" w:hAnsi="Arial Narrow" w:cs="Arial Narrow"/>
           <w:b/>
           <w:bCs/>
           <w:sz w:val="16"/>
@@ -5346,7 +6170,7 @@
       </w:pPr>
       <w:r>
         <w:rPr>
-          <w:rFonts w:ascii="Arial Narrow" w:eastAsia="Arial Narrow" w:hAnsi="Arial Narrow" w:cs="Arial"/>
+          <w:rFonts w:ascii="Arial Narrow" w:eastAsia="Arial Narrow" w:hAnsi="Arial Narrow" w:cs="Arial Narrow"/>
           <w:b/>
           <w:bCs/>
           <w:sz w:val="16"/>
@@ -5356,7 +6180,7 @@
       </w:r>
       <w:r>
         <w:rPr>
-          <w:rFonts w:ascii="Arial Narrow" w:eastAsia="Arial Narrow" w:hAnsi="Arial Narrow" w:cs="Arial"/>
+          <w:rFonts w:ascii="Arial Narrow" w:eastAsia="Arial Narrow" w:hAnsi="Arial Narrow" w:cs="Arial Narrow"/>
           <w:b/>
           <w:bCs/>
           <w:sz w:val="16"/>
@@ -5366,7 +6190,7 @@
       </w:r>
       <w:r>
         <w:rPr>
-          <w:rFonts w:ascii="Arial Narrow" w:eastAsia="Arial Narrow" w:hAnsi="Arial Narrow" w:cs="Arial"/>
+          <w:rFonts w:ascii="Arial Narrow" w:eastAsia="Arial Narrow" w:hAnsi="Arial Narrow" w:cs="Arial Narrow"/>
           <w:b/>
           <w:bCs/>
           <w:sz w:val="16"/>
@@ -5418,33 +6242,20 @@
         <w:pStyle w:val="Textonotapie"/>
         <w:ind w:left="567"/>
         <w:rPr>
-          <w:rFonts w:ascii="Arial Narrow" w:hAnsi="Arial Narrow"/>
-          <w:sz w:val="16"/>
-          <w:szCs w:val="16"/>
-        </w:rPr>
-      </w:pPr>
-      <w:r>
-        <w:rPr>
-          <w:rFonts w:ascii="Arial Narrow" w:hAnsi="Arial Narrow"/>
+          <w:rFonts w:ascii="Arial Narrow" w:eastAsia="Arial Narrow" w:hAnsi="Arial Narrow" w:cs="Arial Narrow"/>
+          <w:sz w:val="16"/>
+          <w:szCs w:val="16"/>
+        </w:rPr>
+      </w:pPr>
+      <w:r>
+        <w:rPr>
+          <w:rFonts w:ascii="Arial Narrow" w:eastAsia="Arial Narrow" w:hAnsi="Arial Narrow" w:cs="Arial Narrow"/>
           <w:sz w:val="16"/>
           <w:szCs w:val="16"/>
         </w:rPr>
         <w:t>g. Exigir al consumidor la presentación de documentación innecesaria para la prestación del servicio que contrate o la entrega del producto adquirido, pudiendo, en todo caso, exigirse solo la documentación necesaria, razonable y pertinente de acuerdo con la etapa en la que se encuentre la prestación del producto o ejecución del servicio.</w:t>
       </w:r>
     </w:p>
-    <w:p>
-      <w:pPr>
-        <w:pStyle w:val="Textonotapie"/>
-        <w:ind w:left="567"/>
-        <w:rPr>
-          <w:rFonts w:ascii="Arial Narrow" w:hAnsi="Arial Narrow"/>
-          <w:sz w:val="16"/>
-          <w:szCs w:val="16"/>
-        </w:rPr>
-      </w:pPr>
-    </w:p>
-  </w:footnote>
-  <w:footnote w:id="5">
     <w:p>
       <w:pPr>
         <w:pStyle w:val="Textonotapie"/>
@@ -5461,174 +6272,9 @@
           <w:szCs w:val="16"/>
         </w:rPr>
       </w:pPr>
-      <w:r>
-        <w:rPr>
-          <w:rStyle w:val="Refdenotaalpie"/>
-          <w:rFonts w:ascii="Arial Narrow" w:hAnsi="Arial Narrow"/>
-          <w:sz w:val="16"/>
-          <w:szCs w:val="16"/>
-          <w:vertAlign w:val="superscript"/>
-        </w:rPr>
-        <w:footnoteRef/>
-      </w:r>
-      <w:r>
-        <w:rPr>
-          <w:rFonts w:ascii="Arial Narrow" w:hAnsi="Arial Narrow"/>
-          <w:sz w:val="16"/>
-          <w:szCs w:val="16"/>
-        </w:rPr>
-        <w:t xml:space="preserve"> </w:t>
-      </w:r>
-      <w:r>
-        <w:rPr>
-          <w:rFonts w:ascii="Arial Narrow" w:hAnsi="Arial Narrow"/>
-          <w:sz w:val="16"/>
-          <w:szCs w:val="16"/>
-        </w:rPr>
-        <w:tab/>
-      </w:r>
-      <w:r>
-        <w:rPr>
-          <w:rFonts w:ascii="Arial Narrow" w:eastAsia="Arial Narrow" w:hAnsi="Arial Narrow" w:cs="Arial Narrow"/>
-          <w:b/>
-          <w:bCs/>
-          <w:sz w:val="16"/>
-          <w:szCs w:val="16"/>
-        </w:rPr>
-        <w:t xml:space="preserve">LEY </w:t>
-      </w:r>
-      <w:proofErr w:type="spellStart"/>
-      <w:r>
-        <w:rPr>
-          <w:rFonts w:ascii="Arial Narrow" w:eastAsia="Arial Narrow" w:hAnsi="Arial Narrow" w:cs="Arial Narrow"/>
-          <w:b/>
-          <w:bCs/>
-          <w:sz w:val="16"/>
-          <w:szCs w:val="16"/>
-        </w:rPr>
-        <w:t/>
-      </w:r>
-      <w:proofErr w:type="spellEnd"/>
-      <w:r>
-        <w:rPr>
-          <w:rFonts w:ascii="Arial Narrow" w:eastAsia="Arial Narrow" w:hAnsi="Arial Narrow" w:cs="Arial Narrow"/>
-          <w:b/>
-          <w:bCs/>
-          <w:sz w:val="16"/>
-          <w:szCs w:val="16"/>
-        </w:rPr>
-        <w:t xml:space="preserve"> 29571, CÓDIGO DE PROTECCIÓN Y DEFENSA DEL CONSUMIDOR, publicado el 2 de setiembre de 2010 y modificado por Decreto Legislativo </w:t>
-      </w:r>
-      <w:proofErr w:type="spellStart"/>
-      <w:r>
-        <w:rPr>
-          <w:rFonts w:ascii="Arial Narrow" w:eastAsia="Arial Narrow" w:hAnsi="Arial Narrow" w:cs="Arial Narrow"/>
-          <w:b/>
-          <w:bCs/>
-          <w:sz w:val="16"/>
-          <w:szCs w:val="16"/>
-        </w:rPr>
-        <w:t/>
-      </w:r>
-      <w:proofErr w:type="spellEnd"/>
-      <w:r>
-        <w:rPr>
-          <w:rFonts w:ascii="Arial Narrow" w:eastAsia="Arial Narrow" w:hAnsi="Arial Narrow" w:cs="Arial Narrow"/>
-          <w:b/>
-          <w:bCs/>
-          <w:sz w:val="16"/>
-          <w:szCs w:val="16"/>
-        </w:rPr>
-        <w:t xml:space="preserve"> 1308 </w:t>
-      </w:r>
-    </w:p>
-    <w:p>
-      <w:pPr>
-        <w:pStyle w:val="Textonotapie"/>
-        <w:ind w:left="567" w:right="-1"/>
-        <w:jc w:val="both"/>
-        <w:rPr>
-          <w:rFonts w:ascii="Arial Narrow" w:eastAsia="Arial Narrow" w:hAnsi="Arial Narrow" w:cs="Arial Narrow"/>
-          <w:b/>
-          <w:bCs/>
-          <w:sz w:val="16"/>
-          <w:szCs w:val="16"/>
-        </w:rPr>
-      </w:pPr>
-      <w:r>
-        <w:rPr>
-          <w:rFonts w:ascii="Arial Narrow" w:eastAsia="Arial Narrow" w:hAnsi="Arial Narrow" w:cs="Arial Narrow"/>
-          <w:b/>
-          <w:bCs/>
-          <w:sz w:val="16"/>
-          <w:szCs w:val="16"/>
-        </w:rPr>
-        <w:t>Artículo 38.- Prohibición de discriminación de consumidores</w:t>
-      </w:r>
-    </w:p>
-    <w:p>
-      <w:pPr>
-        <w:pStyle w:val="Textonotapie"/>
-        <w:ind w:left="567" w:right="-1"/>
-        <w:jc w:val="both"/>
-        <w:rPr>
-          <w:rFonts w:ascii="Arial Narrow" w:eastAsia="Arial Narrow" w:hAnsi="Arial Narrow" w:cs="Arial Narrow"/>
-          <w:sz w:val="16"/>
-          <w:szCs w:val="16"/>
-        </w:rPr>
-      </w:pPr>
-      <w:r>
-        <w:rPr>
-          <w:rFonts w:ascii="Arial Narrow" w:eastAsia="Arial Narrow" w:hAnsi="Arial Narrow" w:cs="Arial Narrow"/>
-          <w:sz w:val="16"/>
-          <w:szCs w:val="16"/>
-        </w:rPr>
-        <w:t xml:space="preserve">38.1 Los proveedores no pueden establecer discriminación alguna por motivo de origen, raza, sexo, idioma, religión, opinión, condición económica o de cualquier otra índole, respecto de los consumidores, se encuentren estos dentro o expuestos a una relación de consumo. 38.2 Está prohibida la exclusión de personas sin que medien causas de seguridad del establecimiento o tranquilidad de sus clientes u otros motivos similares. </w:t>
-      </w:r>
-    </w:p>
-    <w:p>
-      <w:pPr>
-        <w:pStyle w:val="Textonotapie"/>
-        <w:ind w:left="567" w:right="-1"/>
-        <w:jc w:val="both"/>
-        <w:rPr>
-          <w:rFonts w:ascii="Arial Narrow" w:eastAsia="Arial Narrow" w:hAnsi="Arial Narrow" w:cs="Arial Narrow"/>
-          <w:sz w:val="16"/>
-          <w:szCs w:val="16"/>
-        </w:rPr>
-      </w:pPr>
-      <w:r>
-        <w:rPr>
-          <w:rFonts w:ascii="Arial Narrow" w:eastAsia="Arial Narrow" w:hAnsi="Arial Narrow" w:cs="Arial Narrow"/>
-          <w:sz w:val="16"/>
-          <w:szCs w:val="16"/>
-        </w:rPr>
-        <w:t>38.3 El trato diferente de los consumidores debe obedecer a causas objetivas y razonables. La atención preferente en un establecimiento debe responder a situaciones de hecho distintas que justifiquen un trato diferente y existir una proporcionalidad entre el fin perseguido y el trato diferente que se otorga</w:t>
-      </w:r>
-      <w:r>
-        <w:rPr>
-          <w:rFonts w:ascii="Arial Narrow" w:eastAsia="Arial Narrow" w:hAnsi="Arial Narrow" w:cs="Arial Narrow"/>
-          <w:b/>
-          <w:bCs/>
-          <w:sz w:val="16"/>
-          <w:szCs w:val="16"/>
-        </w:rPr>
-        <w:t>.</w:t>
-      </w:r>
-    </w:p>
-    <w:p>
-      <w:pPr>
-        <w:pStyle w:val="Textonotapie"/>
-        <w:jc w:val="both"/>
-        <w:rPr>
-          <w:rFonts w:ascii="Arial Narrow" w:hAnsi="Arial Narrow"/>
-          <w:sz w:val="16"/>
-          <w:szCs w:val="16"/>
-        </w:rPr>
-      </w:pPr>
     </w:p>
   </w:footnote>
-  <w:footnote w:id="6">
+  <w:footnote w:id="5">
     <w:p>
       <w:pPr>
         <w:pStyle w:val="Textonotapie"/>
@@ -5638,7 +6284,9 @@
         <w:ind w:left="567" w:right="-1" w:hanging="567"/>
         <w:jc w:val="both"/>
         <w:rPr>
-          <w:rFonts w:ascii="Arial Narrow" w:eastAsia="Arial Narrow" w:hAnsi="Arial Narrow" w:cs="Arial"/>
+          <w:rFonts w:ascii="Arial Narrow" w:eastAsia="Arial Narrow" w:hAnsi="Arial Narrow" w:cs="Arial Narrow"/>
+          <w:b/>
+          <w:bCs/>
           <w:sz w:val="16"/>
           <w:szCs w:val="16"/>
         </w:rPr>
@@ -5646,7 +6294,7 @@
       <w:r>
         <w:rPr>
           <w:rStyle w:val="Refdenotaalpie"/>
-          <w:rFonts w:ascii="Arial Narrow" w:hAnsi="Arial Narrow" w:cs="Arial"/>
+          <w:rFonts w:ascii="Arial Narrow" w:eastAsia="Arial Narrow" w:hAnsi="Arial Narrow" w:cs="Arial Narrow"/>
           <w:sz w:val="16"/>
           <w:szCs w:val="16"/>
           <w:vertAlign w:val="superscript"/>
@@ -5655,7 +6303,7 @@
       </w:r>
       <w:r>
         <w:rPr>
-          <w:rFonts w:ascii="Arial Narrow" w:hAnsi="Arial Narrow" w:cs="Arial"/>
+          <w:rFonts w:ascii="Arial Narrow" w:eastAsia="Arial Narrow" w:hAnsi="Arial Narrow" w:cs="Arial Narrow"/>
           <w:sz w:val="16"/>
           <w:szCs w:val="16"/>
         </w:rPr>
@@ -5663,7 +6311,7 @@
       </w:r>
       <w:r>
         <w:rPr>
-          <w:rFonts w:ascii="Arial Narrow" w:hAnsi="Arial Narrow" w:cs="Arial"/>
+          <w:rFonts w:ascii="Arial Narrow" w:eastAsia="Arial Narrow" w:hAnsi="Arial Narrow" w:cs="Arial Narrow"/>
           <w:sz w:val="16"/>
           <w:szCs w:val="16"/>
         </w:rPr>
@@ -5671,18 +6319,18 @@
       </w:r>
       <w:r>
         <w:rPr>
-          <w:rFonts w:ascii="Arial Narrow" w:eastAsia="Arial Narrow" w:hAnsi="Arial Narrow" w:cs="Arial"/>
+          <w:rFonts w:ascii="Arial Narrow" w:eastAsia="Arial Narrow" w:hAnsi="Arial Narrow" w:cs="Arial Narrow"/>
           <w:b/>
           <w:bCs/>
           <w:sz w:val="16"/>
           <w:szCs w:val="16"/>
         </w:rPr>
-        <w:t xml:space="preserve">LEY SOBRE FACULTADES, NORMAS Y ORGANIZACIÓN DEL INDECOPI, APROBADA POR DECRETO LEGISLATIVO </w:t>
+        <w:t xml:space="preserve">LEY </w:t>
       </w:r>
       <w:proofErr w:type="spellStart"/>
       <w:r>
         <w:rPr>
-          <w:rFonts w:ascii="Arial Narrow" w:eastAsia="Arial Narrow" w:hAnsi="Arial Narrow" w:cs="Arial"/>
+          <w:rFonts w:ascii="Arial Narrow" w:eastAsia="Arial Narrow" w:hAnsi="Arial Narrow" w:cs="Arial Narrow"/>
           <w:b/>
           <w:bCs/>
           <w:sz w:val="16"/>
@@ -5693,21 +6341,109 @@
       <w:proofErr w:type="spellEnd"/>
       <w:r>
         <w:rPr>
-          <w:rFonts w:ascii="Arial Narrow" w:eastAsia="Arial Narrow" w:hAnsi="Arial Narrow" w:cs="Arial"/>
+          <w:rFonts w:ascii="Arial Narrow" w:eastAsia="Arial Narrow" w:hAnsi="Arial Narrow" w:cs="Arial Narrow"/>
           <w:b/>
           <w:bCs/>
           <w:sz w:val="16"/>
           <w:szCs w:val="16"/>
         </w:rPr>
-        <w:t xml:space="preserve"> 807 Artículo 24.-</w:t>
-      </w:r>
-      <w:r>
-        <w:rPr>
-          <w:rFonts w:ascii="Arial Narrow" w:eastAsia="Arial Narrow" w:hAnsi="Arial Narrow" w:cs="Arial"/>
-          <w:sz w:val="16"/>
-          <w:szCs w:val="16"/>
-        </w:rPr>
-        <w:t xml:space="preserve"> El Secretario Técnico se encargará de la tramitación del procedimiento. Para ello, cuenta con las siguientes facultades:</w:t>
+        <w:t xml:space="preserve"> 29571, CÓDIGO DE PROTECCIÓN Y DEFENSA DEL CONSUMIDOR, publicado el 2 de setiembre de 2010 y modificado por Decreto Legislativo </w:t>
+      </w:r>
+      <w:proofErr w:type="spellStart"/>
+      <w:r>
+        <w:rPr>
+          <w:rFonts w:ascii="Arial Narrow" w:eastAsia="Arial Narrow" w:hAnsi="Arial Narrow" w:cs="Arial Narrow"/>
+          <w:b/>
+          <w:bCs/>
+          <w:sz w:val="16"/>
+          <w:szCs w:val="16"/>
+        </w:rPr>
+        <w:t/>
+      </w:r>
+      <w:proofErr w:type="spellEnd"/>
+      <w:r>
+        <w:rPr>
+          <w:rFonts w:ascii="Arial Narrow" w:eastAsia="Arial Narrow" w:hAnsi="Arial Narrow" w:cs="Arial Narrow"/>
+          <w:b/>
+          <w:bCs/>
+          <w:sz w:val="16"/>
+          <w:szCs w:val="16"/>
+        </w:rPr>
+        <w:t xml:space="preserve"> 1308 </w:t>
+      </w:r>
+    </w:p>
+    <w:p>
+      <w:pPr>
+        <w:pStyle w:val="Textonotapie"/>
+        <w:ind w:left="567" w:right="-1"/>
+        <w:jc w:val="both"/>
+        <w:rPr>
+          <w:rFonts w:ascii="Arial Narrow" w:eastAsia="Arial Narrow" w:hAnsi="Arial Narrow" w:cs="Arial Narrow"/>
+          <w:b/>
+          <w:bCs/>
+          <w:sz w:val="16"/>
+          <w:szCs w:val="16"/>
+        </w:rPr>
+      </w:pPr>
+      <w:r>
+        <w:rPr>
+          <w:rFonts w:ascii="Arial Narrow" w:eastAsia="Arial Narrow" w:hAnsi="Arial Narrow" w:cs="Arial Narrow"/>
+          <w:b/>
+          <w:bCs/>
+          <w:sz w:val="16"/>
+          <w:szCs w:val="16"/>
+        </w:rPr>
+        <w:t>Artículo 38.- Prohibición de discriminación de consumidores</w:t>
+      </w:r>
+    </w:p>
+    <w:p>
+      <w:pPr>
+        <w:pStyle w:val="Textonotapie"/>
+        <w:ind w:left="567" w:right="-1"/>
+        <w:jc w:val="both"/>
+        <w:rPr>
+          <w:rFonts w:ascii="Arial Narrow" w:eastAsia="Arial Narrow" w:hAnsi="Arial Narrow" w:cs="Arial Narrow"/>
+          <w:sz w:val="16"/>
+          <w:szCs w:val="16"/>
+        </w:rPr>
+      </w:pPr>
+      <w:r>
+        <w:rPr>
+          <w:rFonts w:ascii="Arial Narrow" w:eastAsia="Arial Narrow" w:hAnsi="Arial Narrow" w:cs="Arial Narrow"/>
+          <w:sz w:val="16"/>
+          <w:szCs w:val="16"/>
+        </w:rPr>
+        <w:t xml:space="preserve">38.1 Los proveedores no pueden establecer discriminación alguna por motivo de origen, raza, sexo, idioma, religión, opinión, condición económica o de cualquier otra índole, respecto de los consumidores, se encuentren estos dentro o expuestos a una relación de consumo. 38.2 Está prohibida la exclusión de personas sin que medien causas de seguridad del establecimiento o tranquilidad de sus clientes u otros motivos similares. </w:t>
+      </w:r>
+    </w:p>
+    <w:p>
+      <w:pPr>
+        <w:pStyle w:val="Textonotapie"/>
+        <w:ind w:left="567" w:right="-1"/>
+        <w:jc w:val="both"/>
+        <w:rPr>
+          <w:rFonts w:ascii="Arial Narrow" w:eastAsia="Arial Narrow" w:hAnsi="Arial Narrow" w:cs="Arial Narrow"/>
+          <w:sz w:val="16"/>
+          <w:szCs w:val="16"/>
+        </w:rPr>
+      </w:pPr>
+      <w:r>
+        <w:rPr>
+          <w:rFonts w:ascii="Arial Narrow" w:eastAsia="Arial Narrow" w:hAnsi="Arial Narrow" w:cs="Arial Narrow"/>
+          <w:sz w:val="16"/>
+          <w:szCs w:val="16"/>
+        </w:rPr>
+        <w:t>38.3 El trato diferente de los consumidores debe obedecer a causas objetivas y razonables. La atención preferente en un establecimiento debe responder a situaciones de hecho distintas que justifiquen un trato diferente y existir una proporcionalidad entre el fin perseguido y el trato diferente que se otorga</w:t>
+      </w:r>
+      <w:r>
+        <w:rPr>
+          <w:rFonts w:ascii="Arial Narrow" w:eastAsia="Arial Narrow" w:hAnsi="Arial Narrow" w:cs="Arial Narrow"/>
+          <w:b/>
+          <w:bCs/>
+          <w:sz w:val="16"/>
+          <w:szCs w:val="16"/>
+        </w:rPr>
+        <w:t>.</w:t>
       </w:r>
     </w:p>
     <w:p>
@@ -5719,21 +6455,16 @@
         <w:ind w:left="567" w:right="-1" w:hanging="567"/>
         <w:jc w:val="both"/>
         <w:rPr>
-          <w:rFonts w:ascii="Arial Narrow" w:eastAsia="Arial Narrow" w:hAnsi="Arial Narrow" w:cs="Arial"/>
-          <w:sz w:val="16"/>
-          <w:szCs w:val="16"/>
-        </w:rPr>
-      </w:pPr>
-      <w:r>
-        <w:rPr>
-          <w:rFonts w:ascii="Arial Narrow" w:eastAsia="Arial Narrow" w:hAnsi="Arial Narrow" w:cs="Arial"/>
-          <w:sz w:val="16"/>
-          <w:szCs w:val="16"/>
-        </w:rPr>
-        <w:tab/>
-        <w:t xml:space="preserve">(...) </w:t>
-      </w:r>
-    </w:p>
+          <w:rFonts w:ascii="Arial Narrow" w:eastAsia="Arial Narrow" w:hAnsi="Arial Narrow" w:cs="Arial Narrow"/>
+          <w:b/>
+          <w:bCs/>
+          <w:sz w:val="16"/>
+          <w:szCs w:val="16"/>
+        </w:rPr>
+      </w:pPr>
+    </w:p>
+  </w:footnote>
+  <w:footnote w:id="6">
     <w:p>
       <w:pPr>
         <w:pStyle w:val="Textonotapie"/>
@@ -5743,19 +6474,76 @@
         <w:ind w:left="567" w:right="-1" w:hanging="567"/>
         <w:jc w:val="both"/>
         <w:rPr>
-          <w:rFonts w:ascii="Arial Narrow" w:eastAsia="Arial Narrow" w:hAnsi="Arial Narrow" w:cs="Arial"/>
-          <w:sz w:val="16"/>
-          <w:szCs w:val="16"/>
-        </w:rPr>
-      </w:pPr>
-      <w:r>
-        <w:rPr>
-          <w:rFonts w:ascii="Arial Narrow" w:eastAsia="Arial Narrow" w:hAnsi="Arial Narrow" w:cs="Arial"/>
+          <w:rFonts w:ascii="Arial Narrow" w:eastAsia="Arial Narrow" w:hAnsi="Arial Narrow" w:cs="Arial Narrow"/>
+          <w:sz w:val="16"/>
+          <w:szCs w:val="16"/>
+        </w:rPr>
+      </w:pPr>
+      <w:r>
+        <w:rPr>
+          <w:rStyle w:val="Refdenotaalpie"/>
+          <w:rFonts w:ascii="Arial Narrow" w:eastAsia="Arial Narrow" w:hAnsi="Arial Narrow" w:cs="Arial Narrow"/>
+          <w:sz w:val="16"/>
+          <w:szCs w:val="16"/>
+          <w:vertAlign w:val="superscript"/>
+        </w:rPr>
+        <w:footnoteRef/>
+      </w:r>
+      <w:r>
+        <w:rPr>
+          <w:rFonts w:ascii="Arial Narrow" w:eastAsia="Arial Narrow" w:hAnsi="Arial Narrow" w:cs="Arial Narrow"/>
+          <w:sz w:val="16"/>
+          <w:szCs w:val="16"/>
+        </w:rPr>
+        <w:t xml:space="preserve"> </w:t>
+      </w:r>
+      <w:r>
+        <w:rPr>
+          <w:rFonts w:ascii="Arial Narrow" w:eastAsia="Arial Narrow" w:hAnsi="Arial Narrow" w:cs="Arial Narrow"/>
           <w:sz w:val="16"/>
           <w:szCs w:val="16"/>
         </w:rPr>
         <w:tab/>
-        <w:t xml:space="preserve">c) Admitir denuncias a trámite, en aquellos casos en que la Comisión le haya delegado esta facultad. </w:t>
+      </w:r>
+      <w:r>
+        <w:rPr>
+          <w:rFonts w:ascii="Arial Narrow" w:eastAsia="Arial Narrow" w:hAnsi="Arial Narrow" w:cs="Arial Narrow"/>
+          <w:b/>
+          <w:bCs/>
+          <w:sz w:val="16"/>
+          <w:szCs w:val="16"/>
+        </w:rPr>
+        <w:t xml:space="preserve">LEY SOBRE FACULTADES, NORMAS Y ORGANIZACIÓN DEL INDECOPI, APROBADA POR DECRETO LEGISLATIVO </w:t>
+      </w:r>
+      <w:proofErr w:type="spellStart"/>
+      <w:r>
+        <w:rPr>
+          <w:rFonts w:ascii="Arial Narrow" w:eastAsia="Arial Narrow" w:hAnsi="Arial Narrow" w:cs="Arial Narrow"/>
+          <w:b/>
+          <w:bCs/>
+          <w:sz w:val="16"/>
+          <w:szCs w:val="16"/>
+        </w:rPr>
+        <w:t/>
+      </w:r>
+      <w:proofErr w:type="spellEnd"/>
+      <w:r>
+        <w:rPr>
+          <w:rFonts w:ascii="Arial Narrow" w:eastAsia="Arial Narrow" w:hAnsi="Arial Narrow" w:cs="Arial Narrow"/>
+          <w:b/>
+          <w:bCs/>
+          <w:sz w:val="16"/>
+          <w:szCs w:val="16"/>
+        </w:rPr>
+        <w:t xml:space="preserve"> 807 Artículo 24.-</w:t>
+      </w:r>
+      <w:r>
+        <w:rPr>
+          <w:rFonts w:ascii="Arial Narrow" w:eastAsia="Arial Narrow" w:hAnsi="Arial Narrow" w:cs="Arial Narrow"/>
+          <w:sz w:val="16"/>
+          <w:szCs w:val="16"/>
+        </w:rPr>
+        <w:t xml:space="preserve"> El Secretario Técnico se encargará de la tramitación del procedimiento. Para ello, cuenta con las siguientes facultades:</w:t>
       </w:r>
     </w:p>
     <w:p>
@@ -5767,19 +6555,19 @@
         <w:ind w:left="567" w:right="-1" w:hanging="567"/>
         <w:jc w:val="both"/>
         <w:rPr>
-          <w:rFonts w:ascii="Arial Narrow" w:eastAsia="Arial Narrow" w:hAnsi="Arial Narrow" w:cs="Arial"/>
-          <w:sz w:val="16"/>
-          <w:szCs w:val="16"/>
-        </w:rPr>
-      </w:pPr>
-      <w:r>
-        <w:rPr>
-          <w:rFonts w:ascii="Arial Narrow" w:eastAsia="Arial Narrow" w:hAnsi="Arial Narrow" w:cs="Arial"/>
+          <w:rFonts w:ascii="Arial Narrow" w:eastAsia="Arial Narrow" w:hAnsi="Arial Narrow" w:cs="Arial Narrow"/>
+          <w:sz w:val="16"/>
+          <w:szCs w:val="16"/>
+        </w:rPr>
+      </w:pPr>
+      <w:r>
+        <w:rPr>
+          <w:rFonts w:ascii="Arial Narrow" w:eastAsia="Arial Narrow" w:hAnsi="Arial Narrow" w:cs="Arial Narrow"/>
           <w:sz w:val="16"/>
           <w:szCs w:val="16"/>
         </w:rPr>
         <w:tab/>
-        <w:t>(...).</w:t>
+        <w:t xml:space="preserve">(...) </w:t>
       </w:r>
     </w:p>
     <w:p>
@@ -5791,18 +6579,19 @@
         <w:ind w:left="567" w:right="-1" w:hanging="567"/>
         <w:jc w:val="both"/>
         <w:rPr>
-          <w:rFonts w:ascii="Arial Narrow" w:eastAsia="Arial Narrow" w:hAnsi="Arial Narrow" w:cs="Arial"/>
-          <w:sz w:val="16"/>
-          <w:szCs w:val="16"/>
-        </w:rPr>
-      </w:pPr>
-      <w:r>
-        <w:rPr>
-          <w:rFonts w:ascii="Arial Narrow" w:eastAsia="Arial Narrow" w:hAnsi="Arial Narrow" w:cs="Arial"/>
-          <w:sz w:val="16"/>
-          <w:szCs w:val="16"/>
-        </w:rPr>
-        <w:t xml:space="preserve">. </w:t>
+          <w:rFonts w:ascii="Arial Narrow" w:eastAsia="Arial Narrow" w:hAnsi="Arial Narrow" w:cs="Arial Narrow"/>
+          <w:sz w:val="16"/>
+          <w:szCs w:val="16"/>
+        </w:rPr>
+      </w:pPr>
+      <w:r>
+        <w:rPr>
+          <w:rFonts w:ascii="Arial Narrow" w:eastAsia="Arial Narrow" w:hAnsi="Arial Narrow" w:cs="Arial Narrow"/>
+          <w:sz w:val="16"/>
+          <w:szCs w:val="16"/>
+        </w:rPr>
+        <w:tab/>
+        <w:t xml:space="preserve">c) Admitir denuncias a trámite, en aquellos casos en que la Comisión le haya delegado esta facultad. </w:t>
       </w:r>
     </w:p>
     <w:p>
@@ -5814,7 +6603,54 @@
         <w:ind w:left="567" w:right="-1" w:hanging="567"/>
         <w:jc w:val="both"/>
         <w:rPr>
-          <w:rFonts w:ascii="Arial Narrow" w:eastAsia="Arial Narrow" w:hAnsi="Arial Narrow" w:cs="Arial"/>
+          <w:rFonts w:ascii="Arial Narrow" w:eastAsia="Arial Narrow" w:hAnsi="Arial Narrow" w:cs="Arial Narrow"/>
+          <w:sz w:val="16"/>
+          <w:szCs w:val="16"/>
+        </w:rPr>
+      </w:pPr>
+      <w:r>
+        <w:rPr>
+          <w:rFonts w:ascii="Arial Narrow" w:eastAsia="Arial Narrow" w:hAnsi="Arial Narrow" w:cs="Arial Narrow"/>
+          <w:sz w:val="16"/>
+          <w:szCs w:val="16"/>
+        </w:rPr>
+        <w:tab/>
+        <w:t>(...).</w:t>
+      </w:r>
+    </w:p>
+    <w:p>
+      <w:pPr>
+        <w:pStyle w:val="Textonotapie"/>
+        <w:tabs>
+          <w:tab w:val="left" w:pos="567"/>
+        </w:tabs>
+        <w:ind w:left="567" w:right="-1" w:hanging="567"/>
+        <w:jc w:val="both"/>
+        <w:rPr>
+          <w:rFonts w:ascii="Arial Narrow" w:eastAsia="Arial Narrow" w:hAnsi="Arial Narrow" w:cs="Arial Narrow"/>
+          <w:sz w:val="16"/>
+          <w:szCs w:val="16"/>
+        </w:rPr>
+      </w:pPr>
+      <w:r>
+        <w:rPr>
+          <w:rFonts w:ascii="Arial Narrow" w:eastAsia="Arial Narrow" w:hAnsi="Arial Narrow" w:cs="Arial Narrow"/>
+          <w:sz w:val="16"/>
+          <w:szCs w:val="16"/>
+        </w:rPr>
+        <w:t xml:space="preserve">. </w:t>
+      </w:r>
+    </w:p>
+    <w:p>
+      <w:pPr>
+        <w:pStyle w:val="Textonotapie"/>
+        <w:tabs>
+          <w:tab w:val="left" w:pos="567"/>
+        </w:tabs>
+        <w:ind w:left="567" w:right="-1" w:hanging="567"/>
+        <w:jc w:val="both"/>
+        <w:rPr>
+          <w:rFonts w:ascii="Arial Narrow" w:eastAsia="Arial Narrow" w:hAnsi="Arial Narrow" w:cs="Arial Narrow"/>
           <w:sz w:val="16"/>
           <w:szCs w:val="16"/>
         </w:rPr>
@@ -5828,7 +6664,7 @@
         <w:ind w:left="567" w:hanging="567"/>
         <w:jc w:val="both"/>
         <w:rPr>
-          <w:rFonts w:ascii="Arial Narrow" w:hAnsi="Arial Narrow" w:cs="Arial"/>
+          <w:rFonts w:ascii="Arial Narrow" w:eastAsia="Arial Narrow" w:hAnsi="Arial Narrow" w:cs="Arial Narrow"/>
           <w:sz w:val="16"/>
           <w:szCs w:val="16"/>
         </w:rPr>
@@ -5836,7 +6672,7 @@
       <w:r>
         <w:rPr>
           <w:rStyle w:val="Refdenotaalpie"/>
-          <w:rFonts w:ascii="Arial Narrow" w:hAnsi="Arial Narrow" w:cs="Arial"/>
+          <w:rFonts w:ascii="Arial Narrow" w:eastAsia="Arial Narrow" w:hAnsi="Arial Narrow" w:cs="Arial Narrow"/>
           <w:sz w:val="16"/>
           <w:szCs w:val="16"/>
           <w:vertAlign w:val="superscript"/>
@@ -5845,7 +6681,7 @@
       </w:r>
       <w:r>
         <w:rPr>
-          <w:rFonts w:ascii="Arial Narrow" w:hAnsi="Arial Narrow" w:cs="Arial"/>
+          <w:rFonts w:ascii="Arial Narrow" w:eastAsia="Arial Narrow" w:hAnsi="Arial Narrow" w:cs="Arial Narrow"/>
           <w:sz w:val="16"/>
           <w:szCs w:val="16"/>
         </w:rPr>
@@ -5853,7 +6689,7 @@
       </w:r>
       <w:r>
         <w:rPr>
-          <w:rFonts w:ascii="Arial Narrow" w:hAnsi="Arial Narrow" w:cs="Arial"/>
+          <w:rFonts w:ascii="Arial Narrow" w:eastAsia="Arial Narrow" w:hAnsi="Arial Narrow" w:cs="Arial Narrow"/>
           <w:sz w:val="16"/>
           <w:szCs w:val="16"/>
         </w:rPr>
@@ -5863,7 +6699,7 @@
       <w:proofErr w:type="spellStart"/>
       <w:r>
         <w:rPr>
-          <w:rFonts w:ascii="Arial Narrow" w:hAnsi="Arial Narrow" w:cs="Arial"/>
+          <w:rFonts w:ascii="Arial Narrow" w:eastAsia="Arial Narrow" w:hAnsi="Arial Narrow" w:cs="Arial Narrow"/>
           <w:sz w:val="16"/>
           <w:szCs w:val="16"/>
         </w:rPr>
@@ -5872,7 +6708,7 @@
       <w:proofErr w:type="spellEnd"/>
       <w:r>
         <w:rPr>
-          <w:rFonts w:ascii="Arial Narrow" w:hAnsi="Arial Narrow" w:cs="Arial"/>
+          <w:rFonts w:ascii="Arial Narrow" w:eastAsia="Arial Narrow" w:hAnsi="Arial Narrow" w:cs="Arial Narrow"/>
           <w:sz w:val="16"/>
           <w:szCs w:val="16"/>
         </w:rPr>
@@ -5885,7 +6721,7 @@
         <w:ind w:left="567" w:hanging="567"/>
         <w:jc w:val="both"/>
         <w:rPr>
-          <w:rFonts w:ascii="Arial Narrow" w:hAnsi="Arial Narrow" w:cs="Arial"/>
+          <w:rFonts w:ascii="Arial Narrow" w:eastAsia="Arial Narrow" w:hAnsi="Arial Narrow" w:cs="Arial Narrow"/>
           <w:sz w:val="16"/>
           <w:szCs w:val="16"/>
         </w:rPr>
@@ -5899,7 +6735,7 @@
         <w:ind w:left="567" w:hanging="567"/>
         <w:jc w:val="both"/>
         <w:rPr>
-          <w:rFonts w:ascii="Arial Narrow" w:hAnsi="Arial Narrow" w:cs="Arial"/>
+          <w:rFonts w:ascii="Arial Narrow" w:eastAsia="Arial Narrow" w:hAnsi="Arial Narrow" w:cs="Arial Narrow"/>
           <w:sz w:val="16"/>
           <w:szCs w:val="16"/>
         </w:rPr>
@@ -5907,7 +6743,7 @@
       <w:r>
         <w:rPr>
           <w:rStyle w:val="Refdenotaalpie"/>
-          <w:rFonts w:ascii="Arial Narrow" w:hAnsi="Arial Narrow" w:cs="Arial"/>
+          <w:rFonts w:ascii="Arial Narrow" w:eastAsia="Arial Narrow" w:hAnsi="Arial Narrow" w:cs="Arial Narrow"/>
           <w:sz w:val="16"/>
           <w:szCs w:val="16"/>
           <w:vertAlign w:val="superscript"/>
@@ -5916,7 +6752,7 @@
       </w:r>
       <w:r>
         <w:rPr>
-          <w:rFonts w:ascii="Arial Narrow" w:hAnsi="Arial Narrow" w:cs="Arial"/>
+          <w:rFonts w:ascii="Arial Narrow" w:eastAsia="Arial Narrow" w:hAnsi="Arial Narrow" w:cs="Arial Narrow"/>
           <w:sz w:val="16"/>
           <w:szCs w:val="16"/>
         </w:rPr>
@@ -5924,7 +6760,7 @@
       </w:r>
       <w:r>
         <w:rPr>
-          <w:rFonts w:ascii="Arial Narrow" w:hAnsi="Arial Narrow" w:cs="Arial"/>
+          <w:rFonts w:ascii="Arial Narrow" w:eastAsia="Arial Narrow" w:hAnsi="Arial Narrow" w:cs="Arial Narrow"/>
           <w:sz w:val="16"/>
           <w:szCs w:val="16"/>
         </w:rPr>
@@ -5932,7 +6768,7 @@
       </w:r>
       <w:r>
         <w:rPr>
-          <w:rFonts w:ascii="Arial Narrow" w:eastAsia="Arial Narrow" w:hAnsi="Arial Narrow" w:cs="Arial"/>
+          <w:rFonts w:ascii="Arial Narrow" w:eastAsia="Arial Narrow" w:hAnsi="Arial Narrow" w:cs="Arial Narrow"/>
           <w:b/>
           <w:sz w:val="16"/>
           <w:szCs w:val="16"/>
@@ -5941,7 +6777,7 @@
       </w:r>
       <w:r>
         <w:rPr>
-          <w:rFonts w:ascii="Arial Narrow" w:hAnsi="Arial Narrow" w:cs="Arial"/>
+          <w:rFonts w:ascii="Arial Narrow" w:eastAsia="Arial Narrow" w:hAnsi="Arial Narrow" w:cs="Arial Narrow"/>
           <w:b/>
           <w:bCs/>
           <w:sz w:val="16"/>
@@ -5951,7 +6787,7 @@
       </w:r>
       <w:r>
         <w:rPr>
-          <w:rFonts w:ascii="Arial Narrow" w:hAnsi="Arial Narrow" w:cs="Arial"/>
+          <w:rFonts w:ascii="Arial Narrow" w:eastAsia="Arial Narrow" w:hAnsi="Arial Narrow" w:cs="Arial Narrow"/>
           <w:b/>
           <w:sz w:val="16"/>
           <w:szCs w:val="16"/>
@@ -5965,7 +6801,7 @@
         <w:ind w:left="567" w:hanging="567"/>
         <w:jc w:val="both"/>
         <w:rPr>
-          <w:rFonts w:ascii="Arial Narrow" w:hAnsi="Arial Narrow" w:cs="Arial"/>
+          <w:rFonts w:ascii="Arial Narrow" w:eastAsia="Arial Narrow" w:hAnsi="Arial Narrow" w:cs="Arial Narrow"/>
           <w:b/>
           <w:bCs/>
           <w:sz w:val="16"/>
@@ -5974,7 +6810,7 @@
       </w:pPr>
       <w:r>
         <w:rPr>
-          <w:rFonts w:ascii="Arial Narrow" w:hAnsi="Arial Narrow" w:cs="Arial"/>
+          <w:rFonts w:ascii="Arial Narrow" w:eastAsia="Arial Narrow" w:hAnsi="Arial Narrow" w:cs="Arial Narrow"/>
           <w:sz w:val="16"/>
           <w:szCs w:val="16"/>
         </w:rPr>
@@ -5982,7 +6818,7 @@
       </w:r>
       <w:r>
         <w:rPr>
-          <w:rFonts w:ascii="Arial Narrow" w:hAnsi="Arial Narrow" w:cs="Arial"/>
+          <w:rFonts w:ascii="Arial Narrow" w:eastAsia="Arial Narrow" w:hAnsi="Arial Narrow" w:cs="Arial Narrow"/>
           <w:b/>
           <w:bCs/>
           <w:sz w:val="16"/>
@@ -6000,15 +6836,15 @@
         <w:ind w:left="567"/>
         <w:jc w:val="both"/>
         <w:rPr>
-          <w:rFonts w:ascii="Arial Narrow" w:hAnsi="Arial Narrow" w:cs="Arial"/>
-          <w:sz w:val="16"/>
-          <w:szCs w:val="16"/>
-          <w:lang w:eastAsia="es-PE"/>
-        </w:rPr>
-      </w:pPr>
-      <w:r>
-        <w:rPr>
-          <w:rFonts w:ascii="Arial Narrow" w:hAnsi="Arial Narrow" w:cs="Arial"/>
+          <w:rFonts w:ascii="Arial Narrow" w:eastAsia="Arial Narrow" w:hAnsi="Arial Narrow" w:cs="Arial Narrow"/>
+          <w:sz w:val="16"/>
+          <w:szCs w:val="16"/>
+          <w:lang w:eastAsia="es-PE"/>
+        </w:rPr>
+      </w:pPr>
+      <w:r>
+        <w:rPr>
+          <w:rFonts w:ascii="Arial Narrow" w:eastAsia="Arial Narrow" w:hAnsi="Arial Narrow" w:cs="Arial Narrow"/>
           <w:sz w:val="16"/>
           <w:szCs w:val="16"/>
           <w:lang w:eastAsia="es-PE"/>
@@ -6025,15 +6861,15 @@
         <w:ind w:left="567"/>
         <w:jc w:val="both"/>
         <w:rPr>
-          <w:rFonts w:ascii="Arial Narrow" w:hAnsi="Arial Narrow" w:cs="Arial"/>
-          <w:sz w:val="16"/>
-          <w:szCs w:val="16"/>
-          <w:lang w:eastAsia="es-PE"/>
-        </w:rPr>
-      </w:pPr>
-      <w:r>
-        <w:rPr>
-          <w:rFonts w:ascii="Arial Narrow" w:hAnsi="Arial Narrow" w:cs="Arial"/>
+          <w:rFonts w:ascii="Arial Narrow" w:eastAsia="Arial Narrow" w:hAnsi="Arial Narrow" w:cs="Arial Narrow"/>
+          <w:sz w:val="16"/>
+          <w:szCs w:val="16"/>
+          <w:lang w:eastAsia="es-PE"/>
+        </w:rPr>
+      </w:pPr>
+      <w:r>
+        <w:rPr>
+          <w:rFonts w:ascii="Arial Narrow" w:eastAsia="Arial Narrow" w:hAnsi="Arial Narrow" w:cs="Arial Narrow"/>
           <w:sz w:val="16"/>
           <w:szCs w:val="16"/>
           <w:lang w:eastAsia="es-PE"/>
@@ -6050,15 +6886,15 @@
         <w:ind w:left="567"/>
         <w:jc w:val="both"/>
         <w:rPr>
-          <w:rFonts w:ascii="Arial Narrow" w:hAnsi="Arial Narrow" w:cs="Arial"/>
-          <w:sz w:val="16"/>
-          <w:szCs w:val="16"/>
-          <w:lang w:eastAsia="es-PE"/>
-        </w:rPr>
-      </w:pPr>
-      <w:r>
-        <w:rPr>
-          <w:rFonts w:ascii="Arial Narrow" w:hAnsi="Arial Narrow" w:cs="Arial"/>
+          <w:rFonts w:ascii="Arial Narrow" w:eastAsia="Arial Narrow" w:hAnsi="Arial Narrow" w:cs="Arial Narrow"/>
+          <w:sz w:val="16"/>
+          <w:szCs w:val="16"/>
+          <w:lang w:eastAsia="es-PE"/>
+        </w:rPr>
+      </w:pPr>
+      <w:r>
+        <w:rPr>
+          <w:rFonts w:ascii="Arial Narrow" w:eastAsia="Arial Narrow" w:hAnsi="Arial Narrow" w:cs="Arial Narrow"/>
           <w:sz w:val="16"/>
           <w:szCs w:val="16"/>
           <w:lang w:eastAsia="es-PE"/>
@@ -6069,15 +6905,10 @@
     <w:p>
       <w:pPr>
         <w:pStyle w:val="Textonotapie"/>
-        <w:tabs>
-          <w:tab w:val="left" w:pos="284"/>
-        </w:tabs>
         <w:ind w:left="567" w:hanging="567"/>
         <w:jc w:val="both"/>
         <w:rPr>
-          <w:rFonts w:ascii="Arial Narrow" w:hAnsi="Arial Narrow" w:cs="Arial"/>
-          <w:b/>
-          <w:bCs/>
+          <w:rFonts w:ascii="Arial Narrow" w:eastAsia="Arial Narrow" w:hAnsi="Arial Narrow" w:cs="Arial Narrow"/>
           <w:sz w:val="16"/>
           <w:szCs w:val="16"/>
         </w:rPr>
@@ -6090,11 +6921,16 @@
         <w:pStyle w:val="Textonotapie"/>
         <w:ind w:left="567" w:hanging="567"/>
         <w:jc w:val="both"/>
+        <w:rPr>
+          <w:rFonts w:ascii="Arial Narrow" w:eastAsia="Arial Narrow" w:hAnsi="Arial Narrow" w:cs="Arial Narrow"/>
+          <w:sz w:val="16"/>
+          <w:szCs w:val="16"/>
+        </w:rPr>
       </w:pPr>
       <w:r>
         <w:rPr>
           <w:rStyle w:val="Refdenotaalpie"/>
-          <w:rFonts w:ascii="Arial Narrow" w:hAnsi="Arial Narrow" w:cs="Arial"/>
+          <w:rFonts w:ascii="Arial Narrow" w:eastAsia="Arial Narrow" w:hAnsi="Arial Narrow" w:cs="Arial Narrow"/>
           <w:sz w:val="16"/>
           <w:szCs w:val="16"/>
           <w:vertAlign w:val="superscript"/>
@@ -6103,7 +6939,7 @@
       </w:r>
       <w:r>
         <w:rPr>
-          <w:rFonts w:ascii="Arial Narrow" w:hAnsi="Arial Narrow" w:cs="Arial"/>
+          <w:rFonts w:ascii="Arial Narrow" w:eastAsia="Arial Narrow" w:hAnsi="Arial Narrow" w:cs="Arial Narrow"/>
           <w:sz w:val="16"/>
           <w:szCs w:val="16"/>
         </w:rPr>
@@ -6111,7 +6947,7 @@
       </w:r>
       <w:r>
         <w:rPr>
-          <w:rFonts w:ascii="Arial Narrow" w:hAnsi="Arial Narrow" w:cs="Arial"/>
+          <w:rFonts w:ascii="Arial Narrow" w:eastAsia="Arial Narrow" w:hAnsi="Arial Narrow" w:cs="Arial Narrow"/>
           <w:b/>
           <w:bCs/>
           <w:sz w:val="16"/>
@@ -6125,10 +6961,15 @@
         <w:pStyle w:val="Textonotapie"/>
         <w:ind w:left="567" w:hanging="567"/>
         <w:jc w:val="both"/>
-      </w:pPr>
-      <w:r>
-        <w:rPr>
-          <w:rFonts w:ascii="Arial Narrow" w:hAnsi="Arial Narrow" w:cs="Arial"/>
+        <w:rPr>
+          <w:rFonts w:ascii="Arial Narrow" w:eastAsia="Arial Narrow" w:hAnsi="Arial Narrow" w:cs="Arial Narrow"/>
+          <w:sz w:val="16"/>
+          <w:szCs w:val="16"/>
+        </w:rPr>
+      </w:pPr>
+      <w:r>
+        <w:rPr>
+          <w:rFonts w:ascii="Arial Narrow" w:eastAsia="Arial Narrow" w:hAnsi="Arial Narrow" w:cs="Arial Narrow"/>
           <w:sz w:val="16"/>
           <w:szCs w:val="16"/>
         </w:rPr>
@@ -6136,7 +6977,7 @@
       </w:r>
       <w:r>
         <w:rPr>
-          <w:rFonts w:ascii="Arial Narrow" w:hAnsi="Arial Narrow" w:cs="Arial"/>
+          <w:rFonts w:ascii="Arial Narrow" w:eastAsia="Arial Narrow" w:hAnsi="Arial Narrow" w:cs="Arial Narrow"/>
           <w:b/>
           <w:bCs/>
           <w:sz w:val="16"/>
@@ -6146,12 +6987,24 @@
       </w:r>
       <w:r>
         <w:rPr>
-          <w:rFonts w:ascii="Arial Narrow" w:hAnsi="Arial Narrow" w:cs="Arial"/>
+          <w:rFonts w:ascii="Arial Narrow" w:eastAsia="Arial Narrow" w:hAnsi="Arial Narrow" w:cs="Arial Narrow"/>
           <w:sz w:val="16"/>
           <w:szCs w:val="16"/>
         </w:rPr>
         <w:t xml:space="preserve"> Una vez admitida a trámite la denuncia, se correrá traslado de la misma al denunciado, a fin de que éste presente su descargo. El plazo para la presentación del descargo será de cinco (5) días contados desde la notificación, vencido el cual, el Secretario Técnico declarará en rebeldía al denunciado que no lo hubiera presentado.</w:t>
       </w:r>
+    </w:p>
+    <w:p>
+      <w:pPr>
+        <w:pStyle w:val="Textonotapie"/>
+        <w:ind w:left="567" w:hanging="567"/>
+        <w:jc w:val="both"/>
+        <w:rPr>
+          <w:rFonts w:ascii="Arial Narrow" w:eastAsia="Arial Narrow" w:hAnsi="Arial Narrow" w:cs="Arial Narrow"/>
+          <w:sz w:val="16"/>
+          <w:szCs w:val="16"/>
+        </w:rPr>
+      </w:pPr>
     </w:p>
   </w:footnote>
   <w:footnote w:id="15">
@@ -6160,11 +7013,16 @@
         <w:pStyle w:val="Textonotapie"/>
         <w:ind w:left="567" w:hanging="567"/>
         <w:jc w:val="both"/>
+        <w:rPr>
+          <w:rFonts w:ascii="Arial Narrow" w:eastAsia="Arial Narrow" w:hAnsi="Arial Narrow" w:cs="Arial Narrow"/>
+          <w:sz w:val="16"/>
+          <w:szCs w:val="16"/>
+        </w:rPr>
       </w:pPr>
       <w:r>
         <w:rPr>
           <w:rStyle w:val="Refdenotaalpie"/>
-          <w:rFonts w:ascii="Arial Narrow" w:hAnsi="Arial Narrow" w:cs="Arial"/>
+          <w:rFonts w:ascii="Arial Narrow" w:eastAsia="Arial Narrow" w:hAnsi="Arial Narrow" w:cs="Arial Narrow"/>
           <w:sz w:val="16"/>
           <w:szCs w:val="16"/>
           <w:vertAlign w:val="superscript"/>
@@ -6173,7 +7031,7 @@
       </w:r>
       <w:r>
         <w:rPr>
-          <w:rFonts w:ascii="Arial Narrow" w:hAnsi="Arial Narrow" w:cs="Arial"/>
+          <w:rFonts w:ascii="Arial Narrow" w:eastAsia="Arial Narrow" w:hAnsi="Arial Narrow" w:cs="Arial Narrow"/>
           <w:sz w:val="16"/>
           <w:szCs w:val="16"/>
         </w:rPr>
@@ -6181,7 +7039,7 @@
       </w:r>
       <w:r>
         <w:rPr>
-          <w:rFonts w:ascii="Arial Narrow" w:hAnsi="Arial Narrow" w:cs="Arial"/>
+          <w:rFonts w:ascii="Arial Narrow" w:eastAsia="Arial Narrow" w:hAnsi="Arial Narrow" w:cs="Arial Narrow"/>
           <w:b/>
           <w:bCs/>
           <w:sz w:val="16"/>
@@ -6195,10 +7053,15 @@
         <w:pStyle w:val="Textonotapie"/>
         <w:ind w:left="567" w:hanging="567"/>
         <w:jc w:val="both"/>
-      </w:pPr>
-      <w:r>
-        <w:rPr>
-          <w:rFonts w:ascii="Arial Narrow" w:hAnsi="Arial Narrow" w:cs="Arial"/>
+        <w:rPr>
+          <w:rFonts w:ascii="Arial Narrow" w:eastAsia="Arial Narrow" w:hAnsi="Arial Narrow" w:cs="Arial Narrow"/>
+          <w:sz w:val="16"/>
+          <w:szCs w:val="16"/>
+        </w:rPr>
+      </w:pPr>
+      <w:r>
+        <w:rPr>
+          <w:rFonts w:ascii="Arial Narrow" w:eastAsia="Arial Narrow" w:hAnsi="Arial Narrow" w:cs="Arial Narrow"/>
           <w:sz w:val="16"/>
           <w:szCs w:val="16"/>
         </w:rPr>
@@ -6206,7 +7069,7 @@
       </w:r>
       <w:r>
         <w:rPr>
-          <w:rFonts w:ascii="Arial Narrow" w:hAnsi="Arial Narrow" w:cs="Arial"/>
+          <w:rFonts w:ascii="Arial Narrow" w:eastAsia="Arial Narrow" w:hAnsi="Arial Narrow" w:cs="Arial Narrow"/>
           <w:b/>
           <w:bCs/>
           <w:sz w:val="16"/>
@@ -6220,10 +7083,15 @@
         <w:pStyle w:val="Textonotapie"/>
         <w:ind w:left="567" w:hanging="567"/>
         <w:jc w:val="both"/>
-      </w:pPr>
-      <w:r>
-        <w:rPr>
-          <w:rFonts w:ascii="Arial Narrow" w:hAnsi="Arial Narrow" w:cs="Arial"/>
+        <w:rPr>
+          <w:rFonts w:ascii="Arial Narrow" w:eastAsia="Arial Narrow" w:hAnsi="Arial Narrow" w:cs="Arial Narrow"/>
+          <w:sz w:val="16"/>
+          <w:szCs w:val="16"/>
+        </w:rPr>
+      </w:pPr>
+      <w:r>
+        <w:rPr>
+          <w:rFonts w:ascii="Arial Narrow" w:eastAsia="Arial Narrow" w:hAnsi="Arial Narrow" w:cs="Arial Narrow"/>
           <w:sz w:val="16"/>
           <w:szCs w:val="16"/>
         </w:rPr>
@@ -6231,12 +7099,24 @@
       </w:r>
       <w:r>
         <w:rPr>
-          <w:rFonts w:ascii="Arial Narrow" w:hAnsi="Arial Narrow" w:cs="Arial"/>
+          <w:rFonts w:ascii="Arial Narrow" w:eastAsia="Arial Narrow" w:hAnsi="Arial Narrow" w:cs="Arial Narrow"/>
           <w:sz w:val="16"/>
           <w:szCs w:val="16"/>
         </w:rPr>
         <w:t xml:space="preserve">223.1 El reclamado deberá presentar la contestación de la reclamación dentro de los quince (15) días posteriores a la notificación de ésta; vencido este plazo, la Administración declarará en rebeldía al reclamado que no la hubiera presentado. La contestación deberá contener los requisitos de los escritos previstos en el artículo 113 de la presente Ley, así como la absolución de todos los asuntos controvertidos de hecho y de derecho, Las alegaciones y los hechos relevantes de la reclamación, salvo que hayan sido específicamente negadas en la contestación, se tendrán por aceptadas o merituadas como ciertas.</w:t>
       </w:r>
+    </w:p>
+    <w:p>
+      <w:pPr>
+        <w:pStyle w:val="Textonotapie"/>
+        <w:ind w:left="567" w:hanging="567"/>
+        <w:jc w:val="both"/>
+        <w:rPr>
+          <w:rFonts w:ascii="Arial Narrow" w:eastAsia="Arial Narrow" w:hAnsi="Arial Narrow" w:cs="Arial Narrow"/>
+          <w:sz w:val="16"/>
+          <w:szCs w:val="16"/>
+        </w:rPr>
+      </w:pPr>
     </w:p>
   </w:footnote>
   <w:footnote w:id="9">
@@ -6246,7 +7126,7 @@
         <w:ind w:left="567" w:hanging="567"/>
         <w:jc w:val="both"/>
         <w:rPr>
-          <w:rFonts w:ascii="Arial Narrow" w:hAnsi="Arial Narrow" w:cs="Arial"/>
+          <w:rFonts w:ascii="Arial Narrow" w:eastAsia="Arial Narrow" w:hAnsi="Arial Narrow" w:cs="Arial Narrow"/>
           <w:sz w:val="16"/>
           <w:szCs w:val="16"/>
         </w:rPr>
@@ -6254,7 +7134,7 @@
       <w:r>
         <w:rPr>
           <w:rStyle w:val="Refdenotaalpie"/>
-          <w:rFonts w:ascii="Arial Narrow" w:hAnsi="Arial Narrow" w:cs="Arial"/>
+          <w:rFonts w:ascii="Arial Narrow" w:eastAsia="Arial Narrow" w:hAnsi="Arial Narrow" w:cs="Arial Narrow"/>
           <w:sz w:val="16"/>
           <w:szCs w:val="16"/>
           <w:vertAlign w:val="superscript"/>
@@ -6263,7 +7143,7 @@
       </w:r>
       <w:r>
         <w:rPr>
-          <w:rFonts w:ascii="Arial Narrow" w:hAnsi="Arial Narrow" w:cs="Arial"/>
+          <w:rFonts w:ascii="Arial Narrow" w:eastAsia="Arial Narrow" w:hAnsi="Arial Narrow" w:cs="Arial Narrow"/>
           <w:sz w:val="16"/>
           <w:szCs w:val="16"/>
           <w:vertAlign w:val="superscript"/>
@@ -6272,7 +7152,7 @@
       </w:r>
       <w:r>
         <w:rPr>
-          <w:rFonts w:ascii="Arial Narrow" w:hAnsi="Arial Narrow" w:cs="Arial"/>
+          <w:rFonts w:ascii="Arial Narrow" w:eastAsia="Arial Narrow" w:hAnsi="Arial Narrow" w:cs="Arial Narrow"/>
           <w:sz w:val="16"/>
           <w:szCs w:val="16"/>
         </w:rPr>
@@ -6280,7 +7160,7 @@
       </w:r>
       <w:r>
         <w:rPr>
-          <w:rFonts w:ascii="Arial Narrow" w:hAnsi="Arial Narrow" w:cs="Arial"/>
+          <w:rFonts w:ascii="Arial Narrow" w:eastAsia="Arial Narrow" w:hAnsi="Arial Narrow" w:cs="Arial Narrow"/>
           <w:sz w:val="16"/>
           <w:szCs w:val="16"/>
         </w:rPr>
@@ -6288,7 +7168,7 @@
       </w:r>
       <w:r>
         <w:rPr>
-          <w:rFonts w:ascii="Arial Narrow" w:eastAsia="Arial Narrow" w:hAnsi="Arial Narrow" w:cs="Arial"/>
+          <w:rFonts w:ascii="Arial Narrow" w:eastAsia="Arial Narrow" w:hAnsi="Arial Narrow" w:cs="Arial Narrow"/>
           <w:b/>
           <w:sz w:val="16"/>
           <w:szCs w:val="16"/>
@@ -6297,7 +7177,7 @@
       </w:r>
       <w:r>
         <w:rPr>
-          <w:rFonts w:ascii="Arial Narrow" w:hAnsi="Arial Narrow" w:cs="Arial"/>
+          <w:rFonts w:ascii="Arial Narrow" w:eastAsia="Arial Narrow" w:hAnsi="Arial Narrow" w:cs="Arial Narrow"/>
           <w:b/>
           <w:bCs/>
           <w:sz w:val="16"/>
@@ -6307,7 +7187,7 @@
       </w:r>
       <w:r>
         <w:rPr>
-          <w:rFonts w:ascii="Arial Narrow" w:hAnsi="Arial Narrow" w:cs="Arial"/>
+          <w:rFonts w:ascii="Arial Narrow" w:eastAsia="Arial Narrow" w:hAnsi="Arial Narrow" w:cs="Arial Narrow"/>
           <w:b/>
           <w:sz w:val="16"/>
           <w:szCs w:val="16"/>
@@ -6321,15 +7201,15 @@
         <w:ind w:left="567" w:hanging="567"/>
         <w:jc w:val="both"/>
         <w:rPr>
-          <w:rFonts w:ascii="Arial Narrow" w:eastAsia="Arial Narrow" w:hAnsi="Arial Narrow" w:cs="Arial"/>
-          <w:b/>
-          <w:sz w:val="16"/>
-          <w:szCs w:val="16"/>
-        </w:rPr>
-      </w:pPr>
-      <w:r>
-        <w:rPr>
-          <w:rFonts w:ascii="Arial Narrow" w:eastAsia="Arial Narrow" w:hAnsi="Arial Narrow" w:cs="Arial"/>
+          <w:rFonts w:ascii="Arial Narrow" w:eastAsia="Arial Narrow" w:hAnsi="Arial Narrow" w:cs="Arial Narrow"/>
+          <w:b/>
+          <w:sz w:val="16"/>
+          <w:szCs w:val="16"/>
+        </w:rPr>
+      </w:pPr>
+      <w:r>
+        <w:rPr>
+          <w:rFonts w:ascii="Arial Narrow" w:eastAsia="Arial Narrow" w:hAnsi="Arial Narrow" w:cs="Arial Narrow"/>
           <w:b/>
           <w:sz w:val="16"/>
           <w:szCs w:val="16"/>
@@ -6344,14 +7224,14 @@
         <w:ind w:left="567"/>
         <w:jc w:val="both"/>
         <w:rPr>
-          <w:rFonts w:ascii="Arial Narrow" w:hAnsi="Arial Narrow" w:cs="Arial"/>
-          <w:sz w:val="16"/>
-          <w:szCs w:val="16"/>
-        </w:rPr>
-      </w:pPr>
-      <w:r>
-        <w:rPr>
-          <w:rFonts w:ascii="Arial Narrow" w:eastAsia="Arial Narrow" w:hAnsi="Arial Narrow" w:cs="Arial"/>
+          <w:rFonts w:ascii="Arial Narrow" w:eastAsia="Arial Narrow" w:hAnsi="Arial Narrow" w:cs="Arial Narrow"/>
+          <w:sz w:val="16"/>
+          <w:szCs w:val="16"/>
+        </w:rPr>
+      </w:pPr>
+      <w:r>
+        <w:rPr>
+          <w:rFonts w:ascii="Arial Narrow" w:eastAsia="Arial Narrow" w:hAnsi="Arial Narrow" w:cs="Arial Narrow"/>
           <w:sz w:val="16"/>
           <w:szCs w:val="16"/>
         </w:rPr>
@@ -6368,14 +7248,14 @@
         <w:ind w:left="426" w:firstLine="141"/>
         <w:jc w:val="both"/>
         <w:rPr>
-          <w:rFonts w:ascii="Arial Narrow" w:eastAsia="Arial Narrow" w:hAnsi="Arial Narrow" w:cs="Arial"/>
-          <w:sz w:val="16"/>
-          <w:szCs w:val="16"/>
-        </w:rPr>
-      </w:pPr>
-      <w:r>
-        <w:rPr>
-          <w:rFonts w:ascii="Arial Narrow" w:eastAsia="Arial Narrow" w:hAnsi="Arial Narrow" w:cs="Arial"/>
+          <w:rFonts w:ascii="Arial Narrow" w:eastAsia="Arial Narrow" w:hAnsi="Arial Narrow" w:cs="Arial Narrow"/>
+          <w:sz w:val="16"/>
+          <w:szCs w:val="16"/>
+        </w:rPr>
+      </w:pPr>
+      <w:r>
+        <w:rPr>
+          <w:rFonts w:ascii="Arial Narrow" w:eastAsia="Arial Narrow" w:hAnsi="Arial Narrow" w:cs="Arial Narrow"/>
           <w:sz w:val="16"/>
           <w:szCs w:val="16"/>
         </w:rPr>
@@ -6392,14 +7272,14 @@
         <w:ind w:left="426" w:firstLine="141"/>
         <w:jc w:val="both"/>
         <w:rPr>
-          <w:rFonts w:ascii="Arial Narrow" w:eastAsia="Arial Narrow" w:hAnsi="Arial Narrow" w:cs="Arial"/>
-          <w:sz w:val="16"/>
-          <w:szCs w:val="16"/>
-        </w:rPr>
-      </w:pPr>
-      <w:r>
-        <w:rPr>
-          <w:rFonts w:ascii="Arial Narrow" w:eastAsia="Arial Narrow" w:hAnsi="Arial Narrow" w:cs="Arial"/>
+          <w:rFonts w:ascii="Arial Narrow" w:eastAsia="Arial Narrow" w:hAnsi="Arial Narrow" w:cs="Arial Narrow"/>
+          <w:sz w:val="16"/>
+          <w:szCs w:val="16"/>
+        </w:rPr>
+      </w:pPr>
+      <w:r>
+        <w:rPr>
+          <w:rFonts w:ascii="Arial Narrow" w:eastAsia="Arial Narrow" w:hAnsi="Arial Narrow" w:cs="Arial Narrow"/>
           <w:sz w:val="16"/>
           <w:szCs w:val="16"/>
         </w:rPr>
@@ -6416,14 +7296,14 @@
         <w:ind w:left="426" w:firstLine="141"/>
         <w:jc w:val="both"/>
         <w:rPr>
-          <w:rFonts w:ascii="Arial Narrow" w:eastAsia="Arial Narrow" w:hAnsi="Arial Narrow" w:cs="Arial"/>
-          <w:sz w:val="16"/>
-          <w:szCs w:val="16"/>
-        </w:rPr>
-      </w:pPr>
-      <w:r>
-        <w:rPr>
-          <w:rFonts w:ascii="Arial Narrow" w:eastAsia="Arial Narrow" w:hAnsi="Arial Narrow" w:cs="Arial"/>
+          <w:rFonts w:ascii="Arial Narrow" w:eastAsia="Arial Narrow" w:hAnsi="Arial Narrow" w:cs="Arial Narrow"/>
+          <w:sz w:val="16"/>
+          <w:szCs w:val="16"/>
+        </w:rPr>
+      </w:pPr>
+      <w:r>
+        <w:rPr>
+          <w:rFonts w:ascii="Arial Narrow" w:eastAsia="Arial Narrow" w:hAnsi="Arial Narrow" w:cs="Arial Narrow"/>
           <w:sz w:val="16"/>
           <w:szCs w:val="16"/>
         </w:rPr>
@@ -6436,19 +7316,31 @@
         <w:ind w:left="567"/>
         <w:jc w:val="both"/>
         <w:rPr>
-          <w:rFonts w:ascii="Arial Narrow" w:eastAsia="Arial Narrow" w:hAnsi="Arial Narrow" w:cs="Arial"/>
-          <w:sz w:val="16"/>
-          <w:szCs w:val="16"/>
-        </w:rPr>
-      </w:pPr>
-      <w:r>
-        <w:rPr>
-          <w:rFonts w:ascii="Arial Narrow" w:eastAsia="Arial Narrow" w:hAnsi="Arial Narrow" w:cs="Arial"/>
+          <w:rFonts w:ascii="Arial Narrow" w:eastAsia="Arial Narrow" w:hAnsi="Arial Narrow" w:cs="Arial Narrow"/>
+          <w:sz w:val="16"/>
+          <w:szCs w:val="16"/>
+        </w:rPr>
+      </w:pPr>
+      <w:r>
+        <w:rPr>
+          <w:rFonts w:ascii="Arial Narrow" w:eastAsia="Arial Narrow" w:hAnsi="Arial Narrow" w:cs="Arial Narrow"/>
           <w:sz w:val="16"/>
           <w:szCs w:val="16"/>
         </w:rPr>
         <w:t>(…).</w:t>
       </w:r>
+    </w:p>
+    <w:p>
+      <w:pPr>
+        <w:spacing w:after="0" w:line="240" w:lineRule="auto"/>
+        <w:ind w:left="567" w:hanging="567"/>
+        <w:jc w:val="both"/>
+        <w:rPr>
+          <w:rFonts w:ascii="Arial Narrow" w:eastAsia="Arial Narrow" w:hAnsi="Arial Narrow" w:cs="Arial Narrow"/>
+          <w:sz w:val="16"/>
+          <w:szCs w:val="16"/>
+        </w:rPr>
+      </w:pPr>
     </w:p>
   </w:footnote>
   <w:footnote w:id="10">
@@ -6458,7 +7350,7 @@
         <w:ind w:left="567" w:hanging="567"/>
         <w:jc w:val="both"/>
         <w:rPr>
-          <w:rFonts w:ascii="Arial Narrow" w:eastAsia="Arial Narrow" w:hAnsi="Arial Narrow" w:cs="Arial"/>
+          <w:rFonts w:ascii="Arial Narrow" w:eastAsia="Arial Narrow" w:hAnsi="Arial Narrow" w:cs="Arial Narrow"/>
           <w:sz w:val="16"/>
           <w:szCs w:val="16"/>
         </w:rPr>
@@ -6466,7 +7358,7 @@
       <w:r>
         <w:rPr>
           <w:rStyle w:val="Refdenotaalpie"/>
-          <w:rFonts w:ascii="Arial Narrow" w:hAnsi="Arial Narrow" w:cs="Arial"/>
+          <w:rFonts w:ascii="Arial Narrow" w:eastAsia="Arial Narrow" w:hAnsi="Arial Narrow" w:cs="Arial Narrow"/>
           <w:sz w:val="16"/>
           <w:szCs w:val="16"/>
           <w:vertAlign w:val="superscript"/>
@@ -6475,7 +7367,7 @@
       </w:r>
       <w:r>
         <w:rPr>
-          <w:rFonts w:ascii="Arial Narrow" w:hAnsi="Arial Narrow" w:cs="Arial"/>
+          <w:rFonts w:ascii="Arial Narrow" w:eastAsia="Arial Narrow" w:hAnsi="Arial Narrow" w:cs="Arial Narrow"/>
           <w:sz w:val="16"/>
           <w:szCs w:val="16"/>
         </w:rPr>
@@ -6483,7 +7375,7 @@
       </w:r>
       <w:r>
         <w:rPr>
-          <w:rFonts w:ascii="Arial Narrow" w:hAnsi="Arial Narrow" w:cs="Arial"/>
+          <w:rFonts w:ascii="Arial Narrow" w:eastAsia="Arial Narrow" w:hAnsi="Arial Narrow" w:cs="Arial Narrow"/>
           <w:sz w:val="16"/>
           <w:szCs w:val="16"/>
         </w:rPr>
@@ -6491,7 +7383,7 @@
       </w:r>
       <w:r>
         <w:rPr>
-          <w:rFonts w:ascii="Arial Narrow" w:eastAsia="Arial Narrow" w:hAnsi="Arial Narrow" w:cs="Arial"/>
+          <w:rFonts w:ascii="Arial Narrow" w:eastAsia="Arial Narrow" w:hAnsi="Arial Narrow" w:cs="Arial Narrow"/>
           <w:b/>
           <w:sz w:val="16"/>
           <w:szCs w:val="16"/>
@@ -6505,14 +7397,14 @@
         <w:ind w:left="567"/>
         <w:jc w:val="both"/>
         <w:rPr>
-          <w:rFonts w:ascii="Arial Narrow" w:eastAsia="Arial Narrow" w:hAnsi="Arial Narrow" w:cs="Arial"/>
-          <w:sz w:val="16"/>
-          <w:szCs w:val="16"/>
-        </w:rPr>
-      </w:pPr>
-      <w:r>
-        <w:rPr>
-          <w:rFonts w:ascii="Arial Narrow" w:eastAsia="Arial Narrow" w:hAnsi="Arial Narrow" w:cs="Arial"/>
+          <w:rFonts w:ascii="Arial Narrow" w:eastAsia="Arial Narrow" w:hAnsi="Arial Narrow" w:cs="Arial Narrow"/>
+          <w:sz w:val="16"/>
+          <w:szCs w:val="16"/>
+        </w:rPr>
+      </w:pPr>
+      <w:r>
+        <w:rPr>
+          <w:rFonts w:ascii="Arial Narrow" w:eastAsia="Arial Narrow" w:hAnsi="Arial Narrow" w:cs="Arial Narrow"/>
           <w:sz w:val="16"/>
           <w:szCs w:val="16"/>
         </w:rPr>
@@ -6525,14 +7417,14 @@
         <w:ind w:left="567" w:hanging="567"/>
         <w:jc w:val="both"/>
         <w:rPr>
-          <w:rFonts w:ascii="Arial Narrow" w:eastAsia="Arial Narrow" w:hAnsi="Arial Narrow" w:cs="Arial"/>
-          <w:sz w:val="16"/>
-          <w:szCs w:val="16"/>
-        </w:rPr>
-      </w:pPr>
-      <w:r>
-        <w:rPr>
-          <w:rFonts w:ascii="Arial Narrow" w:eastAsia="Arial Narrow" w:hAnsi="Arial Narrow" w:cs="Arial"/>
+          <w:rFonts w:ascii="Arial Narrow" w:eastAsia="Arial Narrow" w:hAnsi="Arial Narrow" w:cs="Arial Narrow"/>
+          <w:sz w:val="16"/>
+          <w:szCs w:val="16"/>
+        </w:rPr>
+      </w:pPr>
+      <w:r>
+        <w:rPr>
+          <w:rFonts w:ascii="Arial Narrow" w:eastAsia="Arial Narrow" w:hAnsi="Arial Narrow" w:cs="Arial Narrow"/>
           <w:sz w:val="16"/>
           <w:szCs w:val="16"/>
         </w:rPr>
@@ -6546,14 +7438,14 @@
         <w:ind w:left="567" w:hanging="567"/>
         <w:jc w:val="both"/>
         <w:rPr>
-          <w:rFonts w:ascii="Arial Narrow" w:eastAsia="Arial Narrow" w:hAnsi="Arial Narrow" w:cs="Arial"/>
-          <w:sz w:val="16"/>
-          <w:szCs w:val="16"/>
-        </w:rPr>
-      </w:pPr>
-      <w:r>
-        <w:rPr>
-          <w:rFonts w:ascii="Arial Narrow" w:eastAsia="Arial Narrow" w:hAnsi="Arial Narrow" w:cs="Arial"/>
+          <w:rFonts w:ascii="Arial Narrow" w:eastAsia="Arial Narrow" w:hAnsi="Arial Narrow" w:cs="Arial Narrow"/>
+          <w:sz w:val="16"/>
+          <w:szCs w:val="16"/>
+        </w:rPr>
+      </w:pPr>
+      <w:r>
+        <w:rPr>
+          <w:rFonts w:ascii="Arial Narrow" w:eastAsia="Arial Narrow" w:hAnsi="Arial Narrow" w:cs="Arial Narrow"/>
           <w:sz w:val="16"/>
           <w:szCs w:val="16"/>
         </w:rPr>
@@ -6567,7 +7459,7 @@
         <w:ind w:left="567" w:hanging="567"/>
         <w:jc w:val="both"/>
         <w:rPr>
-          <w:rFonts w:ascii="Arial Narrow" w:hAnsi="Arial Narrow" w:cs="Arial"/>
+          <w:rFonts w:ascii="Arial Narrow" w:eastAsia="Arial Narrow" w:hAnsi="Arial Narrow" w:cs="Arial Narrow"/>
           <w:sz w:val="16"/>
           <w:szCs w:val="16"/>
         </w:rPr>
@@ -6579,14 +7471,14 @@
         <w:ind w:left="567" w:hanging="567"/>
         <w:jc w:val="both"/>
         <w:rPr>
-          <w:rFonts w:ascii="Arial Narrow" w:hAnsi="Arial Narrow" w:cs="Arial"/>
-          <w:sz w:val="16"/>
-          <w:szCs w:val="16"/>
-        </w:rPr>
-      </w:pPr>
-      <w:r>
-        <w:rPr>
-          <w:rFonts w:ascii="Arial Narrow" w:eastAsia="Arial Narrow" w:hAnsi="Arial Narrow" w:cs="Arial"/>
+          <w:rFonts w:ascii="Arial Narrow" w:eastAsia="Arial Narrow" w:hAnsi="Arial Narrow" w:cs="Arial Narrow"/>
+          <w:sz w:val="16"/>
+          <w:szCs w:val="16"/>
+        </w:rPr>
+      </w:pPr>
+      <w:r>
+        <w:rPr>
+          <w:rFonts w:ascii="Arial Narrow" w:eastAsia="Arial Narrow" w:hAnsi="Arial Narrow" w:cs="Arial Narrow"/>
           <w:b/>
           <w:sz w:val="16"/>
           <w:szCs w:val="16"/>
@@ -6601,14 +7493,14 @@
         <w:ind w:left="567" w:hanging="283"/>
         <w:jc w:val="both"/>
         <w:rPr>
-          <w:rFonts w:ascii="Arial Narrow" w:eastAsia="Arial Narrow" w:hAnsi="Arial Narrow" w:cs="Arial"/>
-          <w:sz w:val="16"/>
-          <w:szCs w:val="16"/>
-        </w:rPr>
-      </w:pPr>
-      <w:r>
-        <w:rPr>
-          <w:rFonts w:ascii="Arial Narrow" w:eastAsia="Arial Narrow" w:hAnsi="Arial Narrow" w:cs="Arial"/>
+          <w:rFonts w:ascii="Arial Narrow" w:eastAsia="Arial Narrow" w:hAnsi="Arial Narrow" w:cs="Arial Narrow"/>
+          <w:sz w:val="16"/>
+          <w:szCs w:val="16"/>
+        </w:rPr>
+      </w:pPr>
+      <w:r>
+        <w:rPr>
+          <w:rFonts w:ascii="Arial Narrow" w:eastAsia="Arial Narrow" w:hAnsi="Arial Narrow" w:cs="Arial Narrow"/>
           <w:sz w:val="16"/>
           <w:szCs w:val="16"/>
         </w:rPr>
@@ -6626,14 +7518,14 @@
         <w:ind w:left="567" w:firstLine="0"/>
         <w:jc w:val="both"/>
         <w:rPr>
-          <w:rFonts w:ascii="Arial Narrow" w:eastAsia="Arial Narrow" w:hAnsi="Arial Narrow" w:cs="Arial"/>
-          <w:sz w:val="16"/>
-          <w:szCs w:val="16"/>
-        </w:rPr>
-      </w:pPr>
-      <w:r>
-        <w:rPr>
-          <w:rFonts w:ascii="Arial Narrow" w:eastAsia="Arial Narrow" w:hAnsi="Arial Narrow" w:cs="Arial"/>
+          <w:rFonts w:ascii="Arial Narrow" w:eastAsia="Arial Narrow" w:hAnsi="Arial Narrow" w:cs="Arial Narrow"/>
+          <w:sz w:val="16"/>
+          <w:szCs w:val="16"/>
+        </w:rPr>
+      </w:pPr>
+      <w:r>
+        <w:rPr>
+          <w:rFonts w:ascii="Arial Narrow" w:eastAsia="Arial Narrow" w:hAnsi="Arial Narrow" w:cs="Arial Narrow"/>
           <w:sz w:val="16"/>
           <w:szCs w:val="16"/>
         </w:rPr>
@@ -6650,14 +7542,14 @@
         <w:ind w:left="567" w:firstLine="0"/>
         <w:jc w:val="both"/>
         <w:rPr>
-          <w:rFonts w:ascii="Arial Narrow" w:eastAsia="Arial Narrow" w:hAnsi="Arial Narrow" w:cs="Arial"/>
-          <w:sz w:val="16"/>
-          <w:szCs w:val="16"/>
-        </w:rPr>
-      </w:pPr>
-      <w:r>
-        <w:rPr>
-          <w:rFonts w:ascii="Arial Narrow" w:eastAsia="Arial Narrow" w:hAnsi="Arial Narrow" w:cs="Arial"/>
+          <w:rFonts w:ascii="Arial Narrow" w:eastAsia="Arial Narrow" w:hAnsi="Arial Narrow" w:cs="Arial Narrow"/>
+          <w:sz w:val="16"/>
+          <w:szCs w:val="16"/>
+        </w:rPr>
+      </w:pPr>
+      <w:r>
+        <w:rPr>
+          <w:rFonts w:ascii="Arial Narrow" w:eastAsia="Arial Narrow" w:hAnsi="Arial Narrow" w:cs="Arial Narrow"/>
           <w:sz w:val="16"/>
           <w:szCs w:val="16"/>
         </w:rPr>
@@ -6674,14 +7566,14 @@
         <w:ind w:left="567" w:firstLine="0"/>
         <w:jc w:val="both"/>
         <w:rPr>
-          <w:rFonts w:ascii="Arial Narrow" w:eastAsia="Arial Narrow" w:hAnsi="Arial Narrow" w:cs="Arial"/>
-          <w:sz w:val="16"/>
-          <w:szCs w:val="16"/>
-        </w:rPr>
-      </w:pPr>
-      <w:r>
-        <w:rPr>
-          <w:rFonts w:ascii="Arial Narrow" w:eastAsia="Arial Narrow" w:hAnsi="Arial Narrow" w:cs="Arial"/>
+          <w:rFonts w:ascii="Arial Narrow" w:eastAsia="Arial Narrow" w:hAnsi="Arial Narrow" w:cs="Arial Narrow"/>
+          <w:sz w:val="16"/>
+          <w:szCs w:val="16"/>
+        </w:rPr>
+      </w:pPr>
+      <w:r>
+        <w:rPr>
+          <w:rFonts w:ascii="Arial Narrow" w:eastAsia="Arial Narrow" w:hAnsi="Arial Narrow" w:cs="Arial Narrow"/>
           <w:sz w:val="16"/>
           <w:szCs w:val="16"/>
         </w:rPr>
@@ -6698,14 +7590,14 @@
         <w:ind w:left="567" w:firstLine="0"/>
         <w:jc w:val="both"/>
         <w:rPr>
-          <w:rFonts w:ascii="Arial Narrow" w:eastAsia="Arial Narrow" w:hAnsi="Arial Narrow" w:cs="Arial"/>
-          <w:sz w:val="16"/>
-          <w:szCs w:val="16"/>
-        </w:rPr>
-      </w:pPr>
-      <w:r>
-        <w:rPr>
-          <w:rFonts w:ascii="Arial Narrow" w:eastAsia="Arial Narrow" w:hAnsi="Arial Narrow" w:cs="Arial"/>
+          <w:rFonts w:ascii="Arial Narrow" w:eastAsia="Arial Narrow" w:hAnsi="Arial Narrow" w:cs="Arial Narrow"/>
+          <w:sz w:val="16"/>
+          <w:szCs w:val="16"/>
+        </w:rPr>
+      </w:pPr>
+      <w:r>
+        <w:rPr>
+          <w:rFonts w:ascii="Arial Narrow" w:eastAsia="Arial Narrow" w:hAnsi="Arial Narrow" w:cs="Arial Narrow"/>
           <w:sz w:val="16"/>
           <w:szCs w:val="16"/>
         </w:rPr>
@@ -6722,14 +7614,14 @@
         <w:ind w:left="567" w:firstLine="0"/>
         <w:jc w:val="both"/>
         <w:rPr>
-          <w:rFonts w:ascii="Arial Narrow" w:eastAsia="Arial Narrow" w:hAnsi="Arial Narrow" w:cs="Arial"/>
-          <w:sz w:val="16"/>
-          <w:szCs w:val="16"/>
-        </w:rPr>
-      </w:pPr>
-      <w:r>
-        <w:rPr>
-          <w:rFonts w:ascii="Arial Narrow" w:eastAsia="Arial Narrow" w:hAnsi="Arial Narrow" w:cs="Arial"/>
+          <w:rFonts w:ascii="Arial Narrow" w:eastAsia="Arial Narrow" w:hAnsi="Arial Narrow" w:cs="Arial Narrow"/>
+          <w:sz w:val="16"/>
+          <w:szCs w:val="16"/>
+        </w:rPr>
+      </w:pPr>
+      <w:r>
+        <w:rPr>
+          <w:rFonts w:ascii="Arial Narrow" w:eastAsia="Arial Narrow" w:hAnsi="Arial Narrow" w:cs="Arial Narrow"/>
           <w:sz w:val="16"/>
           <w:szCs w:val="16"/>
         </w:rPr>
@@ -6746,14 +7638,14 @@
         <w:ind w:left="567" w:firstLine="0"/>
         <w:jc w:val="both"/>
         <w:rPr>
-          <w:rFonts w:ascii="Arial Narrow" w:eastAsia="Arial Narrow" w:hAnsi="Arial Narrow" w:cs="Arial"/>
-          <w:sz w:val="16"/>
-          <w:szCs w:val="16"/>
-        </w:rPr>
-      </w:pPr>
-      <w:r>
-        <w:rPr>
-          <w:rFonts w:ascii="Arial Narrow" w:eastAsia="Arial Narrow" w:hAnsi="Arial Narrow" w:cs="Arial"/>
+          <w:rFonts w:ascii="Arial Narrow" w:eastAsia="Arial Narrow" w:hAnsi="Arial Narrow" w:cs="Arial Narrow"/>
+          <w:sz w:val="16"/>
+          <w:szCs w:val="16"/>
+        </w:rPr>
+      </w:pPr>
+      <w:r>
+        <w:rPr>
+          <w:rFonts w:ascii="Arial Narrow" w:eastAsia="Arial Narrow" w:hAnsi="Arial Narrow" w:cs="Arial Narrow"/>
           <w:sz w:val="16"/>
           <w:szCs w:val="16"/>
         </w:rPr>
@@ -6770,14 +7662,14 @@
         <w:ind w:left="567" w:firstLine="0"/>
         <w:jc w:val="both"/>
         <w:rPr>
-          <w:rFonts w:ascii="Arial Narrow" w:eastAsia="Arial Narrow" w:hAnsi="Arial Narrow" w:cs="Arial"/>
-          <w:sz w:val="16"/>
-          <w:szCs w:val="16"/>
-        </w:rPr>
-      </w:pPr>
-      <w:r>
-        <w:rPr>
-          <w:rFonts w:ascii="Arial Narrow" w:eastAsia="Arial Narrow" w:hAnsi="Arial Narrow" w:cs="Arial"/>
+          <w:rFonts w:ascii="Arial Narrow" w:eastAsia="Arial Narrow" w:hAnsi="Arial Narrow" w:cs="Arial Narrow"/>
+          <w:sz w:val="16"/>
+          <w:szCs w:val="16"/>
+        </w:rPr>
+      </w:pPr>
+      <w:r>
+        <w:rPr>
+          <w:rFonts w:ascii="Arial Narrow" w:eastAsia="Arial Narrow" w:hAnsi="Arial Narrow" w:cs="Arial Narrow"/>
           <w:sz w:val="16"/>
           <w:szCs w:val="16"/>
         </w:rPr>
@@ -6790,14 +7682,14 @@
         <w:ind w:firstLine="567"/>
         <w:jc w:val="both"/>
         <w:rPr>
-          <w:rFonts w:ascii="Arial Narrow" w:hAnsi="Arial Narrow" w:cs="Arial"/>
-          <w:sz w:val="16"/>
-          <w:szCs w:val="16"/>
-        </w:rPr>
-      </w:pPr>
-      <w:r>
-        <w:rPr>
-          <w:rFonts w:ascii="Arial Narrow" w:hAnsi="Arial Narrow" w:cs="Arial"/>
+          <w:rFonts w:ascii="Arial Narrow" w:eastAsia="Arial Narrow" w:hAnsi="Arial Narrow" w:cs="Arial Narrow"/>
+          <w:sz w:val="16"/>
+          <w:szCs w:val="16"/>
+        </w:rPr>
+      </w:pPr>
+      <w:r>
+        <w:rPr>
+          <w:rFonts w:ascii="Arial Narrow" w:eastAsia="Arial Narrow" w:hAnsi="Arial Narrow" w:cs="Arial Narrow"/>
           <w:sz w:val="16"/>
           <w:szCs w:val="16"/>
         </w:rPr>
@@ -6810,14 +7702,14 @@
         <w:ind w:firstLine="567"/>
         <w:jc w:val="both"/>
         <w:rPr>
-          <w:rFonts w:ascii="Arial Narrow" w:hAnsi="Arial Narrow" w:cs="Arial"/>
-          <w:sz w:val="16"/>
-          <w:szCs w:val="16"/>
-        </w:rPr>
-      </w:pPr>
-      <w:r>
-        <w:rPr>
-          <w:rFonts w:ascii="Arial Narrow" w:hAnsi="Arial Narrow" w:cs="Arial"/>
+          <w:rFonts w:ascii="Arial Narrow" w:eastAsia="Arial Narrow" w:hAnsi="Arial Narrow" w:cs="Arial Narrow"/>
+          <w:sz w:val="16"/>
+          <w:szCs w:val="16"/>
+        </w:rPr>
+      </w:pPr>
+      <w:r>
+        <w:rPr>
+          <w:rFonts w:ascii="Arial Narrow" w:eastAsia="Arial Narrow" w:hAnsi="Arial Narrow" w:cs="Arial Narrow"/>
           <w:sz w:val="16"/>
           <w:szCs w:val="16"/>
         </w:rPr>
@@ -6830,14 +7722,14 @@
         <w:ind w:left="567"/>
         <w:jc w:val="both"/>
         <w:rPr>
-          <w:rFonts w:ascii="Arial Narrow" w:hAnsi="Arial Narrow" w:cs="Arial"/>
-          <w:sz w:val="16"/>
-          <w:szCs w:val="16"/>
-        </w:rPr>
-      </w:pPr>
-      <w:r>
-        <w:rPr>
-          <w:rFonts w:ascii="Arial Narrow" w:hAnsi="Arial Narrow" w:cs="Arial"/>
+          <w:rFonts w:ascii="Arial Narrow" w:eastAsia="Arial Narrow" w:hAnsi="Arial Narrow" w:cs="Arial Narrow"/>
+          <w:sz w:val="16"/>
+          <w:szCs w:val="16"/>
+        </w:rPr>
+      </w:pPr>
+      <w:r>
+        <w:rPr>
+          <w:rFonts w:ascii="Arial Narrow" w:eastAsia="Arial Narrow" w:hAnsi="Arial Narrow" w:cs="Arial Narrow"/>
           <w:sz w:val="16"/>
           <w:szCs w:val="16"/>
         </w:rPr>
@@ -6850,14 +7742,14 @@
         <w:ind w:left="567"/>
         <w:jc w:val="both"/>
         <w:rPr>
-          <w:rFonts w:ascii="Arial Narrow" w:hAnsi="Arial Narrow" w:cs="Arial"/>
-          <w:sz w:val="16"/>
-          <w:szCs w:val="16"/>
-        </w:rPr>
-      </w:pPr>
-      <w:r>
-        <w:rPr>
-          <w:rFonts w:ascii="Arial Narrow" w:eastAsia="Arial Narrow" w:hAnsi="Arial Narrow" w:cs="Arial"/>
+          <w:rFonts w:ascii="Arial Narrow" w:eastAsia="Arial Narrow" w:hAnsi="Arial Narrow" w:cs="Arial Narrow"/>
+          <w:sz w:val="16"/>
+          <w:szCs w:val="16"/>
+        </w:rPr>
+      </w:pPr>
+      <w:r>
+        <w:rPr>
+          <w:rFonts w:ascii="Arial Narrow" w:eastAsia="Arial Narrow" w:hAnsi="Arial Narrow" w:cs="Arial Narrow"/>
           <w:sz w:val="16"/>
           <w:szCs w:val="16"/>
         </w:rPr>
@@ -6870,14 +7762,14 @@
         <w:ind w:left="567"/>
         <w:jc w:val="both"/>
         <w:rPr>
-          <w:rFonts w:ascii="Arial Narrow" w:hAnsi="Arial Narrow" w:cs="Arial"/>
-          <w:sz w:val="16"/>
-          <w:szCs w:val="16"/>
-        </w:rPr>
-      </w:pPr>
-      <w:r>
-        <w:rPr>
-          <w:rFonts w:ascii="Arial Narrow" w:eastAsia="Arial Narrow" w:hAnsi="Arial Narrow" w:cs="Arial"/>
+          <w:rFonts w:ascii="Arial Narrow" w:eastAsia="Arial Narrow" w:hAnsi="Arial Narrow" w:cs="Arial Narrow"/>
+          <w:sz w:val="16"/>
+          <w:szCs w:val="16"/>
+        </w:rPr>
+      </w:pPr>
+      <w:r>
+        <w:rPr>
+          <w:rFonts w:ascii="Arial Narrow" w:eastAsia="Arial Narrow" w:hAnsi="Arial Narrow" w:cs="Arial Narrow"/>
           <w:sz w:val="16"/>
           <w:szCs w:val="16"/>
         </w:rPr>
@@ -6890,14 +7782,14 @@
         <w:ind w:left="567"/>
         <w:jc w:val="both"/>
         <w:rPr>
-          <w:rFonts w:ascii="Arial Narrow" w:eastAsia="Arial Narrow" w:hAnsi="Arial Narrow" w:cs="Arial"/>
-          <w:sz w:val="16"/>
-          <w:szCs w:val="16"/>
-        </w:rPr>
-      </w:pPr>
-      <w:r>
-        <w:rPr>
-          <w:rFonts w:ascii="Arial Narrow" w:eastAsia="Arial Narrow" w:hAnsi="Arial Narrow" w:cs="Arial"/>
+          <w:rFonts w:ascii="Arial Narrow" w:eastAsia="Arial Narrow" w:hAnsi="Arial Narrow" w:cs="Arial Narrow"/>
+          <w:sz w:val="16"/>
+          <w:szCs w:val="16"/>
+        </w:rPr>
+      </w:pPr>
+      <w:r>
+        <w:rPr>
+          <w:rFonts w:ascii="Arial Narrow" w:eastAsia="Arial Narrow" w:hAnsi="Arial Narrow" w:cs="Arial Narrow"/>
           <w:sz w:val="16"/>
           <w:szCs w:val="16"/>
         </w:rPr>
@@ -6910,14 +7802,14 @@
         <w:ind w:left="567"/>
         <w:jc w:val="both"/>
         <w:rPr>
-          <w:rFonts w:ascii="Arial Narrow" w:eastAsia="Arial Narrow" w:hAnsi="Arial Narrow" w:cs="Arial"/>
-          <w:sz w:val="16"/>
-          <w:szCs w:val="16"/>
-        </w:rPr>
-      </w:pPr>
-      <w:r>
-        <w:rPr>
-          <w:rFonts w:ascii="Arial Narrow" w:eastAsia="Arial Narrow" w:hAnsi="Arial Narrow" w:cs="Arial"/>
+          <w:rFonts w:ascii="Arial Narrow" w:eastAsia="Arial Narrow" w:hAnsi="Arial Narrow" w:cs="Arial Narrow"/>
+          <w:sz w:val="16"/>
+          <w:szCs w:val="16"/>
+        </w:rPr>
+      </w:pPr>
+      <w:r>
+        <w:rPr>
+          <w:rFonts w:ascii="Arial Narrow" w:eastAsia="Arial Narrow" w:hAnsi="Arial Narrow" w:cs="Arial Narrow"/>
           <w:sz w:val="16"/>
           <w:szCs w:val="16"/>
         </w:rPr>
@@ -6930,14 +7822,14 @@
         <w:ind w:left="567"/>
         <w:jc w:val="both"/>
         <w:rPr>
-          <w:rFonts w:ascii="Arial Narrow" w:eastAsia="Arial Narrow" w:hAnsi="Arial Narrow" w:cs="Arial"/>
-          <w:sz w:val="16"/>
-          <w:szCs w:val="16"/>
-        </w:rPr>
-      </w:pPr>
-      <w:r>
-        <w:rPr>
-          <w:rFonts w:ascii="Arial Narrow" w:eastAsia="Arial Narrow" w:hAnsi="Arial Narrow" w:cs="Arial"/>
+          <w:rFonts w:ascii="Arial Narrow" w:eastAsia="Arial Narrow" w:hAnsi="Arial Narrow" w:cs="Arial Narrow"/>
+          <w:sz w:val="16"/>
+          <w:szCs w:val="16"/>
+        </w:rPr>
+      </w:pPr>
+      <w:r>
+        <w:rPr>
+          <w:rFonts w:ascii="Arial Narrow" w:eastAsia="Arial Narrow" w:hAnsi="Arial Narrow" w:cs="Arial Narrow"/>
           <w:sz w:val="16"/>
           <w:szCs w:val="16"/>
         </w:rPr>
@@ -6950,7 +7842,7 @@
         <w:ind w:left="567"/>
         <w:jc w:val="both"/>
         <w:rPr>
-          <w:rFonts w:ascii="Arial Narrow" w:eastAsia="Arial Narrow" w:hAnsi="Arial Narrow" w:cs="Arial"/>
+          <w:rFonts w:ascii="Arial Narrow" w:eastAsia="Arial Narrow" w:hAnsi="Arial Narrow" w:cs="Arial Narrow"/>
           <w:sz w:val="16"/>
           <w:szCs w:val="16"/>
         </w:rPr>
@@ -6962,7 +7854,7 @@
         <w:ind w:left="567"/>
         <w:jc w:val="both"/>
         <w:rPr>
-          <w:rFonts w:ascii="Arial Narrow" w:eastAsia="Arial Narrow" w:hAnsi="Arial Narrow" w:cs="Arial"/>
+          <w:rFonts w:ascii="Arial Narrow" w:eastAsia="Arial Narrow" w:hAnsi="Arial Narrow" w:cs="Arial Narrow"/>
           <w:b/>
           <w:bCs/>
           <w:sz w:val="16"/>
@@ -6971,7 +7863,7 @@
       </w:pPr>
       <w:r>
         <w:rPr>
-          <w:rFonts w:ascii="Arial Narrow" w:eastAsia="Arial Narrow" w:hAnsi="Arial Narrow" w:cs="Arial"/>
+          <w:rFonts w:ascii="Arial Narrow" w:eastAsia="Arial Narrow" w:hAnsi="Arial Narrow" w:cs="Arial Narrow"/>
           <w:b/>
           <w:bCs/>
           <w:sz w:val="16"/>
@@ -6986,14 +7878,14 @@
         <w:ind w:left="567"/>
         <w:jc w:val="both"/>
         <w:rPr>
-          <w:rFonts w:ascii="Arial Narrow" w:eastAsia="Arial Narrow" w:hAnsi="Arial Narrow" w:cs="Arial"/>
-          <w:sz w:val="16"/>
-          <w:szCs w:val="16"/>
-        </w:rPr>
-      </w:pPr>
-      <w:r>
-        <w:rPr>
-          <w:rFonts w:ascii="Arial Narrow" w:eastAsia="Arial Narrow" w:hAnsi="Arial Narrow" w:cs="Arial"/>
+          <w:rFonts w:ascii="Arial Narrow" w:eastAsia="Arial Narrow" w:hAnsi="Arial Narrow" w:cs="Arial Narrow"/>
+          <w:sz w:val="16"/>
+          <w:szCs w:val="16"/>
+        </w:rPr>
+      </w:pPr>
+      <w:r>
+        <w:rPr>
+          <w:rFonts w:ascii="Arial Narrow" w:eastAsia="Arial Narrow" w:hAnsi="Arial Narrow" w:cs="Arial Narrow"/>
           <w:sz w:val="16"/>
           <w:szCs w:val="16"/>
         </w:rPr>
@@ -7006,14 +7898,14 @@
         <w:ind w:left="567"/>
         <w:jc w:val="both"/>
         <w:rPr>
-          <w:rFonts w:ascii="Arial Narrow" w:eastAsia="Arial Narrow" w:hAnsi="Arial Narrow" w:cs="Arial"/>
-          <w:sz w:val="16"/>
-          <w:szCs w:val="16"/>
-        </w:rPr>
-      </w:pPr>
-      <w:r>
-        <w:rPr>
-          <w:rFonts w:ascii="Arial Narrow" w:eastAsia="Arial Narrow" w:hAnsi="Arial Narrow" w:cs="Arial"/>
+          <w:rFonts w:ascii="Arial Narrow" w:eastAsia="Arial Narrow" w:hAnsi="Arial Narrow" w:cs="Arial Narrow"/>
+          <w:sz w:val="16"/>
+          <w:szCs w:val="16"/>
+        </w:rPr>
+      </w:pPr>
+      <w:r>
+        <w:rPr>
+          <w:rFonts w:ascii="Arial Narrow" w:eastAsia="Arial Narrow" w:hAnsi="Arial Narrow" w:cs="Arial Narrow"/>
           <w:sz w:val="16"/>
           <w:szCs w:val="16"/>
         </w:rPr>
@@ -7026,14 +7918,14 @@
         <w:ind w:left="567"/>
         <w:jc w:val="both"/>
         <w:rPr>
-          <w:rFonts w:ascii="Arial Narrow" w:eastAsia="Arial Narrow" w:hAnsi="Arial Narrow" w:cs="Arial"/>
-          <w:sz w:val="16"/>
-          <w:szCs w:val="16"/>
-        </w:rPr>
-      </w:pPr>
-      <w:r>
-        <w:rPr>
-          <w:rFonts w:ascii="Arial Narrow" w:eastAsia="Arial Narrow" w:hAnsi="Arial Narrow" w:cs="Arial"/>
+          <w:rFonts w:ascii="Arial Narrow" w:eastAsia="Arial Narrow" w:hAnsi="Arial Narrow" w:cs="Arial Narrow"/>
+          <w:sz w:val="16"/>
+          <w:szCs w:val="16"/>
+        </w:rPr>
+      </w:pPr>
+      <w:r>
+        <w:rPr>
+          <w:rFonts w:ascii="Arial Narrow" w:eastAsia="Arial Narrow" w:hAnsi="Arial Narrow" w:cs="Arial Narrow"/>
           <w:sz w:val="16"/>
           <w:szCs w:val="16"/>
         </w:rPr>
@@ -7046,14 +7938,14 @@
         <w:ind w:left="567"/>
         <w:jc w:val="both"/>
         <w:rPr>
-          <w:rFonts w:ascii="Arial Narrow" w:eastAsia="Arial Narrow" w:hAnsi="Arial Narrow" w:cs="Arial"/>
-          <w:sz w:val="16"/>
-          <w:szCs w:val="16"/>
-        </w:rPr>
-      </w:pPr>
-      <w:r>
-        <w:rPr>
-          <w:rFonts w:ascii="Arial Narrow" w:eastAsia="Arial Narrow" w:hAnsi="Arial Narrow" w:cs="Arial"/>
+          <w:rFonts w:ascii="Arial Narrow" w:eastAsia="Arial Narrow" w:hAnsi="Arial Narrow" w:cs="Arial Narrow"/>
+          <w:sz w:val="16"/>
+          <w:szCs w:val="16"/>
+        </w:rPr>
+      </w:pPr>
+      <w:r>
+        <w:rPr>
+          <w:rFonts w:ascii="Arial Narrow" w:eastAsia="Arial Narrow" w:hAnsi="Arial Narrow" w:cs="Arial Narrow"/>
           <w:sz w:val="16"/>
           <w:szCs w:val="16"/>
         </w:rPr>
@@ -7066,14 +7958,14 @@
         <w:ind w:left="567"/>
         <w:jc w:val="both"/>
         <w:rPr>
-          <w:rFonts w:ascii="Arial Narrow" w:eastAsia="Arial Narrow" w:hAnsi="Arial Narrow" w:cs="Arial"/>
-          <w:sz w:val="16"/>
-          <w:szCs w:val="16"/>
-        </w:rPr>
-      </w:pPr>
-      <w:r>
-        <w:rPr>
-          <w:rFonts w:ascii="Arial Narrow" w:eastAsia="Arial Narrow" w:hAnsi="Arial Narrow" w:cs="Arial"/>
+          <w:rFonts w:ascii="Arial Narrow" w:eastAsia="Arial Narrow" w:hAnsi="Arial Narrow" w:cs="Arial Narrow"/>
+          <w:sz w:val="16"/>
+          <w:szCs w:val="16"/>
+        </w:rPr>
+      </w:pPr>
+      <w:r>
+        <w:rPr>
+          <w:rFonts w:ascii="Arial Narrow" w:eastAsia="Arial Narrow" w:hAnsi="Arial Narrow" w:cs="Arial Narrow"/>
           <w:sz w:val="16"/>
           <w:szCs w:val="16"/>
         </w:rPr>
@@ -7082,7 +7974,7 @@
       <w:proofErr w:type="spellStart"/>
       <w:r>
         <w:rPr>
-          <w:rFonts w:ascii="Arial Narrow" w:eastAsia="Arial Narrow" w:hAnsi="Arial Narrow" w:cs="Arial"/>
+          <w:rFonts w:ascii="Arial Narrow" w:eastAsia="Arial Narrow" w:hAnsi="Arial Narrow" w:cs="Arial Narrow"/>
           <w:sz w:val="16"/>
           <w:szCs w:val="16"/>
         </w:rPr>
@@ -7091,7 +7983,7 @@
       <w:proofErr w:type="spellEnd"/>
       <w:r>
         <w:rPr>
-          <w:rFonts w:ascii="Arial Narrow" w:eastAsia="Arial Narrow" w:hAnsi="Arial Narrow" w:cs="Arial"/>
+          <w:rFonts w:ascii="Arial Narrow" w:eastAsia="Arial Narrow" w:hAnsi="Arial Narrow" w:cs="Arial Narrow"/>
           <w:sz w:val="16"/>
           <w:szCs w:val="16"/>
         </w:rPr>
@@ -7104,14 +7996,14 @@
         <w:ind w:left="567"/>
         <w:jc w:val="both"/>
         <w:rPr>
-          <w:rFonts w:ascii="Arial Narrow" w:eastAsia="Arial Narrow" w:hAnsi="Arial Narrow" w:cs="Arial"/>
-          <w:sz w:val="16"/>
-          <w:szCs w:val="16"/>
-        </w:rPr>
-      </w:pPr>
-      <w:r>
-        <w:rPr>
-          <w:rFonts w:ascii="Arial Narrow" w:eastAsia="Arial Narrow" w:hAnsi="Arial Narrow" w:cs="Arial"/>
+          <w:rFonts w:ascii="Arial Narrow" w:eastAsia="Arial Narrow" w:hAnsi="Arial Narrow" w:cs="Arial Narrow"/>
+          <w:sz w:val="16"/>
+          <w:szCs w:val="16"/>
+        </w:rPr>
+      </w:pPr>
+      <w:r>
+        <w:rPr>
+          <w:rFonts w:ascii="Arial Narrow" w:eastAsia="Arial Narrow" w:hAnsi="Arial Narrow" w:cs="Arial Narrow"/>
           <w:sz w:val="16"/>
           <w:szCs w:val="16"/>
         </w:rPr>
@@ -7124,14 +8016,14 @@
         <w:ind w:left="567"/>
         <w:jc w:val="both"/>
         <w:rPr>
-          <w:rFonts w:ascii="Arial Narrow" w:eastAsia="Arial Narrow" w:hAnsi="Arial Narrow" w:cs="Arial"/>
-          <w:sz w:val="16"/>
-          <w:szCs w:val="16"/>
-        </w:rPr>
-      </w:pPr>
-      <w:r>
-        <w:rPr>
-          <w:rFonts w:ascii="Arial Narrow" w:eastAsia="Arial Narrow" w:hAnsi="Arial Narrow" w:cs="Arial"/>
+          <w:rFonts w:ascii="Arial Narrow" w:eastAsia="Arial Narrow" w:hAnsi="Arial Narrow" w:cs="Arial Narrow"/>
+          <w:sz w:val="16"/>
+          <w:szCs w:val="16"/>
+        </w:rPr>
+      </w:pPr>
+      <w:r>
+        <w:rPr>
+          <w:rFonts w:ascii="Arial Narrow" w:eastAsia="Arial Narrow" w:hAnsi="Arial Narrow" w:cs="Arial Narrow"/>
           <w:sz w:val="16"/>
           <w:szCs w:val="16"/>
         </w:rPr>
@@ -7140,7 +8032,7 @@
       <w:proofErr w:type="spellStart"/>
       <w:r>
         <w:rPr>
-          <w:rFonts w:ascii="Arial Narrow" w:eastAsia="Arial Narrow" w:hAnsi="Arial Narrow" w:cs="Arial"/>
+          <w:rFonts w:ascii="Arial Narrow" w:eastAsia="Arial Narrow" w:hAnsi="Arial Narrow" w:cs="Arial Narrow"/>
           <w:sz w:val="16"/>
           <w:szCs w:val="16"/>
         </w:rPr>
@@ -7149,7 +8041,7 @@
       <w:proofErr w:type="spellEnd"/>
       <w:r>
         <w:rPr>
-          <w:rFonts w:ascii="Arial Narrow" w:eastAsia="Arial Narrow" w:hAnsi="Arial Narrow" w:cs="Arial"/>
+          <w:rFonts w:ascii="Arial Narrow" w:eastAsia="Arial Narrow" w:hAnsi="Arial Narrow" w:cs="Arial Narrow"/>
           <w:sz w:val="16"/>
           <w:szCs w:val="16"/>
         </w:rPr>
@@ -7162,14 +8054,14 @@
         <w:ind w:left="567"/>
         <w:jc w:val="both"/>
         <w:rPr>
-          <w:rFonts w:ascii="Arial Narrow" w:eastAsia="Arial Narrow" w:hAnsi="Arial Narrow" w:cs="Arial"/>
-          <w:sz w:val="16"/>
-          <w:szCs w:val="16"/>
-        </w:rPr>
-      </w:pPr>
-      <w:r>
-        <w:rPr>
-          <w:rFonts w:ascii="Arial Narrow" w:eastAsia="Arial Narrow" w:hAnsi="Arial Narrow" w:cs="Arial"/>
+          <w:rFonts w:ascii="Arial Narrow" w:eastAsia="Arial Narrow" w:hAnsi="Arial Narrow" w:cs="Arial Narrow"/>
+          <w:sz w:val="16"/>
+          <w:szCs w:val="16"/>
+        </w:rPr>
+      </w:pPr>
+      <w:r>
+        <w:rPr>
+          <w:rFonts w:ascii="Arial Narrow" w:eastAsia="Arial Narrow" w:hAnsi="Arial Narrow" w:cs="Arial Narrow"/>
           <w:sz w:val="16"/>
           <w:szCs w:val="16"/>
         </w:rPr>
@@ -7178,7 +8070,7 @@
       <w:proofErr w:type="spellStart"/>
       <w:r>
         <w:rPr>
-          <w:rFonts w:ascii="Arial Narrow" w:eastAsia="Arial Narrow" w:hAnsi="Arial Narrow" w:cs="Arial"/>
+          <w:rFonts w:ascii="Arial Narrow" w:eastAsia="Arial Narrow" w:hAnsi="Arial Narrow" w:cs="Arial Narrow"/>
           <w:sz w:val="16"/>
           <w:szCs w:val="16"/>
         </w:rPr>
@@ -7187,7 +8079,7 @@
       <w:proofErr w:type="spellEnd"/>
       <w:r>
         <w:rPr>
-          <w:rFonts w:ascii="Arial Narrow" w:eastAsia="Arial Narrow" w:hAnsi="Arial Narrow" w:cs="Arial"/>
+          <w:rFonts w:ascii="Arial Narrow" w:eastAsia="Arial Narrow" w:hAnsi="Arial Narrow" w:cs="Arial Narrow"/>
           <w:sz w:val="16"/>
           <w:szCs w:val="16"/>
         </w:rPr>
@@ -7200,14 +8092,14 @@
         <w:ind w:left="567"/>
         <w:jc w:val="both"/>
         <w:rPr>
-          <w:rFonts w:ascii="Arial Narrow" w:eastAsia="Arial Narrow" w:hAnsi="Arial Narrow" w:cs="Arial"/>
-          <w:sz w:val="16"/>
-          <w:szCs w:val="16"/>
-        </w:rPr>
-      </w:pPr>
-      <w:r>
-        <w:rPr>
-          <w:rFonts w:ascii="Arial Narrow" w:eastAsia="Arial Narrow" w:hAnsi="Arial Narrow" w:cs="Arial"/>
+          <w:rFonts w:ascii="Arial Narrow" w:eastAsia="Arial Narrow" w:hAnsi="Arial Narrow" w:cs="Arial Narrow"/>
+          <w:sz w:val="16"/>
+          <w:szCs w:val="16"/>
+        </w:rPr>
+      </w:pPr>
+      <w:r>
+        <w:rPr>
+          <w:rFonts w:ascii="Arial Narrow" w:eastAsia="Arial Narrow" w:hAnsi="Arial Narrow" w:cs="Arial Narrow"/>
           <w:sz w:val="16"/>
           <w:szCs w:val="16"/>
         </w:rPr>
@@ -7220,14 +8112,14 @@
         <w:ind w:left="567"/>
         <w:jc w:val="both"/>
         <w:rPr>
-          <w:rFonts w:ascii="Arial Narrow" w:eastAsia="Arial Narrow" w:hAnsi="Arial Narrow" w:cs="Arial"/>
-          <w:sz w:val="16"/>
-          <w:szCs w:val="16"/>
-        </w:rPr>
-      </w:pPr>
-      <w:r>
-        <w:rPr>
-          <w:rFonts w:ascii="Arial Narrow" w:eastAsia="Arial Narrow" w:hAnsi="Arial Narrow" w:cs="Arial"/>
+          <w:rFonts w:ascii="Arial Narrow" w:eastAsia="Arial Narrow" w:hAnsi="Arial Narrow" w:cs="Arial Narrow"/>
+          <w:sz w:val="16"/>
+          <w:szCs w:val="16"/>
+        </w:rPr>
+      </w:pPr>
+      <w:r>
+        <w:rPr>
+          <w:rFonts w:ascii="Arial Narrow" w:eastAsia="Arial Narrow" w:hAnsi="Arial Narrow" w:cs="Arial Narrow"/>
           <w:sz w:val="16"/>
           <w:szCs w:val="16"/>
         </w:rPr>
@@ -7237,10 +8129,10 @@
     <w:p>
       <w:pPr>
         <w:spacing w:after="0" w:line="240" w:lineRule="auto"/>
-        <w:ind w:left="567"/>
-        <w:jc w:val="both"/>
-        <w:rPr>
-          <w:rFonts w:ascii="Arial Narrow" w:eastAsia="Arial Narrow" w:hAnsi="Arial Narrow" w:cs="Arial"/>
+        <w:ind w:left="567" w:hanging="567"/>
+        <w:jc w:val="both"/>
+        <w:rPr>
+          <w:rFonts w:ascii="Arial Narrow" w:eastAsia="Arial Narrow" w:hAnsi="Arial Narrow" w:cs="Arial Narrow"/>
           <w:sz w:val="16"/>
           <w:szCs w:val="16"/>
         </w:rPr>
@@ -7257,7 +8149,7 @@
         <w:ind w:left="567" w:hanging="567"/>
         <w:jc w:val="both"/>
         <w:rPr>
-          <w:rFonts w:ascii="Arial Narrow" w:hAnsi="Arial Narrow" w:cs="Arial"/>
+          <w:rFonts w:ascii="Arial Narrow" w:eastAsia="Arial Narrow" w:hAnsi="Arial Narrow" w:cs="Arial Narrow"/>
           <w:b/>
           <w:sz w:val="16"/>
           <w:szCs w:val="16"/>
@@ -7266,7 +8158,7 @@
       <w:r>
         <w:rPr>
           <w:rStyle w:val="Refdenotaalpie"/>
-          <w:rFonts w:ascii="Arial Narrow" w:hAnsi="Arial Narrow" w:cs="Arial"/>
+          <w:rFonts w:ascii="Arial Narrow" w:eastAsia="Arial Narrow" w:hAnsi="Arial Narrow" w:cs="Arial Narrow"/>
           <w:sz w:val="16"/>
           <w:szCs w:val="16"/>
           <w:vertAlign w:val="superscript"/>
@@ -7275,7 +8167,7 @@
       </w:r>
       <w:r>
         <w:rPr>
-          <w:rFonts w:ascii="Arial Narrow" w:hAnsi="Arial Narrow" w:cs="Arial"/>
+          <w:rFonts w:ascii="Arial Narrow" w:eastAsia="Arial Narrow" w:hAnsi="Arial Narrow" w:cs="Arial Narrow"/>
           <w:sz w:val="16"/>
           <w:szCs w:val="16"/>
         </w:rPr>
@@ -7283,7 +8175,7 @@
       </w:r>
       <w:r>
         <w:rPr>
-          <w:rFonts w:ascii="Arial Narrow" w:hAnsi="Arial Narrow" w:cs="Arial"/>
+          <w:rFonts w:ascii="Arial Narrow" w:eastAsia="Arial Narrow" w:hAnsi="Arial Narrow" w:cs="Arial Narrow"/>
           <w:sz w:val="16"/>
           <w:szCs w:val="16"/>
         </w:rPr>
@@ -7291,7 +8183,7 @@
       </w:r>
       <w:r>
         <w:rPr>
-          <w:rFonts w:ascii="Arial Narrow" w:eastAsia="Arial Narrow" w:hAnsi="Arial Narrow" w:cs="Arial"/>
+          <w:rFonts w:ascii="Arial Narrow" w:eastAsia="Arial Narrow" w:hAnsi="Arial Narrow" w:cs="Arial Narrow"/>
           <w:b/>
           <w:sz w:val="16"/>
           <w:szCs w:val="16"/>
@@ -7300,7 +8192,7 @@
       </w:r>
       <w:r>
         <w:rPr>
-          <w:rFonts w:ascii="Arial Narrow" w:hAnsi="Arial Narrow" w:cs="Arial"/>
+          <w:rFonts w:ascii="Arial Narrow" w:eastAsia="Arial Narrow" w:hAnsi="Arial Narrow" w:cs="Arial Narrow"/>
           <w:b/>
           <w:bCs/>
           <w:sz w:val="16"/>
@@ -7310,7 +8202,7 @@
       </w:r>
       <w:r>
         <w:rPr>
-          <w:rFonts w:ascii="Arial Narrow" w:hAnsi="Arial Narrow" w:cs="Arial"/>
+          <w:rFonts w:ascii="Arial Narrow" w:eastAsia="Arial Narrow" w:hAnsi="Arial Narrow" w:cs="Arial Narrow"/>
           <w:b/>
           <w:sz w:val="16"/>
           <w:szCs w:val="16"/>
@@ -7326,15 +8218,15 @@
         </w:tabs>
         <w:jc w:val="both"/>
         <w:rPr>
-          <w:rFonts w:ascii="Arial Narrow" w:eastAsia="Arial Narrow" w:hAnsi="Arial Narrow" w:cs="Arial"/>
-          <w:b/>
-          <w:sz w:val="16"/>
-          <w:szCs w:val="16"/>
-        </w:rPr>
-      </w:pPr>
-      <w:r>
-        <w:rPr>
-          <w:rFonts w:ascii="Arial Narrow" w:eastAsia="Arial Narrow" w:hAnsi="Arial Narrow" w:cs="Arial"/>
+          <w:rFonts w:ascii="Arial Narrow" w:eastAsia="Arial Narrow" w:hAnsi="Arial Narrow" w:cs="Arial Narrow"/>
+          <w:b/>
+          <w:sz w:val="16"/>
+          <w:szCs w:val="16"/>
+        </w:rPr>
+      </w:pPr>
+      <w:r>
+        <w:rPr>
+          <w:rFonts w:ascii="Arial Narrow" w:eastAsia="Arial Narrow" w:hAnsi="Arial Narrow" w:cs="Arial Narrow"/>
           <w:b/>
           <w:sz w:val="16"/>
           <w:szCs w:val="16"/>
@@ -7351,14 +8243,14 @@
         </w:tabs>
         <w:jc w:val="both"/>
         <w:rPr>
-          <w:rFonts w:ascii="Arial Narrow" w:eastAsia="Arial Narrow" w:hAnsi="Arial Narrow" w:cs="Arial"/>
-          <w:sz w:val="16"/>
-          <w:szCs w:val="16"/>
-        </w:rPr>
-      </w:pPr>
-      <w:r>
-        <w:rPr>
-          <w:rFonts w:ascii="Arial Narrow" w:eastAsia="Arial Narrow" w:hAnsi="Arial Narrow" w:cs="Arial"/>
+          <w:rFonts w:ascii="Arial Narrow" w:eastAsia="Arial Narrow" w:hAnsi="Arial Narrow" w:cs="Arial Narrow"/>
+          <w:sz w:val="16"/>
+          <w:szCs w:val="16"/>
+        </w:rPr>
+      </w:pPr>
+      <w:r>
+        <w:rPr>
+          <w:rFonts w:ascii="Arial Narrow" w:eastAsia="Arial Narrow" w:hAnsi="Arial Narrow" w:cs="Arial Narrow"/>
           <w:sz w:val="16"/>
           <w:szCs w:val="16"/>
         </w:rPr>
@@ -7374,14 +8266,14 @@
         </w:tabs>
         <w:jc w:val="both"/>
         <w:rPr>
-          <w:rFonts w:ascii="Arial Narrow" w:eastAsia="Arial Narrow" w:hAnsi="Arial Narrow" w:cs="Arial"/>
-          <w:sz w:val="16"/>
-          <w:szCs w:val="16"/>
-        </w:rPr>
-      </w:pPr>
-      <w:r>
-        <w:rPr>
-          <w:rFonts w:ascii="Arial Narrow" w:eastAsia="Arial Narrow" w:hAnsi="Arial Narrow" w:cs="Arial"/>
+          <w:rFonts w:ascii="Arial Narrow" w:eastAsia="Arial Narrow" w:hAnsi="Arial Narrow" w:cs="Arial Narrow"/>
+          <w:sz w:val="16"/>
+          <w:szCs w:val="16"/>
+        </w:rPr>
+      </w:pPr>
+      <w:r>
+        <w:rPr>
+          <w:rFonts w:ascii="Arial Narrow" w:eastAsia="Arial Narrow" w:hAnsi="Arial Narrow" w:cs="Arial Narrow"/>
           <w:sz w:val="16"/>
           <w:szCs w:val="16"/>
         </w:rPr>
@@ -7397,14 +8289,14 @@
         </w:tabs>
         <w:jc w:val="both"/>
         <w:rPr>
-          <w:rFonts w:ascii="Arial Narrow" w:eastAsia="Arial Narrow" w:hAnsi="Arial Narrow" w:cs="Arial"/>
-          <w:sz w:val="16"/>
-          <w:szCs w:val="16"/>
-        </w:rPr>
-      </w:pPr>
-      <w:r>
-        <w:rPr>
-          <w:rFonts w:ascii="Arial Narrow" w:eastAsia="Arial Narrow" w:hAnsi="Arial Narrow" w:cs="Arial"/>
+          <w:rFonts w:ascii="Arial Narrow" w:eastAsia="Arial Narrow" w:hAnsi="Arial Narrow" w:cs="Arial Narrow"/>
+          <w:sz w:val="16"/>
+          <w:szCs w:val="16"/>
+        </w:rPr>
+      </w:pPr>
+      <w:r>
+        <w:rPr>
+          <w:rFonts w:ascii="Arial Narrow" w:eastAsia="Arial Narrow" w:hAnsi="Arial Narrow" w:cs="Arial Narrow"/>
           <w:sz w:val="16"/>
           <w:szCs w:val="16"/>
         </w:rPr>
@@ -7421,14 +8313,14 @@
         <w:ind w:left="567"/>
         <w:jc w:val="both"/>
         <w:rPr>
-          <w:rFonts w:ascii="Arial Narrow" w:eastAsia="Arial Narrow" w:hAnsi="Arial Narrow" w:cs="Arial"/>
-          <w:sz w:val="16"/>
-          <w:szCs w:val="16"/>
-        </w:rPr>
-      </w:pPr>
-      <w:r>
-        <w:rPr>
-          <w:rFonts w:ascii="Arial Narrow" w:eastAsia="Arial Narrow" w:hAnsi="Arial Narrow" w:cs="Arial"/>
+          <w:rFonts w:ascii="Arial Narrow" w:eastAsia="Arial Narrow" w:hAnsi="Arial Narrow" w:cs="Arial Narrow"/>
+          <w:sz w:val="16"/>
+          <w:szCs w:val="16"/>
+        </w:rPr>
+      </w:pPr>
+      <w:r>
+        <w:rPr>
+          <w:rFonts w:ascii="Arial Narrow" w:eastAsia="Arial Narrow" w:hAnsi="Arial Narrow" w:cs="Arial Narrow"/>
           <w:sz w:val="16"/>
           <w:szCs w:val="16"/>
         </w:rPr>
@@ -7437,7 +8329,7 @@
       <w:proofErr w:type="spellStart"/>
       <w:r>
         <w:rPr>
-          <w:rFonts w:ascii="Arial Narrow" w:eastAsia="Arial Narrow" w:hAnsi="Arial Narrow" w:cs="Arial"/>
+          <w:rFonts w:ascii="Arial Narrow" w:eastAsia="Arial Narrow" w:hAnsi="Arial Narrow" w:cs="Arial Narrow"/>
           <w:sz w:val="16"/>
           <w:szCs w:val="16"/>
         </w:rPr>
@@ -7446,7 +8338,7 @@
       <w:proofErr w:type="spellEnd"/>
       <w:r>
         <w:rPr>
-          <w:rFonts w:ascii="Arial Narrow" w:eastAsia="Arial Narrow" w:hAnsi="Arial Narrow" w:cs="Arial"/>
+          <w:rFonts w:ascii="Arial Narrow" w:eastAsia="Arial Narrow" w:hAnsi="Arial Narrow" w:cs="Arial Narrow"/>
           <w:sz w:val="16"/>
           <w:szCs w:val="16"/>
         </w:rPr>
@@ -7456,9 +8348,14 @@
     <w:p>
       <w:pPr>
         <w:pStyle w:val="Textonotapie"/>
-        <w:jc w:val="both"/>
-        <w:rPr>
-          <w:rFonts w:ascii="Arial Narrow" w:hAnsi="Arial Narrow" w:cs="Arial"/>
+        <w:tabs>
+          <w:tab w:val="left" w:pos="567"/>
+        </w:tabs>
+        <w:ind w:left="567" w:hanging="567"/>
+        <w:jc w:val="both"/>
+        <w:rPr>
+          <w:rFonts w:ascii="Arial Narrow" w:eastAsia="Arial Narrow" w:hAnsi="Arial Narrow" w:cs="Arial Narrow"/>
+          <w:b/>
           <w:sz w:val="16"/>
           <w:szCs w:val="16"/>
         </w:rPr>
@@ -7475,7 +8372,7 @@
         <w:ind w:left="567" w:hanging="567"/>
         <w:jc w:val="both"/>
         <w:rPr>
-          <w:rFonts w:ascii="Arial Narrow" w:hAnsi="Arial Narrow" w:cs="Arial"/>
+          <w:rFonts w:ascii="Arial Narrow" w:eastAsia="Arial Narrow" w:hAnsi="Arial Narrow" w:cs="Arial Narrow"/>
           <w:b/>
           <w:bCs/>
           <w:sz w:val="16"/>
@@ -7485,7 +8382,7 @@
       <w:r>
         <w:rPr>
           <w:rStyle w:val="Refdenotaalpie"/>
-          <w:rFonts w:ascii="Arial Narrow" w:hAnsi="Arial Narrow" w:cs="Arial"/>
+          <w:rFonts w:ascii="Arial Narrow" w:eastAsia="Arial Narrow" w:hAnsi="Arial Narrow" w:cs="Arial Narrow"/>
           <w:b/>
           <w:bCs/>
           <w:sz w:val="16"/>
@@ -7496,7 +8393,7 @@
       </w:r>
       <w:r>
         <w:rPr>
-          <w:rFonts w:ascii="Arial Narrow" w:hAnsi="Arial Narrow" w:cs="Arial"/>
+          <w:rFonts w:ascii="Arial Narrow" w:eastAsia="Arial Narrow" w:hAnsi="Arial Narrow" w:cs="Arial Narrow"/>
           <w:b/>
           <w:bCs/>
           <w:sz w:val="16"/>
@@ -7506,7 +8403,7 @@
       </w:r>
       <w:r>
         <w:rPr>
-          <w:rFonts w:ascii="Arial Narrow" w:hAnsi="Arial Narrow" w:cs="Arial"/>
+          <w:rFonts w:ascii="Arial Narrow" w:eastAsia="Arial Narrow" w:hAnsi="Arial Narrow" w:cs="Arial Narrow"/>
           <w:b/>
           <w:bCs/>
           <w:sz w:val="16"/>
@@ -7518,7 +8415,7 @@
       <w:proofErr w:type="spellStart"/>
       <w:r>
         <w:rPr>
-          <w:rFonts w:ascii="Arial Narrow" w:hAnsi="Arial Narrow" w:cs="Arial"/>
+          <w:rFonts w:ascii="Arial Narrow" w:eastAsia="Arial Narrow" w:hAnsi="Arial Narrow" w:cs="Arial Narrow"/>
           <w:b/>
           <w:bCs/>
           <w:sz w:val="16"/>
@@ -7529,7 +8426,7 @@
       <w:proofErr w:type="spellEnd"/>
       <w:r>
         <w:rPr>
-          <w:rFonts w:ascii="Arial Narrow" w:hAnsi="Arial Narrow" w:cs="Arial"/>
+          <w:rFonts w:ascii="Arial Narrow" w:eastAsia="Arial Narrow" w:hAnsi="Arial Narrow" w:cs="Arial Narrow"/>
           <w:b/>
           <w:bCs/>
           <w:sz w:val="16"/>
@@ -7545,7 +8442,7 @@
         <w:ind w:left="567"/>
         <w:jc w:val="both"/>
         <w:rPr>
-          <w:rFonts w:ascii="Arial Narrow" w:hAnsi="Arial Narrow" w:cs="Arial"/>
+          <w:rFonts w:ascii="Arial Narrow" w:eastAsia="Arial Narrow" w:hAnsi="Arial Narrow" w:cs="Arial Narrow"/>
           <w:bCs/>
           <w:sz w:val="16"/>
           <w:szCs w:val="16"/>
@@ -7553,7 +8450,7 @@
       </w:pPr>
       <w:r>
         <w:rPr>
-          <w:rFonts w:ascii="Arial Narrow" w:hAnsi="Arial Narrow" w:cs="Arial"/>
+          <w:rFonts w:ascii="Arial Narrow" w:eastAsia="Arial Narrow" w:hAnsi="Arial Narrow" w:cs="Arial Narrow"/>
           <w:b/>
           <w:sz w:val="16"/>
           <w:szCs w:val="16"/>
@@ -7562,7 +8459,7 @@
       </w:r>
       <w:r>
         <w:rPr>
-          <w:rFonts w:ascii="Arial Narrow" w:hAnsi="Arial Narrow" w:cs="Arial"/>
+          <w:rFonts w:ascii="Arial Narrow" w:eastAsia="Arial Narrow" w:hAnsi="Arial Narrow" w:cs="Arial Narrow"/>
           <w:bCs/>
           <w:sz w:val="16"/>
           <w:szCs w:val="16"/>
@@ -7571,7 +8468,7 @@
       </w:r>
       <w:r>
         <w:rPr>
-          <w:rFonts w:ascii="Arial Narrow" w:hAnsi="Arial Narrow" w:cs="Arial"/>
+          <w:rFonts w:ascii="Arial Narrow" w:eastAsia="Arial Narrow" w:hAnsi="Arial Narrow" w:cs="Arial Narrow"/>
           <w:bCs/>
           <w:sz w:val="16"/>
           <w:szCs w:val="16"/>
@@ -7581,12 +8478,16 @@
     </w:p>
     <w:p>
       <w:pPr>
-        <w:pStyle w:val="NormalWeb"/>
-        <w:spacing w:after="0" w:line="240" w:lineRule="auto"/>
-        <w:ind w:left="567"/>
-        <w:jc w:val="both"/>
-        <w:rPr>
-          <w:rFonts w:ascii="Arial Narrow" w:hAnsi="Arial Narrow" w:cs="Arial"/>
+        <w:autoSpaceDE w:val="0"/>
+        <w:autoSpaceDN w:val="0"/>
+        <w:adjustRightInd w:val="0"/>
+        <w:spacing w:after="0" w:line="240" w:lineRule="auto"/>
+        <w:ind w:left="567" w:hanging="567"/>
+        <w:jc w:val="both"/>
+        <w:rPr>
+          <w:rFonts w:ascii="Arial Narrow" w:eastAsia="Arial Narrow" w:hAnsi="Arial Narrow" w:cs="Arial Narrow"/>
+          <w:b/>
+          <w:bCs/>
           <w:sz w:val="16"/>
           <w:szCs w:val="16"/>
         </w:rPr>
@@ -7600,7 +8501,7 @@
         <w:ind w:left="567" w:hanging="567"/>
         <w:jc w:val="both"/>
         <w:rPr>
-          <w:rFonts w:ascii="Arial Narrow" w:hAnsi="Arial Narrow" w:cs="Arial"/>
+          <w:rFonts w:ascii="Arial Narrow" w:eastAsia="Arial Narrow" w:hAnsi="Arial Narrow" w:cs="Arial Narrow"/>
           <w:sz w:val="16"/>
           <w:szCs w:val="16"/>
         </w:rPr>
@@ -7608,7 +8509,7 @@
       <w:r>
         <w:rPr>
           <w:rStyle w:val="Refdenotaalpie"/>
-          <w:rFonts w:ascii="Arial Narrow" w:hAnsi="Arial Narrow" w:cs="Arial"/>
+          <w:rFonts w:ascii="Arial Narrow" w:eastAsia="Arial Narrow" w:hAnsi="Arial Narrow" w:cs="Arial Narrow"/>
           <w:sz w:val="16"/>
           <w:szCs w:val="16"/>
           <w:vertAlign w:val="superscript"/>
@@ -7617,7 +8518,7 @@
       </w:r>
       <w:r>
         <w:rPr>
-          <w:rFonts w:ascii="Arial Narrow" w:hAnsi="Arial Narrow" w:cs="Arial"/>
+          <w:rFonts w:ascii="Arial Narrow" w:eastAsia="Arial Narrow" w:hAnsi="Arial Narrow" w:cs="Arial Narrow"/>
           <w:sz w:val="16"/>
           <w:szCs w:val="16"/>
         </w:rPr>
@@ -7625,7 +8526,7 @@
       </w:r>
       <w:r>
         <w:rPr>
-          <w:rFonts w:ascii="Arial Narrow" w:hAnsi="Arial Narrow" w:cs="Arial"/>
+          <w:rFonts w:ascii="Arial Narrow" w:eastAsia="Arial Narrow" w:hAnsi="Arial Narrow" w:cs="Arial Narrow"/>
           <w:sz w:val="16"/>
           <w:szCs w:val="16"/>
         </w:rPr>
@@ -7633,7 +8534,7 @@
       </w:r>
       <w:r>
         <w:rPr>
-          <w:rFonts w:ascii="Arial Narrow" w:eastAsia="Arial" w:hAnsi="Arial Narrow" w:cs="Arial"/>
+          <w:rFonts w:ascii="Arial Narrow" w:eastAsia="Arial Narrow" w:hAnsi="Arial Narrow" w:cs="Arial Narrow"/>
           <w:b/>
           <w:sz w:val="16"/>
           <w:szCs w:val="16"/>
@@ -7647,7 +8548,7 @@
         <w:ind w:left="1134" w:hanging="567"/>
         <w:jc w:val="both"/>
         <w:rPr>
-          <w:rFonts w:ascii="Arial Narrow" w:hAnsi="Arial Narrow" w:cs="Arial"/>
+          <w:rFonts w:ascii="Arial Narrow" w:eastAsia="Arial Narrow" w:hAnsi="Arial Narrow" w:cs="Arial Narrow"/>
           <w:b/>
           <w:bCs/>
           <w:sz w:val="16"/>
@@ -7656,7 +8557,7 @@
       </w:pPr>
       <w:r>
         <w:rPr>
-          <w:rFonts w:ascii="Arial Narrow" w:hAnsi="Arial Narrow" w:cs="Arial"/>
+          <w:rFonts w:ascii="Arial Narrow" w:eastAsia="Arial Narrow" w:hAnsi="Arial Narrow" w:cs="Arial Narrow"/>
           <w:b/>
           <w:bCs/>
           <w:sz w:val="16"/>
@@ -7671,14 +8572,14 @@
         <w:ind w:left="1134" w:hanging="567"/>
         <w:jc w:val="both"/>
         <w:rPr>
-          <w:rFonts w:ascii="Arial Narrow" w:hAnsi="Arial Narrow" w:cs="Arial"/>
-          <w:sz w:val="16"/>
-          <w:szCs w:val="16"/>
-        </w:rPr>
-      </w:pPr>
-      <w:r>
-        <w:rPr>
-          <w:rFonts w:ascii="Arial Narrow" w:hAnsi="Arial Narrow" w:cs="Arial"/>
+          <w:rFonts w:ascii="Arial Narrow" w:eastAsia="Arial Narrow" w:hAnsi="Arial Narrow" w:cs="Arial Narrow"/>
+          <w:sz w:val="16"/>
+          <w:szCs w:val="16"/>
+        </w:rPr>
+      </w:pPr>
+      <w:r>
+        <w:rPr>
+          <w:rFonts w:ascii="Arial Narrow" w:eastAsia="Arial Narrow" w:hAnsi="Arial Narrow" w:cs="Arial Narrow"/>
           <w:sz w:val="16"/>
           <w:szCs w:val="16"/>
         </w:rPr>
@@ -7686,7 +8587,7 @@
       </w:r>
       <w:r>
         <w:rPr>
-          <w:rFonts w:ascii="Arial Narrow" w:hAnsi="Arial Narrow" w:cs="Arial"/>
+          <w:rFonts w:ascii="Arial Narrow" w:eastAsia="Arial Narrow" w:hAnsi="Arial Narrow" w:cs="Arial Narrow"/>
           <w:sz w:val="16"/>
           <w:szCs w:val="16"/>
         </w:rPr>
@@ -7700,14 +8601,14 @@
         <w:ind w:left="1134"/>
         <w:jc w:val="both"/>
         <w:rPr>
-          <w:rFonts w:ascii="Arial Narrow" w:hAnsi="Arial Narrow" w:cs="Arial"/>
-          <w:sz w:val="16"/>
-          <w:szCs w:val="16"/>
-        </w:rPr>
-      </w:pPr>
-      <w:r>
-        <w:rPr>
-          <w:rFonts w:ascii="Arial Narrow" w:hAnsi="Arial Narrow" w:cs="Arial"/>
+          <w:rFonts w:ascii="Arial Narrow" w:eastAsia="Arial Narrow" w:hAnsi="Arial Narrow" w:cs="Arial Narrow"/>
+          <w:sz w:val="16"/>
+          <w:szCs w:val="16"/>
+        </w:rPr>
+      </w:pPr>
+      <w:r>
+        <w:rPr>
+          <w:rFonts w:ascii="Arial Narrow" w:eastAsia="Arial Narrow" w:hAnsi="Arial Narrow" w:cs="Arial Narrow"/>
           <w:sz w:val="16"/>
           <w:szCs w:val="16"/>
         </w:rPr>
@@ -7715,7 +8616,7 @@
       </w:r>
       <w:r>
         <w:rPr>
-          <w:rFonts w:ascii="Arial Narrow" w:hAnsi="Arial Narrow" w:cs="Arial"/>
+          <w:rFonts w:ascii="Arial Narrow" w:eastAsia="Arial Narrow" w:hAnsi="Arial Narrow" w:cs="Arial Narrow"/>
           <w:sz w:val="16"/>
           <w:szCs w:val="16"/>
         </w:rPr>
@@ -7728,14 +8629,14 @@
         <w:ind w:left="1134"/>
         <w:jc w:val="both"/>
         <w:rPr>
-          <w:rFonts w:ascii="Arial Narrow" w:hAnsi="Arial Narrow" w:cs="Arial"/>
-          <w:sz w:val="16"/>
-          <w:szCs w:val="16"/>
-        </w:rPr>
-      </w:pPr>
-      <w:r>
-        <w:rPr>
-          <w:rFonts w:ascii="Arial Narrow" w:hAnsi="Arial Narrow" w:cs="Arial"/>
+          <w:rFonts w:ascii="Arial Narrow" w:eastAsia="Arial Narrow" w:hAnsi="Arial Narrow" w:cs="Arial Narrow"/>
+          <w:sz w:val="16"/>
+          <w:szCs w:val="16"/>
+        </w:rPr>
+      </w:pPr>
+      <w:r>
+        <w:rPr>
+          <w:rFonts w:ascii="Arial Narrow" w:eastAsia="Arial Narrow" w:hAnsi="Arial Narrow" w:cs="Arial Narrow"/>
           <w:sz w:val="16"/>
           <w:szCs w:val="16"/>
         </w:rPr>
@@ -7745,13 +8646,12 @@
     <w:p>
       <w:pPr>
         <w:pStyle w:val="Textonotapie"/>
-        <w:ind w:left="1134" w:hanging="567"/>
-        <w:jc w:val="both"/>
-        <w:rPr>
-          <w:rFonts w:ascii="Arial Narrow" w:hAnsi="Arial Narrow" w:cs="Arial"/>
-          <w:sz w:val="16"/>
-          <w:szCs w:val="16"/>
-          <w:lang w:val="es-ES"/>
+        <w:ind w:left="567" w:hanging="567"/>
+        <w:jc w:val="both"/>
+        <w:rPr>
+          <w:rFonts w:ascii="Arial Narrow" w:eastAsia="Arial Narrow" w:hAnsi="Arial Narrow" w:cs="Arial Narrow"/>
+          <w:sz w:val="16"/>
+          <w:szCs w:val="16"/>
         </w:rPr>
       </w:pPr>
     </w:p>

--- a/plantillas_maestras/04_seguro_proteccion_tarjetas_y_dinero/falta_evaluacion_invalidez/2_o_mas_ddos_varios/varon/TPL_1039_2025_SEGURO_PROTECCION_TARJETAS_Y_DINERO_FALTA_EVALUACION_INVALIDEZ_ASEGURADORA_VARON_R1.docx
+++ b/plantillas_maestras/04_seguro_proteccion_tarjetas_y_dinero/falta_evaluacion_invalidez/2_o_mas_ddos_varios/varon/TPL_1039_2025_SEGURO_PROTECCION_TARJETAS_Y_DINERO_FALTA_EVALUACION_INVALIDEZ_ASEGURADORA_VARON_R1.docx
@@ -620,43 +620,7 @@
           <w:lang w:val="es-ES" w:eastAsia="es-ES"/>
           <w14:ligatures w14:val="none"/>
         </w:rPr>
-        <w:t xml:space="preserve">Mediante el escrito del 12 de marzo de 2025 el señor [APELLIDO] denunció a La Positiva por presuntas infracciones a la Ley 29571, Código de Protección y Defensa del Consumidor (en adelante, Código), señalando lo siguiente:</w:t>
-      </w:r>
-      <w:r>
-        <w:rPr>
-          <w:rFonts w:ascii="Arial Narrow" w:eastAsia="Arial Narrow" w:hAnsi="Arial Narrow" w:cs="Arial Narrow"/>
-          <w:color w:val="000000"/>
-          <w:kern w:val="0"/>
-          <w:sz w:val="22"/>
-          <w:szCs w:val="22"/>
-          <w:lang w:val="es-ES" w:eastAsia="es-ES"/>
-          <w14:ligatures w14:val="none"/>
-        </w:rPr>
-        <w:t/>
-      </w:r>
-      <w:r>
-        <w:rPr>
-          <w:rFonts w:ascii="Arial Narrow" w:eastAsia="Arial Narrow" w:hAnsi="Arial Narrow" w:cs="Arial Narrow"/>
-          <w:color w:val="000000"/>
-          <w:kern w:val="0"/>
-          <w:sz w:val="22"/>
-          <w:szCs w:val="22"/>
-          <w:lang w:val="es-ES" w:eastAsia="es-ES"/>
-          <w14:ligatures w14:val="none"/>
-        </w:rPr>
-        <w:t xml:space="preserve"/>
-      </w:r>
-      <w:r>
-        <w:rPr>
-          <w:rFonts w:ascii="Arial Narrow" w:eastAsia="Arial Narrow" w:hAnsi="Arial Narrow" w:cs="Arial Narrow"/>
-          <w:color w:val="000000"/>
-          <w:kern w:val="0"/>
-          <w:sz w:val="22"/>
-          <w:szCs w:val="22"/>
-          <w:lang w:val="es-ES" w:eastAsia="es-ES"/>
-          <w14:ligatures w14:val="none"/>
-        </w:rPr>
-        <w:t/>
+        <w:t xml:space="preserve">Mediante el escrito del 12 de marzo de 2025 el señor [APELLIDO] denunció a La Positiva por presuntas infracciones a la Ley 29571, Código de Protección y Defensa del Consumidor</w:t>
       </w:r>
       <w:r>
         <w:rPr>
@@ -675,98 +639,38 @@
       <w:r>
         <w:rPr>
           <w:rFonts w:ascii="Arial Narrow" w:eastAsia="Arial Narrow" w:hAnsi="Arial Narrow" w:cs="Arial Narrow"/>
-          <w:kern w:val="0"/>
-          <w14:ligatures w14:val="none"/>
-          <w:sz w:val="22"/>
-          <w:szCs w:val="22"/>
+          <w:color w:val="000000"/>
+          <w:kern w:val="0"/>
+          <w:sz w:val="22"/>
+          <w:szCs w:val="22"/>
+          <w:lang w:val="es-ES" w:eastAsia="es-ES"/>
+          <w14:ligatures w14:val="none"/>
+        </w:rPr>
+        <w:t xml:space="preserve"> (en adelante, Código), señalando lo siguiente:</w:t>
+      </w:r>
+      <w:r>
+        <w:rPr>
+          <w:rFonts w:ascii="Arial Narrow" w:eastAsia="Arial Narrow" w:hAnsi="Arial Narrow" w:cs="Arial Narrow"/>
+          <w:color w:val="000000"/>
+          <w:kern w:val="0"/>
+          <w:sz w:val="22"/>
+          <w:szCs w:val="22"/>
+          <w:lang w:val="es-ES" w:eastAsia="es-ES"/>
+          <w14:ligatures w14:val="none"/>
+        </w:rPr>
+        <w:t/>
+      </w:r>
+      <w:r>
+        <w:rPr>
+          <w:rFonts w:ascii="Arial Narrow" w:eastAsia="Arial Narrow" w:hAnsi="Arial Narrow" w:cs="Arial Narrow"/>
+          <w:color w:val="000000"/>
+          <w:kern w:val="0"/>
+          <w:sz w:val="22"/>
+          <w:szCs w:val="22"/>
+          <w:lang w:val="es-ES" w:eastAsia="es-ES"/>
+          <w14:ligatures w14:val="none"/>
         </w:rPr>
         <w:t xml:space="preserve"/>
-      </w:r>
-      <w:r>
-        <w:rPr>
-          <w:rFonts w:ascii="Arial Narrow" w:eastAsia="Arial Narrow" w:hAnsi="Arial Narrow" w:cs="Arial Narrow"/>
-          <w:kern w:val="0"/>
-          <w14:ligatures w14:val="none"/>
-          <w:sz w:val="22"/>
-          <w:szCs w:val="22"/>
-        </w:rPr>
-        <w:t/>
-      </w:r>
-      <w:r>
-        <w:rPr>
-          <w:rFonts w:ascii="Arial Narrow" w:eastAsia="Arial Narrow" w:hAnsi="Arial Narrow" w:cs="Arial Narrow"/>
-          <w:kern w:val="0"/>
-          <w14:ligatures w14:val="none"/>
-          <w:sz w:val="22"/>
-          <w:szCs w:val="22"/>
-        </w:rPr>
-        <w:t xml:space="preserve"/>
-      </w:r>
-      <w:r>
-        <w:rPr>
-          <w:rFonts w:ascii="Arial Narrow" w:eastAsia="Arial Narrow" w:hAnsi="Arial Narrow" w:cs="Arial Narrow"/>
-          <w:kern w:val="0"/>
-          <w14:ligatures w14:val="none"/>
-          <w:sz w:val="22"/>
-          <w:szCs w:val="22"/>
-        </w:rPr>
-        <w:t xml:space="preserve"/>
-      </w:r>
-      <w:r>
-        <w:rPr>
-          <w:rFonts w:ascii="Arial Narrow" w:eastAsia="Arial Narrow" w:hAnsi="Arial Narrow" w:cs="Arial Narrow"/>
-          <w:kern w:val="0"/>
-          <w14:ligatures w14:val="none"/>
-          <w:sz w:val="22"/>
-          <w:szCs w:val="22"/>
-        </w:rPr>
-        <w:t xml:space="preserve"/>
-      </w:r>
-      <w:r>
-        <w:rPr>
-          <w:rFonts w:ascii="Arial Narrow" w:eastAsia="Arial Narrow" w:hAnsi="Arial Narrow" w:cs="Arial Narrow"/>
-          <w:kern w:val="0"/>
-          <w14:ligatures w14:val="none"/>
-          <w:sz w:val="22"/>
-          <w:szCs w:val="22"/>
-        </w:rPr>
-        <w:t/>
-      </w:r>
-      <w:r>
-        <w:rPr>
-          <w:rFonts w:ascii="Arial Narrow" w:eastAsia="Arial Narrow" w:hAnsi="Arial Narrow" w:cs="Arial Narrow"/>
-          <w:color w:val="000000"/>
-          <w:kern w:val="0"/>
-          <w:sz w:val="22"/>
-          <w:szCs w:val="22"/>
-          <w:lang w:val="es-ES" w:eastAsia="es-ES"/>
-          <w14:ligatures w14:val="none"/>
-        </w:rPr>
-        <w:t xml:space="preserve"/>
-      </w:r>
-      <w:r>
-        <w:rPr>
-          <w:rFonts w:ascii="Arial Narrow" w:eastAsia="Arial Narrow" w:hAnsi="Arial Narrow" w:cs="Arial Narrow"/>
-          <w:color w:val="000000"/>
-          <w:kern w:val="0"/>
-          <w:sz w:val="22"/>
-          <w:szCs w:val="22"/>
-          <w:lang w:val="es-ES" w:eastAsia="es-ES"/>
-          <w14:ligatures w14:val="none"/>
-        </w:rPr>
-        <w:t xml:space="preserve"/>
-      </w:r>
-      <w:r>
-        <w:rPr>
-          <w:rFonts w:ascii="Arial Narrow" w:eastAsia="Arial Narrow" w:hAnsi="Arial Narrow" w:cs="Arial Narrow"/>
-          <w:color w:val="000000"/>
-          <w:kern w:val="0"/>
-          <w:sz w:val="22"/>
-          <w:szCs w:val="22"/>
-          <w:lang w:val="es-ES" w:eastAsia="es-ES"/>
-          <w14:ligatures w14:val="none"/>
-        </w:rPr>
-        <w:t/>
       </w:r>
       <w:r>
         <w:rPr>
@@ -793,6 +697,114 @@
           <w14:ligatures w14:val="none"/>
         </w:rPr>
         <w:footnoteReference w:id="2"/>
+      </w:r>
+      <w:r>
+        <w:rPr>
+          <w:rFonts w:ascii="Arial Narrow" w:eastAsia="Arial Narrow" w:hAnsi="Arial Narrow" w:cs="Arial Narrow"/>
+          <w:kern w:val="0"/>
+          <w14:ligatures w14:val="none"/>
+          <w:sz w:val="22"/>
+          <w:szCs w:val="22"/>
+        </w:rPr>
+        <w:t xml:space="preserve"/>
+      </w:r>
+      <w:r>
+        <w:rPr>
+          <w:rFonts w:ascii="Arial Narrow" w:eastAsia="Arial Narrow" w:hAnsi="Arial Narrow" w:cs="Arial Narrow"/>
+          <w:kern w:val="0"/>
+          <w14:ligatures w14:val="none"/>
+          <w:sz w:val="22"/>
+          <w:szCs w:val="22"/>
+        </w:rPr>
+        <w:t/>
+      </w:r>
+      <w:r>
+        <w:rPr>
+          <w:rFonts w:ascii="Arial Narrow" w:eastAsia="Arial Narrow" w:hAnsi="Arial Narrow" w:cs="Arial Narrow"/>
+          <w:kern w:val="0"/>
+          <w14:ligatures w14:val="none"/>
+          <w:sz w:val="22"/>
+          <w:szCs w:val="22"/>
+        </w:rPr>
+        <w:t xml:space="preserve"/>
+      </w:r>
+      <w:r>
+        <w:rPr>
+          <w:rFonts w:ascii="Arial Narrow" w:eastAsia="Arial Narrow" w:hAnsi="Arial Narrow" w:cs="Arial Narrow"/>
+          <w:kern w:val="0"/>
+          <w14:ligatures w14:val="none"/>
+          <w:sz w:val="22"/>
+          <w:szCs w:val="22"/>
+        </w:rPr>
+        <w:t xml:space="preserve"/>
+      </w:r>
+      <w:r>
+        <w:rPr>
+          <w:rFonts w:ascii="Arial Narrow" w:eastAsia="Arial Narrow" w:hAnsi="Arial Narrow" w:cs="Arial Narrow"/>
+          <w:kern w:val="0"/>
+          <w14:ligatures w14:val="none"/>
+          <w:sz w:val="22"/>
+          <w:szCs w:val="22"/>
+        </w:rPr>
+        <w:t xml:space="preserve"/>
+      </w:r>
+      <w:r>
+        <w:rPr>
+          <w:rFonts w:ascii="Arial Narrow" w:eastAsia="Arial Narrow" w:hAnsi="Arial Narrow" w:cs="Arial Narrow"/>
+          <w:kern w:val="0"/>
+          <w14:ligatures w14:val="none"/>
+          <w:sz w:val="22"/>
+          <w:szCs w:val="22"/>
+        </w:rPr>
+        <w:t/>
+      </w:r>
+      <w:r>
+        <w:rPr>
+          <w:rFonts w:ascii="Arial Narrow" w:eastAsia="Arial Narrow" w:hAnsi="Arial Narrow" w:cs="Arial Narrow"/>
+          <w:color w:val="000000"/>
+          <w:kern w:val="0"/>
+          <w:sz w:val="22"/>
+          <w:szCs w:val="22"/>
+          <w:lang w:val="es-ES" w:eastAsia="es-ES"/>
+          <w14:ligatures w14:val="none"/>
+        </w:rPr>
+        <w:t xml:space="preserve"/>
+      </w:r>
+      <w:r>
+        <w:rPr>
+          <w:rFonts w:ascii="Arial Narrow" w:eastAsia="Arial Narrow" w:hAnsi="Arial Narrow" w:cs="Arial Narrow"/>
+          <w:color w:val="000000"/>
+          <w:kern w:val="0"/>
+          <w:sz w:val="22"/>
+          <w:szCs w:val="22"/>
+          <w:lang w:val="es-ES" w:eastAsia="es-ES"/>
+          <w14:ligatures w14:val="none"/>
+        </w:rPr>
+        <w:t xml:space="preserve"/>
+      </w:r>
+      <w:r>
+        <w:rPr>
+          <w:rFonts w:ascii="Arial Narrow" w:eastAsia="Arial Narrow" w:hAnsi="Arial Narrow" w:cs="Arial Narrow"/>
+          <w:color w:val="000000"/>
+          <w:kern w:val="0"/>
+          <w:sz w:val="22"/>
+          <w:szCs w:val="22"/>
+          <w:lang w:val="es-ES" w:eastAsia="es-ES"/>
+          <w14:ligatures w14:val="none"/>
+        </w:rPr>
+        <w:t/>
+      </w:r>
+      <w:r>
+        <w:rPr>
+          <w:rFonts w:ascii="Arial Narrow" w:eastAsia="Arial Narrow" w:hAnsi="Arial Narrow" w:cs="Arial Narrow"/>
+          <w:color w:val="000000"/>
+          <w:kern w:val="0"/>
+          <w:sz w:val="22"/>
+          <w:szCs w:val="22"/>
+          <w:lang w:val="es-ES" w:eastAsia="es-ES"/>
+          <w14:ligatures w14:val="none"/>
+        </w:rPr>
+        <w:t/>
       </w:r>
       <w:r>
         <w:rPr>
@@ -2939,7 +2951,19 @@
           <w:lang w:eastAsia="es-PE"/>
           <w14:ligatures w14:val="none"/>
         </w:rPr>
-        <w:t xml:space="preserve">PRIMERO: admitir a trámite la denuncia del 12 de marzo de 2025 interpuesta por el señor [DENUNCIANTE] contra La Positiva Seguros y Reaseguros S.A., por lo siguiente:</w:t>
+        <w:t xml:space="preserve">PRIMERO:</w:t>
+      </w:r>
+      <w:r>
+        <w:rPr>
+          <w:rFonts w:ascii="Arial Narrow" w:eastAsia="Arial Narrow" w:hAnsi="Arial Narrow" w:cs="Arial Narrow"/>
+          <w:color w:val="000000"/>
+          <w:kern w:val="0"/>
+          <w:sz w:val="22"/>
+          <w:szCs w:val="22"/>
+          <w:lang w:eastAsia="es-PE"/>
+          <w14:ligatures w14:val="none"/>
+        </w:rPr>
+        <w:t xml:space="preserve"> admitir a trámite la denuncia del 12 de marzo de 2025 interpuesta por el señor [DENUNCIANTE] contra La Positiva Seguros y Reaseguros S.A., por lo siguiente:</w:t>
       </w:r>
       <w:r>
         <w:rPr>
@@ -3051,7 +3075,6 @@
       <w:r>
         <w:rPr>
           <w:rFonts w:ascii="Arial Narrow" w:eastAsia="Arial Narrow" w:hAnsi="Arial Narrow" w:cs="Arial Narrow"/>
-          <w:bCs/>
           <w:sz w:val="22"/>
           <w:szCs w:val="22"/>
         </w:rPr>
@@ -3608,7 +3631,19 @@
           <w:lang w:eastAsia="es-PE"/>
           <w14:ligatures w14:val="none"/>
         </w:rPr>
-        <w:t xml:space="preserve">TERCERO: </w:t>
+        <w:t xml:space="preserve">TERCERO:</w:t>
+      </w:r>
+      <w:r>
+        <w:rPr>
+          <w:rFonts w:ascii="Arial Narrow" w:eastAsia="Arial Narrow" w:hAnsi="Arial Narrow" w:cs="Arial Narrow"/>
+          <w:color w:val="000000"/>
+          <w:kern w:val="0"/>
+          <w:sz w:val="22"/>
+          <w:szCs w:val="22"/>
+          <w:lang w:eastAsia="es-PE"/>
+          <w14:ligatures w14:val="none"/>
+        </w:rPr>
+        <w:t xml:space="preserve"> </w:t>
       </w:r>
       <w:r>
         <w:rPr>
@@ -3625,7 +3660,6 @@
       <w:r>
         <w:rPr>
           <w:rFonts w:ascii="Arial Narrow" w:eastAsia="Arial Narrow" w:hAnsi="Arial Narrow" w:cs="Arial Narrow"/>
-          <w:bCs/>
           <w:sz w:val="22"/>
           <w:szCs w:val="22"/>
         </w:rPr>
@@ -3634,7 +3668,6 @@
       <w:r>
         <w:rPr>
           <w:rFonts w:ascii="Arial Narrow" w:eastAsia="Arial Narrow" w:hAnsi="Arial Narrow" w:cs="Arial Narrow"/>
-          <w:bCs/>
           <w:sz w:val="22"/>
           <w:szCs w:val="22"/>
         </w:rPr>
@@ -3643,7 +3676,6 @@
       <w:r>
         <w:rPr>
           <w:rFonts w:ascii="Arial Narrow" w:eastAsia="Arial Narrow" w:hAnsi="Arial Narrow" w:cs="Arial Narrow"/>
-          <w:bCs/>
           <w:sz w:val="22"/>
           <w:szCs w:val="22"/>
         </w:rPr>
@@ -4006,7 +4038,15 @@
           <w:sz w:val="22"/>
           <w:szCs w:val="22"/>
         </w:rPr>
-        <w:t xml:space="preserve">CUARTO: </w:t>
+        <w:t xml:space="preserve">CUARTO:</w:t>
+      </w:r>
+      <w:r>
+        <w:rPr>
+          <w:rFonts w:ascii="Arial Narrow" w:eastAsia="Arial Narrow" w:hAnsi="Arial Narrow" w:cs="Arial Narrow"/>
+          <w:sz w:val="22"/>
+          <w:szCs w:val="22"/>
+        </w:rPr>
+        <w:t xml:space="preserve"> </w:t>
       </w:r>
       <w:r>
         <w:rPr>
@@ -4028,7 +4068,7 @@
           <w:lang w:val="es-ES" w:eastAsia="es-ES"/>
           <w14:ligatures w14:val="none"/>
         </w:rPr>
-        <w:footnoteReference w:id="14"/>
+        <w:footnoteReference w:id="9"/>
       </w:r>
       <w:r>
         <w:rPr>
@@ -4050,7 +4090,7 @@
           <w:lang w:val="es-ES" w:eastAsia="es-ES"/>
           <w14:ligatures w14:val="none"/>
         </w:rPr>
-        <w:footnoteReference w:id="15"/>
+        <w:footnoteReference w:id="10"/>
       </w:r>
       <w:r>
         <w:rPr>
@@ -4101,7 +4141,19 @@
           <w:lang w:eastAsia="es-PE"/>
           <w14:ligatures w14:val="none"/>
         </w:rPr>
-        <w:t xml:space="preserve">QUINTO: </w:t>
+        <w:t xml:space="preserve">QUINTO:</w:t>
+      </w:r>
+      <w:r>
+        <w:rPr>
+          <w:rFonts w:ascii="Arial Narrow" w:eastAsia="Arial Narrow" w:hAnsi="Arial Narrow" w:cs="Arial Narrow"/>
+          <w:color w:val="000000"/>
+          <w:kern w:val="0"/>
+          <w:sz w:val="22"/>
+          <w:szCs w:val="22"/>
+          <w:lang w:eastAsia="es-PE"/>
+          <w14:ligatures w14:val="none"/>
+        </w:rPr>
+        <w:t xml:space="preserve"> </w:t>
       </w:r>
       <w:bookmarkStart w:id="4" w:name="_Hlk188286813"/>
       <w:r>
@@ -4157,7 +4209,6 @@
       <w:r>
         <w:rPr>
           <w:rFonts w:ascii="Arial Narrow" w:eastAsia="Arial Narrow" w:hAnsi="Arial Narrow" w:cs="Arial Narrow"/>
-          <w:bCs/>
           <w:sz w:val="22"/>
           <w:szCs w:val="22"/>
         </w:rPr>
@@ -4166,7 +4217,6 @@
       <w:r>
         <w:rPr>
           <w:rFonts w:ascii="Arial Narrow" w:eastAsia="Arial Narrow" w:hAnsi="Arial Narrow" w:cs="Arial Narrow"/>
-          <w:bCs/>
           <w:sz w:val="22"/>
           <w:szCs w:val="22"/>
         </w:rPr>
@@ -4175,7 +4225,6 @@
       <w:r>
         <w:rPr>
           <w:rFonts w:ascii="Arial Narrow" w:eastAsia="Arial Narrow" w:hAnsi="Arial Narrow" w:cs="Arial Narrow"/>
-          <w:bCs/>
           <w:sz w:val="22"/>
           <w:szCs w:val="22"/>
         </w:rPr>
@@ -4184,7 +4233,6 @@
       <w:r>
         <w:rPr>
           <w:rFonts w:ascii="Arial Narrow" w:eastAsia="Arial Narrow" w:hAnsi="Arial Narrow" w:cs="Arial Narrow"/>
-          <w:bCs/>
           <w:sz w:val="22"/>
           <w:szCs w:val="22"/>
         </w:rPr>
@@ -4431,7 +4479,7 @@
           <w:lang w:eastAsia="es-PE"/>
           <w14:ligatures w14:val="none"/>
         </w:rPr>
-        <w:footnoteReference w:id="9"/>
+        <w:footnoteReference w:id="11"/>
       </w:r>
       <w:r>
         <w:rPr>
@@ -4529,7 +4577,7 @@
           <w:lang w:eastAsia="es-PE"/>
           <w14:ligatures w14:val="none"/>
         </w:rPr>
-        <w:footnoteReference w:id="10"/>
+        <w:footnoteReference w:id="12"/>
       </w:r>
       <w:r>
         <w:rPr>
@@ -4593,7 +4641,7 @@
           <w:lang w:eastAsia="es-PE"/>
           <w14:ligatures w14:val="none"/>
         </w:rPr>
-        <w:footnoteReference w:id="11"/>
+        <w:footnoteReference w:id="13"/>
       </w:r>
       <w:r>
         <w:rPr>
@@ -4785,7 +4833,7 @@
           <w:vertAlign w:val="superscript"/>
           <w14:ligatures w14:val="none"/>
         </w:rPr>
-        <w:footnoteReference w:id="12"/>
+        <w:footnoteReference w:id="14"/>
       </w:r>
       <w:r>
         <w:rPr>
@@ -4803,7 +4851,6 @@
           <w:kern w:val="0"/>
           <w:sz w:val="22"/>
           <w:szCs w:val="22"/>
-          <w:u w:val="single"/>
           <w14:ligatures w14:val="none"/>
         </w:rPr>
         <w:t>expresamente su facultad para asistir y conciliar en su representación</w:t>
@@ -4811,7 +4858,6 @@
       <w:r>
         <w:rPr>
           <w:rFonts w:ascii="Arial Narrow" w:eastAsia="Arial Narrow" w:hAnsi="Arial Narrow" w:cs="Arial Narrow"/>
-          <w:bCs/>
           <w:kern w:val="0"/>
           <w14:ligatures w14:val="none"/>
           <w:sz w:val="22"/>
@@ -4822,8 +4868,6 @@
       <w:r>
         <w:rPr>
           <w:rFonts w:ascii="Arial Narrow" w:eastAsia="Arial Narrow" w:hAnsi="Arial Narrow" w:cs="Arial Narrow"/>
-          <w:b/>
-          <w:bCs/>
           <w:kern w:val="0"/>
           <w14:ligatures w14:val="none"/>
           <w:sz w:val="22"/>
@@ -4837,7 +4881,6 @@
           <w:kern w:val="0"/>
           <w:sz w:val="22"/>
           <w:szCs w:val="22"/>
-          <w:u w:val="single"/>
           <w14:ligatures w14:val="none"/>
         </w:rPr>
         <w:t xml:space="preserve">Ello bajo apercibimiento de no realizar la audiencia de conciliación y levantar el acta de inasistencia correspondiente. </w:t>
@@ -4936,7 +4979,15 @@
           <w:sz w:val="22"/>
           <w:szCs w:val="22"/>
         </w:rPr>
-        <w:t xml:space="preserve">DÉCIMO: </w:t>
+        <w:t xml:space="preserve">DÉCIMO:</w:t>
+      </w:r>
+      <w:r>
+        <w:rPr>
+          <w:rFonts w:ascii="Arial Narrow" w:eastAsia="Arial Narrow" w:hAnsi="Arial Narrow" w:cs="Arial Narrow"/>
+          <w:sz w:val="22"/>
+          <w:szCs w:val="22"/>
+        </w:rPr>
+        <w:t xml:space="preserve"> </w:t>
       </w:r>
       <w:r>
         <w:rPr>
@@ -5125,7 +5176,7 @@
           <w:szCs w:val="22"/>
           <w:vertAlign w:val="superscript"/>
         </w:rPr>
-        <w:footnoteReference w:id="13"/>
+        <w:footnoteReference w:id="15"/>
       </w:r>
       <w:r>
         <w:rPr>
@@ -5339,6 +5390,36 @@
           <w14:ligatures w14:val="none"/>
         </w:rPr>
       </w:pPr>
+    </w:p>
+    <w:p>
+      <w:pPr>
+        <w:shd w:val="clear" w:color="auto" w:fill="FFFFFF"/>
+        <w:spacing w:after="0" w:line="240" w:lineRule="auto"/>
+        <w:jc w:val="center"/>
+        <w:rPr>
+          <w:rFonts w:ascii="Arial Narrow" w:eastAsia="Arial Narrow" w:hAnsi="Arial Narrow" w:cs="Arial Narrow"/>
+          <w:b/>
+          <w:bCs/>
+          <w:color w:val="000000"/>
+          <w:kern w:val="0"/>
+          <w14:ligatures w14:val="none"/>
+          <w:sz w:val="22"/>
+          <w:szCs w:val="22"/>
+        </w:rPr>
+      </w:pPr>
+      <w:r>
+        <w:rPr>
+          <w:rFonts w:ascii="Arial Narrow" w:eastAsia="Arial Narrow" w:hAnsi="Arial Narrow" w:cs="Arial Narrow"/>
+          <w:b/>
+          <w:bCs/>
+          <w:color w:val="000000"/>
+          <w:kern w:val="0"/>
+          <w14:ligatures w14:val="none"/>
+          <w:sz w:val="22"/>
+          <w:szCs w:val="22"/>
+        </w:rPr>
+        <w:t xml:space="preserve">Firmado digitalmente por</w:t>
+      </w:r>
     </w:p>
     <w:p>
       <w:pPr>
@@ -5617,6 +5698,9 @@
     <w:p>
       <w:pPr>
         <w:pStyle w:val="Textonotapie"/>
+        <w:tabs>
+          <w:tab w:val="left" w:pos="567"/>
+        </w:tabs>
         <w:ind w:left="567" w:hanging="567"/>
         <w:jc w:val="both"/>
         <w:rPr>
@@ -5641,7 +5725,82 @@
           <w:sz w:val="16"/>
           <w:szCs w:val="16"/>
         </w:rPr>
+        <w:tab/>
+        <w:t xml:space="preserve"/>
+      </w:r>
+      <w:r>
+        <w:rPr>
+          <w:rFonts w:ascii="Arial Narrow" w:eastAsia="Arial Narrow" w:hAnsi="Arial Narrow" w:cs="Arial Narrow"/>
+          <w:sz w:val="16"/>
+          <w:szCs w:val="16"/>
+        </w:rPr>
+        <w:tab/>
+        <w:t>Publicado</w:t>
+      </w:r>
+      <w:r>
+        <w:rPr>
+          <w:rFonts w:ascii="Arial Narrow" w:eastAsia="Arial Narrow" w:hAnsi="Arial Narrow" w:cs="Arial Narrow"/>
+          <w:b/>
+          <w:sz w:val="16"/>
+          <w:szCs w:val="16"/>
+        </w:rPr>
         <w:t xml:space="preserve"> </w:t>
+      </w:r>
+      <w:r>
+        <w:rPr>
+          <w:rFonts w:ascii="Arial Narrow" w:eastAsia="Arial Narrow" w:hAnsi="Arial Narrow" w:cs="Arial Narrow"/>
+          <w:sz w:val="16"/>
+          <w:szCs w:val="16"/>
+        </w:rPr>
+        <w:t xml:space="preserve">el 2 de setiembre de 2010 en el Diario Oficial El Peruano, vigente desde el 2 de octubre de 2010 y modificado por Decreto Legislativo 1308.</w:t>
+      </w:r>
+    </w:p>
+    <w:p>
+      <w:pPr>
+        <w:pStyle w:val="Textonotapie"/>
+        <w:ind w:left="567" w:hanging="567"/>
+        <w:jc w:val="both"/>
+        <w:rPr>
+          <w:rFonts w:ascii="Arial Narrow" w:eastAsia="Arial Narrow" w:hAnsi="Arial Narrow" w:cs="Arial Narrow"/>
+          <w:sz w:val="16"/>
+          <w:szCs w:val="16"/>
+        </w:rPr>
+      </w:pPr>
+    </w:p>
+  </w:footnote>
+  <w:footnote w:id="2">
+    <w:p>
+      <w:pPr>
+        <w:pStyle w:val="Textonotapie"/>
+        <w:tabs>
+          <w:tab w:val="left" w:pos="567"/>
+        </w:tabs>
+        <w:ind w:left="567" w:hanging="567"/>
+        <w:jc w:val="both"/>
+        <w:rPr>
+          <w:rFonts w:ascii="Arial Narrow" w:eastAsia="Arial Narrow" w:hAnsi="Arial Narrow" w:cs="Arial Narrow"/>
+          <w:sz w:val="16"/>
+          <w:szCs w:val="16"/>
+        </w:rPr>
+      </w:pPr>
+      <w:r>
+        <w:rPr>
+          <w:rStyle w:val="Refdenotaalpie"/>
+          <w:rFonts w:ascii="Arial Narrow" w:eastAsia="Arial Narrow" w:hAnsi="Arial Narrow" w:cs="Arial Narrow"/>
+          <w:sz w:val="16"/>
+          <w:szCs w:val="16"/>
+          <w:vertAlign w:val="superscript"/>
+        </w:rPr>
+        <w:footnoteRef/>
+      </w:r>
+      <w:r>
+        <w:rPr>
+          <w:rFonts w:ascii="Arial Narrow" w:eastAsia="Arial Narrow" w:hAnsi="Arial Narrow" w:cs="Arial Narrow"/>
+          <w:sz w:val="16"/>
+          <w:szCs w:val="16"/>
+        </w:rPr>
+        <w:tab/>
+        <w:t xml:space="preserve"/>
       </w:r>
       <w:r>
         <w:rPr>
@@ -5717,76 +5876,6 @@
           <w:szCs w:val="16"/>
         </w:rPr>
         <w:t>.</w:t>
-      </w:r>
-    </w:p>
-    <w:p>
-      <w:pPr>
-        <w:pStyle w:val="Textonotapie"/>
-        <w:ind w:left="567" w:hanging="567"/>
-        <w:jc w:val="both"/>
-        <w:rPr>
-          <w:rFonts w:ascii="Arial Narrow" w:eastAsia="Arial Narrow" w:hAnsi="Arial Narrow" w:cs="Arial Narrow"/>
-          <w:sz w:val="16"/>
-          <w:szCs w:val="16"/>
-        </w:rPr>
-      </w:pPr>
-    </w:p>
-  </w:footnote>
-  <w:footnote w:id="2">
-    <w:p>
-      <w:pPr>
-        <w:pStyle w:val="Textonotapie"/>
-        <w:ind w:left="567" w:hanging="567"/>
-        <w:jc w:val="both"/>
-        <w:rPr>
-          <w:rFonts w:ascii="Arial Narrow" w:eastAsia="Arial Narrow" w:hAnsi="Arial Narrow" w:cs="Arial Narrow"/>
-          <w:sz w:val="16"/>
-          <w:szCs w:val="16"/>
-        </w:rPr>
-      </w:pPr>
-      <w:r>
-        <w:rPr>
-          <w:rStyle w:val="Refdenotaalpie"/>
-          <w:rFonts w:ascii="Arial Narrow" w:eastAsia="Arial Narrow" w:hAnsi="Arial Narrow" w:cs="Arial Narrow"/>
-          <w:sz w:val="16"/>
-          <w:szCs w:val="16"/>
-          <w:vertAlign w:val="superscript"/>
-        </w:rPr>
-        <w:footnoteRef/>
-      </w:r>
-      <w:r>
-        <w:rPr>
-          <w:rFonts w:ascii="Arial Narrow" w:eastAsia="Arial Narrow" w:hAnsi="Arial Narrow" w:cs="Arial Narrow"/>
-          <w:sz w:val="16"/>
-          <w:szCs w:val="16"/>
-        </w:rPr>
-        <w:t xml:space="preserve"> </w:t>
-      </w:r>
-      <w:r>
-        <w:rPr>
-          <w:rFonts w:ascii="Arial Narrow" w:eastAsia="Arial Narrow" w:hAnsi="Arial Narrow" w:cs="Arial Narrow"/>
-          <w:sz w:val="16"/>
-          <w:szCs w:val="16"/>
-        </w:rPr>
-        <w:tab/>
-        <w:t>Publicado</w:t>
-      </w:r>
-      <w:r>
-        <w:rPr>
-          <w:rFonts w:ascii="Arial Narrow" w:eastAsia="Arial Narrow" w:hAnsi="Arial Narrow" w:cs="Arial Narrow"/>
-          <w:b/>
-          <w:sz w:val="16"/>
-          <w:szCs w:val="16"/>
-        </w:rPr>
-        <w:t xml:space="preserve"> </w:t>
-      </w:r>
-      <w:r>
-        <w:rPr>
-          <w:rFonts w:ascii="Arial Narrow" w:eastAsia="Arial Narrow" w:hAnsi="Arial Narrow" w:cs="Arial Narrow"/>
-          <w:sz w:val="16"/>
-          <w:szCs w:val="16"/>
-        </w:rPr>
-        <w:t xml:space="preserve">el 2 de setiembre de 2010 en el Diario Oficial El Peruano, vigente desde el 2 de octubre de 2010 y modificado por Decreto Legislativo 1308.</w:t>
       </w:r>
     </w:p>
     <w:p>
@@ -5835,7 +5924,8 @@
           <w:sz w:val="16"/>
           <w:szCs w:val="16"/>
         </w:rPr>
-        <w:t xml:space="preserve"> </w:t>
+        <w:tab/>
+        <w:t xml:space="preserve"/>
       </w:r>
       <w:r>
         <w:rPr>
@@ -5942,10 +6032,30 @@
         <w:jc w:val="both"/>
         <w:rPr>
           <w:rFonts w:ascii="Arial Narrow" w:eastAsia="Arial Narrow" w:hAnsi="Arial Narrow" w:cs="Arial Narrow"/>
-          <w:sz w:val="16"/>
-          <w:szCs w:val="16"/>
-        </w:rPr>
-      </w:pPr>
+          <w:b/>
+          <w:bCs/>
+          <w:sz w:val="16"/>
+          <w:szCs w:val="16"/>
+        </w:rPr>
+      </w:pPr>
+      <w:r>
+        <w:rPr>
+          <w:rFonts w:ascii="Arial Narrow" w:eastAsia="Arial Narrow" w:hAnsi="Arial Narrow" w:cs="Arial Narrow"/>
+          <w:sz w:val="16"/>
+          <w:szCs w:val="16"/>
+        </w:rPr>
+        <w:tab/>
+      </w:r>
+      <w:r>
+        <w:rPr>
+          <w:rFonts w:ascii="Arial Narrow" w:eastAsia="Arial Narrow" w:hAnsi="Arial Narrow" w:cs="Arial Narrow"/>
+          <w:b/>
+          <w:bCs/>
+          <w:sz w:val="16"/>
+          <w:szCs w:val="16"/>
+        </w:rPr>
+        <w:t xml:space="preserve">LEY DE ORGANIZACIÓN Y FUNCIONES DEL INDECOPI, APROBADA POR DECRETO LEGISLATIVO 1033 </w:t>
+      </w:r>
     </w:p>
     <w:p>
       <w:pPr>
@@ -5957,29 +6067,28 @@
         <w:jc w:val="both"/>
         <w:rPr>
           <w:rFonts w:ascii="Arial Narrow" w:eastAsia="Arial Narrow" w:hAnsi="Arial Narrow" w:cs="Arial Narrow"/>
+          <w:sz w:val="16"/>
+          <w:szCs w:val="16"/>
+        </w:rPr>
+      </w:pPr>
+      <w:r>
+        <w:rPr>
+          <w:rFonts w:ascii="Arial Narrow" w:eastAsia="Arial Narrow" w:hAnsi="Arial Narrow" w:cs="Arial Narrow"/>
           <w:b/>
           <w:bCs/>
           <w:sz w:val="16"/>
           <w:szCs w:val="16"/>
         </w:rPr>
-      </w:pPr>
-      <w:r>
-        <w:rPr>
-          <w:rFonts w:ascii="Arial Narrow" w:eastAsia="Arial Narrow" w:hAnsi="Arial Narrow" w:cs="Arial Narrow"/>
-          <w:sz w:val="16"/>
-          <w:szCs w:val="16"/>
-        </w:rPr>
         <w:tab/>
-      </w:r>
-      <w:r>
-        <w:rPr>
-          <w:rFonts w:ascii="Arial Narrow" w:eastAsia="Arial Narrow" w:hAnsi="Arial Narrow" w:cs="Arial Narrow"/>
-          <w:b/>
-          <w:bCs/>
-          <w:sz w:val="16"/>
-          <w:szCs w:val="16"/>
-        </w:rPr>
-        <w:t xml:space="preserve">LEY DE ORGANIZACIÓN Y FUNCIONES DEL INDECOPI, APROBADA POR DECRETO LEGISLATIVO 1033 </w:t>
+        <w:t>Artículo 27.-</w:t>
+      </w:r>
+      <w:r>
+        <w:rPr>
+          <w:rFonts w:ascii="Arial Narrow" w:eastAsia="Arial Narrow" w:hAnsi="Arial Narrow" w:cs="Arial Narrow"/>
+          <w:sz w:val="16"/>
+          <w:szCs w:val="16"/>
+        </w:rPr>
+        <w:t xml:space="preserve"> De la Comisión de Protección al Consumidor.- </w:t>
       </w:r>
     </w:p>
     <w:p>
@@ -5999,21 +6108,11 @@
       <w:r>
         <w:rPr>
           <w:rFonts w:ascii="Arial Narrow" w:eastAsia="Arial Narrow" w:hAnsi="Arial Narrow" w:cs="Arial Narrow"/>
-          <w:b/>
-          <w:bCs/>
           <w:sz w:val="16"/>
           <w:szCs w:val="16"/>
         </w:rPr>
         <w:tab/>
-        <w:t>Artículo 27.-</w:t>
-      </w:r>
-      <w:r>
-        <w:rPr>
-          <w:rFonts w:ascii="Arial Narrow" w:eastAsia="Arial Narrow" w:hAnsi="Arial Narrow" w:cs="Arial Narrow"/>
-          <w:sz w:val="16"/>
-          <w:szCs w:val="16"/>
-        </w:rPr>
-        <w:t xml:space="preserve"> De la Comisión de Protección al Consumidor.- </w:t>
+        <w:t>Corresponde a la Comisión de Protección al Consumidor velar por el cumplimiento de la Ley de Protección al Consumidor y de las leyes que, en general, protegen a los consumidores de la falta de idoneidad de los bienes y servicios en función de la información brindada, de las omisiones de información y de la discriminación en el consumo, así como de aquellas que complementen o sustituyan a las anteriores.</w:t>
       </w:r>
     </w:p>
     <w:p>
@@ -6026,20 +6125,15 @@
         <w:jc w:val="both"/>
         <w:rPr>
           <w:rFonts w:ascii="Arial Narrow" w:eastAsia="Arial Narrow" w:hAnsi="Arial Narrow" w:cs="Arial Narrow"/>
-          <w:sz w:val="16"/>
-          <w:szCs w:val="16"/>
-        </w:rPr>
-      </w:pPr>
-      <w:r>
-        <w:rPr>
-          <w:rFonts w:ascii="Arial Narrow" w:eastAsia="Arial Narrow" w:hAnsi="Arial Narrow" w:cs="Arial Narrow"/>
-          <w:sz w:val="16"/>
-          <w:szCs w:val="16"/>
-        </w:rPr>
-        <w:tab/>
-        <w:t>Corresponde a la Comisión de Protección al Consumidor velar por el cumplimiento de la Ley de Protección al Consumidor y de las leyes que, en general, protegen a los consumidores de la falta de idoneidad de los bienes y servicios en función de la información brindada, de las omisiones de información y de la discriminación en el consumo, así como de aquellas que complementen o sustituyan a las anteriores.</w:t>
-      </w:r>
-    </w:p>
+          <w:b/>
+          <w:bCs/>
+          <w:sz w:val="16"/>
+          <w:szCs w:val="16"/>
+        </w:rPr>
+      </w:pPr>
+    </w:p>
+  </w:footnote>
+  <w:footnote w:id="4">
     <w:p>
       <w:pPr>
         <w:pStyle w:val="Textonotapie"/>
@@ -6056,9 +6150,188 @@
           <w:szCs w:val="16"/>
         </w:rPr>
       </w:pPr>
-    </w:p>
-  </w:footnote>
-  <w:footnote w:id="4">
+      <w:r>
+        <w:rPr>
+          <w:rStyle w:val="Refdenotaalpie"/>
+          <w:rFonts w:ascii="Arial Narrow" w:eastAsia="Arial Narrow" w:hAnsi="Arial Narrow" w:cs="Arial Narrow"/>
+          <w:sz w:val="16"/>
+          <w:szCs w:val="16"/>
+          <w:vertAlign w:val="superscript"/>
+        </w:rPr>
+        <w:footnoteRef/>
+      </w:r>
+      <w:r>
+        <w:rPr>
+          <w:rFonts w:ascii="Arial Narrow" w:eastAsia="Arial Narrow" w:hAnsi="Arial Narrow" w:cs="Arial Narrow"/>
+          <w:sz w:val="16"/>
+          <w:szCs w:val="16"/>
+        </w:rPr>
+        <w:tab/>
+        <w:t xml:space="preserve"/>
+      </w:r>
+      <w:r>
+        <w:rPr>
+          <w:rFonts w:ascii="Arial Narrow" w:eastAsia="Arial Narrow" w:hAnsi="Arial Narrow" w:cs="Arial Narrow"/>
+          <w:sz w:val="16"/>
+          <w:szCs w:val="16"/>
+        </w:rPr>
+        <w:tab/>
+      </w:r>
+      <w:r>
+        <w:rPr>
+          <w:rFonts w:ascii="Arial Narrow" w:eastAsia="Arial Narrow" w:hAnsi="Arial Narrow" w:cs="Arial Narrow"/>
+          <w:b/>
+          <w:bCs/>
+          <w:sz w:val="16"/>
+          <w:szCs w:val="16"/>
+        </w:rPr>
+        <w:t xml:space="preserve">LEY </w:t>
+      </w:r>
+      <w:proofErr w:type="spellStart"/>
+      <w:r>
+        <w:rPr>
+          <w:rFonts w:ascii="Arial Narrow" w:eastAsia="Arial Narrow" w:hAnsi="Arial Narrow" w:cs="Arial Narrow"/>
+          <w:b/>
+          <w:bCs/>
+          <w:sz w:val="16"/>
+          <w:szCs w:val="16"/>
+        </w:rPr>
+        <w:t/>
+      </w:r>
+      <w:proofErr w:type="spellEnd"/>
+      <w:r>
+        <w:rPr>
+          <w:rFonts w:ascii="Arial Narrow" w:eastAsia="Arial Narrow" w:hAnsi="Arial Narrow" w:cs="Arial Narrow"/>
+          <w:b/>
+          <w:bCs/>
+          <w:sz w:val="16"/>
+          <w:szCs w:val="16"/>
+        </w:rPr>
+        <w:t xml:space="preserve">29571, CÓDIGO DE PROTECCIÓN Y DEFENSA DEL CONSUMIDOR, publicado el 2 de setiembre de 2010 y modificado por Decreto Legislativo </w:t>
+      </w:r>
+      <w:proofErr w:type="spellStart"/>
+      <w:r>
+        <w:rPr>
+          <w:rFonts w:ascii="Arial Narrow" w:eastAsia="Arial Narrow" w:hAnsi="Arial Narrow" w:cs="Arial Narrow"/>
+          <w:b/>
+          <w:bCs/>
+          <w:sz w:val="16"/>
+          <w:szCs w:val="16"/>
+        </w:rPr>
+        <w:t/>
+      </w:r>
+      <w:proofErr w:type="spellEnd"/>
+      <w:r>
+        <w:rPr>
+          <w:rFonts w:ascii="Arial Narrow" w:eastAsia="Arial Narrow" w:hAnsi="Arial Narrow" w:cs="Arial Narrow"/>
+          <w:b/>
+          <w:bCs/>
+          <w:sz w:val="16"/>
+          <w:szCs w:val="16"/>
+        </w:rPr>
+        <w:t xml:space="preserve">1308 </w:t>
+      </w:r>
+    </w:p>
+    <w:p>
+      <w:pPr>
+        <w:pStyle w:val="Textonotapie"/>
+        <w:tabs>
+          <w:tab w:val="left" w:pos="567"/>
+        </w:tabs>
+        <w:rPr>
+          <w:rFonts w:ascii="Arial Narrow" w:eastAsia="Arial Narrow" w:hAnsi="Arial Narrow" w:cs="Arial Narrow"/>
+          <w:sz w:val="16"/>
+          <w:szCs w:val="16"/>
+        </w:rPr>
+      </w:pPr>
+      <w:r>
+        <w:rPr>
+          <w:rFonts w:ascii="Arial Narrow" w:eastAsia="Arial Narrow" w:hAnsi="Arial Narrow" w:cs="Arial Narrow"/>
+          <w:b/>
+          <w:bCs/>
+          <w:sz w:val="16"/>
+          <w:szCs w:val="16"/>
+        </w:rPr>
+        <w:tab/>
+      </w:r>
+      <w:r>
+        <w:rPr>
+          <w:rFonts w:ascii="Arial Narrow" w:eastAsia="Arial Narrow" w:hAnsi="Arial Narrow" w:cs="Arial Narrow"/>
+          <w:b/>
+          <w:bCs/>
+          <w:sz w:val="16"/>
+          <w:szCs w:val="16"/>
+        </w:rPr>
+        <w:t>Artículo 56.- Métodos comerciales coercitivo</w:t>
+      </w:r>
+      <w:r>
+        <w:rPr>
+          <w:rFonts w:ascii="Arial Narrow" w:eastAsia="Arial Narrow" w:hAnsi="Arial Narrow" w:cs="Arial Narrow"/>
+          <w:b/>
+          <w:bCs/>
+          <w:sz w:val="16"/>
+          <w:szCs w:val="16"/>
+        </w:rPr>
+        <w:t>s</w:t>
+      </w:r>
+    </w:p>
+    <w:p>
+      <w:pPr>
+        <w:pStyle w:val="Textonotapie"/>
+        <w:ind w:left="567"/>
+        <w:rPr>
+          <w:rFonts w:ascii="Arial Narrow" w:eastAsia="Arial Narrow" w:hAnsi="Arial Narrow" w:cs="Arial Narrow"/>
+          <w:sz w:val="16"/>
+          <w:szCs w:val="16"/>
+        </w:rPr>
+      </w:pPr>
+      <w:r>
+        <w:rPr>
+          <w:rFonts w:ascii="Arial Narrow" w:eastAsia="Arial Narrow" w:hAnsi="Arial Narrow" w:cs="Arial Narrow"/>
+          <w:sz w:val="16"/>
+          <w:szCs w:val="16"/>
+        </w:rPr>
+        <w:t>56.1 De manera enunciativa y no limitativa, el derecho de todo consumidor a la protección contra los métodos comerciales coercitivos implica que los proveedores no pueden:</w:t>
+      </w:r>
+    </w:p>
+    <w:p>
+      <w:pPr>
+        <w:pStyle w:val="Textonotapie"/>
+        <w:ind w:left="567"/>
+        <w:rPr>
+          <w:rFonts w:ascii="Arial Narrow" w:eastAsia="Arial Narrow" w:hAnsi="Arial Narrow" w:cs="Arial Narrow"/>
+          <w:sz w:val="16"/>
+          <w:szCs w:val="16"/>
+        </w:rPr>
+      </w:pPr>
+      <w:r>
+        <w:rPr>
+          <w:rFonts w:ascii="Arial Narrow" w:eastAsia="Arial Narrow" w:hAnsi="Arial Narrow" w:cs="Arial Narrow"/>
+          <w:sz w:val="16"/>
+          <w:szCs w:val="16"/>
+        </w:rPr>
+        <w:t>(…)</w:t>
+      </w:r>
+    </w:p>
+    <w:p>
+      <w:pPr>
+        <w:pStyle w:val="Textonotapie"/>
+        <w:ind w:left="567"/>
+        <w:rPr>
+          <w:rFonts w:ascii="Arial Narrow" w:eastAsia="Arial Narrow" w:hAnsi="Arial Narrow" w:cs="Arial Narrow"/>
+          <w:sz w:val="16"/>
+          <w:szCs w:val="16"/>
+        </w:rPr>
+      </w:pPr>
+      <w:r>
+        <w:rPr>
+          <w:rFonts w:ascii="Arial Narrow" w:eastAsia="Arial Narrow" w:hAnsi="Arial Narrow" w:cs="Arial Narrow"/>
+          <w:sz w:val="16"/>
+          <w:szCs w:val="16"/>
+        </w:rPr>
+        <w:t>g. Exigir al consumidor la presentación de documentación innecesaria para la prestación del servicio que contrate o la entrega del producto adquirido, pudiendo, en todo caso, exigirse solo la documentación necesaria, razonable y pertinente de acuerdo con la etapa en la que se encuentre la prestación del producto o ejecución del servicio.</w:t>
+      </w:r>
+    </w:p>
     <w:p>
       <w:pPr>
         <w:pStyle w:val="Textonotapie"/>
@@ -6075,187 +6348,9 @@
           <w:szCs w:val="16"/>
         </w:rPr>
       </w:pPr>
-      <w:r>
-        <w:rPr>
-          <w:rStyle w:val="Refdenotaalpie"/>
-          <w:rFonts w:ascii="Arial Narrow" w:eastAsia="Arial Narrow" w:hAnsi="Arial Narrow" w:cs="Arial Narrow"/>
-          <w:sz w:val="16"/>
-          <w:szCs w:val="16"/>
-          <w:vertAlign w:val="superscript"/>
-        </w:rPr>
-        <w:footnoteRef/>
-      </w:r>
-      <w:r>
-        <w:rPr>
-          <w:rFonts w:ascii="Arial Narrow" w:eastAsia="Arial Narrow" w:hAnsi="Arial Narrow" w:cs="Arial Narrow"/>
-          <w:sz w:val="16"/>
-          <w:szCs w:val="16"/>
-        </w:rPr>
-        <w:t xml:space="preserve"> </w:t>
-      </w:r>
-      <w:r>
-        <w:rPr>
-          <w:rFonts w:ascii="Arial Narrow" w:eastAsia="Arial Narrow" w:hAnsi="Arial Narrow" w:cs="Arial Narrow"/>
-          <w:sz w:val="16"/>
-          <w:szCs w:val="16"/>
-        </w:rPr>
-        <w:tab/>
-      </w:r>
-      <w:r>
-        <w:rPr>
-          <w:rFonts w:ascii="Arial Narrow" w:eastAsia="Arial Narrow" w:hAnsi="Arial Narrow" w:cs="Arial Narrow"/>
-          <w:b/>
-          <w:bCs/>
-          <w:sz w:val="16"/>
-          <w:szCs w:val="16"/>
-        </w:rPr>
-        <w:t xml:space="preserve">LEY </w:t>
-      </w:r>
-      <w:proofErr w:type="spellStart"/>
-      <w:r>
-        <w:rPr>
-          <w:rFonts w:ascii="Arial Narrow" w:eastAsia="Arial Narrow" w:hAnsi="Arial Narrow" w:cs="Arial Narrow"/>
-          <w:b/>
-          <w:bCs/>
-          <w:sz w:val="16"/>
-          <w:szCs w:val="16"/>
-        </w:rPr>
-        <w:t/>
-      </w:r>
-      <w:proofErr w:type="spellEnd"/>
-      <w:r>
-        <w:rPr>
-          <w:rFonts w:ascii="Arial Narrow" w:eastAsia="Arial Narrow" w:hAnsi="Arial Narrow" w:cs="Arial Narrow"/>
-          <w:b/>
-          <w:bCs/>
-          <w:sz w:val="16"/>
-          <w:szCs w:val="16"/>
-        </w:rPr>
-        <w:t xml:space="preserve"> 29571, CÓDIGO DE PROTECCIÓN Y DEFENSA DEL CONSUMIDOR, publicado el 2 de setiembre de 2010 y modificado por Decreto Legislativo </w:t>
-      </w:r>
-      <w:proofErr w:type="spellStart"/>
-      <w:r>
-        <w:rPr>
-          <w:rFonts w:ascii="Arial Narrow" w:eastAsia="Arial Narrow" w:hAnsi="Arial Narrow" w:cs="Arial Narrow"/>
-          <w:b/>
-          <w:bCs/>
-          <w:sz w:val="16"/>
-          <w:szCs w:val="16"/>
-        </w:rPr>
-        <w:t/>
-      </w:r>
-      <w:proofErr w:type="spellEnd"/>
-      <w:r>
-        <w:rPr>
-          <w:rFonts w:ascii="Arial Narrow" w:eastAsia="Arial Narrow" w:hAnsi="Arial Narrow" w:cs="Arial Narrow"/>
-          <w:b/>
-          <w:bCs/>
-          <w:sz w:val="16"/>
-          <w:szCs w:val="16"/>
-        </w:rPr>
-        <w:t xml:space="preserve"> 1308 </w:t>
-      </w:r>
-    </w:p>
-    <w:p>
-      <w:pPr>
-        <w:pStyle w:val="Textonotapie"/>
-        <w:tabs>
-          <w:tab w:val="left" w:pos="567"/>
-        </w:tabs>
-        <w:rPr>
-          <w:rFonts w:ascii="Arial Narrow" w:eastAsia="Arial Narrow" w:hAnsi="Arial Narrow" w:cs="Arial Narrow"/>
-          <w:sz w:val="16"/>
-          <w:szCs w:val="16"/>
-        </w:rPr>
-      </w:pPr>
-      <w:r>
-        <w:rPr>
-          <w:rFonts w:ascii="Arial Narrow" w:eastAsia="Arial Narrow" w:hAnsi="Arial Narrow" w:cs="Arial Narrow"/>
-          <w:b/>
-          <w:bCs/>
-          <w:sz w:val="16"/>
-          <w:szCs w:val="16"/>
-        </w:rPr>
-        <w:tab/>
-      </w:r>
-      <w:r>
-        <w:rPr>
-          <w:rFonts w:ascii="Arial Narrow" w:eastAsia="Arial Narrow" w:hAnsi="Arial Narrow" w:cs="Arial Narrow"/>
-          <w:b/>
-          <w:bCs/>
-          <w:sz w:val="16"/>
-          <w:szCs w:val="16"/>
-        </w:rPr>
-        <w:t>Artículo 56.- Métodos comerciales coercitivo</w:t>
-      </w:r>
-      <w:r>
-        <w:rPr>
-          <w:rFonts w:ascii="Arial Narrow" w:eastAsia="Arial Narrow" w:hAnsi="Arial Narrow" w:cs="Arial Narrow"/>
-          <w:b/>
-          <w:bCs/>
-          <w:sz w:val="16"/>
-          <w:szCs w:val="16"/>
-        </w:rPr>
-        <w:t>s</w:t>
-      </w:r>
-    </w:p>
-    <w:p>
-      <w:pPr>
-        <w:pStyle w:val="Textonotapie"/>
-        <w:ind w:left="567"/>
-        <w:rPr>
-          <w:rFonts w:ascii="Arial Narrow" w:eastAsia="Arial Narrow" w:hAnsi="Arial Narrow" w:cs="Arial Narrow"/>
-          <w:sz w:val="16"/>
-          <w:szCs w:val="16"/>
-        </w:rPr>
-      </w:pPr>
-      <w:r>
-        <w:rPr>
-          <w:rFonts w:ascii="Arial Narrow" w:eastAsia="Arial Narrow" w:hAnsi="Arial Narrow" w:cs="Arial Narrow"/>
-          <w:sz w:val="16"/>
-          <w:szCs w:val="16"/>
-        </w:rPr>
-        <w:t>56.1 De manera enunciativa y no limitativa, el derecho de todo consumidor a la protección contra los métodos comerciales coercitivos implica que los proveedores no pueden:</w:t>
-      </w:r>
-    </w:p>
-    <w:p>
-      <w:pPr>
-        <w:pStyle w:val="Textonotapie"/>
-        <w:ind w:left="567"/>
-        <w:rPr>
-          <w:rFonts w:ascii="Arial Narrow" w:eastAsia="Arial Narrow" w:hAnsi="Arial Narrow" w:cs="Arial Narrow"/>
-          <w:sz w:val="16"/>
-          <w:szCs w:val="16"/>
-        </w:rPr>
-      </w:pPr>
-      <w:r>
-        <w:rPr>
-          <w:rFonts w:ascii="Arial Narrow" w:eastAsia="Arial Narrow" w:hAnsi="Arial Narrow" w:cs="Arial Narrow"/>
-          <w:sz w:val="16"/>
-          <w:szCs w:val="16"/>
-        </w:rPr>
-        <w:t>(…)</w:t>
-      </w:r>
-    </w:p>
-    <w:p>
-      <w:pPr>
-        <w:pStyle w:val="Textonotapie"/>
-        <w:ind w:left="567"/>
-        <w:rPr>
-          <w:rFonts w:ascii="Arial Narrow" w:eastAsia="Arial Narrow" w:hAnsi="Arial Narrow" w:cs="Arial Narrow"/>
-          <w:sz w:val="16"/>
-          <w:szCs w:val="16"/>
-        </w:rPr>
-      </w:pPr>
-      <w:r>
-        <w:rPr>
-          <w:rFonts w:ascii="Arial Narrow" w:eastAsia="Arial Narrow" w:hAnsi="Arial Narrow" w:cs="Arial Narrow"/>
-          <w:sz w:val="16"/>
-          <w:szCs w:val="16"/>
-        </w:rPr>
-        <w:t>g. Exigir al consumidor la presentación de documentación innecesaria para la prestación del servicio que contrate o la entrega del producto adquirido, pudiendo, en todo caso, exigirse solo la documentación necesaria, razonable y pertinente de acuerdo con la etapa en la que se encuentre la prestación del producto o ejecución del servicio.</w:t>
-      </w:r>
-    </w:p>
+    </w:p>
+  </w:footnote>
+  <w:footnote w:id="5">
     <w:p>
       <w:pPr>
         <w:pStyle w:val="Textonotapie"/>
@@ -6272,9 +6367,162 @@
           <w:szCs w:val="16"/>
         </w:rPr>
       </w:pPr>
-    </w:p>
-  </w:footnote>
-  <w:footnote w:id="5">
+      <w:r>
+        <w:rPr>
+          <w:rStyle w:val="Refdenotaalpie"/>
+          <w:rFonts w:ascii="Arial Narrow" w:eastAsia="Arial Narrow" w:hAnsi="Arial Narrow" w:cs="Arial Narrow"/>
+          <w:sz w:val="16"/>
+          <w:szCs w:val="16"/>
+          <w:vertAlign w:val="superscript"/>
+        </w:rPr>
+        <w:footnoteRef/>
+      </w:r>
+      <w:r>
+        <w:rPr>
+          <w:rFonts w:ascii="Arial Narrow" w:eastAsia="Arial Narrow" w:hAnsi="Arial Narrow" w:cs="Arial Narrow"/>
+          <w:sz w:val="16"/>
+          <w:szCs w:val="16"/>
+        </w:rPr>
+        <w:tab/>
+        <w:t xml:space="preserve"/>
+      </w:r>
+      <w:r>
+        <w:rPr>
+          <w:rFonts w:ascii="Arial Narrow" w:eastAsia="Arial Narrow" w:hAnsi="Arial Narrow" w:cs="Arial Narrow"/>
+          <w:sz w:val="16"/>
+          <w:szCs w:val="16"/>
+        </w:rPr>
+        <w:tab/>
+      </w:r>
+      <w:r>
+        <w:rPr>
+          <w:rFonts w:ascii="Arial Narrow" w:eastAsia="Arial Narrow" w:hAnsi="Arial Narrow" w:cs="Arial Narrow"/>
+          <w:b/>
+          <w:bCs/>
+          <w:sz w:val="16"/>
+          <w:szCs w:val="16"/>
+        </w:rPr>
+        <w:t xml:space="preserve">LEY </w:t>
+      </w:r>
+      <w:proofErr w:type="spellStart"/>
+      <w:r>
+        <w:rPr>
+          <w:rFonts w:ascii="Arial Narrow" w:eastAsia="Arial Narrow" w:hAnsi="Arial Narrow" w:cs="Arial Narrow"/>
+          <w:b/>
+          <w:bCs/>
+          <w:sz w:val="16"/>
+          <w:szCs w:val="16"/>
+        </w:rPr>
+        <w:t/>
+      </w:r>
+      <w:proofErr w:type="spellEnd"/>
+      <w:r>
+        <w:rPr>
+          <w:rFonts w:ascii="Arial Narrow" w:eastAsia="Arial Narrow" w:hAnsi="Arial Narrow" w:cs="Arial Narrow"/>
+          <w:b/>
+          <w:bCs/>
+          <w:sz w:val="16"/>
+          <w:szCs w:val="16"/>
+        </w:rPr>
+        <w:t xml:space="preserve">29571, CÓDIGO DE PROTECCIÓN Y DEFENSA DEL CONSUMIDOR, publicado el 2 de setiembre de 2010 y modificado por Decreto Legislativo </w:t>
+      </w:r>
+      <w:proofErr w:type="spellStart"/>
+      <w:r>
+        <w:rPr>
+          <w:rFonts w:ascii="Arial Narrow" w:eastAsia="Arial Narrow" w:hAnsi="Arial Narrow" w:cs="Arial Narrow"/>
+          <w:b/>
+          <w:bCs/>
+          <w:sz w:val="16"/>
+          <w:szCs w:val="16"/>
+        </w:rPr>
+        <w:t/>
+      </w:r>
+      <w:proofErr w:type="spellEnd"/>
+      <w:r>
+        <w:rPr>
+          <w:rFonts w:ascii="Arial Narrow" w:eastAsia="Arial Narrow" w:hAnsi="Arial Narrow" w:cs="Arial Narrow"/>
+          <w:b/>
+          <w:bCs/>
+          <w:sz w:val="16"/>
+          <w:szCs w:val="16"/>
+        </w:rPr>
+        <w:t xml:space="preserve">1308 </w:t>
+      </w:r>
+    </w:p>
+    <w:p>
+      <w:pPr>
+        <w:pStyle w:val="Textonotapie"/>
+        <w:ind w:left="567" w:right="-1"/>
+        <w:jc w:val="both"/>
+        <w:rPr>
+          <w:rFonts w:ascii="Arial Narrow" w:eastAsia="Arial Narrow" w:hAnsi="Arial Narrow" w:cs="Arial Narrow"/>
+          <w:b/>
+          <w:bCs/>
+          <w:sz w:val="16"/>
+          <w:szCs w:val="16"/>
+        </w:rPr>
+      </w:pPr>
+      <w:r>
+        <w:rPr>
+          <w:rFonts w:ascii="Arial Narrow" w:eastAsia="Arial Narrow" w:hAnsi="Arial Narrow" w:cs="Arial Narrow"/>
+          <w:b/>
+          <w:bCs/>
+          <w:sz w:val="16"/>
+          <w:szCs w:val="16"/>
+        </w:rPr>
+        <w:t>Artículo 38.- Prohibición de discriminación de consumidores</w:t>
+      </w:r>
+    </w:p>
+    <w:p>
+      <w:pPr>
+        <w:pStyle w:val="Textonotapie"/>
+        <w:ind w:left="567" w:right="-1"/>
+        <w:jc w:val="both"/>
+        <w:rPr>
+          <w:rFonts w:ascii="Arial Narrow" w:eastAsia="Arial Narrow" w:hAnsi="Arial Narrow" w:cs="Arial Narrow"/>
+          <w:sz w:val="16"/>
+          <w:szCs w:val="16"/>
+        </w:rPr>
+      </w:pPr>
+      <w:r>
+        <w:rPr>
+          <w:rFonts w:ascii="Arial Narrow" w:eastAsia="Arial Narrow" w:hAnsi="Arial Narrow" w:cs="Arial Narrow"/>
+          <w:sz w:val="16"/>
+          <w:szCs w:val="16"/>
+        </w:rPr>
+        <w:t xml:space="preserve">38.1 Los proveedores no pueden establecer discriminación alguna por motivo de origen, raza, sexo, idioma, religión, opinión, condición económica o de cualquier otra índole, respecto de los consumidores, se encuentren estos dentro o expuestos a una relación de consumo. 38.2 Está prohibida la exclusión de personas sin que medien causas de seguridad del establecimiento o tranquilidad de sus clientes u otros motivos similares. </w:t>
+      </w:r>
+    </w:p>
+    <w:p>
+      <w:pPr>
+        <w:pStyle w:val="Textonotapie"/>
+        <w:ind w:left="567" w:right="-1"/>
+        <w:jc w:val="both"/>
+        <w:rPr>
+          <w:rFonts w:ascii="Arial Narrow" w:eastAsia="Arial Narrow" w:hAnsi="Arial Narrow" w:cs="Arial Narrow"/>
+          <w:sz w:val="16"/>
+          <w:szCs w:val="16"/>
+        </w:rPr>
+      </w:pPr>
+      <w:r>
+        <w:rPr>
+          <w:rFonts w:ascii="Arial Narrow" w:eastAsia="Arial Narrow" w:hAnsi="Arial Narrow" w:cs="Arial Narrow"/>
+          <w:sz w:val="16"/>
+          <w:szCs w:val="16"/>
+        </w:rPr>
+        <w:t>38.3 El trato diferente de los consumidores debe obedecer a causas objetivas y razonables. La atención preferente en un establecimiento debe responder a situaciones de hecho distintas que justifiquen un trato diferente y existir una proporcionalidad entre el fin perseguido y el trato diferente que se otorga</w:t>
+      </w:r>
+      <w:r>
+        <w:rPr>
+          <w:rFonts w:ascii="Arial Narrow" w:eastAsia="Arial Narrow" w:hAnsi="Arial Narrow" w:cs="Arial Narrow"/>
+          <w:b/>
+          <w:bCs/>
+          <w:sz w:val="16"/>
+          <w:szCs w:val="16"/>
+        </w:rPr>
+        <w:t>.</w:t>
+      </w:r>
+    </w:p>
     <w:p>
       <w:pPr>
         <w:pStyle w:val="Textonotapie"/>
@@ -6291,161 +6539,9 @@
           <w:szCs w:val="16"/>
         </w:rPr>
       </w:pPr>
-      <w:r>
-        <w:rPr>
-          <w:rStyle w:val="Refdenotaalpie"/>
-          <w:rFonts w:ascii="Arial Narrow" w:eastAsia="Arial Narrow" w:hAnsi="Arial Narrow" w:cs="Arial Narrow"/>
-          <w:sz w:val="16"/>
-          <w:szCs w:val="16"/>
-          <w:vertAlign w:val="superscript"/>
-        </w:rPr>
-        <w:footnoteRef/>
-      </w:r>
-      <w:r>
-        <w:rPr>
-          <w:rFonts w:ascii="Arial Narrow" w:eastAsia="Arial Narrow" w:hAnsi="Arial Narrow" w:cs="Arial Narrow"/>
-          <w:sz w:val="16"/>
-          <w:szCs w:val="16"/>
-        </w:rPr>
-        <w:t xml:space="preserve"> </w:t>
-      </w:r>
-      <w:r>
-        <w:rPr>
-          <w:rFonts w:ascii="Arial Narrow" w:eastAsia="Arial Narrow" w:hAnsi="Arial Narrow" w:cs="Arial Narrow"/>
-          <w:sz w:val="16"/>
-          <w:szCs w:val="16"/>
-        </w:rPr>
-        <w:tab/>
-      </w:r>
-      <w:r>
-        <w:rPr>
-          <w:rFonts w:ascii="Arial Narrow" w:eastAsia="Arial Narrow" w:hAnsi="Arial Narrow" w:cs="Arial Narrow"/>
-          <w:b/>
-          <w:bCs/>
-          <w:sz w:val="16"/>
-          <w:szCs w:val="16"/>
-        </w:rPr>
-        <w:t xml:space="preserve">LEY </w:t>
-      </w:r>
-      <w:proofErr w:type="spellStart"/>
-      <w:r>
-        <w:rPr>
-          <w:rFonts w:ascii="Arial Narrow" w:eastAsia="Arial Narrow" w:hAnsi="Arial Narrow" w:cs="Arial Narrow"/>
-          <w:b/>
-          <w:bCs/>
-          <w:sz w:val="16"/>
-          <w:szCs w:val="16"/>
-        </w:rPr>
-        <w:t/>
-      </w:r>
-      <w:proofErr w:type="spellEnd"/>
-      <w:r>
-        <w:rPr>
-          <w:rFonts w:ascii="Arial Narrow" w:eastAsia="Arial Narrow" w:hAnsi="Arial Narrow" w:cs="Arial Narrow"/>
-          <w:b/>
-          <w:bCs/>
-          <w:sz w:val="16"/>
-          <w:szCs w:val="16"/>
-        </w:rPr>
-        <w:t xml:space="preserve"> 29571, CÓDIGO DE PROTECCIÓN Y DEFENSA DEL CONSUMIDOR, publicado el 2 de setiembre de 2010 y modificado por Decreto Legislativo </w:t>
-      </w:r>
-      <w:proofErr w:type="spellStart"/>
-      <w:r>
-        <w:rPr>
-          <w:rFonts w:ascii="Arial Narrow" w:eastAsia="Arial Narrow" w:hAnsi="Arial Narrow" w:cs="Arial Narrow"/>
-          <w:b/>
-          <w:bCs/>
-          <w:sz w:val="16"/>
-          <w:szCs w:val="16"/>
-        </w:rPr>
-        <w:t/>
-      </w:r>
-      <w:proofErr w:type="spellEnd"/>
-      <w:r>
-        <w:rPr>
-          <w:rFonts w:ascii="Arial Narrow" w:eastAsia="Arial Narrow" w:hAnsi="Arial Narrow" w:cs="Arial Narrow"/>
-          <w:b/>
-          <w:bCs/>
-          <w:sz w:val="16"/>
-          <w:szCs w:val="16"/>
-        </w:rPr>
-        <w:t xml:space="preserve"> 1308 </w:t>
-      </w:r>
-    </w:p>
-    <w:p>
-      <w:pPr>
-        <w:pStyle w:val="Textonotapie"/>
-        <w:ind w:left="567" w:right="-1"/>
-        <w:jc w:val="both"/>
-        <w:rPr>
-          <w:rFonts w:ascii="Arial Narrow" w:eastAsia="Arial Narrow" w:hAnsi="Arial Narrow" w:cs="Arial Narrow"/>
-          <w:b/>
-          <w:bCs/>
-          <w:sz w:val="16"/>
-          <w:szCs w:val="16"/>
-        </w:rPr>
-      </w:pPr>
-      <w:r>
-        <w:rPr>
-          <w:rFonts w:ascii="Arial Narrow" w:eastAsia="Arial Narrow" w:hAnsi="Arial Narrow" w:cs="Arial Narrow"/>
-          <w:b/>
-          <w:bCs/>
-          <w:sz w:val="16"/>
-          <w:szCs w:val="16"/>
-        </w:rPr>
-        <w:t>Artículo 38.- Prohibición de discriminación de consumidores</w:t>
-      </w:r>
-    </w:p>
-    <w:p>
-      <w:pPr>
-        <w:pStyle w:val="Textonotapie"/>
-        <w:ind w:left="567" w:right="-1"/>
-        <w:jc w:val="both"/>
-        <w:rPr>
-          <w:rFonts w:ascii="Arial Narrow" w:eastAsia="Arial Narrow" w:hAnsi="Arial Narrow" w:cs="Arial Narrow"/>
-          <w:sz w:val="16"/>
-          <w:szCs w:val="16"/>
-        </w:rPr>
-      </w:pPr>
-      <w:r>
-        <w:rPr>
-          <w:rFonts w:ascii="Arial Narrow" w:eastAsia="Arial Narrow" w:hAnsi="Arial Narrow" w:cs="Arial Narrow"/>
-          <w:sz w:val="16"/>
-          <w:szCs w:val="16"/>
-        </w:rPr>
-        <w:t xml:space="preserve">38.1 Los proveedores no pueden establecer discriminación alguna por motivo de origen, raza, sexo, idioma, religión, opinión, condición económica o de cualquier otra índole, respecto de los consumidores, se encuentren estos dentro o expuestos a una relación de consumo. 38.2 Está prohibida la exclusión de personas sin que medien causas de seguridad del establecimiento o tranquilidad de sus clientes u otros motivos similares. </w:t>
-      </w:r>
-    </w:p>
-    <w:p>
-      <w:pPr>
-        <w:pStyle w:val="Textonotapie"/>
-        <w:ind w:left="567" w:right="-1"/>
-        <w:jc w:val="both"/>
-        <w:rPr>
-          <w:rFonts w:ascii="Arial Narrow" w:eastAsia="Arial Narrow" w:hAnsi="Arial Narrow" w:cs="Arial Narrow"/>
-          <w:sz w:val="16"/>
-          <w:szCs w:val="16"/>
-        </w:rPr>
-      </w:pPr>
-      <w:r>
-        <w:rPr>
-          <w:rFonts w:ascii="Arial Narrow" w:eastAsia="Arial Narrow" w:hAnsi="Arial Narrow" w:cs="Arial Narrow"/>
-          <w:sz w:val="16"/>
-          <w:szCs w:val="16"/>
-        </w:rPr>
-        <w:t>38.3 El trato diferente de los consumidores debe obedecer a causas objetivas y razonables. La atención preferente en un establecimiento debe responder a situaciones de hecho distintas que justifiquen un trato diferente y existir una proporcionalidad entre el fin perseguido y el trato diferente que se otorga</w:t>
-      </w:r>
-      <w:r>
-        <w:rPr>
-          <w:rFonts w:ascii="Arial Narrow" w:eastAsia="Arial Narrow" w:hAnsi="Arial Narrow" w:cs="Arial Narrow"/>
-          <w:b/>
-          <w:bCs/>
-          <w:sz w:val="16"/>
-          <w:szCs w:val="16"/>
-        </w:rPr>
-        <w:t>.</w:t>
-      </w:r>
-    </w:p>
+    </w:p>
+  </w:footnote>
+  <w:footnote w:id="6">
     <w:p>
       <w:pPr>
         <w:pStyle w:val="Textonotapie"/>
@@ -6456,15 +6552,78 @@
         <w:jc w:val="both"/>
         <w:rPr>
           <w:rFonts w:ascii="Arial Narrow" w:eastAsia="Arial Narrow" w:hAnsi="Arial Narrow" w:cs="Arial Narrow"/>
+          <w:sz w:val="16"/>
+          <w:szCs w:val="16"/>
+        </w:rPr>
+      </w:pPr>
+      <w:r>
+        <w:rPr>
+          <w:rStyle w:val="Refdenotaalpie"/>
+          <w:rFonts w:ascii="Arial Narrow" w:eastAsia="Arial Narrow" w:hAnsi="Arial Narrow" w:cs="Arial Narrow"/>
+          <w:sz w:val="16"/>
+          <w:szCs w:val="16"/>
+          <w:vertAlign w:val="superscript"/>
+        </w:rPr>
+        <w:footnoteRef/>
+      </w:r>
+      <w:r>
+        <w:rPr>
+          <w:rFonts w:ascii="Arial Narrow" w:eastAsia="Arial Narrow" w:hAnsi="Arial Narrow" w:cs="Arial Narrow"/>
+          <w:sz w:val="16"/>
+          <w:szCs w:val="16"/>
+        </w:rPr>
+        <w:tab/>
+        <w:t xml:space="preserve"/>
+      </w:r>
+      <w:r>
+        <w:rPr>
+          <w:rFonts w:ascii="Arial Narrow" w:eastAsia="Arial Narrow" w:hAnsi="Arial Narrow" w:cs="Arial Narrow"/>
+          <w:sz w:val="16"/>
+          <w:szCs w:val="16"/>
+        </w:rPr>
+        <w:tab/>
+      </w:r>
+      <w:r>
+        <w:rPr>
+          <w:rFonts w:ascii="Arial Narrow" w:eastAsia="Arial Narrow" w:hAnsi="Arial Narrow" w:cs="Arial Narrow"/>
           <w:b/>
           <w:bCs/>
           <w:sz w:val="16"/>
           <w:szCs w:val="16"/>
         </w:rPr>
-      </w:pPr>
-    </w:p>
-  </w:footnote>
-  <w:footnote w:id="6">
+        <w:t xml:space="preserve">LEY SOBRE FACULTADES, NORMAS Y ORGANIZACIÓN DEL INDECOPI, APROBADA POR DECRETO LEGISLATIVO </w:t>
+      </w:r>
+      <w:proofErr w:type="spellStart"/>
+      <w:r>
+        <w:rPr>
+          <w:rFonts w:ascii="Arial Narrow" w:eastAsia="Arial Narrow" w:hAnsi="Arial Narrow" w:cs="Arial Narrow"/>
+          <w:b/>
+          <w:bCs/>
+          <w:sz w:val="16"/>
+          <w:szCs w:val="16"/>
+        </w:rPr>
+        <w:t/>
+      </w:r>
+      <w:proofErr w:type="spellEnd"/>
+      <w:r>
+        <w:rPr>
+          <w:rFonts w:ascii="Arial Narrow" w:eastAsia="Arial Narrow" w:hAnsi="Arial Narrow" w:cs="Arial Narrow"/>
+          <w:b/>
+          <w:bCs/>
+          <w:sz w:val="16"/>
+          <w:szCs w:val="16"/>
+        </w:rPr>
+        <w:t xml:space="preserve">807 Artículo 24.-</w:t>
+      </w:r>
+      <w:r>
+        <w:rPr>
+          <w:rFonts w:ascii="Arial Narrow" w:eastAsia="Arial Narrow" w:hAnsi="Arial Narrow" w:cs="Arial Narrow"/>
+          <w:sz w:val="16"/>
+          <w:szCs w:val="16"/>
+        </w:rPr>
+        <w:t xml:space="preserve"> El Secretario Técnico se encargará de la tramitación del procedimiento. Para ello, cuenta con las siguientes facultades:</w:t>
+      </w:r>
+    </w:p>
     <w:p>
       <w:pPr>
         <w:pStyle w:val="Textonotapie"/>
@@ -6481,69 +6640,12 @@
       </w:pPr>
       <w:r>
         <w:rPr>
-          <w:rStyle w:val="Refdenotaalpie"/>
-          <w:rFonts w:ascii="Arial Narrow" w:eastAsia="Arial Narrow" w:hAnsi="Arial Narrow" w:cs="Arial Narrow"/>
-          <w:sz w:val="16"/>
-          <w:szCs w:val="16"/>
-          <w:vertAlign w:val="superscript"/>
-        </w:rPr>
-        <w:footnoteRef/>
-      </w:r>
-      <w:r>
-        <w:rPr>
-          <w:rFonts w:ascii="Arial Narrow" w:eastAsia="Arial Narrow" w:hAnsi="Arial Narrow" w:cs="Arial Narrow"/>
-          <w:sz w:val="16"/>
-          <w:szCs w:val="16"/>
-        </w:rPr>
-        <w:t xml:space="preserve"> </w:t>
-      </w:r>
-      <w:r>
-        <w:rPr>
           <w:rFonts w:ascii="Arial Narrow" w:eastAsia="Arial Narrow" w:hAnsi="Arial Narrow" w:cs="Arial Narrow"/>
           <w:sz w:val="16"/>
           <w:szCs w:val="16"/>
         </w:rPr>
         <w:tab/>
-      </w:r>
-      <w:r>
-        <w:rPr>
-          <w:rFonts w:ascii="Arial Narrow" w:eastAsia="Arial Narrow" w:hAnsi="Arial Narrow" w:cs="Arial Narrow"/>
-          <w:b/>
-          <w:bCs/>
-          <w:sz w:val="16"/>
-          <w:szCs w:val="16"/>
-        </w:rPr>
-        <w:t xml:space="preserve">LEY SOBRE FACULTADES, NORMAS Y ORGANIZACIÓN DEL INDECOPI, APROBADA POR DECRETO LEGISLATIVO </w:t>
-      </w:r>
-      <w:proofErr w:type="spellStart"/>
-      <w:r>
-        <w:rPr>
-          <w:rFonts w:ascii="Arial Narrow" w:eastAsia="Arial Narrow" w:hAnsi="Arial Narrow" w:cs="Arial Narrow"/>
-          <w:b/>
-          <w:bCs/>
-          <w:sz w:val="16"/>
-          <w:szCs w:val="16"/>
-        </w:rPr>
-        <w:t/>
-      </w:r>
-      <w:proofErr w:type="spellEnd"/>
-      <w:r>
-        <w:rPr>
-          <w:rFonts w:ascii="Arial Narrow" w:eastAsia="Arial Narrow" w:hAnsi="Arial Narrow" w:cs="Arial Narrow"/>
-          <w:b/>
-          <w:bCs/>
-          <w:sz w:val="16"/>
-          <w:szCs w:val="16"/>
-        </w:rPr>
-        <w:t xml:space="preserve"> 807 Artículo 24.-</w:t>
-      </w:r>
-      <w:r>
-        <w:rPr>
-          <w:rFonts w:ascii="Arial Narrow" w:eastAsia="Arial Narrow" w:hAnsi="Arial Narrow" w:cs="Arial Narrow"/>
-          <w:sz w:val="16"/>
-          <w:szCs w:val="16"/>
-        </w:rPr>
-        <w:t xml:space="preserve"> El Secretario Técnico se encargará de la tramitación del procedimiento. Para ello, cuenta con las siguientes facultades:</w:t>
+        <w:t xml:space="preserve">(...) </w:t>
       </w:r>
     </w:p>
     <w:p>
@@ -6567,7 +6669,7 @@
           <w:szCs w:val="16"/>
         </w:rPr>
         <w:tab/>
-        <w:t xml:space="preserve">(...) </w:t>
+        <w:t xml:space="preserve">c) Admitir denuncias a trámite, en aquellos casos en que la Comisión le haya delegado esta facultad. </w:t>
       </w:r>
     </w:p>
     <w:p>
@@ -6591,7 +6693,7 @@
           <w:szCs w:val="16"/>
         </w:rPr>
         <w:tab/>
-        <w:t xml:space="preserve">c) Admitir denuncias a trámite, en aquellos casos en que la Comisión le haya delegado esta facultad. </w:t>
+        <w:t>(...).</w:t>
       </w:r>
     </w:p>
     <w:p>
@@ -6608,6 +6710,33 @@
           <w:szCs w:val="16"/>
         </w:rPr>
       </w:pPr>
+    </w:p>
+  </w:footnote>
+  <w:footnote w:id="7">
+    <w:p>
+      <w:pPr>
+        <w:pStyle w:val="Textonotapie"/>
+        <w:tabs>
+          <w:tab w:val="left" w:pos="567"/>
+        </w:tabs>
+        <w:ind w:left="567" w:hanging="567"/>
+        <w:jc w:val="both"/>
+        <w:rPr>
+          <w:rFonts w:ascii="Arial Narrow" w:eastAsia="Arial Narrow" w:hAnsi="Arial Narrow" w:cs="Arial Narrow"/>
+          <w:sz w:val="16"/>
+          <w:szCs w:val="16"/>
+        </w:rPr>
+      </w:pPr>
+      <w:r>
+        <w:rPr>
+          <w:rStyle w:val="Refdenotaalpie"/>
+          <w:rFonts w:ascii="Arial Narrow" w:eastAsia="Arial Narrow" w:hAnsi="Arial Narrow" w:cs="Arial Narrow"/>
+          <w:sz w:val="16"/>
+          <w:szCs w:val="16"/>
+          <w:vertAlign w:val="superscript"/>
+        </w:rPr>
+        <w:footnoteRef/>
+      </w:r>
       <w:r>
         <w:rPr>
           <w:rFonts w:ascii="Arial Narrow" w:eastAsia="Arial Narrow" w:hAnsi="Arial Narrow" w:cs="Arial Narrow"/>
@@ -6615,9 +6744,679 @@
           <w:szCs w:val="16"/>
         </w:rPr>
         <w:tab/>
-        <w:t>(...).</w:t>
-      </w:r>
-    </w:p>
+        <w:t xml:space="preserve"/>
+      </w:r>
+      <w:r>
+        <w:rPr>
+          <w:rFonts w:ascii="Arial Narrow" w:eastAsia="Arial Narrow" w:hAnsi="Arial Narrow" w:cs="Arial Narrow"/>
+          <w:sz w:val="16"/>
+          <w:szCs w:val="16"/>
+        </w:rPr>
+        <w:tab/>
+        <w:t xml:space="preserve">El número de trabajadores se atenderá siempre que la empresa haya sido constituida antes de la vigencia de la Ley </w:t>
+      </w:r>
+      <w:proofErr w:type="spellStart"/>
+      <w:r>
+        <w:rPr>
+          <w:rFonts w:ascii="Arial Narrow" w:eastAsia="Arial Narrow" w:hAnsi="Arial Narrow" w:cs="Arial Narrow"/>
+          <w:sz w:val="16"/>
+          <w:szCs w:val="16"/>
+        </w:rPr>
+        <w:t/>
+      </w:r>
+      <w:proofErr w:type="spellEnd"/>
+      <w:r>
+        <w:rPr>
+          <w:rFonts w:ascii="Arial Narrow" w:eastAsia="Arial Narrow" w:hAnsi="Arial Narrow" w:cs="Arial Narrow"/>
+          <w:sz w:val="16"/>
+          <w:szCs w:val="16"/>
+        </w:rPr>
+        <w:t xml:space="preserve">30056, publicada el 2 de julio de 2013, que modificó el artículo 5 del Texto Único Ordenado de la Ley de Promoción de la Competitividad, Formalización y Desarrollo de la Micro y Pequeña Empresa y de Acceso al Empleo Decente (LEY MYPE). Ello, en la medida que la Tercera Disposición Complementaria Transitoria de la norma modificatoria precisa que las empresas constituidas antes de la entrada en vigencia de dicha Ley se rigen por los requisitos de acogimiento al régimen de las micro y pequeñas empresas regulados en el Decreto Legislativo 1086.</w:t>
+      </w:r>
+    </w:p>
+    <w:p>
+      <w:pPr>
+        <w:pStyle w:val="Textonotapie"/>
+        <w:ind w:left="567" w:hanging="567"/>
+        <w:jc w:val="both"/>
+        <w:rPr>
+          <w:rFonts w:ascii="Arial Narrow" w:eastAsia="Arial Narrow" w:hAnsi="Arial Narrow" w:cs="Arial Narrow"/>
+          <w:sz w:val="16"/>
+          <w:szCs w:val="16"/>
+        </w:rPr>
+      </w:pPr>
+    </w:p>
+  </w:footnote>
+  <w:footnote w:id="8">
+    <w:p>
+      <w:pPr>
+        <w:pStyle w:val="Textonotapie"/>
+        <w:tabs>
+          <w:tab w:val="left" w:pos="567"/>
+        </w:tabs>
+        <w:ind w:left="567" w:hanging="567"/>
+        <w:jc w:val="both"/>
+        <w:rPr>
+          <w:rFonts w:ascii="Arial Narrow" w:eastAsia="Arial Narrow" w:hAnsi="Arial Narrow" w:cs="Arial Narrow"/>
+          <w:sz w:val="16"/>
+          <w:szCs w:val="16"/>
+        </w:rPr>
+      </w:pPr>
+      <w:r>
+        <w:rPr>
+          <w:rStyle w:val="Refdenotaalpie"/>
+          <w:rFonts w:ascii="Arial Narrow" w:eastAsia="Arial Narrow" w:hAnsi="Arial Narrow" w:cs="Arial Narrow"/>
+          <w:sz w:val="16"/>
+          <w:szCs w:val="16"/>
+          <w:vertAlign w:val="superscript"/>
+        </w:rPr>
+        <w:footnoteRef/>
+      </w:r>
+      <w:r>
+        <w:rPr>
+          <w:rFonts w:ascii="Arial Narrow" w:eastAsia="Arial Narrow" w:hAnsi="Arial Narrow" w:cs="Arial Narrow"/>
+          <w:sz w:val="16"/>
+          <w:szCs w:val="16"/>
+        </w:rPr>
+        <w:tab/>
+        <w:t xml:space="preserve"/>
+      </w:r>
+      <w:r>
+        <w:rPr>
+          <w:rFonts w:ascii="Arial Narrow" w:eastAsia="Arial Narrow" w:hAnsi="Arial Narrow" w:cs="Arial Narrow"/>
+          <w:sz w:val="16"/>
+          <w:szCs w:val="16"/>
+        </w:rPr>
+        <w:tab/>
+      </w:r>
+      <w:r>
+        <w:rPr>
+          <w:rFonts w:ascii="Arial Narrow" w:eastAsia="Arial Narrow" w:hAnsi="Arial Narrow" w:cs="Arial Narrow"/>
+          <w:b/>
+          <w:sz w:val="16"/>
+          <w:szCs w:val="16"/>
+        </w:rPr>
+        <w:t>LEY 29571, CÓDIGO DE PROTECCIÓN Y DEFENSA DEL CONSUMIDOR</w:t>
+      </w:r>
+      <w:r>
+        <w:rPr>
+          <w:rFonts w:ascii="Arial Narrow" w:eastAsia="Arial Narrow" w:hAnsi="Arial Narrow" w:cs="Arial Narrow"/>
+          <w:b/>
+          <w:bCs/>
+          <w:sz w:val="16"/>
+          <w:szCs w:val="16"/>
+        </w:rPr>
+        <w:t xml:space="preserve">, </w:t>
+      </w:r>
+      <w:r>
+        <w:rPr>
+          <w:rFonts w:ascii="Arial Narrow" w:eastAsia="Arial Narrow" w:hAnsi="Arial Narrow" w:cs="Arial Narrow"/>
+          <w:b/>
+          <w:sz w:val="16"/>
+          <w:szCs w:val="16"/>
+        </w:rPr>
+        <w:t>publicado el 2 de setiembre de 2010 y modificado por Decreto Legislativo 1308</w:t>
+      </w:r>
+    </w:p>
+    <w:p>
+      <w:pPr>
+        <w:pStyle w:val="Textonotapie"/>
+        <w:ind w:left="567" w:hanging="567"/>
+        <w:jc w:val="both"/>
+        <w:rPr>
+          <w:rFonts w:ascii="Arial Narrow" w:eastAsia="Arial Narrow" w:hAnsi="Arial Narrow" w:cs="Arial Narrow"/>
+          <w:b/>
+          <w:bCs/>
+          <w:sz w:val="16"/>
+          <w:szCs w:val="16"/>
+        </w:rPr>
+      </w:pPr>
+      <w:r>
+        <w:rPr>
+          <w:rFonts w:ascii="Arial Narrow" w:eastAsia="Arial Narrow" w:hAnsi="Arial Narrow" w:cs="Arial Narrow"/>
+          <w:sz w:val="16"/>
+          <w:szCs w:val="16"/>
+        </w:rPr>
+        <w:tab/>
+      </w:r>
+      <w:r>
+        <w:rPr>
+          <w:rFonts w:ascii="Arial Narrow" w:eastAsia="Arial Narrow" w:hAnsi="Arial Narrow" w:cs="Arial Narrow"/>
+          <w:b/>
+          <w:bCs/>
+          <w:sz w:val="16"/>
+          <w:szCs w:val="16"/>
+        </w:rPr>
+        <w:t>Artículo 110.- Sanciones Administrativas</w:t>
+      </w:r>
+    </w:p>
+    <w:p>
+      <w:pPr>
+        <w:autoSpaceDE w:val="0"/>
+        <w:autoSpaceDN w:val="0"/>
+        <w:adjustRightInd w:val="0"/>
+        <w:spacing w:after="0" w:line="240" w:lineRule="auto"/>
+        <w:ind w:left="567"/>
+        <w:jc w:val="both"/>
+        <w:rPr>
+          <w:rFonts w:ascii="Arial Narrow" w:eastAsia="Arial Narrow" w:hAnsi="Arial Narrow" w:cs="Arial Narrow"/>
+          <w:sz w:val="16"/>
+          <w:szCs w:val="16"/>
+          <w:lang w:eastAsia="es-PE"/>
+        </w:rPr>
+      </w:pPr>
+      <w:r>
+        <w:rPr>
+          <w:rFonts w:ascii="Arial Narrow" w:eastAsia="Arial Narrow" w:hAnsi="Arial Narrow" w:cs="Arial Narrow"/>
+          <w:sz w:val="16"/>
+          <w:szCs w:val="16"/>
+          <w:lang w:eastAsia="es-PE"/>
+        </w:rPr>
+        <w:t>(…)</w:t>
+      </w:r>
+    </w:p>
+    <w:p>
+      <w:pPr>
+        <w:autoSpaceDE w:val="0"/>
+        <w:autoSpaceDN w:val="0"/>
+        <w:adjustRightInd w:val="0"/>
+        <w:spacing w:after="0" w:line="240" w:lineRule="auto"/>
+        <w:ind w:left="567"/>
+        <w:jc w:val="both"/>
+        <w:rPr>
+          <w:rFonts w:ascii="Arial Narrow" w:eastAsia="Arial Narrow" w:hAnsi="Arial Narrow" w:cs="Arial Narrow"/>
+          <w:sz w:val="16"/>
+          <w:szCs w:val="16"/>
+          <w:lang w:eastAsia="es-PE"/>
+        </w:rPr>
+      </w:pPr>
+      <w:r>
+        <w:rPr>
+          <w:rFonts w:ascii="Arial Narrow" w:eastAsia="Arial Narrow" w:hAnsi="Arial Narrow" w:cs="Arial Narrow"/>
+          <w:sz w:val="16"/>
+          <w:szCs w:val="16"/>
+          <w:lang w:eastAsia="es-PE"/>
+        </w:rPr>
+        <w:t>En el caso de las microempresas, la multa no puede superar el diez por ciento (10%) de las ventas o ingresos brutos percibidos por el infractor, relativos a todas sus actividades económicas, correspondientes al ejercicio inmediato anterior al de la expedición de la resolución de primera instancia, siempre que se haya acreditado dichos ingresos, no se encuentre en una situación de reincidencia y el caso no verse sobre la vida, salud o integridad de los consumidores. Para el caso de las pequeñas empresas, la multa no puede superar el veinte por ciento (20%) de las ventas o ingresos brutos percibidos por el infractor, conforme a los requisitos señalados anteriormente.</w:t>
+      </w:r>
+    </w:p>
+    <w:p>
+      <w:pPr>
+        <w:autoSpaceDE w:val="0"/>
+        <w:autoSpaceDN w:val="0"/>
+        <w:adjustRightInd w:val="0"/>
+        <w:spacing w:after="0" w:line="240" w:lineRule="auto"/>
+        <w:ind w:left="567"/>
+        <w:jc w:val="both"/>
+        <w:rPr>
+          <w:rFonts w:ascii="Arial Narrow" w:eastAsia="Arial Narrow" w:hAnsi="Arial Narrow" w:cs="Arial Narrow"/>
+          <w:sz w:val="16"/>
+          <w:szCs w:val="16"/>
+          <w:lang w:eastAsia="es-PE"/>
+        </w:rPr>
+      </w:pPr>
+      <w:r>
+        <w:rPr>
+          <w:rFonts w:ascii="Arial Narrow" w:eastAsia="Arial Narrow" w:hAnsi="Arial Narrow" w:cs="Arial Narrow"/>
+          <w:sz w:val="16"/>
+          <w:szCs w:val="16"/>
+          <w:lang w:eastAsia="es-PE"/>
+        </w:rPr>
+        <w:t>(…).</w:t>
+      </w:r>
+    </w:p>
+    <w:p>
+      <w:pPr>
+        <w:pStyle w:val="Textonotapie"/>
+        <w:ind w:left="567" w:hanging="567"/>
+        <w:jc w:val="both"/>
+        <w:rPr>
+          <w:rFonts w:ascii="Arial Narrow" w:eastAsia="Arial Narrow" w:hAnsi="Arial Narrow" w:cs="Arial Narrow"/>
+          <w:sz w:val="16"/>
+          <w:szCs w:val="16"/>
+        </w:rPr>
+      </w:pPr>
+    </w:p>
+  </w:footnote>
+  <w:footnote w:id="9">
+    <w:p>
+      <w:pPr>
+        <w:pStyle w:val="Textonotapie"/>
+        <w:tabs>
+          <w:tab w:val="left" w:pos="567"/>
+        </w:tabs>
+        <w:ind w:left="567" w:hanging="567"/>
+        <w:jc w:val="both"/>
+        <w:rPr>
+          <w:rFonts w:ascii="Arial Narrow" w:eastAsia="Arial Narrow" w:hAnsi="Arial Narrow" w:cs="Arial Narrow"/>
+          <w:sz w:val="16"/>
+          <w:szCs w:val="16"/>
+        </w:rPr>
+      </w:pPr>
+      <w:r>
+        <w:rPr>
+          <w:rStyle w:val="Refdenotaalpie"/>
+          <w:rFonts w:ascii="Arial Narrow" w:eastAsia="Arial Narrow" w:hAnsi="Arial Narrow" w:cs="Arial Narrow"/>
+          <w:sz w:val="16"/>
+          <w:szCs w:val="16"/>
+          <w:vertAlign w:val="superscript"/>
+        </w:rPr>
+        <w:footnoteRef/>
+      </w:r>
+      <w:r>
+        <w:rPr>
+          <w:rFonts w:ascii="Arial Narrow" w:eastAsia="Arial Narrow" w:hAnsi="Arial Narrow" w:cs="Arial Narrow"/>
+          <w:sz w:val="16"/>
+          <w:szCs w:val="16"/>
+        </w:rPr>
+        <w:tab/>
+      </w:r>
+      <w:r>
+        <w:rPr>
+          <w:rFonts w:ascii="Arial Narrow" w:eastAsia="Arial Narrow" w:hAnsi="Arial Narrow" w:cs="Arial Narrow"/>
+          <w:b/>
+          <w:bCs/>
+          <w:sz w:val="16"/>
+          <w:szCs w:val="16"/>
+        </w:rPr>
+        <w:t xml:space="preserve">DECRETO LEGISLATIVO 807, LEY SOBRE FACULTADES, NORMAS Y ORGANIZACIÓN DEL INDECOPI, publicado el 18 de abril de 1996</w:t>
+      </w:r>
+    </w:p>
+    <w:p>
+      <w:pPr>
+        <w:pStyle w:val="Textonotapie"/>
+        <w:ind w:left="567" w:hanging="567"/>
+        <w:jc w:val="both"/>
+        <w:rPr>
+          <w:rFonts w:ascii="Arial Narrow" w:eastAsia="Arial Narrow" w:hAnsi="Arial Narrow" w:cs="Arial Narrow"/>
+          <w:sz w:val="16"/>
+          <w:szCs w:val="16"/>
+        </w:rPr>
+      </w:pPr>
+      <w:r>
+        <w:rPr>
+          <w:rFonts w:ascii="Arial Narrow" w:eastAsia="Arial Narrow" w:hAnsi="Arial Narrow" w:cs="Arial Narrow"/>
+          <w:sz w:val="16"/>
+          <w:szCs w:val="16"/>
+        </w:rPr>
+        <w:tab/>
+      </w:r>
+      <w:r>
+        <w:rPr>
+          <w:rFonts w:ascii="Arial Narrow" w:eastAsia="Arial Narrow" w:hAnsi="Arial Narrow" w:cs="Arial Narrow"/>
+          <w:b/>
+          <w:bCs/>
+          <w:sz w:val="16"/>
+          <w:szCs w:val="16"/>
+        </w:rPr>
+        <w:t xml:space="preserve">Artículo 26.-</w:t>
+      </w:r>
+      <w:r>
+        <w:rPr>
+          <w:rFonts w:ascii="Arial Narrow" w:eastAsia="Arial Narrow" w:hAnsi="Arial Narrow" w:cs="Arial Narrow"/>
+          <w:sz w:val="16"/>
+          <w:szCs w:val="16"/>
+        </w:rPr>
+        <w:t xml:space="preserve"> Una vez admitida a trámite la denuncia, se correrá traslado de la misma al denunciado, a fin de que éste presente su descargo. El plazo para la presentación del descargo será de cinco (5) días contados desde la notificación, vencido el cual, el Secretario Técnico declarará en rebeldía al denunciado que no lo hubiera presentado.</w:t>
+      </w:r>
+    </w:p>
+    <w:p>
+      <w:pPr>
+        <w:pStyle w:val="Textonotapie"/>
+        <w:ind w:left="567" w:hanging="567"/>
+        <w:jc w:val="both"/>
+        <w:rPr>
+          <w:rFonts w:ascii="Arial Narrow" w:eastAsia="Arial Narrow" w:hAnsi="Arial Narrow" w:cs="Arial Narrow"/>
+          <w:sz w:val="16"/>
+          <w:szCs w:val="16"/>
+        </w:rPr>
+      </w:pPr>
+    </w:p>
+  </w:footnote>
+  <w:footnote w:id="10">
+    <w:p>
+      <w:pPr>
+        <w:pStyle w:val="Textonotapie"/>
+        <w:tabs>
+          <w:tab w:val="left" w:pos="567"/>
+        </w:tabs>
+        <w:ind w:left="567" w:hanging="567"/>
+        <w:jc w:val="both"/>
+        <w:rPr>
+          <w:rFonts w:ascii="Arial Narrow" w:eastAsia="Arial Narrow" w:hAnsi="Arial Narrow" w:cs="Arial Narrow"/>
+          <w:sz w:val="16"/>
+          <w:szCs w:val="16"/>
+        </w:rPr>
+      </w:pPr>
+      <w:r>
+        <w:rPr>
+          <w:rStyle w:val="Refdenotaalpie"/>
+          <w:rFonts w:ascii="Arial Narrow" w:eastAsia="Arial Narrow" w:hAnsi="Arial Narrow" w:cs="Arial Narrow"/>
+          <w:sz w:val="16"/>
+          <w:szCs w:val="16"/>
+          <w:vertAlign w:val="superscript"/>
+        </w:rPr>
+        <w:footnoteRef/>
+      </w:r>
+      <w:r>
+        <w:rPr>
+          <w:rFonts w:ascii="Arial Narrow" w:eastAsia="Arial Narrow" w:hAnsi="Arial Narrow" w:cs="Arial Narrow"/>
+          <w:sz w:val="16"/>
+          <w:szCs w:val="16"/>
+        </w:rPr>
+        <w:tab/>
+      </w:r>
+      <w:r>
+        <w:rPr>
+          <w:rFonts w:ascii="Arial Narrow" w:eastAsia="Arial Narrow" w:hAnsi="Arial Narrow" w:cs="Arial Narrow"/>
+          <w:b/>
+          <w:bCs/>
+          <w:sz w:val="16"/>
+          <w:szCs w:val="16"/>
+        </w:rPr>
+        <w:t xml:space="preserve">DECRETO SUPREMO 006-2026-JUS, TEXTO ÚNICO ORDENADO DE LA LEY 27444, LEY DEL PROCEDIMIENTO ADMINISTRATIVO GENERAL, publicado el 30 de abril de 2026</w:t>
+      </w:r>
+    </w:p>
+    <w:p>
+      <w:pPr>
+        <w:pStyle w:val="Textonotapie"/>
+        <w:ind w:left="567" w:hanging="567"/>
+        <w:jc w:val="both"/>
+        <w:rPr>
+          <w:rFonts w:ascii="Arial Narrow" w:eastAsia="Arial Narrow" w:hAnsi="Arial Narrow" w:cs="Arial Narrow"/>
+          <w:sz w:val="16"/>
+          <w:szCs w:val="16"/>
+        </w:rPr>
+      </w:pPr>
+      <w:r>
+        <w:rPr>
+          <w:rFonts w:ascii="Arial Narrow" w:eastAsia="Arial Narrow" w:hAnsi="Arial Narrow" w:cs="Arial Narrow"/>
+          <w:sz w:val="16"/>
+          <w:szCs w:val="16"/>
+        </w:rPr>
+        <w:tab/>
+      </w:r>
+      <w:r>
+        <w:rPr>
+          <w:rFonts w:ascii="Arial Narrow" w:eastAsia="Arial Narrow" w:hAnsi="Arial Narrow" w:cs="Arial Narrow"/>
+          <w:b/>
+          <w:bCs/>
+          <w:sz w:val="16"/>
+          <w:szCs w:val="16"/>
+        </w:rPr>
+        <w:t xml:space="preserve">Artículo 223.- Contestación de la reclamación</w:t>
+      </w:r>
+    </w:p>
+    <w:p>
+      <w:pPr>
+        <w:pStyle w:val="Textonotapie"/>
+        <w:ind w:left="567" w:hanging="567"/>
+        <w:jc w:val="both"/>
+        <w:rPr>
+          <w:rFonts w:ascii="Arial Narrow" w:eastAsia="Arial Narrow" w:hAnsi="Arial Narrow" w:cs="Arial Narrow"/>
+          <w:sz w:val="16"/>
+          <w:szCs w:val="16"/>
+        </w:rPr>
+      </w:pPr>
+      <w:r>
+        <w:rPr>
+          <w:rFonts w:ascii="Arial Narrow" w:eastAsia="Arial Narrow" w:hAnsi="Arial Narrow" w:cs="Arial Narrow"/>
+          <w:sz w:val="16"/>
+          <w:szCs w:val="16"/>
+        </w:rPr>
+        <w:tab/>
+      </w:r>
+      <w:r>
+        <w:rPr>
+          <w:rFonts w:ascii="Arial Narrow" w:eastAsia="Arial Narrow" w:hAnsi="Arial Narrow" w:cs="Arial Narrow"/>
+          <w:sz w:val="16"/>
+          <w:szCs w:val="16"/>
+        </w:rPr>
+        <w:t xml:space="preserve">223.1 El reclamado deberá presentar la contestación de la reclamación dentro de los quince (15) días posteriores a la notificación de ésta; vencido este plazo, la Administración declarará en rebeldía al reclamado que no la hubiera presentado. La contestación deberá contener los requisitos de los escritos previstos en el artículo 113 de la presente Ley, así como la absolución de todos los asuntos controvertidos de hecho y de derecho, Las alegaciones y los hechos relevantes de la reclamación, salvo que hayan sido específicamente negadas en la contestación, se tendrán por aceptadas o merituadas como ciertas.</w:t>
+      </w:r>
+    </w:p>
+    <w:p>
+      <w:pPr>
+        <w:pStyle w:val="Textonotapie"/>
+        <w:ind w:left="567" w:hanging="567"/>
+        <w:jc w:val="both"/>
+        <w:rPr>
+          <w:rFonts w:ascii="Arial Narrow" w:eastAsia="Arial Narrow" w:hAnsi="Arial Narrow" w:cs="Arial Narrow"/>
+          <w:sz w:val="16"/>
+          <w:szCs w:val="16"/>
+        </w:rPr>
+      </w:pPr>
+    </w:p>
+  </w:footnote>
+  <w:footnote w:id="11">
+    <w:p>
+      <w:pPr>
+        <w:tabs>
+          <w:tab w:val="left" w:pos="567"/>
+        </w:tabs>
+        <w:spacing w:after="0" w:line="240" w:lineRule="auto"/>
+        <w:ind w:left="567" w:hanging="567"/>
+        <w:jc w:val="both"/>
+        <w:rPr>
+          <w:rFonts w:ascii="Arial Narrow" w:eastAsia="Arial Narrow" w:hAnsi="Arial Narrow" w:cs="Arial Narrow"/>
+          <w:sz w:val="16"/>
+          <w:szCs w:val="16"/>
+        </w:rPr>
+      </w:pPr>
+      <w:r>
+        <w:rPr>
+          <w:rStyle w:val="Refdenotaalpie"/>
+          <w:rFonts w:ascii="Arial Narrow" w:eastAsia="Arial Narrow" w:hAnsi="Arial Narrow" w:cs="Arial Narrow"/>
+          <w:sz w:val="16"/>
+          <w:szCs w:val="16"/>
+          <w:vertAlign w:val="superscript"/>
+        </w:rPr>
+        <w:footnoteRef/>
+      </w:r>
+      <w:r>
+        <w:rPr>
+          <w:rFonts w:ascii="Arial Narrow" w:eastAsia="Arial Narrow" w:hAnsi="Arial Narrow" w:cs="Arial Narrow"/>
+          <w:sz w:val="16"/>
+          <w:szCs w:val="16"/>
+          <w:vertAlign w:val="superscript"/>
+        </w:rPr>
+        <w:tab/>
+        <w:t xml:space="preserve"/>
+      </w:r>
+      <w:r>
+        <w:rPr>
+          <w:rFonts w:ascii="Arial Narrow" w:eastAsia="Arial Narrow" w:hAnsi="Arial Narrow" w:cs="Arial Narrow"/>
+          <w:sz w:val="16"/>
+          <w:szCs w:val="16"/>
+        </w:rPr>
+        <w:t xml:space="preserve"> </w:t>
+      </w:r>
+      <w:r>
+        <w:rPr>
+          <w:rFonts w:ascii="Arial Narrow" w:eastAsia="Arial Narrow" w:hAnsi="Arial Narrow" w:cs="Arial Narrow"/>
+          <w:sz w:val="16"/>
+          <w:szCs w:val="16"/>
+        </w:rPr>
+        <w:tab/>
+      </w:r>
+      <w:r>
+        <w:rPr>
+          <w:rFonts w:ascii="Arial Narrow" w:eastAsia="Arial Narrow" w:hAnsi="Arial Narrow" w:cs="Arial Narrow"/>
+          <w:b/>
+          <w:sz w:val="16"/>
+          <w:szCs w:val="16"/>
+        </w:rPr>
+        <w:t>LEY 29571, CÓDIGO DE PROTECCIÓN Y DEFENSA DEL CONSUMIDOR</w:t>
+      </w:r>
+      <w:r>
+        <w:rPr>
+          <w:rFonts w:ascii="Arial Narrow" w:eastAsia="Arial Narrow" w:hAnsi="Arial Narrow" w:cs="Arial Narrow"/>
+          <w:b/>
+          <w:bCs/>
+          <w:sz w:val="16"/>
+          <w:szCs w:val="16"/>
+        </w:rPr>
+        <w:t xml:space="preserve">, </w:t>
+      </w:r>
+      <w:r>
+        <w:rPr>
+          <w:rFonts w:ascii="Arial Narrow" w:eastAsia="Arial Narrow" w:hAnsi="Arial Narrow" w:cs="Arial Narrow"/>
+          <w:b/>
+          <w:sz w:val="16"/>
+          <w:szCs w:val="16"/>
+        </w:rPr>
+        <w:t>publicado el 2 de setiembre de 2010 y modificado por Decreto Legislativo 1308</w:t>
+      </w:r>
+    </w:p>
+    <w:p>
+      <w:pPr>
+        <w:spacing w:after="0" w:line="240" w:lineRule="auto"/>
+        <w:ind w:left="567" w:hanging="567"/>
+        <w:jc w:val="both"/>
+        <w:rPr>
+          <w:rFonts w:ascii="Arial Narrow" w:eastAsia="Arial Narrow" w:hAnsi="Arial Narrow" w:cs="Arial Narrow"/>
+          <w:b/>
+          <w:sz w:val="16"/>
+          <w:szCs w:val="16"/>
+        </w:rPr>
+      </w:pPr>
+      <w:r>
+        <w:rPr>
+          <w:rFonts w:ascii="Arial Narrow" w:eastAsia="Arial Narrow" w:hAnsi="Arial Narrow" w:cs="Arial Narrow"/>
+          <w:b/>
+          <w:sz w:val="16"/>
+          <w:szCs w:val="16"/>
+        </w:rPr>
+        <w:tab/>
+        <w:t>Artículo 110.- Sanciones administrativas</w:t>
+      </w:r>
+    </w:p>
+    <w:p>
+      <w:pPr>
+        <w:spacing w:after="0" w:line="240" w:lineRule="auto"/>
+        <w:ind w:left="567"/>
+        <w:jc w:val="both"/>
+        <w:rPr>
+          <w:rFonts w:ascii="Arial Narrow" w:eastAsia="Arial Narrow" w:hAnsi="Arial Narrow" w:cs="Arial Narrow"/>
+          <w:sz w:val="16"/>
+          <w:szCs w:val="16"/>
+        </w:rPr>
+      </w:pPr>
+      <w:r>
+        <w:rPr>
+          <w:rFonts w:ascii="Arial Narrow" w:eastAsia="Arial Narrow" w:hAnsi="Arial Narrow" w:cs="Arial Narrow"/>
+          <w:sz w:val="16"/>
+          <w:szCs w:val="16"/>
+        </w:rPr>
+        <w:t>El órgano resolutivo puede sancionar las infracciones administrativas a que se refiere el artículo 108 con amonestación y multas de hasta cuatrocientos cincuenta (450) Unidades Impositivas Tributarias (UIT), las cuales son calificadas de la siguiente manera:</w:t>
+      </w:r>
+    </w:p>
+    <w:p>
+      <w:pPr>
+        <w:numPr>
+          <w:ilvl w:val="0"/>
+          <w:numId w:val="2"/>
+        </w:numPr>
+        <w:spacing w:after="0" w:line="240" w:lineRule="auto"/>
+        <w:ind w:left="426" w:firstLine="141"/>
+        <w:jc w:val="both"/>
+        <w:rPr>
+          <w:rFonts w:ascii="Arial Narrow" w:eastAsia="Arial Narrow" w:hAnsi="Arial Narrow" w:cs="Arial Narrow"/>
+          <w:sz w:val="16"/>
+          <w:szCs w:val="16"/>
+        </w:rPr>
+      </w:pPr>
+      <w:r>
+        <w:rPr>
+          <w:rFonts w:ascii="Arial Narrow" w:eastAsia="Arial Narrow" w:hAnsi="Arial Narrow" w:cs="Arial Narrow"/>
+          <w:sz w:val="16"/>
+          <w:szCs w:val="16"/>
+        </w:rPr>
+        <w:t>Infracciones leves, con una amonestación o con una multa de hasta cincuenta (50) UIT.</w:t>
+      </w:r>
+    </w:p>
+    <w:p>
+      <w:pPr>
+        <w:numPr>
+          <w:ilvl w:val="0"/>
+          <w:numId w:val="2"/>
+        </w:numPr>
+        <w:spacing w:after="0" w:line="240" w:lineRule="auto"/>
+        <w:ind w:left="426" w:firstLine="141"/>
+        <w:jc w:val="both"/>
+        <w:rPr>
+          <w:rFonts w:ascii="Arial Narrow" w:eastAsia="Arial Narrow" w:hAnsi="Arial Narrow" w:cs="Arial Narrow"/>
+          <w:sz w:val="16"/>
+          <w:szCs w:val="16"/>
+        </w:rPr>
+      </w:pPr>
+      <w:r>
+        <w:rPr>
+          <w:rFonts w:ascii="Arial Narrow" w:eastAsia="Arial Narrow" w:hAnsi="Arial Narrow" w:cs="Arial Narrow"/>
+          <w:sz w:val="16"/>
+          <w:szCs w:val="16"/>
+        </w:rPr>
+        <w:t>Infracciones graves, con una multa de hasta ciento cincuenta (150) UIT.</w:t>
+      </w:r>
+    </w:p>
+    <w:p>
+      <w:pPr>
+        <w:numPr>
+          <w:ilvl w:val="0"/>
+          <w:numId w:val="2"/>
+        </w:numPr>
+        <w:spacing w:after="0" w:line="240" w:lineRule="auto"/>
+        <w:ind w:left="426" w:firstLine="141"/>
+        <w:jc w:val="both"/>
+        <w:rPr>
+          <w:rFonts w:ascii="Arial Narrow" w:eastAsia="Arial Narrow" w:hAnsi="Arial Narrow" w:cs="Arial Narrow"/>
+          <w:sz w:val="16"/>
+          <w:szCs w:val="16"/>
+        </w:rPr>
+      </w:pPr>
+      <w:r>
+        <w:rPr>
+          <w:rFonts w:ascii="Arial Narrow" w:eastAsia="Arial Narrow" w:hAnsi="Arial Narrow" w:cs="Arial Narrow"/>
+          <w:sz w:val="16"/>
+          <w:szCs w:val="16"/>
+        </w:rPr>
+        <w:t>Infracciones muy graves, con una multa de hasta cuatrocientos cincuenta (450) UIT.</w:t>
+      </w:r>
+    </w:p>
+    <w:p>
+      <w:pPr>
+        <w:spacing w:after="0" w:line="240" w:lineRule="auto"/>
+        <w:ind w:left="567"/>
+        <w:jc w:val="both"/>
+        <w:rPr>
+          <w:rFonts w:ascii="Arial Narrow" w:eastAsia="Arial Narrow" w:hAnsi="Arial Narrow" w:cs="Arial Narrow"/>
+          <w:sz w:val="16"/>
+          <w:szCs w:val="16"/>
+        </w:rPr>
+      </w:pPr>
+      <w:r>
+        <w:rPr>
+          <w:rFonts w:ascii="Arial Narrow" w:eastAsia="Arial Narrow" w:hAnsi="Arial Narrow" w:cs="Arial Narrow"/>
+          <w:sz w:val="16"/>
+          <w:szCs w:val="16"/>
+        </w:rPr>
+        <w:t>(…).</w:t>
+      </w:r>
+    </w:p>
+    <w:p>
+      <w:pPr>
+        <w:spacing w:after="0" w:line="240" w:lineRule="auto"/>
+        <w:ind w:left="567" w:hanging="567"/>
+        <w:jc w:val="both"/>
+        <w:rPr>
+          <w:rFonts w:ascii="Arial Narrow" w:eastAsia="Arial Narrow" w:hAnsi="Arial Narrow" w:cs="Arial Narrow"/>
+          <w:sz w:val="16"/>
+          <w:szCs w:val="16"/>
+        </w:rPr>
+      </w:pPr>
+    </w:p>
+  </w:footnote>
+  <w:footnote w:id="12">
     <w:p>
       <w:pPr>
         <w:pStyle w:val="Textonotapie"/>
@@ -6628,39 +7427,56 @@
         <w:jc w:val="both"/>
         <w:rPr>
           <w:rFonts w:ascii="Arial Narrow" w:eastAsia="Arial Narrow" w:hAnsi="Arial Narrow" w:cs="Arial Narrow"/>
-          <w:sz w:val="16"/>
-          <w:szCs w:val="16"/>
-        </w:rPr>
-      </w:pPr>
-      <w:r>
-        <w:rPr>
-          <w:rFonts w:ascii="Arial Narrow" w:eastAsia="Arial Narrow" w:hAnsi="Arial Narrow" w:cs="Arial Narrow"/>
-          <w:sz w:val="16"/>
-          <w:szCs w:val="16"/>
-        </w:rPr>
-        <w:t xml:space="preserve">. </w:t>
-      </w:r>
-    </w:p>
-    <w:p>
-      <w:pPr>
-        <w:pStyle w:val="Textonotapie"/>
+          <w:b/>
+          <w:bCs/>
+          <w:sz w:val="16"/>
+          <w:szCs w:val="16"/>
+        </w:rPr>
+      </w:pPr>
+      <w:r>
+        <w:rPr>
+          <w:rStyle w:val="Refdenotaalpie"/>
+          <w:rFonts w:ascii="Arial Narrow" w:eastAsia="Arial Narrow" w:hAnsi="Arial Narrow" w:cs="Arial Narrow"/>
+          <w:sz w:val="16"/>
+          <w:szCs w:val="16"/>
+          <w:vertAlign w:val="superscript"/>
+        </w:rPr>
+        <w:footnoteRef/>
+      </w:r>
+      <w:r>
+        <w:rPr>
+          <w:rFonts w:ascii="Arial Narrow" w:eastAsia="Arial Narrow" w:hAnsi="Arial Narrow" w:cs="Arial Narrow"/>
+          <w:sz w:val="16"/>
+          <w:szCs w:val="16"/>
+        </w:rPr>
+        <w:tab/>
+        <w:t xml:space="preserve"/>
+      </w:r>
+      <w:r>
+        <w:rPr>
+          <w:rFonts w:ascii="Arial Narrow" w:eastAsia="Arial Narrow" w:hAnsi="Arial Narrow" w:cs="Arial Narrow"/>
+          <w:sz w:val="16"/>
+          <w:szCs w:val="16"/>
+        </w:rPr>
+        <w:tab/>
+      </w:r>
+      <w:r>
+        <w:rPr>
+          <w:rFonts w:ascii="Arial Narrow" w:eastAsia="Arial Narrow" w:hAnsi="Arial Narrow" w:cs="Arial Narrow"/>
+          <w:b/>
+          <w:bCs/>
+          <w:sz w:val="16"/>
+          <w:szCs w:val="16"/>
+        </w:rPr>
+        <w:t xml:space="preserve">LEY 29571, CÓDIGO DE PROTECCIÓN Y DEFENSA DEL CONSUMIDOR, publicado el 2 de setiembre de 2010 y modificado por Decreto Legislativo 1308 </w:t>
+      </w:r>
+    </w:p>
+    <w:p>
+      <w:pPr>
         <w:tabs>
           <w:tab w:val="left" w:pos="567"/>
         </w:tabs>
-        <w:ind w:left="567" w:right="-1" w:hanging="567"/>
-        <w:jc w:val="both"/>
-        <w:rPr>
-          <w:rFonts w:ascii="Arial Narrow" w:eastAsia="Arial Narrow" w:hAnsi="Arial Narrow" w:cs="Arial Narrow"/>
-          <w:sz w:val="16"/>
-          <w:szCs w:val="16"/>
-        </w:rPr>
-      </w:pPr>
-    </w:p>
-  </w:footnote>
-  <w:footnote w:id="7">
-    <w:p>
-      <w:pPr>
-        <w:pStyle w:val="Textonotapie"/>
+        <w:spacing w:after="0" w:line="240" w:lineRule="auto"/>
         <w:ind w:left="567" w:hanging="567"/>
         <w:jc w:val="both"/>
         <w:rPr>
@@ -6671,715 +7487,12 @@
       </w:pPr>
       <w:r>
         <w:rPr>
-          <w:rStyle w:val="Refdenotaalpie"/>
-          <w:rFonts w:ascii="Arial Narrow" w:eastAsia="Arial Narrow" w:hAnsi="Arial Narrow" w:cs="Arial Narrow"/>
-          <w:sz w:val="16"/>
-          <w:szCs w:val="16"/>
-          <w:vertAlign w:val="superscript"/>
-        </w:rPr>
-        <w:footnoteRef/>
-      </w:r>
-      <w:r>
-        <w:rPr>
-          <w:rFonts w:ascii="Arial Narrow" w:eastAsia="Arial Narrow" w:hAnsi="Arial Narrow" w:cs="Arial Narrow"/>
-          <w:sz w:val="16"/>
-          <w:szCs w:val="16"/>
-        </w:rPr>
-        <w:t xml:space="preserve"> </w:t>
-      </w:r>
-      <w:r>
-        <w:rPr>
           <w:rFonts w:ascii="Arial Narrow" w:eastAsia="Arial Narrow" w:hAnsi="Arial Narrow" w:cs="Arial Narrow"/>
           <w:sz w:val="16"/>
           <w:szCs w:val="16"/>
         </w:rPr>
         <w:tab/>
-        <w:t xml:space="preserve">El número de trabajadores se atenderá siempre que la empresa haya sido constituida antes de la vigencia de la Ley </w:t>
-      </w:r>
-      <w:proofErr w:type="spellStart"/>
-      <w:r>
-        <w:rPr>
-          <w:rFonts w:ascii="Arial Narrow" w:eastAsia="Arial Narrow" w:hAnsi="Arial Narrow" w:cs="Arial Narrow"/>
-          <w:sz w:val="16"/>
-          <w:szCs w:val="16"/>
-        </w:rPr>
-        <w:t/>
-      </w:r>
-      <w:proofErr w:type="spellEnd"/>
-      <w:r>
-        <w:rPr>
-          <w:rFonts w:ascii="Arial Narrow" w:eastAsia="Arial Narrow" w:hAnsi="Arial Narrow" w:cs="Arial Narrow"/>
-          <w:sz w:val="16"/>
-          <w:szCs w:val="16"/>
-        </w:rPr>
-        <w:t xml:space="preserve"> 30056, publicada el 2 de julio de 2013, que modificó el artículo 5 del Texto Único Ordenado de la Ley de Promoción de la Competitividad, Formalización y Desarrollo de la Micro y Pequeña Empresa y de Acceso al Empleo Decente (LEY MYPE). Ello, en la medida que la Tercera Disposición Complementaria Transitoria de la norma modificatoria precisa que las empresas constituidas antes de la entrada en vigencia de dicha Ley se rigen por los requisitos de acogimiento al régimen de las micro y pequeñas empresas regulados en el Decreto Legislativo 1086.</w:t>
-      </w:r>
-    </w:p>
-    <w:p>
-      <w:pPr>
-        <w:pStyle w:val="Textonotapie"/>
-        <w:ind w:left="567" w:hanging="567"/>
-        <w:jc w:val="both"/>
-        <w:rPr>
-          <w:rFonts w:ascii="Arial Narrow" w:eastAsia="Arial Narrow" w:hAnsi="Arial Narrow" w:cs="Arial Narrow"/>
-          <w:sz w:val="16"/>
-          <w:szCs w:val="16"/>
-        </w:rPr>
-      </w:pPr>
-    </w:p>
-  </w:footnote>
-  <w:footnote w:id="8">
-    <w:p>
-      <w:pPr>
-        <w:pStyle w:val="Textonotapie"/>
-        <w:ind w:left="567" w:hanging="567"/>
-        <w:jc w:val="both"/>
-        <w:rPr>
-          <w:rFonts w:ascii="Arial Narrow" w:eastAsia="Arial Narrow" w:hAnsi="Arial Narrow" w:cs="Arial Narrow"/>
-          <w:sz w:val="16"/>
-          <w:szCs w:val="16"/>
-        </w:rPr>
-      </w:pPr>
-      <w:r>
-        <w:rPr>
-          <w:rStyle w:val="Refdenotaalpie"/>
-          <w:rFonts w:ascii="Arial Narrow" w:eastAsia="Arial Narrow" w:hAnsi="Arial Narrow" w:cs="Arial Narrow"/>
-          <w:sz w:val="16"/>
-          <w:szCs w:val="16"/>
-          <w:vertAlign w:val="superscript"/>
-        </w:rPr>
-        <w:footnoteRef/>
-      </w:r>
-      <w:r>
-        <w:rPr>
-          <w:rFonts w:ascii="Arial Narrow" w:eastAsia="Arial Narrow" w:hAnsi="Arial Narrow" w:cs="Arial Narrow"/>
-          <w:sz w:val="16"/>
-          <w:szCs w:val="16"/>
-        </w:rPr>
-        <w:t xml:space="preserve"> </w:t>
-      </w:r>
-      <w:r>
-        <w:rPr>
-          <w:rFonts w:ascii="Arial Narrow" w:eastAsia="Arial Narrow" w:hAnsi="Arial Narrow" w:cs="Arial Narrow"/>
-          <w:sz w:val="16"/>
-          <w:szCs w:val="16"/>
-        </w:rPr>
-        <w:tab/>
-      </w:r>
-      <w:r>
-        <w:rPr>
-          <w:rFonts w:ascii="Arial Narrow" w:eastAsia="Arial Narrow" w:hAnsi="Arial Narrow" w:cs="Arial Narrow"/>
-          <w:b/>
-          <w:sz w:val="16"/>
-          <w:szCs w:val="16"/>
-        </w:rPr>
-        <w:t>LEY 29571, CÓDIGO DE PROTECCIÓN Y DEFENSA DEL CONSUMIDOR</w:t>
-      </w:r>
-      <w:r>
-        <w:rPr>
-          <w:rFonts w:ascii="Arial Narrow" w:eastAsia="Arial Narrow" w:hAnsi="Arial Narrow" w:cs="Arial Narrow"/>
-          <w:b/>
-          <w:bCs/>
-          <w:sz w:val="16"/>
-          <w:szCs w:val="16"/>
-        </w:rPr>
-        <w:t xml:space="preserve">, </w:t>
-      </w:r>
-      <w:r>
-        <w:rPr>
-          <w:rFonts w:ascii="Arial Narrow" w:eastAsia="Arial Narrow" w:hAnsi="Arial Narrow" w:cs="Arial Narrow"/>
-          <w:b/>
-          <w:sz w:val="16"/>
-          <w:szCs w:val="16"/>
-        </w:rPr>
-        <w:t>publicado el 2 de setiembre de 2010 y modificado por Decreto Legislativo 1308</w:t>
-      </w:r>
-    </w:p>
-    <w:p>
-      <w:pPr>
-        <w:pStyle w:val="Textonotapie"/>
-        <w:ind w:left="567" w:hanging="567"/>
-        <w:jc w:val="both"/>
-        <w:rPr>
-          <w:rFonts w:ascii="Arial Narrow" w:eastAsia="Arial Narrow" w:hAnsi="Arial Narrow" w:cs="Arial Narrow"/>
-          <w:b/>
-          <w:bCs/>
-          <w:sz w:val="16"/>
-          <w:szCs w:val="16"/>
-        </w:rPr>
-      </w:pPr>
-      <w:r>
-        <w:rPr>
-          <w:rFonts w:ascii="Arial Narrow" w:eastAsia="Arial Narrow" w:hAnsi="Arial Narrow" w:cs="Arial Narrow"/>
-          <w:sz w:val="16"/>
-          <w:szCs w:val="16"/>
-        </w:rPr>
-        <w:tab/>
-      </w:r>
-      <w:r>
-        <w:rPr>
-          <w:rFonts w:ascii="Arial Narrow" w:eastAsia="Arial Narrow" w:hAnsi="Arial Narrow" w:cs="Arial Narrow"/>
-          <w:b/>
-          <w:bCs/>
-          <w:sz w:val="16"/>
-          <w:szCs w:val="16"/>
-        </w:rPr>
-        <w:t>Artículo 110.- Sanciones Administrativas</w:t>
-      </w:r>
-    </w:p>
-    <w:p>
-      <w:pPr>
-        <w:autoSpaceDE w:val="0"/>
-        <w:autoSpaceDN w:val="0"/>
-        <w:adjustRightInd w:val="0"/>
-        <w:spacing w:after="0" w:line="240" w:lineRule="auto"/>
-        <w:ind w:left="567"/>
-        <w:jc w:val="both"/>
-        <w:rPr>
-          <w:rFonts w:ascii="Arial Narrow" w:eastAsia="Arial Narrow" w:hAnsi="Arial Narrow" w:cs="Arial Narrow"/>
-          <w:sz w:val="16"/>
-          <w:szCs w:val="16"/>
-          <w:lang w:eastAsia="es-PE"/>
-        </w:rPr>
-      </w:pPr>
-      <w:r>
-        <w:rPr>
-          <w:rFonts w:ascii="Arial Narrow" w:eastAsia="Arial Narrow" w:hAnsi="Arial Narrow" w:cs="Arial Narrow"/>
-          <w:sz w:val="16"/>
-          <w:szCs w:val="16"/>
-          <w:lang w:eastAsia="es-PE"/>
-        </w:rPr>
-        <w:t>(…)</w:t>
-      </w:r>
-    </w:p>
-    <w:p>
-      <w:pPr>
-        <w:autoSpaceDE w:val="0"/>
-        <w:autoSpaceDN w:val="0"/>
-        <w:adjustRightInd w:val="0"/>
-        <w:spacing w:after="0" w:line="240" w:lineRule="auto"/>
-        <w:ind w:left="567"/>
-        <w:jc w:val="both"/>
-        <w:rPr>
-          <w:rFonts w:ascii="Arial Narrow" w:eastAsia="Arial Narrow" w:hAnsi="Arial Narrow" w:cs="Arial Narrow"/>
-          <w:sz w:val="16"/>
-          <w:szCs w:val="16"/>
-          <w:lang w:eastAsia="es-PE"/>
-        </w:rPr>
-      </w:pPr>
-      <w:r>
-        <w:rPr>
-          <w:rFonts w:ascii="Arial Narrow" w:eastAsia="Arial Narrow" w:hAnsi="Arial Narrow" w:cs="Arial Narrow"/>
-          <w:sz w:val="16"/>
-          <w:szCs w:val="16"/>
-          <w:lang w:eastAsia="es-PE"/>
-        </w:rPr>
-        <w:t>En el caso de las microempresas, la multa no puede superar el diez por ciento (10%) de las ventas o ingresos brutos percibidos por el infractor, relativos a todas sus actividades económicas, correspondientes al ejercicio inmediato anterior al de la expedición de la resolución de primera instancia, siempre que se haya acreditado dichos ingresos, no se encuentre en una situación de reincidencia y el caso no verse sobre la vida, salud o integridad de los consumidores. Para el caso de las pequeñas empresas, la multa no puede superar el veinte por ciento (20%) de las ventas o ingresos brutos percibidos por el infractor, conforme a los requisitos señalados anteriormente.</w:t>
-      </w:r>
-    </w:p>
-    <w:p>
-      <w:pPr>
-        <w:autoSpaceDE w:val="0"/>
-        <w:autoSpaceDN w:val="0"/>
-        <w:adjustRightInd w:val="0"/>
-        <w:spacing w:after="0" w:line="240" w:lineRule="auto"/>
-        <w:ind w:left="567"/>
-        <w:jc w:val="both"/>
-        <w:rPr>
-          <w:rFonts w:ascii="Arial Narrow" w:eastAsia="Arial Narrow" w:hAnsi="Arial Narrow" w:cs="Arial Narrow"/>
-          <w:sz w:val="16"/>
-          <w:szCs w:val="16"/>
-          <w:lang w:eastAsia="es-PE"/>
-        </w:rPr>
-      </w:pPr>
-      <w:r>
-        <w:rPr>
-          <w:rFonts w:ascii="Arial Narrow" w:eastAsia="Arial Narrow" w:hAnsi="Arial Narrow" w:cs="Arial Narrow"/>
-          <w:sz w:val="16"/>
-          <w:szCs w:val="16"/>
-          <w:lang w:eastAsia="es-PE"/>
-        </w:rPr>
-        <w:t>(…).</w:t>
-      </w:r>
-    </w:p>
-    <w:p>
-      <w:pPr>
-        <w:pStyle w:val="Textonotapie"/>
-        <w:ind w:left="567" w:hanging="567"/>
-        <w:jc w:val="both"/>
-        <w:rPr>
-          <w:rFonts w:ascii="Arial Narrow" w:eastAsia="Arial Narrow" w:hAnsi="Arial Narrow" w:cs="Arial Narrow"/>
-          <w:sz w:val="16"/>
-          <w:szCs w:val="16"/>
-        </w:rPr>
-      </w:pPr>
-    </w:p>
-  </w:footnote>
-  <w:footnote w:id="14">
-    <w:p>
-      <w:pPr>
-        <w:pStyle w:val="Textonotapie"/>
-        <w:ind w:left="567" w:hanging="567"/>
-        <w:jc w:val="both"/>
-        <w:rPr>
-          <w:rFonts w:ascii="Arial Narrow" w:eastAsia="Arial Narrow" w:hAnsi="Arial Narrow" w:cs="Arial Narrow"/>
-          <w:sz w:val="16"/>
-          <w:szCs w:val="16"/>
-        </w:rPr>
-      </w:pPr>
-      <w:r>
-        <w:rPr>
-          <w:rStyle w:val="Refdenotaalpie"/>
-          <w:rFonts w:ascii="Arial Narrow" w:eastAsia="Arial Narrow" w:hAnsi="Arial Narrow" w:cs="Arial Narrow"/>
-          <w:sz w:val="16"/>
-          <w:szCs w:val="16"/>
-          <w:vertAlign w:val="superscript"/>
-        </w:rPr>
-        <w:footnoteRef/>
-      </w:r>
-      <w:r>
-        <w:rPr>
-          <w:rFonts w:ascii="Arial Narrow" w:eastAsia="Arial Narrow" w:hAnsi="Arial Narrow" w:cs="Arial Narrow"/>
-          <w:sz w:val="16"/>
-          <w:szCs w:val="16"/>
-        </w:rPr>
-        <w:tab/>
-      </w:r>
-      <w:r>
-        <w:rPr>
-          <w:rFonts w:ascii="Arial Narrow" w:eastAsia="Arial Narrow" w:hAnsi="Arial Narrow" w:cs="Arial Narrow"/>
-          <w:b/>
-          <w:bCs/>
-          <w:sz w:val="16"/>
-          <w:szCs w:val="16"/>
-        </w:rPr>
-        <w:t xml:space="preserve">DECRETO LEGISLATIVO 807, LEY SOBRE FACULTADES, NORMAS Y ORGANIZACIÓN DEL INDECOPI, publicado el 18 de abril de 1996</w:t>
-      </w:r>
-    </w:p>
-    <w:p>
-      <w:pPr>
-        <w:pStyle w:val="Textonotapie"/>
-        <w:ind w:left="567" w:hanging="567"/>
-        <w:jc w:val="both"/>
-        <w:rPr>
-          <w:rFonts w:ascii="Arial Narrow" w:eastAsia="Arial Narrow" w:hAnsi="Arial Narrow" w:cs="Arial Narrow"/>
-          <w:sz w:val="16"/>
-          <w:szCs w:val="16"/>
-        </w:rPr>
-      </w:pPr>
-      <w:r>
-        <w:rPr>
-          <w:rFonts w:ascii="Arial Narrow" w:eastAsia="Arial Narrow" w:hAnsi="Arial Narrow" w:cs="Arial Narrow"/>
-          <w:sz w:val="16"/>
-          <w:szCs w:val="16"/>
-        </w:rPr>
-        <w:tab/>
-      </w:r>
-      <w:r>
-        <w:rPr>
-          <w:rFonts w:ascii="Arial Narrow" w:eastAsia="Arial Narrow" w:hAnsi="Arial Narrow" w:cs="Arial Narrow"/>
-          <w:b/>
-          <w:bCs/>
-          <w:sz w:val="16"/>
-          <w:szCs w:val="16"/>
-        </w:rPr>
-        <w:t xml:space="preserve">Artículo 26.-</w:t>
-      </w:r>
-      <w:r>
-        <w:rPr>
-          <w:rFonts w:ascii="Arial Narrow" w:eastAsia="Arial Narrow" w:hAnsi="Arial Narrow" w:cs="Arial Narrow"/>
-          <w:sz w:val="16"/>
-          <w:szCs w:val="16"/>
-        </w:rPr>
-        <w:t xml:space="preserve"> Una vez admitida a trámite la denuncia, se correrá traslado de la misma al denunciado, a fin de que éste presente su descargo. El plazo para la presentación del descargo será de cinco (5) días contados desde la notificación, vencido el cual, el Secretario Técnico declarará en rebeldía al denunciado que no lo hubiera presentado.</w:t>
-      </w:r>
-    </w:p>
-    <w:p>
-      <w:pPr>
-        <w:pStyle w:val="Textonotapie"/>
-        <w:ind w:left="567" w:hanging="567"/>
-        <w:jc w:val="both"/>
-        <w:rPr>
-          <w:rFonts w:ascii="Arial Narrow" w:eastAsia="Arial Narrow" w:hAnsi="Arial Narrow" w:cs="Arial Narrow"/>
-          <w:sz w:val="16"/>
-          <w:szCs w:val="16"/>
-        </w:rPr>
-      </w:pPr>
-    </w:p>
-  </w:footnote>
-  <w:footnote w:id="15">
-    <w:p>
-      <w:pPr>
-        <w:pStyle w:val="Textonotapie"/>
-        <w:ind w:left="567" w:hanging="567"/>
-        <w:jc w:val="both"/>
-        <w:rPr>
-          <w:rFonts w:ascii="Arial Narrow" w:eastAsia="Arial Narrow" w:hAnsi="Arial Narrow" w:cs="Arial Narrow"/>
-          <w:sz w:val="16"/>
-          <w:szCs w:val="16"/>
-        </w:rPr>
-      </w:pPr>
-      <w:r>
-        <w:rPr>
-          <w:rStyle w:val="Refdenotaalpie"/>
-          <w:rFonts w:ascii="Arial Narrow" w:eastAsia="Arial Narrow" w:hAnsi="Arial Narrow" w:cs="Arial Narrow"/>
-          <w:sz w:val="16"/>
-          <w:szCs w:val="16"/>
-          <w:vertAlign w:val="superscript"/>
-        </w:rPr>
-        <w:footnoteRef/>
-      </w:r>
-      <w:r>
-        <w:rPr>
-          <w:rFonts w:ascii="Arial Narrow" w:eastAsia="Arial Narrow" w:hAnsi="Arial Narrow" w:cs="Arial Narrow"/>
-          <w:sz w:val="16"/>
-          <w:szCs w:val="16"/>
-        </w:rPr>
-        <w:tab/>
-      </w:r>
-      <w:r>
-        <w:rPr>
-          <w:rFonts w:ascii="Arial Narrow" w:eastAsia="Arial Narrow" w:hAnsi="Arial Narrow" w:cs="Arial Narrow"/>
-          <w:b/>
-          <w:bCs/>
-          <w:sz w:val="16"/>
-          <w:szCs w:val="16"/>
-        </w:rPr>
-        <w:t xml:space="preserve">DECRETO SUPREMO 006-2026-JUS, TEXTO ÚNICO ORDENADO DE LA LEY 27444, LEY DEL PROCEDIMIENTO ADMINISTRATIVO GENERAL, publicado el 30 de abril de 2026</w:t>
-      </w:r>
-    </w:p>
-    <w:p>
-      <w:pPr>
-        <w:pStyle w:val="Textonotapie"/>
-        <w:ind w:left="567" w:hanging="567"/>
-        <w:jc w:val="both"/>
-        <w:rPr>
-          <w:rFonts w:ascii="Arial Narrow" w:eastAsia="Arial Narrow" w:hAnsi="Arial Narrow" w:cs="Arial Narrow"/>
-          <w:sz w:val="16"/>
-          <w:szCs w:val="16"/>
-        </w:rPr>
-      </w:pPr>
-      <w:r>
-        <w:rPr>
-          <w:rFonts w:ascii="Arial Narrow" w:eastAsia="Arial Narrow" w:hAnsi="Arial Narrow" w:cs="Arial Narrow"/>
-          <w:sz w:val="16"/>
-          <w:szCs w:val="16"/>
-        </w:rPr>
-        <w:tab/>
-      </w:r>
-      <w:r>
-        <w:rPr>
-          <w:rFonts w:ascii="Arial Narrow" w:eastAsia="Arial Narrow" w:hAnsi="Arial Narrow" w:cs="Arial Narrow"/>
-          <w:b/>
-          <w:bCs/>
-          <w:sz w:val="16"/>
-          <w:szCs w:val="16"/>
-        </w:rPr>
-        <w:t xml:space="preserve">Artículo 223.- Contestación de la reclamación</w:t>
-      </w:r>
-    </w:p>
-    <w:p>
-      <w:pPr>
-        <w:pStyle w:val="Textonotapie"/>
-        <w:ind w:left="567" w:hanging="567"/>
-        <w:jc w:val="both"/>
-        <w:rPr>
-          <w:rFonts w:ascii="Arial Narrow" w:eastAsia="Arial Narrow" w:hAnsi="Arial Narrow" w:cs="Arial Narrow"/>
-          <w:sz w:val="16"/>
-          <w:szCs w:val="16"/>
-        </w:rPr>
-      </w:pPr>
-      <w:r>
-        <w:rPr>
-          <w:rFonts w:ascii="Arial Narrow" w:eastAsia="Arial Narrow" w:hAnsi="Arial Narrow" w:cs="Arial Narrow"/>
-          <w:sz w:val="16"/>
-          <w:szCs w:val="16"/>
-        </w:rPr>
-        <w:tab/>
-      </w:r>
-      <w:r>
-        <w:rPr>
-          <w:rFonts w:ascii="Arial Narrow" w:eastAsia="Arial Narrow" w:hAnsi="Arial Narrow" w:cs="Arial Narrow"/>
-          <w:sz w:val="16"/>
-          <w:szCs w:val="16"/>
-        </w:rPr>
-        <w:t xml:space="preserve">223.1 El reclamado deberá presentar la contestación de la reclamación dentro de los quince (15) días posteriores a la notificación de ésta; vencido este plazo, la Administración declarará en rebeldía al reclamado que no la hubiera presentado. La contestación deberá contener los requisitos de los escritos previstos en el artículo 113 de la presente Ley, así como la absolución de todos los asuntos controvertidos de hecho y de derecho, Las alegaciones y los hechos relevantes de la reclamación, salvo que hayan sido específicamente negadas en la contestación, se tendrán por aceptadas o merituadas como ciertas.</w:t>
-      </w:r>
-    </w:p>
-    <w:p>
-      <w:pPr>
-        <w:pStyle w:val="Textonotapie"/>
-        <w:ind w:left="567" w:hanging="567"/>
-        <w:jc w:val="both"/>
-        <w:rPr>
-          <w:rFonts w:ascii="Arial Narrow" w:eastAsia="Arial Narrow" w:hAnsi="Arial Narrow" w:cs="Arial Narrow"/>
-          <w:sz w:val="16"/>
-          <w:szCs w:val="16"/>
-        </w:rPr>
-      </w:pPr>
-    </w:p>
-  </w:footnote>
-  <w:footnote w:id="9">
-    <w:p>
-      <w:pPr>
-        <w:spacing w:after="0" w:line="240" w:lineRule="auto"/>
-        <w:ind w:left="567" w:hanging="567"/>
-        <w:jc w:val="both"/>
-        <w:rPr>
-          <w:rFonts w:ascii="Arial Narrow" w:eastAsia="Arial Narrow" w:hAnsi="Arial Narrow" w:cs="Arial Narrow"/>
-          <w:sz w:val="16"/>
-          <w:szCs w:val="16"/>
-        </w:rPr>
-      </w:pPr>
-      <w:r>
-        <w:rPr>
-          <w:rStyle w:val="Refdenotaalpie"/>
-          <w:rFonts w:ascii="Arial Narrow" w:eastAsia="Arial Narrow" w:hAnsi="Arial Narrow" w:cs="Arial Narrow"/>
-          <w:sz w:val="16"/>
-          <w:szCs w:val="16"/>
-          <w:vertAlign w:val="superscript"/>
-        </w:rPr>
-        <w:footnoteRef/>
-      </w:r>
-      <w:r>
-        <w:rPr>
-          <w:rFonts w:ascii="Arial Narrow" w:eastAsia="Arial Narrow" w:hAnsi="Arial Narrow" w:cs="Arial Narrow"/>
-          <w:sz w:val="16"/>
-          <w:szCs w:val="16"/>
-          <w:vertAlign w:val="superscript"/>
-        </w:rPr>
-        <w:t xml:space="preserve"> </w:t>
-      </w:r>
-      <w:r>
-        <w:rPr>
-          <w:rFonts w:ascii="Arial Narrow" w:eastAsia="Arial Narrow" w:hAnsi="Arial Narrow" w:cs="Arial Narrow"/>
-          <w:sz w:val="16"/>
-          <w:szCs w:val="16"/>
-        </w:rPr>
-        <w:t xml:space="preserve"> </w:t>
-      </w:r>
-      <w:r>
-        <w:rPr>
-          <w:rFonts w:ascii="Arial Narrow" w:eastAsia="Arial Narrow" w:hAnsi="Arial Narrow" w:cs="Arial Narrow"/>
-          <w:sz w:val="16"/>
-          <w:szCs w:val="16"/>
-        </w:rPr>
-        <w:tab/>
-      </w:r>
-      <w:r>
-        <w:rPr>
-          <w:rFonts w:ascii="Arial Narrow" w:eastAsia="Arial Narrow" w:hAnsi="Arial Narrow" w:cs="Arial Narrow"/>
-          <w:b/>
-          <w:sz w:val="16"/>
-          <w:szCs w:val="16"/>
-        </w:rPr>
-        <w:t>LEY 29571, CÓDIGO DE PROTECCIÓN Y DEFENSA DEL CONSUMIDOR</w:t>
-      </w:r>
-      <w:r>
-        <w:rPr>
-          <w:rFonts w:ascii="Arial Narrow" w:eastAsia="Arial Narrow" w:hAnsi="Arial Narrow" w:cs="Arial Narrow"/>
-          <w:b/>
-          <w:bCs/>
-          <w:sz w:val="16"/>
-          <w:szCs w:val="16"/>
-        </w:rPr>
-        <w:t xml:space="preserve">, </w:t>
-      </w:r>
-      <w:r>
-        <w:rPr>
-          <w:rFonts w:ascii="Arial Narrow" w:eastAsia="Arial Narrow" w:hAnsi="Arial Narrow" w:cs="Arial Narrow"/>
-          <w:b/>
-          <w:sz w:val="16"/>
-          <w:szCs w:val="16"/>
-        </w:rPr>
-        <w:t>publicado el 2 de setiembre de 2010 y modificado por Decreto Legislativo 1308</w:t>
-      </w:r>
-    </w:p>
-    <w:p>
-      <w:pPr>
-        <w:spacing w:after="0" w:line="240" w:lineRule="auto"/>
-        <w:ind w:left="567" w:hanging="567"/>
-        <w:jc w:val="both"/>
-        <w:rPr>
-          <w:rFonts w:ascii="Arial Narrow" w:eastAsia="Arial Narrow" w:hAnsi="Arial Narrow" w:cs="Arial Narrow"/>
-          <w:b/>
-          <w:sz w:val="16"/>
-          <w:szCs w:val="16"/>
-        </w:rPr>
-      </w:pPr>
-      <w:r>
-        <w:rPr>
-          <w:rFonts w:ascii="Arial Narrow" w:eastAsia="Arial Narrow" w:hAnsi="Arial Narrow" w:cs="Arial Narrow"/>
-          <w:b/>
-          <w:sz w:val="16"/>
-          <w:szCs w:val="16"/>
-        </w:rPr>
-        <w:tab/>
-        <w:t>Artículo 110.- Sanciones administrativas</w:t>
-      </w:r>
-    </w:p>
-    <w:p>
-      <w:pPr>
-        <w:spacing w:after="0" w:line="240" w:lineRule="auto"/>
-        <w:ind w:left="567"/>
-        <w:jc w:val="both"/>
-        <w:rPr>
-          <w:rFonts w:ascii="Arial Narrow" w:eastAsia="Arial Narrow" w:hAnsi="Arial Narrow" w:cs="Arial Narrow"/>
-          <w:sz w:val="16"/>
-          <w:szCs w:val="16"/>
-        </w:rPr>
-      </w:pPr>
-      <w:r>
-        <w:rPr>
-          <w:rFonts w:ascii="Arial Narrow" w:eastAsia="Arial Narrow" w:hAnsi="Arial Narrow" w:cs="Arial Narrow"/>
-          <w:sz w:val="16"/>
-          <w:szCs w:val="16"/>
-        </w:rPr>
-        <w:t>El órgano resolutivo puede sancionar las infracciones administrativas a que se refiere el artículo 108 con amonestación y multas de hasta cuatrocientos cincuenta (450) Unidades Impositivas Tributarias (UIT), las cuales son calificadas de la siguiente manera:</w:t>
-      </w:r>
-    </w:p>
-    <w:p>
-      <w:pPr>
-        <w:numPr>
-          <w:ilvl w:val="0"/>
-          <w:numId w:val="2"/>
-        </w:numPr>
-        <w:spacing w:after="0" w:line="240" w:lineRule="auto"/>
-        <w:ind w:left="426" w:firstLine="141"/>
-        <w:jc w:val="both"/>
-        <w:rPr>
-          <w:rFonts w:ascii="Arial Narrow" w:eastAsia="Arial Narrow" w:hAnsi="Arial Narrow" w:cs="Arial Narrow"/>
-          <w:sz w:val="16"/>
-          <w:szCs w:val="16"/>
-        </w:rPr>
-      </w:pPr>
-      <w:r>
-        <w:rPr>
-          <w:rFonts w:ascii="Arial Narrow" w:eastAsia="Arial Narrow" w:hAnsi="Arial Narrow" w:cs="Arial Narrow"/>
-          <w:sz w:val="16"/>
-          <w:szCs w:val="16"/>
-        </w:rPr>
-        <w:t>Infracciones leves, con una amonestación o con una multa de hasta cincuenta (50) UIT.</w:t>
-      </w:r>
-    </w:p>
-    <w:p>
-      <w:pPr>
-        <w:numPr>
-          <w:ilvl w:val="0"/>
-          <w:numId w:val="2"/>
-        </w:numPr>
-        <w:spacing w:after="0" w:line="240" w:lineRule="auto"/>
-        <w:ind w:left="426" w:firstLine="141"/>
-        <w:jc w:val="both"/>
-        <w:rPr>
-          <w:rFonts w:ascii="Arial Narrow" w:eastAsia="Arial Narrow" w:hAnsi="Arial Narrow" w:cs="Arial Narrow"/>
-          <w:sz w:val="16"/>
-          <w:szCs w:val="16"/>
-        </w:rPr>
-      </w:pPr>
-      <w:r>
-        <w:rPr>
-          <w:rFonts w:ascii="Arial Narrow" w:eastAsia="Arial Narrow" w:hAnsi="Arial Narrow" w:cs="Arial Narrow"/>
-          <w:sz w:val="16"/>
-          <w:szCs w:val="16"/>
-        </w:rPr>
-        <w:t>Infracciones graves, con una multa de hasta ciento cincuenta (150) UIT.</w:t>
-      </w:r>
-    </w:p>
-    <w:p>
-      <w:pPr>
-        <w:numPr>
-          <w:ilvl w:val="0"/>
-          <w:numId w:val="2"/>
-        </w:numPr>
-        <w:spacing w:after="0" w:line="240" w:lineRule="auto"/>
-        <w:ind w:left="426" w:firstLine="141"/>
-        <w:jc w:val="both"/>
-        <w:rPr>
-          <w:rFonts w:ascii="Arial Narrow" w:eastAsia="Arial Narrow" w:hAnsi="Arial Narrow" w:cs="Arial Narrow"/>
-          <w:sz w:val="16"/>
-          <w:szCs w:val="16"/>
-        </w:rPr>
-      </w:pPr>
-      <w:r>
-        <w:rPr>
-          <w:rFonts w:ascii="Arial Narrow" w:eastAsia="Arial Narrow" w:hAnsi="Arial Narrow" w:cs="Arial Narrow"/>
-          <w:sz w:val="16"/>
-          <w:szCs w:val="16"/>
-        </w:rPr>
-        <w:t>Infracciones muy graves, con una multa de hasta cuatrocientos cincuenta (450) UIT.</w:t>
-      </w:r>
-    </w:p>
-    <w:p>
-      <w:pPr>
-        <w:spacing w:after="0" w:line="240" w:lineRule="auto"/>
-        <w:ind w:left="567"/>
-        <w:jc w:val="both"/>
-        <w:rPr>
-          <w:rFonts w:ascii="Arial Narrow" w:eastAsia="Arial Narrow" w:hAnsi="Arial Narrow" w:cs="Arial Narrow"/>
-          <w:sz w:val="16"/>
-          <w:szCs w:val="16"/>
-        </w:rPr>
-      </w:pPr>
-      <w:r>
-        <w:rPr>
-          <w:rFonts w:ascii="Arial Narrow" w:eastAsia="Arial Narrow" w:hAnsi="Arial Narrow" w:cs="Arial Narrow"/>
-          <w:sz w:val="16"/>
-          <w:szCs w:val="16"/>
-        </w:rPr>
-        <w:t>(…).</w:t>
-      </w:r>
-    </w:p>
-    <w:p>
-      <w:pPr>
-        <w:spacing w:after="0" w:line="240" w:lineRule="auto"/>
-        <w:ind w:left="567" w:hanging="567"/>
-        <w:jc w:val="both"/>
-        <w:rPr>
-          <w:rFonts w:ascii="Arial Narrow" w:eastAsia="Arial Narrow" w:hAnsi="Arial Narrow" w:cs="Arial Narrow"/>
-          <w:sz w:val="16"/>
-          <w:szCs w:val="16"/>
-        </w:rPr>
-      </w:pPr>
-    </w:p>
-  </w:footnote>
-  <w:footnote w:id="10">
-    <w:p>
-      <w:pPr>
-        <w:spacing w:after="0" w:line="240" w:lineRule="auto"/>
-        <w:ind w:left="567" w:hanging="567"/>
-        <w:jc w:val="both"/>
-        <w:rPr>
-          <w:rFonts w:ascii="Arial Narrow" w:eastAsia="Arial Narrow" w:hAnsi="Arial Narrow" w:cs="Arial Narrow"/>
-          <w:sz w:val="16"/>
-          <w:szCs w:val="16"/>
-        </w:rPr>
-      </w:pPr>
-      <w:r>
-        <w:rPr>
-          <w:rStyle w:val="Refdenotaalpie"/>
-          <w:rFonts w:ascii="Arial Narrow" w:eastAsia="Arial Narrow" w:hAnsi="Arial Narrow" w:cs="Arial Narrow"/>
-          <w:sz w:val="16"/>
-          <w:szCs w:val="16"/>
-          <w:vertAlign w:val="superscript"/>
-        </w:rPr>
-        <w:footnoteRef/>
-      </w:r>
-      <w:r>
-        <w:rPr>
-          <w:rFonts w:ascii="Arial Narrow" w:eastAsia="Arial Narrow" w:hAnsi="Arial Narrow" w:cs="Arial Narrow"/>
-          <w:sz w:val="16"/>
-          <w:szCs w:val="16"/>
-        </w:rPr>
-        <w:t xml:space="preserve"> </w:t>
-      </w:r>
-      <w:r>
-        <w:rPr>
-          <w:rFonts w:ascii="Arial Narrow" w:eastAsia="Arial Narrow" w:hAnsi="Arial Narrow" w:cs="Arial Narrow"/>
-          <w:sz w:val="16"/>
-          <w:szCs w:val="16"/>
-        </w:rPr>
-        <w:tab/>
+        <w:t xml:space="preserve"/>
       </w:r>
       <w:r>
         <w:rPr>
@@ -7452,18 +7565,6 @@
         <w:tab/>
         <w:t>Las medidas correctivas complementarias pueden dictarse de oficio o a pedido de parte.</w:t>
       </w:r>
-    </w:p>
-    <w:p>
-      <w:pPr>
-        <w:spacing w:after="0" w:line="240" w:lineRule="auto"/>
-        <w:ind w:left="567" w:hanging="567"/>
-        <w:jc w:val="both"/>
-        <w:rPr>
-          <w:rFonts w:ascii="Arial Narrow" w:eastAsia="Arial Narrow" w:hAnsi="Arial Narrow" w:cs="Arial Narrow"/>
-          <w:sz w:val="16"/>
-          <w:szCs w:val="16"/>
-        </w:rPr>
-      </w:pPr>
     </w:p>
     <w:p>
       <w:pPr>
@@ -7678,8 +7779,12 @@
     </w:p>
     <w:p>
       <w:pPr>
-        <w:pStyle w:val="Sinespaciado"/>
-        <w:ind w:firstLine="567"/>
+        <w:numPr>
+          <w:ilvl w:val="0"/>
+          <w:numId w:val="1"/>
+        </w:numPr>
+        <w:spacing w:after="0" w:line="240" w:lineRule="auto"/>
+        <w:ind w:left="567" w:firstLine="0"/>
         <w:jc w:val="both"/>
         <w:rPr>
           <w:rFonts w:ascii="Arial Narrow" w:eastAsia="Arial Narrow" w:hAnsi="Arial Narrow" w:cs="Arial Narrow"/>
@@ -7698,8 +7803,12 @@
     </w:p>
     <w:p>
       <w:pPr>
-        <w:pStyle w:val="Sinespaciado"/>
-        <w:ind w:firstLine="567"/>
+        <w:numPr>
+          <w:ilvl w:val="0"/>
+          <w:numId w:val="1"/>
+        </w:numPr>
+        <w:spacing w:after="0" w:line="240" w:lineRule="auto"/>
+        <w:ind w:left="567" w:firstLine="0"/>
         <w:jc w:val="both"/>
         <w:rPr>
           <w:rFonts w:ascii="Arial Narrow" w:eastAsia="Arial Narrow" w:hAnsi="Arial Narrow" w:cs="Arial Narrow"/>
@@ -7843,10 +7952,22 @@
         <w:jc w:val="both"/>
         <w:rPr>
           <w:rFonts w:ascii="Arial Narrow" w:eastAsia="Arial Narrow" w:hAnsi="Arial Narrow" w:cs="Arial Narrow"/>
-          <w:sz w:val="16"/>
-          <w:szCs w:val="16"/>
-        </w:rPr>
-      </w:pPr>
+          <w:b/>
+          <w:bCs/>
+          <w:sz w:val="16"/>
+          <w:szCs w:val="16"/>
+        </w:rPr>
+      </w:pPr>
+      <w:r>
+        <w:rPr>
+          <w:rFonts w:ascii="Arial Narrow" w:eastAsia="Arial Narrow" w:hAnsi="Arial Narrow" w:cs="Arial Narrow"/>
+          <w:b/>
+          <w:bCs/>
+          <w:sz w:val="16"/>
+          <w:szCs w:val="16"/>
+        </w:rPr>
+        <w:t>Artículo 116.- Medidas correctivas complementarias</w:t>
+      </w:r>
     </w:p>
     <w:p>
       <w:pPr>
@@ -7855,21 +7976,17 @@
         <w:jc w:val="both"/>
         <w:rPr>
           <w:rFonts w:ascii="Arial Narrow" w:eastAsia="Arial Narrow" w:hAnsi="Arial Narrow" w:cs="Arial Narrow"/>
-          <w:b/>
-          <w:bCs/>
-          <w:sz w:val="16"/>
-          <w:szCs w:val="16"/>
-        </w:rPr>
-      </w:pPr>
-      <w:r>
-        <w:rPr>
-          <w:rFonts w:ascii="Arial Narrow" w:eastAsia="Arial Narrow" w:hAnsi="Arial Narrow" w:cs="Arial Narrow"/>
-          <w:b/>
-          <w:bCs/>
-          <w:sz w:val="16"/>
-          <w:szCs w:val="16"/>
-        </w:rPr>
-        <w:t>Artículo 116.- Medidas correctivas complementarias</w:t>
+          <w:sz w:val="16"/>
+          <w:szCs w:val="16"/>
+        </w:rPr>
+      </w:pPr>
+      <w:r>
+        <w:rPr>
+          <w:rFonts w:ascii="Arial Narrow" w:eastAsia="Arial Narrow" w:hAnsi="Arial Narrow" w:cs="Arial Narrow"/>
+          <w:sz w:val="16"/>
+          <w:szCs w:val="16"/>
+        </w:rPr>
+        <w:t xml:space="preserve">Las medidas correctivas complementarias tienen el objeto de revertir los efectos de la conducta infractora o evitar que esta se produzca nuevamente en el futuro y pueden ser, entre otras, las siguientes: </w:t>
       </w:r>
     </w:p>
     <w:p>
@@ -7889,7 +8006,7 @@
           <w:sz w:val="16"/>
           <w:szCs w:val="16"/>
         </w:rPr>
-        <w:t xml:space="preserve">Las medidas correctivas complementarias tienen el objeto de revertir los efectos de la conducta infractora o evitar que esta se produzca nuevamente en el futuro y pueden ser, entre otras, las siguientes: </w:t>
+        <w:t xml:space="preserve">a. Que el proveedor cumpla con atender la solicitud de información requerida por el consumidor, siempre que dicho requerimiento guarde relación con el producto adquirido o servicio contratado. </w:t>
       </w:r>
     </w:p>
     <w:p>
@@ -7909,7 +8026,7 @@
           <w:sz w:val="16"/>
           <w:szCs w:val="16"/>
         </w:rPr>
-        <w:t xml:space="preserve">a. Que el proveedor cumpla con atender la solicitud de información requerida por el consumidor, siempre que dicho requerimiento guarde relación con el producto adquirido o servicio contratado. </w:t>
+        <w:t xml:space="preserve">b. Declarar inexigibles las cláusulas que han sido identificadas como abusivas en el procedimiento. </w:t>
       </w:r>
     </w:p>
     <w:p>
@@ -7929,7 +8046,7 @@
           <w:sz w:val="16"/>
           <w:szCs w:val="16"/>
         </w:rPr>
-        <w:t xml:space="preserve">b. Declarar inexigibles las cláusulas que han sido identificadas como abusivas en el procedimiento. </w:t>
+        <w:t xml:space="preserve">c. El decomiso y destrucción de la mercadería, envases, envolturas o etiquetas. </w:t>
       </w:r>
     </w:p>
     <w:p>
@@ -7949,7 +8066,25 @@
           <w:sz w:val="16"/>
           <w:szCs w:val="16"/>
         </w:rPr>
-        <w:t xml:space="preserve">c. El decomiso y destrucción de la mercadería, envases, envolturas o etiquetas. </w:t>
+        <w:t xml:space="preserve">d. En caso de infracciones muy graves y de reincidencia o </w:t>
+      </w:r>
+      <w:proofErr w:type="spellStart"/>
+      <w:r>
+        <w:rPr>
+          <w:rFonts w:ascii="Arial Narrow" w:eastAsia="Arial Narrow" w:hAnsi="Arial Narrow" w:cs="Arial Narrow"/>
+          <w:sz w:val="16"/>
+          <w:szCs w:val="16"/>
+        </w:rPr>
+        <w:t>reiterancia</w:t>
+      </w:r>
+      <w:proofErr w:type="spellEnd"/>
+      <w:r>
+        <w:rPr>
+          <w:rFonts w:ascii="Arial Narrow" w:eastAsia="Arial Narrow" w:hAnsi="Arial Narrow" w:cs="Arial Narrow"/>
+          <w:sz w:val="16"/>
+          <w:szCs w:val="16"/>
+        </w:rPr>
+        <w:t xml:space="preserve">: </w:t>
       </w:r>
     </w:p>
     <w:p>
@@ -7969,7 +8104,27 @@
           <w:sz w:val="16"/>
           <w:szCs w:val="16"/>
         </w:rPr>
-        <w:t xml:space="preserve">d. En caso de infracciones muy graves y de reincidencia o </w:t>
+        <w:t xml:space="preserve">(i) Solicitar a la autoridad correspondiente la clausura temporal del establecimiento industrial, comercial o de servicios por un plazo máximo de seis (6) meses. </w:t>
+      </w:r>
+    </w:p>
+    <w:p>
+      <w:pPr>
+        <w:spacing w:after="0" w:line="240" w:lineRule="auto"/>
+        <w:ind w:left="567"/>
+        <w:jc w:val="both"/>
+        <w:rPr>
+          <w:rFonts w:ascii="Arial Narrow" w:eastAsia="Arial Narrow" w:hAnsi="Arial Narrow" w:cs="Arial Narrow"/>
+          <w:sz w:val="16"/>
+          <w:szCs w:val="16"/>
+        </w:rPr>
+      </w:pPr>
+      <w:r>
+        <w:rPr>
+          <w:rFonts w:ascii="Arial Narrow" w:eastAsia="Arial Narrow" w:hAnsi="Arial Narrow" w:cs="Arial Narrow"/>
+          <w:sz w:val="16"/>
+          <w:szCs w:val="16"/>
+        </w:rPr>
+        <w:t>(</w:t>
       </w:r>
       <w:proofErr w:type="spellStart"/>
       <w:r>
@@ -7978,7 +8133,7 @@
           <w:sz w:val="16"/>
           <w:szCs w:val="16"/>
         </w:rPr>
-        <w:t>reiterancia</w:t>
+        <w:t>ii</w:t>
       </w:r>
       <w:proofErr w:type="spellEnd"/>
       <w:r>
@@ -7987,7 +8142,7 @@
           <w:sz w:val="16"/>
           <w:szCs w:val="16"/>
         </w:rPr>
-        <w:t xml:space="preserve">: </w:t>
+        <w:t xml:space="preserve">) Solicitar a la autoridad competente la inhabilitación, temporal o permanente, del proveedor en función de los alcances de la infracción sancionada. </w:t>
       </w:r>
     </w:p>
     <w:p>
@@ -8007,7 +8162,25 @@
           <w:sz w:val="16"/>
           <w:szCs w:val="16"/>
         </w:rPr>
-        <w:t xml:space="preserve">(i) Solicitar a la autoridad correspondiente la clausura temporal del establecimiento industrial, comercial o de servicios por un plazo máximo de seis (6) meses. </w:t>
+        <w:t xml:space="preserve">e. Publicación de avisos </w:t>
+      </w:r>
+      <w:proofErr w:type="spellStart"/>
+      <w:r>
+        <w:rPr>
+          <w:rFonts w:ascii="Arial Narrow" w:eastAsia="Arial Narrow" w:hAnsi="Arial Narrow" w:cs="Arial Narrow"/>
+          <w:sz w:val="16"/>
+          <w:szCs w:val="16"/>
+        </w:rPr>
+        <w:t>rectificatorios</w:t>
+      </w:r>
+      <w:proofErr w:type="spellEnd"/>
+      <w:r>
+        <w:rPr>
+          <w:rFonts w:ascii="Arial Narrow" w:eastAsia="Arial Narrow" w:hAnsi="Arial Narrow" w:cs="Arial Narrow"/>
+          <w:sz w:val="16"/>
+          <w:szCs w:val="16"/>
+        </w:rPr>
+        <w:t xml:space="preserve"> o informativos en la forma que determine el Indecopi, tomando en consideración los medios que resulten idóneos para revertir los efectos que el acto objeto de sanción ha ocasionado. </w:t>
       </w:r>
     </w:p>
     <w:p>
@@ -8027,25 +8200,7 @@
           <w:sz w:val="16"/>
           <w:szCs w:val="16"/>
         </w:rPr>
-        <w:t>(</w:t>
-      </w:r>
-      <w:proofErr w:type="spellStart"/>
-      <w:r>
-        <w:rPr>
-          <w:rFonts w:ascii="Arial Narrow" w:eastAsia="Arial Narrow" w:hAnsi="Arial Narrow" w:cs="Arial Narrow"/>
-          <w:sz w:val="16"/>
-          <w:szCs w:val="16"/>
-        </w:rPr>
-        <w:t>ii</w:t>
-      </w:r>
-      <w:proofErr w:type="spellEnd"/>
-      <w:r>
-        <w:rPr>
-          <w:rFonts w:ascii="Arial Narrow" w:eastAsia="Arial Narrow" w:hAnsi="Arial Narrow" w:cs="Arial Narrow"/>
-          <w:sz w:val="16"/>
-          <w:szCs w:val="16"/>
-        </w:rPr>
-        <w:t xml:space="preserve">) Solicitar a la autoridad competente la inhabilitación, temporal o permanente, del proveedor en función de los alcances de la infracción sancionada. </w:t>
+        <w:t xml:space="preserve">f. Cualquier otra medida correctiva que tenga el objeto de revertir los efectos de la conducta infractora o evitar que esta se produzca nuevamente en el futuro. </w:t>
       </w:r>
     </w:p>
     <w:p>
@@ -8065,64 +8220,6 @@
           <w:sz w:val="16"/>
           <w:szCs w:val="16"/>
         </w:rPr>
-        <w:t xml:space="preserve">e. Publicación de avisos </w:t>
-      </w:r>
-      <w:proofErr w:type="spellStart"/>
-      <w:r>
-        <w:rPr>
-          <w:rFonts w:ascii="Arial Narrow" w:eastAsia="Arial Narrow" w:hAnsi="Arial Narrow" w:cs="Arial Narrow"/>
-          <w:sz w:val="16"/>
-          <w:szCs w:val="16"/>
-        </w:rPr>
-        <w:t>rectificatorios</w:t>
-      </w:r>
-      <w:proofErr w:type="spellEnd"/>
-      <w:r>
-        <w:rPr>
-          <w:rFonts w:ascii="Arial Narrow" w:eastAsia="Arial Narrow" w:hAnsi="Arial Narrow" w:cs="Arial Narrow"/>
-          <w:sz w:val="16"/>
-          <w:szCs w:val="16"/>
-        </w:rPr>
-        <w:t xml:space="preserve"> o informativos en la forma que determine el Indecopi, tomando en consideración los medios que resulten idóneos para revertir los efectos que el acto objeto de sanción ha ocasionado. </w:t>
-      </w:r>
-    </w:p>
-    <w:p>
-      <w:pPr>
-        <w:spacing w:after="0" w:line="240" w:lineRule="auto"/>
-        <w:ind w:left="567"/>
-        <w:jc w:val="both"/>
-        <w:rPr>
-          <w:rFonts w:ascii="Arial Narrow" w:eastAsia="Arial Narrow" w:hAnsi="Arial Narrow" w:cs="Arial Narrow"/>
-          <w:sz w:val="16"/>
-          <w:szCs w:val="16"/>
-        </w:rPr>
-      </w:pPr>
-      <w:r>
-        <w:rPr>
-          <w:rFonts w:ascii="Arial Narrow" w:eastAsia="Arial Narrow" w:hAnsi="Arial Narrow" w:cs="Arial Narrow"/>
-          <w:sz w:val="16"/>
-          <w:szCs w:val="16"/>
-        </w:rPr>
-        <w:t xml:space="preserve">f. Cualquier otra medida correctiva que tenga el objeto de revertir los efectos de la conducta infractora o evitar que esta se produzca nuevamente en el futuro. </w:t>
-      </w:r>
-    </w:p>
-    <w:p>
-      <w:pPr>
-        <w:spacing w:after="0" w:line="240" w:lineRule="auto"/>
-        <w:ind w:left="567"/>
-        <w:jc w:val="both"/>
-        <w:rPr>
-          <w:rFonts w:ascii="Arial Narrow" w:eastAsia="Arial Narrow" w:hAnsi="Arial Narrow" w:cs="Arial Narrow"/>
-          <w:sz w:val="16"/>
-          <w:szCs w:val="16"/>
-        </w:rPr>
-      </w:pPr>
-      <w:r>
-        <w:rPr>
-          <w:rFonts w:ascii="Arial Narrow" w:eastAsia="Arial Narrow" w:hAnsi="Arial Narrow" w:cs="Arial Narrow"/>
-          <w:sz w:val="16"/>
-          <w:szCs w:val="16"/>
-        </w:rPr>
         <w:t>El Indecopi está facultado para solicitar a la autoridad municipal y policial el apoyo respectivo para la ejecución de las medidas correctivas complementarias correspondientes.</w:t>
       </w:r>
     </w:p>
@@ -8139,7 +8236,7 @@
       </w:pPr>
     </w:p>
   </w:footnote>
-  <w:footnote w:id="11">
+  <w:footnote w:id="13">
     <w:p>
       <w:pPr>
         <w:pStyle w:val="Textonotapie"/>
@@ -8171,7 +8268,8 @@
           <w:sz w:val="16"/>
           <w:szCs w:val="16"/>
         </w:rPr>
-        <w:t xml:space="preserve"> </w:t>
+        <w:tab/>
+        <w:t xml:space="preserve"/>
       </w:r>
       <w:r>
         <w:rPr>
@@ -8362,12 +8460,15 @@
       </w:pPr>
     </w:p>
   </w:footnote>
-  <w:footnote w:id="12">
+  <w:footnote w:id="14">
     <w:p>
       <w:pPr>
         <w:autoSpaceDE w:val="0"/>
         <w:autoSpaceDN w:val="0"/>
         <w:adjustRightInd w:val="0"/>
+        <w:tabs>
+          <w:tab w:val="left" w:pos="567"/>
+        </w:tabs>
         <w:spacing w:after="0" w:line="240" w:lineRule="auto"/>
         <w:ind w:left="567" w:hanging="567"/>
         <w:jc w:val="both"/>
@@ -8399,7 +8500,8 @@
           <w:sz w:val="16"/>
           <w:szCs w:val="16"/>
         </w:rPr>
-        <w:t xml:space="preserve"> </w:t>
+        <w:tab/>
+        <w:t xml:space="preserve"/>
       </w:r>
       <w:r>
         <w:rPr>
@@ -8432,7 +8534,7 @@
           <w:sz w:val="16"/>
           <w:szCs w:val="16"/>
         </w:rPr>
-        <w:t xml:space="preserve"> 807, LEY SOBRE FACULTADES, NORMAS Y ORGANIZACIÓN DEL INDECOPI FACULTADES DE LAS COMISIONES Y OFICINAS DEL INDECOPI</w:t>
+        <w:t xml:space="preserve">807, LEY SOBRE FACULTADES, NORMAS Y ORGANIZACIÓN DEL INDECOPI FACULTADES DE LAS COMISIONES Y OFICINAS DEL INDECOPI</w:t>
       </w:r>
     </w:p>
     <w:p>
@@ -8494,10 +8596,13 @@
       </w:pPr>
     </w:p>
   </w:footnote>
-  <w:footnote w:id="13">
+  <w:footnote w:id="15">
     <w:p>
       <w:pPr>
         <w:pStyle w:val="Textonotapie"/>
+        <w:tabs>
+          <w:tab w:val="left" w:pos="567"/>
+        </w:tabs>
         <w:ind w:left="567" w:hanging="567"/>
         <w:jc w:val="both"/>
         <w:rPr>
@@ -8522,7 +8627,8 @@
           <w:sz w:val="16"/>
           <w:szCs w:val="16"/>
         </w:rPr>
-        <w:t xml:space="preserve"> </w:t>
+        <w:tab/>
+        <w:t xml:space="preserve"/>
       </w:r>
       <w:r>
         <w:rPr>

--- a/plantillas_maestras/04_seguro_proteccion_tarjetas_y_dinero/falta_evaluacion_invalidez/2_o_mas_ddos_varios/varon/TPL_1039_2025_SEGURO_PROTECCION_TARJETAS_Y_DINERO_FALTA_EVALUACION_INVALIDEZ_ASEGURADORA_VARON_R1.docx
+++ b/plantillas_maestras/04_seguro_proteccion_tarjetas_y_dinero/falta_evaluacion_invalidez/2_o_mas_ddos_varios/varon/TPL_1039_2025_SEGURO_PROTECCION_TARJETAS_Y_DINERO_FALTA_EVALUACION_INVALIDEZ_ASEGURADORA_VARON_R1.docx
@@ -578,7 +578,7 @@
     </w:p>
     <w:p>
       <w:pPr>
-        <w:spacing w:after="0" w:line="240" w:lineRule="auto"/>
+        <w:spacing w:before="0" w:after="0" w:line="240" w:lineRule="auto"/>
         <w:jc w:val="both"/>
         <w:rPr>
           <w:rFonts w:ascii="Arial Narrow" w:eastAsia="Arial Narrow" w:hAnsi="Arial Narrow" w:cs="Arial Narrow"/>
@@ -620,7 +620,7 @@
           <w:lang w:val="es-ES" w:eastAsia="es-ES"/>
           <w14:ligatures w14:val="none"/>
         </w:rPr>
-        <w:t xml:space="preserve">Mediante el escrito del 12 de marzo de 2025 el señor [APELLIDO] denunció a La Positiva por presuntas infracciones a la Ley 29571, Código de Protección y Defensa del Consumidor</w:t>
+        <w:t xml:space="preserve">Mediante el escrito del 12 de marzo de 2025</w:t>
       </w:r>
       <w:r>
         <w:rPr>
@@ -646,43 +646,7 @@
           <w:lang w:val="es-ES" w:eastAsia="es-ES"/>
           <w14:ligatures w14:val="none"/>
         </w:rPr>
-        <w:t xml:space="preserve"> (en adelante, Código), señalando lo siguiente:</w:t>
-      </w:r>
-      <w:r>
-        <w:rPr>
-          <w:rFonts w:ascii="Arial Narrow" w:eastAsia="Arial Narrow" w:hAnsi="Arial Narrow" w:cs="Arial Narrow"/>
-          <w:color w:val="000000"/>
-          <w:kern w:val="0"/>
-          <w:sz w:val="22"/>
-          <w:szCs w:val="22"/>
-          <w:lang w:val="es-ES" w:eastAsia="es-ES"/>
-          <w14:ligatures w14:val="none"/>
-        </w:rPr>
-        <w:t/>
-      </w:r>
-      <w:r>
-        <w:rPr>
-          <w:rFonts w:ascii="Arial Narrow" w:eastAsia="Arial Narrow" w:hAnsi="Arial Narrow" w:cs="Arial Narrow"/>
-          <w:color w:val="000000"/>
-          <w:kern w:val="0"/>
-          <w:sz w:val="22"/>
-          <w:szCs w:val="22"/>
-          <w:lang w:val="es-ES" w:eastAsia="es-ES"/>
-          <w14:ligatures w14:val="none"/>
-        </w:rPr>
-        <w:t xml:space="preserve"/>
-      </w:r>
-      <w:r>
-        <w:rPr>
-          <w:rFonts w:ascii="Arial Narrow" w:eastAsia="Arial Narrow" w:hAnsi="Arial Narrow" w:cs="Arial Narrow"/>
-          <w:color w:val="000000"/>
-          <w:kern w:val="0"/>
-          <w:sz w:val="22"/>
-          <w:szCs w:val="22"/>
-          <w:lang w:val="es-ES" w:eastAsia="es-ES"/>
-          <w14:ligatures w14:val="none"/>
-        </w:rPr>
-        <w:t/>
+        <w:t xml:space="preserve"> el señor [APELLIDO] denunció a La Positiva por presuntas infracciones a la Ley 29571, Código de Protección y Defensa del Consumidor</w:t>
       </w:r>
       <w:r>
         <w:rPr>
@@ -701,20 +665,48 @@
       <w:r>
         <w:rPr>
           <w:rFonts w:ascii="Arial Narrow" w:eastAsia="Arial Narrow" w:hAnsi="Arial Narrow" w:cs="Arial Narrow"/>
-          <w:kern w:val="0"/>
-          <w14:ligatures w14:val="none"/>
-          <w:sz w:val="22"/>
-          <w:szCs w:val="22"/>
+          <w:color w:val="000000"/>
+          <w:kern w:val="0"/>
+          <w:sz w:val="22"/>
+          <w:szCs w:val="22"/>
+          <w:lang w:val="es-ES" w:eastAsia="es-ES"/>
+          <w14:ligatures w14:val="none"/>
+        </w:rPr>
+        <w:t xml:space="preserve"> (en adelante, Código), señalando lo siguiente:</w:t>
+      </w:r>
+      <w:r>
+        <w:rPr>
+          <w:rFonts w:ascii="Arial Narrow" w:eastAsia="Arial Narrow" w:hAnsi="Arial Narrow" w:cs="Arial Narrow"/>
+          <w:color w:val="000000"/>
+          <w:kern w:val="0"/>
+          <w:sz w:val="22"/>
+          <w:szCs w:val="22"/>
+          <w:lang w:val="es-ES" w:eastAsia="es-ES"/>
+          <w14:ligatures w14:val="none"/>
+        </w:rPr>
+        <w:t/>
+      </w:r>
+      <w:r>
+        <w:rPr>
+          <w:rFonts w:ascii="Arial Narrow" w:eastAsia="Arial Narrow" w:hAnsi="Arial Narrow" w:cs="Arial Narrow"/>
+          <w:color w:val="000000"/>
+          <w:kern w:val="0"/>
+          <w:sz w:val="22"/>
+          <w:szCs w:val="22"/>
+          <w:lang w:val="es-ES" w:eastAsia="es-ES"/>
+          <w14:ligatures w14:val="none"/>
         </w:rPr>
         <w:t xml:space="preserve"/>
       </w:r>
       <w:r>
         <w:rPr>
           <w:rFonts w:ascii="Arial Narrow" w:eastAsia="Arial Narrow" w:hAnsi="Arial Narrow" w:cs="Arial Narrow"/>
-          <w:kern w:val="0"/>
-          <w14:ligatures w14:val="none"/>
-          <w:sz w:val="22"/>
-          <w:szCs w:val="22"/>
+          <w:color w:val="000000"/>
+          <w:kern w:val="0"/>
+          <w:sz w:val="22"/>
+          <w:szCs w:val="22"/>
+          <w:lang w:val="es-ES" w:eastAsia="es-ES"/>
+          <w14:ligatures w14:val="none"/>
         </w:rPr>
         <w:t/>
       </w:r>
@@ -736,6 +728,16 @@
           <w:sz w:val="22"/>
           <w:szCs w:val="22"/>
         </w:rPr>
+        <w:t/>
+      </w:r>
+      <w:r>
+        <w:rPr>
+          <w:rFonts w:ascii="Arial Narrow" w:eastAsia="Arial Narrow" w:hAnsi="Arial Narrow" w:cs="Arial Narrow"/>
+          <w:kern w:val="0"/>
+          <w14:ligatures w14:val="none"/>
+          <w:sz w:val="22"/>
+          <w:szCs w:val="22"/>
+        </w:rPr>
         <w:t xml:space="preserve"/>
       </w:r>
       <w:r>
@@ -756,6 +758,16 @@
           <w:sz w:val="22"/>
           <w:szCs w:val="22"/>
         </w:rPr>
+        <w:t xml:space="preserve"/>
+      </w:r>
+      <w:r>
+        <w:rPr>
+          <w:rFonts w:ascii="Arial Narrow" w:eastAsia="Arial Narrow" w:hAnsi="Arial Narrow" w:cs="Arial Narrow"/>
+          <w:kern w:val="0"/>
+          <w14:ligatures w14:val="none"/>
+          <w:sz w:val="22"/>
+          <w:szCs w:val="22"/>
+        </w:rPr>
         <w:t/>
       </w:r>
       <w:r>
@@ -834,10 +846,10 @@
     </w:p>
     <w:p>
       <w:pPr>
+        <w:spacing w:before="0" w:after="0" w:line="240" w:lineRule="auto"/>
         <w:tabs>
           <w:tab w:val="left" w:pos="1134"/>
         </w:tabs>
-        <w:spacing w:after="0" w:line="240" w:lineRule="auto"/>
         <w:jc w:val="both"/>
         <w:rPr>
           <w:rFonts w:ascii="Arial Narrow" w:eastAsia="Arial Narrow" w:hAnsi="Arial Narrow" w:cs="Arial Narrow"/>
@@ -1010,7 +1022,7 @@
     <w:p>
       <w:pPr>
         <w:pStyle w:val="Prrafodelista"/>
-        <w:spacing w:after="0" w:line="240" w:lineRule="auto"/>
+        <w:spacing w:before="0" w:after="0" w:line="240" w:lineRule="auto"/>
         <w:ind w:left="1134"/>
         <w:jc w:val="both"/>
         <w:rPr>
@@ -1136,6 +1148,7 @@
     <w:p>
       <w:pPr>
         <w:pStyle w:val="Prrafodelista"/>
+        <w:spacing w:before="0" w:after="0" w:line="240" w:lineRule="auto"/>
         <w:rPr>
           <w:rFonts w:ascii="Arial Narrow" w:eastAsia="Arial Narrow" w:hAnsi="Arial Narrow" w:cs="Arial Narrow"/>
           <w:color w:val="000000"/>
@@ -1186,7 +1199,7 @@
     </w:p>
     <w:p>
       <w:pPr>
-        <w:spacing w:after="0" w:line="240" w:lineRule="auto"/>
+        <w:spacing w:before="0" w:after="0" w:line="240" w:lineRule="auto"/>
         <w:jc w:val="both"/>
         <w:rPr>
           <w:rFonts w:ascii="Arial Narrow" w:eastAsia="Arial Narrow" w:hAnsi="Arial Narrow" w:cs="Arial Narrow"/>
@@ -1263,7 +1276,7 @@
     <w:p>
       <w:pPr>
         <w:pStyle w:val="Prrafodelista"/>
-        <w:spacing w:after="0" w:line="240" w:lineRule="auto"/>
+        <w:spacing w:before="0" w:after="0" w:line="240" w:lineRule="auto"/>
         <w:ind w:left="1134"/>
         <w:jc w:val="both"/>
         <w:rPr>
@@ -1353,6 +1366,7 @@
     <w:p>
       <w:pPr>
         <w:pStyle w:val="Prrafodelista"/>
+        <w:spacing w:before="0" w:after="0" w:line="240" w:lineRule="auto"/>
         <w:rPr>
           <w:rFonts w:ascii="Arial Narrow" w:eastAsia="Arial Narrow" w:hAnsi="Arial Narrow" w:cs="Arial Narrow"/>
           <w:color w:val="000000"/>
@@ -1463,7 +1477,7 @@
     </w:p>
     <w:p>
       <w:pPr>
-        <w:spacing w:after="0" w:line="240" w:lineRule="auto"/>
+        <w:spacing w:before="0" w:after="0" w:line="240" w:lineRule="auto"/>
         <w:jc w:val="both"/>
         <w:rPr>
           <w:rFonts w:ascii="Arial Narrow" w:eastAsia="Arial Narrow" w:hAnsi="Arial Narrow" w:cs="Arial Narrow"/>
@@ -1841,10 +1855,10 @@
     </w:p>
     <w:p>
       <w:pPr>
+        <w:spacing w:before="0" w:after="0" w:line="240" w:lineRule="auto"/>
         <w:tabs>
           <w:tab w:val="left" w:pos="1134"/>
         </w:tabs>
-        <w:spacing w:after="0" w:line="240" w:lineRule="auto"/>
         <w:jc w:val="both"/>
         <w:rPr>
           <w:rFonts w:ascii="Arial Narrow" w:eastAsia="Arial Narrow" w:hAnsi="Arial Narrow" w:cs="Arial Narrow"/>
@@ -2001,7 +2015,7 @@
     </w:p>
     <w:p>
       <w:pPr>
-        <w:spacing w:after="0" w:line="240" w:lineRule="auto"/>
+        <w:spacing w:before="0" w:after="0" w:line="240" w:lineRule="auto"/>
         <w:contextualSpacing/>
         <w:jc w:val="both"/>
         <w:rPr>
@@ -2057,7 +2071,7 @@
     </w:p>
     <w:p>
       <w:pPr>
-        <w:spacing w:after="0" w:line="240" w:lineRule="auto"/>
+        <w:spacing w:before="0" w:after="0" w:line="240" w:lineRule="auto"/>
         <w:ind w:left="567"/>
         <w:contextualSpacing/>
         <w:jc w:val="both"/>
@@ -2323,7 +2337,7 @@
     </w:p>
     <w:p>
       <w:pPr>
-        <w:spacing w:after="0" w:line="240" w:lineRule="auto"/>
+        <w:spacing w:before="0" w:after="0" w:line="240" w:lineRule="auto"/>
         <w:jc w:val="both"/>
         <w:rPr>
           <w:rFonts w:ascii="Arial Narrow" w:eastAsia="Arial Narrow" w:hAnsi="Arial Narrow" w:cs="Arial Narrow"/>
@@ -2519,7 +2533,7 @@
     <w:p>
       <w:pPr>
         <w:pStyle w:val="Prrafodelista"/>
-        <w:spacing w:after="0" w:line="240" w:lineRule="auto"/>
+        <w:spacing w:before="0" w:after="0" w:line="240" w:lineRule="auto"/>
         <w:ind w:left="567"/>
         <w:jc w:val="both"/>
         <w:rPr>
@@ -2590,7 +2604,7 @@
     </w:p>
     <w:p>
       <w:pPr>
-        <w:spacing w:after="0" w:line="240" w:lineRule="auto"/>
+        <w:spacing w:before="0" w:after="0" w:line="240" w:lineRule="auto"/>
         <w:ind w:left="567"/>
         <w:contextualSpacing/>
         <w:jc w:val="both"/>
@@ -2672,7 +2686,7 @@
     </w:p>
     <w:p>
       <w:pPr>
-        <w:spacing w:after="0" w:line="240" w:lineRule="auto"/>
+        <w:spacing w:before="0" w:after="0" w:line="240" w:lineRule="auto"/>
         <w:jc w:val="both"/>
         <w:rPr>
           <w:rFonts w:ascii="Arial Narrow" w:eastAsia="Arial Narrow" w:hAnsi="Arial Narrow" w:cs="Arial Narrow"/>
@@ -2843,7 +2857,7 @@
     <w:p>
       <w:pPr>
         <w:pStyle w:val="Prrafodelista"/>
-        <w:spacing w:after="0" w:line="240" w:lineRule="auto"/>
+        <w:spacing w:before="0" w:after="0" w:line="240" w:lineRule="auto"/>
         <w:ind w:left="567"/>
         <w:jc w:val="both"/>
         <w:rPr>
@@ -2911,26 +2925,26 @@
     </w:p>
     <w:p>
       <w:pPr>
+        <w:spacing w:before="0" w:after="0" w:line="240" w:lineRule="auto"/>
+        <w:jc w:val="both"/>
+        <w:rPr>
+          <w:rFonts w:ascii="Arial Narrow" w:eastAsia="Arial Narrow" w:hAnsi="Arial Narrow" w:cs="Arial Narrow"/>
+          <w:b/>
+          <w:color w:val="000000"/>
+          <w:kern w:val="0"/>
+          <w:sz w:val="22"/>
+          <w:szCs w:val="22"/>
+          <w:lang w:eastAsia="es-PE"/>
+          <w14:ligatures w14:val="none"/>
+        </w:rPr>
+      </w:pPr>
+    </w:p>
+    <w:p>
+      <w:pPr>
         <w:spacing w:after="0" w:line="240" w:lineRule="auto"/>
         <w:jc w:val="both"/>
         <w:rPr>
           <w:rFonts w:ascii="Arial Narrow" w:eastAsia="Arial Narrow" w:hAnsi="Arial Narrow" w:cs="Arial Narrow"/>
-          <w:b/>
-          <w:color w:val="000000"/>
-          <w:kern w:val="0"/>
-          <w:sz w:val="22"/>
-          <w:szCs w:val="22"/>
-          <w:lang w:eastAsia="es-PE"/>
-          <w14:ligatures w14:val="none"/>
-        </w:rPr>
-      </w:pPr>
-    </w:p>
-    <w:p>
-      <w:pPr>
-        <w:spacing w:after="0" w:line="240" w:lineRule="auto"/>
-        <w:jc w:val="both"/>
-        <w:rPr>
-          <w:rFonts w:ascii="Arial Narrow" w:eastAsia="Arial Narrow" w:hAnsi="Arial Narrow" w:cs="Arial Narrow"/>
           <w:color w:val="000000"/>
           <w:kern w:val="0"/>
           <w:sz w:val="22"/>
@@ -3109,7 +3123,7 @@
     </w:p>
     <w:p>
       <w:pPr>
-        <w:spacing w:after="0" w:line="240" w:lineRule="auto"/>
+        <w:spacing w:before="0" w:after="0" w:line="240" w:lineRule="auto"/>
         <w:jc w:val="both"/>
         <w:rPr>
           <w:rFonts w:ascii="Arial Narrow" w:eastAsia="Arial Narrow" w:hAnsi="Arial Narrow" w:cs="Arial Narrow"/>
@@ -3355,7 +3369,7 @@
     </w:p>
     <w:p>
       <w:pPr>
-        <w:spacing w:after="0" w:line="240" w:lineRule="auto"/>
+        <w:spacing w:before="0" w:after="0" w:line="240" w:lineRule="auto"/>
         <w:jc w:val="both"/>
         <w:rPr>
           <w:rFonts w:ascii="Arial Narrow" w:eastAsia="Arial Narrow" w:hAnsi="Arial Narrow" w:cs="Arial Narrow"/>
@@ -3482,7 +3496,7 @@
     </w:p>
     <w:p>
       <w:pPr>
-        <w:spacing w:after="0" w:line="240" w:lineRule="auto"/>
+        <w:spacing w:before="0" w:after="0" w:line="240" w:lineRule="auto"/>
         <w:jc w:val="both"/>
         <w:rPr>
           <w:rFonts w:ascii="Arial Narrow" w:eastAsia="Arial Narrow" w:hAnsi="Arial Narrow" w:cs="Arial Narrow"/>
@@ -3592,7 +3606,7 @@
     </w:p>
     <w:p>
       <w:pPr>
-        <w:spacing w:line="240" w:lineRule="auto"/>
+        <w:spacing w:before="0" w:after="0" w:line="240" w:lineRule="auto"/>
         <w:contextualSpacing/>
         <w:jc w:val="both"/>
         <w:rPr>
@@ -3708,7 +3722,7 @@
     </w:p>
     <w:p>
       <w:pPr>
-        <w:spacing w:after="0" w:line="240" w:lineRule="auto"/>
+        <w:spacing w:before="0" w:after="0" w:line="240" w:lineRule="auto"/>
         <w:jc w:val="both"/>
         <w:rPr>
           <w:rFonts w:ascii="Arial Narrow" w:eastAsia="Arial Narrow" w:hAnsi="Arial Narrow" w:cs="Arial Narrow"/>
@@ -4002,7 +4016,7 @@
     </w:p>
     <w:p>
       <w:pPr>
-        <w:spacing w:after="0" w:line="240" w:lineRule="auto"/>
+        <w:spacing w:before="0" w:after="0" w:line="240" w:lineRule="auto"/>
         <w:ind w:left="567"/>
         <w:jc w:val="both"/>
         <w:rPr>
@@ -4103,6 +4117,21 @@
     </w:p>
     <w:p>
       <w:pPr>
+        <w:spacing w:before="0" w:after="0" w:line="240" w:lineRule="auto"/>
+        <w:jc w:val="both"/>
+        <w:rPr>
+          <w:rFonts w:ascii="Arial Narrow" w:eastAsia="Arial Narrow" w:hAnsi="Arial Narrow" w:cs="Arial Narrow"/>
+          <w:color w:val="000000"/>
+          <w:kern w:val="0"/>
+          <w:sz w:val="22"/>
+          <w:szCs w:val="22"/>
+          <w:lang w:eastAsia="es-PE"/>
+          <w14:ligatures w14:val="none"/>
+        </w:rPr>
+      </w:pPr>
+    </w:p>
+    <w:p>
+      <w:pPr>
         <w:spacing w:after="0" w:line="240" w:lineRule="auto"/>
         <w:jc w:val="both"/>
         <w:rPr>
@@ -4111,21 +4140,6 @@
           <w:kern w:val="0"/>
           <w:sz w:val="22"/>
           <w:szCs w:val="22"/>
-          <w:lang w:eastAsia="es-PE"/>
-          <w14:ligatures w14:val="none"/>
-        </w:rPr>
-      </w:pPr>
-    </w:p>
-    <w:p>
-      <w:pPr>
-        <w:spacing w:after="0" w:line="240" w:lineRule="auto"/>
-        <w:jc w:val="both"/>
-        <w:rPr>
-          <w:rFonts w:ascii="Arial Narrow" w:eastAsia="Arial Narrow" w:hAnsi="Arial Narrow" w:cs="Arial Narrow"/>
-          <w:color w:val="000000"/>
-          <w:kern w:val="0"/>
-          <w:sz w:val="22"/>
-          <w:szCs w:val="22"/>
           <w:lang w:val="es-ES" w:eastAsia="es-ES"/>
           <w14:ligatures w14:val="none"/>
         </w:rPr>
@@ -4377,7 +4391,7 @@
     </w:p>
     <w:p>
       <w:pPr>
-        <w:spacing w:after="0" w:line="240" w:lineRule="auto"/>
+        <w:spacing w:before="0" w:after="0" w:line="240" w:lineRule="auto"/>
         <w:jc w:val="both"/>
         <w:rPr>
           <w:rFonts w:ascii="Arial Narrow" w:eastAsia="Arial Narrow" w:hAnsi="Arial Narrow" w:cs="Arial Narrow"/>
@@ -4658,90 +4672,90 @@
     </w:p>
     <w:p>
       <w:pPr>
+        <w:spacing w:before="0" w:after="0" w:line="240" w:lineRule="auto"/>
+        <w:shd w:val="clear" w:color="auto" w:fill="FFFFFF"/>
+        <w:jc w:val="both"/>
+        <w:rPr>
+          <w:rFonts w:ascii="Arial Narrow" w:eastAsia="Arial Narrow" w:hAnsi="Arial Narrow" w:cs="Arial Narrow"/>
+          <w:b/>
+          <w:color w:val="000000"/>
+          <w:kern w:val="0"/>
+          <w:sz w:val="22"/>
+          <w:szCs w:val="22"/>
+          <w:lang w:eastAsia="es-PE"/>
+          <w14:ligatures w14:val="none"/>
+        </w:rPr>
+      </w:pPr>
+    </w:p>
+    <w:p>
+      <w:pPr>
         <w:shd w:val="clear" w:color="auto" w:fill="FFFFFF"/>
         <w:spacing w:after="0" w:line="240" w:lineRule="auto"/>
         <w:jc w:val="both"/>
         <w:rPr>
           <w:rFonts w:ascii="Arial Narrow" w:eastAsia="Arial Narrow" w:hAnsi="Arial Narrow" w:cs="Arial Narrow"/>
-          <w:b/>
-          <w:color w:val="000000"/>
-          <w:kern w:val="0"/>
-          <w:sz w:val="22"/>
-          <w:szCs w:val="22"/>
-          <w:lang w:eastAsia="es-PE"/>
-          <w14:ligatures w14:val="none"/>
-        </w:rPr>
-      </w:pPr>
-    </w:p>
-    <w:p>
-      <w:pPr>
+          <w:color w:val="000000"/>
+          <w:kern w:val="0"/>
+          <w:sz w:val="22"/>
+          <w:szCs w:val="22"/>
+          <w:lang w:eastAsia="es-PE"/>
+          <w14:ligatures w14:val="none"/>
+        </w:rPr>
+      </w:pPr>
+      <w:r>
+        <w:rPr>
+          <w:rFonts w:ascii="Arial Narrow" w:eastAsia="Arial Narrow" w:hAnsi="Arial Narrow" w:cs="Arial Narrow"/>
+          <w:b/>
+          <w:color w:val="000000"/>
+          <w:kern w:val="0"/>
+          <w:sz w:val="22"/>
+          <w:szCs w:val="22"/>
+          <w:lang w:eastAsia="es-PE"/>
+          <w14:ligatures w14:val="none"/>
+        </w:rPr>
+        <w:t>SÉTIMO:</w:t>
+      </w:r>
+      <w:r>
+        <w:rPr>
+          <w:rFonts w:ascii="Arial Narrow" w:eastAsia="Arial Narrow" w:hAnsi="Arial Narrow" w:cs="Arial Narrow"/>
+          <w:color w:val="000000"/>
+          <w:kern w:val="0"/>
+          <w:sz w:val="22"/>
+          <w:szCs w:val="22"/>
+          <w:lang w:eastAsia="es-PE"/>
+          <w14:ligatures w14:val="none"/>
+        </w:rPr>
+        <w:t xml:space="preserve"> informar a las partes que conforme a lo establecido en el artículo 39</w:t>
+      </w:r>
+      <w:r>
+        <w:rPr>
+          <w:rFonts w:ascii="Arial Narrow" w:eastAsia="Arial Narrow" w:hAnsi="Arial Narrow" w:cs="Arial Narrow"/>
+          <w:color w:val="000000"/>
+          <w:kern w:val="0"/>
+          <w:sz w:val="22"/>
+          <w:szCs w:val="22"/>
+          <w:lang w:eastAsia="es-PE"/>
+          <w14:ligatures w14:val="none"/>
+        </w:rPr>
+        <w:t/>
+      </w:r>
+      <w:r>
+        <w:rPr>
+          <w:rFonts w:ascii="Arial Narrow" w:eastAsia="Arial Narrow" w:hAnsi="Arial Narrow" w:cs="Arial Narrow"/>
+          <w:color w:val="000000"/>
+          <w:kern w:val="0"/>
+          <w:sz w:val="22"/>
+          <w:szCs w:val="22"/>
+          <w:lang w:eastAsia="es-PE"/>
+          <w14:ligatures w14:val="none"/>
+        </w:rPr>
+        <w:t xml:space="preserve"> de la Ley sobre Facultades, Normas y Organización del Indecopi, aprobada por Decreto Legislativo 807, los gastos por los peritajes realizados, actuación de pruebas, inspecciones y otros derivados de la tramitación del proceso serán de cargo de la parte que solicita la prueba, salvo pacto en contrario. En todos los casos, la resolución final determinará si los gastos deben ser asumidos por alguna de las partes, o reembolsados a la otra parte o al Indecopi, según sea el caso, de manera adicional a la sanción que haya podido imponerse. </w:t>
+      </w:r>
+    </w:p>
+    <w:p>
+      <w:pPr>
+        <w:spacing w:before="0" w:after="0" w:line="240" w:lineRule="auto"/>
         <w:shd w:val="clear" w:color="auto" w:fill="FFFFFF"/>
-        <w:spacing w:after="0" w:line="240" w:lineRule="auto"/>
-        <w:jc w:val="both"/>
-        <w:rPr>
-          <w:rFonts w:ascii="Arial Narrow" w:eastAsia="Arial Narrow" w:hAnsi="Arial Narrow" w:cs="Arial Narrow"/>
-          <w:color w:val="000000"/>
-          <w:kern w:val="0"/>
-          <w:sz w:val="22"/>
-          <w:szCs w:val="22"/>
-          <w:lang w:eastAsia="es-PE"/>
-          <w14:ligatures w14:val="none"/>
-        </w:rPr>
-      </w:pPr>
-      <w:r>
-        <w:rPr>
-          <w:rFonts w:ascii="Arial Narrow" w:eastAsia="Arial Narrow" w:hAnsi="Arial Narrow" w:cs="Arial Narrow"/>
-          <w:b/>
-          <w:color w:val="000000"/>
-          <w:kern w:val="0"/>
-          <w:sz w:val="22"/>
-          <w:szCs w:val="22"/>
-          <w:lang w:eastAsia="es-PE"/>
-          <w14:ligatures w14:val="none"/>
-        </w:rPr>
-        <w:t>SÉTIMO:</w:t>
-      </w:r>
-      <w:r>
-        <w:rPr>
-          <w:rFonts w:ascii="Arial Narrow" w:eastAsia="Arial Narrow" w:hAnsi="Arial Narrow" w:cs="Arial Narrow"/>
-          <w:color w:val="000000"/>
-          <w:kern w:val="0"/>
-          <w:sz w:val="22"/>
-          <w:szCs w:val="22"/>
-          <w:lang w:eastAsia="es-PE"/>
-          <w14:ligatures w14:val="none"/>
-        </w:rPr>
-        <w:t xml:space="preserve"> informar a las partes que conforme a lo establecido en el artículo 39</w:t>
-      </w:r>
-      <w:r>
-        <w:rPr>
-          <w:rFonts w:ascii="Arial Narrow" w:eastAsia="Arial Narrow" w:hAnsi="Arial Narrow" w:cs="Arial Narrow"/>
-          <w:color w:val="000000"/>
-          <w:kern w:val="0"/>
-          <w:sz w:val="22"/>
-          <w:szCs w:val="22"/>
-          <w:lang w:eastAsia="es-PE"/>
-          <w14:ligatures w14:val="none"/>
-        </w:rPr>
-        <w:t/>
-      </w:r>
-      <w:r>
-        <w:rPr>
-          <w:rFonts w:ascii="Arial Narrow" w:eastAsia="Arial Narrow" w:hAnsi="Arial Narrow" w:cs="Arial Narrow"/>
-          <w:color w:val="000000"/>
-          <w:kern w:val="0"/>
-          <w:sz w:val="22"/>
-          <w:szCs w:val="22"/>
-          <w:lang w:eastAsia="es-PE"/>
-          <w14:ligatures w14:val="none"/>
-        </w:rPr>
-        <w:t xml:space="preserve"> de la Ley sobre Facultades, Normas y Organización del Indecopi, aprobada por Decreto Legislativo 807, los gastos por los peritajes realizados, actuación de pruebas, inspecciones y otros derivados de la tramitación del proceso serán de cargo de la parte que solicita la prueba, salvo pacto en contrario. En todos los casos, la resolución final determinará si los gastos deben ser asumidos por alguna de las partes, o reembolsados a la otra parte o al Indecopi, según sea el caso, de manera adicional a la sanción que haya podido imponerse. </w:t>
-      </w:r>
-    </w:p>
-    <w:p>
-      <w:pPr>
-        <w:shd w:val="clear" w:color="auto" w:fill="FFFFFF"/>
-        <w:spacing w:after="0" w:line="240" w:lineRule="auto"/>
         <w:jc w:val="both"/>
         <w:rPr>
           <w:rFonts w:ascii="Arial Narrow" w:eastAsia="Arial Narrow" w:hAnsi="Arial Narrow" w:cs="Arial Narrow"/>
@@ -4888,15 +4902,74 @@
     </w:p>
     <w:p>
       <w:pPr>
+        <w:spacing w:before="0" w:after="0" w:line="240" w:lineRule="auto"/>
+        <w:suppressAutoHyphens/>
+        <w:jc w:val="both"/>
+        <w:rPr>
+          <w:rFonts w:ascii="Arial Narrow" w:eastAsia="Arial Narrow" w:hAnsi="Arial Narrow" w:cs="Arial Narrow"/>
+          <w:kern w:val="0"/>
+          <w:sz w:val="22"/>
+          <w:szCs w:val="22"/>
+          <w:u w:val="single"/>
+          <w14:ligatures w14:val="none"/>
+        </w:rPr>
+      </w:pPr>
+    </w:p>
+    <w:p>
+      <w:pPr>
         <w:suppressAutoHyphens/>
         <w:spacing w:after="0" w:line="240" w:lineRule="auto"/>
         <w:jc w:val="both"/>
         <w:rPr>
           <w:rFonts w:ascii="Arial Narrow" w:eastAsia="Arial Narrow" w:hAnsi="Arial Narrow" w:cs="Arial Narrow"/>
-          <w:kern w:val="0"/>
-          <w:sz w:val="22"/>
-          <w:szCs w:val="22"/>
-          <w:u w:val="single"/>
+          <w:color w:val="000000"/>
+          <w:kern w:val="0"/>
+          <w:sz w:val="22"/>
+          <w:szCs w:val="22"/>
+          <w:lang w:eastAsia="es-PE"/>
+          <w14:ligatures w14:val="none"/>
+        </w:rPr>
+      </w:pPr>
+      <w:r>
+        <w:rPr>
+          <w:rFonts w:ascii="Arial Narrow" w:eastAsia="Arial Narrow" w:hAnsi="Arial Narrow" w:cs="Arial Narrow"/>
+          <w:b/>
+          <w:color w:val="000000"/>
+          <w:kern w:val="0"/>
+          <w:sz w:val="22"/>
+          <w:szCs w:val="22"/>
+          <w:lang w:eastAsia="es-PE"/>
+          <w14:ligatures w14:val="none"/>
+        </w:rPr>
+        <w:t>NOVENO:</w:t>
+      </w:r>
+      <w:r>
+        <w:rPr>
+          <w:rFonts w:ascii="Arial Narrow" w:eastAsia="Arial Narrow" w:hAnsi="Arial Narrow" w:cs="Arial Narrow"/>
+          <w:color w:val="000000"/>
+          <w:kern w:val="0"/>
+          <w:sz w:val="22"/>
+          <w:szCs w:val="22"/>
+          <w:lang w:eastAsia="es-PE"/>
+          <w14:ligatures w14:val="none"/>
+        </w:rPr>
+        <w:t xml:space="preserve"> poner en conocimiento de las partes que, antes de la emisión de la Resolución Final, tienen la posibilidad de formular su desistimiento o presentar el acuerdo arribado mediante la conciliación, mediación, transacción o cualquier otro que, de forma indubitable, deje constancia que se ha solucionado la controversia materia de denuncia.</w:t>
+      </w:r>
+      <w:bookmarkStart w:id="7" w:name="h.gjdgxs" w:colFirst="0" w:colLast="0"/>
+      <w:bookmarkEnd w:id="7"/>
+    </w:p>
+    <w:p>
+      <w:pPr>
+        <w:spacing w:before="0" w:after="0" w:line="240" w:lineRule="auto"/>
+        <w:suppressAutoHyphens/>
+        <w:jc w:val="both"/>
+        <w:rPr>
+          <w:rFonts w:ascii="Arial Narrow" w:eastAsia="Arial Narrow" w:hAnsi="Arial Narrow" w:cs="Arial Narrow"/>
+          <w:color w:val="000000"/>
+          <w:kern w:val="0"/>
+          <w:sz w:val="22"/>
+          <w:szCs w:val="22"/>
+          <w:lang w:eastAsia="es-PE"/>
           <w14:ligatures w14:val="none"/>
         </w:rPr>
       </w:pPr>
@@ -4908,289 +4981,230 @@
         <w:jc w:val="both"/>
         <w:rPr>
           <w:rFonts w:ascii="Arial Narrow" w:eastAsia="Arial Narrow" w:hAnsi="Arial Narrow" w:cs="Arial Narrow"/>
-          <w:color w:val="000000"/>
-          <w:kern w:val="0"/>
-          <w:sz w:val="22"/>
-          <w:szCs w:val="22"/>
-          <w:lang w:eastAsia="es-PE"/>
-          <w14:ligatures w14:val="none"/>
-        </w:rPr>
-      </w:pPr>
-      <w:r>
-        <w:rPr>
-          <w:rFonts w:ascii="Arial Narrow" w:eastAsia="Arial Narrow" w:hAnsi="Arial Narrow" w:cs="Arial Narrow"/>
-          <w:b/>
-          <w:color w:val="000000"/>
-          <w:kern w:val="0"/>
-          <w:sz w:val="22"/>
-          <w:szCs w:val="22"/>
-          <w:lang w:eastAsia="es-PE"/>
-          <w14:ligatures w14:val="none"/>
-        </w:rPr>
-        <w:t>NOVENO:</w:t>
-      </w:r>
-      <w:r>
-        <w:rPr>
-          <w:rFonts w:ascii="Arial Narrow" w:eastAsia="Arial Narrow" w:hAnsi="Arial Narrow" w:cs="Arial Narrow"/>
-          <w:color w:val="000000"/>
-          <w:kern w:val="0"/>
-          <w:sz w:val="22"/>
-          <w:szCs w:val="22"/>
-          <w:lang w:eastAsia="es-PE"/>
-          <w14:ligatures w14:val="none"/>
-        </w:rPr>
-        <w:t xml:space="preserve"> poner en conocimiento de las partes que, antes de la emisión de la Resolución Final, tienen la posibilidad de formular su desistimiento o presentar el acuerdo arribado mediante la conciliación, mediación, transacción o cualquier otro que, de forma indubitable, deje constancia que se ha solucionado la controversia materia de denuncia.</w:t>
-      </w:r>
-      <w:bookmarkStart w:id="7" w:name="h.gjdgxs" w:colFirst="0" w:colLast="0"/>
-      <w:bookmarkEnd w:id="7"/>
-    </w:p>
-    <w:p>
-      <w:pPr>
+          <w:sz w:val="22"/>
+          <w:szCs w:val="22"/>
+        </w:rPr>
+      </w:pPr>
+      <w:r>
+        <w:rPr>
+          <w:rFonts w:ascii="Arial Narrow" w:eastAsia="Arial Narrow" w:hAnsi="Arial Narrow" w:cs="Arial Narrow"/>
+          <w:b/>
+          <w:bCs/>
+          <w:sz w:val="22"/>
+          <w:szCs w:val="22"/>
+        </w:rPr>
+        <w:t xml:space="preserve">DÉCIMO:</w:t>
+      </w:r>
+      <w:r>
+        <w:rPr>
+          <w:rFonts w:ascii="Arial Narrow" w:eastAsia="Arial Narrow" w:hAnsi="Arial Narrow" w:cs="Arial Narrow"/>
+          <w:sz w:val="22"/>
+          <w:szCs w:val="22"/>
+        </w:rPr>
+        <w:t xml:space="preserve"> </w:t>
+      </w:r>
+      <w:r>
+        <w:rPr>
+          <w:rFonts w:ascii="Arial Narrow" w:eastAsia="Arial Narrow" w:hAnsi="Arial Narrow" w:cs="Arial Narrow"/>
+          <w:sz w:val="22"/>
+          <w:szCs w:val="22"/>
+        </w:rPr>
+        <w:t xml:space="preserve">requerir al señor [DENUNCIANTE] para que, dentro del plazo de dos (2) días hábiles siguientes a la fecha en que reciba la notificación en su bandeja de correo electrónico, efectúe la confirmación de recepción de la notificación remitida por este despacho a su correo electrónico, de conformidad con el segundo párrafo del numeral 4 del artículo 20 del Texto Único Ordenado de la Ley del Procedimiento Administrativo General, aprobado mediante Decreto Supremo 006-2026-JUS, bajo apercibimiento de rehacer el acto de notificación y notificarle conforme al numeral 1 del artículo 20 del citado cuerpo normativo.</w:t>
+      </w:r>
+      <w:r>
+        <w:rPr>
+          <w:rFonts w:ascii="Arial Narrow" w:eastAsia="Arial Narrow" w:hAnsi="Arial Narrow" w:cs="Arial Narrow"/>
+          <w:spacing w:val="-3"/>
+          <w:kern w:val="0"/>
+          <w14:ligatures w14:val="none"/>
+          <w:sz w:val="22"/>
+          <w:szCs w:val="22"/>
+        </w:rPr>
+        <w:t/>
+      </w:r>
+      <w:r>
+        <w:rPr>
+          <w:rFonts w:ascii="Arial Narrow" w:eastAsia="Arial Narrow" w:hAnsi="Arial Narrow" w:cs="Arial Narrow"/>
+          <w:spacing w:val="-3"/>
+          <w:kern w:val="0"/>
+          <w14:ligatures w14:val="none"/>
+          <w:sz w:val="22"/>
+          <w:szCs w:val="22"/>
+        </w:rPr>
+        <w:t xml:space="preserve"/>
+      </w:r>
+      <w:r>
+        <w:rPr>
+          <w:rFonts w:ascii="Arial Narrow" w:eastAsia="Arial Narrow" w:hAnsi="Arial Narrow" w:cs="Arial Narrow"/>
+          <w:spacing w:val="-3"/>
+          <w:kern w:val="0"/>
+          <w14:ligatures w14:val="none"/>
+          <w:sz w:val="22"/>
+          <w:szCs w:val="22"/>
+        </w:rPr>
+        <w:t/>
+      </w:r>
+      <w:r>
+        <w:rPr>
+          <w:rFonts w:ascii="Arial Narrow" w:eastAsia="Arial Narrow" w:hAnsi="Arial Narrow" w:cs="Arial Narrow"/>
+          <w:spacing w:val="-3"/>
+          <w:kern w:val="0"/>
+          <w14:ligatures w14:val="none"/>
+          <w:sz w:val="22"/>
+          <w:szCs w:val="22"/>
+        </w:rPr>
+        <w:t/>
+      </w:r>
+      <w:r>
+        <w:rPr>
+          <w:rFonts w:ascii="Arial Narrow" w:eastAsia="Arial Narrow" w:hAnsi="Arial Narrow" w:cs="Arial Narrow"/>
+          <w:spacing w:val="-3"/>
+          <w:kern w:val="0"/>
+          <w14:ligatures w14:val="none"/>
+          <w:sz w:val="22"/>
+          <w:szCs w:val="22"/>
+        </w:rPr>
+        <w:t xml:space="preserve"/>
+      </w:r>
+      <w:proofErr w:type="spellStart"/>
+      <w:r>
+        <w:rPr>
+          <w:rFonts w:ascii="Arial Narrow" w:eastAsia="Arial Narrow" w:hAnsi="Arial Narrow" w:cs="Arial Narrow"/>
+          <w:color w:val="000000"/>
+          <w:kern w:val="0"/>
+          <w:sz w:val="22"/>
+          <w:szCs w:val="22"/>
+          <w:shd w:val="clear" w:color="auto" w:fill="FFFFFF"/>
+          <w:lang w:eastAsia="es-PE"/>
+          <w14:ligatures w14:val="none"/>
+        </w:rPr>
+        <w:t/>
+      </w:r>
+      <w:proofErr w:type="spellEnd"/>
+      <w:r>
+        <w:rPr>
+          <w:rFonts w:ascii="Arial Narrow" w:eastAsia="Arial Narrow" w:hAnsi="Arial Narrow" w:cs="Arial Narrow"/>
+          <w:color w:val="000000"/>
+          <w:kern w:val="0"/>
+          <w:sz w:val="22"/>
+          <w:szCs w:val="22"/>
+          <w:shd w:val="clear" w:color="auto" w:fill="FFFFFF"/>
+          <w:lang w:eastAsia="es-PE"/>
+          <w14:ligatures w14:val="none"/>
+        </w:rPr>
+        <w:t xml:space="preserve"/>
+      </w:r>
+      <w:proofErr w:type="spellStart"/>
+      <w:r>
+        <w:rPr>
+          <w:rFonts w:ascii="Arial Narrow" w:eastAsia="Arial Narrow" w:hAnsi="Arial Narrow" w:cs="Arial Narrow"/>
+          <w:color w:val="000000"/>
+          <w:kern w:val="0"/>
+          <w:sz w:val="22"/>
+          <w:szCs w:val="22"/>
+          <w:shd w:val="clear" w:color="auto" w:fill="FFFFFF"/>
+          <w:lang w:eastAsia="es-PE"/>
+          <w14:ligatures w14:val="none"/>
+        </w:rPr>
+        <w:t/>
+      </w:r>
+      <w:proofErr w:type="spellEnd"/>
+      <w:r>
+        <w:rPr>
+          <w:rFonts w:ascii="Arial Narrow" w:eastAsia="Arial Narrow" w:hAnsi="Arial Narrow" w:cs="Arial Narrow"/>
+          <w:color w:val="000000"/>
+          <w:kern w:val="0"/>
+          <w:sz w:val="22"/>
+          <w:szCs w:val="22"/>
+          <w:shd w:val="clear" w:color="auto" w:fill="FFFFFF"/>
+          <w:lang w:eastAsia="es-PE"/>
+          <w14:ligatures w14:val="none"/>
+        </w:rPr>
+        <w:t xml:space="preserve"/>
+      </w:r>
+      <w:r>
+        <w:rPr>
+          <w:rFonts w:ascii="Arial Narrow" w:eastAsia="Arial Narrow" w:hAnsi="Arial Narrow" w:cs="Arial Narrow"/>
+          <w:color w:val="000000"/>
+          <w:sz w:val="22"/>
+          <w:szCs w:val="22"/>
+        </w:rPr>
+        <w:t/>
+      </w:r>
+      <w:r>
+        <w:rPr>
+          <w:rFonts w:ascii="Arial Narrow" w:eastAsia="Arial Narrow" w:hAnsi="Arial Narrow" w:cs="Arial Narrow"/>
+          <w:color w:val="000000"/>
+          <w:kern w:val="0"/>
+          <w:sz w:val="22"/>
+          <w:szCs w:val="22"/>
+          <w:lang w:eastAsia="es-PE"/>
+          <w14:ligatures w14:val="none"/>
+        </w:rPr>
+        <w:t/>
+      </w:r>
+      <w:r>
+        <w:rPr>
+          <w:rFonts w:ascii="Arial Narrow" w:eastAsia="Arial Narrow" w:hAnsi="Arial Narrow" w:cs="Arial Narrow"/>
+          <w:color w:val="000000"/>
+          <w:sz w:val="22"/>
+          <w:szCs w:val="22"/>
+        </w:rPr>
+        <w:t xml:space="preserve"/>
+      </w:r>
+      <w:r>
+        <w:rPr>
+          <w:rFonts w:ascii="Arial Narrow" w:eastAsia="Arial Narrow" w:hAnsi="Arial Narrow" w:cs="Arial Narrow"/>
+          <w:color w:val="000000"/>
+          <w:sz w:val="22"/>
+          <w:szCs w:val="22"/>
+        </w:rPr>
+        <w:t xml:space="preserve"/>
+      </w:r>
+      <w:r>
+        <w:rPr>
+          <w:rFonts w:ascii="Arial Narrow" w:eastAsia="Arial Narrow" w:hAnsi="Arial Narrow" w:cs="Arial Narrow"/>
+          <w:color w:val="000000"/>
+          <w:kern w:val="0"/>
+          <w:sz w:val="22"/>
+          <w:szCs w:val="22"/>
+          <w:lang w:eastAsia="es-PE"/>
+          <w14:ligatures w14:val="none"/>
+        </w:rPr>
+        <w:t/>
+      </w:r>
+      <w:r>
+        <w:rPr>
+          <w:rFonts w:ascii="Arial Narrow" w:eastAsia="Arial Narrow" w:hAnsi="Arial Narrow" w:cs="Arial Narrow"/>
+          <w:color w:val="000000"/>
+          <w:sz w:val="22"/>
+          <w:szCs w:val="22"/>
+        </w:rPr>
+        <w:t xml:space="preserve"/>
+      </w:r>
+      <w:r>
+        <w:rPr>
+          <w:rStyle w:val="Refdenotaalpie"/>
+          <w:rFonts w:ascii="Arial Narrow" w:eastAsia="Arial Narrow" w:hAnsi="Arial Narrow" w:cs="Arial Narrow"/>
+          <w:sz w:val="22"/>
+          <w:szCs w:val="22"/>
+          <w:vertAlign w:val="superscript"/>
+        </w:rPr>
+        <w:footnoteReference w:id="15"/>
+      </w:r>
+      <w:r>
+        <w:rPr>
+          <w:rFonts w:ascii="Arial Narrow" w:eastAsia="Arial Narrow" w:hAnsi="Arial Narrow" w:cs="Arial Narrow"/>
+          <w:sz w:val="22"/>
+          <w:szCs w:val="22"/>
+        </w:rPr>
+        <w:t/>
+      </w:r>
+    </w:p>
+    <w:p>
+      <w:pPr>
+        <w:spacing w:before="0" w:after="0" w:line="240" w:lineRule="auto"/>
         <w:suppressAutoHyphens/>
-        <w:spacing w:after="0" w:line="240" w:lineRule="auto"/>
-        <w:jc w:val="both"/>
-        <w:rPr>
-          <w:rFonts w:ascii="Arial Narrow" w:eastAsia="Arial Narrow" w:hAnsi="Arial Narrow" w:cs="Arial Narrow"/>
-          <w:color w:val="000000"/>
-          <w:kern w:val="0"/>
-          <w:sz w:val="22"/>
-          <w:szCs w:val="22"/>
-          <w:lang w:eastAsia="es-PE"/>
-          <w14:ligatures w14:val="none"/>
-        </w:rPr>
-      </w:pPr>
-    </w:p>
-    <w:p>
-      <w:pPr>
-        <w:suppressAutoHyphens/>
-        <w:spacing w:after="0" w:line="240" w:lineRule="auto"/>
-        <w:jc w:val="both"/>
-        <w:rPr>
-          <w:rFonts w:ascii="Arial Narrow" w:eastAsia="Arial Narrow" w:hAnsi="Arial Narrow" w:cs="Arial Narrow"/>
-          <w:sz w:val="22"/>
-          <w:szCs w:val="22"/>
-        </w:rPr>
-      </w:pPr>
-      <w:r>
-        <w:rPr>
-          <w:rFonts w:ascii="Arial Narrow" w:eastAsia="Arial Narrow" w:hAnsi="Arial Narrow" w:cs="Arial Narrow"/>
-          <w:b/>
-          <w:bCs/>
-          <w:sz w:val="22"/>
-          <w:szCs w:val="22"/>
-        </w:rPr>
-        <w:t xml:space="preserve">DÉCIMO:</w:t>
-      </w:r>
-      <w:r>
-        <w:rPr>
-          <w:rFonts w:ascii="Arial Narrow" w:eastAsia="Arial Narrow" w:hAnsi="Arial Narrow" w:cs="Arial Narrow"/>
-          <w:sz w:val="22"/>
-          <w:szCs w:val="22"/>
-        </w:rPr>
-        <w:t xml:space="preserve"> </w:t>
-      </w:r>
-      <w:r>
-        <w:rPr>
-          <w:rFonts w:ascii="Arial Narrow" w:eastAsia="Arial Narrow" w:hAnsi="Arial Narrow" w:cs="Arial Narrow"/>
-          <w:sz w:val="22"/>
-          <w:szCs w:val="22"/>
-        </w:rPr>
-        <w:t xml:space="preserve">requerir al señor [DENUNCIANTE] para que, dentro del plazo de dos (2) días hábiles siguientes a la fecha en que reciba la notificación en su bandeja de correo electrónico, efectúe la confirmación de recepción de la notificación remitida por este despacho a su correo electrónico, de conformidad con el segundo párrafo del numeral 4 del artículo 20 del Texto Único Ordenado de la Ley del Procedimiento Administrativo General, aprobado mediante Decreto Supremo 006-2026-JUS, bajo apercibimiento de rehacer el acto de notificación y notificarle conforme al numeral 1 del artículo 20 del citado cuerpo normativo.</w:t>
-      </w:r>
-      <w:r>
-        <w:rPr>
-          <w:rFonts w:ascii="Arial Narrow" w:eastAsia="Arial Narrow" w:hAnsi="Arial Narrow" w:cs="Arial Narrow"/>
-          <w:spacing w:val="-3"/>
-          <w:kern w:val="0"/>
-          <w14:ligatures w14:val="none"/>
-          <w:sz w:val="22"/>
-          <w:szCs w:val="22"/>
-        </w:rPr>
-        <w:t/>
-      </w:r>
-      <w:r>
-        <w:rPr>
-          <w:rFonts w:ascii="Arial Narrow" w:eastAsia="Arial Narrow" w:hAnsi="Arial Narrow" w:cs="Arial Narrow"/>
-          <w:spacing w:val="-3"/>
-          <w:kern w:val="0"/>
-          <w14:ligatures w14:val="none"/>
-          <w:sz w:val="22"/>
-          <w:szCs w:val="22"/>
-        </w:rPr>
-        <w:t xml:space="preserve"/>
-      </w:r>
-      <w:r>
-        <w:rPr>
-          <w:rFonts w:ascii="Arial Narrow" w:eastAsia="Arial Narrow" w:hAnsi="Arial Narrow" w:cs="Arial Narrow"/>
-          <w:spacing w:val="-3"/>
-          <w:kern w:val="0"/>
-          <w14:ligatures w14:val="none"/>
-          <w:sz w:val="22"/>
-          <w:szCs w:val="22"/>
-        </w:rPr>
-        <w:t/>
-      </w:r>
-      <w:r>
-        <w:rPr>
-          <w:rFonts w:ascii="Arial Narrow" w:eastAsia="Arial Narrow" w:hAnsi="Arial Narrow" w:cs="Arial Narrow"/>
-          <w:spacing w:val="-3"/>
-          <w:kern w:val="0"/>
-          <w14:ligatures w14:val="none"/>
-          <w:sz w:val="22"/>
-          <w:szCs w:val="22"/>
-        </w:rPr>
-        <w:t/>
-      </w:r>
-      <w:r>
-        <w:rPr>
-          <w:rFonts w:ascii="Arial Narrow" w:eastAsia="Arial Narrow" w:hAnsi="Arial Narrow" w:cs="Arial Narrow"/>
-          <w:spacing w:val="-3"/>
-          <w:kern w:val="0"/>
-          <w14:ligatures w14:val="none"/>
-          <w:sz w:val="22"/>
-          <w:szCs w:val="22"/>
-        </w:rPr>
-        <w:t xml:space="preserve"/>
-      </w:r>
-      <w:proofErr w:type="spellStart"/>
-      <w:r>
-        <w:rPr>
-          <w:rFonts w:ascii="Arial Narrow" w:eastAsia="Arial Narrow" w:hAnsi="Arial Narrow" w:cs="Arial Narrow"/>
-          <w:color w:val="000000"/>
-          <w:kern w:val="0"/>
-          <w:sz w:val="22"/>
-          <w:szCs w:val="22"/>
-          <w:shd w:val="clear" w:color="auto" w:fill="FFFFFF"/>
-          <w:lang w:eastAsia="es-PE"/>
-          <w14:ligatures w14:val="none"/>
-        </w:rPr>
-        <w:t/>
-      </w:r>
-      <w:proofErr w:type="spellEnd"/>
-      <w:r>
-        <w:rPr>
-          <w:rFonts w:ascii="Arial Narrow" w:eastAsia="Arial Narrow" w:hAnsi="Arial Narrow" w:cs="Arial Narrow"/>
-          <w:color w:val="000000"/>
-          <w:kern w:val="0"/>
-          <w:sz w:val="22"/>
-          <w:szCs w:val="22"/>
-          <w:shd w:val="clear" w:color="auto" w:fill="FFFFFF"/>
-          <w:lang w:eastAsia="es-PE"/>
-          <w14:ligatures w14:val="none"/>
-        </w:rPr>
-        <w:t xml:space="preserve"/>
-      </w:r>
-      <w:proofErr w:type="spellStart"/>
-      <w:r>
-        <w:rPr>
-          <w:rFonts w:ascii="Arial Narrow" w:eastAsia="Arial Narrow" w:hAnsi="Arial Narrow" w:cs="Arial Narrow"/>
-          <w:color w:val="000000"/>
-          <w:kern w:val="0"/>
-          <w:sz w:val="22"/>
-          <w:szCs w:val="22"/>
-          <w:shd w:val="clear" w:color="auto" w:fill="FFFFFF"/>
-          <w:lang w:eastAsia="es-PE"/>
-          <w14:ligatures w14:val="none"/>
-        </w:rPr>
-        <w:t/>
-      </w:r>
-      <w:proofErr w:type="spellEnd"/>
-      <w:r>
-        <w:rPr>
-          <w:rFonts w:ascii="Arial Narrow" w:eastAsia="Arial Narrow" w:hAnsi="Arial Narrow" w:cs="Arial Narrow"/>
-          <w:color w:val="000000"/>
-          <w:kern w:val="0"/>
-          <w:sz w:val="22"/>
-          <w:szCs w:val="22"/>
-          <w:shd w:val="clear" w:color="auto" w:fill="FFFFFF"/>
-          <w:lang w:eastAsia="es-PE"/>
-          <w14:ligatures w14:val="none"/>
-        </w:rPr>
-        <w:t xml:space="preserve"/>
-      </w:r>
-      <w:r>
-        <w:rPr>
-          <w:rFonts w:ascii="Arial Narrow" w:eastAsia="Arial Narrow" w:hAnsi="Arial Narrow" w:cs="Arial Narrow"/>
-          <w:color w:val="000000"/>
-          <w:sz w:val="22"/>
-          <w:szCs w:val="22"/>
-        </w:rPr>
-        <w:t/>
-      </w:r>
-      <w:r>
-        <w:rPr>
-          <w:rFonts w:ascii="Arial Narrow" w:eastAsia="Arial Narrow" w:hAnsi="Arial Narrow" w:cs="Arial Narrow"/>
-          <w:color w:val="000000"/>
-          <w:kern w:val="0"/>
-          <w:sz w:val="22"/>
-          <w:szCs w:val="22"/>
-          <w:lang w:eastAsia="es-PE"/>
-          <w14:ligatures w14:val="none"/>
-        </w:rPr>
-        <w:t/>
-      </w:r>
-      <w:r>
-        <w:rPr>
-          <w:rFonts w:ascii="Arial Narrow" w:eastAsia="Arial Narrow" w:hAnsi="Arial Narrow" w:cs="Arial Narrow"/>
-          <w:color w:val="000000"/>
-          <w:sz w:val="22"/>
-          <w:szCs w:val="22"/>
-        </w:rPr>
-        <w:t xml:space="preserve"/>
-      </w:r>
-      <w:r>
-        <w:rPr>
-          <w:rFonts w:ascii="Arial Narrow" w:eastAsia="Arial Narrow" w:hAnsi="Arial Narrow" w:cs="Arial Narrow"/>
-          <w:color w:val="000000"/>
-          <w:sz w:val="22"/>
-          <w:szCs w:val="22"/>
-        </w:rPr>
-        <w:t xml:space="preserve"/>
-      </w:r>
-      <w:r>
-        <w:rPr>
-          <w:rFonts w:ascii="Arial Narrow" w:eastAsia="Arial Narrow" w:hAnsi="Arial Narrow" w:cs="Arial Narrow"/>
-          <w:color w:val="000000"/>
-          <w:kern w:val="0"/>
-          <w:sz w:val="22"/>
-          <w:szCs w:val="22"/>
-          <w:lang w:eastAsia="es-PE"/>
-          <w14:ligatures w14:val="none"/>
-        </w:rPr>
-        <w:t/>
-      </w:r>
-      <w:r>
-        <w:rPr>
-          <w:rFonts w:ascii="Arial Narrow" w:eastAsia="Arial Narrow" w:hAnsi="Arial Narrow" w:cs="Arial Narrow"/>
-          <w:color w:val="000000"/>
-          <w:sz w:val="22"/>
-          <w:szCs w:val="22"/>
-        </w:rPr>
-        <w:t xml:space="preserve"/>
-      </w:r>
-      <w:r>
-        <w:rPr>
-          <w:rStyle w:val="Refdenotaalpie"/>
-          <w:rFonts w:ascii="Arial Narrow" w:eastAsia="Arial Narrow" w:hAnsi="Arial Narrow" w:cs="Arial Narrow"/>
-          <w:sz w:val="22"/>
-          <w:szCs w:val="22"/>
-          <w:vertAlign w:val="superscript"/>
-        </w:rPr>
-        <w:footnoteReference w:id="15"/>
-      </w:r>
-      <w:r>
-        <w:rPr>
-          <w:rFonts w:ascii="Arial Narrow" w:eastAsia="Arial Narrow" w:hAnsi="Arial Narrow" w:cs="Arial Narrow"/>
-          <w:sz w:val="22"/>
-          <w:szCs w:val="22"/>
-        </w:rPr>
-        <w:t/>
-      </w:r>
-    </w:p>
-    <w:p>
-      <w:pPr>
-        <w:suppressAutoHyphens/>
-        <w:spacing w:after="0" w:line="240" w:lineRule="auto"/>
         <w:jc w:val="both"/>
         <w:rPr>
           <w:rFonts w:ascii="Arial Narrow" w:eastAsia="Arial Narrow" w:hAnsi="Arial Narrow" w:cs="Arial Narrow"/>
@@ -5725,34 +5739,82 @@
           <w:sz w:val="16"/>
           <w:szCs w:val="16"/>
         </w:rPr>
+        <w:t xml:space="preserve"/>
+      </w:r>
+      <w:r>
+        <w:rPr>
+          <w:rFonts w:ascii="Arial Narrow" w:eastAsia="Arial Narrow" w:hAnsi="Arial Narrow" w:cs="Arial Narrow"/>
+          <w:sz w:val="16"/>
+          <w:szCs w:val="16"/>
+        </w:rPr>
         <w:tab/>
-        <w:t xml:space="preserve"/>
-      </w:r>
-      <w:r>
-        <w:rPr>
-          <w:rFonts w:ascii="Arial Narrow" w:eastAsia="Arial Narrow" w:hAnsi="Arial Narrow" w:cs="Arial Narrow"/>
-          <w:sz w:val="16"/>
-          <w:szCs w:val="16"/>
-        </w:rPr>
-        <w:tab/>
-        <w:t>Publicado</w:t>
-      </w:r>
-      <w:r>
-        <w:rPr>
-          <w:rFonts w:ascii="Arial Narrow" w:eastAsia="Arial Narrow" w:hAnsi="Arial Narrow" w:cs="Arial Narrow"/>
-          <w:b/>
-          <w:sz w:val="16"/>
-          <w:szCs w:val="16"/>
-        </w:rPr>
-        <w:t xml:space="preserve"> </w:t>
-      </w:r>
-      <w:r>
-        <w:rPr>
-          <w:rFonts w:ascii="Arial Narrow" w:eastAsia="Arial Narrow" w:hAnsi="Arial Narrow" w:cs="Arial Narrow"/>
-          <w:sz w:val="16"/>
-          <w:szCs w:val="16"/>
-        </w:rPr>
-        <w:t xml:space="preserve">el 2 de setiembre de 2010 en el Diario Oficial El Peruano, vigente desde el 2 de octubre de 2010 y modificado por Decreto Legislativo 1308.</w:t>
+        <w:t xml:space="preserve">Denuncia remitida a esta Comisión mediante MEMORANDUM </w:t>
+      </w:r>
+      <w:r>
+        <w:rPr>
+          <w:rFonts w:ascii="Arial Narrow" w:eastAsia="Arial Narrow" w:hAnsi="Arial Narrow" w:cs="Arial Narrow"/>
+          <w:sz w:val="16"/>
+          <w:szCs w:val="16"/>
+        </w:rPr>
+        <w:t xml:space="preserve">000454-2025-ILN-PS0/INDECOPI </w:t>
+      </w:r>
+      <w:r>
+        <w:rPr>
+          <w:rFonts w:ascii="Arial Narrow" w:eastAsia="Arial Narrow" w:hAnsi="Arial Narrow" w:cs="Arial Narrow"/>
+          <w:sz w:val="16"/>
+          <w:szCs w:val="16"/>
+        </w:rPr>
+        <w:t xml:space="preserve">de fecha </w:t>
+      </w:r>
+      <w:r>
+        <w:rPr>
+          <w:rFonts w:ascii="Arial Narrow" w:eastAsia="Arial Narrow" w:hAnsi="Arial Narrow" w:cs="Arial Narrow"/>
+          <w:sz w:val="16"/>
+          <w:szCs w:val="16"/>
+        </w:rPr>
+        <w:t xml:space="preserve">05 de mayo de 2025</w:t>
+      </w:r>
+      <w:r>
+        <w:rPr>
+          <w:rFonts w:ascii="Arial Narrow" w:eastAsia="Arial Narrow" w:hAnsi="Arial Narrow" w:cs="Arial Narrow"/>
+          <w:sz w:val="16"/>
+          <w:szCs w:val="16"/>
+        </w:rPr>
+        <w:t xml:space="preserve">, </w:t>
+      </w:r>
+      <w:proofErr w:type="spellStart"/>
+      <w:r>
+        <w:rPr>
+          <w:rFonts w:ascii="Arial Narrow" w:eastAsia="Arial Narrow" w:hAnsi="Arial Narrow" w:cs="Arial Narrow"/>
+          <w:sz w:val="16"/>
+          <w:szCs w:val="16"/>
+        </w:rPr>
+        <w:t xml:space="preserve">recibida</w:t>
+      </w:r>
+      <w:proofErr w:type="spellEnd"/>
+      <w:r>
+        <w:rPr>
+          <w:rFonts w:ascii="Arial Narrow" w:eastAsia="Arial Narrow" w:hAnsi="Arial Narrow" w:cs="Arial Narrow"/>
+          <w:sz w:val="16"/>
+          <w:szCs w:val="16"/>
+        </w:rPr>
+        <w:t xml:space="preserve"> el </w:t>
+      </w:r>
+      <w:r>
+        <w:rPr>
+          <w:rFonts w:ascii="Arial Narrow" w:eastAsia="Arial Narrow" w:hAnsi="Arial Narrow" w:cs="Arial Narrow"/>
+          <w:sz w:val="16"/>
+          <w:szCs w:val="16"/>
+        </w:rPr>
+        <w:t xml:space="preserve">05 de mayo de 2025</w:t>
+      </w:r>
+      <w:r>
+        <w:rPr>
+          <w:rFonts w:ascii="Arial Narrow" w:eastAsia="Arial Narrow" w:hAnsi="Arial Narrow" w:cs="Arial Narrow"/>
+          <w:sz w:val="16"/>
+          <w:szCs w:val="16"/>
+        </w:rPr>
+        <w:t>.</w:t>
       </w:r>
     </w:p>
     <w:p>
@@ -5799,83 +5861,33 @@
           <w:sz w:val="16"/>
           <w:szCs w:val="16"/>
         </w:rPr>
+        <w:t xml:space="preserve"/>
+      </w:r>
+      <w:r>
+        <w:rPr>
+          <w:rFonts w:ascii="Arial Narrow" w:eastAsia="Arial Narrow" w:hAnsi="Arial Narrow" w:cs="Arial Narrow"/>
+          <w:sz w:val="16"/>
+          <w:szCs w:val="16"/>
+        </w:rPr>
         <w:tab/>
-        <w:t xml:space="preserve"/>
-      </w:r>
-      <w:r>
-        <w:rPr>
-          <w:rFonts w:ascii="Arial Narrow" w:eastAsia="Arial Narrow" w:hAnsi="Arial Narrow" w:cs="Arial Narrow"/>
-          <w:sz w:val="16"/>
-          <w:szCs w:val="16"/>
-        </w:rPr>
-        <w:tab/>
-        <w:t xml:space="preserve">Denuncia remitida a esta Comisión mediante MEMORANDUM </w:t>
-      </w:r>
-      <w:r>
-        <w:rPr>
-          <w:rFonts w:ascii="Arial Narrow" w:eastAsia="Arial Narrow" w:hAnsi="Arial Narrow" w:cs="Arial Narrow"/>
-          <w:sz w:val="16"/>
-          <w:szCs w:val="16"/>
-        </w:rPr>
-        <w:t xml:space="preserve">000454-2025-ILN-PS0/INDECOPI </w:t>
-      </w:r>
-      <w:r>
-        <w:rPr>
-          <w:rFonts w:ascii="Arial Narrow" w:eastAsia="Arial Narrow" w:hAnsi="Arial Narrow" w:cs="Arial Narrow"/>
-          <w:sz w:val="16"/>
-          <w:szCs w:val="16"/>
-        </w:rPr>
-        <w:t xml:space="preserve">de fecha </w:t>
-      </w:r>
-      <w:r>
-        <w:rPr>
-          <w:rFonts w:ascii="Arial Narrow" w:eastAsia="Arial Narrow" w:hAnsi="Arial Narrow" w:cs="Arial Narrow"/>
-          <w:sz w:val="16"/>
-          <w:szCs w:val="16"/>
-        </w:rPr>
-        <w:t xml:space="preserve">05 de mayo de 2025</w:t>
-      </w:r>
-      <w:r>
-        <w:rPr>
-          <w:rFonts w:ascii="Arial Narrow" w:eastAsia="Arial Narrow" w:hAnsi="Arial Narrow" w:cs="Arial Narrow"/>
-          <w:sz w:val="16"/>
-          <w:szCs w:val="16"/>
-        </w:rPr>
-        <w:t xml:space="preserve">, </w:t>
-      </w:r>
-      <w:proofErr w:type="spellStart"/>
-      <w:r>
-        <w:rPr>
-          <w:rFonts w:ascii="Arial Narrow" w:eastAsia="Arial Narrow" w:hAnsi="Arial Narrow" w:cs="Arial Narrow"/>
-          <w:sz w:val="16"/>
-          <w:szCs w:val="16"/>
-        </w:rPr>
-        <w:t xml:space="preserve">recibida</w:t>
-      </w:r>
-      <w:proofErr w:type="spellEnd"/>
-      <w:r>
-        <w:rPr>
-          <w:rFonts w:ascii="Arial Narrow" w:eastAsia="Arial Narrow" w:hAnsi="Arial Narrow" w:cs="Arial Narrow"/>
-          <w:sz w:val="16"/>
-          <w:szCs w:val="16"/>
-        </w:rPr>
-        <w:t xml:space="preserve"> el </w:t>
-      </w:r>
-      <w:r>
-        <w:rPr>
-          <w:rFonts w:ascii="Arial Narrow" w:eastAsia="Arial Narrow" w:hAnsi="Arial Narrow" w:cs="Arial Narrow"/>
-          <w:sz w:val="16"/>
-          <w:szCs w:val="16"/>
-        </w:rPr>
-        <w:t xml:space="preserve">05 de mayo de 2025</w:t>
-      </w:r>
-      <w:r>
-        <w:rPr>
-          <w:rFonts w:ascii="Arial Narrow" w:eastAsia="Arial Narrow" w:hAnsi="Arial Narrow" w:cs="Arial Narrow"/>
-          <w:sz w:val="16"/>
-          <w:szCs w:val="16"/>
-        </w:rPr>
-        <w:t>.</w:t>
+        <w:t>Publicado</w:t>
+      </w:r>
+      <w:r>
+        <w:rPr>
+          <w:rFonts w:ascii="Arial Narrow" w:eastAsia="Arial Narrow" w:hAnsi="Arial Narrow" w:cs="Arial Narrow"/>
+          <w:b/>
+          <w:sz w:val="16"/>
+          <w:szCs w:val="16"/>
+        </w:rPr>
+        <w:t xml:space="preserve"> </w:t>
+      </w:r>
+      <w:r>
+        <w:rPr>
+          <w:rFonts w:ascii="Arial Narrow" w:eastAsia="Arial Narrow" w:hAnsi="Arial Narrow" w:cs="Arial Narrow"/>
+          <w:sz w:val="16"/>
+          <w:szCs w:val="16"/>
+        </w:rPr>
+        <w:t xml:space="preserve">el 2 de setiembre de 2010 en el Diario Oficial El Peruano, vigente desde el 2 de octubre de 2010 y modificado por Decreto Legislativo 1308.</w:t>
       </w:r>
     </w:p>
     <w:p>
@@ -5924,25 +5936,24 @@
           <w:sz w:val="16"/>
           <w:szCs w:val="16"/>
         </w:rPr>
+        <w:t xml:space="preserve"/>
+      </w:r>
+      <w:r>
+        <w:rPr>
+          <w:rFonts w:ascii="Arial Narrow" w:eastAsia="Arial Narrow" w:hAnsi="Arial Narrow" w:cs="Arial Narrow"/>
+          <w:sz w:val="16"/>
+          <w:szCs w:val="16"/>
+        </w:rPr>
+      </w:r>
+      <w:r>
+        <w:rPr>
+          <w:rFonts w:ascii="Arial Narrow" w:eastAsia="Arial Narrow" w:hAnsi="Arial Narrow" w:cs="Arial Narrow"/>
+          <w:b/>
+          <w:bCs/>
+          <w:sz w:val="16"/>
+          <w:szCs w:val="16"/>
+        </w:rPr>
         <w:tab/>
-        <w:t xml:space="preserve"/>
-      </w:r>
-      <w:r>
-        <w:rPr>
-          <w:rFonts w:ascii="Arial Narrow" w:eastAsia="Arial Narrow" w:hAnsi="Arial Narrow" w:cs="Arial Narrow"/>
-          <w:sz w:val="16"/>
-          <w:szCs w:val="16"/>
-        </w:rPr>
-        <w:tab/>
-      </w:r>
-      <w:r>
-        <w:rPr>
-          <w:rFonts w:ascii="Arial Narrow" w:eastAsia="Arial Narrow" w:hAnsi="Arial Narrow" w:cs="Arial Narrow"/>
-          <w:b/>
-          <w:bCs/>
-          <w:sz w:val="16"/>
-          <w:szCs w:val="16"/>
-        </w:rPr>
         <w:t xml:space="preserve">LEY 29571, CÓDIGO DE PROTECCIÓN Y DEFENSA DEL CONSUMIDOR, publicado el 2 de setiembre de 2010 y modificado por Decreto Legislativo 1308 </w:t>
       </w:r>
     </w:p>
@@ -6166,25 +6177,24 @@
           <w:sz w:val="16"/>
           <w:szCs w:val="16"/>
         </w:rPr>
+        <w:t xml:space="preserve"/>
+      </w:r>
+      <w:r>
+        <w:rPr>
+          <w:rFonts w:ascii="Arial Narrow" w:eastAsia="Arial Narrow" w:hAnsi="Arial Narrow" w:cs="Arial Narrow"/>
+          <w:sz w:val="16"/>
+          <w:szCs w:val="16"/>
+        </w:rPr>
+      </w:r>
+      <w:r>
+        <w:rPr>
+          <w:rFonts w:ascii="Arial Narrow" w:eastAsia="Arial Narrow" w:hAnsi="Arial Narrow" w:cs="Arial Narrow"/>
+          <w:b/>
+          <w:bCs/>
+          <w:sz w:val="16"/>
+          <w:szCs w:val="16"/>
+        </w:rPr>
         <w:tab/>
-        <w:t xml:space="preserve"/>
-      </w:r>
-      <w:r>
-        <w:rPr>
-          <w:rFonts w:ascii="Arial Narrow" w:eastAsia="Arial Narrow" w:hAnsi="Arial Narrow" w:cs="Arial Narrow"/>
-          <w:sz w:val="16"/>
-          <w:szCs w:val="16"/>
-        </w:rPr>
-        <w:tab/>
-      </w:r>
-      <w:r>
-        <w:rPr>
-          <w:rFonts w:ascii="Arial Narrow" w:eastAsia="Arial Narrow" w:hAnsi="Arial Narrow" w:cs="Arial Narrow"/>
-          <w:b/>
-          <w:bCs/>
-          <w:sz w:val="16"/>
-          <w:szCs w:val="16"/>
-        </w:rPr>
         <w:t xml:space="preserve">LEY </w:t>
       </w:r>
       <w:proofErr w:type="spellStart"/>
@@ -6383,25 +6393,24 @@
           <w:sz w:val="16"/>
           <w:szCs w:val="16"/>
         </w:rPr>
+        <w:t xml:space="preserve"/>
+      </w:r>
+      <w:r>
+        <w:rPr>
+          <w:rFonts w:ascii="Arial Narrow" w:eastAsia="Arial Narrow" w:hAnsi="Arial Narrow" w:cs="Arial Narrow"/>
+          <w:sz w:val="16"/>
+          <w:szCs w:val="16"/>
+        </w:rPr>
+      </w:r>
+      <w:r>
+        <w:rPr>
+          <w:rFonts w:ascii="Arial Narrow" w:eastAsia="Arial Narrow" w:hAnsi="Arial Narrow" w:cs="Arial Narrow"/>
+          <w:b/>
+          <w:bCs/>
+          <w:sz w:val="16"/>
+          <w:szCs w:val="16"/>
+        </w:rPr>
         <w:tab/>
-        <w:t xml:space="preserve"/>
-      </w:r>
-      <w:r>
-        <w:rPr>
-          <w:rFonts w:ascii="Arial Narrow" w:eastAsia="Arial Narrow" w:hAnsi="Arial Narrow" w:cs="Arial Narrow"/>
-          <w:sz w:val="16"/>
-          <w:szCs w:val="16"/>
-        </w:rPr>
-        <w:tab/>
-      </w:r>
-      <w:r>
-        <w:rPr>
-          <w:rFonts w:ascii="Arial Narrow" w:eastAsia="Arial Narrow" w:hAnsi="Arial Narrow" w:cs="Arial Narrow"/>
-          <w:b/>
-          <w:bCs/>
-          <w:sz w:val="16"/>
-          <w:szCs w:val="16"/>
-        </w:rPr>
         <w:t xml:space="preserve">LEY </w:t>
       </w:r>
       <w:proofErr w:type="spellStart"/>
@@ -6572,25 +6581,24 @@
           <w:sz w:val="16"/>
           <w:szCs w:val="16"/>
         </w:rPr>
+        <w:t xml:space="preserve"/>
+      </w:r>
+      <w:r>
+        <w:rPr>
+          <w:rFonts w:ascii="Arial Narrow" w:eastAsia="Arial Narrow" w:hAnsi="Arial Narrow" w:cs="Arial Narrow"/>
+          <w:sz w:val="16"/>
+          <w:szCs w:val="16"/>
+        </w:rPr>
+      </w:r>
+      <w:r>
+        <w:rPr>
+          <w:rFonts w:ascii="Arial Narrow" w:eastAsia="Arial Narrow" w:hAnsi="Arial Narrow" w:cs="Arial Narrow"/>
+          <w:b/>
+          <w:bCs/>
+          <w:sz w:val="16"/>
+          <w:szCs w:val="16"/>
+        </w:rPr>
         <w:tab/>
-        <w:t xml:space="preserve"/>
-      </w:r>
-      <w:r>
-        <w:rPr>
-          <w:rFonts w:ascii="Arial Narrow" w:eastAsia="Arial Narrow" w:hAnsi="Arial Narrow" w:cs="Arial Narrow"/>
-          <w:sz w:val="16"/>
-          <w:szCs w:val="16"/>
-        </w:rPr>
-        <w:tab/>
-      </w:r>
-      <w:r>
-        <w:rPr>
-          <w:rFonts w:ascii="Arial Narrow" w:eastAsia="Arial Narrow" w:hAnsi="Arial Narrow" w:cs="Arial Narrow"/>
-          <w:b/>
-          <w:bCs/>
-          <w:sz w:val="16"/>
-          <w:szCs w:val="16"/>
-        </w:rPr>
         <w:t xml:space="preserve">LEY SOBRE FACULTADES, NORMAS Y ORGANIZACIÓN DEL INDECOPI, APROBADA POR DECRETO LEGISLATIVO </w:t>
       </w:r>
       <w:proofErr w:type="spellStart"/>
@@ -6743,7 +6751,6 @@
           <w:sz w:val="16"/>
           <w:szCs w:val="16"/>
         </w:rPr>
-        <w:tab/>
         <w:t xml:space="preserve"/>
       </w:r>
       <w:r>
@@ -6818,24 +6825,23 @@
           <w:sz w:val="16"/>
           <w:szCs w:val="16"/>
         </w:rPr>
+        <w:t xml:space="preserve"/>
+      </w:r>
+      <w:r>
+        <w:rPr>
+          <w:rFonts w:ascii="Arial Narrow" w:eastAsia="Arial Narrow" w:hAnsi="Arial Narrow" w:cs="Arial Narrow"/>
+          <w:sz w:val="16"/>
+          <w:szCs w:val="16"/>
+        </w:rPr>
+      </w:r>
+      <w:r>
+        <w:rPr>
+          <w:rFonts w:ascii="Arial Narrow" w:eastAsia="Arial Narrow" w:hAnsi="Arial Narrow" w:cs="Arial Narrow"/>
+          <w:b/>
+          <w:sz w:val="16"/>
+          <w:szCs w:val="16"/>
+        </w:rPr>
         <w:tab/>
-        <w:t xml:space="preserve"/>
-      </w:r>
-      <w:r>
-        <w:rPr>
-          <w:rFonts w:ascii="Arial Narrow" w:eastAsia="Arial Narrow" w:hAnsi="Arial Narrow" w:cs="Arial Narrow"/>
-          <w:sz w:val="16"/>
-          <w:szCs w:val="16"/>
-        </w:rPr>
-        <w:tab/>
-      </w:r>
-      <w:r>
-        <w:rPr>
-          <w:rFonts w:ascii="Arial Narrow" w:eastAsia="Arial Narrow" w:hAnsi="Arial Narrow" w:cs="Arial Narrow"/>
-          <w:b/>
-          <w:sz w:val="16"/>
-          <w:szCs w:val="16"/>
-        </w:rPr>
         <w:t>LEY 29571, CÓDIGO DE PROTECCIÓN Y DEFENSA DEL CONSUMIDOR</w:t>
       </w:r>
       <w:r>
@@ -7220,32 +7226,31 @@
           <w:szCs w:val="16"/>
           <w:vertAlign w:val="superscript"/>
         </w:rPr>
+        <w:t xml:space="preserve"/>
+      </w:r>
+      <w:r>
+        <w:rPr>
+          <w:rFonts w:ascii="Arial Narrow" w:eastAsia="Arial Narrow" w:hAnsi="Arial Narrow" w:cs="Arial Narrow"/>
+          <w:sz w:val="16"/>
+          <w:szCs w:val="16"/>
+        </w:rPr>
+        <w:t xml:space="preserve"/>
+      </w:r>
+      <w:r>
+        <w:rPr>
+          <w:rFonts w:ascii="Arial Narrow" w:eastAsia="Arial Narrow" w:hAnsi="Arial Narrow" w:cs="Arial Narrow"/>
+          <w:sz w:val="16"/>
+          <w:szCs w:val="16"/>
+        </w:rPr>
+      </w:r>
+      <w:r>
+        <w:rPr>
+          <w:rFonts w:ascii="Arial Narrow" w:eastAsia="Arial Narrow" w:hAnsi="Arial Narrow" w:cs="Arial Narrow"/>
+          <w:b/>
+          <w:sz w:val="16"/>
+          <w:szCs w:val="16"/>
+        </w:rPr>
         <w:tab/>
-        <w:t xml:space="preserve"/>
-      </w:r>
-      <w:r>
-        <w:rPr>
-          <w:rFonts w:ascii="Arial Narrow" w:eastAsia="Arial Narrow" w:hAnsi="Arial Narrow" w:cs="Arial Narrow"/>
-          <w:sz w:val="16"/>
-          <w:szCs w:val="16"/>
-        </w:rPr>
-        <w:t xml:space="preserve"> </w:t>
-      </w:r>
-      <w:r>
-        <w:rPr>
-          <w:rFonts w:ascii="Arial Narrow" w:eastAsia="Arial Narrow" w:hAnsi="Arial Narrow" w:cs="Arial Narrow"/>
-          <w:sz w:val="16"/>
-          <w:szCs w:val="16"/>
-        </w:rPr>
-        <w:tab/>
-      </w:r>
-      <w:r>
-        <w:rPr>
-          <w:rFonts w:ascii="Arial Narrow" w:eastAsia="Arial Narrow" w:hAnsi="Arial Narrow" w:cs="Arial Narrow"/>
-          <w:b/>
-          <w:sz w:val="16"/>
-          <w:szCs w:val="16"/>
-        </w:rPr>
         <w:t>LEY 29571, CÓDIGO DE PROTECCIÓN Y DEFENSA DEL CONSUMIDOR</w:t>
       </w:r>
       <w:r>
@@ -7449,25 +7454,24 @@
           <w:sz w:val="16"/>
           <w:szCs w:val="16"/>
         </w:rPr>
+        <w:t xml:space="preserve"/>
+      </w:r>
+      <w:r>
+        <w:rPr>
+          <w:rFonts w:ascii="Arial Narrow" w:eastAsia="Arial Narrow" w:hAnsi="Arial Narrow" w:cs="Arial Narrow"/>
+          <w:sz w:val="16"/>
+          <w:szCs w:val="16"/>
+        </w:rPr>
+      </w:r>
+      <w:r>
+        <w:rPr>
+          <w:rFonts w:ascii="Arial Narrow" w:eastAsia="Arial Narrow" w:hAnsi="Arial Narrow" w:cs="Arial Narrow"/>
+          <w:b/>
+          <w:bCs/>
+          <w:sz w:val="16"/>
+          <w:szCs w:val="16"/>
+        </w:rPr>
         <w:tab/>
-        <w:t xml:space="preserve"/>
-      </w:r>
-      <w:r>
-        <w:rPr>
-          <w:rFonts w:ascii="Arial Narrow" w:eastAsia="Arial Narrow" w:hAnsi="Arial Narrow" w:cs="Arial Narrow"/>
-          <w:sz w:val="16"/>
-          <w:szCs w:val="16"/>
-        </w:rPr>
-        <w:tab/>
-      </w:r>
-      <w:r>
-        <w:rPr>
-          <w:rFonts w:ascii="Arial Narrow" w:eastAsia="Arial Narrow" w:hAnsi="Arial Narrow" w:cs="Arial Narrow"/>
-          <w:b/>
-          <w:bCs/>
-          <w:sz w:val="16"/>
-          <w:szCs w:val="16"/>
-        </w:rPr>
         <w:t xml:space="preserve">LEY 29571, CÓDIGO DE PROTECCIÓN Y DEFENSA DEL CONSUMIDOR, publicado el 2 de setiembre de 2010 y modificado por Decreto Legislativo 1308 </w:t>
       </w:r>
     </w:p>
@@ -8268,24 +8272,23 @@
           <w:sz w:val="16"/>
           <w:szCs w:val="16"/>
         </w:rPr>
+        <w:t xml:space="preserve"/>
+      </w:r>
+      <w:r>
+        <w:rPr>
+          <w:rFonts w:ascii="Arial Narrow" w:eastAsia="Arial Narrow" w:hAnsi="Arial Narrow" w:cs="Arial Narrow"/>
+          <w:sz w:val="16"/>
+          <w:szCs w:val="16"/>
+        </w:rPr>
+      </w:r>
+      <w:r>
+        <w:rPr>
+          <w:rFonts w:ascii="Arial Narrow" w:eastAsia="Arial Narrow" w:hAnsi="Arial Narrow" w:cs="Arial Narrow"/>
+          <w:b/>
+          <w:sz w:val="16"/>
+          <w:szCs w:val="16"/>
+        </w:rPr>
         <w:tab/>
-        <w:t xml:space="preserve"/>
-      </w:r>
-      <w:r>
-        <w:rPr>
-          <w:rFonts w:ascii="Arial Narrow" w:eastAsia="Arial Narrow" w:hAnsi="Arial Narrow" w:cs="Arial Narrow"/>
-          <w:sz w:val="16"/>
-          <w:szCs w:val="16"/>
-        </w:rPr>
-        <w:tab/>
-      </w:r>
-      <w:r>
-        <w:rPr>
-          <w:rFonts w:ascii="Arial Narrow" w:eastAsia="Arial Narrow" w:hAnsi="Arial Narrow" w:cs="Arial Narrow"/>
-          <w:b/>
-          <w:sz w:val="16"/>
-          <w:szCs w:val="16"/>
-        </w:rPr>
         <w:t>LEY 29571, CÓDIGO DE PROTECCIÓN Y DEFENSA DEL CONSUMIDOR</w:t>
       </w:r>
       <w:r>
@@ -8500,7 +8503,6 @@
           <w:sz w:val="16"/>
           <w:szCs w:val="16"/>
         </w:rPr>
-        <w:tab/>
         <w:t xml:space="preserve"/>
       </w:r>
       <w:r>
@@ -8627,31 +8629,30 @@
           <w:sz w:val="16"/>
           <w:szCs w:val="16"/>
         </w:rPr>
+        <w:t xml:space="preserve"/>
+      </w:r>
+      <w:r>
+        <w:rPr>
+          <w:rFonts w:ascii="Arial Narrow" w:eastAsia="Arial Narrow" w:hAnsi="Arial Narrow" w:cs="Arial Narrow"/>
+          <w:sz w:val="16"/>
+          <w:szCs w:val="16"/>
+        </w:rPr>
+      </w:r>
+      <w:r>
+        <w:rPr>
+          <w:rFonts w:ascii="Arial Narrow" w:eastAsia="Arial Narrow" w:hAnsi="Arial Narrow" w:cs="Arial Narrow"/>
+          <w:b/>
+          <w:sz w:val="16"/>
+          <w:szCs w:val="16"/>
+        </w:rPr>
         <w:tab/>
-        <w:t xml:space="preserve"/>
-      </w:r>
-      <w:r>
-        <w:rPr>
-          <w:rFonts w:ascii="Arial Narrow" w:eastAsia="Arial Narrow" w:hAnsi="Arial Narrow" w:cs="Arial Narrow"/>
-          <w:sz w:val="16"/>
-          <w:szCs w:val="16"/>
-        </w:rPr>
-        <w:tab/>
-      </w:r>
-      <w:r>
-        <w:rPr>
-          <w:rFonts w:ascii="Arial Narrow" w:eastAsia="Arial Narrow" w:hAnsi="Arial Narrow" w:cs="Arial Narrow"/>
-          <w:b/>
-          <w:sz w:val="16"/>
-          <w:szCs w:val="16"/>
-        </w:rPr>
         <w:t>TEXTO ÚNICO ORDENADO DE LA LEY DEL PROCEDIMIENTO ADMINISTRATIVO GENERAL, aprobado mediante Decreto Supremo 006-2026-JUS y publicado el 30 de abril de 2026</w:t>
       </w:r>
     </w:p>
     <w:p>
       <w:pPr>
         <w:pStyle w:val="Textonotapie"/>
-        <w:ind w:left="1134" w:hanging="567"/>
+        <w:ind w:left="1134"/>
         <w:jc w:val="both"/>
         <w:rPr>
           <w:rFonts w:ascii="Arial Narrow" w:eastAsia="Arial Narrow" w:hAnsi="Arial Narrow" w:cs="Arial Narrow"/>
@@ -8675,7 +8676,7 @@
     <w:p>
       <w:pPr>
         <w:pStyle w:val="Textonotapie"/>
-        <w:ind w:left="1134" w:hanging="567"/>
+        <w:ind w:left="1134" w:hanging="1134"/>
         <w:jc w:val="both"/>
         <w:rPr>
           <w:rFonts w:ascii="Arial Narrow" w:eastAsia="Arial Narrow" w:hAnsi="Arial Narrow" w:cs="Arial Narrow"/>

--- a/plantillas_maestras/04_seguro_proteccion_tarjetas_y_dinero/falta_evaluacion_invalidez/2_o_mas_ddos_varios/varon/TPL_1039_2025_SEGURO_PROTECCION_TARJETAS_Y_DINERO_FALTA_EVALUACION_INVALIDEZ_ASEGURADORA_VARON_R1.docx
+++ b/plantillas_maestras/04_seguro_proteccion_tarjetas_y_dinero/falta_evaluacion_invalidez/2_o_mas_ddos_varios/varon/TPL_1039_2025_SEGURO_PROTECCION_TARJETAS_Y_DINERO_FALTA_EVALUACION_INVALIDEZ_ASEGURADORA_VARON_R1.docx
@@ -4068,7 +4068,7 @@
           <w:sz w:val="22"/>
           <w:szCs w:val="22"/>
         </w:rPr>
-        <w:t xml:space="preserve">correr traslado de la presente resolución a La Positiva Seguros y Reaseguros S.A. para que, de conformidad con lo dispuesto por el artículo 26 de la Ley sobre Facultades, Normas y Organización del Indecopi, aprobada por Decreto Legislativo 807</w:t>
+        <w:t xml:space="preserve">correr traslado de la denuncia del 12 de marzo de 2025 a La Positiva Seguros y Reaseguros S.A. para que, de conformidad con lo dispuesto por el artículo 26 de la Ley sobre Facultades, Normas y Organización del Indecopi, aprobada por Decreto Legislativo 807</w:t>
       </w:r>
       <w:r>
         <w:rPr>
